--- a/course/major/国际安全概论.docx
+++ b/course/major/国际安全概论.docx
@@ -70,12 +70,14 @@
         </w:rPr>
         <w:br/>
       </w:r>
+      <w:proofErr w:type="gramStart"/>
       <w:r>
         <w:rPr>
           <w:rFonts w:ascii="宋体" w:eastAsia="宋体" w:hAnsi="宋体" w:hint="eastAsia"/>
         </w:rPr>
         <w:t>贺嘉洁</w:t>
       </w:r>
+      <w:proofErr w:type="gramEnd"/>
       <w:r>
         <w:rPr>
           <w:rFonts w:ascii="宋体" w:eastAsia="宋体" w:hAnsi="宋体" w:hint="eastAsia"/>
@@ -120,7 +122,7 @@
     <w:sdt>
       <w:sdtPr>
         <w:rPr>
-          <w:rFonts w:ascii="Times New Roman" w:eastAsia="宋体" w:hAnsi="Times New Roman" w:cstheme="minorBidi"/>
+          <w:rFonts w:ascii="宋体" w:eastAsia="宋体" w:hAnsi="宋体" w:cstheme="minorBidi"/>
           <w:color w:val="auto"/>
           <w:kern w:val="2"/>
           <w:sz w:val="21"/>
@@ -144,7 +146,7 @@
             <w:pStyle w:val="TOC"/>
             <w:jc w:val="center"/>
             <w:rPr>
-              <w:rFonts w:ascii="Times New Roman" w:eastAsia="宋体" w:hAnsi="Times New Roman"/>
+              <w:rFonts w:ascii="宋体" w:eastAsia="宋体" w:hAnsi="宋体"/>
               <w:b/>
               <w:bCs/>
               <w:color w:val="auto"/>
@@ -152,7 +154,7 @@
           </w:pPr>
           <w:r>
             <w:rPr>
-              <w:rFonts w:ascii="Times New Roman" w:eastAsia="宋体" w:hAnsi="Times New Roman"/>
+              <w:rFonts w:ascii="宋体" w:eastAsia="宋体" w:hAnsi="宋体"/>
               <w:b/>
               <w:bCs/>
               <w:color w:val="auto"/>
@@ -167,7 +169,7 @@
               <w:tab w:val="right" w:leader="dot" w:pos="8296"/>
             </w:tabs>
             <w:rPr>
-              <w:rFonts w:ascii="Times New Roman" w:eastAsia="宋体" w:hAnsi="Times New Roman"/>
+              <w:rFonts w:ascii="宋体" w:eastAsia="宋体" w:hAnsi="宋体" w:hint="eastAsia"/>
               <w:noProof/>
               <w:sz w:val="22"/>
               <w:szCs w:val="24"/>
@@ -177,50 +179,34 @@
           </w:pPr>
           <w:r>
             <w:rPr>
-              <w:rFonts w:ascii="Times New Roman" w:eastAsia="宋体" w:hAnsi="Times New Roman"/>
+              <w:rFonts w:ascii="宋体" w:eastAsia="宋体" w:hAnsi="宋体"/>
             </w:rPr>
             <w:fldChar w:fldCharType="begin"/>
           </w:r>
           <w:r>
             <w:rPr>
-              <w:rFonts w:ascii="Times New Roman" w:eastAsia="宋体" w:hAnsi="Times New Roman"/>
+              <w:rFonts w:ascii="宋体" w:eastAsia="宋体" w:hAnsi="宋体"/>
             </w:rPr>
             <w:instrText xml:space="preserve"> TOC \o "1-3" \h \z \u </w:instrText>
           </w:r>
           <w:r>
             <w:rPr>
-              <w:rFonts w:ascii="Times New Roman" w:eastAsia="宋体" w:hAnsi="Times New Roman"/>
+              <w:rFonts w:ascii="宋体" w:eastAsia="宋体" w:hAnsi="宋体"/>
             </w:rPr>
             <w:fldChar w:fldCharType="separate"/>
           </w:r>
-          <w:hyperlink w:anchor="_Toc223968241" w:history="1">
+          <w:hyperlink w:anchor="_Toc224573288" w:history="1">
             <w:r>
               <w:rPr>
                 <w:rStyle w:val="a3"/>
-                <w:rFonts w:ascii="Times New Roman" w:eastAsia="宋体" w:hAnsi="Times New Roman" w:hint="eastAsia"/>
-                <w:noProof/>
-              </w:rPr>
-              <w:t>第一讲</w:t>
-            </w:r>
-            <w:r>
-              <w:rPr>
-                <w:rStyle w:val="a3"/>
-                <w:rFonts w:ascii="Times New Roman" w:eastAsia="宋体" w:hAnsi="Times New Roman" w:hint="eastAsia"/>
-                <w:noProof/>
-              </w:rPr>
-              <w:t xml:space="preserve"> </w:t>
-            </w:r>
-            <w:r>
-              <w:rPr>
-                <w:rStyle w:val="a3"/>
-                <w:rFonts w:ascii="Times New Roman" w:eastAsia="宋体" w:hAnsi="Times New Roman" w:hint="eastAsia"/>
-                <w:noProof/>
-              </w:rPr>
-              <w:t>为什么要学习和研究国际安全</w:t>
-            </w:r>
-            <w:r>
-              <w:rPr>
-                <w:rFonts w:ascii="Times New Roman" w:eastAsia="宋体" w:hAnsi="Times New Roman" w:hint="eastAsia"/>
+                <w:rFonts w:ascii="宋体" w:eastAsia="宋体" w:hAnsi="宋体" w:hint="eastAsia"/>
+                <w:noProof/>
+              </w:rPr>
+              <w:t>第一讲 为什么要学习和研究国际安全</w:t>
+            </w:r>
+            <w:r>
+              <w:rPr>
+                <w:rFonts w:ascii="宋体" w:eastAsia="宋体" w:hAnsi="宋体" w:hint="eastAsia"/>
                 <w:noProof/>
                 <w:webHidden/>
               </w:rPr>
@@ -228,7 +214,7 @@
             </w:r>
             <w:r>
               <w:rPr>
-                <w:rFonts w:ascii="Times New Roman" w:eastAsia="宋体" w:hAnsi="Times New Roman" w:hint="eastAsia"/>
+                <w:rFonts w:ascii="宋体" w:eastAsia="宋体" w:hAnsi="宋体" w:hint="eastAsia"/>
                 <w:noProof/>
                 <w:webHidden/>
               </w:rPr>
@@ -236,7 +222,7 @@
             </w:r>
             <w:r>
               <w:rPr>
-                <w:rFonts w:ascii="Times New Roman" w:eastAsia="宋体" w:hAnsi="Times New Roman" w:hint="eastAsia"/>
+                <w:rFonts w:ascii="宋体" w:eastAsia="宋体" w:hAnsi="宋体" w:hint="eastAsia"/>
                 <w:noProof/>
                 <w:webHidden/>
               </w:rPr>
@@ -244,15 +230,15 @@
             </w:r>
             <w:r>
               <w:rPr>
-                <w:rFonts w:ascii="Times New Roman" w:eastAsia="宋体" w:hAnsi="Times New Roman"/>
-                <w:noProof/>
-                <w:webHidden/>
-              </w:rPr>
-              <w:instrText>PAGEREF _Toc223968241 \h</w:instrText>
-            </w:r>
-            <w:r>
-              <w:rPr>
-                <w:rFonts w:ascii="Times New Roman" w:eastAsia="宋体" w:hAnsi="Times New Roman" w:hint="eastAsia"/>
+                <w:rFonts w:ascii="宋体" w:eastAsia="宋体" w:hAnsi="宋体"/>
+                <w:noProof/>
+                <w:webHidden/>
+              </w:rPr>
+              <w:instrText>PAGEREF _Toc224573288 \h</w:instrText>
+            </w:r>
+            <w:r>
+              <w:rPr>
+                <w:rFonts w:ascii="宋体" w:eastAsia="宋体" w:hAnsi="宋体" w:hint="eastAsia"/>
                 <w:noProof/>
                 <w:webHidden/>
               </w:rPr>
@@ -260,14 +246,14 @@
             </w:r>
             <w:r>
               <w:rPr>
-                <w:rFonts w:ascii="Times New Roman" w:eastAsia="宋体" w:hAnsi="Times New Roman" w:hint="eastAsia"/>
-                <w:noProof/>
-                <w:webHidden/>
-              </w:rPr>
-            </w:r>
-            <w:r>
-              <w:rPr>
-                <w:rFonts w:ascii="Times New Roman" w:eastAsia="宋体" w:hAnsi="Times New Roman" w:hint="eastAsia"/>
+                <w:rFonts w:ascii="宋体" w:eastAsia="宋体" w:hAnsi="宋体" w:hint="eastAsia"/>
+                <w:noProof/>
+                <w:webHidden/>
+              </w:rPr>
+            </w:r>
+            <w:r>
+              <w:rPr>
+                <w:rFonts w:ascii="宋体" w:eastAsia="宋体" w:hAnsi="宋体" w:hint="eastAsia"/>
                 <w:noProof/>
                 <w:webHidden/>
               </w:rPr>
@@ -275,7 +261,7 @@
             </w:r>
             <w:r>
               <w:rPr>
-                <w:rFonts w:ascii="Times New Roman" w:eastAsia="宋体" w:hAnsi="Times New Roman" w:hint="eastAsia"/>
+                <w:rFonts w:ascii="宋体" w:eastAsia="宋体" w:hAnsi="宋体" w:hint="eastAsia"/>
                 <w:noProof/>
                 <w:webHidden/>
               </w:rPr>
@@ -283,7 +269,7 @@
             </w:r>
             <w:r>
               <w:rPr>
-                <w:rFonts w:ascii="Times New Roman" w:eastAsia="宋体" w:hAnsi="Times New Roman" w:hint="eastAsia"/>
+                <w:rFonts w:ascii="宋体" w:eastAsia="宋体" w:hAnsi="宋体" w:hint="eastAsia"/>
                 <w:noProof/>
                 <w:webHidden/>
               </w:rPr>
@@ -298,7 +284,7 @@
               <w:tab w:val="right" w:leader="dot" w:pos="8296"/>
             </w:tabs>
             <w:rPr>
-              <w:rFonts w:ascii="Times New Roman" w:eastAsia="宋体" w:hAnsi="Times New Roman"/>
+              <w:rFonts w:ascii="宋体" w:eastAsia="宋体" w:hAnsi="宋体" w:hint="eastAsia"/>
               <w:noProof/>
               <w:sz w:val="22"/>
               <w:szCs w:val="24"/>
@@ -306,18 +292,18 @@
               <w14:ligatures w14:val="standardContextual"/>
             </w:rPr>
           </w:pPr>
-          <w:hyperlink w:anchor="_Toc223968242" w:history="1">
+          <w:hyperlink w:anchor="_Toc224573289" w:history="1">
             <w:r>
               <w:rPr>
                 <w:rStyle w:val="a3"/>
-                <w:rFonts w:ascii="Times New Roman" w:eastAsia="宋体" w:hAnsi="Times New Roman" w:hint="eastAsia"/>
+                <w:rFonts w:ascii="宋体" w:eastAsia="宋体" w:hAnsi="宋体" w:hint="eastAsia"/>
                 <w:noProof/>
               </w:rPr>
               <w:t>一、什么是“安全”</w:t>
             </w:r>
             <w:r>
               <w:rPr>
-                <w:rFonts w:ascii="Times New Roman" w:eastAsia="宋体" w:hAnsi="Times New Roman" w:hint="eastAsia"/>
+                <w:rFonts w:ascii="宋体" w:eastAsia="宋体" w:hAnsi="宋体" w:hint="eastAsia"/>
                 <w:noProof/>
                 <w:webHidden/>
               </w:rPr>
@@ -325,7 +311,7 @@
             </w:r>
             <w:r>
               <w:rPr>
-                <w:rFonts w:ascii="Times New Roman" w:eastAsia="宋体" w:hAnsi="Times New Roman" w:hint="eastAsia"/>
+                <w:rFonts w:ascii="宋体" w:eastAsia="宋体" w:hAnsi="宋体" w:hint="eastAsia"/>
                 <w:noProof/>
                 <w:webHidden/>
               </w:rPr>
@@ -333,7 +319,7 @@
             </w:r>
             <w:r>
               <w:rPr>
-                <w:rFonts w:ascii="Times New Roman" w:eastAsia="宋体" w:hAnsi="Times New Roman" w:hint="eastAsia"/>
+                <w:rFonts w:ascii="宋体" w:eastAsia="宋体" w:hAnsi="宋体" w:hint="eastAsia"/>
                 <w:noProof/>
                 <w:webHidden/>
               </w:rPr>
@@ -341,15 +327,15 @@
             </w:r>
             <w:r>
               <w:rPr>
-                <w:rFonts w:ascii="Times New Roman" w:eastAsia="宋体" w:hAnsi="Times New Roman"/>
-                <w:noProof/>
-                <w:webHidden/>
-              </w:rPr>
-              <w:instrText>PAGEREF _Toc223968242 \h</w:instrText>
-            </w:r>
-            <w:r>
-              <w:rPr>
-                <w:rFonts w:ascii="Times New Roman" w:eastAsia="宋体" w:hAnsi="Times New Roman" w:hint="eastAsia"/>
+                <w:rFonts w:ascii="宋体" w:eastAsia="宋体" w:hAnsi="宋体"/>
+                <w:noProof/>
+                <w:webHidden/>
+              </w:rPr>
+              <w:instrText>PAGEREF _Toc224573289 \h</w:instrText>
+            </w:r>
+            <w:r>
+              <w:rPr>
+                <w:rFonts w:ascii="宋体" w:eastAsia="宋体" w:hAnsi="宋体" w:hint="eastAsia"/>
                 <w:noProof/>
                 <w:webHidden/>
               </w:rPr>
@@ -357,14 +343,14 @@
             </w:r>
             <w:r>
               <w:rPr>
-                <w:rFonts w:ascii="Times New Roman" w:eastAsia="宋体" w:hAnsi="Times New Roman" w:hint="eastAsia"/>
-                <w:noProof/>
-                <w:webHidden/>
-              </w:rPr>
-            </w:r>
-            <w:r>
-              <w:rPr>
-                <w:rFonts w:ascii="Times New Roman" w:eastAsia="宋体" w:hAnsi="Times New Roman" w:hint="eastAsia"/>
+                <w:rFonts w:ascii="宋体" w:eastAsia="宋体" w:hAnsi="宋体" w:hint="eastAsia"/>
+                <w:noProof/>
+                <w:webHidden/>
+              </w:rPr>
+            </w:r>
+            <w:r>
+              <w:rPr>
+                <w:rFonts w:ascii="宋体" w:eastAsia="宋体" w:hAnsi="宋体" w:hint="eastAsia"/>
                 <w:noProof/>
                 <w:webHidden/>
               </w:rPr>
@@ -372,7 +358,7 @@
             </w:r>
             <w:r>
               <w:rPr>
-                <w:rFonts w:ascii="Times New Roman" w:eastAsia="宋体" w:hAnsi="Times New Roman" w:hint="eastAsia"/>
+                <w:rFonts w:ascii="宋体" w:eastAsia="宋体" w:hAnsi="宋体" w:hint="eastAsia"/>
                 <w:noProof/>
                 <w:webHidden/>
               </w:rPr>
@@ -380,7 +366,7 @@
             </w:r>
             <w:r>
               <w:rPr>
-                <w:rFonts w:ascii="Times New Roman" w:eastAsia="宋体" w:hAnsi="Times New Roman" w:hint="eastAsia"/>
+                <w:rFonts w:ascii="宋体" w:eastAsia="宋体" w:hAnsi="宋体" w:hint="eastAsia"/>
                 <w:noProof/>
                 <w:webHidden/>
               </w:rPr>
@@ -395,7 +381,7 @@
               <w:tab w:val="right" w:leader="dot" w:pos="8296"/>
             </w:tabs>
             <w:rPr>
-              <w:rFonts w:ascii="Times New Roman" w:eastAsia="宋体" w:hAnsi="Times New Roman"/>
+              <w:rFonts w:ascii="宋体" w:eastAsia="宋体" w:hAnsi="宋体" w:hint="eastAsia"/>
               <w:noProof/>
               <w:sz w:val="22"/>
               <w:szCs w:val="24"/>
@@ -403,18 +389,18 @@
               <w14:ligatures w14:val="standardContextual"/>
             </w:rPr>
           </w:pPr>
-          <w:hyperlink w:anchor="_Toc223968243" w:history="1">
+          <w:hyperlink w:anchor="_Toc224573290" w:history="1">
             <w:r>
               <w:rPr>
                 <w:rStyle w:val="a3"/>
-                <w:rFonts w:ascii="Times New Roman" w:eastAsia="宋体" w:hAnsi="Times New Roman" w:hint="eastAsia"/>
+                <w:rFonts w:ascii="宋体" w:eastAsia="宋体" w:hAnsi="宋体" w:hint="eastAsia"/>
                 <w:noProof/>
               </w:rPr>
               <w:t>二、从“安全”到“安全观”</w:t>
             </w:r>
             <w:r>
               <w:rPr>
-                <w:rFonts w:ascii="Times New Roman" w:eastAsia="宋体" w:hAnsi="Times New Roman" w:hint="eastAsia"/>
+                <w:rFonts w:ascii="宋体" w:eastAsia="宋体" w:hAnsi="宋体" w:hint="eastAsia"/>
                 <w:noProof/>
                 <w:webHidden/>
               </w:rPr>
@@ -422,7 +408,7 @@
             </w:r>
             <w:r>
               <w:rPr>
-                <w:rFonts w:ascii="Times New Roman" w:eastAsia="宋体" w:hAnsi="Times New Roman" w:hint="eastAsia"/>
+                <w:rFonts w:ascii="宋体" w:eastAsia="宋体" w:hAnsi="宋体" w:hint="eastAsia"/>
                 <w:noProof/>
                 <w:webHidden/>
               </w:rPr>
@@ -430,7 +416,7 @@
             </w:r>
             <w:r>
               <w:rPr>
-                <w:rFonts w:ascii="Times New Roman" w:eastAsia="宋体" w:hAnsi="Times New Roman" w:hint="eastAsia"/>
+                <w:rFonts w:ascii="宋体" w:eastAsia="宋体" w:hAnsi="宋体" w:hint="eastAsia"/>
                 <w:noProof/>
                 <w:webHidden/>
               </w:rPr>
@@ -438,15 +424,15 @@
             </w:r>
             <w:r>
               <w:rPr>
-                <w:rFonts w:ascii="Times New Roman" w:eastAsia="宋体" w:hAnsi="Times New Roman"/>
-                <w:noProof/>
-                <w:webHidden/>
-              </w:rPr>
-              <w:instrText>PAGEREF _Toc223968243 \h</w:instrText>
-            </w:r>
-            <w:r>
-              <w:rPr>
-                <w:rFonts w:ascii="Times New Roman" w:eastAsia="宋体" w:hAnsi="Times New Roman" w:hint="eastAsia"/>
+                <w:rFonts w:ascii="宋体" w:eastAsia="宋体" w:hAnsi="宋体"/>
+                <w:noProof/>
+                <w:webHidden/>
+              </w:rPr>
+              <w:instrText>PAGEREF _Toc224573290 \h</w:instrText>
+            </w:r>
+            <w:r>
+              <w:rPr>
+                <w:rFonts w:ascii="宋体" w:eastAsia="宋体" w:hAnsi="宋体" w:hint="eastAsia"/>
                 <w:noProof/>
                 <w:webHidden/>
               </w:rPr>
@@ -454,14 +440,14 @@
             </w:r>
             <w:r>
               <w:rPr>
-                <w:rFonts w:ascii="Times New Roman" w:eastAsia="宋体" w:hAnsi="Times New Roman" w:hint="eastAsia"/>
-                <w:noProof/>
-                <w:webHidden/>
-              </w:rPr>
-            </w:r>
-            <w:r>
-              <w:rPr>
-                <w:rFonts w:ascii="Times New Roman" w:eastAsia="宋体" w:hAnsi="Times New Roman" w:hint="eastAsia"/>
+                <w:rFonts w:ascii="宋体" w:eastAsia="宋体" w:hAnsi="宋体" w:hint="eastAsia"/>
+                <w:noProof/>
+                <w:webHidden/>
+              </w:rPr>
+            </w:r>
+            <w:r>
+              <w:rPr>
+                <w:rFonts w:ascii="宋体" w:eastAsia="宋体" w:hAnsi="宋体" w:hint="eastAsia"/>
                 <w:noProof/>
                 <w:webHidden/>
               </w:rPr>
@@ -469,7 +455,7 @@
             </w:r>
             <w:r>
               <w:rPr>
-                <w:rFonts w:ascii="Times New Roman" w:eastAsia="宋体" w:hAnsi="Times New Roman" w:hint="eastAsia"/>
+                <w:rFonts w:ascii="宋体" w:eastAsia="宋体" w:hAnsi="宋体" w:hint="eastAsia"/>
                 <w:noProof/>
                 <w:webHidden/>
               </w:rPr>
@@ -477,7 +463,7 @@
             </w:r>
             <w:r>
               <w:rPr>
-                <w:rFonts w:ascii="Times New Roman" w:eastAsia="宋体" w:hAnsi="Times New Roman" w:hint="eastAsia"/>
+                <w:rFonts w:ascii="宋体" w:eastAsia="宋体" w:hAnsi="宋体" w:hint="eastAsia"/>
                 <w:noProof/>
                 <w:webHidden/>
               </w:rPr>
@@ -492,7 +478,7 @@
               <w:tab w:val="right" w:leader="dot" w:pos="8296"/>
             </w:tabs>
             <w:rPr>
-              <w:rFonts w:ascii="Times New Roman" w:eastAsia="宋体" w:hAnsi="Times New Roman"/>
+              <w:rFonts w:ascii="宋体" w:eastAsia="宋体" w:hAnsi="宋体" w:hint="eastAsia"/>
               <w:noProof/>
               <w:sz w:val="22"/>
               <w:szCs w:val="24"/>
@@ -500,18 +486,18 @@
               <w14:ligatures w14:val="standardContextual"/>
             </w:rPr>
           </w:pPr>
-          <w:hyperlink w:anchor="_Toc223968244" w:history="1">
+          <w:hyperlink w:anchor="_Toc224573291" w:history="1">
             <w:r>
               <w:rPr>
                 <w:rStyle w:val="a3"/>
-                <w:rFonts w:ascii="Times New Roman" w:eastAsia="宋体" w:hAnsi="Times New Roman" w:hint="eastAsia"/>
+                <w:rFonts w:ascii="宋体" w:eastAsia="宋体" w:hAnsi="宋体" w:hint="eastAsia"/>
                 <w:noProof/>
               </w:rPr>
               <w:t>三、安全研究学科的发展</w:t>
             </w:r>
             <w:r>
               <w:rPr>
-                <w:rFonts w:ascii="Times New Roman" w:eastAsia="宋体" w:hAnsi="Times New Roman" w:hint="eastAsia"/>
+                <w:rFonts w:ascii="宋体" w:eastAsia="宋体" w:hAnsi="宋体" w:hint="eastAsia"/>
                 <w:noProof/>
                 <w:webHidden/>
               </w:rPr>
@@ -519,7 +505,7 @@
             </w:r>
             <w:r>
               <w:rPr>
-                <w:rFonts w:ascii="Times New Roman" w:eastAsia="宋体" w:hAnsi="Times New Roman" w:hint="eastAsia"/>
+                <w:rFonts w:ascii="宋体" w:eastAsia="宋体" w:hAnsi="宋体" w:hint="eastAsia"/>
                 <w:noProof/>
                 <w:webHidden/>
               </w:rPr>
@@ -527,7 +513,7 @@
             </w:r>
             <w:r>
               <w:rPr>
-                <w:rFonts w:ascii="Times New Roman" w:eastAsia="宋体" w:hAnsi="Times New Roman" w:hint="eastAsia"/>
+                <w:rFonts w:ascii="宋体" w:eastAsia="宋体" w:hAnsi="宋体" w:hint="eastAsia"/>
                 <w:noProof/>
                 <w:webHidden/>
               </w:rPr>
@@ -535,15 +521,15 @@
             </w:r>
             <w:r>
               <w:rPr>
-                <w:rFonts w:ascii="Times New Roman" w:eastAsia="宋体" w:hAnsi="Times New Roman"/>
-                <w:noProof/>
-                <w:webHidden/>
-              </w:rPr>
-              <w:instrText>PAGEREF _Toc223968244 \h</w:instrText>
-            </w:r>
-            <w:r>
-              <w:rPr>
-                <w:rFonts w:ascii="Times New Roman" w:eastAsia="宋体" w:hAnsi="Times New Roman" w:hint="eastAsia"/>
+                <w:rFonts w:ascii="宋体" w:eastAsia="宋体" w:hAnsi="宋体"/>
+                <w:noProof/>
+                <w:webHidden/>
+              </w:rPr>
+              <w:instrText>PAGEREF _Toc224573291 \h</w:instrText>
+            </w:r>
+            <w:r>
+              <w:rPr>
+                <w:rFonts w:ascii="宋体" w:eastAsia="宋体" w:hAnsi="宋体" w:hint="eastAsia"/>
                 <w:noProof/>
                 <w:webHidden/>
               </w:rPr>
@@ -551,14 +537,14 @@
             </w:r>
             <w:r>
               <w:rPr>
-                <w:rFonts w:ascii="Times New Roman" w:eastAsia="宋体" w:hAnsi="Times New Roman" w:hint="eastAsia"/>
-                <w:noProof/>
-                <w:webHidden/>
-              </w:rPr>
-            </w:r>
-            <w:r>
-              <w:rPr>
-                <w:rFonts w:ascii="Times New Roman" w:eastAsia="宋体" w:hAnsi="Times New Roman" w:hint="eastAsia"/>
+                <w:rFonts w:ascii="宋体" w:eastAsia="宋体" w:hAnsi="宋体" w:hint="eastAsia"/>
+                <w:noProof/>
+                <w:webHidden/>
+              </w:rPr>
+            </w:r>
+            <w:r>
+              <w:rPr>
+                <w:rFonts w:ascii="宋体" w:eastAsia="宋体" w:hAnsi="宋体" w:hint="eastAsia"/>
                 <w:noProof/>
                 <w:webHidden/>
               </w:rPr>
@@ -566,7 +552,7 @@
             </w:r>
             <w:r>
               <w:rPr>
-                <w:rFonts w:ascii="Times New Roman" w:eastAsia="宋体" w:hAnsi="Times New Roman" w:hint="eastAsia"/>
+                <w:rFonts w:ascii="宋体" w:eastAsia="宋体" w:hAnsi="宋体" w:hint="eastAsia"/>
                 <w:noProof/>
                 <w:webHidden/>
               </w:rPr>
@@ -574,7 +560,7 @@
             </w:r>
             <w:r>
               <w:rPr>
-                <w:rFonts w:ascii="Times New Roman" w:eastAsia="宋体" w:hAnsi="Times New Roman" w:hint="eastAsia"/>
+                <w:rFonts w:ascii="宋体" w:eastAsia="宋体" w:hAnsi="宋体" w:hint="eastAsia"/>
                 <w:noProof/>
                 <w:webHidden/>
               </w:rPr>
@@ -589,7 +575,7 @@
               <w:tab w:val="right" w:leader="dot" w:pos="8296"/>
             </w:tabs>
             <w:rPr>
-              <w:rFonts w:ascii="Times New Roman" w:eastAsia="宋体" w:hAnsi="Times New Roman"/>
+              <w:rFonts w:ascii="宋体" w:eastAsia="宋体" w:hAnsi="宋体" w:hint="eastAsia"/>
               <w:noProof/>
               <w:sz w:val="22"/>
               <w:szCs w:val="24"/>
@@ -597,18 +583,18 @@
               <w14:ligatures w14:val="standardContextual"/>
             </w:rPr>
           </w:pPr>
-          <w:hyperlink w:anchor="_Toc223968245" w:history="1">
+          <w:hyperlink w:anchor="_Toc224573292" w:history="1">
             <w:r>
               <w:rPr>
                 <w:rStyle w:val="a3"/>
-                <w:rFonts w:ascii="Times New Roman" w:eastAsia="宋体" w:hAnsi="Times New Roman" w:hint="eastAsia"/>
+                <w:rFonts w:ascii="宋体" w:eastAsia="宋体" w:hAnsi="宋体" w:hint="eastAsia"/>
                 <w:noProof/>
               </w:rPr>
               <w:t>（一）安全研究史</w:t>
             </w:r>
             <w:r>
               <w:rPr>
-                <w:rFonts w:ascii="Times New Roman" w:eastAsia="宋体" w:hAnsi="Times New Roman" w:hint="eastAsia"/>
+                <w:rFonts w:ascii="宋体" w:eastAsia="宋体" w:hAnsi="宋体" w:hint="eastAsia"/>
                 <w:noProof/>
                 <w:webHidden/>
               </w:rPr>
@@ -616,7 +602,7 @@
             </w:r>
             <w:r>
               <w:rPr>
-                <w:rFonts w:ascii="Times New Roman" w:eastAsia="宋体" w:hAnsi="Times New Roman" w:hint="eastAsia"/>
+                <w:rFonts w:ascii="宋体" w:eastAsia="宋体" w:hAnsi="宋体" w:hint="eastAsia"/>
                 <w:noProof/>
                 <w:webHidden/>
               </w:rPr>
@@ -624,7 +610,7 @@
             </w:r>
             <w:r>
               <w:rPr>
-                <w:rFonts w:ascii="Times New Roman" w:eastAsia="宋体" w:hAnsi="Times New Roman" w:hint="eastAsia"/>
+                <w:rFonts w:ascii="宋体" w:eastAsia="宋体" w:hAnsi="宋体" w:hint="eastAsia"/>
                 <w:noProof/>
                 <w:webHidden/>
               </w:rPr>
@@ -632,15 +618,15 @@
             </w:r>
             <w:r>
               <w:rPr>
-                <w:rFonts w:ascii="Times New Roman" w:eastAsia="宋体" w:hAnsi="Times New Roman"/>
-                <w:noProof/>
-                <w:webHidden/>
-              </w:rPr>
-              <w:instrText>PAGEREF _Toc223968245 \h</w:instrText>
-            </w:r>
-            <w:r>
-              <w:rPr>
-                <w:rFonts w:ascii="Times New Roman" w:eastAsia="宋体" w:hAnsi="Times New Roman" w:hint="eastAsia"/>
+                <w:rFonts w:ascii="宋体" w:eastAsia="宋体" w:hAnsi="宋体"/>
+                <w:noProof/>
+                <w:webHidden/>
+              </w:rPr>
+              <w:instrText>PAGEREF _Toc224573292 \h</w:instrText>
+            </w:r>
+            <w:r>
+              <w:rPr>
+                <w:rFonts w:ascii="宋体" w:eastAsia="宋体" w:hAnsi="宋体" w:hint="eastAsia"/>
                 <w:noProof/>
                 <w:webHidden/>
               </w:rPr>
@@ -648,14 +634,14 @@
             </w:r>
             <w:r>
               <w:rPr>
-                <w:rFonts w:ascii="Times New Roman" w:eastAsia="宋体" w:hAnsi="Times New Roman" w:hint="eastAsia"/>
-                <w:noProof/>
-                <w:webHidden/>
-              </w:rPr>
-            </w:r>
-            <w:r>
-              <w:rPr>
-                <w:rFonts w:ascii="Times New Roman" w:eastAsia="宋体" w:hAnsi="Times New Roman" w:hint="eastAsia"/>
+                <w:rFonts w:ascii="宋体" w:eastAsia="宋体" w:hAnsi="宋体" w:hint="eastAsia"/>
+                <w:noProof/>
+                <w:webHidden/>
+              </w:rPr>
+            </w:r>
+            <w:r>
+              <w:rPr>
+                <w:rFonts w:ascii="宋体" w:eastAsia="宋体" w:hAnsi="宋体" w:hint="eastAsia"/>
                 <w:noProof/>
                 <w:webHidden/>
               </w:rPr>
@@ -663,7 +649,7 @@
             </w:r>
             <w:r>
               <w:rPr>
-                <w:rFonts w:ascii="Times New Roman" w:eastAsia="宋体" w:hAnsi="Times New Roman" w:hint="eastAsia"/>
+                <w:rFonts w:ascii="宋体" w:eastAsia="宋体" w:hAnsi="宋体" w:hint="eastAsia"/>
                 <w:noProof/>
                 <w:webHidden/>
               </w:rPr>
@@ -671,7 +657,7 @@
             </w:r>
             <w:r>
               <w:rPr>
-                <w:rFonts w:ascii="Times New Roman" w:eastAsia="宋体" w:hAnsi="Times New Roman" w:hint="eastAsia"/>
+                <w:rFonts w:ascii="宋体" w:eastAsia="宋体" w:hAnsi="宋体" w:hint="eastAsia"/>
                 <w:noProof/>
                 <w:webHidden/>
               </w:rPr>
@@ -686,7 +672,7 @@
               <w:tab w:val="right" w:leader="dot" w:pos="8296"/>
             </w:tabs>
             <w:rPr>
-              <w:rFonts w:ascii="Times New Roman" w:eastAsia="宋体" w:hAnsi="Times New Roman"/>
+              <w:rFonts w:ascii="宋体" w:eastAsia="宋体" w:hAnsi="宋体" w:hint="eastAsia"/>
               <w:noProof/>
               <w:sz w:val="22"/>
               <w:szCs w:val="24"/>
@@ -694,18 +680,18 @@
               <w14:ligatures w14:val="standardContextual"/>
             </w:rPr>
           </w:pPr>
-          <w:hyperlink w:anchor="_Toc223968246" w:history="1">
+          <w:hyperlink w:anchor="_Toc224573293" w:history="1">
             <w:r>
               <w:rPr>
                 <w:rStyle w:val="a3"/>
-                <w:rFonts w:ascii="Times New Roman" w:eastAsia="宋体" w:hAnsi="Times New Roman" w:hint="eastAsia"/>
+                <w:rFonts w:ascii="宋体" w:eastAsia="宋体" w:hAnsi="宋体" w:hint="eastAsia"/>
                 <w:noProof/>
               </w:rPr>
               <w:t>（二）中国的安全研究</w:t>
             </w:r>
             <w:r>
               <w:rPr>
-                <w:rFonts w:ascii="Times New Roman" w:eastAsia="宋体" w:hAnsi="Times New Roman" w:hint="eastAsia"/>
+                <w:rFonts w:ascii="宋体" w:eastAsia="宋体" w:hAnsi="宋体" w:hint="eastAsia"/>
                 <w:noProof/>
                 <w:webHidden/>
               </w:rPr>
@@ -713,7 +699,7 @@
             </w:r>
             <w:r>
               <w:rPr>
-                <w:rFonts w:ascii="Times New Roman" w:eastAsia="宋体" w:hAnsi="Times New Roman" w:hint="eastAsia"/>
+                <w:rFonts w:ascii="宋体" w:eastAsia="宋体" w:hAnsi="宋体" w:hint="eastAsia"/>
                 <w:noProof/>
                 <w:webHidden/>
               </w:rPr>
@@ -721,7 +707,7 @@
             </w:r>
             <w:r>
               <w:rPr>
-                <w:rFonts w:ascii="Times New Roman" w:eastAsia="宋体" w:hAnsi="Times New Roman" w:hint="eastAsia"/>
+                <w:rFonts w:ascii="宋体" w:eastAsia="宋体" w:hAnsi="宋体" w:hint="eastAsia"/>
                 <w:noProof/>
                 <w:webHidden/>
               </w:rPr>
@@ -729,15 +715,15 @@
             </w:r>
             <w:r>
               <w:rPr>
-                <w:rFonts w:ascii="Times New Roman" w:eastAsia="宋体" w:hAnsi="Times New Roman"/>
-                <w:noProof/>
-                <w:webHidden/>
-              </w:rPr>
-              <w:instrText>PAGEREF _Toc223968246 \h</w:instrText>
-            </w:r>
-            <w:r>
-              <w:rPr>
-                <w:rFonts w:ascii="Times New Roman" w:eastAsia="宋体" w:hAnsi="Times New Roman" w:hint="eastAsia"/>
+                <w:rFonts w:ascii="宋体" w:eastAsia="宋体" w:hAnsi="宋体"/>
+                <w:noProof/>
+                <w:webHidden/>
+              </w:rPr>
+              <w:instrText>PAGEREF _Toc224573293 \h</w:instrText>
+            </w:r>
+            <w:r>
+              <w:rPr>
+                <w:rFonts w:ascii="宋体" w:eastAsia="宋体" w:hAnsi="宋体" w:hint="eastAsia"/>
                 <w:noProof/>
                 <w:webHidden/>
               </w:rPr>
@@ -745,14 +731,14 @@
             </w:r>
             <w:r>
               <w:rPr>
-                <w:rFonts w:ascii="Times New Roman" w:eastAsia="宋体" w:hAnsi="Times New Roman" w:hint="eastAsia"/>
-                <w:noProof/>
-                <w:webHidden/>
-              </w:rPr>
-            </w:r>
-            <w:r>
-              <w:rPr>
-                <w:rFonts w:ascii="Times New Roman" w:eastAsia="宋体" w:hAnsi="Times New Roman" w:hint="eastAsia"/>
+                <w:rFonts w:ascii="宋体" w:eastAsia="宋体" w:hAnsi="宋体" w:hint="eastAsia"/>
+                <w:noProof/>
+                <w:webHidden/>
+              </w:rPr>
+            </w:r>
+            <w:r>
+              <w:rPr>
+                <w:rFonts w:ascii="宋体" w:eastAsia="宋体" w:hAnsi="宋体" w:hint="eastAsia"/>
                 <w:noProof/>
                 <w:webHidden/>
               </w:rPr>
@@ -760,7 +746,7 @@
             </w:r>
             <w:r>
               <w:rPr>
-                <w:rFonts w:ascii="Times New Roman" w:eastAsia="宋体" w:hAnsi="Times New Roman" w:hint="eastAsia"/>
+                <w:rFonts w:ascii="宋体" w:eastAsia="宋体" w:hAnsi="宋体" w:hint="eastAsia"/>
                 <w:noProof/>
                 <w:webHidden/>
               </w:rPr>
@@ -768,7 +754,7 @@
             </w:r>
             <w:r>
               <w:rPr>
-                <w:rFonts w:ascii="Times New Roman" w:eastAsia="宋体" w:hAnsi="Times New Roman" w:hint="eastAsia"/>
+                <w:rFonts w:ascii="宋体" w:eastAsia="宋体" w:hAnsi="宋体" w:hint="eastAsia"/>
                 <w:noProof/>
                 <w:webHidden/>
               </w:rPr>
@@ -783,7 +769,7 @@
               <w:tab w:val="right" w:leader="dot" w:pos="8296"/>
             </w:tabs>
             <w:rPr>
-              <w:rFonts w:ascii="Times New Roman" w:eastAsia="宋体" w:hAnsi="Times New Roman"/>
+              <w:rFonts w:ascii="宋体" w:eastAsia="宋体" w:hAnsi="宋体" w:hint="eastAsia"/>
               <w:noProof/>
               <w:sz w:val="22"/>
               <w:szCs w:val="24"/>
@@ -791,34 +777,18 @@
               <w14:ligatures w14:val="standardContextual"/>
             </w:rPr>
           </w:pPr>
-          <w:hyperlink w:anchor="_Toc223968247" w:history="1">
+          <w:hyperlink w:anchor="_Toc224573294" w:history="1">
             <w:r>
               <w:rPr>
                 <w:rStyle w:val="a3"/>
-                <w:rFonts w:ascii="Times New Roman" w:eastAsia="宋体" w:hAnsi="Times New Roman" w:hint="eastAsia"/>
-                <w:noProof/>
-              </w:rPr>
-              <w:t>第二讲</w:t>
-            </w:r>
-            <w:r>
-              <w:rPr>
-                <w:rStyle w:val="a3"/>
-                <w:rFonts w:ascii="Times New Roman" w:eastAsia="宋体" w:hAnsi="Times New Roman" w:hint="eastAsia"/>
-                <w:noProof/>
-              </w:rPr>
-              <w:t xml:space="preserve"> </w:t>
-            </w:r>
-            <w:r>
-              <w:rPr>
-                <w:rStyle w:val="a3"/>
-                <w:rFonts w:ascii="Times New Roman" w:eastAsia="宋体" w:hAnsi="Times New Roman" w:hint="eastAsia"/>
-                <w:noProof/>
-              </w:rPr>
-              <w:t>安全与国际安全</w:t>
-            </w:r>
-            <w:r>
-              <w:rPr>
-                <w:rFonts w:ascii="Times New Roman" w:eastAsia="宋体" w:hAnsi="Times New Roman" w:hint="eastAsia"/>
+                <w:rFonts w:ascii="宋体" w:eastAsia="宋体" w:hAnsi="宋体" w:hint="eastAsia"/>
+                <w:noProof/>
+              </w:rPr>
+              <w:t>第二讲 安全与国际安全</w:t>
+            </w:r>
+            <w:r>
+              <w:rPr>
+                <w:rFonts w:ascii="宋体" w:eastAsia="宋体" w:hAnsi="宋体" w:hint="eastAsia"/>
                 <w:noProof/>
                 <w:webHidden/>
               </w:rPr>
@@ -826,7 +796,7 @@
             </w:r>
             <w:r>
               <w:rPr>
-                <w:rFonts w:ascii="Times New Roman" w:eastAsia="宋体" w:hAnsi="Times New Roman" w:hint="eastAsia"/>
+                <w:rFonts w:ascii="宋体" w:eastAsia="宋体" w:hAnsi="宋体" w:hint="eastAsia"/>
                 <w:noProof/>
                 <w:webHidden/>
               </w:rPr>
@@ -834,7 +804,7 @@
             </w:r>
             <w:r>
               <w:rPr>
-                <w:rFonts w:ascii="Times New Roman" w:eastAsia="宋体" w:hAnsi="Times New Roman" w:hint="eastAsia"/>
+                <w:rFonts w:ascii="宋体" w:eastAsia="宋体" w:hAnsi="宋体" w:hint="eastAsia"/>
                 <w:noProof/>
                 <w:webHidden/>
               </w:rPr>
@@ -842,15 +812,15 @@
             </w:r>
             <w:r>
               <w:rPr>
-                <w:rFonts w:ascii="Times New Roman" w:eastAsia="宋体" w:hAnsi="Times New Roman"/>
-                <w:noProof/>
-                <w:webHidden/>
-              </w:rPr>
-              <w:instrText>PAGEREF _Toc223968247 \h</w:instrText>
-            </w:r>
-            <w:r>
-              <w:rPr>
-                <w:rFonts w:ascii="Times New Roman" w:eastAsia="宋体" w:hAnsi="Times New Roman" w:hint="eastAsia"/>
+                <w:rFonts w:ascii="宋体" w:eastAsia="宋体" w:hAnsi="宋体"/>
+                <w:noProof/>
+                <w:webHidden/>
+              </w:rPr>
+              <w:instrText>PAGEREF _Toc224573294 \h</w:instrText>
+            </w:r>
+            <w:r>
+              <w:rPr>
+                <w:rFonts w:ascii="宋体" w:eastAsia="宋体" w:hAnsi="宋体" w:hint="eastAsia"/>
                 <w:noProof/>
                 <w:webHidden/>
               </w:rPr>
@@ -858,14 +828,14 @@
             </w:r>
             <w:r>
               <w:rPr>
-                <w:rFonts w:ascii="Times New Roman" w:eastAsia="宋体" w:hAnsi="Times New Roman" w:hint="eastAsia"/>
-                <w:noProof/>
-                <w:webHidden/>
-              </w:rPr>
-            </w:r>
-            <w:r>
-              <w:rPr>
-                <w:rFonts w:ascii="Times New Roman" w:eastAsia="宋体" w:hAnsi="Times New Roman" w:hint="eastAsia"/>
+                <w:rFonts w:ascii="宋体" w:eastAsia="宋体" w:hAnsi="宋体" w:hint="eastAsia"/>
+                <w:noProof/>
+                <w:webHidden/>
+              </w:rPr>
+            </w:r>
+            <w:r>
+              <w:rPr>
+                <w:rFonts w:ascii="宋体" w:eastAsia="宋体" w:hAnsi="宋体" w:hint="eastAsia"/>
                 <w:noProof/>
                 <w:webHidden/>
               </w:rPr>
@@ -873,7 +843,7 @@
             </w:r>
             <w:r>
               <w:rPr>
-                <w:rFonts w:ascii="Times New Roman" w:eastAsia="宋体" w:hAnsi="Times New Roman" w:hint="eastAsia"/>
+                <w:rFonts w:ascii="宋体" w:eastAsia="宋体" w:hAnsi="宋体" w:hint="eastAsia"/>
                 <w:noProof/>
                 <w:webHidden/>
               </w:rPr>
@@ -881,7 +851,7 @@
             </w:r>
             <w:r>
               <w:rPr>
-                <w:rFonts w:ascii="Times New Roman" w:eastAsia="宋体" w:hAnsi="Times New Roman" w:hint="eastAsia"/>
+                <w:rFonts w:ascii="宋体" w:eastAsia="宋体" w:hAnsi="宋体" w:hint="eastAsia"/>
                 <w:noProof/>
                 <w:webHidden/>
               </w:rPr>
@@ -896,7 +866,7 @@
               <w:tab w:val="right" w:leader="dot" w:pos="8296"/>
             </w:tabs>
             <w:rPr>
-              <w:rFonts w:ascii="Times New Roman" w:eastAsia="宋体" w:hAnsi="Times New Roman"/>
+              <w:rFonts w:ascii="宋体" w:eastAsia="宋体" w:hAnsi="宋体" w:hint="eastAsia"/>
               <w:noProof/>
               <w:sz w:val="22"/>
               <w:szCs w:val="24"/>
@@ -904,18 +874,18 @@
               <w14:ligatures w14:val="standardContextual"/>
             </w:rPr>
           </w:pPr>
-          <w:hyperlink w:anchor="_Toc223968248" w:history="1">
+          <w:hyperlink w:anchor="_Toc224573295" w:history="1">
             <w:r>
               <w:rPr>
                 <w:rStyle w:val="a3"/>
-                <w:rFonts w:ascii="Times New Roman" w:eastAsia="宋体" w:hAnsi="Times New Roman" w:hint="eastAsia"/>
+                <w:rFonts w:ascii="宋体" w:eastAsia="宋体" w:hAnsi="宋体" w:hint="eastAsia"/>
                 <w:noProof/>
               </w:rPr>
               <w:t>一、我们面临什么样的安全威胁</w:t>
             </w:r>
             <w:r>
               <w:rPr>
-                <w:rFonts w:ascii="Times New Roman" w:eastAsia="宋体" w:hAnsi="Times New Roman" w:hint="eastAsia"/>
+                <w:rFonts w:ascii="宋体" w:eastAsia="宋体" w:hAnsi="宋体" w:hint="eastAsia"/>
                 <w:noProof/>
                 <w:webHidden/>
               </w:rPr>
@@ -923,7 +893,7 @@
             </w:r>
             <w:r>
               <w:rPr>
-                <w:rFonts w:ascii="Times New Roman" w:eastAsia="宋体" w:hAnsi="Times New Roman" w:hint="eastAsia"/>
+                <w:rFonts w:ascii="宋体" w:eastAsia="宋体" w:hAnsi="宋体" w:hint="eastAsia"/>
                 <w:noProof/>
                 <w:webHidden/>
               </w:rPr>
@@ -931,7 +901,7 @@
             </w:r>
             <w:r>
               <w:rPr>
-                <w:rFonts w:ascii="Times New Roman" w:eastAsia="宋体" w:hAnsi="Times New Roman" w:hint="eastAsia"/>
+                <w:rFonts w:ascii="宋体" w:eastAsia="宋体" w:hAnsi="宋体" w:hint="eastAsia"/>
                 <w:noProof/>
                 <w:webHidden/>
               </w:rPr>
@@ -939,15 +909,15 @@
             </w:r>
             <w:r>
               <w:rPr>
-                <w:rFonts w:ascii="Times New Roman" w:eastAsia="宋体" w:hAnsi="Times New Roman"/>
-                <w:noProof/>
-                <w:webHidden/>
-              </w:rPr>
-              <w:instrText>PAGEREF _Toc223968248 \h</w:instrText>
-            </w:r>
-            <w:r>
-              <w:rPr>
-                <w:rFonts w:ascii="Times New Roman" w:eastAsia="宋体" w:hAnsi="Times New Roman" w:hint="eastAsia"/>
+                <w:rFonts w:ascii="宋体" w:eastAsia="宋体" w:hAnsi="宋体"/>
+                <w:noProof/>
+                <w:webHidden/>
+              </w:rPr>
+              <w:instrText>PAGEREF _Toc224573295 \h</w:instrText>
+            </w:r>
+            <w:r>
+              <w:rPr>
+                <w:rFonts w:ascii="宋体" w:eastAsia="宋体" w:hAnsi="宋体" w:hint="eastAsia"/>
                 <w:noProof/>
                 <w:webHidden/>
               </w:rPr>
@@ -955,14 +925,14 @@
             </w:r>
             <w:r>
               <w:rPr>
-                <w:rFonts w:ascii="Times New Roman" w:eastAsia="宋体" w:hAnsi="Times New Roman" w:hint="eastAsia"/>
-                <w:noProof/>
-                <w:webHidden/>
-              </w:rPr>
-            </w:r>
-            <w:r>
-              <w:rPr>
-                <w:rFonts w:ascii="Times New Roman" w:eastAsia="宋体" w:hAnsi="Times New Roman" w:hint="eastAsia"/>
+                <w:rFonts w:ascii="宋体" w:eastAsia="宋体" w:hAnsi="宋体" w:hint="eastAsia"/>
+                <w:noProof/>
+                <w:webHidden/>
+              </w:rPr>
+            </w:r>
+            <w:r>
+              <w:rPr>
+                <w:rFonts w:ascii="宋体" w:eastAsia="宋体" w:hAnsi="宋体" w:hint="eastAsia"/>
                 <w:noProof/>
                 <w:webHidden/>
               </w:rPr>
@@ -970,7 +940,7 @@
             </w:r>
             <w:r>
               <w:rPr>
-                <w:rFonts w:ascii="Times New Roman" w:eastAsia="宋体" w:hAnsi="Times New Roman" w:hint="eastAsia"/>
+                <w:rFonts w:ascii="宋体" w:eastAsia="宋体" w:hAnsi="宋体" w:hint="eastAsia"/>
                 <w:noProof/>
                 <w:webHidden/>
               </w:rPr>
@@ -978,7 +948,7 @@
             </w:r>
             <w:r>
               <w:rPr>
-                <w:rFonts w:ascii="Times New Roman" w:eastAsia="宋体" w:hAnsi="Times New Roman" w:hint="eastAsia"/>
+                <w:rFonts w:ascii="宋体" w:eastAsia="宋体" w:hAnsi="宋体" w:hint="eastAsia"/>
                 <w:noProof/>
                 <w:webHidden/>
               </w:rPr>
@@ -993,7 +963,7 @@
               <w:tab w:val="right" w:leader="dot" w:pos="8296"/>
             </w:tabs>
             <w:rPr>
-              <w:rFonts w:ascii="Times New Roman" w:eastAsia="宋体" w:hAnsi="Times New Roman"/>
+              <w:rFonts w:ascii="宋体" w:eastAsia="宋体" w:hAnsi="宋体" w:hint="eastAsia"/>
               <w:noProof/>
               <w:sz w:val="22"/>
               <w:szCs w:val="24"/>
@@ -1001,18 +971,18 @@
               <w14:ligatures w14:val="standardContextual"/>
             </w:rPr>
           </w:pPr>
-          <w:hyperlink w:anchor="_Toc223968249" w:history="1">
+          <w:hyperlink w:anchor="_Toc224573296" w:history="1">
             <w:r>
               <w:rPr>
                 <w:rStyle w:val="a3"/>
-                <w:rFonts w:ascii="Times New Roman" w:eastAsia="宋体" w:hAnsi="Times New Roman" w:hint="eastAsia"/>
+                <w:rFonts w:ascii="宋体" w:eastAsia="宋体" w:hAnsi="宋体" w:hint="eastAsia"/>
                 <w:noProof/>
               </w:rPr>
               <w:t>（一）传统安全威胁</w:t>
             </w:r>
             <w:r>
               <w:rPr>
-                <w:rFonts w:ascii="Times New Roman" w:eastAsia="宋体" w:hAnsi="Times New Roman" w:hint="eastAsia"/>
+                <w:rFonts w:ascii="宋体" w:eastAsia="宋体" w:hAnsi="宋体" w:hint="eastAsia"/>
                 <w:noProof/>
                 <w:webHidden/>
               </w:rPr>
@@ -1020,7 +990,7 @@
             </w:r>
             <w:r>
               <w:rPr>
-                <w:rFonts w:ascii="Times New Roman" w:eastAsia="宋体" w:hAnsi="Times New Roman" w:hint="eastAsia"/>
+                <w:rFonts w:ascii="宋体" w:eastAsia="宋体" w:hAnsi="宋体" w:hint="eastAsia"/>
                 <w:noProof/>
                 <w:webHidden/>
               </w:rPr>
@@ -1028,7 +998,7 @@
             </w:r>
             <w:r>
               <w:rPr>
-                <w:rFonts w:ascii="Times New Roman" w:eastAsia="宋体" w:hAnsi="Times New Roman" w:hint="eastAsia"/>
+                <w:rFonts w:ascii="宋体" w:eastAsia="宋体" w:hAnsi="宋体" w:hint="eastAsia"/>
                 <w:noProof/>
                 <w:webHidden/>
               </w:rPr>
@@ -1036,15 +1006,15 @@
             </w:r>
             <w:r>
               <w:rPr>
-                <w:rFonts w:ascii="Times New Roman" w:eastAsia="宋体" w:hAnsi="Times New Roman"/>
-                <w:noProof/>
-                <w:webHidden/>
-              </w:rPr>
-              <w:instrText>PAGEREF _Toc223968249 \h</w:instrText>
-            </w:r>
-            <w:r>
-              <w:rPr>
-                <w:rFonts w:ascii="Times New Roman" w:eastAsia="宋体" w:hAnsi="Times New Roman" w:hint="eastAsia"/>
+                <w:rFonts w:ascii="宋体" w:eastAsia="宋体" w:hAnsi="宋体"/>
+                <w:noProof/>
+                <w:webHidden/>
+              </w:rPr>
+              <w:instrText>PAGEREF _Toc224573296 \h</w:instrText>
+            </w:r>
+            <w:r>
+              <w:rPr>
+                <w:rFonts w:ascii="宋体" w:eastAsia="宋体" w:hAnsi="宋体" w:hint="eastAsia"/>
                 <w:noProof/>
                 <w:webHidden/>
               </w:rPr>
@@ -1052,14 +1022,14 @@
             </w:r>
             <w:r>
               <w:rPr>
-                <w:rFonts w:ascii="Times New Roman" w:eastAsia="宋体" w:hAnsi="Times New Roman" w:hint="eastAsia"/>
-                <w:noProof/>
-                <w:webHidden/>
-              </w:rPr>
-            </w:r>
-            <w:r>
-              <w:rPr>
-                <w:rFonts w:ascii="Times New Roman" w:eastAsia="宋体" w:hAnsi="Times New Roman" w:hint="eastAsia"/>
+                <w:rFonts w:ascii="宋体" w:eastAsia="宋体" w:hAnsi="宋体" w:hint="eastAsia"/>
+                <w:noProof/>
+                <w:webHidden/>
+              </w:rPr>
+            </w:r>
+            <w:r>
+              <w:rPr>
+                <w:rFonts w:ascii="宋体" w:eastAsia="宋体" w:hAnsi="宋体" w:hint="eastAsia"/>
                 <w:noProof/>
                 <w:webHidden/>
               </w:rPr>
@@ -1067,7 +1037,7 @@
             </w:r>
             <w:r>
               <w:rPr>
-                <w:rFonts w:ascii="Times New Roman" w:eastAsia="宋体" w:hAnsi="Times New Roman" w:hint="eastAsia"/>
+                <w:rFonts w:ascii="宋体" w:eastAsia="宋体" w:hAnsi="宋体" w:hint="eastAsia"/>
                 <w:noProof/>
                 <w:webHidden/>
               </w:rPr>
@@ -1075,7 +1045,7 @@
             </w:r>
             <w:r>
               <w:rPr>
-                <w:rFonts w:ascii="Times New Roman" w:eastAsia="宋体" w:hAnsi="Times New Roman" w:hint="eastAsia"/>
+                <w:rFonts w:ascii="宋体" w:eastAsia="宋体" w:hAnsi="宋体" w:hint="eastAsia"/>
                 <w:noProof/>
                 <w:webHidden/>
               </w:rPr>
@@ -1090,7 +1060,7 @@
               <w:tab w:val="right" w:leader="dot" w:pos="8296"/>
             </w:tabs>
             <w:rPr>
-              <w:rFonts w:ascii="Times New Roman" w:eastAsia="宋体" w:hAnsi="Times New Roman"/>
+              <w:rFonts w:ascii="宋体" w:eastAsia="宋体" w:hAnsi="宋体" w:hint="eastAsia"/>
               <w:noProof/>
               <w:sz w:val="22"/>
               <w:szCs w:val="24"/>
@@ -1098,18 +1068,18 @@
               <w14:ligatures w14:val="standardContextual"/>
             </w:rPr>
           </w:pPr>
-          <w:hyperlink w:anchor="_Toc223968250" w:history="1">
+          <w:hyperlink w:anchor="_Toc224573297" w:history="1">
             <w:r>
               <w:rPr>
                 <w:rStyle w:val="a3"/>
-                <w:rFonts w:ascii="Times New Roman" w:eastAsia="宋体" w:hAnsi="Times New Roman" w:hint="eastAsia"/>
+                <w:rFonts w:ascii="宋体" w:eastAsia="宋体" w:hAnsi="宋体" w:hint="eastAsia"/>
                 <w:noProof/>
               </w:rPr>
               <w:t>（二）安全化</w:t>
             </w:r>
             <w:r>
               <w:rPr>
-                <w:rFonts w:ascii="Times New Roman" w:eastAsia="宋体" w:hAnsi="Times New Roman" w:hint="eastAsia"/>
+                <w:rFonts w:ascii="宋体" w:eastAsia="宋体" w:hAnsi="宋体" w:hint="eastAsia"/>
                 <w:noProof/>
                 <w:webHidden/>
               </w:rPr>
@@ -1117,7 +1087,7 @@
             </w:r>
             <w:r>
               <w:rPr>
-                <w:rFonts w:ascii="Times New Roman" w:eastAsia="宋体" w:hAnsi="Times New Roman" w:hint="eastAsia"/>
+                <w:rFonts w:ascii="宋体" w:eastAsia="宋体" w:hAnsi="宋体" w:hint="eastAsia"/>
                 <w:noProof/>
                 <w:webHidden/>
               </w:rPr>
@@ -1125,7 +1095,7 @@
             </w:r>
             <w:r>
               <w:rPr>
-                <w:rFonts w:ascii="Times New Roman" w:eastAsia="宋体" w:hAnsi="Times New Roman" w:hint="eastAsia"/>
+                <w:rFonts w:ascii="宋体" w:eastAsia="宋体" w:hAnsi="宋体" w:hint="eastAsia"/>
                 <w:noProof/>
                 <w:webHidden/>
               </w:rPr>
@@ -1133,15 +1103,15 @@
             </w:r>
             <w:r>
               <w:rPr>
-                <w:rFonts w:ascii="Times New Roman" w:eastAsia="宋体" w:hAnsi="Times New Roman"/>
-                <w:noProof/>
-                <w:webHidden/>
-              </w:rPr>
-              <w:instrText>PAGEREF _Toc223968250 \h</w:instrText>
-            </w:r>
-            <w:r>
-              <w:rPr>
-                <w:rFonts w:ascii="Times New Roman" w:eastAsia="宋体" w:hAnsi="Times New Roman" w:hint="eastAsia"/>
+                <w:rFonts w:ascii="宋体" w:eastAsia="宋体" w:hAnsi="宋体"/>
+                <w:noProof/>
+                <w:webHidden/>
+              </w:rPr>
+              <w:instrText>PAGEREF _Toc224573297 \h</w:instrText>
+            </w:r>
+            <w:r>
+              <w:rPr>
+                <w:rFonts w:ascii="宋体" w:eastAsia="宋体" w:hAnsi="宋体" w:hint="eastAsia"/>
                 <w:noProof/>
                 <w:webHidden/>
               </w:rPr>
@@ -1149,14 +1119,14 @@
             </w:r>
             <w:r>
               <w:rPr>
-                <w:rFonts w:ascii="Times New Roman" w:eastAsia="宋体" w:hAnsi="Times New Roman" w:hint="eastAsia"/>
-                <w:noProof/>
-                <w:webHidden/>
-              </w:rPr>
-            </w:r>
-            <w:r>
-              <w:rPr>
-                <w:rFonts w:ascii="Times New Roman" w:eastAsia="宋体" w:hAnsi="Times New Roman" w:hint="eastAsia"/>
+                <w:rFonts w:ascii="宋体" w:eastAsia="宋体" w:hAnsi="宋体" w:hint="eastAsia"/>
+                <w:noProof/>
+                <w:webHidden/>
+              </w:rPr>
+            </w:r>
+            <w:r>
+              <w:rPr>
+                <w:rFonts w:ascii="宋体" w:eastAsia="宋体" w:hAnsi="宋体" w:hint="eastAsia"/>
                 <w:noProof/>
                 <w:webHidden/>
               </w:rPr>
@@ -1164,7 +1134,7 @@
             </w:r>
             <w:r>
               <w:rPr>
-                <w:rFonts w:ascii="Times New Roman" w:eastAsia="宋体" w:hAnsi="Times New Roman" w:hint="eastAsia"/>
+                <w:rFonts w:ascii="宋体" w:eastAsia="宋体" w:hAnsi="宋体" w:hint="eastAsia"/>
                 <w:noProof/>
                 <w:webHidden/>
               </w:rPr>
@@ -1172,7 +1142,7 @@
             </w:r>
             <w:r>
               <w:rPr>
-                <w:rFonts w:ascii="Times New Roman" w:eastAsia="宋体" w:hAnsi="Times New Roman" w:hint="eastAsia"/>
+                <w:rFonts w:ascii="宋体" w:eastAsia="宋体" w:hAnsi="宋体" w:hint="eastAsia"/>
                 <w:noProof/>
                 <w:webHidden/>
               </w:rPr>
@@ -1187,7 +1157,7 @@
               <w:tab w:val="right" w:leader="dot" w:pos="8296"/>
             </w:tabs>
             <w:rPr>
-              <w:rFonts w:ascii="Times New Roman" w:eastAsia="宋体" w:hAnsi="Times New Roman"/>
+              <w:rFonts w:ascii="宋体" w:eastAsia="宋体" w:hAnsi="宋体" w:hint="eastAsia"/>
               <w:noProof/>
               <w:sz w:val="22"/>
               <w:szCs w:val="24"/>
@@ -1195,11 +1165,11 @@
               <w14:ligatures w14:val="standardContextual"/>
             </w:rPr>
           </w:pPr>
-          <w:hyperlink w:anchor="_Toc223968251" w:history="1">
+          <w:hyperlink w:anchor="_Toc224573298" w:history="1">
             <w:r>
               <w:rPr>
                 <w:rStyle w:val="a3"/>
-                <w:rFonts w:ascii="Times New Roman" w:eastAsia="宋体" w:hAnsi="Times New Roman" w:hint="eastAsia"/>
+                <w:rFonts w:ascii="宋体" w:eastAsia="宋体" w:hAnsi="宋体" w:hint="eastAsia"/>
                 <w:noProof/>
                 <w:lang w:val="en-US"/>
               </w:rPr>
@@ -1207,7 +1177,7 @@
             </w:r>
             <w:r>
               <w:rPr>
-                <w:rFonts w:ascii="Times New Roman" w:eastAsia="宋体" w:hAnsi="Times New Roman" w:hint="eastAsia"/>
+                <w:rFonts w:ascii="宋体" w:eastAsia="宋体" w:hAnsi="宋体" w:hint="eastAsia"/>
                 <w:noProof/>
                 <w:webHidden/>
               </w:rPr>
@@ -1215,7 +1185,7 @@
             </w:r>
             <w:r>
               <w:rPr>
-                <w:rFonts w:ascii="Times New Roman" w:eastAsia="宋体" w:hAnsi="Times New Roman" w:hint="eastAsia"/>
+                <w:rFonts w:ascii="宋体" w:eastAsia="宋体" w:hAnsi="宋体" w:hint="eastAsia"/>
                 <w:noProof/>
                 <w:webHidden/>
               </w:rPr>
@@ -1223,7 +1193,7 @@
             </w:r>
             <w:r>
               <w:rPr>
-                <w:rFonts w:ascii="Times New Roman" w:eastAsia="宋体" w:hAnsi="Times New Roman" w:hint="eastAsia"/>
+                <w:rFonts w:ascii="宋体" w:eastAsia="宋体" w:hAnsi="宋体" w:hint="eastAsia"/>
                 <w:noProof/>
                 <w:webHidden/>
               </w:rPr>
@@ -1231,15 +1201,15 @@
             </w:r>
             <w:r>
               <w:rPr>
-                <w:rFonts w:ascii="Times New Roman" w:eastAsia="宋体" w:hAnsi="Times New Roman"/>
-                <w:noProof/>
-                <w:webHidden/>
-              </w:rPr>
-              <w:instrText>PAGEREF _Toc223968251 \h</w:instrText>
-            </w:r>
-            <w:r>
-              <w:rPr>
-                <w:rFonts w:ascii="Times New Roman" w:eastAsia="宋体" w:hAnsi="Times New Roman" w:hint="eastAsia"/>
+                <w:rFonts w:ascii="宋体" w:eastAsia="宋体" w:hAnsi="宋体"/>
+                <w:noProof/>
+                <w:webHidden/>
+              </w:rPr>
+              <w:instrText>PAGEREF _Toc224573298 \h</w:instrText>
+            </w:r>
+            <w:r>
+              <w:rPr>
+                <w:rFonts w:ascii="宋体" w:eastAsia="宋体" w:hAnsi="宋体" w:hint="eastAsia"/>
                 <w:noProof/>
                 <w:webHidden/>
               </w:rPr>
@@ -1247,14 +1217,14 @@
             </w:r>
             <w:r>
               <w:rPr>
-                <w:rFonts w:ascii="Times New Roman" w:eastAsia="宋体" w:hAnsi="Times New Roman" w:hint="eastAsia"/>
-                <w:noProof/>
-                <w:webHidden/>
-              </w:rPr>
-            </w:r>
-            <w:r>
-              <w:rPr>
-                <w:rFonts w:ascii="Times New Roman" w:eastAsia="宋体" w:hAnsi="Times New Roman" w:hint="eastAsia"/>
+                <w:rFonts w:ascii="宋体" w:eastAsia="宋体" w:hAnsi="宋体" w:hint="eastAsia"/>
+                <w:noProof/>
+                <w:webHidden/>
+              </w:rPr>
+            </w:r>
+            <w:r>
+              <w:rPr>
+                <w:rFonts w:ascii="宋体" w:eastAsia="宋体" w:hAnsi="宋体" w:hint="eastAsia"/>
                 <w:noProof/>
                 <w:webHidden/>
               </w:rPr>
@@ -1262,7 +1232,7 @@
             </w:r>
             <w:r>
               <w:rPr>
-                <w:rFonts w:ascii="Times New Roman" w:eastAsia="宋体" w:hAnsi="Times New Roman" w:hint="eastAsia"/>
+                <w:rFonts w:ascii="宋体" w:eastAsia="宋体" w:hAnsi="宋体" w:hint="eastAsia"/>
                 <w:noProof/>
                 <w:webHidden/>
               </w:rPr>
@@ -1270,7 +1240,7 @@
             </w:r>
             <w:r>
               <w:rPr>
-                <w:rFonts w:ascii="Times New Roman" w:eastAsia="宋体" w:hAnsi="Times New Roman" w:hint="eastAsia"/>
+                <w:rFonts w:ascii="宋体" w:eastAsia="宋体" w:hAnsi="宋体" w:hint="eastAsia"/>
                 <w:noProof/>
                 <w:webHidden/>
               </w:rPr>
@@ -1285,7 +1255,7 @@
               <w:tab w:val="right" w:leader="dot" w:pos="8296"/>
             </w:tabs>
             <w:rPr>
-              <w:rFonts w:ascii="Times New Roman" w:eastAsia="宋体" w:hAnsi="Times New Roman"/>
+              <w:rFonts w:ascii="宋体" w:eastAsia="宋体" w:hAnsi="宋体" w:hint="eastAsia"/>
               <w:noProof/>
               <w:sz w:val="22"/>
               <w:szCs w:val="24"/>
@@ -1293,18 +1263,18 @@
               <w14:ligatures w14:val="standardContextual"/>
             </w:rPr>
           </w:pPr>
-          <w:hyperlink w:anchor="_Toc223968252" w:history="1">
+          <w:hyperlink w:anchor="_Toc224573299" w:history="1">
             <w:r>
               <w:rPr>
                 <w:rStyle w:val="a3"/>
-                <w:rFonts w:ascii="Times New Roman" w:eastAsia="宋体" w:hAnsi="Times New Roman" w:hint="eastAsia"/>
+                <w:rFonts w:ascii="宋体" w:eastAsia="宋体" w:hAnsi="宋体" w:hint="eastAsia"/>
                 <w:noProof/>
               </w:rPr>
               <w:t>二、谁的安全</w:t>
             </w:r>
             <w:r>
               <w:rPr>
-                <w:rFonts w:ascii="Times New Roman" w:eastAsia="宋体" w:hAnsi="Times New Roman" w:hint="eastAsia"/>
+                <w:rFonts w:ascii="宋体" w:eastAsia="宋体" w:hAnsi="宋体" w:hint="eastAsia"/>
                 <w:noProof/>
                 <w:webHidden/>
               </w:rPr>
@@ -1312,7 +1282,7 @@
             </w:r>
             <w:r>
               <w:rPr>
-                <w:rFonts w:ascii="Times New Roman" w:eastAsia="宋体" w:hAnsi="Times New Roman" w:hint="eastAsia"/>
+                <w:rFonts w:ascii="宋体" w:eastAsia="宋体" w:hAnsi="宋体" w:hint="eastAsia"/>
                 <w:noProof/>
                 <w:webHidden/>
               </w:rPr>
@@ -1320,7 +1290,7 @@
             </w:r>
             <w:r>
               <w:rPr>
-                <w:rFonts w:ascii="Times New Roman" w:eastAsia="宋体" w:hAnsi="Times New Roman" w:hint="eastAsia"/>
+                <w:rFonts w:ascii="宋体" w:eastAsia="宋体" w:hAnsi="宋体" w:hint="eastAsia"/>
                 <w:noProof/>
                 <w:webHidden/>
               </w:rPr>
@@ -1328,15 +1298,15 @@
             </w:r>
             <w:r>
               <w:rPr>
-                <w:rFonts w:ascii="Times New Roman" w:eastAsia="宋体" w:hAnsi="Times New Roman"/>
-                <w:noProof/>
-                <w:webHidden/>
-              </w:rPr>
-              <w:instrText>PAGEREF _Toc223968252 \h</w:instrText>
-            </w:r>
-            <w:r>
-              <w:rPr>
-                <w:rFonts w:ascii="Times New Roman" w:eastAsia="宋体" w:hAnsi="Times New Roman" w:hint="eastAsia"/>
+                <w:rFonts w:ascii="宋体" w:eastAsia="宋体" w:hAnsi="宋体"/>
+                <w:noProof/>
+                <w:webHidden/>
+              </w:rPr>
+              <w:instrText>PAGEREF _Toc224573299 \h</w:instrText>
+            </w:r>
+            <w:r>
+              <w:rPr>
+                <w:rFonts w:ascii="宋体" w:eastAsia="宋体" w:hAnsi="宋体" w:hint="eastAsia"/>
                 <w:noProof/>
                 <w:webHidden/>
               </w:rPr>
@@ -1344,14 +1314,14 @@
             </w:r>
             <w:r>
               <w:rPr>
-                <w:rFonts w:ascii="Times New Roman" w:eastAsia="宋体" w:hAnsi="Times New Roman" w:hint="eastAsia"/>
-                <w:noProof/>
-                <w:webHidden/>
-              </w:rPr>
-            </w:r>
-            <w:r>
-              <w:rPr>
-                <w:rFonts w:ascii="Times New Roman" w:eastAsia="宋体" w:hAnsi="Times New Roman" w:hint="eastAsia"/>
+                <w:rFonts w:ascii="宋体" w:eastAsia="宋体" w:hAnsi="宋体" w:hint="eastAsia"/>
+                <w:noProof/>
+                <w:webHidden/>
+              </w:rPr>
+            </w:r>
+            <w:r>
+              <w:rPr>
+                <w:rFonts w:ascii="宋体" w:eastAsia="宋体" w:hAnsi="宋体" w:hint="eastAsia"/>
                 <w:noProof/>
                 <w:webHidden/>
               </w:rPr>
@@ -1359,7 +1329,7 @@
             </w:r>
             <w:r>
               <w:rPr>
-                <w:rFonts w:ascii="Times New Roman" w:eastAsia="宋体" w:hAnsi="Times New Roman" w:hint="eastAsia"/>
+                <w:rFonts w:ascii="宋体" w:eastAsia="宋体" w:hAnsi="宋体" w:hint="eastAsia"/>
                 <w:noProof/>
                 <w:webHidden/>
               </w:rPr>
@@ -1367,7 +1337,7 @@
             </w:r>
             <w:r>
               <w:rPr>
-                <w:rFonts w:ascii="Times New Roman" w:eastAsia="宋体" w:hAnsi="Times New Roman" w:hint="eastAsia"/>
+                <w:rFonts w:ascii="宋体" w:eastAsia="宋体" w:hAnsi="宋体" w:hint="eastAsia"/>
                 <w:noProof/>
                 <w:webHidden/>
               </w:rPr>
@@ -1382,7 +1352,7 @@
               <w:tab w:val="right" w:leader="dot" w:pos="8296"/>
             </w:tabs>
             <w:rPr>
-              <w:rFonts w:ascii="Times New Roman" w:eastAsia="宋体" w:hAnsi="Times New Roman"/>
+              <w:rFonts w:ascii="宋体" w:eastAsia="宋体" w:hAnsi="宋体" w:hint="eastAsia"/>
               <w:noProof/>
               <w:sz w:val="22"/>
               <w:szCs w:val="24"/>
@@ -1390,11 +1360,11 @@
               <w14:ligatures w14:val="standardContextual"/>
             </w:rPr>
           </w:pPr>
-          <w:hyperlink w:anchor="_Toc223968253" w:history="1">
+          <w:hyperlink w:anchor="_Toc224573300" w:history="1">
             <w:r>
               <w:rPr>
                 <w:rStyle w:val="a3"/>
-                <w:rFonts w:ascii="Times New Roman" w:eastAsia="宋体" w:hAnsi="Times New Roman" w:hint="eastAsia"/>
+                <w:rFonts w:ascii="宋体" w:eastAsia="宋体" w:hAnsi="宋体" w:hint="eastAsia"/>
                 <w:noProof/>
                 <w:lang w:val="en-US"/>
               </w:rPr>
@@ -1402,7 +1372,7 @@
             </w:r>
             <w:r>
               <w:rPr>
-                <w:rFonts w:ascii="Times New Roman" w:eastAsia="宋体" w:hAnsi="Times New Roman" w:hint="eastAsia"/>
+                <w:rFonts w:ascii="宋体" w:eastAsia="宋体" w:hAnsi="宋体" w:hint="eastAsia"/>
                 <w:noProof/>
                 <w:webHidden/>
               </w:rPr>
@@ -1410,7 +1380,7 @@
             </w:r>
             <w:r>
               <w:rPr>
-                <w:rFonts w:ascii="Times New Roman" w:eastAsia="宋体" w:hAnsi="Times New Roman" w:hint="eastAsia"/>
+                <w:rFonts w:ascii="宋体" w:eastAsia="宋体" w:hAnsi="宋体" w:hint="eastAsia"/>
                 <w:noProof/>
                 <w:webHidden/>
               </w:rPr>
@@ -1418,7 +1388,7 @@
             </w:r>
             <w:r>
               <w:rPr>
-                <w:rFonts w:ascii="Times New Roman" w:eastAsia="宋体" w:hAnsi="Times New Roman" w:hint="eastAsia"/>
+                <w:rFonts w:ascii="宋体" w:eastAsia="宋体" w:hAnsi="宋体" w:hint="eastAsia"/>
                 <w:noProof/>
                 <w:webHidden/>
               </w:rPr>
@@ -1426,15 +1396,15 @@
             </w:r>
             <w:r>
               <w:rPr>
-                <w:rFonts w:ascii="Times New Roman" w:eastAsia="宋体" w:hAnsi="Times New Roman"/>
-                <w:noProof/>
-                <w:webHidden/>
-              </w:rPr>
-              <w:instrText>PAGEREF _Toc223968253 \h</w:instrText>
-            </w:r>
-            <w:r>
-              <w:rPr>
-                <w:rFonts w:ascii="Times New Roman" w:eastAsia="宋体" w:hAnsi="Times New Roman" w:hint="eastAsia"/>
+                <w:rFonts w:ascii="宋体" w:eastAsia="宋体" w:hAnsi="宋体"/>
+                <w:noProof/>
+                <w:webHidden/>
+              </w:rPr>
+              <w:instrText>PAGEREF _Toc224573300 \h</w:instrText>
+            </w:r>
+            <w:r>
+              <w:rPr>
+                <w:rFonts w:ascii="宋体" w:eastAsia="宋体" w:hAnsi="宋体" w:hint="eastAsia"/>
                 <w:noProof/>
                 <w:webHidden/>
               </w:rPr>
@@ -1442,14 +1412,14 @@
             </w:r>
             <w:r>
               <w:rPr>
-                <w:rFonts w:ascii="Times New Roman" w:eastAsia="宋体" w:hAnsi="Times New Roman" w:hint="eastAsia"/>
-                <w:noProof/>
-                <w:webHidden/>
-              </w:rPr>
-            </w:r>
-            <w:r>
-              <w:rPr>
-                <w:rFonts w:ascii="Times New Roman" w:eastAsia="宋体" w:hAnsi="Times New Roman" w:hint="eastAsia"/>
+                <w:rFonts w:ascii="宋体" w:eastAsia="宋体" w:hAnsi="宋体" w:hint="eastAsia"/>
+                <w:noProof/>
+                <w:webHidden/>
+              </w:rPr>
+            </w:r>
+            <w:r>
+              <w:rPr>
+                <w:rFonts w:ascii="宋体" w:eastAsia="宋体" w:hAnsi="宋体" w:hint="eastAsia"/>
                 <w:noProof/>
                 <w:webHidden/>
               </w:rPr>
@@ -1457,7 +1427,7 @@
             </w:r>
             <w:r>
               <w:rPr>
-                <w:rFonts w:ascii="Times New Roman" w:eastAsia="宋体" w:hAnsi="Times New Roman" w:hint="eastAsia"/>
+                <w:rFonts w:ascii="宋体" w:eastAsia="宋体" w:hAnsi="宋体" w:hint="eastAsia"/>
                 <w:noProof/>
                 <w:webHidden/>
               </w:rPr>
@@ -1465,7 +1435,7 @@
             </w:r>
             <w:r>
               <w:rPr>
-                <w:rFonts w:ascii="Times New Roman" w:eastAsia="宋体" w:hAnsi="Times New Roman" w:hint="eastAsia"/>
+                <w:rFonts w:ascii="宋体" w:eastAsia="宋体" w:hAnsi="宋体" w:hint="eastAsia"/>
                 <w:noProof/>
                 <w:webHidden/>
               </w:rPr>
@@ -1480,7 +1450,7 @@
               <w:tab w:val="right" w:leader="dot" w:pos="8296"/>
             </w:tabs>
             <w:rPr>
-              <w:rFonts w:ascii="Times New Roman" w:eastAsia="宋体" w:hAnsi="Times New Roman"/>
+              <w:rFonts w:ascii="宋体" w:eastAsia="宋体" w:hAnsi="宋体" w:hint="eastAsia"/>
               <w:noProof/>
               <w:sz w:val="22"/>
               <w:szCs w:val="24"/>
@@ -1488,11 +1458,11 @@
               <w14:ligatures w14:val="standardContextual"/>
             </w:rPr>
           </w:pPr>
-          <w:hyperlink w:anchor="_Toc223968254" w:history="1">
+          <w:hyperlink w:anchor="_Toc224573301" w:history="1">
             <w:r>
               <w:rPr>
                 <w:rStyle w:val="a3"/>
-                <w:rFonts w:ascii="Times New Roman" w:eastAsia="宋体" w:hAnsi="Times New Roman" w:hint="eastAsia"/>
+                <w:rFonts w:ascii="宋体" w:eastAsia="宋体" w:hAnsi="宋体" w:hint="eastAsia"/>
                 <w:noProof/>
                 <w:lang w:val="en-US"/>
               </w:rPr>
@@ -1500,7 +1470,7 @@
             </w:r>
             <w:r>
               <w:rPr>
-                <w:rFonts w:ascii="Times New Roman" w:eastAsia="宋体" w:hAnsi="Times New Roman" w:hint="eastAsia"/>
+                <w:rFonts w:ascii="宋体" w:eastAsia="宋体" w:hAnsi="宋体" w:hint="eastAsia"/>
                 <w:noProof/>
                 <w:webHidden/>
               </w:rPr>
@@ -1508,7 +1478,7 @@
             </w:r>
             <w:r>
               <w:rPr>
-                <w:rFonts w:ascii="Times New Roman" w:eastAsia="宋体" w:hAnsi="Times New Roman" w:hint="eastAsia"/>
+                <w:rFonts w:ascii="宋体" w:eastAsia="宋体" w:hAnsi="宋体" w:hint="eastAsia"/>
                 <w:noProof/>
                 <w:webHidden/>
               </w:rPr>
@@ -1516,7 +1486,7 @@
             </w:r>
             <w:r>
               <w:rPr>
-                <w:rFonts w:ascii="Times New Roman" w:eastAsia="宋体" w:hAnsi="Times New Roman" w:hint="eastAsia"/>
+                <w:rFonts w:ascii="宋体" w:eastAsia="宋体" w:hAnsi="宋体" w:hint="eastAsia"/>
                 <w:noProof/>
                 <w:webHidden/>
               </w:rPr>
@@ -1524,15 +1494,15 @@
             </w:r>
             <w:r>
               <w:rPr>
-                <w:rFonts w:ascii="Times New Roman" w:eastAsia="宋体" w:hAnsi="Times New Roman"/>
-                <w:noProof/>
-                <w:webHidden/>
-              </w:rPr>
-              <w:instrText>PAGEREF _Toc223968254 \h</w:instrText>
-            </w:r>
-            <w:r>
-              <w:rPr>
-                <w:rFonts w:ascii="Times New Roman" w:eastAsia="宋体" w:hAnsi="Times New Roman" w:hint="eastAsia"/>
+                <w:rFonts w:ascii="宋体" w:eastAsia="宋体" w:hAnsi="宋体"/>
+                <w:noProof/>
+                <w:webHidden/>
+              </w:rPr>
+              <w:instrText>PAGEREF _Toc224573301 \h</w:instrText>
+            </w:r>
+            <w:r>
+              <w:rPr>
+                <w:rFonts w:ascii="宋体" w:eastAsia="宋体" w:hAnsi="宋体" w:hint="eastAsia"/>
                 <w:noProof/>
                 <w:webHidden/>
               </w:rPr>
@@ -1540,14 +1510,14 @@
             </w:r>
             <w:r>
               <w:rPr>
-                <w:rFonts w:ascii="Times New Roman" w:eastAsia="宋体" w:hAnsi="Times New Roman" w:hint="eastAsia"/>
-                <w:noProof/>
-                <w:webHidden/>
-              </w:rPr>
-            </w:r>
-            <w:r>
-              <w:rPr>
-                <w:rFonts w:ascii="Times New Roman" w:eastAsia="宋体" w:hAnsi="Times New Roman" w:hint="eastAsia"/>
+                <w:rFonts w:ascii="宋体" w:eastAsia="宋体" w:hAnsi="宋体" w:hint="eastAsia"/>
+                <w:noProof/>
+                <w:webHidden/>
+              </w:rPr>
+            </w:r>
+            <w:r>
+              <w:rPr>
+                <w:rFonts w:ascii="宋体" w:eastAsia="宋体" w:hAnsi="宋体" w:hint="eastAsia"/>
                 <w:noProof/>
                 <w:webHidden/>
               </w:rPr>
@@ -1555,7 +1525,7 @@
             </w:r>
             <w:r>
               <w:rPr>
-                <w:rFonts w:ascii="Times New Roman" w:eastAsia="宋体" w:hAnsi="Times New Roman" w:hint="eastAsia"/>
+                <w:rFonts w:ascii="宋体" w:eastAsia="宋体" w:hAnsi="宋体" w:hint="eastAsia"/>
                 <w:noProof/>
                 <w:webHidden/>
               </w:rPr>
@@ -1563,7 +1533,7 @@
             </w:r>
             <w:r>
               <w:rPr>
-                <w:rFonts w:ascii="Times New Roman" w:eastAsia="宋体" w:hAnsi="Times New Roman" w:hint="eastAsia"/>
+                <w:rFonts w:ascii="宋体" w:eastAsia="宋体" w:hAnsi="宋体" w:hint="eastAsia"/>
                 <w:noProof/>
                 <w:webHidden/>
               </w:rPr>
@@ -1578,7 +1548,7 @@
               <w:tab w:val="right" w:leader="dot" w:pos="8296"/>
             </w:tabs>
             <w:rPr>
-              <w:rFonts w:ascii="Times New Roman" w:eastAsia="宋体" w:hAnsi="Times New Roman"/>
+              <w:rFonts w:ascii="宋体" w:eastAsia="宋体" w:hAnsi="宋体" w:hint="eastAsia"/>
               <w:noProof/>
               <w:sz w:val="22"/>
               <w:szCs w:val="24"/>
@@ -1586,18 +1556,18 @@
               <w14:ligatures w14:val="standardContextual"/>
             </w:rPr>
           </w:pPr>
-          <w:hyperlink w:anchor="_Toc223968255" w:history="1">
+          <w:hyperlink w:anchor="_Toc224573302" w:history="1">
             <w:r>
               <w:rPr>
                 <w:rStyle w:val="a3"/>
-                <w:rFonts w:ascii="Times New Roman" w:eastAsia="宋体" w:hAnsi="Times New Roman" w:hint="eastAsia"/>
+                <w:rFonts w:ascii="宋体" w:eastAsia="宋体" w:hAnsi="宋体" w:hint="eastAsia"/>
                 <w:noProof/>
               </w:rPr>
               <w:t>（三）国际安全</w:t>
             </w:r>
             <w:r>
               <w:rPr>
-                <w:rFonts w:ascii="Times New Roman" w:eastAsia="宋体" w:hAnsi="Times New Roman" w:hint="eastAsia"/>
+                <w:rFonts w:ascii="宋体" w:eastAsia="宋体" w:hAnsi="宋体" w:hint="eastAsia"/>
                 <w:noProof/>
                 <w:webHidden/>
               </w:rPr>
@@ -1605,7 +1575,7 @@
             </w:r>
             <w:r>
               <w:rPr>
-                <w:rFonts w:ascii="Times New Roman" w:eastAsia="宋体" w:hAnsi="Times New Roman" w:hint="eastAsia"/>
+                <w:rFonts w:ascii="宋体" w:eastAsia="宋体" w:hAnsi="宋体" w:hint="eastAsia"/>
                 <w:noProof/>
                 <w:webHidden/>
               </w:rPr>
@@ -1613,7 +1583,7 @@
             </w:r>
             <w:r>
               <w:rPr>
-                <w:rFonts w:ascii="Times New Roman" w:eastAsia="宋体" w:hAnsi="Times New Roman" w:hint="eastAsia"/>
+                <w:rFonts w:ascii="宋体" w:eastAsia="宋体" w:hAnsi="宋体" w:hint="eastAsia"/>
                 <w:noProof/>
                 <w:webHidden/>
               </w:rPr>
@@ -1621,15 +1591,15 @@
             </w:r>
             <w:r>
               <w:rPr>
-                <w:rFonts w:ascii="Times New Roman" w:eastAsia="宋体" w:hAnsi="Times New Roman"/>
-                <w:noProof/>
-                <w:webHidden/>
-              </w:rPr>
-              <w:instrText>PAGEREF _Toc223968255 \h</w:instrText>
-            </w:r>
-            <w:r>
-              <w:rPr>
-                <w:rFonts w:ascii="Times New Roman" w:eastAsia="宋体" w:hAnsi="Times New Roman" w:hint="eastAsia"/>
+                <w:rFonts w:ascii="宋体" w:eastAsia="宋体" w:hAnsi="宋体"/>
+                <w:noProof/>
+                <w:webHidden/>
+              </w:rPr>
+              <w:instrText>PAGEREF _Toc224573302 \h</w:instrText>
+            </w:r>
+            <w:r>
+              <w:rPr>
+                <w:rFonts w:ascii="宋体" w:eastAsia="宋体" w:hAnsi="宋体" w:hint="eastAsia"/>
                 <w:noProof/>
                 <w:webHidden/>
               </w:rPr>
@@ -1637,14 +1607,14 @@
             </w:r>
             <w:r>
               <w:rPr>
-                <w:rFonts w:ascii="Times New Roman" w:eastAsia="宋体" w:hAnsi="Times New Roman" w:hint="eastAsia"/>
-                <w:noProof/>
-                <w:webHidden/>
-              </w:rPr>
-            </w:r>
-            <w:r>
-              <w:rPr>
-                <w:rFonts w:ascii="Times New Roman" w:eastAsia="宋体" w:hAnsi="Times New Roman" w:hint="eastAsia"/>
+                <w:rFonts w:ascii="宋体" w:eastAsia="宋体" w:hAnsi="宋体" w:hint="eastAsia"/>
+                <w:noProof/>
+                <w:webHidden/>
+              </w:rPr>
+            </w:r>
+            <w:r>
+              <w:rPr>
+                <w:rFonts w:ascii="宋体" w:eastAsia="宋体" w:hAnsi="宋体" w:hint="eastAsia"/>
                 <w:noProof/>
                 <w:webHidden/>
               </w:rPr>
@@ -1652,7 +1622,7 @@
             </w:r>
             <w:r>
               <w:rPr>
-                <w:rFonts w:ascii="Times New Roman" w:eastAsia="宋体" w:hAnsi="Times New Roman" w:hint="eastAsia"/>
+                <w:rFonts w:ascii="宋体" w:eastAsia="宋体" w:hAnsi="宋体" w:hint="eastAsia"/>
                 <w:noProof/>
                 <w:webHidden/>
               </w:rPr>
@@ -1660,7 +1630,783 @@
             </w:r>
             <w:r>
               <w:rPr>
-                <w:rFonts w:ascii="Times New Roman" w:eastAsia="宋体" w:hAnsi="Times New Roman" w:hint="eastAsia"/>
+                <w:rFonts w:ascii="宋体" w:eastAsia="宋体" w:hAnsi="宋体" w:hint="eastAsia"/>
+                <w:noProof/>
+                <w:webHidden/>
+              </w:rPr>
+              <w:fldChar w:fldCharType="end"/>
+            </w:r>
+          </w:hyperlink>
+        </w:p>
+        <w:p>
+          <w:pPr>
+            <w:pStyle w:val="TOC2"/>
+            <w:tabs>
+              <w:tab w:val="right" w:leader="dot" w:pos="8296"/>
+            </w:tabs>
+            <w:rPr>
+              <w:rFonts w:ascii="宋体" w:eastAsia="宋体" w:hAnsi="宋体" w:hint="eastAsia"/>
+              <w:noProof/>
+              <w:sz w:val="22"/>
+              <w:szCs w:val="24"/>
+              <w:lang w:val="en-US"/>
+              <w14:ligatures w14:val="standardContextual"/>
+            </w:rPr>
+          </w:pPr>
+          <w:hyperlink w:anchor="_Toc224573303" w:history="1">
+            <w:r>
+              <w:rPr>
+                <w:rStyle w:val="a3"/>
+                <w:rFonts w:ascii="宋体" w:eastAsia="宋体" w:hAnsi="宋体" w:hint="eastAsia"/>
+                <w:noProof/>
+              </w:rPr>
+              <w:t>三、实现国际安全的不同途径</w:t>
+            </w:r>
+            <w:r>
+              <w:rPr>
+                <w:rFonts w:ascii="宋体" w:eastAsia="宋体" w:hAnsi="宋体" w:hint="eastAsia"/>
+                <w:noProof/>
+                <w:webHidden/>
+              </w:rPr>
+              <w:tab/>
+            </w:r>
+            <w:r>
+              <w:rPr>
+                <w:rFonts w:ascii="宋体" w:eastAsia="宋体" w:hAnsi="宋体" w:hint="eastAsia"/>
+                <w:noProof/>
+                <w:webHidden/>
+              </w:rPr>
+              <w:fldChar w:fldCharType="begin"/>
+            </w:r>
+            <w:r>
+              <w:rPr>
+                <w:rFonts w:ascii="宋体" w:eastAsia="宋体" w:hAnsi="宋体" w:hint="eastAsia"/>
+                <w:noProof/>
+                <w:webHidden/>
+              </w:rPr>
+              <w:instrText xml:space="preserve"> </w:instrText>
+            </w:r>
+            <w:r>
+              <w:rPr>
+                <w:rFonts w:ascii="宋体" w:eastAsia="宋体" w:hAnsi="宋体"/>
+                <w:noProof/>
+                <w:webHidden/>
+              </w:rPr>
+              <w:instrText>PAGEREF _Toc224573303 \h</w:instrText>
+            </w:r>
+            <w:r>
+              <w:rPr>
+                <w:rFonts w:ascii="宋体" w:eastAsia="宋体" w:hAnsi="宋体" w:hint="eastAsia"/>
+                <w:noProof/>
+                <w:webHidden/>
+              </w:rPr>
+              <w:instrText xml:space="preserve"> </w:instrText>
+            </w:r>
+            <w:r>
+              <w:rPr>
+                <w:rFonts w:ascii="宋体" w:eastAsia="宋体" w:hAnsi="宋体" w:hint="eastAsia"/>
+                <w:noProof/>
+                <w:webHidden/>
+              </w:rPr>
+            </w:r>
+            <w:r>
+              <w:rPr>
+                <w:rFonts w:ascii="宋体" w:eastAsia="宋体" w:hAnsi="宋体" w:hint="eastAsia"/>
+                <w:noProof/>
+                <w:webHidden/>
+              </w:rPr>
+              <w:fldChar w:fldCharType="separate"/>
+            </w:r>
+            <w:r>
+              <w:rPr>
+                <w:rFonts w:ascii="宋体" w:eastAsia="宋体" w:hAnsi="宋体" w:hint="eastAsia"/>
+                <w:noProof/>
+                <w:webHidden/>
+              </w:rPr>
+              <w:t>6</w:t>
+            </w:r>
+            <w:r>
+              <w:rPr>
+                <w:rFonts w:ascii="宋体" w:eastAsia="宋体" w:hAnsi="宋体" w:hint="eastAsia"/>
+                <w:noProof/>
+                <w:webHidden/>
+              </w:rPr>
+              <w:fldChar w:fldCharType="end"/>
+            </w:r>
+          </w:hyperlink>
+        </w:p>
+        <w:p>
+          <w:pPr>
+            <w:pStyle w:val="TOC3"/>
+            <w:tabs>
+              <w:tab w:val="right" w:leader="dot" w:pos="8296"/>
+            </w:tabs>
+            <w:rPr>
+              <w:rFonts w:ascii="宋体" w:eastAsia="宋体" w:hAnsi="宋体" w:hint="eastAsia"/>
+              <w:noProof/>
+              <w:sz w:val="22"/>
+              <w:szCs w:val="24"/>
+              <w:lang w:val="en-US"/>
+              <w14:ligatures w14:val="standardContextual"/>
+            </w:rPr>
+          </w:pPr>
+          <w:hyperlink w:anchor="_Toc224573304" w:history="1">
+            <w:r>
+              <w:rPr>
+                <w:rStyle w:val="a3"/>
+                <w:rFonts w:ascii="宋体" w:eastAsia="宋体" w:hAnsi="宋体" w:hint="eastAsia"/>
+                <w:noProof/>
+              </w:rPr>
+              <w:t>（一）定义国际安全</w:t>
+            </w:r>
+            <w:r>
+              <w:rPr>
+                <w:rFonts w:ascii="宋体" w:eastAsia="宋体" w:hAnsi="宋体" w:hint="eastAsia"/>
+                <w:noProof/>
+                <w:webHidden/>
+              </w:rPr>
+              <w:tab/>
+            </w:r>
+            <w:r>
+              <w:rPr>
+                <w:rFonts w:ascii="宋体" w:eastAsia="宋体" w:hAnsi="宋体" w:hint="eastAsia"/>
+                <w:noProof/>
+                <w:webHidden/>
+              </w:rPr>
+              <w:fldChar w:fldCharType="begin"/>
+            </w:r>
+            <w:r>
+              <w:rPr>
+                <w:rFonts w:ascii="宋体" w:eastAsia="宋体" w:hAnsi="宋体" w:hint="eastAsia"/>
+                <w:noProof/>
+                <w:webHidden/>
+              </w:rPr>
+              <w:instrText xml:space="preserve"> </w:instrText>
+            </w:r>
+            <w:r>
+              <w:rPr>
+                <w:rFonts w:ascii="宋体" w:eastAsia="宋体" w:hAnsi="宋体"/>
+                <w:noProof/>
+                <w:webHidden/>
+              </w:rPr>
+              <w:instrText>PAGEREF _Toc224573304 \h</w:instrText>
+            </w:r>
+            <w:r>
+              <w:rPr>
+                <w:rFonts w:ascii="宋体" w:eastAsia="宋体" w:hAnsi="宋体" w:hint="eastAsia"/>
+                <w:noProof/>
+                <w:webHidden/>
+              </w:rPr>
+              <w:instrText xml:space="preserve"> </w:instrText>
+            </w:r>
+            <w:r>
+              <w:rPr>
+                <w:rFonts w:ascii="宋体" w:eastAsia="宋体" w:hAnsi="宋体" w:hint="eastAsia"/>
+                <w:noProof/>
+                <w:webHidden/>
+              </w:rPr>
+            </w:r>
+            <w:r>
+              <w:rPr>
+                <w:rFonts w:ascii="宋体" w:eastAsia="宋体" w:hAnsi="宋体" w:hint="eastAsia"/>
+                <w:noProof/>
+                <w:webHidden/>
+              </w:rPr>
+              <w:fldChar w:fldCharType="separate"/>
+            </w:r>
+            <w:r>
+              <w:rPr>
+                <w:rFonts w:ascii="宋体" w:eastAsia="宋体" w:hAnsi="宋体" w:hint="eastAsia"/>
+                <w:noProof/>
+                <w:webHidden/>
+              </w:rPr>
+              <w:t>6</w:t>
+            </w:r>
+            <w:r>
+              <w:rPr>
+                <w:rFonts w:ascii="宋体" w:eastAsia="宋体" w:hAnsi="宋体" w:hint="eastAsia"/>
+                <w:noProof/>
+                <w:webHidden/>
+              </w:rPr>
+              <w:fldChar w:fldCharType="end"/>
+            </w:r>
+          </w:hyperlink>
+        </w:p>
+        <w:p>
+          <w:pPr>
+            <w:pStyle w:val="TOC3"/>
+            <w:tabs>
+              <w:tab w:val="right" w:leader="dot" w:pos="8296"/>
+            </w:tabs>
+            <w:rPr>
+              <w:rFonts w:ascii="宋体" w:eastAsia="宋体" w:hAnsi="宋体" w:hint="eastAsia"/>
+              <w:noProof/>
+              <w:sz w:val="22"/>
+              <w:szCs w:val="24"/>
+              <w:lang w:val="en-US"/>
+              <w14:ligatures w14:val="standardContextual"/>
+            </w:rPr>
+          </w:pPr>
+          <w:hyperlink w:anchor="_Toc224573305" w:history="1">
+            <w:r>
+              <w:rPr>
+                <w:rStyle w:val="a3"/>
+                <w:rFonts w:ascii="宋体" w:eastAsia="宋体" w:hAnsi="宋体" w:hint="eastAsia"/>
+                <w:noProof/>
+              </w:rPr>
+              <w:t>（二）实现国际安全的途径</w:t>
+            </w:r>
+            <w:r>
+              <w:rPr>
+                <w:rFonts w:ascii="宋体" w:eastAsia="宋体" w:hAnsi="宋体" w:hint="eastAsia"/>
+                <w:noProof/>
+                <w:webHidden/>
+              </w:rPr>
+              <w:tab/>
+            </w:r>
+            <w:r>
+              <w:rPr>
+                <w:rFonts w:ascii="宋体" w:eastAsia="宋体" w:hAnsi="宋体" w:hint="eastAsia"/>
+                <w:noProof/>
+                <w:webHidden/>
+              </w:rPr>
+              <w:fldChar w:fldCharType="begin"/>
+            </w:r>
+            <w:r>
+              <w:rPr>
+                <w:rFonts w:ascii="宋体" w:eastAsia="宋体" w:hAnsi="宋体" w:hint="eastAsia"/>
+                <w:noProof/>
+                <w:webHidden/>
+              </w:rPr>
+              <w:instrText xml:space="preserve"> </w:instrText>
+            </w:r>
+            <w:r>
+              <w:rPr>
+                <w:rFonts w:ascii="宋体" w:eastAsia="宋体" w:hAnsi="宋体"/>
+                <w:noProof/>
+                <w:webHidden/>
+              </w:rPr>
+              <w:instrText>PAGEREF _Toc224573305 \h</w:instrText>
+            </w:r>
+            <w:r>
+              <w:rPr>
+                <w:rFonts w:ascii="宋体" w:eastAsia="宋体" w:hAnsi="宋体" w:hint="eastAsia"/>
+                <w:noProof/>
+                <w:webHidden/>
+              </w:rPr>
+              <w:instrText xml:space="preserve"> </w:instrText>
+            </w:r>
+            <w:r>
+              <w:rPr>
+                <w:rFonts w:ascii="宋体" w:eastAsia="宋体" w:hAnsi="宋体" w:hint="eastAsia"/>
+                <w:noProof/>
+                <w:webHidden/>
+              </w:rPr>
+            </w:r>
+            <w:r>
+              <w:rPr>
+                <w:rFonts w:ascii="宋体" w:eastAsia="宋体" w:hAnsi="宋体" w:hint="eastAsia"/>
+                <w:noProof/>
+                <w:webHidden/>
+              </w:rPr>
+              <w:fldChar w:fldCharType="separate"/>
+            </w:r>
+            <w:r>
+              <w:rPr>
+                <w:rFonts w:ascii="宋体" w:eastAsia="宋体" w:hAnsi="宋体" w:hint="eastAsia"/>
+                <w:noProof/>
+                <w:webHidden/>
+              </w:rPr>
+              <w:t>6</w:t>
+            </w:r>
+            <w:r>
+              <w:rPr>
+                <w:rFonts w:ascii="宋体" w:eastAsia="宋体" w:hAnsi="宋体" w:hint="eastAsia"/>
+                <w:noProof/>
+                <w:webHidden/>
+              </w:rPr>
+              <w:fldChar w:fldCharType="end"/>
+            </w:r>
+          </w:hyperlink>
+        </w:p>
+        <w:p>
+          <w:pPr>
+            <w:pStyle w:val="TOC2"/>
+            <w:tabs>
+              <w:tab w:val="right" w:leader="dot" w:pos="8296"/>
+            </w:tabs>
+            <w:rPr>
+              <w:rFonts w:ascii="宋体" w:eastAsia="宋体" w:hAnsi="宋体" w:hint="eastAsia"/>
+              <w:noProof/>
+              <w:sz w:val="22"/>
+              <w:szCs w:val="24"/>
+              <w:lang w:val="en-US"/>
+              <w14:ligatures w14:val="standardContextual"/>
+            </w:rPr>
+          </w:pPr>
+          <w:hyperlink w:anchor="_Toc224573306" w:history="1">
+            <w:r>
+              <w:rPr>
+                <w:rStyle w:val="a3"/>
+                <w:rFonts w:ascii="宋体" w:eastAsia="宋体" w:hAnsi="宋体" w:hint="eastAsia"/>
+                <w:noProof/>
+              </w:rPr>
+              <w:t>四、中国方案和倡议</w:t>
+            </w:r>
+            <w:r>
+              <w:rPr>
+                <w:rFonts w:ascii="宋体" w:eastAsia="宋体" w:hAnsi="宋体" w:hint="eastAsia"/>
+                <w:noProof/>
+                <w:webHidden/>
+              </w:rPr>
+              <w:tab/>
+            </w:r>
+            <w:r>
+              <w:rPr>
+                <w:rFonts w:ascii="宋体" w:eastAsia="宋体" w:hAnsi="宋体" w:hint="eastAsia"/>
+                <w:noProof/>
+                <w:webHidden/>
+              </w:rPr>
+              <w:fldChar w:fldCharType="begin"/>
+            </w:r>
+            <w:r>
+              <w:rPr>
+                <w:rFonts w:ascii="宋体" w:eastAsia="宋体" w:hAnsi="宋体" w:hint="eastAsia"/>
+                <w:noProof/>
+                <w:webHidden/>
+              </w:rPr>
+              <w:instrText xml:space="preserve"> </w:instrText>
+            </w:r>
+            <w:r>
+              <w:rPr>
+                <w:rFonts w:ascii="宋体" w:eastAsia="宋体" w:hAnsi="宋体"/>
+                <w:noProof/>
+                <w:webHidden/>
+              </w:rPr>
+              <w:instrText>PAGEREF _Toc224573306 \h</w:instrText>
+            </w:r>
+            <w:r>
+              <w:rPr>
+                <w:rFonts w:ascii="宋体" w:eastAsia="宋体" w:hAnsi="宋体" w:hint="eastAsia"/>
+                <w:noProof/>
+                <w:webHidden/>
+              </w:rPr>
+              <w:instrText xml:space="preserve"> </w:instrText>
+            </w:r>
+            <w:r>
+              <w:rPr>
+                <w:rFonts w:ascii="宋体" w:eastAsia="宋体" w:hAnsi="宋体" w:hint="eastAsia"/>
+                <w:noProof/>
+                <w:webHidden/>
+              </w:rPr>
+            </w:r>
+            <w:r>
+              <w:rPr>
+                <w:rFonts w:ascii="宋体" w:eastAsia="宋体" w:hAnsi="宋体" w:hint="eastAsia"/>
+                <w:noProof/>
+                <w:webHidden/>
+              </w:rPr>
+              <w:fldChar w:fldCharType="separate"/>
+            </w:r>
+            <w:r>
+              <w:rPr>
+                <w:rFonts w:ascii="宋体" w:eastAsia="宋体" w:hAnsi="宋体" w:hint="eastAsia"/>
+                <w:noProof/>
+                <w:webHidden/>
+              </w:rPr>
+              <w:t>8</w:t>
+            </w:r>
+            <w:r>
+              <w:rPr>
+                <w:rFonts w:ascii="宋体" w:eastAsia="宋体" w:hAnsi="宋体" w:hint="eastAsia"/>
+                <w:noProof/>
+                <w:webHidden/>
+              </w:rPr>
+              <w:fldChar w:fldCharType="end"/>
+            </w:r>
+          </w:hyperlink>
+        </w:p>
+        <w:p>
+          <w:pPr>
+            <w:pStyle w:val="TOC1"/>
+            <w:tabs>
+              <w:tab w:val="right" w:leader="dot" w:pos="8296"/>
+            </w:tabs>
+            <w:rPr>
+              <w:rFonts w:ascii="宋体" w:eastAsia="宋体" w:hAnsi="宋体" w:hint="eastAsia"/>
+              <w:noProof/>
+              <w:sz w:val="22"/>
+              <w:szCs w:val="24"/>
+              <w:lang w:val="en-US"/>
+              <w14:ligatures w14:val="standardContextual"/>
+            </w:rPr>
+          </w:pPr>
+          <w:hyperlink w:anchor="_Toc224573307" w:history="1">
+            <w:r>
+              <w:rPr>
+                <w:rStyle w:val="a3"/>
+                <w:rFonts w:ascii="宋体" w:eastAsia="宋体" w:hAnsi="宋体" w:hint="eastAsia"/>
+                <w:noProof/>
+              </w:rPr>
+              <w:t>第三讲 国家间战争</w:t>
+            </w:r>
+            <w:r>
+              <w:rPr>
+                <w:rFonts w:ascii="宋体" w:eastAsia="宋体" w:hAnsi="宋体" w:hint="eastAsia"/>
+                <w:noProof/>
+                <w:webHidden/>
+              </w:rPr>
+              <w:tab/>
+            </w:r>
+            <w:r>
+              <w:rPr>
+                <w:rFonts w:ascii="宋体" w:eastAsia="宋体" w:hAnsi="宋体" w:hint="eastAsia"/>
+                <w:noProof/>
+                <w:webHidden/>
+              </w:rPr>
+              <w:fldChar w:fldCharType="begin"/>
+            </w:r>
+            <w:r>
+              <w:rPr>
+                <w:rFonts w:ascii="宋体" w:eastAsia="宋体" w:hAnsi="宋体" w:hint="eastAsia"/>
+                <w:noProof/>
+                <w:webHidden/>
+              </w:rPr>
+              <w:instrText xml:space="preserve"> </w:instrText>
+            </w:r>
+            <w:r>
+              <w:rPr>
+                <w:rFonts w:ascii="宋体" w:eastAsia="宋体" w:hAnsi="宋体"/>
+                <w:noProof/>
+                <w:webHidden/>
+              </w:rPr>
+              <w:instrText>PAGEREF _Toc224573307 \h</w:instrText>
+            </w:r>
+            <w:r>
+              <w:rPr>
+                <w:rFonts w:ascii="宋体" w:eastAsia="宋体" w:hAnsi="宋体" w:hint="eastAsia"/>
+                <w:noProof/>
+                <w:webHidden/>
+              </w:rPr>
+              <w:instrText xml:space="preserve"> </w:instrText>
+            </w:r>
+            <w:r>
+              <w:rPr>
+                <w:rFonts w:ascii="宋体" w:eastAsia="宋体" w:hAnsi="宋体" w:hint="eastAsia"/>
+                <w:noProof/>
+                <w:webHidden/>
+              </w:rPr>
+            </w:r>
+            <w:r>
+              <w:rPr>
+                <w:rFonts w:ascii="宋体" w:eastAsia="宋体" w:hAnsi="宋体" w:hint="eastAsia"/>
+                <w:noProof/>
+                <w:webHidden/>
+              </w:rPr>
+              <w:fldChar w:fldCharType="separate"/>
+            </w:r>
+            <w:r>
+              <w:rPr>
+                <w:rFonts w:ascii="宋体" w:eastAsia="宋体" w:hAnsi="宋体" w:hint="eastAsia"/>
+                <w:noProof/>
+                <w:webHidden/>
+              </w:rPr>
+              <w:t>9</w:t>
+            </w:r>
+            <w:r>
+              <w:rPr>
+                <w:rFonts w:ascii="宋体" w:eastAsia="宋体" w:hAnsi="宋体" w:hint="eastAsia"/>
+                <w:noProof/>
+                <w:webHidden/>
+              </w:rPr>
+              <w:fldChar w:fldCharType="end"/>
+            </w:r>
+          </w:hyperlink>
+        </w:p>
+        <w:p>
+          <w:pPr>
+            <w:pStyle w:val="TOC2"/>
+            <w:tabs>
+              <w:tab w:val="right" w:leader="dot" w:pos="8296"/>
+            </w:tabs>
+            <w:rPr>
+              <w:rFonts w:ascii="宋体" w:eastAsia="宋体" w:hAnsi="宋体" w:hint="eastAsia"/>
+              <w:noProof/>
+              <w:sz w:val="22"/>
+              <w:szCs w:val="24"/>
+              <w:lang w:val="en-US"/>
+              <w14:ligatures w14:val="standardContextual"/>
+            </w:rPr>
+          </w:pPr>
+          <w:hyperlink w:anchor="_Toc224573308" w:history="1">
+            <w:r>
+              <w:rPr>
+                <w:rStyle w:val="a3"/>
+                <w:rFonts w:ascii="宋体" w:eastAsia="宋体" w:hAnsi="宋体" w:hint="eastAsia"/>
+                <w:noProof/>
+              </w:rPr>
+              <w:t>一、战争的概念和类型</w:t>
+            </w:r>
+            <w:r>
+              <w:rPr>
+                <w:rFonts w:ascii="宋体" w:eastAsia="宋体" w:hAnsi="宋体" w:hint="eastAsia"/>
+                <w:noProof/>
+                <w:webHidden/>
+              </w:rPr>
+              <w:tab/>
+            </w:r>
+            <w:r>
+              <w:rPr>
+                <w:rFonts w:ascii="宋体" w:eastAsia="宋体" w:hAnsi="宋体" w:hint="eastAsia"/>
+                <w:noProof/>
+                <w:webHidden/>
+              </w:rPr>
+              <w:fldChar w:fldCharType="begin"/>
+            </w:r>
+            <w:r>
+              <w:rPr>
+                <w:rFonts w:ascii="宋体" w:eastAsia="宋体" w:hAnsi="宋体" w:hint="eastAsia"/>
+                <w:noProof/>
+                <w:webHidden/>
+              </w:rPr>
+              <w:instrText xml:space="preserve"> </w:instrText>
+            </w:r>
+            <w:r>
+              <w:rPr>
+                <w:rFonts w:ascii="宋体" w:eastAsia="宋体" w:hAnsi="宋体"/>
+                <w:noProof/>
+                <w:webHidden/>
+              </w:rPr>
+              <w:instrText>PAGEREF _Toc224573308 \h</w:instrText>
+            </w:r>
+            <w:r>
+              <w:rPr>
+                <w:rFonts w:ascii="宋体" w:eastAsia="宋体" w:hAnsi="宋体" w:hint="eastAsia"/>
+                <w:noProof/>
+                <w:webHidden/>
+              </w:rPr>
+              <w:instrText xml:space="preserve"> </w:instrText>
+            </w:r>
+            <w:r>
+              <w:rPr>
+                <w:rFonts w:ascii="宋体" w:eastAsia="宋体" w:hAnsi="宋体" w:hint="eastAsia"/>
+                <w:noProof/>
+                <w:webHidden/>
+              </w:rPr>
+            </w:r>
+            <w:r>
+              <w:rPr>
+                <w:rFonts w:ascii="宋体" w:eastAsia="宋体" w:hAnsi="宋体" w:hint="eastAsia"/>
+                <w:noProof/>
+                <w:webHidden/>
+              </w:rPr>
+              <w:fldChar w:fldCharType="separate"/>
+            </w:r>
+            <w:r>
+              <w:rPr>
+                <w:rFonts w:ascii="宋体" w:eastAsia="宋体" w:hAnsi="宋体" w:hint="eastAsia"/>
+                <w:noProof/>
+                <w:webHidden/>
+              </w:rPr>
+              <w:t>9</w:t>
+            </w:r>
+            <w:r>
+              <w:rPr>
+                <w:rFonts w:ascii="宋体" w:eastAsia="宋体" w:hAnsi="宋体" w:hint="eastAsia"/>
+                <w:noProof/>
+                <w:webHidden/>
+              </w:rPr>
+              <w:fldChar w:fldCharType="end"/>
+            </w:r>
+          </w:hyperlink>
+        </w:p>
+        <w:p>
+          <w:pPr>
+            <w:pStyle w:val="TOC3"/>
+            <w:tabs>
+              <w:tab w:val="right" w:leader="dot" w:pos="8296"/>
+            </w:tabs>
+            <w:rPr>
+              <w:rFonts w:ascii="宋体" w:eastAsia="宋体" w:hAnsi="宋体" w:hint="eastAsia"/>
+              <w:noProof/>
+              <w:sz w:val="22"/>
+              <w:szCs w:val="24"/>
+              <w:lang w:val="en-US"/>
+              <w14:ligatures w14:val="standardContextual"/>
+            </w:rPr>
+          </w:pPr>
+          <w:hyperlink w:anchor="_Toc224573309" w:history="1">
+            <w:r>
+              <w:rPr>
+                <w:rStyle w:val="a3"/>
+                <w:rFonts w:ascii="宋体" w:eastAsia="宋体" w:hAnsi="宋体" w:hint="eastAsia"/>
+                <w:noProof/>
+              </w:rPr>
+              <w:t>（一）战争的概念</w:t>
+            </w:r>
+            <w:r>
+              <w:rPr>
+                <w:rFonts w:ascii="宋体" w:eastAsia="宋体" w:hAnsi="宋体" w:hint="eastAsia"/>
+                <w:noProof/>
+                <w:webHidden/>
+              </w:rPr>
+              <w:tab/>
+            </w:r>
+            <w:r>
+              <w:rPr>
+                <w:rFonts w:ascii="宋体" w:eastAsia="宋体" w:hAnsi="宋体" w:hint="eastAsia"/>
+                <w:noProof/>
+                <w:webHidden/>
+              </w:rPr>
+              <w:fldChar w:fldCharType="begin"/>
+            </w:r>
+            <w:r>
+              <w:rPr>
+                <w:rFonts w:ascii="宋体" w:eastAsia="宋体" w:hAnsi="宋体" w:hint="eastAsia"/>
+                <w:noProof/>
+                <w:webHidden/>
+              </w:rPr>
+              <w:instrText xml:space="preserve"> </w:instrText>
+            </w:r>
+            <w:r>
+              <w:rPr>
+                <w:rFonts w:ascii="宋体" w:eastAsia="宋体" w:hAnsi="宋体"/>
+                <w:noProof/>
+                <w:webHidden/>
+              </w:rPr>
+              <w:instrText>PAGEREF _Toc224573309 \h</w:instrText>
+            </w:r>
+            <w:r>
+              <w:rPr>
+                <w:rFonts w:ascii="宋体" w:eastAsia="宋体" w:hAnsi="宋体" w:hint="eastAsia"/>
+                <w:noProof/>
+                <w:webHidden/>
+              </w:rPr>
+              <w:instrText xml:space="preserve"> </w:instrText>
+            </w:r>
+            <w:r>
+              <w:rPr>
+                <w:rFonts w:ascii="宋体" w:eastAsia="宋体" w:hAnsi="宋体" w:hint="eastAsia"/>
+                <w:noProof/>
+                <w:webHidden/>
+              </w:rPr>
+            </w:r>
+            <w:r>
+              <w:rPr>
+                <w:rFonts w:ascii="宋体" w:eastAsia="宋体" w:hAnsi="宋体" w:hint="eastAsia"/>
+                <w:noProof/>
+                <w:webHidden/>
+              </w:rPr>
+              <w:fldChar w:fldCharType="separate"/>
+            </w:r>
+            <w:r>
+              <w:rPr>
+                <w:rFonts w:ascii="宋体" w:eastAsia="宋体" w:hAnsi="宋体" w:hint="eastAsia"/>
+                <w:noProof/>
+                <w:webHidden/>
+              </w:rPr>
+              <w:t>9</w:t>
+            </w:r>
+            <w:r>
+              <w:rPr>
+                <w:rFonts w:ascii="宋体" w:eastAsia="宋体" w:hAnsi="宋体" w:hint="eastAsia"/>
+                <w:noProof/>
+                <w:webHidden/>
+              </w:rPr>
+              <w:fldChar w:fldCharType="end"/>
+            </w:r>
+          </w:hyperlink>
+        </w:p>
+        <w:p>
+          <w:pPr>
+            <w:pStyle w:val="TOC3"/>
+            <w:tabs>
+              <w:tab w:val="right" w:leader="dot" w:pos="8296"/>
+            </w:tabs>
+            <w:rPr>
+              <w:rFonts w:ascii="宋体" w:eastAsia="宋体" w:hAnsi="宋体" w:hint="eastAsia"/>
+              <w:noProof/>
+              <w:sz w:val="22"/>
+              <w:szCs w:val="24"/>
+              <w:lang w:val="en-US"/>
+              <w14:ligatures w14:val="standardContextual"/>
+            </w:rPr>
+          </w:pPr>
+          <w:hyperlink w:anchor="_Toc224573310" w:history="1">
+            <w:r>
+              <w:rPr>
+                <w:rStyle w:val="a3"/>
+                <w:rFonts w:ascii="宋体" w:eastAsia="宋体" w:hAnsi="宋体" w:hint="eastAsia"/>
+                <w:noProof/>
+              </w:rPr>
+              <w:t>（二）战争的类型</w:t>
+            </w:r>
+            <w:r>
+              <w:rPr>
+                <w:rFonts w:ascii="宋体" w:eastAsia="宋体" w:hAnsi="宋体" w:hint="eastAsia"/>
+                <w:noProof/>
+                <w:webHidden/>
+              </w:rPr>
+              <w:tab/>
+            </w:r>
+            <w:r>
+              <w:rPr>
+                <w:rFonts w:ascii="宋体" w:eastAsia="宋体" w:hAnsi="宋体" w:hint="eastAsia"/>
+                <w:noProof/>
+                <w:webHidden/>
+              </w:rPr>
+              <w:fldChar w:fldCharType="begin"/>
+            </w:r>
+            <w:r>
+              <w:rPr>
+                <w:rFonts w:ascii="宋体" w:eastAsia="宋体" w:hAnsi="宋体" w:hint="eastAsia"/>
+                <w:noProof/>
+                <w:webHidden/>
+              </w:rPr>
+              <w:instrText xml:space="preserve"> </w:instrText>
+            </w:r>
+            <w:r>
+              <w:rPr>
+                <w:rFonts w:ascii="宋体" w:eastAsia="宋体" w:hAnsi="宋体"/>
+                <w:noProof/>
+                <w:webHidden/>
+              </w:rPr>
+              <w:instrText>PAGEREF _Toc224573310 \h</w:instrText>
+            </w:r>
+            <w:r>
+              <w:rPr>
+                <w:rFonts w:ascii="宋体" w:eastAsia="宋体" w:hAnsi="宋体" w:hint="eastAsia"/>
+                <w:noProof/>
+                <w:webHidden/>
+              </w:rPr>
+              <w:instrText xml:space="preserve"> </w:instrText>
+            </w:r>
+            <w:r>
+              <w:rPr>
+                <w:rFonts w:ascii="宋体" w:eastAsia="宋体" w:hAnsi="宋体" w:hint="eastAsia"/>
+                <w:noProof/>
+                <w:webHidden/>
+              </w:rPr>
+            </w:r>
+            <w:r>
+              <w:rPr>
+                <w:rFonts w:ascii="宋体" w:eastAsia="宋体" w:hAnsi="宋体" w:hint="eastAsia"/>
+                <w:noProof/>
+                <w:webHidden/>
+              </w:rPr>
+              <w:fldChar w:fldCharType="separate"/>
+            </w:r>
+            <w:r>
+              <w:rPr>
+                <w:rFonts w:ascii="宋体" w:eastAsia="宋体" w:hAnsi="宋体" w:hint="eastAsia"/>
+                <w:noProof/>
+                <w:webHidden/>
+              </w:rPr>
+              <w:t>9</w:t>
+            </w:r>
+            <w:r>
+              <w:rPr>
+                <w:rFonts w:ascii="宋体" w:eastAsia="宋体" w:hAnsi="宋体" w:hint="eastAsia"/>
                 <w:noProof/>
                 <w:webHidden/>
               </w:rPr>
@@ -1676,7 +2422,7 @@
           </w:pPr>
           <w:r>
             <w:rPr>
-              <w:rFonts w:ascii="Times New Roman" w:eastAsia="宋体" w:hAnsi="Times New Roman"/>
+              <w:rFonts w:ascii="宋体" w:eastAsia="宋体" w:hAnsi="宋体"/>
               <w:b/>
               <w:bCs/>
             </w:rPr>
@@ -1711,7 +2457,7 @@
       <w:pPr>
         <w:pStyle w:val="a9"/>
       </w:pPr>
-      <w:bookmarkStart w:id="0" w:name="_Toc223968241"/>
+      <w:bookmarkStart w:id="0" w:name="_Toc224573288"/>
       <w:r>
         <w:rPr>
           <w:rFonts w:hint="eastAsia"/>
@@ -1789,7 +2535,7 @@
       <w:pPr>
         <w:pStyle w:val="ac"/>
       </w:pPr>
-      <w:bookmarkStart w:id="1" w:name="_Toc223968242"/>
+      <w:bookmarkStart w:id="1" w:name="_Toc224573289"/>
       <w:r>
         <w:rPr>
           <w:rFonts w:hint="eastAsia"/>
@@ -1852,7 +2598,21 @@
         <w:rPr>
           <w:rFonts w:hint="eastAsia"/>
         </w:rPr>
-        <w:t>年后的今天，虽然疫情得到了控制，但世界并没有更加安全。大国互信日益缺失，地缘裂痕不断扩大，单边主义大行其道，冷战思维卷土重来，能源、粮食、气候、生物、人工智能等新型安全威胁接踵而至。</w:t>
+        <w:t>年后的今天，虽然疫情得到了控制，但世界并没有更加安全。大国互</w:t>
+      </w:r>
+      <w:proofErr w:type="gramStart"/>
+      <w:r>
+        <w:rPr>
+          <w:rFonts w:hint="eastAsia"/>
+        </w:rPr>
+        <w:t>信日益</w:t>
+      </w:r>
+      <w:proofErr w:type="gramEnd"/>
+      <w:r>
+        <w:rPr>
+          <w:rFonts w:hint="eastAsia"/>
+        </w:rPr>
+        <w:t>缺失，地缘裂痕不断扩大，单边主义大行其道，冷战思维卷土重来，能源、粮食、气候、生物、人工智能等新型安全威胁接踵而至。</w:t>
       </w:r>
     </w:p>
     <w:p>
@@ -1929,7 +2689,21 @@
         <w:rPr>
           <w:rFonts w:hint="eastAsia"/>
         </w:rPr>
-        <w:t>安全既是客观的，也是主观的；客观上的安全即不存在对所获得的价值的威胁，主观上的安全即不再担心价值会受到威胁的恐惧。个体与国家所感受到的安全与安全威胁可能会有所不同——例如，在美国普通公民和特朗普二期政府的眼里，</w:t>
+        <w:t>安全既是客观的，也是主观的；客观上的安全即不存在对所获得的价值的威胁，主观上的安全即不再担心价值会受到威胁的恐惧。个体与国家所感受到的安全与安全威胁可能会有所不同——例如，在美国普通公民和</w:t>
+      </w:r>
+      <w:proofErr w:type="gramStart"/>
+      <w:r>
+        <w:rPr>
+          <w:rFonts w:hint="eastAsia"/>
+        </w:rPr>
+        <w:t>特朗普</w:t>
+      </w:r>
+      <w:proofErr w:type="gramEnd"/>
+      <w:r>
+        <w:rPr>
+          <w:rFonts w:hint="eastAsia"/>
+        </w:rPr>
+        <w:t>二期政府的眼里，</w:t>
       </w:r>
       <w:r>
         <w:rPr>
@@ -2062,7 +2836,7 @@
       <w:pPr>
         <w:pStyle w:val="ac"/>
       </w:pPr>
-      <w:bookmarkStart w:id="2" w:name="_Toc223968243"/>
+      <w:bookmarkStart w:id="2" w:name="_Toc224573290"/>
       <w:r>
         <w:rPr>
           <w:rFonts w:hint="eastAsia"/>
@@ -2179,6 +2953,7 @@
         </w:rPr>
         <w:t>年，习近平提出了“（亚洲）新安全观”，这是一种基于共同发展的新型安全观。</w:t>
       </w:r>
+      <w:proofErr w:type="gramStart"/>
       <w:r>
         <w:rPr>
           <w:rFonts w:hint="eastAsia"/>
@@ -2190,7 +2965,28 @@
           <w:rFonts w:hint="eastAsia"/>
         </w:rPr>
         <w:lastRenderedPageBreak/>
-        <w:t>安全观以均势为基础，阻止一个挑战国，强调内外对立、绝对安全；新安全观则以发展为基础，具有动态多元的战略目标，强调共同性和可持续性。</w:t>
+        <w:t>安全</w:t>
+      </w:r>
+      <w:proofErr w:type="gramEnd"/>
+      <w:r>
+        <w:rPr>
+          <w:rFonts w:hint="eastAsia"/>
+        </w:rPr>
+        <w:t>观以均势为基础，阻止一个挑战国，强调内外对立、绝对安全；新安全观则以发展为基础，具有动态多元的战略目标，强调共同性和</w:t>
+      </w:r>
+      <w:proofErr w:type="gramStart"/>
+      <w:r>
+        <w:rPr>
+          <w:rFonts w:hint="eastAsia"/>
+        </w:rPr>
+        <w:t>可</w:t>
+      </w:r>
+      <w:proofErr w:type="gramEnd"/>
+      <w:r>
+        <w:rPr>
+          <w:rFonts w:hint="eastAsia"/>
+        </w:rPr>
+        <w:t>持续性。</w:t>
       </w:r>
       <w:r>
         <w:rPr>
@@ -2430,7 +3226,7 @@
       <w:pPr>
         <w:pStyle w:val="ac"/>
       </w:pPr>
-      <w:bookmarkStart w:id="3" w:name="_Toc223968244"/>
+      <w:bookmarkStart w:id="3" w:name="_Toc224573291"/>
       <w:r>
         <w:rPr>
           <w:rFonts w:hint="eastAsia"/>
@@ -2443,7 +3239,7 @@
       <w:pPr>
         <w:pStyle w:val="ae"/>
       </w:pPr>
-      <w:bookmarkStart w:id="4" w:name="_Toc223968245"/>
+      <w:bookmarkStart w:id="4" w:name="_Toc224573292"/>
       <w:r>
         <w:rPr>
           <w:rFonts w:hint="eastAsia"/>
@@ -2829,7 +3625,7 @@
       <w:pPr>
         <w:pStyle w:val="ae"/>
       </w:pPr>
-      <w:bookmarkStart w:id="5" w:name="_Toc223968246"/>
+      <w:bookmarkStart w:id="5" w:name="_Toc224573293"/>
       <w:r>
         <w:rPr>
           <w:rFonts w:hint="eastAsia"/>
@@ -2921,7 +3717,21 @@
         <w:rPr>
           <w:rFonts w:hint="eastAsia"/>
         </w:rPr>
-        <w:t>国家安全≈国防安全；军事战略研究为核心；引介西方安全理论</w:t>
+        <w:t>国家安全≈国防安全；军事战略研究为核心；引</w:t>
+      </w:r>
+      <w:proofErr w:type="gramStart"/>
+      <w:r>
+        <w:rPr>
+          <w:rFonts w:hint="eastAsia"/>
+        </w:rPr>
+        <w:t>介</w:t>
+      </w:r>
+      <w:proofErr w:type="gramEnd"/>
+      <w:r>
+        <w:rPr>
+          <w:rFonts w:hint="eastAsia"/>
+        </w:rPr>
+        <w:t>西方安全理论</w:t>
       </w:r>
     </w:p>
     <w:p>
@@ -3237,7 +4047,7 @@
       <w:pPr>
         <w:pStyle w:val="a9"/>
       </w:pPr>
-      <w:bookmarkStart w:id="6" w:name="_Toc223968247"/>
+      <w:bookmarkStart w:id="6" w:name="_Toc224573294"/>
       <w:r>
         <w:rPr>
           <w:rFonts w:hint="eastAsia"/>
@@ -3263,6 +4073,9 @@
         <w:pStyle w:val="aa"/>
         <w:spacing w:before="78" w:after="78"/>
         <w:jc w:val="center"/>
+        <w:rPr>
+          <w:rFonts w:hint="eastAsia"/>
+        </w:rPr>
       </w:pPr>
       <w:r>
         <w:rPr>
@@ -3270,12 +4083,18 @@
         </w:rPr>
         <w:t>2026.3.9</w:t>
       </w:r>
+      <w:r>
+        <w:rPr>
+          <w:rFonts w:hint="eastAsia"/>
+        </w:rPr>
+        <w:t xml:space="preserve"> / 2026.3.16</w:t>
+      </w:r>
     </w:p>
     <w:p>
       <w:pPr>
         <w:pStyle w:val="ac"/>
       </w:pPr>
-      <w:bookmarkStart w:id="7" w:name="_Toc223968248"/>
+      <w:bookmarkStart w:id="7" w:name="_Toc224573295"/>
       <w:r>
         <w:rPr>
           <w:rFonts w:hint="eastAsia"/>
@@ -3301,7 +4120,7 @@
       <w:pPr>
         <w:pStyle w:val="ae"/>
       </w:pPr>
-      <w:bookmarkStart w:id="8" w:name="_Toc223968249"/>
+      <w:bookmarkStart w:id="8" w:name="_Toc224573296"/>
       <w:r>
         <w:rPr>
           <w:rFonts w:hint="eastAsia"/>
@@ -3333,7 +4152,21 @@
         <w:rPr>
           <w:rFonts w:hint="eastAsia"/>
         </w:rPr>
-        <w:t>坚持统筹维护传统领域和非传统领域安全。当前，安全的内涵和外延更加丰富，呈现更加突出的联动性、跨国性、多样性，传统安全威胁和非传统安全威胁相互交织。我们倡导各国践行共商共建共享的全球治理观，共同应对地区争端和恐怖主义、气候变化、网络安全、</w:t>
+        <w:t>坚持统筹维护传统领域和非传统领域安全。当前，安全的内涵和外延更加丰富，呈现更加突出的联动性、跨国性、多样性，传统安全威胁和非传统安全威胁相互交织。我们倡导各国</w:t>
+      </w:r>
+      <w:proofErr w:type="gramStart"/>
+      <w:r>
+        <w:rPr>
+          <w:rFonts w:hint="eastAsia"/>
+        </w:rPr>
+        <w:t>践行</w:t>
+      </w:r>
+      <w:proofErr w:type="gramEnd"/>
+      <w:r>
+        <w:rPr>
+          <w:rFonts w:hint="eastAsia"/>
+        </w:rPr>
+        <w:t>共商共建共享的全球治理观，共同应对地区争端和恐怖主义、气候变化、网络安全、</w:t>
       </w:r>
       <w:r>
         <w:rPr>
@@ -3375,7 +4208,7 @@
       <w:pPr>
         <w:pStyle w:val="ae"/>
       </w:pPr>
-      <w:bookmarkStart w:id="9" w:name="_Toc223968250"/>
+      <w:bookmarkStart w:id="9" w:name="_Toc224573297"/>
       <w:r>
         <w:rPr>
           <w:rFonts w:hint="eastAsia"/>
@@ -4230,7 +5063,7 @@
           <w:lang w:val="en-US"/>
         </w:rPr>
       </w:pPr>
-      <w:bookmarkStart w:id="10" w:name="_Toc223968251"/>
+      <w:bookmarkStart w:id="10" w:name="_Toc224573298"/>
       <w:r>
         <w:rPr>
           <w:rFonts w:hint="eastAsia"/>
@@ -4265,7 +5098,7 @@
       <w:pPr>
         <w:pStyle w:val="ac"/>
       </w:pPr>
-      <w:bookmarkStart w:id="11" w:name="_Toc223968252"/>
+      <w:bookmarkStart w:id="11" w:name="_Toc224573299"/>
       <w:r>
         <w:rPr>
           <w:rFonts w:hint="eastAsia"/>
@@ -4282,7 +5115,7 @@
           <w:lang w:val="en-US"/>
         </w:rPr>
       </w:pPr>
-      <w:bookmarkStart w:id="12" w:name="_Toc223968253"/>
+      <w:bookmarkStart w:id="12" w:name="_Toc224573300"/>
       <w:r>
         <w:rPr>
           <w:rFonts w:hint="eastAsia"/>
@@ -4392,13 +5225,29 @@
           <w:rFonts w:hint="eastAsia"/>
           <w:lang w:val="en-US"/>
         </w:rPr>
-        <w:t>冷战后，国家安全的威胁既来自外部，也来自内部；既有军事（传统安全）威胁，也有非军事（非传统安全）威胁</w:t>
-      </w:r>
+        <w:t>冷战后，国家安全的</w:t>
+      </w:r>
+      <w:proofErr w:type="gramStart"/>
       <w:r>
         <w:rPr>
           <w:rFonts w:hint="eastAsia"/>
           <w:lang w:val="en-US"/>
         </w:rPr>
+        <w:t>威胁既</w:t>
+      </w:r>
+      <w:proofErr w:type="gramEnd"/>
+      <w:r>
+        <w:rPr>
+          <w:rFonts w:hint="eastAsia"/>
+          <w:lang w:val="en-US"/>
+        </w:rPr>
+        <w:t>来自外部，也来自内部；既有军事（传统安全）威胁，也有非军事（非传统安全）威胁</w:t>
+      </w:r>
+      <w:r>
+        <w:rPr>
+          <w:rFonts w:hint="eastAsia"/>
+          <w:lang w:val="en-US"/>
+        </w:rPr>
         <w:t>。</w:t>
       </w:r>
     </w:p>
@@ -4409,7 +5258,7 @@
           <w:lang w:val="en-US"/>
         </w:rPr>
       </w:pPr>
-      <w:bookmarkStart w:id="13" w:name="_Toc223968254"/>
+      <w:bookmarkStart w:id="13" w:name="_Toc224573301"/>
       <w:r>
         <w:rPr>
           <w:rFonts w:hint="eastAsia"/>
@@ -4448,7 +5297,7 @@
       <w:pPr>
         <w:pStyle w:val="ae"/>
       </w:pPr>
-      <w:bookmarkStart w:id="14" w:name="_Toc223968255"/>
+      <w:bookmarkStart w:id="14" w:name="_Toc224573302"/>
       <w:r>
         <w:rPr>
           <w:rFonts w:hint="eastAsia"/>
@@ -4542,6 +5391,2346 @@
         </w:rPr>
         <w:t>问题。</w:t>
       </w:r>
+    </w:p>
+    <w:p>
+      <w:pPr>
+        <w:pStyle w:val="aa"/>
+        <w:spacing w:before="78" w:after="78"/>
+      </w:pPr>
+    </w:p>
+    <w:p>
+      <w:pPr>
+        <w:pStyle w:val="ac"/>
+      </w:pPr>
+      <w:bookmarkStart w:id="15" w:name="_Toc224573303"/>
+      <w:r>
+        <w:rPr>
+          <w:rFonts w:hint="eastAsia"/>
+        </w:rPr>
+        <w:t>三、实现国际安全的不同途径</w:t>
+      </w:r>
+      <w:bookmarkEnd w:id="15"/>
+    </w:p>
+    <w:p>
+      <w:pPr>
+        <w:pStyle w:val="ae"/>
+      </w:pPr>
+      <w:bookmarkStart w:id="16" w:name="_Toc224573304"/>
+      <w:r>
+        <w:rPr>
+          <w:rFonts w:hint="eastAsia"/>
+        </w:rPr>
+        <w:t>（一）定义国际安全</w:t>
+      </w:r>
+      <w:bookmarkEnd w:id="16"/>
+    </w:p>
+    <w:p>
+      <w:pPr>
+        <w:pStyle w:val="aa"/>
+        <w:spacing w:before="78" w:after="78"/>
+        <w:ind w:firstLine="420"/>
+        <w:rPr>
+          <w:rFonts w:hint="eastAsia"/>
+        </w:rPr>
+      </w:pPr>
+      <w:r>
+        <w:rPr>
+          <w:rFonts w:hint="eastAsia"/>
+        </w:rPr>
+        <w:t>国际安全可被解释为</w:t>
+      </w:r>
+      <w:r>
+        <w:rPr>
+          <w:rFonts w:hint="eastAsia"/>
+        </w:rPr>
+        <w:t>国际体系</w:t>
+      </w:r>
+      <w:r>
+        <w:rPr>
+          <w:rFonts w:hint="eastAsia"/>
+        </w:rPr>
+        <w:t>/</w:t>
+      </w:r>
+      <w:r>
+        <w:rPr>
+          <w:rFonts w:hint="eastAsia"/>
+        </w:rPr>
+        <w:t>国际社会实现了稳定与和平</w:t>
+      </w:r>
+      <w:r>
+        <w:rPr>
+          <w:rFonts w:hint="eastAsia"/>
+        </w:rPr>
+        <w:t>。过往国际体系结构的变化大多是通过战争实现的，这是一种不稳定的变化方式；因此，实现国际体系的稳定，就意味着国际体系结构的变化也是以和平方式进行的。和平通常指国家之间没有战争与冲突；也有理论将国内冲突的有无纳入衡量和平的标准。</w:t>
+      </w:r>
+    </w:p>
+    <w:p>
+      <w:pPr>
+        <w:pStyle w:val="aa"/>
+        <w:spacing w:before="78" w:after="78"/>
+        <w:ind w:firstLine="420"/>
+      </w:pPr>
+      <w:r>
+        <w:rPr>
+          <w:rFonts w:hint="eastAsia"/>
+        </w:rPr>
+        <w:t>但是，国际安全也不止上述两点，它还要求</w:t>
+      </w:r>
+      <w:r>
+        <w:rPr>
+          <w:rFonts w:hint="eastAsia"/>
+        </w:rPr>
+        <w:t>国际秩序建立在合理与公正的基础上</w:t>
+      </w:r>
+      <w:r>
+        <w:rPr>
+          <w:rFonts w:hint="eastAsia"/>
+        </w:rPr>
+        <w:t>。此外，</w:t>
+      </w:r>
+      <w:r>
+        <w:rPr>
+          <w:rFonts w:hint="eastAsia"/>
+        </w:rPr>
+        <w:t>人类免受各种非传统安全的威胁</w:t>
+      </w:r>
+      <w:r>
+        <w:rPr>
+          <w:rFonts w:hint="eastAsia"/>
+        </w:rPr>
+        <w:t>也是国际安全的一部分。</w:t>
+      </w:r>
+    </w:p>
+    <w:p>
+      <w:pPr>
+        <w:pStyle w:val="ae"/>
+        <w:rPr>
+          <w:rFonts w:hint="eastAsia"/>
+        </w:rPr>
+      </w:pPr>
+      <w:bookmarkStart w:id="17" w:name="_Toc224573305"/>
+      <w:r>
+        <w:rPr>
+          <w:rFonts w:hint="eastAsia"/>
+        </w:rPr>
+        <w:t>（二）实现国际安全的途径</w:t>
+      </w:r>
+      <w:bookmarkEnd w:id="17"/>
+    </w:p>
+    <w:p>
+      <w:pPr>
+        <w:pStyle w:val="af1"/>
+        <w:rPr>
+          <w:rFonts w:hint="eastAsia"/>
+        </w:rPr>
+      </w:pPr>
+      <w:r>
+        <w:rPr>
+          <w:rFonts w:hint="eastAsia"/>
+        </w:rPr>
+        <w:t xml:space="preserve">1. </w:t>
+      </w:r>
+      <w:r>
+        <w:rPr>
+          <w:rFonts w:hint="eastAsia"/>
+        </w:rPr>
+        <w:t>均势</w:t>
+      </w:r>
+    </w:p>
+    <w:p>
+      <w:pPr>
+        <w:pStyle w:val="aa"/>
+        <w:spacing w:before="78" w:after="78"/>
+        <w:ind w:firstLine="420"/>
+      </w:pPr>
+      <w:r>
+        <w:rPr>
+          <w:rFonts w:hint="eastAsia"/>
+        </w:rPr>
+        <w:lastRenderedPageBreak/>
+        <w:t>均势是一种状态，也是一种政策。作为状态的均势是一种</w:t>
+      </w:r>
+      <w:r>
+        <w:rPr>
+          <w:rFonts w:hint="eastAsia"/>
+        </w:rPr>
+        <w:t>特定的权力分布状态</w:t>
+      </w:r>
+      <w:r>
+        <w:rPr>
+          <w:rFonts w:hint="eastAsia"/>
+        </w:rPr>
+        <w:t>，即</w:t>
+      </w:r>
+      <w:r>
+        <w:rPr>
+          <w:rFonts w:hint="eastAsia"/>
+        </w:rPr>
+        <w:t>竞争的力量相等</w:t>
+      </w:r>
+      <w:r>
+        <w:rPr>
+          <w:rFonts w:hint="eastAsia"/>
+        </w:rPr>
+        <w:t>。作为政策的均势是一种</w:t>
+      </w:r>
+      <w:r>
+        <w:rPr>
+          <w:rFonts w:hint="eastAsia"/>
+        </w:rPr>
+        <w:t>对外政策</w:t>
+      </w:r>
+      <w:r>
+        <w:rPr>
+          <w:rFonts w:hint="eastAsia"/>
+        </w:rPr>
+        <w:t>，即</w:t>
+      </w:r>
+      <w:r>
+        <w:rPr>
+          <w:rFonts w:hint="eastAsia"/>
+        </w:rPr>
+        <w:t>通过增强内部的力量和与外部国家建立同盟，取得与一个已经形成或可能形成的优势权力（或威胁）相等的力量，以限制甚至消除这一优势权力（或威胁）</w:t>
+      </w:r>
+      <w:r>
+        <w:rPr>
+          <w:rFonts w:hint="eastAsia"/>
+        </w:rPr>
+        <w:t>。</w:t>
+      </w:r>
+    </w:p>
+    <w:p>
+      <w:pPr>
+        <w:pStyle w:val="aa"/>
+        <w:spacing w:before="78" w:after="78"/>
+        <w:ind w:firstLine="420"/>
+      </w:pPr>
+      <w:r>
+        <w:rPr>
+          <w:rFonts w:hint="eastAsia"/>
+        </w:rPr>
+        <w:t>国家采取制衡政策是为了防止一个绝对优势力量的出现。有的国家加入较弱集团以对抗较强集团，是因为其在较弱集团中能施加更强的影响力；与此相反的政策是“</w:t>
+      </w:r>
+      <w:r>
+        <w:rPr>
+          <w:rFonts w:hint="eastAsia"/>
+        </w:rPr>
+        <w:t>追随</w:t>
+      </w:r>
+      <w:r>
+        <w:rPr>
+          <w:rFonts w:hint="eastAsia"/>
+        </w:rPr>
+        <w:t>”，此时加入较强集团中，则其作用可能会被削弱。</w:t>
+      </w:r>
+    </w:p>
+    <w:p>
+      <w:pPr>
+        <w:pStyle w:val="af1"/>
+        <w:rPr>
+          <w:rFonts w:hint="eastAsia"/>
+        </w:rPr>
+      </w:pPr>
+      <w:r>
+        <w:rPr>
+          <w:rFonts w:hint="eastAsia"/>
+        </w:rPr>
+        <w:t xml:space="preserve">2. </w:t>
+      </w:r>
+      <w:r>
+        <w:rPr>
+          <w:rFonts w:hint="eastAsia"/>
+        </w:rPr>
+        <w:t>同盟</w:t>
+      </w:r>
+    </w:p>
+    <w:p>
+      <w:pPr>
+        <w:pStyle w:val="aa"/>
+        <w:spacing w:before="78" w:after="78"/>
+        <w:ind w:firstLine="420"/>
+        <w:rPr>
+          <w:rFonts w:hint="eastAsia"/>
+          <w:lang w:val="en-US"/>
+        </w:rPr>
+      </w:pPr>
+      <w:r>
+        <w:rPr>
+          <w:rFonts w:hint="eastAsia"/>
+        </w:rPr>
+        <w:t>同盟（</w:t>
+      </w:r>
+      <w:r>
+        <w:rPr>
+          <w:rFonts w:hint="eastAsia"/>
+        </w:rPr>
+        <w:t>alliance, collective defence</w:t>
+      </w:r>
+      <w:r>
+        <w:rPr>
+          <w:rFonts w:hint="eastAsia"/>
+        </w:rPr>
+        <w:t>）是</w:t>
+      </w:r>
+      <w:r>
+        <w:rPr>
+          <w:rFonts w:hint="eastAsia"/>
+          <w:lang w:val="en-US"/>
+        </w:rPr>
+        <w:t>两个或两个以上主权国家进行安全合作而形成的正式或非正式安排</w:t>
+      </w:r>
+      <w:r>
+        <w:rPr>
+          <w:rFonts w:hint="eastAsia"/>
+          <w:lang w:val="en-US"/>
+        </w:rPr>
+        <w:t>。</w:t>
+      </w:r>
+      <w:r>
+        <w:rPr>
+          <w:rFonts w:hint="eastAsia"/>
+          <w:lang w:val="en-US"/>
+        </w:rPr>
+        <w:t>不是所有的安全伙伴（</w:t>
+      </w:r>
+      <w:r>
+        <w:rPr>
+          <w:rFonts w:hint="eastAsia"/>
+          <w:lang w:val="en-US"/>
+        </w:rPr>
+        <w:t>partner</w:t>
+      </w:r>
+      <w:r>
+        <w:rPr>
+          <w:rFonts w:hint="eastAsia"/>
+          <w:lang w:val="en-US"/>
+        </w:rPr>
+        <w:t>）都是同盟。</w:t>
+      </w:r>
+      <w:r>
+        <w:rPr>
+          <w:rFonts w:hint="eastAsia"/>
+          <w:lang w:val="en-US"/>
+        </w:rPr>
+        <w:t>同盟形成的条件</w:t>
+      </w:r>
+      <w:r>
+        <w:rPr>
+          <w:rFonts w:hint="eastAsia"/>
+          <w:lang w:val="en-US"/>
+        </w:rPr>
+        <w:t>有：</w:t>
+      </w:r>
+    </w:p>
+    <w:p>
+      <w:pPr>
+        <w:pStyle w:val="aa"/>
+        <w:numPr>
+          <w:ilvl w:val="0"/>
+          <w:numId w:val="7"/>
+        </w:numPr>
+        <w:spacing w:beforeLines="0" w:before="0" w:afterLines="0" w:after="0"/>
+        <w:ind w:left="442" w:hanging="442"/>
+        <w:rPr>
+          <w:rFonts w:hint="eastAsia"/>
+          <w:lang w:val="en-US"/>
+        </w:rPr>
+      </w:pPr>
+      <w:r>
+        <w:rPr>
+          <w:rFonts w:hint="eastAsia"/>
+          <w:lang w:val="en-US"/>
+        </w:rPr>
+        <w:t>一般有相应的条约规范彼此关系</w:t>
+      </w:r>
+      <w:r>
+        <w:rPr>
+          <w:rFonts w:hint="eastAsia"/>
+          <w:lang w:val="en-US"/>
+        </w:rPr>
+        <w:t>；</w:t>
+      </w:r>
+    </w:p>
+    <w:p>
+      <w:pPr>
+        <w:pStyle w:val="aa"/>
+        <w:numPr>
+          <w:ilvl w:val="0"/>
+          <w:numId w:val="7"/>
+        </w:numPr>
+        <w:spacing w:beforeLines="0" w:before="0" w:afterLines="0" w:after="0"/>
+        <w:ind w:left="442" w:hanging="442"/>
+        <w:rPr>
+          <w:rFonts w:hint="eastAsia"/>
+          <w:lang w:val="en-US"/>
+        </w:rPr>
+      </w:pPr>
+      <w:r>
+        <w:rPr>
+          <w:rFonts w:hint="eastAsia"/>
+          <w:lang w:val="en-US"/>
+        </w:rPr>
+        <w:t>成员之间有军事互助的承诺</w:t>
+      </w:r>
+      <w:r>
+        <w:rPr>
+          <w:rFonts w:hint="eastAsia"/>
+          <w:lang w:val="en-US"/>
+        </w:rPr>
+        <w:t>；</w:t>
+      </w:r>
+    </w:p>
+    <w:p>
+      <w:pPr>
+        <w:pStyle w:val="aa"/>
+        <w:numPr>
+          <w:ilvl w:val="0"/>
+          <w:numId w:val="7"/>
+        </w:numPr>
+        <w:spacing w:beforeLines="0" w:before="0" w:afterLines="0" w:after="0"/>
+        <w:ind w:left="442" w:hanging="442"/>
+        <w:rPr>
+          <w:rFonts w:hint="eastAsia"/>
+          <w:lang w:val="en-US"/>
+        </w:rPr>
+      </w:pPr>
+      <w:r>
+        <w:rPr>
+          <w:rFonts w:hint="eastAsia"/>
+          <w:lang w:val="en-US"/>
+        </w:rPr>
+        <w:t>针对外部的国家或国家集团</w:t>
+      </w:r>
+      <w:r>
+        <w:rPr>
+          <w:rFonts w:hint="eastAsia"/>
+          <w:lang w:val="en-US"/>
+        </w:rPr>
+        <w:t>；</w:t>
+      </w:r>
+    </w:p>
+    <w:p>
+      <w:pPr>
+        <w:pStyle w:val="aa"/>
+        <w:numPr>
+          <w:ilvl w:val="0"/>
+          <w:numId w:val="7"/>
+        </w:numPr>
+        <w:spacing w:beforeLines="0" w:before="0" w:afterLines="0" w:after="0"/>
+        <w:ind w:left="442" w:hanging="442"/>
+        <w:rPr>
+          <w:rFonts w:hint="eastAsia"/>
+          <w:lang w:val="en-US"/>
+        </w:rPr>
+      </w:pPr>
+      <w:r>
+        <w:rPr>
+          <w:rFonts w:hint="eastAsia"/>
+          <w:lang w:val="en-US"/>
+        </w:rPr>
+        <w:t>经常性的安全合作行为</w:t>
+      </w:r>
+      <w:r>
+        <w:rPr>
+          <w:rFonts w:hint="eastAsia"/>
+          <w:lang w:val="en-US"/>
+        </w:rPr>
+        <w:t>。</w:t>
+      </w:r>
+    </w:p>
+    <w:p>
+      <w:pPr>
+        <w:pStyle w:val="aa"/>
+        <w:spacing w:before="78" w:after="78"/>
+        <w:ind w:firstLine="420"/>
+        <w:rPr>
+          <w:lang w:val="en-US"/>
+        </w:rPr>
+      </w:pPr>
+      <w:r>
+        <w:rPr>
+          <w:rFonts w:hint="eastAsia"/>
+          <w:lang w:val="en-US"/>
+        </w:rPr>
+        <w:t>同盟</w:t>
+      </w:r>
+      <w:r>
+        <w:rPr>
+          <w:rFonts w:hint="eastAsia"/>
+          <w:lang w:val="en-US"/>
+        </w:rPr>
+        <w:t>具有</w:t>
+      </w:r>
+      <w:r>
+        <w:rPr>
+          <w:rFonts w:hint="eastAsia"/>
+          <w:lang w:val="en-US"/>
+        </w:rPr>
+        <w:t>两面性</w:t>
+      </w:r>
+      <w:r>
+        <w:rPr>
+          <w:rFonts w:hint="eastAsia"/>
+          <w:lang w:val="en-US"/>
+        </w:rPr>
+        <w:t>。一方面，它</w:t>
+      </w:r>
+      <w:r>
+        <w:rPr>
+          <w:rFonts w:hint="eastAsia"/>
+          <w:lang w:val="en-US"/>
+        </w:rPr>
+        <w:t>对敌国形成威慑，甚至在必要时以武力消除威胁</w:t>
+      </w:r>
+      <w:r>
+        <w:rPr>
+          <w:rFonts w:hint="eastAsia"/>
+          <w:lang w:val="en-US"/>
+        </w:rPr>
+        <w:t>；另一方面，它也</w:t>
+      </w:r>
+      <w:r>
+        <w:rPr>
+          <w:rFonts w:hint="eastAsia"/>
+          <w:lang w:val="en-US"/>
+        </w:rPr>
+        <w:t>加剧</w:t>
+      </w:r>
+      <w:r>
+        <w:rPr>
+          <w:rFonts w:hint="eastAsia"/>
+          <w:lang w:val="en-US"/>
+        </w:rPr>
+        <w:t>了</w:t>
+      </w:r>
+      <w:r>
+        <w:rPr>
+          <w:rFonts w:hint="eastAsia"/>
+          <w:lang w:val="en-US"/>
+        </w:rPr>
+        <w:t>安全困境</w:t>
+      </w:r>
+      <w:r>
+        <w:rPr>
+          <w:rFonts w:hint="eastAsia"/>
+          <w:lang w:val="en-US"/>
+        </w:rPr>
+        <w:t>。</w:t>
+      </w:r>
+    </w:p>
+    <w:p>
+      <w:pPr>
+        <w:pStyle w:val="af1"/>
+        <w:rPr>
+          <w:rFonts w:hint="eastAsia"/>
+        </w:rPr>
+      </w:pPr>
+      <w:r>
+        <w:rPr>
+          <w:rFonts w:hint="eastAsia"/>
+        </w:rPr>
+        <w:t xml:space="preserve">3. </w:t>
+      </w:r>
+      <w:r>
+        <w:rPr>
+          <w:rFonts w:hint="eastAsia"/>
+        </w:rPr>
+        <w:t>集体安全</w:t>
+      </w:r>
+    </w:p>
+    <w:p>
+      <w:pPr>
+        <w:pStyle w:val="aa"/>
+        <w:spacing w:before="78" w:after="78"/>
+        <w:rPr>
+          <w:rFonts w:hint="eastAsia"/>
+        </w:rPr>
+      </w:pPr>
+      <w:r>
+        <w:tab/>
+      </w:r>
+      <w:r>
+        <w:rPr>
+          <w:rFonts w:hint="eastAsia"/>
+        </w:rPr>
+        <w:t>集体安全（</w:t>
+      </w:r>
+      <w:r>
+        <w:rPr>
+          <w:rFonts w:hint="eastAsia"/>
+        </w:rPr>
+        <w:t>collective security</w:t>
+      </w:r>
+      <w:r>
+        <w:rPr>
+          <w:rFonts w:hint="eastAsia"/>
+        </w:rPr>
+        <w:t>）是</w:t>
+      </w:r>
+      <w:r>
+        <w:rPr>
+          <w:rFonts w:hint="eastAsia"/>
+        </w:rPr>
+        <w:t>一批国家通过一定的组织形式或机制，承诺共同行动，援助受到侵犯的成员国，对于破坏和平的国家实施强制性措施，诸如经济制裁，必要时则实行军事制裁。</w:t>
+      </w:r>
+      <w:r>
+        <w:rPr>
+          <w:rFonts w:hint="eastAsia"/>
+        </w:rPr>
+        <w:t>集体安全往往是</w:t>
+      </w:r>
+      <w:r>
+        <w:rPr>
+          <w:rFonts w:hint="eastAsia"/>
+        </w:rPr>
+        <w:t>开放性的体系</w:t>
+      </w:r>
+      <w:r>
+        <w:rPr>
+          <w:rFonts w:hint="eastAsia"/>
+        </w:rPr>
+        <w:t>，没有明确的、排外的集团；集体安全不针对外部威胁，而是为了应对内部潜在的威胁。</w:t>
+      </w:r>
+    </w:p>
+    <w:p>
+      <w:pPr>
+        <w:pStyle w:val="aa"/>
+        <w:spacing w:before="78" w:after="78"/>
+        <w:rPr>
+          <w:rFonts w:hint="eastAsia"/>
+        </w:rPr>
+      </w:pPr>
+      <w:r>
+        <w:tab/>
+      </w:r>
+      <w:r>
+        <w:rPr>
+          <w:rFonts w:hint="eastAsia"/>
+        </w:rPr>
+        <w:t>集体安全机制要运作起来，就不能在内部出现极端的等级制体系（内部权力要大致均衡，不能只有一个超级强权），其各成员就需要对维持现状进行承诺，要对侵略有一致的认定。</w:t>
+      </w:r>
+    </w:p>
+    <w:p>
+      <w:pPr>
+        <w:pStyle w:val="af1"/>
+        <w:rPr>
+          <w:rFonts w:hint="eastAsia"/>
+        </w:rPr>
+      </w:pPr>
+      <w:r>
+        <w:rPr>
+          <w:rFonts w:hint="eastAsia"/>
+        </w:rPr>
+        <w:t xml:space="preserve">4. </w:t>
+      </w:r>
+      <w:r>
+        <w:rPr>
+          <w:rFonts w:hint="eastAsia"/>
+        </w:rPr>
+        <w:t>威慑</w:t>
+      </w:r>
+    </w:p>
+    <w:p>
+      <w:pPr>
+        <w:pStyle w:val="aa"/>
+        <w:spacing w:before="78" w:after="78"/>
+        <w:ind w:firstLine="420"/>
+      </w:pPr>
+      <w:r>
+        <w:rPr>
+          <w:rFonts w:hint="eastAsia"/>
+        </w:rPr>
+        <w:t>威慑（</w:t>
+      </w:r>
+      <w:r>
+        <w:rPr>
+          <w:rFonts w:hint="eastAsia"/>
+        </w:rPr>
+        <w:t>deterrence</w:t>
+      </w:r>
+      <w:r>
+        <w:rPr>
+          <w:rFonts w:hint="eastAsia"/>
+        </w:rPr>
+        <w:t>）是</w:t>
+      </w:r>
+      <w:r>
+        <w:rPr>
+          <w:rFonts w:hint="eastAsia"/>
+        </w:rPr>
+        <w:t>通过威胁让对手付出代价来</w:t>
+      </w:r>
+      <w:proofErr w:type="gramStart"/>
+      <w:r>
+        <w:rPr>
+          <w:rFonts w:hint="eastAsia"/>
+        </w:rPr>
+        <w:t>慑止对手做</w:t>
+      </w:r>
+      <w:proofErr w:type="gramEnd"/>
+      <w:r>
+        <w:rPr>
+          <w:rFonts w:hint="eastAsia"/>
+        </w:rPr>
+        <w:t>它原本想做（但还没做）的事</w:t>
+      </w:r>
+      <w:r>
+        <w:rPr>
+          <w:rFonts w:hint="eastAsia"/>
+        </w:rPr>
+        <w:t>，</w:t>
+      </w:r>
+      <w:proofErr w:type="gramStart"/>
+      <w:r>
+        <w:rPr>
+          <w:rFonts w:hint="eastAsia"/>
+        </w:rPr>
+        <w:t>即</w:t>
+      </w:r>
+      <w:r>
+        <w:rPr>
+          <w:rFonts w:hint="eastAsia"/>
+        </w:rPr>
+        <w:t>劝服</w:t>
+      </w:r>
+      <w:proofErr w:type="gramEnd"/>
+      <w:r>
+        <w:rPr>
+          <w:rFonts w:hint="eastAsia"/>
+        </w:rPr>
+        <w:t>对手，使其相信采取行动的后果是不利的（要求对手维持现状）</w:t>
+      </w:r>
+      <w:r>
+        <w:rPr>
+          <w:rFonts w:hint="eastAsia"/>
+        </w:rPr>
+        <w:t>。</w:t>
+      </w:r>
+      <w:r>
+        <w:rPr>
+          <w:rFonts w:hint="eastAsia"/>
+        </w:rPr>
+        <w:t>威慑分为拒绝性威慑（</w:t>
+      </w:r>
+      <w:r>
+        <w:rPr>
+          <w:rFonts w:hint="eastAsia"/>
+        </w:rPr>
+        <w:t>deterrence by denial</w:t>
+      </w:r>
+      <w:r>
+        <w:rPr>
+          <w:rFonts w:hint="eastAsia"/>
+        </w:rPr>
+        <w:t>）和惩罚性威慑（</w:t>
+      </w:r>
+      <w:r>
+        <w:rPr>
+          <w:rFonts w:hint="eastAsia"/>
+        </w:rPr>
+        <w:t>deterrence by retaliation</w:t>
+      </w:r>
+      <w:r>
+        <w:rPr>
+          <w:rFonts w:hint="eastAsia"/>
+        </w:rPr>
+        <w:t>）。确保威胁的可信度是很重要的，一般通过展示实力、表达意图来增强威胁的可信度。</w:t>
+      </w:r>
+    </w:p>
+    <w:p>
+      <w:pPr>
+        <w:pStyle w:val="af1"/>
+        <w:rPr>
+          <w:rFonts w:hint="eastAsia"/>
+        </w:rPr>
+      </w:pPr>
+      <w:r>
+        <w:rPr>
+          <w:rFonts w:hint="eastAsia"/>
+        </w:rPr>
+        <w:t xml:space="preserve">5. </w:t>
+      </w:r>
+      <w:r>
+        <w:rPr>
+          <w:rFonts w:hint="eastAsia"/>
+        </w:rPr>
+        <w:t>威逼</w:t>
+      </w:r>
+      <w:r>
+        <w:rPr>
+          <w:rFonts w:hint="eastAsia"/>
+        </w:rPr>
+        <w:t>/</w:t>
+      </w:r>
+      <w:r>
+        <w:rPr>
+          <w:rFonts w:hint="eastAsia"/>
+        </w:rPr>
+        <w:t>强制外交</w:t>
+      </w:r>
+    </w:p>
+    <w:p>
+      <w:pPr>
+        <w:pStyle w:val="aa"/>
+        <w:spacing w:before="78" w:after="78"/>
+        <w:rPr>
+          <w:rFonts w:hint="eastAsia"/>
+        </w:rPr>
+      </w:pPr>
+      <w:r>
+        <w:tab/>
+      </w:r>
+      <w:r>
+        <w:rPr>
+          <w:rFonts w:hint="eastAsia"/>
+        </w:rPr>
+        <w:t>威逼（</w:t>
+      </w:r>
+      <w:proofErr w:type="spellStart"/>
+      <w:r>
+        <w:rPr>
+          <w:rFonts w:hint="eastAsia"/>
+        </w:rPr>
+        <w:t>compellence</w:t>
+      </w:r>
+      <w:proofErr w:type="spellEnd"/>
+      <w:r>
+        <w:rPr>
+          <w:rFonts w:hint="eastAsia"/>
+        </w:rPr>
+        <w:t>）是</w:t>
+      </w:r>
+      <w:r>
+        <w:rPr>
+          <w:rFonts w:hint="eastAsia"/>
+        </w:rPr>
+        <w:t>威胁对手停止和消除</w:t>
+      </w:r>
+      <w:r>
+        <w:rPr>
+          <w:rFonts w:hint="eastAsia"/>
+        </w:rPr>
+        <w:t>（</w:t>
+      </w:r>
+      <w:r>
+        <w:rPr>
+          <w:rFonts w:hint="eastAsia"/>
+        </w:rPr>
+        <w:t>undo</w:t>
+      </w:r>
+      <w:r>
+        <w:rPr>
+          <w:rFonts w:hint="eastAsia"/>
+        </w:rPr>
+        <w:t>）</w:t>
+      </w:r>
+      <w:r>
+        <w:rPr>
+          <w:rFonts w:hint="eastAsia"/>
+        </w:rPr>
+        <w:t>既有的行动，逼迫对手做它不愿意做的事情</w:t>
+      </w:r>
+      <w:r>
+        <w:rPr>
+          <w:rFonts w:hint="eastAsia"/>
+        </w:rPr>
+        <w:t>，其一般形式是：</w:t>
+      </w:r>
+      <w:r>
+        <w:rPr>
+          <w:rFonts w:hint="eastAsia"/>
+        </w:rPr>
+        <w:t>停止做</w:t>
+      </w:r>
+      <w:r>
+        <w:rPr>
+          <w:rFonts w:hint="eastAsia"/>
+        </w:rPr>
+        <w:t>X</w:t>
+      </w:r>
+      <w:r>
+        <w:rPr>
+          <w:rFonts w:hint="eastAsia"/>
+        </w:rPr>
+        <w:t>，否则……；给我做</w:t>
+      </w:r>
+      <w:r>
+        <w:rPr>
+          <w:rFonts w:hint="eastAsia"/>
+        </w:rPr>
+        <w:t>Y</w:t>
+      </w:r>
+      <w:r>
+        <w:rPr>
+          <w:rFonts w:hint="eastAsia"/>
+        </w:rPr>
+        <w:t>，否则……（要求对手改变现状）例如，美国要求中国放弃对出口商的补贴</w:t>
+      </w:r>
+      <w:r>
+        <w:rPr>
+          <w:rFonts w:hint="eastAsia"/>
+        </w:rPr>
+        <w:t>、</w:t>
+      </w:r>
+      <w:r>
+        <w:rPr>
+          <w:rFonts w:hint="eastAsia"/>
+        </w:rPr>
+        <w:t>美国要求伊朗放弃核计划</w:t>
+      </w:r>
+      <w:r>
+        <w:rPr>
+          <w:rFonts w:hint="eastAsia"/>
+        </w:rPr>
+        <w:t>等。</w:t>
+      </w:r>
+    </w:p>
+    <w:p>
+      <w:pPr>
+        <w:pStyle w:val="aa"/>
+        <w:spacing w:before="78" w:after="78"/>
+        <w:ind w:firstLine="420"/>
+        <w:rPr>
+          <w:rFonts w:hint="eastAsia"/>
+        </w:rPr>
+      </w:pPr>
+      <w:r>
+        <w:rPr>
+          <w:rFonts w:hint="eastAsia"/>
+        </w:rPr>
+        <w:t>与威慑相比，</w:t>
+      </w:r>
+      <w:r>
+        <w:rPr>
+          <w:rFonts w:hint="eastAsia"/>
+        </w:rPr>
+        <w:t>在威逼中，威逼者自身先采取行动，并且只有在目标</w:t>
+      </w:r>
+      <w:proofErr w:type="gramStart"/>
+      <w:r>
+        <w:rPr>
+          <w:rFonts w:hint="eastAsia"/>
+        </w:rPr>
+        <w:t>作出</w:t>
+      </w:r>
+      <w:proofErr w:type="gramEnd"/>
+      <w:r>
+        <w:rPr>
+          <w:rFonts w:hint="eastAsia"/>
+        </w:rPr>
+        <w:t>相应反应时才会停止或改变</w:t>
+      </w:r>
+      <w:r>
+        <w:rPr>
+          <w:rFonts w:hint="eastAsia"/>
+        </w:rPr>
+        <w:t>。</w:t>
+      </w:r>
+      <w:r>
+        <w:rPr>
+          <w:rFonts w:hint="eastAsia"/>
+        </w:rPr>
+        <w:t>威逼</w:t>
+      </w:r>
+      <w:r>
+        <w:rPr>
+          <w:rFonts w:hint="eastAsia"/>
+        </w:rPr>
+        <w:t>还</w:t>
+      </w:r>
+      <w:r>
+        <w:rPr>
+          <w:rFonts w:hint="eastAsia"/>
+        </w:rPr>
+        <w:t>往往包含一个明确的期限</w:t>
+      </w:r>
+      <w:r>
+        <w:rPr>
+          <w:rFonts w:hint="eastAsia"/>
+        </w:rPr>
+        <w:t>，</w:t>
+      </w:r>
+      <w:r>
+        <w:rPr>
+          <w:rFonts w:hint="eastAsia"/>
+        </w:rPr>
+        <w:t>威慑</w:t>
+      </w:r>
+      <w:r>
+        <w:rPr>
+          <w:rFonts w:hint="eastAsia"/>
+        </w:rPr>
+        <w:t>则</w:t>
+      </w:r>
+      <w:r>
+        <w:rPr>
+          <w:rFonts w:hint="eastAsia"/>
+        </w:rPr>
+        <w:t>没有时间限制</w:t>
+      </w:r>
+      <w:r>
+        <w:rPr>
+          <w:rFonts w:hint="eastAsia"/>
+        </w:rPr>
+        <w:t>。</w:t>
+      </w:r>
+    </w:p>
+    <w:p>
+      <w:pPr>
+        <w:pStyle w:val="af1"/>
+        <w:rPr>
+          <w:rFonts w:hint="eastAsia"/>
+        </w:rPr>
+      </w:pPr>
+      <w:r>
+        <w:rPr>
+          <w:rFonts w:hint="eastAsia"/>
+        </w:rPr>
+        <w:t xml:space="preserve">6. </w:t>
+      </w:r>
+      <w:r>
+        <w:rPr>
+          <w:rFonts w:hint="eastAsia"/>
+        </w:rPr>
+        <w:t>其他实现安全的途径</w:t>
+      </w:r>
+    </w:p>
+    <w:p>
+      <w:pPr>
+        <w:pStyle w:val="aa"/>
+        <w:spacing w:before="78" w:after="78"/>
+        <w:ind w:firstLine="420"/>
+        <w:rPr>
+          <w:rFonts w:hint="eastAsia"/>
+        </w:rPr>
+      </w:pPr>
+      <w:r>
+        <w:rPr>
+          <w:rFonts w:hint="eastAsia"/>
+          <w:b/>
+          <w:bCs/>
+        </w:rPr>
+        <w:lastRenderedPageBreak/>
+        <w:t>谈判和对话（技术性谈判）</w:t>
+      </w:r>
+      <w:r>
+        <w:rPr>
+          <w:rFonts w:hint="eastAsia"/>
+          <w:b/>
+          <w:bCs/>
+        </w:rPr>
+        <w:t>。</w:t>
+      </w:r>
+      <w:r>
+        <w:rPr>
+          <w:rFonts w:hint="eastAsia"/>
+        </w:rPr>
+        <w:t>技术对话是为了</w:t>
+      </w:r>
+      <w:r>
+        <w:rPr>
+          <w:rFonts w:hint="eastAsia"/>
+        </w:rPr>
+        <w:t>了解对手的意图和能力，避免造成误会和曲解</w:t>
+      </w:r>
+      <w:r>
+        <w:rPr>
+          <w:rFonts w:hint="eastAsia"/>
+        </w:rPr>
+        <w:t>；</w:t>
+      </w:r>
+      <w:r>
+        <w:rPr>
+          <w:rFonts w:hint="eastAsia"/>
+        </w:rPr>
+        <w:t>讨论和达成管理冲突的各种协定，实现预防、控制和解决冲突的目的</w:t>
+      </w:r>
+      <w:r>
+        <w:rPr>
+          <w:rFonts w:hint="eastAsia"/>
+        </w:rPr>
+        <w:t>。</w:t>
+      </w:r>
+    </w:p>
+    <w:p>
+      <w:pPr>
+        <w:pStyle w:val="aa"/>
+        <w:spacing w:before="78" w:after="78"/>
+        <w:ind w:firstLine="420"/>
+        <w:rPr>
+          <w:rFonts w:hint="eastAsia"/>
+        </w:rPr>
+      </w:pPr>
+      <w:r>
+        <w:rPr>
+          <w:rFonts w:hint="eastAsia"/>
+          <w:b/>
+          <w:bCs/>
+        </w:rPr>
+        <w:t>战略对话（不以达成具体协议为目标）</w:t>
+      </w:r>
+      <w:r>
+        <w:rPr>
+          <w:rFonts w:hint="eastAsia"/>
+          <w:b/>
+          <w:bCs/>
+        </w:rPr>
+        <w:t>。</w:t>
+      </w:r>
+      <w:r>
+        <w:rPr>
+          <w:rFonts w:hint="eastAsia"/>
+        </w:rPr>
+        <w:t>定期或不定期的战略对话，尤其是高层</w:t>
+      </w:r>
+      <w:r>
+        <w:rPr>
+          <w:rFonts w:hint="eastAsia"/>
+        </w:rPr>
+        <w:t>（领导人）</w:t>
+      </w:r>
+      <w:r>
+        <w:rPr>
+          <w:rFonts w:hint="eastAsia"/>
+        </w:rPr>
+        <w:t>战略对话</w:t>
+      </w:r>
+      <w:r>
+        <w:rPr>
+          <w:rFonts w:hint="eastAsia"/>
+        </w:rPr>
+        <w:t>，其目的在于建立某种程度的互信。</w:t>
+      </w:r>
+    </w:p>
+    <w:p>
+      <w:pPr>
+        <w:pStyle w:val="aa"/>
+        <w:spacing w:before="78" w:after="78"/>
+        <w:ind w:firstLine="420"/>
+      </w:pPr>
+      <w:r>
+        <w:rPr>
+          <w:rFonts w:hint="eastAsia"/>
+          <w:b/>
+          <w:bCs/>
+        </w:rPr>
+        <w:t>相互建立信任措施</w:t>
+      </w:r>
+      <w:r>
+        <w:rPr>
+          <w:rFonts w:hint="eastAsia"/>
+          <w:b/>
+          <w:bCs/>
+        </w:rPr>
+        <w:t>。</w:t>
+      </w:r>
+      <w:r>
+        <w:rPr>
+          <w:rFonts w:hint="eastAsia"/>
+        </w:rPr>
+        <w:t>包括</w:t>
+      </w:r>
+      <w:r>
+        <w:rPr>
+          <w:rFonts w:hint="eastAsia"/>
+        </w:rPr>
+        <w:t>双方军事力量的联系</w:t>
+      </w:r>
+      <w:r>
+        <w:rPr>
+          <w:rFonts w:hint="eastAsia"/>
+        </w:rPr>
+        <w:t>、</w:t>
+      </w:r>
+      <w:r>
+        <w:rPr>
+          <w:rFonts w:hint="eastAsia"/>
+        </w:rPr>
+        <w:t>军事力量的部分脱离</w:t>
+      </w:r>
+      <w:r>
+        <w:rPr>
+          <w:rFonts w:hint="eastAsia"/>
+        </w:rPr>
+        <w:t>、</w:t>
+      </w:r>
+      <w:r>
+        <w:rPr>
+          <w:rFonts w:hint="eastAsia"/>
+        </w:rPr>
+        <w:t>政府的热线联系（危机情况下双方领导人直接对话）</w:t>
+      </w:r>
+      <w:r>
+        <w:rPr>
+          <w:rFonts w:hint="eastAsia"/>
+        </w:rPr>
+        <w:t>等。</w:t>
+      </w:r>
+    </w:p>
+    <w:p>
+      <w:pPr>
+        <w:pStyle w:val="aa"/>
+        <w:spacing w:before="78" w:after="78"/>
+        <w:rPr>
+          <w:rFonts w:hint="eastAsia"/>
+        </w:rPr>
+      </w:pPr>
+      <w:r>
+        <w:tab/>
+      </w:r>
+      <w:r>
+        <w:rPr>
+          <w:rFonts w:hint="eastAsia"/>
+        </w:rPr>
+        <w:t>除此之外，实现安全的途径还包括仲裁和判决、联合国和区域组织的维和行动、国际调停（调解）和斡旋等。</w:t>
+      </w:r>
+    </w:p>
+    <w:p>
+      <w:pPr>
+        <w:pStyle w:val="aa"/>
+        <w:spacing w:before="78" w:after="78"/>
+      </w:pPr>
+    </w:p>
+    <w:p>
+      <w:pPr>
+        <w:pStyle w:val="ac"/>
+      </w:pPr>
+      <w:bookmarkStart w:id="18" w:name="_Toc224573306"/>
+      <w:r>
+        <w:rPr>
+          <w:rFonts w:hint="eastAsia"/>
+        </w:rPr>
+        <w:t>四、中国方案和倡议</w:t>
+      </w:r>
+      <w:bookmarkEnd w:id="18"/>
+    </w:p>
+    <w:p>
+      <w:pPr>
+        <w:pStyle w:val="aa"/>
+        <w:spacing w:before="78" w:after="78"/>
+      </w:pPr>
+      <w:r>
+        <w:tab/>
+      </w:r>
+      <w:r>
+        <w:rPr>
+          <w:rFonts w:hint="eastAsia"/>
+        </w:rPr>
+        <w:t>2022</w:t>
+      </w:r>
+      <w:r>
+        <w:rPr>
+          <w:rFonts w:hint="eastAsia"/>
+        </w:rPr>
+        <w:t>年，习近平主席在博鳌亚洲论坛上首次提出“全球安全倡议”，其内容包括：</w:t>
+      </w:r>
+    </w:p>
+    <w:p>
+      <w:pPr>
+        <w:pStyle w:val="aa"/>
+        <w:numPr>
+          <w:ilvl w:val="0"/>
+          <w:numId w:val="8"/>
+        </w:numPr>
+        <w:spacing w:beforeLines="0" w:before="0" w:afterLines="0" w:after="0"/>
+        <w:ind w:left="442" w:hanging="442"/>
+        <w:rPr>
+          <w:rFonts w:hint="eastAsia"/>
+          <w:lang w:val="en-US"/>
+        </w:rPr>
+      </w:pPr>
+      <w:r>
+        <w:rPr>
+          <w:rFonts w:hint="eastAsia"/>
+          <w:lang w:val="en-US"/>
+        </w:rPr>
+        <w:t>坚持共同、综合、合作、可持续的安全观，共同维护世界和平和安全；</w:t>
+      </w:r>
+    </w:p>
+    <w:p>
+      <w:pPr>
+        <w:pStyle w:val="aa"/>
+        <w:numPr>
+          <w:ilvl w:val="0"/>
+          <w:numId w:val="8"/>
+        </w:numPr>
+        <w:spacing w:beforeLines="0" w:before="0" w:afterLines="0" w:after="0"/>
+        <w:ind w:left="442" w:hanging="442"/>
+        <w:rPr>
+          <w:rFonts w:hint="eastAsia"/>
+          <w:lang w:val="en-US"/>
+        </w:rPr>
+      </w:pPr>
+      <w:r>
+        <w:rPr>
+          <w:rFonts w:hint="eastAsia"/>
+          <w:lang w:val="en-US"/>
+        </w:rPr>
+        <w:t>坚持尊重各国主权、领土完整，不干涉别国内政，尊重各国人民自主选择的发展道路和社会制度；</w:t>
+      </w:r>
+    </w:p>
+    <w:p>
+      <w:pPr>
+        <w:pStyle w:val="aa"/>
+        <w:numPr>
+          <w:ilvl w:val="0"/>
+          <w:numId w:val="8"/>
+        </w:numPr>
+        <w:spacing w:beforeLines="0" w:before="0" w:afterLines="0" w:after="0"/>
+        <w:ind w:left="442" w:hanging="442"/>
+        <w:rPr>
+          <w:rFonts w:hint="eastAsia"/>
+          <w:lang w:val="en-US"/>
+        </w:rPr>
+      </w:pPr>
+      <w:r>
+        <w:rPr>
+          <w:rFonts w:hint="eastAsia"/>
+          <w:lang w:val="en-US"/>
+        </w:rPr>
+        <w:t>坚持遵守联合国宪章宗旨和原则，摒弃冷战思维，反对单边主义，不搞集团政治和阵营对抗；</w:t>
+      </w:r>
+    </w:p>
+    <w:p>
+      <w:pPr>
+        <w:pStyle w:val="aa"/>
+        <w:numPr>
+          <w:ilvl w:val="0"/>
+          <w:numId w:val="8"/>
+        </w:numPr>
+        <w:spacing w:beforeLines="0" w:before="0" w:afterLines="0" w:after="0"/>
+        <w:ind w:left="442" w:hanging="442"/>
+        <w:rPr>
+          <w:rFonts w:hint="eastAsia"/>
+          <w:lang w:val="en-US"/>
+        </w:rPr>
+      </w:pPr>
+      <w:r>
+        <w:rPr>
+          <w:rFonts w:hint="eastAsia"/>
+          <w:lang w:val="en-US"/>
+        </w:rPr>
+        <w:t>坚持重视各国合理安全关切，秉持安全不可分割原则，构建均衡、有效、可持续的安全架构，反对把本国安全建立在他国不安全的基础之上；</w:t>
+      </w:r>
+    </w:p>
+    <w:p>
+      <w:pPr>
+        <w:pStyle w:val="aa"/>
+        <w:numPr>
+          <w:ilvl w:val="0"/>
+          <w:numId w:val="8"/>
+        </w:numPr>
+        <w:spacing w:beforeLines="0" w:before="0" w:afterLines="0" w:after="0"/>
+        <w:ind w:left="442" w:hanging="442"/>
+        <w:rPr>
+          <w:rFonts w:hint="eastAsia"/>
+          <w:lang w:val="en-US"/>
+        </w:rPr>
+      </w:pPr>
+      <w:r>
+        <w:rPr>
+          <w:rFonts w:hint="eastAsia"/>
+          <w:lang w:val="en-US"/>
+        </w:rPr>
+        <w:t>坚持通过对话协商以和平方式解决国家间的分歧和争端，支持一切有利于和平解决危机的努力，不能搞双重标准，反对滥用单边制裁和“长臂管辖”；</w:t>
+      </w:r>
+    </w:p>
+    <w:p>
+      <w:pPr>
+        <w:pStyle w:val="aa"/>
+        <w:numPr>
+          <w:ilvl w:val="0"/>
+          <w:numId w:val="8"/>
+        </w:numPr>
+        <w:spacing w:beforeLines="0" w:before="0" w:afterLines="0" w:after="0"/>
+        <w:ind w:left="442" w:hanging="442"/>
+        <w:rPr>
+          <w:rFonts w:hint="eastAsia"/>
+          <w:lang w:val="en-US"/>
+        </w:rPr>
+      </w:pPr>
+      <w:r>
+        <w:rPr>
+          <w:rFonts w:hint="eastAsia"/>
+          <w:lang w:val="en-US"/>
+        </w:rPr>
+        <w:t>坚持统筹维护传统领域和非传统领域安全，共同应对地区争端和恐怖主义、气候变化、网络安全、生物安全等全球性问题。</w:t>
+      </w:r>
+    </w:p>
+    <w:p>
+      <w:pPr>
+        <w:pStyle w:val="af3"/>
+        <w:spacing w:before="78" w:after="78"/>
+        <w:ind w:firstLine="420"/>
+      </w:pPr>
+      <w:r>
+        <w:rPr>
+          <w:rFonts w:hint="eastAsia"/>
+        </w:rPr>
+        <w:t>一国安全不能以损害他国安全为代价，地区安全更不能以强化军事集团为保障。要摒弃独享安全、绝对安全的想法，一起警惕和抵制各种“新冷战”的图谋，努力建设持久和平的世界。</w:t>
+      </w:r>
+    </w:p>
+    <w:p>
+      <w:pPr>
+        <w:pStyle w:val="af3"/>
+        <w:spacing w:before="78" w:after="78"/>
+        <w:jc w:val="right"/>
+        <w:rPr>
+          <w:rFonts w:hint="eastAsia"/>
+        </w:rPr>
+      </w:pPr>
+      <w:r>
+        <w:rPr>
+          <w:rFonts w:hint="eastAsia"/>
+        </w:rPr>
+        <w:t>——王毅，</w:t>
+      </w:r>
+      <w:r>
+        <w:rPr>
+          <w:rFonts w:hint="eastAsia"/>
+        </w:rPr>
+        <w:t>2022</w:t>
+      </w:r>
+      <w:r>
+        <w:rPr>
+          <w:rFonts w:hint="eastAsia"/>
+        </w:rPr>
+        <w:t>年</w:t>
+      </w:r>
+      <w:r>
+        <w:rPr>
+          <w:rFonts w:hint="eastAsia"/>
+        </w:rPr>
+        <w:t>1</w:t>
+      </w:r>
+      <w:r>
+        <w:rPr>
+          <w:rFonts w:hint="eastAsia"/>
+        </w:rPr>
+        <w:t>月</w:t>
+      </w:r>
+      <w:r>
+        <w:rPr>
+          <w:rFonts w:hint="eastAsia"/>
+        </w:rPr>
+        <w:t>19</w:t>
+      </w:r>
+      <w:r>
+        <w:rPr>
+          <w:rFonts w:hint="eastAsia"/>
+        </w:rPr>
+        <w:t>日</w:t>
+      </w:r>
+    </w:p>
+    <w:p>
+      <w:pPr>
+        <w:pStyle w:val="aa"/>
+        <w:spacing w:before="78" w:after="78"/>
+        <w:ind w:firstLine="420"/>
+      </w:pPr>
+      <w:r>
+        <w:rPr>
+          <w:rFonts w:hint="eastAsia"/>
+        </w:rPr>
+        <w:t>中国</w:t>
+      </w:r>
+      <w:r>
+        <w:rPr>
+          <w:rFonts w:hint="eastAsia"/>
+        </w:rPr>
+        <w:t>的安全理念是</w:t>
+      </w:r>
+      <w:r>
+        <w:rPr>
+          <w:rFonts w:hint="eastAsia"/>
+        </w:rPr>
+        <w:t>开放、包容、可持续</w:t>
+      </w:r>
+      <w:r>
+        <w:rPr>
+          <w:rFonts w:hint="eastAsia"/>
+        </w:rPr>
+        <w:t>，</w:t>
+      </w:r>
+      <w:r>
+        <w:rPr>
+          <w:rFonts w:hint="eastAsia"/>
+        </w:rPr>
+        <w:t>保障每个国家的安全</w:t>
+      </w:r>
+      <w:r>
+        <w:rPr>
+          <w:rFonts w:hint="eastAsia"/>
+        </w:rPr>
+        <w:t>，</w:t>
+      </w:r>
+      <w:r>
+        <w:rPr>
+          <w:rFonts w:hint="eastAsia"/>
+        </w:rPr>
+        <w:t>求同存异</w:t>
+      </w:r>
+      <w:r>
+        <w:rPr>
+          <w:rFonts w:hint="eastAsia"/>
+        </w:rPr>
+        <w:t>，注重</w:t>
+      </w:r>
+      <w:r>
+        <w:rPr>
+          <w:rFonts w:hint="eastAsia"/>
+        </w:rPr>
+        <w:t>集体安全</w:t>
+      </w:r>
+      <w:r>
+        <w:rPr>
+          <w:rFonts w:hint="eastAsia"/>
+        </w:rPr>
+        <w:t>；</w:t>
+      </w:r>
+      <w:r>
+        <w:rPr>
+          <w:rFonts w:hint="eastAsia"/>
+        </w:rPr>
+        <w:t>西方</w:t>
+      </w:r>
+      <w:r>
+        <w:rPr>
+          <w:rFonts w:hint="eastAsia"/>
+        </w:rPr>
+        <w:t>的安全理念则是</w:t>
+      </w:r>
+      <w:r>
+        <w:rPr>
+          <w:rFonts w:hint="eastAsia"/>
+        </w:rPr>
+        <w:t>拉帮结派、军事结盟、小院高墙（排他）</w:t>
+      </w:r>
+      <w:r>
+        <w:rPr>
+          <w:rFonts w:hint="eastAsia"/>
+        </w:rPr>
+        <w:t>，</w:t>
+      </w:r>
+      <w:r>
+        <w:rPr>
+          <w:rFonts w:hint="eastAsia"/>
+        </w:rPr>
+        <w:t>保障我和我的盟友的安全</w:t>
+      </w:r>
+      <w:r>
+        <w:rPr>
+          <w:rFonts w:hint="eastAsia"/>
+        </w:rPr>
+        <w:t>，</w:t>
+      </w:r>
+      <w:r>
+        <w:rPr>
+          <w:rFonts w:hint="eastAsia"/>
+        </w:rPr>
+        <w:t>寻找敌人</w:t>
+      </w:r>
+      <w:r>
+        <w:rPr>
+          <w:rFonts w:hint="eastAsia"/>
+        </w:rPr>
+        <w:t>，注重</w:t>
+      </w:r>
+      <w:r>
+        <w:rPr>
+          <w:rFonts w:hint="eastAsia"/>
+        </w:rPr>
+        <w:t>集体防御</w:t>
+      </w:r>
+      <w:r>
+        <w:rPr>
+          <w:rFonts w:hint="eastAsia"/>
+        </w:rPr>
+        <w:t>。</w:t>
+      </w:r>
+    </w:p>
+    <w:p>
+      <w:pPr>
+        <w:pStyle w:val="aa"/>
+        <w:spacing w:before="78" w:after="78"/>
+        <w:rPr>
+          <w:lang w:val="en-US"/>
+        </w:rPr>
+      </w:pPr>
+      <w:r>
+        <w:tab/>
+      </w:r>
+      <w:r>
+        <w:rPr>
+          <w:rFonts w:hint="eastAsia"/>
+        </w:rPr>
+        <w:t>统筹发展和安全的外交实践是一个关键问题，发展与安全的互动可能是消极的，也可能是积极的。一方面，</w:t>
+      </w:r>
+      <w:r>
+        <w:rPr>
+          <w:rFonts w:hint="eastAsia"/>
+          <w:lang w:val="en-US"/>
+        </w:rPr>
+        <w:t>发展维护国际社会业已存在的差异和等级制度，加剧不同社会和人民间的差距，造成不稳定和冲突</w:t>
+      </w:r>
+      <w:r>
+        <w:rPr>
+          <w:rFonts w:hint="eastAsia"/>
+          <w:lang w:val="en-US"/>
+        </w:rPr>
+        <w:t>；另一方面，</w:t>
+      </w:r>
+      <w:r>
+        <w:rPr>
+          <w:rFonts w:hint="eastAsia"/>
+          <w:lang w:val="en-US"/>
+        </w:rPr>
+        <w:t>安全为发展创造条件</w:t>
+      </w:r>
+      <w:r>
+        <w:rPr>
+          <w:rFonts w:hint="eastAsia"/>
+          <w:lang w:val="en-US"/>
+        </w:rPr>
+        <w:t>，</w:t>
+      </w:r>
+      <w:r>
+        <w:rPr>
+          <w:rFonts w:hint="eastAsia"/>
+          <w:lang w:val="en-US"/>
+        </w:rPr>
+        <w:t>发展带来安全</w:t>
+      </w:r>
+      <w:r>
+        <w:rPr>
+          <w:rFonts w:hint="eastAsia"/>
+          <w:lang w:val="en-US"/>
+        </w:rPr>
+        <w:t>。</w:t>
+      </w:r>
+    </w:p>
+    <w:p>
+      <w:pPr>
+        <w:pStyle w:val="af3"/>
+        <w:spacing w:before="78" w:after="78"/>
+        <w:ind w:firstLine="420"/>
+        <w:rPr>
+          <w:rFonts w:hint="eastAsia"/>
+          <w:lang w:val="en-US"/>
+        </w:rPr>
+      </w:pPr>
+      <w:r>
+        <w:rPr>
+          <w:rFonts w:hint="eastAsia"/>
+          <w:lang w:val="en-US"/>
+        </w:rPr>
+        <w:t>过去一年，国际局势更加变乱交织，丛林法则、单边主义大行其道，人类和平与发展的事业走到新的十字路口。习近平主席提出全球治理倡议……这一倡议顺应时代进步潮流，凝聚各国最大公约数，迅速获得国际社会广泛响应，为推动构建人类命运共同体注入新的动力，也为历史巨轮穿越风暴驶向光明彼岸提供了中国罗盘。</w:t>
+      </w:r>
+    </w:p>
+    <w:p>
+      <w:pPr>
+        <w:pStyle w:val="af3"/>
+        <w:spacing w:before="78" w:after="78"/>
+        <w:ind w:firstLine="420"/>
+        <w:rPr>
+          <w:lang w:val="en-US"/>
+        </w:rPr>
+      </w:pPr>
+      <w:r>
+        <w:rPr>
+          <w:rFonts w:hint="eastAsia"/>
+          <w:lang w:val="en-US"/>
+        </w:rPr>
+        <w:t>我们一切工作的出发点都是让人民过上更好生活。我们期待一个稳定的外部发展环境，也希望以自身发展让世界更美好。中国将做坚定的和平力量，坚持自己走和平发展道路，也呼吁其他</w:t>
+      </w:r>
+      <w:proofErr w:type="gramStart"/>
+      <w:r>
+        <w:rPr>
+          <w:rFonts w:hint="eastAsia"/>
+          <w:lang w:val="en-US"/>
+        </w:rPr>
+        <w:t>各国走</w:t>
+      </w:r>
+      <w:proofErr w:type="gramEnd"/>
+      <w:r>
+        <w:rPr>
+          <w:rFonts w:hint="eastAsia"/>
+          <w:lang w:val="en-US"/>
+        </w:rPr>
+        <w:t>和平发展道路。中国将做可靠的稳定力量，坚守国际公平正义，探索中国特色热点问题解决之道。中国将做历史的进步力量，坚决捍卫人类文明进步成果，推动落实四</w:t>
+      </w:r>
+      <w:proofErr w:type="gramStart"/>
+      <w:r>
+        <w:rPr>
+          <w:rFonts w:hint="eastAsia"/>
+          <w:lang w:val="en-US"/>
+        </w:rPr>
+        <w:lastRenderedPageBreak/>
+        <w:t>大全球</w:t>
+      </w:r>
+      <w:proofErr w:type="gramEnd"/>
+      <w:r>
+        <w:rPr>
+          <w:rFonts w:hint="eastAsia"/>
+          <w:lang w:val="en-US"/>
+        </w:rPr>
+        <w:t>倡议，推动构建人类命运共同体。</w:t>
+      </w:r>
+    </w:p>
+    <w:p>
+      <w:pPr>
+        <w:pStyle w:val="af3"/>
+        <w:spacing w:before="78" w:after="78"/>
+        <w:jc w:val="right"/>
+        <w:rPr>
+          <w:rFonts w:hint="eastAsia"/>
+          <w:lang w:val="en-US"/>
+        </w:rPr>
+      </w:pPr>
+      <w:r>
+        <w:rPr>
+          <w:rFonts w:hint="eastAsia"/>
+          <w:lang w:val="en-US"/>
+        </w:rPr>
+        <w:t>——王毅，在第</w:t>
+      </w:r>
+      <w:r>
+        <w:rPr>
+          <w:rFonts w:hint="eastAsia"/>
+          <w:lang w:val="en-US"/>
+        </w:rPr>
+        <w:t>62</w:t>
+      </w:r>
+      <w:r>
+        <w:rPr>
+          <w:rFonts w:hint="eastAsia"/>
+          <w:lang w:val="en-US"/>
+        </w:rPr>
+        <w:t>届慕尼黑安全会议“中国专场”上的主旨讲话</w:t>
+      </w:r>
+    </w:p>
+    <w:p>
+      <w:pPr>
+        <w:pStyle w:val="aa"/>
+        <w:spacing w:before="78" w:after="78"/>
+      </w:pPr>
+    </w:p>
+    <w:p>
+      <w:pPr>
+        <w:pStyle w:val="aa"/>
+        <w:spacing w:before="78" w:after="78"/>
+      </w:pPr>
+    </w:p>
+    <w:p>
+      <w:pPr>
+        <w:pStyle w:val="aa"/>
+        <w:spacing w:before="78" w:after="78"/>
+      </w:pPr>
+    </w:p>
+    <w:p>
+      <w:pPr>
+        <w:pStyle w:val="a9"/>
+      </w:pPr>
+      <w:bookmarkStart w:id="19" w:name="_Toc224573307"/>
+      <w:r>
+        <w:rPr>
+          <w:rFonts w:hint="eastAsia"/>
+        </w:rPr>
+        <w:t>第三讲</w:t>
+      </w:r>
+      <w:r>
+        <w:rPr>
+          <w:rFonts w:hint="eastAsia"/>
+        </w:rPr>
+        <w:t xml:space="preserve"> </w:t>
+      </w:r>
+      <w:r>
+        <w:rPr>
+          <w:rFonts w:hint="eastAsia"/>
+        </w:rPr>
+        <w:t>国家间战争</w:t>
+      </w:r>
+      <w:bookmarkEnd w:id="19"/>
+    </w:p>
+    <w:p>
+      <w:pPr>
+        <w:pStyle w:val="aa"/>
+        <w:spacing w:before="78" w:after="78"/>
+        <w:jc w:val="center"/>
+        <w:rPr>
+          <w:rFonts w:hint="eastAsia"/>
+        </w:rPr>
+      </w:pPr>
+      <w:r>
+        <w:rPr>
+          <w:rFonts w:hint="eastAsia"/>
+        </w:rPr>
+        <w:t>2026.3.16</w:t>
+      </w:r>
+    </w:p>
+    <w:p>
+      <w:pPr>
+        <w:pStyle w:val="ac"/>
+      </w:pPr>
+      <w:bookmarkStart w:id="20" w:name="_Toc224573308"/>
+      <w:r>
+        <w:rPr>
+          <w:rFonts w:hint="eastAsia"/>
+        </w:rPr>
+        <w:t>一、战争的概念和类型</w:t>
+      </w:r>
+      <w:bookmarkEnd w:id="20"/>
+    </w:p>
+    <w:p>
+      <w:pPr>
+        <w:pStyle w:val="ae"/>
+        <w:rPr>
+          <w:rFonts w:hint="eastAsia"/>
+        </w:rPr>
+      </w:pPr>
+      <w:bookmarkStart w:id="21" w:name="_Toc224573309"/>
+      <w:r>
+        <w:rPr>
+          <w:rFonts w:hint="eastAsia"/>
+        </w:rPr>
+        <w:t>（一）战争的概念</w:t>
+      </w:r>
+      <w:bookmarkEnd w:id="21"/>
+    </w:p>
+    <w:p>
+      <w:pPr>
+        <w:pStyle w:val="aa"/>
+        <w:spacing w:before="78" w:after="78"/>
+        <w:ind w:firstLine="420"/>
+      </w:pPr>
+      <w:r>
+        <w:rPr>
+          <w:rFonts w:hint="eastAsia"/>
+        </w:rPr>
+        <w:t>卡尔·冯·克劳塞维茨在《战争论》中指出，战争具有暴力性、</w:t>
+      </w:r>
+      <w:r>
+        <w:rPr>
+          <w:rFonts w:hint="eastAsia"/>
+        </w:rPr>
+        <w:t>情感</w:t>
+      </w:r>
+      <w:r>
+        <w:rPr>
+          <w:rFonts w:hint="eastAsia"/>
+        </w:rPr>
+        <w:t>性与从属性，政府、人民、武装力量形成了战争的“三位一体”。</w:t>
+      </w:r>
+      <w:r>
+        <w:rPr>
+          <w:rFonts w:hint="eastAsia"/>
+        </w:rPr>
+        <w:t>克劳塞维茨对战争的目的进行了界定：对手的军事力量必须被破坏，对手的国家必须被占领，敌人的意志必须被摧毁。</w:t>
+      </w:r>
+    </w:p>
+    <w:p>
+      <w:pPr>
+        <w:pStyle w:val="aa"/>
+        <w:spacing w:before="78" w:after="78"/>
+      </w:pPr>
+      <w:r>
+        <w:tab/>
+      </w:r>
+      <w:r>
+        <w:rPr>
+          <w:rFonts w:hint="eastAsia"/>
+        </w:rPr>
+        <w:t>战争的操作性定义包括三条标准：</w:t>
+      </w:r>
+    </w:p>
+    <w:p>
+      <w:pPr>
+        <w:pStyle w:val="aa"/>
+        <w:numPr>
+          <w:ilvl w:val="0"/>
+          <w:numId w:val="9"/>
+        </w:numPr>
+        <w:spacing w:beforeLines="0" w:before="0" w:afterLines="0" w:after="0"/>
+        <w:ind w:left="442" w:hanging="442"/>
+      </w:pPr>
+      <w:r>
+        <w:rPr>
+          <w:rFonts w:hint="eastAsia"/>
+          <w:b/>
+          <w:bCs/>
+        </w:rPr>
+        <w:t>大规模：</w:t>
+      </w:r>
+      <w:r>
+        <w:rPr>
+          <w:rFonts w:hint="eastAsia"/>
+        </w:rPr>
+        <w:t>战争必须具有相当的规模，如战争应当至少涉及</w:t>
+      </w:r>
+      <w:r>
+        <w:rPr>
+          <w:rFonts w:hint="eastAsia"/>
+        </w:rPr>
+        <w:t>1000</w:t>
+      </w:r>
+      <w:r>
+        <w:rPr>
+          <w:rFonts w:hint="eastAsia"/>
+        </w:rPr>
+        <w:t>个战斗人员的死亡；</w:t>
+      </w:r>
+    </w:p>
+    <w:p>
+      <w:pPr>
+        <w:pStyle w:val="aa"/>
+        <w:numPr>
+          <w:ilvl w:val="0"/>
+          <w:numId w:val="9"/>
+        </w:numPr>
+        <w:spacing w:beforeLines="0" w:before="0" w:afterLines="0" w:after="0"/>
+        <w:ind w:left="442" w:hanging="442"/>
+      </w:pPr>
+      <w:r>
+        <w:rPr>
+          <w:rFonts w:hint="eastAsia"/>
+          <w:b/>
+          <w:bCs/>
+        </w:rPr>
+        <w:t>有组织：</w:t>
+      </w:r>
+      <w:r>
+        <w:rPr>
+          <w:rFonts w:hint="eastAsia"/>
+        </w:rPr>
+        <w:t>战争的实施总是具有某种程度的秩序、纪律、领导和计划；</w:t>
+      </w:r>
+    </w:p>
+    <w:p>
+      <w:pPr>
+        <w:pStyle w:val="aa"/>
+        <w:numPr>
+          <w:ilvl w:val="0"/>
+          <w:numId w:val="9"/>
+        </w:numPr>
+        <w:spacing w:beforeLines="0" w:before="0" w:afterLines="0" w:after="0"/>
+        <w:ind w:left="442" w:hanging="442"/>
+        <w:rPr>
+          <w:rFonts w:hint="eastAsia"/>
+        </w:rPr>
+      </w:pPr>
+      <w:r>
+        <w:rPr>
+          <w:rFonts w:hint="eastAsia"/>
+          <w:b/>
+          <w:bCs/>
+        </w:rPr>
+        <w:t>有目的：</w:t>
+      </w:r>
+      <w:r>
+        <w:rPr>
+          <w:rFonts w:hint="eastAsia"/>
+        </w:rPr>
+        <w:t>战争中的各方试图根据实现目标的需要杀伤对方。</w:t>
+      </w:r>
+    </w:p>
+    <w:p>
+      <w:pPr>
+        <w:pStyle w:val="ae"/>
+        <w:rPr>
+          <w:rFonts w:hint="eastAsia"/>
+        </w:rPr>
+      </w:pPr>
+      <w:bookmarkStart w:id="22" w:name="_Toc224573310"/>
+      <w:r>
+        <w:rPr>
+          <w:rFonts w:hint="eastAsia"/>
+        </w:rPr>
+        <w:t>（二）战争的类型</w:t>
+      </w:r>
+      <w:bookmarkEnd w:id="22"/>
+    </w:p>
+    <w:p>
+      <w:pPr>
+        <w:pStyle w:val="aa"/>
+        <w:spacing w:before="78" w:after="78"/>
+        <w:ind w:firstLine="420"/>
+      </w:pPr>
+      <w:r>
+        <w:rPr>
+          <w:rFonts w:hint="eastAsia"/>
+        </w:rPr>
+        <w:t>对于战争的分类，有学者将战争分为超国家（</w:t>
+      </w:r>
+      <w:proofErr w:type="spellStart"/>
+      <w:r>
+        <w:rPr>
+          <w:rFonts w:hint="eastAsia"/>
+        </w:rPr>
+        <w:t>extrastate</w:t>
+      </w:r>
+      <w:proofErr w:type="spellEnd"/>
+      <w:r>
+        <w:rPr>
+          <w:rFonts w:hint="eastAsia"/>
+        </w:rPr>
+        <w:t>）战争、国家间</w:t>
+      </w:r>
+      <w:r>
+        <w:rPr>
+          <w:rFonts w:hint="eastAsia"/>
+        </w:rPr>
+        <w:t>（</w:t>
+      </w:r>
+      <w:r>
+        <w:rPr>
+          <w:rFonts w:hint="eastAsia"/>
+        </w:rPr>
+        <w:t>interstate</w:t>
+      </w:r>
+      <w:r>
+        <w:rPr>
+          <w:rFonts w:hint="eastAsia"/>
+        </w:rPr>
+        <w:t>）</w:t>
+      </w:r>
+      <w:r>
+        <w:rPr>
+          <w:rFonts w:hint="eastAsia"/>
+        </w:rPr>
+        <w:t>战争、国内</w:t>
+      </w:r>
+      <w:r>
+        <w:rPr>
+          <w:rFonts w:hint="eastAsia"/>
+        </w:rPr>
+        <w:t>（</w:t>
+      </w:r>
+      <w:r>
+        <w:rPr>
+          <w:rFonts w:hint="eastAsia"/>
+        </w:rPr>
+        <w:t>intrastate</w:t>
+      </w:r>
+      <w:r>
+        <w:rPr>
+          <w:rFonts w:hint="eastAsia"/>
+        </w:rPr>
+        <w:t>）</w:t>
+      </w:r>
+      <w:r>
+        <w:rPr>
+          <w:rFonts w:hint="eastAsia"/>
+        </w:rPr>
+        <w:t>战争。这一分类法的问题在于“超国家”概念的歧视性——这一概念用来指</w:t>
+      </w:r>
+      <w:proofErr w:type="gramStart"/>
+      <w:r>
+        <w:rPr>
+          <w:rFonts w:hint="eastAsia"/>
+        </w:rPr>
+        <w:t>代发生</w:t>
+      </w:r>
+      <w:proofErr w:type="gramEnd"/>
+      <w:r>
+        <w:rPr>
+          <w:rFonts w:hint="eastAsia"/>
+        </w:rPr>
+        <w:t>在国家和“非国家实体”之间的战争，主要就是</w:t>
+      </w:r>
+      <w:r>
+        <w:rPr>
+          <w:rFonts w:hint="eastAsia"/>
+        </w:rPr>
+        <w:t>20</w:t>
+      </w:r>
+      <w:r>
+        <w:rPr>
+          <w:rFonts w:hint="eastAsia"/>
+        </w:rPr>
+        <w:t>世纪中叶的民族解放战争。“超国家”概念不把争取民族解放的被殖民地看作国家，具有明显的贬抑倾向。</w:t>
+      </w:r>
+    </w:p>
+    <w:p>
+      <w:pPr>
+        <w:pStyle w:val="aa"/>
+        <w:spacing w:before="78" w:after="78"/>
+        <w:ind w:firstLine="420"/>
+      </w:pPr>
+      <w:r>
+        <w:rPr>
+          <w:rFonts w:hint="eastAsia"/>
+        </w:rPr>
+        <w:t>我们可以按不同标准将战争分类：</w:t>
+      </w:r>
+    </w:p>
+    <w:p>
+      <w:pPr>
+        <w:pStyle w:val="aa"/>
+        <w:numPr>
+          <w:ilvl w:val="0"/>
+          <w:numId w:val="10"/>
+        </w:numPr>
+        <w:spacing w:beforeLines="0" w:before="0" w:afterLines="0" w:after="0"/>
+        <w:ind w:left="442" w:hanging="442"/>
+      </w:pPr>
+      <w:r>
+        <w:rPr>
+          <w:rFonts w:hint="eastAsia"/>
+          <w:b/>
+          <w:bCs/>
+        </w:rPr>
+        <w:t>全面战争</w:t>
+      </w:r>
+      <w:r>
+        <w:rPr>
+          <w:rFonts w:hint="eastAsia"/>
+          <w:b/>
+          <w:bCs/>
+        </w:rPr>
+        <w:t>/</w:t>
+      </w:r>
+      <w:r>
+        <w:rPr>
+          <w:rFonts w:hint="eastAsia"/>
+          <w:b/>
+          <w:bCs/>
+        </w:rPr>
+        <w:t>总体战：</w:t>
+      </w:r>
+      <w:r>
+        <w:rPr>
+          <w:rFonts w:hint="eastAsia"/>
+        </w:rPr>
+        <w:t>敌对双方使用一切人力和物力资源进行的殊死搏杀；以征服、消灭对手为目标。</w:t>
+      </w:r>
+    </w:p>
+    <w:p>
+      <w:pPr>
+        <w:pStyle w:val="aa"/>
+        <w:numPr>
+          <w:ilvl w:val="0"/>
+          <w:numId w:val="10"/>
+        </w:numPr>
+        <w:spacing w:beforeLines="0" w:before="0" w:afterLines="0" w:after="0"/>
+        <w:ind w:left="442" w:hanging="442"/>
+      </w:pPr>
+      <w:r>
+        <w:rPr>
+          <w:rFonts w:hint="eastAsia"/>
+          <w:b/>
+          <w:bCs/>
+        </w:rPr>
+        <w:t>有限战争</w:t>
+      </w:r>
+      <w:r>
+        <w:rPr>
+          <w:rFonts w:hint="eastAsia"/>
+          <w:b/>
+          <w:bCs/>
+        </w:rPr>
+        <w:t>/</w:t>
+      </w:r>
+      <w:r>
+        <w:rPr>
+          <w:rFonts w:hint="eastAsia"/>
+          <w:b/>
+          <w:bCs/>
+        </w:rPr>
+        <w:t>局部战争：</w:t>
+      </w:r>
+      <w:r>
+        <w:rPr>
+          <w:rFonts w:hint="eastAsia"/>
+        </w:rPr>
+        <w:t>在一定的地区内，使用一定的武装力量进行有限目的的战争。</w:t>
+      </w:r>
+    </w:p>
+    <w:p>
+      <w:pPr>
+        <w:pStyle w:val="aa"/>
+        <w:spacing w:before="78" w:after="78"/>
+        <w:ind w:firstLine="420"/>
+      </w:pPr>
+      <w:r>
+        <w:rPr>
+          <w:rFonts w:hint="eastAsia"/>
+        </w:rPr>
+        <w:t>需要注意的是，战争可能是不对称的，对一方的全面战争可能对另一方而言只是有限战争。</w:t>
+      </w:r>
+    </w:p>
+    <w:p>
+      <w:pPr>
+        <w:pStyle w:val="aa"/>
+        <w:numPr>
+          <w:ilvl w:val="0"/>
+          <w:numId w:val="11"/>
+        </w:numPr>
+        <w:spacing w:beforeLines="0" w:before="0" w:afterLines="0" w:after="0"/>
+        <w:ind w:left="442" w:hanging="442"/>
+      </w:pPr>
+      <w:r>
+        <w:rPr>
+          <w:rFonts w:hint="eastAsia"/>
+          <w:b/>
+          <w:bCs/>
+        </w:rPr>
+        <w:t>对称战争：</w:t>
+      </w:r>
+      <w:r>
+        <w:rPr>
+          <w:rFonts w:hint="eastAsia"/>
+        </w:rPr>
+        <w:t>在力量大致均衡的各方间展开的战争。</w:t>
+      </w:r>
+    </w:p>
+    <w:p>
+      <w:pPr>
+        <w:pStyle w:val="aa"/>
+        <w:numPr>
+          <w:ilvl w:val="0"/>
+          <w:numId w:val="11"/>
+        </w:numPr>
+        <w:spacing w:beforeLines="0" w:before="0" w:afterLines="0" w:after="0"/>
+        <w:ind w:left="442" w:hanging="442"/>
+        <w:rPr>
+          <w:rFonts w:hint="eastAsia"/>
+        </w:rPr>
+      </w:pPr>
+      <w:r>
+        <w:rPr>
+          <w:rFonts w:hint="eastAsia"/>
+          <w:b/>
+          <w:bCs/>
+        </w:rPr>
+        <w:t>非对称战争：</w:t>
+      </w:r>
+      <w:r>
+        <w:rPr>
+          <w:rFonts w:hint="eastAsia"/>
+        </w:rPr>
+        <w:t>在力量不同的各方间展开的战争，其中弱方试图通过利用强方的弱点来抵消对方的力量（如利用游击战打击强大对手、利用针对敌国人民的恐怖主义袭击打击对方等）。</w:t>
+      </w:r>
+    </w:p>
+    <w:p>
+      <w:pPr>
+        <w:pStyle w:val="aa"/>
+        <w:spacing w:before="78" w:after="78"/>
+        <w:ind w:firstLine="420"/>
+        <w:rPr>
+          <w:rFonts w:hint="eastAsia"/>
+        </w:rPr>
+      </w:pPr>
+      <w:r>
+        <w:rPr>
+          <w:rFonts w:hint="eastAsia"/>
+        </w:rPr>
+        <w:t>需要注意的是，即使双方实力大致相当，只要一方对另一方平民展开了恐怖袭击，那么这就是一场非对称战争。</w:t>
+      </w:r>
+    </w:p>
+    <w:p>
+      <w:pPr>
+        <w:pStyle w:val="aa"/>
+        <w:numPr>
+          <w:ilvl w:val="0"/>
+          <w:numId w:val="12"/>
+        </w:numPr>
+        <w:spacing w:beforeLines="0" w:before="0" w:afterLines="0" w:after="0"/>
+        <w:ind w:left="442" w:hanging="442"/>
+      </w:pPr>
+      <w:r>
+        <w:rPr>
+          <w:rFonts w:hint="eastAsia"/>
+          <w:b/>
+          <w:bCs/>
+        </w:rPr>
+        <w:t>先发制人的战争：</w:t>
+      </w:r>
+      <w:r>
+        <w:rPr>
+          <w:rFonts w:hint="eastAsia"/>
+        </w:rPr>
+        <w:t>先采取军事行动以阻止一个敌对国家立即发起的攻击（迫在眉睫的安全威胁）（如</w:t>
+      </w:r>
+      <w:r>
+        <w:rPr>
+          <w:rFonts w:hint="eastAsia"/>
+        </w:rPr>
+        <w:t>1967</w:t>
+      </w:r>
+      <w:r>
+        <w:rPr>
+          <w:rFonts w:hint="eastAsia"/>
+        </w:rPr>
+        <w:t>年以色列发动的六日战争）。</w:t>
+      </w:r>
+    </w:p>
+    <w:p>
+      <w:pPr>
+        <w:pStyle w:val="aa"/>
+        <w:numPr>
+          <w:ilvl w:val="0"/>
+          <w:numId w:val="12"/>
+        </w:numPr>
+        <w:spacing w:beforeLines="0" w:before="0" w:afterLines="0" w:after="0"/>
+        <w:ind w:left="442" w:hanging="442"/>
+        <w:rPr>
+          <w:rFonts w:hint="eastAsia"/>
+        </w:rPr>
+      </w:pPr>
+      <w:r>
+        <w:rPr>
+          <w:rFonts w:hint="eastAsia"/>
+          <w:b/>
+          <w:bCs/>
+        </w:rPr>
+        <w:t>预防性战争：</w:t>
+      </w:r>
+      <w:r>
+        <w:rPr>
+          <w:rFonts w:hint="eastAsia"/>
+        </w:rPr>
+        <w:t>发动一场战争以阻止一个国家建成进攻的能力（如“</w:t>
+      </w:r>
+      <w:r>
+        <w:rPr>
+          <w:rFonts w:hint="eastAsia"/>
+        </w:rPr>
+        <w:t>9</w:t>
+      </w:r>
+      <w:r>
+        <w:rPr>
+          <w:rFonts w:hint="eastAsia"/>
+        </w:rPr>
+        <w:t>·</w:t>
+      </w:r>
+      <w:r>
+        <w:rPr>
+          <w:rFonts w:hint="eastAsia"/>
+        </w:rPr>
+        <w:t>11</w:t>
+      </w:r>
+      <w:r>
+        <w:rPr>
+          <w:rFonts w:hint="eastAsia"/>
+        </w:rPr>
+        <w:t>”后美国发动</w:t>
+      </w:r>
+      <w:r>
+        <w:rPr>
+          <w:rFonts w:hint="eastAsia"/>
+        </w:rPr>
+        <w:lastRenderedPageBreak/>
+        <w:t>的伊拉克战争）。</w:t>
+      </w:r>
+    </w:p>
+    <w:p>
+      <w:pPr>
+        <w:pStyle w:val="aa"/>
+        <w:spacing w:before="78" w:after="78"/>
+        <w:rPr>
+          <w:rFonts w:hint="eastAsia"/>
+        </w:rPr>
+      </w:pPr>
     </w:p>
     <w:sectPr>
       <w:footerReference w:type="default" r:id="rId9"/>
@@ -4747,6 +7936,119 @@
 <file path=word/numbering.xml><?xml version="1.0" encoding="utf-8"?>
 <w:numbering xmlns:wpc="http://schemas.microsoft.com/office/word/2010/wordprocessingCanvas" xmlns:cx="http://schemas.microsoft.com/office/drawing/2014/chartex" xmlns:cx1="http://schemas.microsoft.com/office/drawing/2015/9/8/chartex" xmlns:cx2="http://schemas.microsoft.com/office/drawing/2015/10/21/chartex" xmlns:cx3="http://schemas.microsoft.com/office/drawing/2016/5/9/chartex" xmlns:cx4="http://schemas.microsoft.com/office/drawing/2016/5/10/chartex" xmlns:cx5="http://schemas.microsoft.com/office/drawing/2016/5/11/chartex" xmlns:cx6="http://schemas.microsoft.com/office/drawing/2016/5/12/chartex" xmlns:cx7="http://schemas.microsoft.com/office/drawing/2016/5/13/chartex" xmlns:cx8="http://schemas.microsoft.com/office/drawing/2016/5/14/chartex" xmlns:mc="http://schemas.openxmlformats.org/markup-compatibility/2006" xmlns:aink="http://schemas.microsoft.com/office/drawing/2016/ink" xmlns:am3d="http://schemas.microsoft.com/office/drawing/2017/model3d" xmlns:o="urn:schemas-microsoft-com:office:office" xmlns:oel="http://schemas.microsoft.com/office/2019/extlst" xmlns:r="http://schemas.openxmlformats.org/officeDocument/2006/relationships" xmlns:m="http://schemas.openxmlformats.org/officeDocument/2006/math" xmlns:v="urn:schemas-microsoft-com:vml" xmlns:wp14="http://schemas.microsoft.com/office/word/2010/wordprocessingDrawing" xmlns:wp="http://schemas.openxmlformats.org/drawingml/2006/wordprocessingDrawing" xmlns:w10="urn:schemas-microsoft-com:office:word" xmlns:w="http://schemas.openxmlformats.org/wordprocessingml/2006/main" xmlns:w14="http://schemas.microsoft.com/office/word/2010/wordml" xmlns:w15="http://schemas.microsoft.com/office/word/2012/wordml" xmlns:w16cex="http://schemas.microsoft.com/office/word/2018/wordml/cex" xmlns:w16cid="http://schemas.microsoft.com/office/word/2016/wordml/cid" xmlns:w16="http://schemas.microsoft.com/office/word/2018/wordml" xmlns:w16du="http://schemas.microsoft.com/office/word/2023/wordml/word16du" xmlns:w16sdtdh="http://schemas.microsoft.com/office/word/2020/wordml/sdtdatahash" xmlns:w16sdtfl="http://schemas.microsoft.com/office/word/2024/wordml/sdtformatlock" xmlns:w16se="http://schemas.microsoft.com/office/word/2015/wordml/symex" xmlns:wpg="http://schemas.microsoft.com/office/word/2010/wordprocessingGroup" xmlns:wpi="http://schemas.microsoft.com/office/word/2010/wordprocessingInk" xmlns:wne="http://schemas.microsoft.com/office/word/2006/wordml" xmlns:wps="http://schemas.microsoft.com/office/word/2010/wordprocessingShape" mc:Ignorable="w14 w15 w16se w16cid w16 w16cex w16sdtdh w16sdtfl w16du wp14">
   <w:abstractNum w:abstractNumId="0" w15:restartNumberingAfterBreak="0">
+    <w:nsid w:val="000571E8"/>
+    <w:multiLevelType w:val="hybridMultilevel"/>
+    <w:tmpl w:val="318AE668"/>
+    <w:lvl w:ilvl="0" w:tplc="04090001">
+      <w:start w:val="1"/>
+      <w:numFmt w:val="bullet"/>
+      <w:lvlText w:val=""/>
+      <w:lvlJc w:val="left"/>
+      <w:pPr>
+        <w:ind w:left="440" w:hanging="440"/>
+      </w:pPr>
+      <w:rPr>
+        <w:rFonts w:ascii="Wingdings" w:hAnsi="Wingdings" w:hint="default"/>
+      </w:rPr>
+    </w:lvl>
+    <w:lvl w:ilvl="1" w:tplc="04090003" w:tentative="1">
+      <w:start w:val="1"/>
+      <w:numFmt w:val="bullet"/>
+      <w:lvlText w:val=""/>
+      <w:lvlJc w:val="left"/>
+      <w:pPr>
+        <w:ind w:left="880" w:hanging="440"/>
+      </w:pPr>
+      <w:rPr>
+        <w:rFonts w:ascii="Wingdings" w:hAnsi="Wingdings" w:hint="default"/>
+      </w:rPr>
+    </w:lvl>
+    <w:lvl w:ilvl="2" w:tplc="04090005" w:tentative="1">
+      <w:start w:val="1"/>
+      <w:numFmt w:val="bullet"/>
+      <w:lvlText w:val=""/>
+      <w:lvlJc w:val="left"/>
+      <w:pPr>
+        <w:ind w:left="1320" w:hanging="440"/>
+      </w:pPr>
+      <w:rPr>
+        <w:rFonts w:ascii="Wingdings" w:hAnsi="Wingdings" w:hint="default"/>
+      </w:rPr>
+    </w:lvl>
+    <w:lvl w:ilvl="3" w:tplc="04090001" w:tentative="1">
+      <w:start w:val="1"/>
+      <w:numFmt w:val="bullet"/>
+      <w:lvlText w:val=""/>
+      <w:lvlJc w:val="left"/>
+      <w:pPr>
+        <w:ind w:left="1760" w:hanging="440"/>
+      </w:pPr>
+      <w:rPr>
+        <w:rFonts w:ascii="Wingdings" w:hAnsi="Wingdings" w:hint="default"/>
+      </w:rPr>
+    </w:lvl>
+    <w:lvl w:ilvl="4" w:tplc="04090003" w:tentative="1">
+      <w:start w:val="1"/>
+      <w:numFmt w:val="bullet"/>
+      <w:lvlText w:val=""/>
+      <w:lvlJc w:val="left"/>
+      <w:pPr>
+        <w:ind w:left="2200" w:hanging="440"/>
+      </w:pPr>
+      <w:rPr>
+        <w:rFonts w:ascii="Wingdings" w:hAnsi="Wingdings" w:hint="default"/>
+      </w:rPr>
+    </w:lvl>
+    <w:lvl w:ilvl="5" w:tplc="04090005" w:tentative="1">
+      <w:start w:val="1"/>
+      <w:numFmt w:val="bullet"/>
+      <w:lvlText w:val=""/>
+      <w:lvlJc w:val="left"/>
+      <w:pPr>
+        <w:ind w:left="2640" w:hanging="440"/>
+      </w:pPr>
+      <w:rPr>
+        <w:rFonts w:ascii="Wingdings" w:hAnsi="Wingdings" w:hint="default"/>
+      </w:rPr>
+    </w:lvl>
+    <w:lvl w:ilvl="6" w:tplc="04090001" w:tentative="1">
+      <w:start w:val="1"/>
+      <w:numFmt w:val="bullet"/>
+      <w:lvlText w:val=""/>
+      <w:lvlJc w:val="left"/>
+      <w:pPr>
+        <w:ind w:left="3080" w:hanging="440"/>
+      </w:pPr>
+      <w:rPr>
+        <w:rFonts w:ascii="Wingdings" w:hAnsi="Wingdings" w:hint="default"/>
+      </w:rPr>
+    </w:lvl>
+    <w:lvl w:ilvl="7" w:tplc="04090003" w:tentative="1">
+      <w:start w:val="1"/>
+      <w:numFmt w:val="bullet"/>
+      <w:lvlText w:val=""/>
+      <w:lvlJc w:val="left"/>
+      <w:pPr>
+        <w:ind w:left="3520" w:hanging="440"/>
+      </w:pPr>
+      <w:rPr>
+        <w:rFonts w:ascii="Wingdings" w:hAnsi="Wingdings" w:hint="default"/>
+      </w:rPr>
+    </w:lvl>
+    <w:lvl w:ilvl="8" w:tplc="04090005" w:tentative="1">
+      <w:start w:val="1"/>
+      <w:numFmt w:val="bullet"/>
+      <w:lvlText w:val=""/>
+      <w:lvlJc w:val="left"/>
+      <w:pPr>
+        <w:ind w:left="3960" w:hanging="440"/>
+      </w:pPr>
+      <w:rPr>
+        <w:rFonts w:ascii="Wingdings" w:hAnsi="Wingdings" w:hint="default"/>
+      </w:rPr>
+    </w:lvl>
+  </w:abstractNum>
+  <w:abstractNum w:abstractNumId="1" w15:restartNumberingAfterBreak="0">
     <w:nsid w:val="0DCE448F"/>
     <w:multiLevelType w:val="hybridMultilevel"/>
     <w:tmpl w:val="C6008404"/>
@@ -4832,7 +8134,120 @@
       </w:pPr>
     </w:lvl>
   </w:abstractNum>
-  <w:abstractNum w:abstractNumId="1" w15:restartNumberingAfterBreak="0">
+  <w:abstractNum w:abstractNumId="2" w15:restartNumberingAfterBreak="0">
+    <w:nsid w:val="11E352F7"/>
+    <w:multiLevelType w:val="hybridMultilevel"/>
+    <w:tmpl w:val="2F9853C6"/>
+    <w:lvl w:ilvl="0" w:tplc="04090001">
+      <w:start w:val="1"/>
+      <w:numFmt w:val="bullet"/>
+      <w:lvlText w:val=""/>
+      <w:lvlJc w:val="left"/>
+      <w:pPr>
+        <w:ind w:left="440" w:hanging="440"/>
+      </w:pPr>
+      <w:rPr>
+        <w:rFonts w:ascii="Wingdings" w:hAnsi="Wingdings" w:hint="default"/>
+      </w:rPr>
+    </w:lvl>
+    <w:lvl w:ilvl="1" w:tplc="04090003" w:tentative="1">
+      <w:start w:val="1"/>
+      <w:numFmt w:val="bullet"/>
+      <w:lvlText w:val=""/>
+      <w:lvlJc w:val="left"/>
+      <w:pPr>
+        <w:ind w:left="880" w:hanging="440"/>
+      </w:pPr>
+      <w:rPr>
+        <w:rFonts w:ascii="Wingdings" w:hAnsi="Wingdings" w:hint="default"/>
+      </w:rPr>
+    </w:lvl>
+    <w:lvl w:ilvl="2" w:tplc="04090005" w:tentative="1">
+      <w:start w:val="1"/>
+      <w:numFmt w:val="bullet"/>
+      <w:lvlText w:val=""/>
+      <w:lvlJc w:val="left"/>
+      <w:pPr>
+        <w:ind w:left="1320" w:hanging="440"/>
+      </w:pPr>
+      <w:rPr>
+        <w:rFonts w:ascii="Wingdings" w:hAnsi="Wingdings" w:hint="default"/>
+      </w:rPr>
+    </w:lvl>
+    <w:lvl w:ilvl="3" w:tplc="04090001" w:tentative="1">
+      <w:start w:val="1"/>
+      <w:numFmt w:val="bullet"/>
+      <w:lvlText w:val=""/>
+      <w:lvlJc w:val="left"/>
+      <w:pPr>
+        <w:ind w:left="1760" w:hanging="440"/>
+      </w:pPr>
+      <w:rPr>
+        <w:rFonts w:ascii="Wingdings" w:hAnsi="Wingdings" w:hint="default"/>
+      </w:rPr>
+    </w:lvl>
+    <w:lvl w:ilvl="4" w:tplc="04090003" w:tentative="1">
+      <w:start w:val="1"/>
+      <w:numFmt w:val="bullet"/>
+      <w:lvlText w:val=""/>
+      <w:lvlJc w:val="left"/>
+      <w:pPr>
+        <w:ind w:left="2200" w:hanging="440"/>
+      </w:pPr>
+      <w:rPr>
+        <w:rFonts w:ascii="Wingdings" w:hAnsi="Wingdings" w:hint="default"/>
+      </w:rPr>
+    </w:lvl>
+    <w:lvl w:ilvl="5" w:tplc="04090005" w:tentative="1">
+      <w:start w:val="1"/>
+      <w:numFmt w:val="bullet"/>
+      <w:lvlText w:val=""/>
+      <w:lvlJc w:val="left"/>
+      <w:pPr>
+        <w:ind w:left="2640" w:hanging="440"/>
+      </w:pPr>
+      <w:rPr>
+        <w:rFonts w:ascii="Wingdings" w:hAnsi="Wingdings" w:hint="default"/>
+      </w:rPr>
+    </w:lvl>
+    <w:lvl w:ilvl="6" w:tplc="04090001" w:tentative="1">
+      <w:start w:val="1"/>
+      <w:numFmt w:val="bullet"/>
+      <w:lvlText w:val=""/>
+      <w:lvlJc w:val="left"/>
+      <w:pPr>
+        <w:ind w:left="3080" w:hanging="440"/>
+      </w:pPr>
+      <w:rPr>
+        <w:rFonts w:ascii="Wingdings" w:hAnsi="Wingdings" w:hint="default"/>
+      </w:rPr>
+    </w:lvl>
+    <w:lvl w:ilvl="7" w:tplc="04090003" w:tentative="1">
+      <w:start w:val="1"/>
+      <w:numFmt w:val="bullet"/>
+      <w:lvlText w:val=""/>
+      <w:lvlJc w:val="left"/>
+      <w:pPr>
+        <w:ind w:left="3520" w:hanging="440"/>
+      </w:pPr>
+      <w:rPr>
+        <w:rFonts w:ascii="Wingdings" w:hAnsi="Wingdings" w:hint="default"/>
+      </w:rPr>
+    </w:lvl>
+    <w:lvl w:ilvl="8" w:tplc="04090005" w:tentative="1">
+      <w:start w:val="1"/>
+      <w:numFmt w:val="bullet"/>
+      <w:lvlText w:val=""/>
+      <w:lvlJc w:val="left"/>
+      <w:pPr>
+        <w:ind w:left="3960" w:hanging="440"/>
+      </w:pPr>
+      <w:rPr>
+        <w:rFonts w:ascii="Wingdings" w:hAnsi="Wingdings" w:hint="default"/>
+      </w:rPr>
+    </w:lvl>
+  </w:abstractNum>
+  <w:abstractNum w:abstractNumId="3" w15:restartNumberingAfterBreak="0">
     <w:nsid w:val="26456140"/>
     <w:multiLevelType w:val="hybridMultilevel"/>
     <w:tmpl w:val="D5465CD4"/>
@@ -4921,7 +8336,7 @@
       </w:pPr>
     </w:lvl>
   </w:abstractNum>
-  <w:abstractNum w:abstractNumId="2" w15:restartNumberingAfterBreak="0">
+  <w:abstractNum w:abstractNumId="4" w15:restartNumberingAfterBreak="0">
     <w:nsid w:val="345E37BB"/>
     <w:multiLevelType w:val="hybridMultilevel"/>
     <w:tmpl w:val="827C6608"/>
@@ -5007,7 +8422,319 @@
       </w:pPr>
     </w:lvl>
   </w:abstractNum>
-  <w:abstractNum w:abstractNumId="3" w15:restartNumberingAfterBreak="0">
+  <w:abstractNum w:abstractNumId="5" w15:restartNumberingAfterBreak="0">
+    <w:nsid w:val="397E6041"/>
+    <w:multiLevelType w:val="hybridMultilevel"/>
+    <w:tmpl w:val="DB560BE8"/>
+    <w:lvl w:ilvl="0" w:tplc="0409000F">
+      <w:start w:val="1"/>
+      <w:numFmt w:val="decimal"/>
+      <w:lvlText w:val="%1."/>
+      <w:lvlJc w:val="left"/>
+      <w:pPr>
+        <w:ind w:left="440" w:hanging="440"/>
+      </w:pPr>
+    </w:lvl>
+    <w:lvl w:ilvl="1" w:tplc="04090019" w:tentative="1">
+      <w:start w:val="1"/>
+      <w:numFmt w:val="lowerLetter"/>
+      <w:lvlText w:val="%2)"/>
+      <w:lvlJc w:val="left"/>
+      <w:pPr>
+        <w:ind w:left="880" w:hanging="440"/>
+      </w:pPr>
+    </w:lvl>
+    <w:lvl w:ilvl="2" w:tplc="0409001B" w:tentative="1">
+      <w:start w:val="1"/>
+      <w:numFmt w:val="lowerRoman"/>
+      <w:lvlText w:val="%3."/>
+      <w:lvlJc w:val="right"/>
+      <w:pPr>
+        <w:ind w:left="1320" w:hanging="440"/>
+      </w:pPr>
+    </w:lvl>
+    <w:lvl w:ilvl="3" w:tplc="0409000F" w:tentative="1">
+      <w:start w:val="1"/>
+      <w:numFmt w:val="decimal"/>
+      <w:lvlText w:val="%4."/>
+      <w:lvlJc w:val="left"/>
+      <w:pPr>
+        <w:ind w:left="1760" w:hanging="440"/>
+      </w:pPr>
+    </w:lvl>
+    <w:lvl w:ilvl="4" w:tplc="04090019" w:tentative="1">
+      <w:start w:val="1"/>
+      <w:numFmt w:val="lowerLetter"/>
+      <w:lvlText w:val="%5)"/>
+      <w:lvlJc w:val="left"/>
+      <w:pPr>
+        <w:ind w:left="2200" w:hanging="440"/>
+      </w:pPr>
+    </w:lvl>
+    <w:lvl w:ilvl="5" w:tplc="0409001B" w:tentative="1">
+      <w:start w:val="1"/>
+      <w:numFmt w:val="lowerRoman"/>
+      <w:lvlText w:val="%6."/>
+      <w:lvlJc w:val="right"/>
+      <w:pPr>
+        <w:ind w:left="2640" w:hanging="440"/>
+      </w:pPr>
+    </w:lvl>
+    <w:lvl w:ilvl="6" w:tplc="0409000F" w:tentative="1">
+      <w:start w:val="1"/>
+      <w:numFmt w:val="decimal"/>
+      <w:lvlText w:val="%7."/>
+      <w:lvlJc w:val="left"/>
+      <w:pPr>
+        <w:ind w:left="3080" w:hanging="440"/>
+      </w:pPr>
+    </w:lvl>
+    <w:lvl w:ilvl="7" w:tplc="04090019" w:tentative="1">
+      <w:start w:val="1"/>
+      <w:numFmt w:val="lowerLetter"/>
+      <w:lvlText w:val="%8)"/>
+      <w:lvlJc w:val="left"/>
+      <w:pPr>
+        <w:ind w:left="3520" w:hanging="440"/>
+      </w:pPr>
+    </w:lvl>
+    <w:lvl w:ilvl="8" w:tplc="0409001B" w:tentative="1">
+      <w:start w:val="1"/>
+      <w:numFmt w:val="lowerRoman"/>
+      <w:lvlText w:val="%9."/>
+      <w:lvlJc w:val="right"/>
+      <w:pPr>
+        <w:ind w:left="3960" w:hanging="440"/>
+      </w:pPr>
+    </w:lvl>
+  </w:abstractNum>
+  <w:abstractNum w:abstractNumId="6" w15:restartNumberingAfterBreak="0">
+    <w:nsid w:val="5F61611E"/>
+    <w:multiLevelType w:val="hybridMultilevel"/>
+    <w:tmpl w:val="F0B4ADC0"/>
+    <w:lvl w:ilvl="0" w:tplc="04090001">
+      <w:start w:val="1"/>
+      <w:numFmt w:val="bullet"/>
+      <w:lvlText w:val=""/>
+      <w:lvlJc w:val="left"/>
+      <w:pPr>
+        <w:ind w:left="440" w:hanging="440"/>
+      </w:pPr>
+      <w:rPr>
+        <w:rFonts w:ascii="Wingdings" w:hAnsi="Wingdings" w:hint="default"/>
+      </w:rPr>
+    </w:lvl>
+    <w:lvl w:ilvl="1" w:tplc="04090003" w:tentative="1">
+      <w:start w:val="1"/>
+      <w:numFmt w:val="bullet"/>
+      <w:lvlText w:val=""/>
+      <w:lvlJc w:val="left"/>
+      <w:pPr>
+        <w:ind w:left="880" w:hanging="440"/>
+      </w:pPr>
+      <w:rPr>
+        <w:rFonts w:ascii="Wingdings" w:hAnsi="Wingdings" w:hint="default"/>
+      </w:rPr>
+    </w:lvl>
+    <w:lvl w:ilvl="2" w:tplc="04090005" w:tentative="1">
+      <w:start w:val="1"/>
+      <w:numFmt w:val="bullet"/>
+      <w:lvlText w:val=""/>
+      <w:lvlJc w:val="left"/>
+      <w:pPr>
+        <w:ind w:left="1320" w:hanging="440"/>
+      </w:pPr>
+      <w:rPr>
+        <w:rFonts w:ascii="Wingdings" w:hAnsi="Wingdings" w:hint="default"/>
+      </w:rPr>
+    </w:lvl>
+    <w:lvl w:ilvl="3" w:tplc="04090001" w:tentative="1">
+      <w:start w:val="1"/>
+      <w:numFmt w:val="bullet"/>
+      <w:lvlText w:val=""/>
+      <w:lvlJc w:val="left"/>
+      <w:pPr>
+        <w:ind w:left="1760" w:hanging="440"/>
+      </w:pPr>
+      <w:rPr>
+        <w:rFonts w:ascii="Wingdings" w:hAnsi="Wingdings" w:hint="default"/>
+      </w:rPr>
+    </w:lvl>
+    <w:lvl w:ilvl="4" w:tplc="04090003" w:tentative="1">
+      <w:start w:val="1"/>
+      <w:numFmt w:val="bullet"/>
+      <w:lvlText w:val=""/>
+      <w:lvlJc w:val="left"/>
+      <w:pPr>
+        <w:ind w:left="2200" w:hanging="440"/>
+      </w:pPr>
+      <w:rPr>
+        <w:rFonts w:ascii="Wingdings" w:hAnsi="Wingdings" w:hint="default"/>
+      </w:rPr>
+    </w:lvl>
+    <w:lvl w:ilvl="5" w:tplc="04090005" w:tentative="1">
+      <w:start w:val="1"/>
+      <w:numFmt w:val="bullet"/>
+      <w:lvlText w:val=""/>
+      <w:lvlJc w:val="left"/>
+      <w:pPr>
+        <w:ind w:left="2640" w:hanging="440"/>
+      </w:pPr>
+      <w:rPr>
+        <w:rFonts w:ascii="Wingdings" w:hAnsi="Wingdings" w:hint="default"/>
+      </w:rPr>
+    </w:lvl>
+    <w:lvl w:ilvl="6" w:tplc="04090001" w:tentative="1">
+      <w:start w:val="1"/>
+      <w:numFmt w:val="bullet"/>
+      <w:lvlText w:val=""/>
+      <w:lvlJc w:val="left"/>
+      <w:pPr>
+        <w:ind w:left="3080" w:hanging="440"/>
+      </w:pPr>
+      <w:rPr>
+        <w:rFonts w:ascii="Wingdings" w:hAnsi="Wingdings" w:hint="default"/>
+      </w:rPr>
+    </w:lvl>
+    <w:lvl w:ilvl="7" w:tplc="04090003" w:tentative="1">
+      <w:start w:val="1"/>
+      <w:numFmt w:val="bullet"/>
+      <w:lvlText w:val=""/>
+      <w:lvlJc w:val="left"/>
+      <w:pPr>
+        <w:ind w:left="3520" w:hanging="440"/>
+      </w:pPr>
+      <w:rPr>
+        <w:rFonts w:ascii="Wingdings" w:hAnsi="Wingdings" w:hint="default"/>
+      </w:rPr>
+    </w:lvl>
+    <w:lvl w:ilvl="8" w:tplc="04090005" w:tentative="1">
+      <w:start w:val="1"/>
+      <w:numFmt w:val="bullet"/>
+      <w:lvlText w:val=""/>
+      <w:lvlJc w:val="left"/>
+      <w:pPr>
+        <w:ind w:left="3960" w:hanging="440"/>
+      </w:pPr>
+      <w:rPr>
+        <w:rFonts w:ascii="Wingdings" w:hAnsi="Wingdings" w:hint="default"/>
+      </w:rPr>
+    </w:lvl>
+  </w:abstractNum>
+  <w:abstractNum w:abstractNumId="7" w15:restartNumberingAfterBreak="0">
+    <w:nsid w:val="660C3916"/>
+    <w:multiLevelType w:val="hybridMultilevel"/>
+    <w:tmpl w:val="A5A4ECE2"/>
+    <w:lvl w:ilvl="0" w:tplc="04090001">
+      <w:start w:val="1"/>
+      <w:numFmt w:val="bullet"/>
+      <w:lvlText w:val=""/>
+      <w:lvlJc w:val="left"/>
+      <w:pPr>
+        <w:ind w:left="440" w:hanging="440"/>
+      </w:pPr>
+      <w:rPr>
+        <w:rFonts w:ascii="Wingdings" w:hAnsi="Wingdings" w:hint="default"/>
+      </w:rPr>
+    </w:lvl>
+    <w:lvl w:ilvl="1" w:tplc="04090003" w:tentative="1">
+      <w:start w:val="1"/>
+      <w:numFmt w:val="bullet"/>
+      <w:lvlText w:val=""/>
+      <w:lvlJc w:val="left"/>
+      <w:pPr>
+        <w:ind w:left="880" w:hanging="440"/>
+      </w:pPr>
+      <w:rPr>
+        <w:rFonts w:ascii="Wingdings" w:hAnsi="Wingdings" w:hint="default"/>
+      </w:rPr>
+    </w:lvl>
+    <w:lvl w:ilvl="2" w:tplc="04090005" w:tentative="1">
+      <w:start w:val="1"/>
+      <w:numFmt w:val="bullet"/>
+      <w:lvlText w:val=""/>
+      <w:lvlJc w:val="left"/>
+      <w:pPr>
+        <w:ind w:left="1320" w:hanging="440"/>
+      </w:pPr>
+      <w:rPr>
+        <w:rFonts w:ascii="Wingdings" w:hAnsi="Wingdings" w:hint="default"/>
+      </w:rPr>
+    </w:lvl>
+    <w:lvl w:ilvl="3" w:tplc="04090001" w:tentative="1">
+      <w:start w:val="1"/>
+      <w:numFmt w:val="bullet"/>
+      <w:lvlText w:val=""/>
+      <w:lvlJc w:val="left"/>
+      <w:pPr>
+        <w:ind w:left="1760" w:hanging="440"/>
+      </w:pPr>
+      <w:rPr>
+        <w:rFonts w:ascii="Wingdings" w:hAnsi="Wingdings" w:hint="default"/>
+      </w:rPr>
+    </w:lvl>
+    <w:lvl w:ilvl="4" w:tplc="04090003" w:tentative="1">
+      <w:start w:val="1"/>
+      <w:numFmt w:val="bullet"/>
+      <w:lvlText w:val=""/>
+      <w:lvlJc w:val="left"/>
+      <w:pPr>
+        <w:ind w:left="2200" w:hanging="440"/>
+      </w:pPr>
+      <w:rPr>
+        <w:rFonts w:ascii="Wingdings" w:hAnsi="Wingdings" w:hint="default"/>
+      </w:rPr>
+    </w:lvl>
+    <w:lvl w:ilvl="5" w:tplc="04090005" w:tentative="1">
+      <w:start w:val="1"/>
+      <w:numFmt w:val="bullet"/>
+      <w:lvlText w:val=""/>
+      <w:lvlJc w:val="left"/>
+      <w:pPr>
+        <w:ind w:left="2640" w:hanging="440"/>
+      </w:pPr>
+      <w:rPr>
+        <w:rFonts w:ascii="Wingdings" w:hAnsi="Wingdings" w:hint="default"/>
+      </w:rPr>
+    </w:lvl>
+    <w:lvl w:ilvl="6" w:tplc="04090001" w:tentative="1">
+      <w:start w:val="1"/>
+      <w:numFmt w:val="bullet"/>
+      <w:lvlText w:val=""/>
+      <w:lvlJc w:val="left"/>
+      <w:pPr>
+        <w:ind w:left="3080" w:hanging="440"/>
+      </w:pPr>
+      <w:rPr>
+        <w:rFonts w:ascii="Wingdings" w:hAnsi="Wingdings" w:hint="default"/>
+      </w:rPr>
+    </w:lvl>
+    <w:lvl w:ilvl="7" w:tplc="04090003" w:tentative="1">
+      <w:start w:val="1"/>
+      <w:numFmt w:val="bullet"/>
+      <w:lvlText w:val=""/>
+      <w:lvlJc w:val="left"/>
+      <w:pPr>
+        <w:ind w:left="3520" w:hanging="440"/>
+      </w:pPr>
+      <w:rPr>
+        <w:rFonts w:ascii="Wingdings" w:hAnsi="Wingdings" w:hint="default"/>
+      </w:rPr>
+    </w:lvl>
+    <w:lvl w:ilvl="8" w:tplc="04090005" w:tentative="1">
+      <w:start w:val="1"/>
+      <w:numFmt w:val="bullet"/>
+      <w:lvlText w:val=""/>
+      <w:lvlJc w:val="left"/>
+      <w:pPr>
+        <w:ind w:left="3960" w:hanging="440"/>
+      </w:pPr>
+      <w:rPr>
+        <w:rFonts w:ascii="Wingdings" w:hAnsi="Wingdings" w:hint="default"/>
+      </w:rPr>
+    </w:lvl>
+  </w:abstractNum>
+  <w:abstractNum w:abstractNumId="8" w15:restartNumberingAfterBreak="0">
     <w:nsid w:val="6CAC4CE3"/>
     <w:multiLevelType w:val="hybridMultilevel"/>
     <w:tmpl w:val="BC3259D0"/>
@@ -5120,7 +8847,7 @@
       </w:rPr>
     </w:lvl>
   </w:abstractNum>
-  <w:abstractNum w:abstractNumId="4" w15:restartNumberingAfterBreak="0">
+  <w:abstractNum w:abstractNumId="9" w15:restartNumberingAfterBreak="0">
     <w:nsid w:val="6F474CE6"/>
     <w:multiLevelType w:val="hybridMultilevel"/>
     <w:tmpl w:val="AB6A71A8"/>
@@ -5233,7 +8960,93 @@
       </w:rPr>
     </w:lvl>
   </w:abstractNum>
-  <w:abstractNum w:abstractNumId="5" w15:restartNumberingAfterBreak="0">
+  <w:abstractNum w:abstractNumId="10" w15:restartNumberingAfterBreak="0">
+    <w:nsid w:val="73320678"/>
+    <w:multiLevelType w:val="hybridMultilevel"/>
+    <w:tmpl w:val="CF32636A"/>
+    <w:lvl w:ilvl="0" w:tplc="0409000F">
+      <w:start w:val="1"/>
+      <w:numFmt w:val="decimal"/>
+      <w:lvlText w:val="%1."/>
+      <w:lvlJc w:val="left"/>
+      <w:pPr>
+        <w:ind w:left="440" w:hanging="440"/>
+      </w:pPr>
+    </w:lvl>
+    <w:lvl w:ilvl="1" w:tplc="04090019" w:tentative="1">
+      <w:start w:val="1"/>
+      <w:numFmt w:val="lowerLetter"/>
+      <w:lvlText w:val="%2)"/>
+      <w:lvlJc w:val="left"/>
+      <w:pPr>
+        <w:ind w:left="880" w:hanging="440"/>
+      </w:pPr>
+    </w:lvl>
+    <w:lvl w:ilvl="2" w:tplc="0409001B" w:tentative="1">
+      <w:start w:val="1"/>
+      <w:numFmt w:val="lowerRoman"/>
+      <w:lvlText w:val="%3."/>
+      <w:lvlJc w:val="right"/>
+      <w:pPr>
+        <w:ind w:left="1320" w:hanging="440"/>
+      </w:pPr>
+    </w:lvl>
+    <w:lvl w:ilvl="3" w:tplc="0409000F" w:tentative="1">
+      <w:start w:val="1"/>
+      <w:numFmt w:val="decimal"/>
+      <w:lvlText w:val="%4."/>
+      <w:lvlJc w:val="left"/>
+      <w:pPr>
+        <w:ind w:left="1760" w:hanging="440"/>
+      </w:pPr>
+    </w:lvl>
+    <w:lvl w:ilvl="4" w:tplc="04090019" w:tentative="1">
+      <w:start w:val="1"/>
+      <w:numFmt w:val="lowerLetter"/>
+      <w:lvlText w:val="%5)"/>
+      <w:lvlJc w:val="left"/>
+      <w:pPr>
+        <w:ind w:left="2200" w:hanging="440"/>
+      </w:pPr>
+    </w:lvl>
+    <w:lvl w:ilvl="5" w:tplc="0409001B" w:tentative="1">
+      <w:start w:val="1"/>
+      <w:numFmt w:val="lowerRoman"/>
+      <w:lvlText w:val="%6."/>
+      <w:lvlJc w:val="right"/>
+      <w:pPr>
+        <w:ind w:left="2640" w:hanging="440"/>
+      </w:pPr>
+    </w:lvl>
+    <w:lvl w:ilvl="6" w:tplc="0409000F" w:tentative="1">
+      <w:start w:val="1"/>
+      <w:numFmt w:val="decimal"/>
+      <w:lvlText w:val="%7."/>
+      <w:lvlJc w:val="left"/>
+      <w:pPr>
+        <w:ind w:left="3080" w:hanging="440"/>
+      </w:pPr>
+    </w:lvl>
+    <w:lvl w:ilvl="7" w:tplc="04090019" w:tentative="1">
+      <w:start w:val="1"/>
+      <w:numFmt w:val="lowerLetter"/>
+      <w:lvlText w:val="%8)"/>
+      <w:lvlJc w:val="left"/>
+      <w:pPr>
+        <w:ind w:left="3520" w:hanging="440"/>
+      </w:pPr>
+    </w:lvl>
+    <w:lvl w:ilvl="8" w:tplc="0409001B" w:tentative="1">
+      <w:start w:val="1"/>
+      <w:numFmt w:val="lowerRoman"/>
+      <w:lvlText w:val="%9."/>
+      <w:lvlJc w:val="right"/>
+      <w:pPr>
+        <w:ind w:left="3960" w:hanging="440"/>
+      </w:pPr>
+    </w:lvl>
+  </w:abstractNum>
+  <w:abstractNum w:abstractNumId="11" w15:restartNumberingAfterBreak="0">
     <w:nsid w:val="7FC57B4B"/>
     <w:multiLevelType w:val="hybridMultilevel"/>
     <w:tmpl w:val="8CAE751C"/>
@@ -5347,21 +9160,39 @@
     </w:lvl>
   </w:abstractNum>
   <w:num w:numId="1" w16cid:durableId="1088893493">
+    <w:abstractNumId w:val="3"/>
+  </w:num>
+  <w:num w:numId="2" w16cid:durableId="1902130218">
+    <w:abstractNumId w:val="8"/>
+  </w:num>
+  <w:num w:numId="3" w16cid:durableId="825243067">
+    <w:abstractNumId w:val="11"/>
+  </w:num>
+  <w:num w:numId="4" w16cid:durableId="1650936333">
     <w:abstractNumId w:val="1"/>
   </w:num>
-  <w:num w:numId="2" w16cid:durableId="1902130218">
-    <w:abstractNumId w:val="3"/>
+  <w:num w:numId="5" w16cid:durableId="1210417113">
+    <w:abstractNumId w:val="9"/>
   </w:num>
-  <w:num w:numId="3" w16cid:durableId="825243067">
+  <w:num w:numId="6" w16cid:durableId="2106267987">
+    <w:abstractNumId w:val="4"/>
+  </w:num>
+  <w:num w:numId="7" w16cid:durableId="724573136">
     <w:abstractNumId w:val="5"/>
   </w:num>
-  <w:num w:numId="4" w16cid:durableId="1650936333">
+  <w:num w:numId="8" w16cid:durableId="138499036">
+    <w:abstractNumId w:val="10"/>
+  </w:num>
+  <w:num w:numId="9" w16cid:durableId="239291600">
     <w:abstractNumId w:val="0"/>
   </w:num>
-  <w:num w:numId="5" w16cid:durableId="1210417113">
-    <w:abstractNumId w:val="4"/>
+  <w:num w:numId="10" w16cid:durableId="655229206">
+    <w:abstractNumId w:val="6"/>
   </w:num>
-  <w:num w:numId="6" w16cid:durableId="2106267987">
+  <w:num w:numId="11" w16cid:durableId="1731422127">
+    <w:abstractNumId w:val="7"/>
+  </w:num>
+  <w:num w:numId="12" w16cid:durableId="2081126972">
     <w:abstractNumId w:val="2"/>
   </w:num>
 </w:numbering>
@@ -5797,7 +9628,6 @@
   <w:style w:type="character" w:default="1" w:styleId="a0">
     <w:name w:val="Default Paragraph Font"/>
     <w:uiPriority w:val="1"/>
-    <w:semiHidden/>
     <w:unhideWhenUsed/>
   </w:style>
   <w:style w:type="table" w:default="1" w:styleId="a1">

--- a/course/major/国际安全概论.docx
+++ b/course/major/国际安全概论.docx
@@ -146,7 +146,7 @@
             <w:pStyle w:val="TOC"/>
             <w:jc w:val="center"/>
             <w:rPr>
-              <w:rFonts w:ascii="宋体" w:eastAsia="宋体" w:hAnsi="宋体"/>
+              <w:rFonts w:ascii="宋体" w:eastAsia="宋体" w:hAnsi="宋体" w:hint="eastAsia"/>
               <w:b/>
               <w:bCs/>
               <w:color w:val="auto"/>
@@ -195,7 +195,7 @@
             </w:rPr>
             <w:fldChar w:fldCharType="separate"/>
           </w:r>
-          <w:hyperlink w:anchor="_Toc224573288" w:history="1">
+          <w:hyperlink w:anchor="_Toc225178131" w:history="1">
             <w:r>
               <w:rPr>
                 <w:rStyle w:val="a3"/>
@@ -234,7 +234,7 @@
                 <w:noProof/>
                 <w:webHidden/>
               </w:rPr>
-              <w:instrText>PAGEREF _Toc224573288 \h</w:instrText>
+              <w:instrText>PAGEREF _Toc225178131 \h</w:instrText>
             </w:r>
             <w:r>
               <w:rPr>
@@ -292,7 +292,7 @@
               <w14:ligatures w14:val="standardContextual"/>
             </w:rPr>
           </w:pPr>
-          <w:hyperlink w:anchor="_Toc224573289" w:history="1">
+          <w:hyperlink w:anchor="_Toc225178132" w:history="1">
             <w:r>
               <w:rPr>
                 <w:rStyle w:val="a3"/>
@@ -331,7 +331,7 @@
                 <w:noProof/>
                 <w:webHidden/>
               </w:rPr>
-              <w:instrText>PAGEREF _Toc224573289 \h</w:instrText>
+              <w:instrText>PAGEREF _Toc225178132 \h</w:instrText>
             </w:r>
             <w:r>
               <w:rPr>
@@ -389,7 +389,7 @@
               <w14:ligatures w14:val="standardContextual"/>
             </w:rPr>
           </w:pPr>
-          <w:hyperlink w:anchor="_Toc224573290" w:history="1">
+          <w:hyperlink w:anchor="_Toc225178133" w:history="1">
             <w:r>
               <w:rPr>
                 <w:rStyle w:val="a3"/>
@@ -428,7 +428,7 @@
                 <w:noProof/>
                 <w:webHidden/>
               </w:rPr>
-              <w:instrText>PAGEREF _Toc224573290 \h</w:instrText>
+              <w:instrText>PAGEREF _Toc225178133 \h</w:instrText>
             </w:r>
             <w:r>
               <w:rPr>
@@ -486,7 +486,7 @@
               <w14:ligatures w14:val="standardContextual"/>
             </w:rPr>
           </w:pPr>
-          <w:hyperlink w:anchor="_Toc224573291" w:history="1">
+          <w:hyperlink w:anchor="_Toc225178134" w:history="1">
             <w:r>
               <w:rPr>
                 <w:rStyle w:val="a3"/>
@@ -525,7 +525,7 @@
                 <w:noProof/>
                 <w:webHidden/>
               </w:rPr>
-              <w:instrText>PAGEREF _Toc224573291 \h</w:instrText>
+              <w:instrText>PAGEREF _Toc225178134 \h</w:instrText>
             </w:r>
             <w:r>
               <w:rPr>
@@ -583,7 +583,7 @@
               <w14:ligatures w14:val="standardContextual"/>
             </w:rPr>
           </w:pPr>
-          <w:hyperlink w:anchor="_Toc224573292" w:history="1">
+          <w:hyperlink w:anchor="_Toc225178135" w:history="1">
             <w:r>
               <w:rPr>
                 <w:rStyle w:val="a3"/>
@@ -622,7 +622,7 @@
                 <w:noProof/>
                 <w:webHidden/>
               </w:rPr>
-              <w:instrText>PAGEREF _Toc224573292 \h</w:instrText>
+              <w:instrText>PAGEREF _Toc225178135 \h</w:instrText>
             </w:r>
             <w:r>
               <w:rPr>
@@ -680,7 +680,7 @@
               <w14:ligatures w14:val="standardContextual"/>
             </w:rPr>
           </w:pPr>
-          <w:hyperlink w:anchor="_Toc224573293" w:history="1">
+          <w:hyperlink w:anchor="_Toc225178136" w:history="1">
             <w:r>
               <w:rPr>
                 <w:rStyle w:val="a3"/>
@@ -719,7 +719,7 @@
                 <w:noProof/>
                 <w:webHidden/>
               </w:rPr>
-              <w:instrText>PAGEREF _Toc224573293 \h</w:instrText>
+              <w:instrText>PAGEREF _Toc225178136 \h</w:instrText>
             </w:r>
             <w:r>
               <w:rPr>
@@ -777,7 +777,7 @@
               <w14:ligatures w14:val="standardContextual"/>
             </w:rPr>
           </w:pPr>
-          <w:hyperlink w:anchor="_Toc224573294" w:history="1">
+          <w:hyperlink w:anchor="_Toc225178137" w:history="1">
             <w:r>
               <w:rPr>
                 <w:rStyle w:val="a3"/>
@@ -816,7 +816,7 @@
                 <w:noProof/>
                 <w:webHidden/>
               </w:rPr>
-              <w:instrText>PAGEREF _Toc224573294 \h</w:instrText>
+              <w:instrText>PAGEREF _Toc225178137 \h</w:instrText>
             </w:r>
             <w:r>
               <w:rPr>
@@ -874,7 +874,7 @@
               <w14:ligatures w14:val="standardContextual"/>
             </w:rPr>
           </w:pPr>
-          <w:hyperlink w:anchor="_Toc224573295" w:history="1">
+          <w:hyperlink w:anchor="_Toc225178138" w:history="1">
             <w:r>
               <w:rPr>
                 <w:rStyle w:val="a3"/>
@@ -913,7 +913,7 @@
                 <w:noProof/>
                 <w:webHidden/>
               </w:rPr>
-              <w:instrText>PAGEREF _Toc224573295 \h</w:instrText>
+              <w:instrText>PAGEREF _Toc225178138 \h</w:instrText>
             </w:r>
             <w:r>
               <w:rPr>
@@ -971,7 +971,7 @@
               <w14:ligatures w14:val="standardContextual"/>
             </w:rPr>
           </w:pPr>
-          <w:hyperlink w:anchor="_Toc224573296" w:history="1">
+          <w:hyperlink w:anchor="_Toc225178139" w:history="1">
             <w:r>
               <w:rPr>
                 <w:rStyle w:val="a3"/>
@@ -1010,7 +1010,7 @@
                 <w:noProof/>
                 <w:webHidden/>
               </w:rPr>
-              <w:instrText>PAGEREF _Toc224573296 \h</w:instrText>
+              <w:instrText>PAGEREF _Toc225178139 \h</w:instrText>
             </w:r>
             <w:r>
               <w:rPr>
@@ -1068,7 +1068,7 @@
               <w14:ligatures w14:val="standardContextual"/>
             </w:rPr>
           </w:pPr>
-          <w:hyperlink w:anchor="_Toc224573297" w:history="1">
+          <w:hyperlink w:anchor="_Toc225178140" w:history="1">
             <w:r>
               <w:rPr>
                 <w:rStyle w:val="a3"/>
@@ -1107,7 +1107,7 @@
                 <w:noProof/>
                 <w:webHidden/>
               </w:rPr>
-              <w:instrText>PAGEREF _Toc224573297 \h</w:instrText>
+              <w:instrText>PAGEREF _Toc225178140 \h</w:instrText>
             </w:r>
             <w:r>
               <w:rPr>
@@ -1165,7 +1165,7 @@
               <w14:ligatures w14:val="standardContextual"/>
             </w:rPr>
           </w:pPr>
-          <w:hyperlink w:anchor="_Toc224573298" w:history="1">
+          <w:hyperlink w:anchor="_Toc225178141" w:history="1">
             <w:r>
               <w:rPr>
                 <w:rStyle w:val="a3"/>
@@ -1205,7 +1205,7 @@
                 <w:noProof/>
                 <w:webHidden/>
               </w:rPr>
-              <w:instrText>PAGEREF _Toc224573298 \h</w:instrText>
+              <w:instrText>PAGEREF _Toc225178141 \h</w:instrText>
             </w:r>
             <w:r>
               <w:rPr>
@@ -1263,7 +1263,7 @@
               <w14:ligatures w14:val="standardContextual"/>
             </w:rPr>
           </w:pPr>
-          <w:hyperlink w:anchor="_Toc224573299" w:history="1">
+          <w:hyperlink w:anchor="_Toc225178142" w:history="1">
             <w:r>
               <w:rPr>
                 <w:rStyle w:val="a3"/>
@@ -1302,7 +1302,7 @@
                 <w:noProof/>
                 <w:webHidden/>
               </w:rPr>
-              <w:instrText>PAGEREF _Toc224573299 \h</w:instrText>
+              <w:instrText>PAGEREF _Toc225178142 \h</w:instrText>
             </w:r>
             <w:r>
               <w:rPr>
@@ -1360,7 +1360,7 @@
               <w14:ligatures w14:val="standardContextual"/>
             </w:rPr>
           </w:pPr>
-          <w:hyperlink w:anchor="_Toc224573300" w:history="1">
+          <w:hyperlink w:anchor="_Toc225178143" w:history="1">
             <w:r>
               <w:rPr>
                 <w:rStyle w:val="a3"/>
@@ -1400,7 +1400,7 @@
                 <w:noProof/>
                 <w:webHidden/>
               </w:rPr>
-              <w:instrText>PAGEREF _Toc224573300 \h</w:instrText>
+              <w:instrText>PAGEREF _Toc225178143 \h</w:instrText>
             </w:r>
             <w:r>
               <w:rPr>
@@ -1458,7 +1458,7 @@
               <w14:ligatures w14:val="standardContextual"/>
             </w:rPr>
           </w:pPr>
-          <w:hyperlink w:anchor="_Toc224573301" w:history="1">
+          <w:hyperlink w:anchor="_Toc225178144" w:history="1">
             <w:r>
               <w:rPr>
                 <w:rStyle w:val="a3"/>
@@ -1498,7 +1498,7 @@
                 <w:noProof/>
                 <w:webHidden/>
               </w:rPr>
-              <w:instrText>PAGEREF _Toc224573301 \h</w:instrText>
+              <w:instrText>PAGEREF _Toc225178144 \h</w:instrText>
             </w:r>
             <w:r>
               <w:rPr>
@@ -1556,7 +1556,7 @@
               <w14:ligatures w14:val="standardContextual"/>
             </w:rPr>
           </w:pPr>
-          <w:hyperlink w:anchor="_Toc224573302" w:history="1">
+          <w:hyperlink w:anchor="_Toc225178145" w:history="1">
             <w:r>
               <w:rPr>
                 <w:rStyle w:val="a3"/>
@@ -1595,7 +1595,7 @@
                 <w:noProof/>
                 <w:webHidden/>
               </w:rPr>
-              <w:instrText>PAGEREF _Toc224573302 \h</w:instrText>
+              <w:instrText>PAGEREF _Toc225178145 \h</w:instrText>
             </w:r>
             <w:r>
               <w:rPr>
@@ -1653,7 +1653,7 @@
               <w14:ligatures w14:val="standardContextual"/>
             </w:rPr>
           </w:pPr>
-          <w:hyperlink w:anchor="_Toc224573303" w:history="1">
+          <w:hyperlink w:anchor="_Toc225178146" w:history="1">
             <w:r>
               <w:rPr>
                 <w:rStyle w:val="a3"/>
@@ -1692,7 +1692,7 @@
                 <w:noProof/>
                 <w:webHidden/>
               </w:rPr>
-              <w:instrText>PAGEREF _Toc224573303 \h</w:instrText>
+              <w:instrText>PAGEREF _Toc225178146 \h</w:instrText>
             </w:r>
             <w:r>
               <w:rPr>
@@ -1750,7 +1750,7 @@
               <w14:ligatures w14:val="standardContextual"/>
             </w:rPr>
           </w:pPr>
-          <w:hyperlink w:anchor="_Toc224573304" w:history="1">
+          <w:hyperlink w:anchor="_Toc225178147" w:history="1">
             <w:r>
               <w:rPr>
                 <w:rStyle w:val="a3"/>
@@ -1789,7 +1789,7 @@
                 <w:noProof/>
                 <w:webHidden/>
               </w:rPr>
-              <w:instrText>PAGEREF _Toc224573304 \h</w:instrText>
+              <w:instrText>PAGEREF _Toc225178147 \h</w:instrText>
             </w:r>
             <w:r>
               <w:rPr>
@@ -1847,7 +1847,7 @@
               <w14:ligatures w14:val="standardContextual"/>
             </w:rPr>
           </w:pPr>
-          <w:hyperlink w:anchor="_Toc224573305" w:history="1">
+          <w:hyperlink w:anchor="_Toc225178148" w:history="1">
             <w:r>
               <w:rPr>
                 <w:rStyle w:val="a3"/>
@@ -1886,7 +1886,7 @@
                 <w:noProof/>
                 <w:webHidden/>
               </w:rPr>
-              <w:instrText>PAGEREF _Toc224573305 \h</w:instrText>
+              <w:instrText>PAGEREF _Toc225178148 \h</w:instrText>
             </w:r>
             <w:r>
               <w:rPr>
@@ -1944,7 +1944,7 @@
               <w14:ligatures w14:val="standardContextual"/>
             </w:rPr>
           </w:pPr>
-          <w:hyperlink w:anchor="_Toc224573306" w:history="1">
+          <w:hyperlink w:anchor="_Toc225178149" w:history="1">
             <w:r>
               <w:rPr>
                 <w:rStyle w:val="a3"/>
@@ -1983,7 +1983,7 @@
                 <w:noProof/>
                 <w:webHidden/>
               </w:rPr>
-              <w:instrText>PAGEREF _Toc224573306 \h</w:instrText>
+              <w:instrText>PAGEREF _Toc225178149 \h</w:instrText>
             </w:r>
             <w:r>
               <w:rPr>
@@ -2041,7 +2041,7 @@
               <w14:ligatures w14:val="standardContextual"/>
             </w:rPr>
           </w:pPr>
-          <w:hyperlink w:anchor="_Toc224573307" w:history="1">
+          <w:hyperlink w:anchor="_Toc225178150" w:history="1">
             <w:r>
               <w:rPr>
                 <w:rStyle w:val="a3"/>
@@ -2080,7 +2080,7 @@
                 <w:noProof/>
                 <w:webHidden/>
               </w:rPr>
-              <w:instrText>PAGEREF _Toc224573307 \h</w:instrText>
+              <w:instrText>PAGEREF _Toc225178150 \h</w:instrText>
             </w:r>
             <w:r>
               <w:rPr>
@@ -2138,7 +2138,7 @@
               <w14:ligatures w14:val="standardContextual"/>
             </w:rPr>
           </w:pPr>
-          <w:hyperlink w:anchor="_Toc224573308" w:history="1">
+          <w:hyperlink w:anchor="_Toc225178151" w:history="1">
             <w:r>
               <w:rPr>
                 <w:rStyle w:val="a3"/>
@@ -2177,7 +2177,7 @@
                 <w:noProof/>
                 <w:webHidden/>
               </w:rPr>
-              <w:instrText>PAGEREF _Toc224573308 \h</w:instrText>
+              <w:instrText>PAGEREF _Toc225178151 \h</w:instrText>
             </w:r>
             <w:r>
               <w:rPr>
@@ -2235,7 +2235,7 @@
               <w14:ligatures w14:val="standardContextual"/>
             </w:rPr>
           </w:pPr>
-          <w:hyperlink w:anchor="_Toc224573309" w:history="1">
+          <w:hyperlink w:anchor="_Toc225178152" w:history="1">
             <w:r>
               <w:rPr>
                 <w:rStyle w:val="a3"/>
@@ -2274,7 +2274,7 @@
                 <w:noProof/>
                 <w:webHidden/>
               </w:rPr>
-              <w:instrText>PAGEREF _Toc224573309 \h</w:instrText>
+              <w:instrText>PAGEREF _Toc225178152 \h</w:instrText>
             </w:r>
             <w:r>
               <w:rPr>
@@ -2332,7 +2332,7 @@
               <w14:ligatures w14:val="standardContextual"/>
             </w:rPr>
           </w:pPr>
-          <w:hyperlink w:anchor="_Toc224573310" w:history="1">
+          <w:hyperlink w:anchor="_Toc225178153" w:history="1">
             <w:r>
               <w:rPr>
                 <w:rStyle w:val="a3"/>
@@ -2371,7 +2371,7 @@
                 <w:noProof/>
                 <w:webHidden/>
               </w:rPr>
-              <w:instrText>PAGEREF _Toc224573310 \h</w:instrText>
+              <w:instrText>PAGEREF _Toc225178153 \h</w:instrText>
             </w:r>
             <w:r>
               <w:rPr>
@@ -2403,6 +2403,880 @@
                 <w:webHidden/>
               </w:rPr>
               <w:t>9</w:t>
+            </w:r>
+            <w:r>
+              <w:rPr>
+                <w:rFonts w:ascii="宋体" w:eastAsia="宋体" w:hAnsi="宋体" w:hint="eastAsia"/>
+                <w:noProof/>
+                <w:webHidden/>
+              </w:rPr>
+              <w:fldChar w:fldCharType="end"/>
+            </w:r>
+          </w:hyperlink>
+        </w:p>
+        <w:p>
+          <w:pPr>
+            <w:pStyle w:val="TOC3"/>
+            <w:tabs>
+              <w:tab w:val="right" w:leader="dot" w:pos="8296"/>
+            </w:tabs>
+            <w:rPr>
+              <w:rFonts w:ascii="宋体" w:eastAsia="宋体" w:hAnsi="宋体" w:hint="eastAsia"/>
+              <w:noProof/>
+              <w:sz w:val="22"/>
+              <w:szCs w:val="24"/>
+              <w:lang w:val="en-US"/>
+              <w14:ligatures w14:val="standardContextual"/>
+            </w:rPr>
+          </w:pPr>
+          <w:hyperlink w:anchor="_Toc225178154" w:history="1">
+            <w:r>
+              <w:rPr>
+                <w:rStyle w:val="a3"/>
+                <w:rFonts w:ascii="宋体" w:eastAsia="宋体" w:hAnsi="宋体" w:hint="eastAsia"/>
+                <w:noProof/>
+              </w:rPr>
+              <w:t>（三）战争的合法性</w:t>
+            </w:r>
+            <w:r>
+              <w:rPr>
+                <w:rFonts w:ascii="宋体" w:eastAsia="宋体" w:hAnsi="宋体" w:hint="eastAsia"/>
+                <w:noProof/>
+                <w:webHidden/>
+              </w:rPr>
+              <w:tab/>
+            </w:r>
+            <w:r>
+              <w:rPr>
+                <w:rFonts w:ascii="宋体" w:eastAsia="宋体" w:hAnsi="宋体" w:hint="eastAsia"/>
+                <w:noProof/>
+                <w:webHidden/>
+              </w:rPr>
+              <w:fldChar w:fldCharType="begin"/>
+            </w:r>
+            <w:r>
+              <w:rPr>
+                <w:rFonts w:ascii="宋体" w:eastAsia="宋体" w:hAnsi="宋体" w:hint="eastAsia"/>
+                <w:noProof/>
+                <w:webHidden/>
+              </w:rPr>
+              <w:instrText xml:space="preserve"> </w:instrText>
+            </w:r>
+            <w:r>
+              <w:rPr>
+                <w:rFonts w:ascii="宋体" w:eastAsia="宋体" w:hAnsi="宋体"/>
+                <w:noProof/>
+                <w:webHidden/>
+              </w:rPr>
+              <w:instrText>PAGEREF _Toc225178154 \h</w:instrText>
+            </w:r>
+            <w:r>
+              <w:rPr>
+                <w:rFonts w:ascii="宋体" w:eastAsia="宋体" w:hAnsi="宋体" w:hint="eastAsia"/>
+                <w:noProof/>
+                <w:webHidden/>
+              </w:rPr>
+              <w:instrText xml:space="preserve"> </w:instrText>
+            </w:r>
+            <w:r>
+              <w:rPr>
+                <w:rFonts w:ascii="宋体" w:eastAsia="宋体" w:hAnsi="宋体" w:hint="eastAsia"/>
+                <w:noProof/>
+                <w:webHidden/>
+              </w:rPr>
+            </w:r>
+            <w:r>
+              <w:rPr>
+                <w:rFonts w:ascii="宋体" w:eastAsia="宋体" w:hAnsi="宋体" w:hint="eastAsia"/>
+                <w:noProof/>
+                <w:webHidden/>
+              </w:rPr>
+              <w:fldChar w:fldCharType="separate"/>
+            </w:r>
+            <w:r>
+              <w:rPr>
+                <w:rFonts w:ascii="宋体" w:eastAsia="宋体" w:hAnsi="宋体" w:hint="eastAsia"/>
+                <w:noProof/>
+                <w:webHidden/>
+              </w:rPr>
+              <w:t>10</w:t>
+            </w:r>
+            <w:r>
+              <w:rPr>
+                <w:rFonts w:ascii="宋体" w:eastAsia="宋体" w:hAnsi="宋体" w:hint="eastAsia"/>
+                <w:noProof/>
+                <w:webHidden/>
+              </w:rPr>
+              <w:fldChar w:fldCharType="end"/>
+            </w:r>
+          </w:hyperlink>
+        </w:p>
+        <w:p>
+          <w:pPr>
+            <w:pStyle w:val="TOC2"/>
+            <w:tabs>
+              <w:tab w:val="right" w:leader="dot" w:pos="8296"/>
+            </w:tabs>
+            <w:rPr>
+              <w:rFonts w:ascii="宋体" w:eastAsia="宋体" w:hAnsi="宋体" w:hint="eastAsia"/>
+              <w:noProof/>
+              <w:sz w:val="22"/>
+              <w:szCs w:val="24"/>
+              <w:lang w:val="en-US"/>
+              <w14:ligatures w14:val="standardContextual"/>
+            </w:rPr>
+          </w:pPr>
+          <w:hyperlink w:anchor="_Toc225178155" w:history="1">
+            <w:r>
+              <w:rPr>
+                <w:rStyle w:val="a3"/>
+                <w:rFonts w:ascii="宋体" w:eastAsia="宋体" w:hAnsi="宋体" w:hint="eastAsia"/>
+                <w:noProof/>
+              </w:rPr>
+              <w:t>二、战争的根源与原因</w:t>
+            </w:r>
+            <w:r>
+              <w:rPr>
+                <w:rFonts w:ascii="宋体" w:eastAsia="宋体" w:hAnsi="宋体" w:hint="eastAsia"/>
+                <w:noProof/>
+                <w:webHidden/>
+              </w:rPr>
+              <w:tab/>
+            </w:r>
+            <w:r>
+              <w:rPr>
+                <w:rFonts w:ascii="宋体" w:eastAsia="宋体" w:hAnsi="宋体" w:hint="eastAsia"/>
+                <w:noProof/>
+                <w:webHidden/>
+              </w:rPr>
+              <w:fldChar w:fldCharType="begin"/>
+            </w:r>
+            <w:r>
+              <w:rPr>
+                <w:rFonts w:ascii="宋体" w:eastAsia="宋体" w:hAnsi="宋体" w:hint="eastAsia"/>
+                <w:noProof/>
+                <w:webHidden/>
+              </w:rPr>
+              <w:instrText xml:space="preserve"> </w:instrText>
+            </w:r>
+            <w:r>
+              <w:rPr>
+                <w:rFonts w:ascii="宋体" w:eastAsia="宋体" w:hAnsi="宋体"/>
+                <w:noProof/>
+                <w:webHidden/>
+              </w:rPr>
+              <w:instrText>PAGEREF _Toc225178155 \h</w:instrText>
+            </w:r>
+            <w:r>
+              <w:rPr>
+                <w:rFonts w:ascii="宋体" w:eastAsia="宋体" w:hAnsi="宋体" w:hint="eastAsia"/>
+                <w:noProof/>
+                <w:webHidden/>
+              </w:rPr>
+              <w:instrText xml:space="preserve"> </w:instrText>
+            </w:r>
+            <w:r>
+              <w:rPr>
+                <w:rFonts w:ascii="宋体" w:eastAsia="宋体" w:hAnsi="宋体" w:hint="eastAsia"/>
+                <w:noProof/>
+                <w:webHidden/>
+              </w:rPr>
+            </w:r>
+            <w:r>
+              <w:rPr>
+                <w:rFonts w:ascii="宋体" w:eastAsia="宋体" w:hAnsi="宋体" w:hint="eastAsia"/>
+                <w:noProof/>
+                <w:webHidden/>
+              </w:rPr>
+              <w:fldChar w:fldCharType="separate"/>
+            </w:r>
+            <w:r>
+              <w:rPr>
+                <w:rFonts w:ascii="宋体" w:eastAsia="宋体" w:hAnsi="宋体" w:hint="eastAsia"/>
+                <w:noProof/>
+                <w:webHidden/>
+              </w:rPr>
+              <w:t>10</w:t>
+            </w:r>
+            <w:r>
+              <w:rPr>
+                <w:rFonts w:ascii="宋体" w:eastAsia="宋体" w:hAnsi="宋体" w:hint="eastAsia"/>
+                <w:noProof/>
+                <w:webHidden/>
+              </w:rPr>
+              <w:fldChar w:fldCharType="end"/>
+            </w:r>
+          </w:hyperlink>
+        </w:p>
+        <w:p>
+          <w:pPr>
+            <w:pStyle w:val="TOC3"/>
+            <w:tabs>
+              <w:tab w:val="right" w:leader="dot" w:pos="8296"/>
+            </w:tabs>
+            <w:rPr>
+              <w:rFonts w:ascii="宋体" w:eastAsia="宋体" w:hAnsi="宋体" w:hint="eastAsia"/>
+              <w:noProof/>
+              <w:sz w:val="22"/>
+              <w:szCs w:val="24"/>
+              <w:lang w:val="en-US"/>
+              <w14:ligatures w14:val="standardContextual"/>
+            </w:rPr>
+          </w:pPr>
+          <w:hyperlink w:anchor="_Toc225178156" w:history="1">
+            <w:r>
+              <w:rPr>
+                <w:rStyle w:val="a3"/>
+                <w:rFonts w:ascii="宋体" w:eastAsia="宋体" w:hAnsi="宋体" w:hint="eastAsia"/>
+                <w:noProof/>
+              </w:rPr>
+              <w:t>（一）战争的根源</w:t>
+            </w:r>
+            <w:r>
+              <w:rPr>
+                <w:rFonts w:ascii="宋体" w:eastAsia="宋体" w:hAnsi="宋体" w:hint="eastAsia"/>
+                <w:noProof/>
+                <w:webHidden/>
+              </w:rPr>
+              <w:tab/>
+            </w:r>
+            <w:r>
+              <w:rPr>
+                <w:rFonts w:ascii="宋体" w:eastAsia="宋体" w:hAnsi="宋体" w:hint="eastAsia"/>
+                <w:noProof/>
+                <w:webHidden/>
+              </w:rPr>
+              <w:fldChar w:fldCharType="begin"/>
+            </w:r>
+            <w:r>
+              <w:rPr>
+                <w:rFonts w:ascii="宋体" w:eastAsia="宋体" w:hAnsi="宋体" w:hint="eastAsia"/>
+                <w:noProof/>
+                <w:webHidden/>
+              </w:rPr>
+              <w:instrText xml:space="preserve"> </w:instrText>
+            </w:r>
+            <w:r>
+              <w:rPr>
+                <w:rFonts w:ascii="宋体" w:eastAsia="宋体" w:hAnsi="宋体"/>
+                <w:noProof/>
+                <w:webHidden/>
+              </w:rPr>
+              <w:instrText>PAGEREF _Toc225178156 \h</w:instrText>
+            </w:r>
+            <w:r>
+              <w:rPr>
+                <w:rFonts w:ascii="宋体" w:eastAsia="宋体" w:hAnsi="宋体" w:hint="eastAsia"/>
+                <w:noProof/>
+                <w:webHidden/>
+              </w:rPr>
+              <w:instrText xml:space="preserve"> </w:instrText>
+            </w:r>
+            <w:r>
+              <w:rPr>
+                <w:rFonts w:ascii="宋体" w:eastAsia="宋体" w:hAnsi="宋体" w:hint="eastAsia"/>
+                <w:noProof/>
+                <w:webHidden/>
+              </w:rPr>
+            </w:r>
+            <w:r>
+              <w:rPr>
+                <w:rFonts w:ascii="宋体" w:eastAsia="宋体" w:hAnsi="宋体" w:hint="eastAsia"/>
+                <w:noProof/>
+                <w:webHidden/>
+              </w:rPr>
+              <w:fldChar w:fldCharType="separate"/>
+            </w:r>
+            <w:r>
+              <w:rPr>
+                <w:rFonts w:ascii="宋体" w:eastAsia="宋体" w:hAnsi="宋体" w:hint="eastAsia"/>
+                <w:noProof/>
+                <w:webHidden/>
+              </w:rPr>
+              <w:t>10</w:t>
+            </w:r>
+            <w:r>
+              <w:rPr>
+                <w:rFonts w:ascii="宋体" w:eastAsia="宋体" w:hAnsi="宋体" w:hint="eastAsia"/>
+                <w:noProof/>
+                <w:webHidden/>
+              </w:rPr>
+              <w:fldChar w:fldCharType="end"/>
+            </w:r>
+          </w:hyperlink>
+        </w:p>
+        <w:p>
+          <w:pPr>
+            <w:pStyle w:val="TOC3"/>
+            <w:tabs>
+              <w:tab w:val="right" w:leader="dot" w:pos="8296"/>
+            </w:tabs>
+            <w:rPr>
+              <w:rFonts w:ascii="宋体" w:eastAsia="宋体" w:hAnsi="宋体" w:hint="eastAsia"/>
+              <w:noProof/>
+              <w:sz w:val="22"/>
+              <w:szCs w:val="24"/>
+              <w:lang w:val="en-US"/>
+              <w14:ligatures w14:val="standardContextual"/>
+            </w:rPr>
+          </w:pPr>
+          <w:hyperlink w:anchor="_Toc225178157" w:history="1">
+            <w:r>
+              <w:rPr>
+                <w:rStyle w:val="a3"/>
+                <w:rFonts w:ascii="宋体" w:eastAsia="宋体" w:hAnsi="宋体" w:hint="eastAsia"/>
+                <w:noProof/>
+              </w:rPr>
+              <w:t>（二）战争的原因</w:t>
+            </w:r>
+            <w:r>
+              <w:rPr>
+                <w:rFonts w:ascii="宋体" w:eastAsia="宋体" w:hAnsi="宋体" w:hint="eastAsia"/>
+                <w:noProof/>
+                <w:webHidden/>
+              </w:rPr>
+              <w:tab/>
+            </w:r>
+            <w:r>
+              <w:rPr>
+                <w:rFonts w:ascii="宋体" w:eastAsia="宋体" w:hAnsi="宋体" w:hint="eastAsia"/>
+                <w:noProof/>
+                <w:webHidden/>
+              </w:rPr>
+              <w:fldChar w:fldCharType="begin"/>
+            </w:r>
+            <w:r>
+              <w:rPr>
+                <w:rFonts w:ascii="宋体" w:eastAsia="宋体" w:hAnsi="宋体" w:hint="eastAsia"/>
+                <w:noProof/>
+                <w:webHidden/>
+              </w:rPr>
+              <w:instrText xml:space="preserve"> </w:instrText>
+            </w:r>
+            <w:r>
+              <w:rPr>
+                <w:rFonts w:ascii="宋体" w:eastAsia="宋体" w:hAnsi="宋体"/>
+                <w:noProof/>
+                <w:webHidden/>
+              </w:rPr>
+              <w:instrText>PAGEREF _Toc225178157 \h</w:instrText>
+            </w:r>
+            <w:r>
+              <w:rPr>
+                <w:rFonts w:ascii="宋体" w:eastAsia="宋体" w:hAnsi="宋体" w:hint="eastAsia"/>
+                <w:noProof/>
+                <w:webHidden/>
+              </w:rPr>
+              <w:instrText xml:space="preserve"> </w:instrText>
+            </w:r>
+            <w:r>
+              <w:rPr>
+                <w:rFonts w:ascii="宋体" w:eastAsia="宋体" w:hAnsi="宋体" w:hint="eastAsia"/>
+                <w:noProof/>
+                <w:webHidden/>
+              </w:rPr>
+            </w:r>
+            <w:r>
+              <w:rPr>
+                <w:rFonts w:ascii="宋体" w:eastAsia="宋体" w:hAnsi="宋体" w:hint="eastAsia"/>
+                <w:noProof/>
+                <w:webHidden/>
+              </w:rPr>
+              <w:fldChar w:fldCharType="separate"/>
+            </w:r>
+            <w:r>
+              <w:rPr>
+                <w:rFonts w:ascii="宋体" w:eastAsia="宋体" w:hAnsi="宋体" w:hint="eastAsia"/>
+                <w:noProof/>
+                <w:webHidden/>
+              </w:rPr>
+              <w:t>10</w:t>
+            </w:r>
+            <w:r>
+              <w:rPr>
+                <w:rFonts w:ascii="宋体" w:eastAsia="宋体" w:hAnsi="宋体" w:hint="eastAsia"/>
+                <w:noProof/>
+                <w:webHidden/>
+              </w:rPr>
+              <w:fldChar w:fldCharType="end"/>
+            </w:r>
+          </w:hyperlink>
+        </w:p>
+        <w:p>
+          <w:pPr>
+            <w:pStyle w:val="TOC3"/>
+            <w:tabs>
+              <w:tab w:val="right" w:leader="dot" w:pos="8296"/>
+            </w:tabs>
+            <w:rPr>
+              <w:rFonts w:ascii="宋体" w:eastAsia="宋体" w:hAnsi="宋体" w:hint="eastAsia"/>
+              <w:noProof/>
+              <w:sz w:val="22"/>
+              <w:szCs w:val="24"/>
+              <w:lang w:val="en-US"/>
+              <w14:ligatures w14:val="standardContextual"/>
+            </w:rPr>
+          </w:pPr>
+          <w:hyperlink w:anchor="_Toc225178158" w:history="1">
+            <w:r>
+              <w:rPr>
+                <w:rStyle w:val="a3"/>
+                <w:rFonts w:ascii="宋体" w:eastAsia="宋体" w:hAnsi="宋体" w:hint="eastAsia"/>
+                <w:noProof/>
+              </w:rPr>
+              <w:t>（三）核武器与战争</w:t>
+            </w:r>
+            <w:r>
+              <w:rPr>
+                <w:rFonts w:ascii="宋体" w:eastAsia="宋体" w:hAnsi="宋体" w:hint="eastAsia"/>
+                <w:noProof/>
+                <w:webHidden/>
+              </w:rPr>
+              <w:tab/>
+            </w:r>
+            <w:r>
+              <w:rPr>
+                <w:rFonts w:ascii="宋体" w:eastAsia="宋体" w:hAnsi="宋体" w:hint="eastAsia"/>
+                <w:noProof/>
+                <w:webHidden/>
+              </w:rPr>
+              <w:fldChar w:fldCharType="begin"/>
+            </w:r>
+            <w:r>
+              <w:rPr>
+                <w:rFonts w:ascii="宋体" w:eastAsia="宋体" w:hAnsi="宋体" w:hint="eastAsia"/>
+                <w:noProof/>
+                <w:webHidden/>
+              </w:rPr>
+              <w:instrText xml:space="preserve"> </w:instrText>
+            </w:r>
+            <w:r>
+              <w:rPr>
+                <w:rFonts w:ascii="宋体" w:eastAsia="宋体" w:hAnsi="宋体"/>
+                <w:noProof/>
+                <w:webHidden/>
+              </w:rPr>
+              <w:instrText>PAGEREF _Toc225178158 \h</w:instrText>
+            </w:r>
+            <w:r>
+              <w:rPr>
+                <w:rFonts w:ascii="宋体" w:eastAsia="宋体" w:hAnsi="宋体" w:hint="eastAsia"/>
+                <w:noProof/>
+                <w:webHidden/>
+              </w:rPr>
+              <w:instrText xml:space="preserve"> </w:instrText>
+            </w:r>
+            <w:r>
+              <w:rPr>
+                <w:rFonts w:ascii="宋体" w:eastAsia="宋体" w:hAnsi="宋体" w:hint="eastAsia"/>
+                <w:noProof/>
+                <w:webHidden/>
+              </w:rPr>
+            </w:r>
+            <w:r>
+              <w:rPr>
+                <w:rFonts w:ascii="宋体" w:eastAsia="宋体" w:hAnsi="宋体" w:hint="eastAsia"/>
+                <w:noProof/>
+                <w:webHidden/>
+              </w:rPr>
+              <w:fldChar w:fldCharType="separate"/>
+            </w:r>
+            <w:r>
+              <w:rPr>
+                <w:rFonts w:ascii="宋体" w:eastAsia="宋体" w:hAnsi="宋体" w:hint="eastAsia"/>
+                <w:noProof/>
+                <w:webHidden/>
+              </w:rPr>
+              <w:t>11</w:t>
+            </w:r>
+            <w:r>
+              <w:rPr>
+                <w:rFonts w:ascii="宋体" w:eastAsia="宋体" w:hAnsi="宋体" w:hint="eastAsia"/>
+                <w:noProof/>
+                <w:webHidden/>
+              </w:rPr>
+              <w:fldChar w:fldCharType="end"/>
+            </w:r>
+          </w:hyperlink>
+        </w:p>
+        <w:p>
+          <w:pPr>
+            <w:pStyle w:val="TOC3"/>
+            <w:tabs>
+              <w:tab w:val="right" w:leader="dot" w:pos="8296"/>
+            </w:tabs>
+            <w:rPr>
+              <w:rFonts w:ascii="宋体" w:eastAsia="宋体" w:hAnsi="宋体" w:hint="eastAsia"/>
+              <w:noProof/>
+              <w:sz w:val="22"/>
+              <w:szCs w:val="24"/>
+              <w:lang w:val="en-US"/>
+              <w14:ligatures w14:val="standardContextual"/>
+            </w:rPr>
+          </w:pPr>
+          <w:hyperlink w:anchor="_Toc225178159" w:history="1">
+            <w:r>
+              <w:rPr>
+                <w:rStyle w:val="a3"/>
+                <w:rFonts w:ascii="宋体" w:eastAsia="宋体" w:hAnsi="宋体" w:hint="eastAsia"/>
+                <w:noProof/>
+              </w:rPr>
+              <w:t>（四）为什么国家之间的战争越来越少</w:t>
+            </w:r>
+            <w:r>
+              <w:rPr>
+                <w:rFonts w:ascii="宋体" w:eastAsia="宋体" w:hAnsi="宋体" w:hint="eastAsia"/>
+                <w:noProof/>
+                <w:webHidden/>
+              </w:rPr>
+              <w:tab/>
+            </w:r>
+            <w:r>
+              <w:rPr>
+                <w:rFonts w:ascii="宋体" w:eastAsia="宋体" w:hAnsi="宋体" w:hint="eastAsia"/>
+                <w:noProof/>
+                <w:webHidden/>
+              </w:rPr>
+              <w:fldChar w:fldCharType="begin"/>
+            </w:r>
+            <w:r>
+              <w:rPr>
+                <w:rFonts w:ascii="宋体" w:eastAsia="宋体" w:hAnsi="宋体" w:hint="eastAsia"/>
+                <w:noProof/>
+                <w:webHidden/>
+              </w:rPr>
+              <w:instrText xml:space="preserve"> </w:instrText>
+            </w:r>
+            <w:r>
+              <w:rPr>
+                <w:rFonts w:ascii="宋体" w:eastAsia="宋体" w:hAnsi="宋体"/>
+                <w:noProof/>
+                <w:webHidden/>
+              </w:rPr>
+              <w:instrText>PAGEREF _Toc225178159 \h</w:instrText>
+            </w:r>
+            <w:r>
+              <w:rPr>
+                <w:rFonts w:ascii="宋体" w:eastAsia="宋体" w:hAnsi="宋体" w:hint="eastAsia"/>
+                <w:noProof/>
+                <w:webHidden/>
+              </w:rPr>
+              <w:instrText xml:space="preserve"> </w:instrText>
+            </w:r>
+            <w:r>
+              <w:rPr>
+                <w:rFonts w:ascii="宋体" w:eastAsia="宋体" w:hAnsi="宋体" w:hint="eastAsia"/>
+                <w:noProof/>
+                <w:webHidden/>
+              </w:rPr>
+            </w:r>
+            <w:r>
+              <w:rPr>
+                <w:rFonts w:ascii="宋体" w:eastAsia="宋体" w:hAnsi="宋体" w:hint="eastAsia"/>
+                <w:noProof/>
+                <w:webHidden/>
+              </w:rPr>
+              <w:fldChar w:fldCharType="separate"/>
+            </w:r>
+            <w:r>
+              <w:rPr>
+                <w:rFonts w:ascii="宋体" w:eastAsia="宋体" w:hAnsi="宋体" w:hint="eastAsia"/>
+                <w:noProof/>
+                <w:webHidden/>
+              </w:rPr>
+              <w:t>11</w:t>
+            </w:r>
+            <w:r>
+              <w:rPr>
+                <w:rFonts w:ascii="宋体" w:eastAsia="宋体" w:hAnsi="宋体" w:hint="eastAsia"/>
+                <w:noProof/>
+                <w:webHidden/>
+              </w:rPr>
+              <w:fldChar w:fldCharType="end"/>
+            </w:r>
+          </w:hyperlink>
+        </w:p>
+        <w:p>
+          <w:pPr>
+            <w:pStyle w:val="TOC2"/>
+            <w:tabs>
+              <w:tab w:val="right" w:leader="dot" w:pos="8296"/>
+            </w:tabs>
+            <w:rPr>
+              <w:rFonts w:ascii="宋体" w:eastAsia="宋体" w:hAnsi="宋体" w:hint="eastAsia"/>
+              <w:noProof/>
+              <w:sz w:val="22"/>
+              <w:szCs w:val="24"/>
+              <w:lang w:val="en-US"/>
+              <w14:ligatures w14:val="standardContextual"/>
+            </w:rPr>
+          </w:pPr>
+          <w:hyperlink w:anchor="_Toc225178160" w:history="1">
+            <w:r>
+              <w:rPr>
+                <w:rStyle w:val="a3"/>
+                <w:rFonts w:ascii="宋体" w:eastAsia="宋体" w:hAnsi="宋体" w:hint="eastAsia"/>
+                <w:noProof/>
+              </w:rPr>
+              <w:t>三、实现和平的条件</w:t>
+            </w:r>
+            <w:r>
+              <w:rPr>
+                <w:rFonts w:ascii="宋体" w:eastAsia="宋体" w:hAnsi="宋体" w:hint="eastAsia"/>
+                <w:noProof/>
+                <w:webHidden/>
+              </w:rPr>
+              <w:tab/>
+            </w:r>
+            <w:r>
+              <w:rPr>
+                <w:rFonts w:ascii="宋体" w:eastAsia="宋体" w:hAnsi="宋体" w:hint="eastAsia"/>
+                <w:noProof/>
+                <w:webHidden/>
+              </w:rPr>
+              <w:fldChar w:fldCharType="begin"/>
+            </w:r>
+            <w:r>
+              <w:rPr>
+                <w:rFonts w:ascii="宋体" w:eastAsia="宋体" w:hAnsi="宋体" w:hint="eastAsia"/>
+                <w:noProof/>
+                <w:webHidden/>
+              </w:rPr>
+              <w:instrText xml:space="preserve"> </w:instrText>
+            </w:r>
+            <w:r>
+              <w:rPr>
+                <w:rFonts w:ascii="宋体" w:eastAsia="宋体" w:hAnsi="宋体"/>
+                <w:noProof/>
+                <w:webHidden/>
+              </w:rPr>
+              <w:instrText>PAGEREF _Toc225178160 \h</w:instrText>
+            </w:r>
+            <w:r>
+              <w:rPr>
+                <w:rFonts w:ascii="宋体" w:eastAsia="宋体" w:hAnsi="宋体" w:hint="eastAsia"/>
+                <w:noProof/>
+                <w:webHidden/>
+              </w:rPr>
+              <w:instrText xml:space="preserve"> </w:instrText>
+            </w:r>
+            <w:r>
+              <w:rPr>
+                <w:rFonts w:ascii="宋体" w:eastAsia="宋体" w:hAnsi="宋体" w:hint="eastAsia"/>
+                <w:noProof/>
+                <w:webHidden/>
+              </w:rPr>
+            </w:r>
+            <w:r>
+              <w:rPr>
+                <w:rFonts w:ascii="宋体" w:eastAsia="宋体" w:hAnsi="宋体" w:hint="eastAsia"/>
+                <w:noProof/>
+                <w:webHidden/>
+              </w:rPr>
+              <w:fldChar w:fldCharType="separate"/>
+            </w:r>
+            <w:r>
+              <w:rPr>
+                <w:rFonts w:ascii="宋体" w:eastAsia="宋体" w:hAnsi="宋体" w:hint="eastAsia"/>
+                <w:noProof/>
+                <w:webHidden/>
+              </w:rPr>
+              <w:t>11</w:t>
+            </w:r>
+            <w:r>
+              <w:rPr>
+                <w:rFonts w:ascii="宋体" w:eastAsia="宋体" w:hAnsi="宋体" w:hint="eastAsia"/>
+                <w:noProof/>
+                <w:webHidden/>
+              </w:rPr>
+              <w:fldChar w:fldCharType="end"/>
+            </w:r>
+          </w:hyperlink>
+        </w:p>
+        <w:p>
+          <w:pPr>
+            <w:pStyle w:val="TOC3"/>
+            <w:tabs>
+              <w:tab w:val="right" w:leader="dot" w:pos="8296"/>
+            </w:tabs>
+            <w:rPr>
+              <w:rFonts w:ascii="宋体" w:eastAsia="宋体" w:hAnsi="宋体" w:hint="eastAsia"/>
+              <w:noProof/>
+              <w:sz w:val="22"/>
+              <w:szCs w:val="24"/>
+              <w:lang w:val="en-US"/>
+              <w14:ligatures w14:val="standardContextual"/>
+            </w:rPr>
+          </w:pPr>
+          <w:hyperlink w:anchor="_Toc225178161" w:history="1">
+            <w:r>
+              <w:rPr>
+                <w:rStyle w:val="a3"/>
+                <w:rFonts w:ascii="宋体" w:eastAsia="宋体" w:hAnsi="宋体" w:hint="eastAsia"/>
+                <w:noProof/>
+              </w:rPr>
+              <w:t>（一）什么是和平</w:t>
+            </w:r>
+            <w:r>
+              <w:rPr>
+                <w:rFonts w:ascii="宋体" w:eastAsia="宋体" w:hAnsi="宋体" w:hint="eastAsia"/>
+                <w:noProof/>
+                <w:webHidden/>
+              </w:rPr>
+              <w:tab/>
+            </w:r>
+            <w:r>
+              <w:rPr>
+                <w:rFonts w:ascii="宋体" w:eastAsia="宋体" w:hAnsi="宋体" w:hint="eastAsia"/>
+                <w:noProof/>
+                <w:webHidden/>
+              </w:rPr>
+              <w:fldChar w:fldCharType="begin"/>
+            </w:r>
+            <w:r>
+              <w:rPr>
+                <w:rFonts w:ascii="宋体" w:eastAsia="宋体" w:hAnsi="宋体" w:hint="eastAsia"/>
+                <w:noProof/>
+                <w:webHidden/>
+              </w:rPr>
+              <w:instrText xml:space="preserve"> </w:instrText>
+            </w:r>
+            <w:r>
+              <w:rPr>
+                <w:rFonts w:ascii="宋体" w:eastAsia="宋体" w:hAnsi="宋体"/>
+                <w:noProof/>
+                <w:webHidden/>
+              </w:rPr>
+              <w:instrText>PAGEREF _Toc225178161 \h</w:instrText>
+            </w:r>
+            <w:r>
+              <w:rPr>
+                <w:rFonts w:ascii="宋体" w:eastAsia="宋体" w:hAnsi="宋体" w:hint="eastAsia"/>
+                <w:noProof/>
+                <w:webHidden/>
+              </w:rPr>
+              <w:instrText xml:space="preserve"> </w:instrText>
+            </w:r>
+            <w:r>
+              <w:rPr>
+                <w:rFonts w:ascii="宋体" w:eastAsia="宋体" w:hAnsi="宋体" w:hint="eastAsia"/>
+                <w:noProof/>
+                <w:webHidden/>
+              </w:rPr>
+            </w:r>
+            <w:r>
+              <w:rPr>
+                <w:rFonts w:ascii="宋体" w:eastAsia="宋体" w:hAnsi="宋体" w:hint="eastAsia"/>
+                <w:noProof/>
+                <w:webHidden/>
+              </w:rPr>
+              <w:fldChar w:fldCharType="separate"/>
+            </w:r>
+            <w:r>
+              <w:rPr>
+                <w:rFonts w:ascii="宋体" w:eastAsia="宋体" w:hAnsi="宋体" w:hint="eastAsia"/>
+                <w:noProof/>
+                <w:webHidden/>
+              </w:rPr>
+              <w:t>11</w:t>
+            </w:r>
+            <w:r>
+              <w:rPr>
+                <w:rFonts w:ascii="宋体" w:eastAsia="宋体" w:hAnsi="宋体" w:hint="eastAsia"/>
+                <w:noProof/>
+                <w:webHidden/>
+              </w:rPr>
+              <w:fldChar w:fldCharType="end"/>
+            </w:r>
+          </w:hyperlink>
+        </w:p>
+        <w:p>
+          <w:pPr>
+            <w:pStyle w:val="TOC3"/>
+            <w:tabs>
+              <w:tab w:val="right" w:leader="dot" w:pos="8296"/>
+            </w:tabs>
+            <w:rPr>
+              <w:rFonts w:ascii="宋体" w:eastAsia="宋体" w:hAnsi="宋体" w:hint="eastAsia"/>
+              <w:noProof/>
+              <w:sz w:val="22"/>
+              <w:szCs w:val="24"/>
+              <w:lang w:val="en-US"/>
+              <w14:ligatures w14:val="standardContextual"/>
+            </w:rPr>
+          </w:pPr>
+          <w:hyperlink w:anchor="_Toc225178162" w:history="1">
+            <w:r>
+              <w:rPr>
+                <w:rStyle w:val="a3"/>
+                <w:rFonts w:ascii="宋体" w:eastAsia="宋体" w:hAnsi="宋体" w:hint="eastAsia"/>
+                <w:noProof/>
+                <w:lang w:val="en-US"/>
+              </w:rPr>
+              <w:t>（二）战争如何结束</w:t>
+            </w:r>
+            <w:r>
+              <w:rPr>
+                <w:rFonts w:ascii="宋体" w:eastAsia="宋体" w:hAnsi="宋体" w:hint="eastAsia"/>
+                <w:noProof/>
+                <w:webHidden/>
+              </w:rPr>
+              <w:tab/>
+            </w:r>
+            <w:r>
+              <w:rPr>
+                <w:rFonts w:ascii="宋体" w:eastAsia="宋体" w:hAnsi="宋体" w:hint="eastAsia"/>
+                <w:noProof/>
+                <w:webHidden/>
+              </w:rPr>
+              <w:fldChar w:fldCharType="begin"/>
+            </w:r>
+            <w:r>
+              <w:rPr>
+                <w:rFonts w:ascii="宋体" w:eastAsia="宋体" w:hAnsi="宋体" w:hint="eastAsia"/>
+                <w:noProof/>
+                <w:webHidden/>
+              </w:rPr>
+              <w:instrText xml:space="preserve"> </w:instrText>
+            </w:r>
+            <w:r>
+              <w:rPr>
+                <w:rFonts w:ascii="宋体" w:eastAsia="宋体" w:hAnsi="宋体"/>
+                <w:noProof/>
+                <w:webHidden/>
+              </w:rPr>
+              <w:instrText>PAGEREF _Toc225178162 \h</w:instrText>
+            </w:r>
+            <w:r>
+              <w:rPr>
+                <w:rFonts w:ascii="宋体" w:eastAsia="宋体" w:hAnsi="宋体" w:hint="eastAsia"/>
+                <w:noProof/>
+                <w:webHidden/>
+              </w:rPr>
+              <w:instrText xml:space="preserve"> </w:instrText>
+            </w:r>
+            <w:r>
+              <w:rPr>
+                <w:rFonts w:ascii="宋体" w:eastAsia="宋体" w:hAnsi="宋体" w:hint="eastAsia"/>
+                <w:noProof/>
+                <w:webHidden/>
+              </w:rPr>
+            </w:r>
+            <w:r>
+              <w:rPr>
+                <w:rFonts w:ascii="宋体" w:eastAsia="宋体" w:hAnsi="宋体" w:hint="eastAsia"/>
+                <w:noProof/>
+                <w:webHidden/>
+              </w:rPr>
+              <w:fldChar w:fldCharType="separate"/>
+            </w:r>
+            <w:r>
+              <w:rPr>
+                <w:rFonts w:ascii="宋体" w:eastAsia="宋体" w:hAnsi="宋体" w:hint="eastAsia"/>
+                <w:noProof/>
+                <w:webHidden/>
+              </w:rPr>
+              <w:t>11</w:t>
             </w:r>
             <w:r>
               <w:rPr>
@@ -2457,7 +3331,7 @@
       <w:pPr>
         <w:pStyle w:val="a9"/>
       </w:pPr>
-      <w:bookmarkStart w:id="0" w:name="_Toc224573288"/>
+      <w:bookmarkStart w:id="0" w:name="_Toc225178131"/>
       <w:r>
         <w:rPr>
           <w:rFonts w:hint="eastAsia"/>
@@ -2535,7 +3409,7 @@
       <w:pPr>
         <w:pStyle w:val="ac"/>
       </w:pPr>
-      <w:bookmarkStart w:id="1" w:name="_Toc224573289"/>
+      <w:bookmarkStart w:id="1" w:name="_Toc225178132"/>
       <w:r>
         <w:rPr>
           <w:rFonts w:hint="eastAsia"/>
@@ -2836,7 +3710,7 @@
       <w:pPr>
         <w:pStyle w:val="ac"/>
       </w:pPr>
-      <w:bookmarkStart w:id="2" w:name="_Toc224573290"/>
+      <w:bookmarkStart w:id="2" w:name="_Toc225178133"/>
       <w:r>
         <w:rPr>
           <w:rFonts w:hint="eastAsia"/>
@@ -3226,7 +4100,7 @@
       <w:pPr>
         <w:pStyle w:val="ac"/>
       </w:pPr>
-      <w:bookmarkStart w:id="3" w:name="_Toc224573291"/>
+      <w:bookmarkStart w:id="3" w:name="_Toc225178134"/>
       <w:r>
         <w:rPr>
           <w:rFonts w:hint="eastAsia"/>
@@ -3239,7 +4113,7 @@
       <w:pPr>
         <w:pStyle w:val="ae"/>
       </w:pPr>
-      <w:bookmarkStart w:id="4" w:name="_Toc224573292"/>
+      <w:bookmarkStart w:id="4" w:name="_Toc225178135"/>
       <w:r>
         <w:rPr>
           <w:rFonts w:hint="eastAsia"/>
@@ -3625,7 +4499,7 @@
       <w:pPr>
         <w:pStyle w:val="ae"/>
       </w:pPr>
-      <w:bookmarkStart w:id="5" w:name="_Toc224573293"/>
+      <w:bookmarkStart w:id="5" w:name="_Toc225178136"/>
       <w:r>
         <w:rPr>
           <w:rFonts w:hint="eastAsia"/>
@@ -4047,7 +4921,7 @@
       <w:pPr>
         <w:pStyle w:val="a9"/>
       </w:pPr>
-      <w:bookmarkStart w:id="6" w:name="_Toc224573294"/>
+      <w:bookmarkStart w:id="6" w:name="_Toc225178137"/>
       <w:r>
         <w:rPr>
           <w:rFonts w:hint="eastAsia"/>
@@ -4073,9 +4947,6 @@
         <w:pStyle w:val="aa"/>
         <w:spacing w:before="78" w:after="78"/>
         <w:jc w:val="center"/>
-        <w:rPr>
-          <w:rFonts w:hint="eastAsia"/>
-        </w:rPr>
       </w:pPr>
       <w:r>
         <w:rPr>
@@ -4094,7 +4965,7 @@
       <w:pPr>
         <w:pStyle w:val="ac"/>
       </w:pPr>
-      <w:bookmarkStart w:id="7" w:name="_Toc224573295"/>
+      <w:bookmarkStart w:id="7" w:name="_Toc225178138"/>
       <w:r>
         <w:rPr>
           <w:rFonts w:hint="eastAsia"/>
@@ -4120,7 +4991,7 @@
       <w:pPr>
         <w:pStyle w:val="ae"/>
       </w:pPr>
-      <w:bookmarkStart w:id="8" w:name="_Toc224573296"/>
+      <w:bookmarkStart w:id="8" w:name="_Toc225178139"/>
       <w:r>
         <w:rPr>
           <w:rFonts w:hint="eastAsia"/>
@@ -4208,7 +5079,7 @@
       <w:pPr>
         <w:pStyle w:val="ae"/>
       </w:pPr>
-      <w:bookmarkStart w:id="9" w:name="_Toc224573297"/>
+      <w:bookmarkStart w:id="9" w:name="_Toc225178140"/>
       <w:r>
         <w:rPr>
           <w:rFonts w:hint="eastAsia"/>
@@ -5063,7 +5934,7 @@
           <w:lang w:val="en-US"/>
         </w:rPr>
       </w:pPr>
-      <w:bookmarkStart w:id="10" w:name="_Toc224573298"/>
+      <w:bookmarkStart w:id="10" w:name="_Toc225178141"/>
       <w:r>
         <w:rPr>
           <w:rFonts w:hint="eastAsia"/>
@@ -5098,7 +5969,7 @@
       <w:pPr>
         <w:pStyle w:val="ac"/>
       </w:pPr>
-      <w:bookmarkStart w:id="11" w:name="_Toc224573299"/>
+      <w:bookmarkStart w:id="11" w:name="_Toc225178142"/>
       <w:r>
         <w:rPr>
           <w:rFonts w:hint="eastAsia"/>
@@ -5115,7 +5986,7 @@
           <w:lang w:val="en-US"/>
         </w:rPr>
       </w:pPr>
-      <w:bookmarkStart w:id="12" w:name="_Toc224573300"/>
+      <w:bookmarkStart w:id="12" w:name="_Toc225178143"/>
       <w:r>
         <w:rPr>
           <w:rFonts w:hint="eastAsia"/>
@@ -5258,7 +6129,7 @@
           <w:lang w:val="en-US"/>
         </w:rPr>
       </w:pPr>
-      <w:bookmarkStart w:id="13" w:name="_Toc224573301"/>
+      <w:bookmarkStart w:id="13" w:name="_Toc225178144"/>
       <w:r>
         <w:rPr>
           <w:rFonts w:hint="eastAsia"/>
@@ -5297,7 +6168,7 @@
       <w:pPr>
         <w:pStyle w:val="ae"/>
       </w:pPr>
-      <w:bookmarkStart w:id="14" w:name="_Toc224573302"/>
+      <w:bookmarkStart w:id="14" w:name="_Toc225178145"/>
       <w:r>
         <w:rPr>
           <w:rFonts w:hint="eastAsia"/>
@@ -5402,7 +6273,7 @@
       <w:pPr>
         <w:pStyle w:val="ac"/>
       </w:pPr>
-      <w:bookmarkStart w:id="15" w:name="_Toc224573303"/>
+      <w:bookmarkStart w:id="15" w:name="_Toc225178146"/>
       <w:r>
         <w:rPr>
           <w:rFonts w:hint="eastAsia"/>
@@ -5415,7 +6286,7 @@
       <w:pPr>
         <w:pStyle w:val="ae"/>
       </w:pPr>
-      <w:bookmarkStart w:id="16" w:name="_Toc224573304"/>
+      <w:bookmarkStart w:id="16" w:name="_Toc225178147"/>
       <w:r>
         <w:rPr>
           <w:rFonts w:hint="eastAsia"/>
@@ -5429,21 +6300,12 @@
         <w:pStyle w:val="aa"/>
         <w:spacing w:before="78" w:after="78"/>
         <w:ind w:firstLine="420"/>
-        <w:rPr>
-          <w:rFonts w:hint="eastAsia"/>
-        </w:rPr>
-      </w:pPr>
-      <w:r>
-        <w:rPr>
-          <w:rFonts w:hint="eastAsia"/>
-        </w:rPr>
-        <w:t>国际安全可被解释为</w:t>
-      </w:r>
-      <w:r>
-        <w:rPr>
-          <w:rFonts w:hint="eastAsia"/>
-        </w:rPr>
-        <w:t>国际体系</w:t>
+      </w:pPr>
+      <w:r>
+        <w:rPr>
+          <w:rFonts w:hint="eastAsia"/>
+        </w:rPr>
+        <w:t>国际安全可被解释为国际体系</w:t>
       </w:r>
       <w:r>
         <w:rPr>
@@ -5455,13 +6317,7 @@
         <w:rPr>
           <w:rFonts w:hint="eastAsia"/>
         </w:rPr>
-        <w:t>国际社会实现了稳定与和平</w:t>
-      </w:r>
-      <w:r>
-        <w:rPr>
-          <w:rFonts w:hint="eastAsia"/>
-        </w:rPr>
-        <w:t>。过往国际体系结构的变化大多是通过战争实现的，这是一种不稳定的变化方式；因此，实现国际体系的稳定，就意味着国际体系结构的变化也是以和平方式进行的。和平通常指国家之间没有战争与冲突；也有理论将国内冲突的有无纳入衡量和平的标准。</w:t>
+        <w:t>国际社会实现了稳定与和平。过往国际体系结构的变化大多是通过战争实现的，这是一种不稳定的变化方式；因此，实现国际体系的稳定，就意味着国际体系结构的变化也是以和平方式进行的。和平通常指国家之间没有战争与冲突；也有理论将国内冲突的有无纳入衡量和平的标准。</w:t>
       </w:r>
     </w:p>
     <w:p>
@@ -5474,41 +6330,14 @@
         <w:rPr>
           <w:rFonts w:hint="eastAsia"/>
         </w:rPr>
-        <w:t>但是，国际安全也不止上述两点，它还要求</w:t>
-      </w:r>
-      <w:r>
-        <w:rPr>
-          <w:rFonts w:hint="eastAsia"/>
-        </w:rPr>
-        <w:t>国际秩序建立在合理与公正的基础上</w:t>
-      </w:r>
-      <w:r>
-        <w:rPr>
-          <w:rFonts w:hint="eastAsia"/>
-        </w:rPr>
-        <w:t>。此外，</w:t>
-      </w:r>
-      <w:r>
-        <w:rPr>
-          <w:rFonts w:hint="eastAsia"/>
-        </w:rPr>
-        <w:t>人类免受各种非传统安全的威胁</w:t>
-      </w:r>
-      <w:r>
-        <w:rPr>
-          <w:rFonts w:hint="eastAsia"/>
-        </w:rPr>
-        <w:t>也是国际安全的一部分。</w:t>
+        <w:t>但是，国际安全也不止上述两点，它还要求国际秩序建立在合理与公正的基础上。此外，人类免受各种非传统安全的威胁也是国际安全的一部分。</w:t>
       </w:r>
     </w:p>
     <w:p>
       <w:pPr>
         <w:pStyle w:val="ae"/>
-        <w:rPr>
-          <w:rFonts w:hint="eastAsia"/>
-        </w:rPr>
-      </w:pPr>
-      <w:bookmarkStart w:id="17" w:name="_Toc224573305"/>
+      </w:pPr>
+      <w:bookmarkStart w:id="17" w:name="_Toc225178148"/>
       <w:r>
         <w:rPr>
           <w:rFonts w:hint="eastAsia"/>
@@ -5520,9 +6349,6 @@
     <w:p>
       <w:pPr>
         <w:pStyle w:val="af1"/>
-        <w:rPr>
-          <w:rFonts w:hint="eastAsia"/>
-        </w:rPr>
       </w:pPr>
       <w:r>
         <w:rPr>
@@ -5548,55 +6374,7 @@
           <w:rFonts w:hint="eastAsia"/>
         </w:rPr>
         <w:lastRenderedPageBreak/>
-        <w:t>均势是一种状态，也是一种政策。作为状态的均势是一种</w:t>
-      </w:r>
-      <w:r>
-        <w:rPr>
-          <w:rFonts w:hint="eastAsia"/>
-        </w:rPr>
-        <w:t>特定的权力分布状态</w:t>
-      </w:r>
-      <w:r>
-        <w:rPr>
-          <w:rFonts w:hint="eastAsia"/>
-        </w:rPr>
-        <w:t>，即</w:t>
-      </w:r>
-      <w:r>
-        <w:rPr>
-          <w:rFonts w:hint="eastAsia"/>
-        </w:rPr>
-        <w:t>竞争的力量相等</w:t>
-      </w:r>
-      <w:r>
-        <w:rPr>
-          <w:rFonts w:hint="eastAsia"/>
-        </w:rPr>
-        <w:t>。作为政策的均势是一种</w:t>
-      </w:r>
-      <w:r>
-        <w:rPr>
-          <w:rFonts w:hint="eastAsia"/>
-        </w:rPr>
-        <w:t>对外政策</w:t>
-      </w:r>
-      <w:r>
-        <w:rPr>
-          <w:rFonts w:hint="eastAsia"/>
-        </w:rPr>
-        <w:t>，即</w:t>
-      </w:r>
-      <w:r>
-        <w:rPr>
-          <w:rFonts w:hint="eastAsia"/>
-        </w:rPr>
-        <w:t>通过增强内部的力量和与外部国家建立同盟，取得与一个已经形成或可能形成的优势权力（或威胁）相等的力量，以限制甚至消除这一优势权力（或威胁）</w:t>
-      </w:r>
-      <w:r>
-        <w:rPr>
-          <w:rFonts w:hint="eastAsia"/>
-        </w:rPr>
-        <w:t>。</w:t>
+        <w:t>均势是一种状态，也是一种政策。作为状态的均势是一种特定的权力分布状态，即竞争的力量相等。作为政策的均势是一种对外政策，即通过增强内部的力量和与外部国家建立同盟，取得与一个已经形成或可能形成的优势权力（或威胁）相等的力量，以限制甚至消除这一优势权力（或威胁）。</w:t>
       </w:r>
     </w:p>
     <w:p>
@@ -5627,9 +6405,6 @@
     <w:p>
       <w:pPr>
         <w:pStyle w:val="af1"/>
-        <w:rPr>
-          <w:rFonts w:hint="eastAsia"/>
-        </w:rPr>
       </w:pPr>
       <w:r>
         <w:rPr>
@@ -5650,7 +6425,6 @@
         <w:spacing w:before="78" w:after="78"/>
         <w:ind w:firstLine="420"/>
         <w:rPr>
-          <w:rFonts w:hint="eastAsia"/>
           <w:lang w:val="en-US"/>
         </w:rPr>
       </w:pPr>
@@ -5732,7 +6506,6 @@
         <w:spacing w:beforeLines="0" w:before="0" w:afterLines="0" w:after="0"/>
         <w:ind w:left="442" w:hanging="442"/>
         <w:rPr>
-          <w:rFonts w:hint="eastAsia"/>
           <w:lang w:val="en-US"/>
         </w:rPr>
       </w:pPr>
@@ -5761,7 +6534,6 @@
         <w:spacing w:beforeLines="0" w:before="0" w:afterLines="0" w:after="0"/>
         <w:ind w:left="442" w:hanging="442"/>
         <w:rPr>
-          <w:rFonts w:hint="eastAsia"/>
           <w:lang w:val="en-US"/>
         </w:rPr>
       </w:pPr>
@@ -5790,7 +6562,6 @@
         <w:spacing w:beforeLines="0" w:before="0" w:afterLines="0" w:after="0"/>
         <w:ind w:left="442" w:hanging="442"/>
         <w:rPr>
-          <w:rFonts w:hint="eastAsia"/>
           <w:lang w:val="en-US"/>
         </w:rPr>
       </w:pPr>
@@ -5819,7 +6590,6 @@
         <w:spacing w:beforeLines="0" w:before="0" w:afterLines="0" w:after="0"/>
         <w:ind w:left="442" w:hanging="442"/>
         <w:rPr>
-          <w:rFonts w:hint="eastAsia"/>
           <w:lang w:val="en-US"/>
         </w:rPr>
       </w:pPr>
@@ -5921,9 +6691,6 @@
     <w:p>
       <w:pPr>
         <w:pStyle w:val="af1"/>
-        <w:rPr>
-          <w:rFonts w:hint="eastAsia"/>
-        </w:rPr>
       </w:pPr>
       <w:r>
         <w:rPr>
@@ -5942,9 +6709,6 @@
       <w:pPr>
         <w:pStyle w:val="aa"/>
         <w:spacing w:before="78" w:after="78"/>
-        <w:rPr>
-          <w:rFonts w:hint="eastAsia"/>
-        </w:rPr>
       </w:pPr>
       <w:r>
         <w:tab/>
@@ -5965,13 +6729,7 @@
         <w:rPr>
           <w:rFonts w:hint="eastAsia"/>
         </w:rPr>
-        <w:t>）是</w:t>
-      </w:r>
-      <w:r>
-        <w:rPr>
-          <w:rFonts w:hint="eastAsia"/>
-        </w:rPr>
-        <w:t>一批国家通过一定的组织形式或机制，承诺共同行动，援助受到侵犯的成员国，对于破坏和平的国家实施强制性措施，诸如经济制裁，必要时则实行军事制裁。</w:t>
+        <w:t>）是一批国家通过一定的组织形式或机制，承诺共同行动，援助受到侵犯的成员国，对于破坏和平的国家实施强制性措施，诸如经济制裁，必要时则实行军事制裁。</w:t>
       </w:r>
       <w:r>
         <w:rPr>
@@ -5996,9 +6754,6 @@
       <w:pPr>
         <w:pStyle w:val="aa"/>
         <w:spacing w:before="78" w:after="78"/>
-        <w:rPr>
-          <w:rFonts w:hint="eastAsia"/>
-        </w:rPr>
       </w:pPr>
       <w:r>
         <w:tab/>
@@ -6013,9 +6768,6 @@
     <w:p>
       <w:pPr>
         <w:pStyle w:val="af1"/>
-        <w:rPr>
-          <w:rFonts w:hint="eastAsia"/>
-        </w:rPr>
       </w:pPr>
       <w:r>
         <w:rPr>
@@ -6052,13 +6804,7 @@
         <w:rPr>
           <w:rFonts w:hint="eastAsia"/>
         </w:rPr>
-        <w:t>）是</w:t>
-      </w:r>
-      <w:r>
-        <w:rPr>
-          <w:rFonts w:hint="eastAsia"/>
-        </w:rPr>
-        <w:t>通过威胁让对手付出代价来</w:t>
+        <w:t>）是通过威胁让对手付出代价来</w:t>
       </w:r>
       <w:proofErr w:type="gramStart"/>
       <w:r>
@@ -6072,39 +6818,21 @@
         <w:rPr>
           <w:rFonts w:hint="eastAsia"/>
         </w:rPr>
-        <w:t>它原本想做（但还没做）的事</w:t>
-      </w:r>
-      <w:r>
-        <w:rPr>
-          <w:rFonts w:hint="eastAsia"/>
-        </w:rPr>
-        <w:t>，</w:t>
+        <w:t>它原本想做（但还没做）的事，</w:t>
       </w:r>
       <w:proofErr w:type="gramStart"/>
       <w:r>
         <w:rPr>
           <w:rFonts w:hint="eastAsia"/>
         </w:rPr>
-        <w:t>即</w:t>
-      </w:r>
-      <w:r>
-        <w:rPr>
-          <w:rFonts w:hint="eastAsia"/>
-        </w:rPr>
-        <w:t>劝服</w:t>
+        <w:t>即劝服</w:t>
       </w:r>
       <w:proofErr w:type="gramEnd"/>
       <w:r>
         <w:rPr>
           <w:rFonts w:hint="eastAsia"/>
         </w:rPr>
-        <w:t>对手，使其相信采取行动的后果是不利的（要求对手维持现状）</w:t>
-      </w:r>
-      <w:r>
-        <w:rPr>
-          <w:rFonts w:hint="eastAsia"/>
-        </w:rPr>
-        <w:t>。</w:t>
+        <w:t>对手，使其相信采取行动的后果是不利的（要求对手维持现状）。</w:t>
       </w:r>
       <w:r>
         <w:rPr>
@@ -6140,9 +6868,6 @@
     <w:p>
       <w:pPr>
         <w:pStyle w:val="af1"/>
-        <w:rPr>
-          <w:rFonts w:hint="eastAsia"/>
-        </w:rPr>
       </w:pPr>
       <w:r>
         <w:rPr>
@@ -6173,9 +6898,6 @@
       <w:pPr>
         <w:pStyle w:val="aa"/>
         <w:spacing w:before="78" w:after="78"/>
-        <w:rPr>
-          <w:rFonts w:hint="eastAsia"/>
-        </w:rPr>
       </w:pPr>
       <w:r>
         <w:tab/>
@@ -6198,19 +6920,7 @@
         <w:rPr>
           <w:rFonts w:hint="eastAsia"/>
         </w:rPr>
-        <w:t>）是</w:t>
-      </w:r>
-      <w:r>
-        <w:rPr>
-          <w:rFonts w:hint="eastAsia"/>
-        </w:rPr>
-        <w:t>威胁对手停止和消除</w:t>
-      </w:r>
-      <w:r>
-        <w:rPr>
-          <w:rFonts w:hint="eastAsia"/>
-        </w:rPr>
-        <w:t>（</w:t>
+        <w:t>）是威胁对手停止和消除（</w:t>
       </w:r>
       <w:r>
         <w:rPr>
@@ -6222,25 +6932,7 @@
         <w:rPr>
           <w:rFonts w:hint="eastAsia"/>
         </w:rPr>
-        <w:t>）</w:t>
-      </w:r>
-      <w:r>
-        <w:rPr>
-          <w:rFonts w:hint="eastAsia"/>
-        </w:rPr>
-        <w:t>既有的行动，逼迫对手做它不愿意做的事情</w:t>
-      </w:r>
-      <w:r>
-        <w:rPr>
-          <w:rFonts w:hint="eastAsia"/>
-        </w:rPr>
-        <w:t>，其一般形式是：</w:t>
-      </w:r>
-      <w:r>
-        <w:rPr>
-          <w:rFonts w:hint="eastAsia"/>
-        </w:rPr>
-        <w:t>停止做</w:t>
+        <w:t>）既有的行动，逼迫对手做它不愿意做的事情，其一般形式是：停止做</w:t>
       </w:r>
       <w:r>
         <w:rPr>
@@ -6264,25 +6956,7 @@
         <w:rPr>
           <w:rFonts w:hint="eastAsia"/>
         </w:rPr>
-        <w:t>，否则……（要求对手改变现状）例如，美国要求中国放弃对出口商的补贴</w:t>
-      </w:r>
-      <w:r>
-        <w:rPr>
-          <w:rFonts w:hint="eastAsia"/>
-        </w:rPr>
-        <w:t>、</w:t>
-      </w:r>
-      <w:r>
-        <w:rPr>
-          <w:rFonts w:hint="eastAsia"/>
-        </w:rPr>
-        <w:t>美国要求伊朗放弃核计划</w:t>
-      </w:r>
-      <w:r>
-        <w:rPr>
-          <w:rFonts w:hint="eastAsia"/>
-        </w:rPr>
-        <w:t>等。</w:t>
+        <w:t>，否则……（要求对手改变现状）例如，美国要求中国放弃对出口商的补贴、美国要求伊朗放弃核计划等。</w:t>
       </w:r>
     </w:p>
     <w:p>
@@ -6290,21 +6964,12 @@
         <w:pStyle w:val="aa"/>
         <w:spacing w:before="78" w:after="78"/>
         <w:ind w:firstLine="420"/>
-        <w:rPr>
-          <w:rFonts w:hint="eastAsia"/>
-        </w:rPr>
-      </w:pPr>
-      <w:r>
-        <w:rPr>
-          <w:rFonts w:hint="eastAsia"/>
-        </w:rPr>
-        <w:t>与威慑相比，</w:t>
-      </w:r>
-      <w:r>
-        <w:rPr>
-          <w:rFonts w:hint="eastAsia"/>
-        </w:rPr>
-        <w:t>在威逼中，威逼者自身先采取行动，并且只有在目标</w:t>
+      </w:pPr>
+      <w:r>
+        <w:rPr>
+          <w:rFonts w:hint="eastAsia"/>
+        </w:rPr>
+        <w:t>与威慑相比，在威逼中，威逼者自身先采取行动，并且只有在目标</w:t>
       </w:r>
       <w:proofErr w:type="gramStart"/>
       <w:r>
@@ -6318,69 +6983,12 @@
         <w:rPr>
           <w:rFonts w:hint="eastAsia"/>
         </w:rPr>
-        <w:t>相应反应时才会停止或改变</w:t>
-      </w:r>
-      <w:r>
-        <w:rPr>
-          <w:rFonts w:hint="eastAsia"/>
-        </w:rPr>
-        <w:t>。</w:t>
-      </w:r>
-      <w:r>
-        <w:rPr>
-          <w:rFonts w:hint="eastAsia"/>
-        </w:rPr>
-        <w:t>威逼</w:t>
-      </w:r>
-      <w:r>
-        <w:rPr>
-          <w:rFonts w:hint="eastAsia"/>
-        </w:rPr>
-        <w:t>还</w:t>
-      </w:r>
-      <w:r>
-        <w:rPr>
-          <w:rFonts w:hint="eastAsia"/>
-        </w:rPr>
-        <w:t>往往包含一个明确的期限</w:t>
-      </w:r>
-      <w:r>
-        <w:rPr>
-          <w:rFonts w:hint="eastAsia"/>
-        </w:rPr>
-        <w:t>，</w:t>
-      </w:r>
-      <w:r>
-        <w:rPr>
-          <w:rFonts w:hint="eastAsia"/>
-        </w:rPr>
-        <w:t>威慑</w:t>
-      </w:r>
-      <w:r>
-        <w:rPr>
-          <w:rFonts w:hint="eastAsia"/>
-        </w:rPr>
-        <w:t>则</w:t>
-      </w:r>
-      <w:r>
-        <w:rPr>
-          <w:rFonts w:hint="eastAsia"/>
-        </w:rPr>
-        <w:t>没有时间限制</w:t>
-      </w:r>
-      <w:r>
-        <w:rPr>
-          <w:rFonts w:hint="eastAsia"/>
-        </w:rPr>
-        <w:t>。</w:t>
+        <w:t>相应反应时才会停止或改变。威逼还往往包含一个明确的期限，威慑则没有时间限制。</w:t>
       </w:r>
     </w:p>
     <w:p>
       <w:pPr>
         <w:pStyle w:val="af1"/>
-        <w:rPr>
-          <w:rFonts w:hint="eastAsia"/>
-        </w:rPr>
       </w:pPr>
       <w:r>
         <w:rPr>
@@ -6400,9 +7008,6 @@
         <w:pStyle w:val="aa"/>
         <w:spacing w:before="78" w:after="78"/>
         <w:ind w:firstLine="420"/>
-        <w:rPr>
-          <w:rFonts w:hint="eastAsia"/>
-        </w:rPr>
       </w:pPr>
       <w:r>
         <w:rPr>
@@ -6457,9 +7062,6 @@
         <w:pStyle w:val="aa"/>
         <w:spacing w:before="78" w:after="78"/>
         <w:ind w:firstLine="420"/>
-        <w:rPr>
-          <w:rFonts w:hint="eastAsia"/>
-        </w:rPr>
       </w:pPr>
       <w:r>
         <w:rPr>
@@ -6571,9 +7173,6 @@
       <w:pPr>
         <w:pStyle w:val="aa"/>
         <w:spacing w:before="78" w:after="78"/>
-        <w:rPr>
-          <w:rFonts w:hint="eastAsia"/>
-        </w:rPr>
       </w:pPr>
       <w:r>
         <w:tab/>
@@ -6595,7 +7194,7 @@
       <w:pPr>
         <w:pStyle w:val="ac"/>
       </w:pPr>
-      <w:bookmarkStart w:id="18" w:name="_Toc224573306"/>
+      <w:bookmarkStart w:id="18" w:name="_Toc225178149"/>
       <w:r>
         <w:rPr>
           <w:rFonts w:hint="eastAsia"/>
@@ -6635,7 +7234,6 @@
         <w:spacing w:beforeLines="0" w:before="0" w:afterLines="0" w:after="0"/>
         <w:ind w:left="442" w:hanging="442"/>
         <w:rPr>
-          <w:rFonts w:hint="eastAsia"/>
           <w:lang w:val="en-US"/>
         </w:rPr>
       </w:pPr>
@@ -6657,7 +7255,6 @@
         <w:spacing w:beforeLines="0" w:before="0" w:afterLines="0" w:after="0"/>
         <w:ind w:left="442" w:hanging="442"/>
         <w:rPr>
-          <w:rFonts w:hint="eastAsia"/>
           <w:lang w:val="en-US"/>
         </w:rPr>
       </w:pPr>
@@ -6679,7 +7276,6 @@
         <w:spacing w:beforeLines="0" w:before="0" w:afterLines="0" w:after="0"/>
         <w:ind w:left="442" w:hanging="442"/>
         <w:rPr>
-          <w:rFonts w:hint="eastAsia"/>
           <w:lang w:val="en-US"/>
         </w:rPr>
       </w:pPr>
@@ -6701,7 +7297,6 @@
         <w:spacing w:beforeLines="0" w:before="0" w:afterLines="0" w:after="0"/>
         <w:ind w:left="442" w:hanging="442"/>
         <w:rPr>
-          <w:rFonts w:hint="eastAsia"/>
           <w:lang w:val="en-US"/>
         </w:rPr>
       </w:pPr>
@@ -6723,7 +7318,6 @@
         <w:spacing w:beforeLines="0" w:before="0" w:afterLines="0" w:after="0"/>
         <w:ind w:left="442" w:hanging="442"/>
         <w:rPr>
-          <w:rFonts w:hint="eastAsia"/>
           <w:lang w:val="en-US"/>
         </w:rPr>
       </w:pPr>
@@ -6745,7 +7339,6 @@
         <w:spacing w:beforeLines="0" w:before="0" w:afterLines="0" w:after="0"/>
         <w:ind w:left="442" w:hanging="442"/>
         <w:rPr>
-          <w:rFonts w:hint="eastAsia"/>
           <w:lang w:val="en-US"/>
         </w:rPr>
       </w:pPr>
@@ -6775,9 +7368,6 @@
         <w:pStyle w:val="af3"/>
         <w:spacing w:before="78" w:after="78"/>
         <w:jc w:val="right"/>
-        <w:rPr>
-          <w:rFonts w:hint="eastAsia"/>
-        </w:rPr>
       </w:pPr>
       <w:r>
         <w:rPr>
@@ -6832,121 +7422,7 @@
         <w:rPr>
           <w:rFonts w:hint="eastAsia"/>
         </w:rPr>
-        <w:t>中国</w:t>
-      </w:r>
-      <w:r>
-        <w:rPr>
-          <w:rFonts w:hint="eastAsia"/>
-        </w:rPr>
-        <w:t>的安全理念是</w:t>
-      </w:r>
-      <w:r>
-        <w:rPr>
-          <w:rFonts w:hint="eastAsia"/>
-        </w:rPr>
-        <w:t>开放、包容、可持续</w:t>
-      </w:r>
-      <w:r>
-        <w:rPr>
-          <w:rFonts w:hint="eastAsia"/>
-        </w:rPr>
-        <w:t>，</w:t>
-      </w:r>
-      <w:r>
-        <w:rPr>
-          <w:rFonts w:hint="eastAsia"/>
-        </w:rPr>
-        <w:t>保障每个国家的安全</w:t>
-      </w:r>
-      <w:r>
-        <w:rPr>
-          <w:rFonts w:hint="eastAsia"/>
-        </w:rPr>
-        <w:t>，</w:t>
-      </w:r>
-      <w:r>
-        <w:rPr>
-          <w:rFonts w:hint="eastAsia"/>
-        </w:rPr>
-        <w:t>求同存异</w:t>
-      </w:r>
-      <w:r>
-        <w:rPr>
-          <w:rFonts w:hint="eastAsia"/>
-        </w:rPr>
-        <w:t>，注重</w:t>
-      </w:r>
-      <w:r>
-        <w:rPr>
-          <w:rFonts w:hint="eastAsia"/>
-        </w:rPr>
-        <w:t>集体安全</w:t>
-      </w:r>
-      <w:r>
-        <w:rPr>
-          <w:rFonts w:hint="eastAsia"/>
-        </w:rPr>
-        <w:t>；</w:t>
-      </w:r>
-      <w:r>
-        <w:rPr>
-          <w:rFonts w:hint="eastAsia"/>
-        </w:rPr>
-        <w:t>西方</w:t>
-      </w:r>
-      <w:r>
-        <w:rPr>
-          <w:rFonts w:hint="eastAsia"/>
-        </w:rPr>
-        <w:t>的安全理念则是</w:t>
-      </w:r>
-      <w:r>
-        <w:rPr>
-          <w:rFonts w:hint="eastAsia"/>
-        </w:rPr>
-        <w:t>拉帮结派、军事结盟、小院高墙（排他）</w:t>
-      </w:r>
-      <w:r>
-        <w:rPr>
-          <w:rFonts w:hint="eastAsia"/>
-        </w:rPr>
-        <w:t>，</w:t>
-      </w:r>
-      <w:r>
-        <w:rPr>
-          <w:rFonts w:hint="eastAsia"/>
-        </w:rPr>
-        <w:t>保障我和我的盟友的安全</w:t>
-      </w:r>
-      <w:r>
-        <w:rPr>
-          <w:rFonts w:hint="eastAsia"/>
-        </w:rPr>
-        <w:t>，</w:t>
-      </w:r>
-      <w:r>
-        <w:rPr>
-          <w:rFonts w:hint="eastAsia"/>
-        </w:rPr>
-        <w:t>寻找敌人</w:t>
-      </w:r>
-      <w:r>
-        <w:rPr>
-          <w:rFonts w:hint="eastAsia"/>
-        </w:rPr>
-        <w:t>，注重</w:t>
-      </w:r>
-      <w:r>
-        <w:rPr>
-          <w:rFonts w:hint="eastAsia"/>
-        </w:rPr>
-        <w:t>集体防御</w:t>
-      </w:r>
-      <w:r>
-        <w:rPr>
-          <w:rFonts w:hint="eastAsia"/>
-        </w:rPr>
-        <w:t>。</w:t>
+        <w:t>中国的安全理念是开放、包容、可持续，保障每个国家的安全，求同存异，注重集体安全；西方的安全理念则是拉帮结派、军事结盟、小院高墙（排他），保障我和我的盟友的安全，寻找敌人，注重集体防御。</w:t>
       </w:r>
     </w:p>
     <w:p>
@@ -7015,7 +7491,6 @@
         <w:spacing w:before="78" w:after="78"/>
         <w:ind w:firstLine="420"/>
         <w:rPr>
-          <w:rFonts w:hint="eastAsia"/>
           <w:lang w:val="en-US"/>
         </w:rPr>
       </w:pPr>
@@ -7083,7 +7558,6 @@
         <w:spacing w:before="78" w:after="78"/>
         <w:jc w:val="right"/>
         <w:rPr>
-          <w:rFonts w:hint="eastAsia"/>
           <w:lang w:val="en-US"/>
         </w:rPr>
       </w:pPr>
@@ -7131,7 +7605,7 @@
       <w:pPr>
         <w:pStyle w:val="a9"/>
       </w:pPr>
-      <w:bookmarkStart w:id="19" w:name="_Toc224573307"/>
+      <w:bookmarkStart w:id="19" w:name="_Toc225178150"/>
       <w:r>
         <w:rPr>
           <w:rFonts w:hint="eastAsia"/>
@@ -7167,12 +7641,18 @@
         </w:rPr>
         <w:t>2026.3.16</w:t>
       </w:r>
+      <w:r>
+        <w:rPr>
+          <w:rFonts w:hint="eastAsia"/>
+        </w:rPr>
+        <w:t xml:space="preserve"> / 2026.3.23</w:t>
+      </w:r>
     </w:p>
     <w:p>
       <w:pPr>
         <w:pStyle w:val="ac"/>
       </w:pPr>
-      <w:bookmarkStart w:id="20" w:name="_Toc224573308"/>
+      <w:bookmarkStart w:id="20" w:name="_Toc225178151"/>
       <w:r>
         <w:rPr>
           <w:rFonts w:hint="eastAsia"/>
@@ -7184,11 +7664,8 @@
     <w:p>
       <w:pPr>
         <w:pStyle w:val="ae"/>
-        <w:rPr>
-          <w:rFonts w:hint="eastAsia"/>
-        </w:rPr>
-      </w:pPr>
-      <w:bookmarkStart w:id="21" w:name="_Toc224573309"/>
+      </w:pPr>
+      <w:bookmarkStart w:id="21" w:name="_Toc225178152"/>
       <w:r>
         <w:rPr>
           <w:rFonts w:hint="eastAsia"/>
@@ -7213,7 +7690,7 @@
         <w:rPr>
           <w:rFonts w:hint="eastAsia"/>
         </w:rPr>
-        <w:t>情感</w:t>
+        <w:t>偶然</w:t>
       </w:r>
       <w:r>
         <w:rPr>
@@ -7314,9 +7791,6 @@
         </w:numPr>
         <w:spacing w:beforeLines="0" w:before="0" w:afterLines="0" w:after="0"/>
         <w:ind w:left="442" w:hanging="442"/>
-        <w:rPr>
-          <w:rFonts w:hint="eastAsia"/>
-        </w:rPr>
       </w:pPr>
       <w:r>
         <w:rPr>
@@ -7336,11 +7810,8 @@
     <w:p>
       <w:pPr>
         <w:pStyle w:val="ae"/>
-        <w:rPr>
-          <w:rFonts w:hint="eastAsia"/>
-        </w:rPr>
-      </w:pPr>
-      <w:bookmarkStart w:id="22" w:name="_Toc224573310"/>
+      </w:pPr>
+      <w:bookmarkStart w:id="22" w:name="_Toc225178153"/>
       <w:r>
         <w:rPr>
           <w:rFonts w:hint="eastAsia"/>
@@ -7373,13 +7844,7 @@
         <w:rPr>
           <w:rFonts w:hint="eastAsia"/>
         </w:rPr>
-        <w:t>）战争、国家间</w:t>
-      </w:r>
-      <w:r>
-        <w:rPr>
-          <w:rFonts w:hint="eastAsia"/>
-        </w:rPr>
-        <w:t>（</w:t>
+        <w:t>）战争、国家间（</w:t>
       </w:r>
       <w:r>
         <w:rPr>
@@ -7391,19 +7856,7 @@
         <w:rPr>
           <w:rFonts w:hint="eastAsia"/>
         </w:rPr>
-        <w:t>）</w:t>
-      </w:r>
-      <w:r>
-        <w:rPr>
-          <w:rFonts w:hint="eastAsia"/>
-        </w:rPr>
-        <w:t>战争、国内</w:t>
-      </w:r>
-      <w:r>
-        <w:rPr>
-          <w:rFonts w:hint="eastAsia"/>
-        </w:rPr>
-        <w:t>（</w:t>
+        <w:t>）战争、国内（</w:t>
       </w:r>
       <w:r>
         <w:rPr>
@@ -7415,13 +7868,7 @@
         <w:rPr>
           <w:rFonts w:hint="eastAsia"/>
         </w:rPr>
-        <w:t>）</w:t>
-      </w:r>
-      <w:r>
-        <w:rPr>
-          <w:rFonts w:hint="eastAsia"/>
-        </w:rPr>
-        <w:t>战争。这一分类法的问题在于“超国家”概念的歧视性——这一概念用来指</w:t>
+        <w:t>）战争。这一分类法的问题在于“超国家”概念的歧视性——这一概念用来指</w:t>
       </w:r>
       <w:proofErr w:type="gramStart"/>
       <w:r>
@@ -7592,9 +8039,6 @@
         </w:numPr>
         <w:spacing w:beforeLines="0" w:before="0" w:afterLines="0" w:after="0"/>
         <w:ind w:left="442" w:hanging="442"/>
-        <w:rPr>
-          <w:rFonts w:hint="eastAsia"/>
-        </w:rPr>
       </w:pPr>
       <w:r>
         <w:rPr>
@@ -7616,9 +8060,6 @@
         <w:pStyle w:val="aa"/>
         <w:spacing w:before="78" w:after="78"/>
         <w:ind w:firstLine="420"/>
-        <w:rPr>
-          <w:rFonts w:hint="eastAsia"/>
-        </w:rPr>
       </w:pPr>
       <w:r>
         <w:rPr>
@@ -7673,9 +8114,6 @@
         </w:numPr>
         <w:spacing w:beforeLines="0" w:before="0" w:afterLines="0" w:after="0"/>
         <w:ind w:left="442" w:hanging="442"/>
-        <w:rPr>
-          <w:rFonts w:hint="eastAsia"/>
-        </w:rPr>
       </w:pPr>
       <w:r>
         <w:rPr>
@@ -7725,10 +8163,1580 @@
     </w:p>
     <w:p>
       <w:pPr>
+        <w:pStyle w:val="ae"/>
+      </w:pPr>
+      <w:bookmarkStart w:id="23" w:name="_Toc225178154"/>
+      <w:r>
+        <w:rPr>
+          <w:rFonts w:hint="eastAsia"/>
+        </w:rPr>
+        <w:t>（三）战争的合法性</w:t>
+      </w:r>
+      <w:bookmarkEnd w:id="23"/>
+    </w:p>
+    <w:p>
+      <w:pPr>
         <w:pStyle w:val="aa"/>
         <w:spacing w:before="78" w:after="78"/>
-        <w:rPr>
-          <w:rFonts w:hint="eastAsia"/>
+        <w:ind w:firstLine="420"/>
+      </w:pPr>
+      <w:r>
+        <w:rPr>
+          <w:rFonts w:hint="eastAsia"/>
+        </w:rPr>
+        <w:t>只有正义的战争才具有合法性</w:t>
+      </w:r>
+      <w:r>
+        <w:rPr>
+          <w:rFonts w:hint="eastAsia"/>
+        </w:rPr>
+        <w:t>。</w:t>
+      </w:r>
+      <w:r>
+        <w:rPr>
+          <w:rFonts w:hint="eastAsia"/>
+        </w:rPr>
+        <w:t>抵抗侵略的战争，以及严格意义的先发制人的战争都是正义战争。</w:t>
+      </w:r>
+      <w:r>
+        <w:rPr>
+          <w:rFonts w:hint="eastAsia"/>
+        </w:rPr>
+        <w:t>在发生战争的情况下，必须对战争的手段和方法加以限制</w:t>
+      </w:r>
+      <w:r>
+        <w:rPr>
+          <w:rFonts w:hint="eastAsia"/>
+        </w:rPr>
+        <w:t>。</w:t>
+      </w:r>
+      <w:r>
+        <w:rPr>
+          <w:rFonts w:hint="eastAsia"/>
+        </w:rPr>
+        <w:t>在发生战争的情况下，对战争可能的破坏结果加以限制（使用与实现军事目标相适应的手段）</w:t>
+      </w:r>
+      <w:r>
+        <w:rPr>
+          <w:rFonts w:hint="eastAsia"/>
+        </w:rPr>
+        <w:t>。</w:t>
+      </w:r>
+    </w:p>
+    <w:p>
+      <w:pPr>
+        <w:pStyle w:val="aa"/>
+        <w:spacing w:before="78" w:after="78"/>
+      </w:pPr>
+    </w:p>
+    <w:p>
+      <w:pPr>
+        <w:pStyle w:val="ac"/>
+      </w:pPr>
+      <w:bookmarkStart w:id="24" w:name="_Toc225178155"/>
+      <w:r>
+        <w:rPr>
+          <w:rFonts w:hint="eastAsia"/>
+        </w:rPr>
+        <w:t>二、战争的根源与原因</w:t>
+      </w:r>
+      <w:bookmarkEnd w:id="24"/>
+    </w:p>
+    <w:p>
+      <w:pPr>
+        <w:pStyle w:val="ae"/>
+      </w:pPr>
+      <w:bookmarkStart w:id="25" w:name="_Toc225178156"/>
+      <w:r>
+        <w:rPr>
+          <w:rFonts w:hint="eastAsia"/>
+        </w:rPr>
+        <w:t>（一）战争的根源</w:t>
+      </w:r>
+      <w:bookmarkEnd w:id="25"/>
+    </w:p>
+    <w:p>
+      <w:pPr>
+        <w:pStyle w:val="aa"/>
+        <w:spacing w:before="78" w:after="78"/>
+      </w:pPr>
+      <w:r>
+        <w:tab/>
+      </w:r>
+      <w:r>
+        <w:rPr>
+          <w:rFonts w:hint="eastAsia"/>
+        </w:rPr>
+        <w:t>人性的贪婪尚武、资源的稀缺、好战的文化都被用来解释战争尤其是古代战争的根源。而对于现当代战争，国际体系的无政府结构是战争的一个重要根源。</w:t>
+      </w:r>
+    </w:p>
+    <w:p>
+      <w:pPr>
+        <w:pStyle w:val="ae"/>
+        <w:rPr>
+          <w:rFonts w:hint="eastAsia"/>
+        </w:rPr>
+      </w:pPr>
+      <w:bookmarkStart w:id="26" w:name="_Toc225178157"/>
+      <w:r>
+        <w:rPr>
+          <w:rFonts w:hint="eastAsia"/>
+        </w:rPr>
+        <w:t>（二）战争的原因</w:t>
+      </w:r>
+      <w:bookmarkEnd w:id="26"/>
+    </w:p>
+    <w:p>
+      <w:pPr>
+        <w:pStyle w:val="aa"/>
+        <w:spacing w:before="78" w:after="78"/>
+        <w:ind w:firstLine="420"/>
+      </w:pPr>
+      <w:r>
+        <w:rPr>
+          <w:rFonts w:hint="eastAsia"/>
+        </w:rPr>
+        <w:t>常见的战争原因包括：</w:t>
+      </w:r>
+      <w:r>
+        <w:rPr>
+          <w:rFonts w:hint="eastAsia"/>
+        </w:rPr>
+        <w:t>相互冲突的利益</w:t>
+      </w:r>
+      <w:r>
+        <w:rPr>
+          <w:rFonts w:hint="eastAsia"/>
+        </w:rPr>
+        <w:t>、</w:t>
+      </w:r>
+      <w:r>
+        <w:rPr>
+          <w:rFonts w:hint="eastAsia"/>
+        </w:rPr>
+        <w:t>经历的苦难和由之产生的不满</w:t>
+      </w:r>
+      <w:r>
+        <w:rPr>
+          <w:rFonts w:hint="eastAsia"/>
+        </w:rPr>
+        <w:t>、</w:t>
+      </w:r>
+      <w:r>
+        <w:rPr>
+          <w:rFonts w:hint="eastAsia"/>
+        </w:rPr>
+        <w:t>争夺霸权</w:t>
+      </w:r>
+      <w:r>
+        <w:rPr>
+          <w:rFonts w:hint="eastAsia"/>
+        </w:rPr>
+        <w:t>、</w:t>
+      </w:r>
+      <w:r>
+        <w:rPr>
+          <w:rFonts w:hint="eastAsia"/>
+        </w:rPr>
+        <w:t>国内政治的原因</w:t>
+      </w:r>
+      <w:r>
+        <w:rPr>
+          <w:rFonts w:hint="eastAsia"/>
+        </w:rPr>
+        <w:t>（转移矛盾）</w:t>
+      </w:r>
+      <w:r>
+        <w:rPr>
+          <w:rFonts w:hint="eastAsia"/>
+        </w:rPr>
+        <w:t>、</w:t>
+      </w:r>
+      <w:r>
+        <w:rPr>
+          <w:rFonts w:hint="eastAsia"/>
+        </w:rPr>
+        <w:t>误判</w:t>
+      </w:r>
+      <w:r>
+        <w:rPr>
+          <w:rFonts w:hint="eastAsia"/>
+        </w:rPr>
+        <w:t>、</w:t>
+      </w:r>
+      <w:r>
+        <w:rPr>
+          <w:rFonts w:hint="eastAsia"/>
+        </w:rPr>
+        <w:t>民族主义</w:t>
+      </w:r>
+      <w:r>
+        <w:rPr>
+          <w:rFonts w:hint="eastAsia"/>
+        </w:rPr>
+        <w:t>等。</w:t>
+      </w:r>
+      <w:r>
+        <w:rPr>
+          <w:rFonts w:hint="eastAsia"/>
+        </w:rPr>
+        <w:t>上述要素构成了对战争的分析框架——以一战为例，可以产出一种分析框架：</w:t>
+      </w:r>
+    </w:p>
+    <w:p>
+      <w:pPr>
+        <w:pStyle w:val="aa"/>
+        <w:numPr>
+          <w:ilvl w:val="0"/>
+          <w:numId w:val="13"/>
+        </w:numPr>
+        <w:spacing w:beforeLines="0" w:before="0" w:afterLines="0" w:after="0"/>
+        <w:ind w:left="442" w:hanging="442"/>
+        <w:rPr>
+          <w:rFonts w:hint="eastAsia"/>
+          <w:b/>
+          <w:bCs/>
+          <w:lang w:val="en-US"/>
+        </w:rPr>
+      </w:pPr>
+      <w:r>
+        <w:rPr>
+          <w:rFonts w:hint="eastAsia"/>
+          <w:b/>
+          <w:bCs/>
+          <w:lang w:val="en-US"/>
+        </w:rPr>
+        <w:t>体系</w:t>
+      </w:r>
+    </w:p>
+    <w:p>
+      <w:pPr>
+        <w:pStyle w:val="aa"/>
+        <w:numPr>
+          <w:ilvl w:val="1"/>
+          <w:numId w:val="13"/>
+        </w:numPr>
+        <w:spacing w:beforeLines="0" w:before="0" w:afterLines="0" w:after="0"/>
+        <w:rPr>
+          <w:rFonts w:hint="eastAsia"/>
+          <w:lang w:val="en-US"/>
+        </w:rPr>
+      </w:pPr>
+      <w:r>
+        <w:rPr>
+          <w:rFonts w:hint="eastAsia"/>
+          <w:lang w:val="en-US"/>
+        </w:rPr>
+        <w:t>德国实力的增长</w:t>
+      </w:r>
+    </w:p>
+    <w:p>
+      <w:pPr>
+        <w:pStyle w:val="aa"/>
+        <w:numPr>
+          <w:ilvl w:val="1"/>
+          <w:numId w:val="13"/>
+        </w:numPr>
+        <w:spacing w:beforeLines="0" w:before="0" w:afterLines="0" w:after="0"/>
+        <w:rPr>
+          <w:rFonts w:hint="eastAsia"/>
+          <w:lang w:val="en-US"/>
+        </w:rPr>
+      </w:pPr>
+      <w:r>
+        <w:rPr>
+          <w:rFonts w:hint="eastAsia"/>
+          <w:lang w:val="en-US"/>
+        </w:rPr>
+        <w:t>同盟关系的僵化导致外交上的灵活性丧失</w:t>
+      </w:r>
+    </w:p>
+    <w:p>
+      <w:pPr>
+        <w:pStyle w:val="aa"/>
+        <w:numPr>
+          <w:ilvl w:val="0"/>
+          <w:numId w:val="13"/>
+        </w:numPr>
+        <w:spacing w:beforeLines="0" w:before="0" w:afterLines="0" w:after="0"/>
+        <w:ind w:left="442" w:hanging="442"/>
+        <w:rPr>
+          <w:rFonts w:hint="eastAsia"/>
+          <w:b/>
+          <w:bCs/>
+          <w:lang w:val="en-US"/>
+        </w:rPr>
+      </w:pPr>
+      <w:r>
+        <w:rPr>
+          <w:rFonts w:hint="eastAsia"/>
+          <w:b/>
+          <w:bCs/>
+          <w:lang w:val="en-US"/>
+        </w:rPr>
+        <w:t>国家</w:t>
+      </w:r>
+    </w:p>
+    <w:p>
+      <w:pPr>
+        <w:pStyle w:val="aa"/>
+        <w:numPr>
+          <w:ilvl w:val="1"/>
+          <w:numId w:val="13"/>
+        </w:numPr>
+        <w:spacing w:beforeLines="0" w:before="0" w:afterLines="0" w:after="0"/>
+        <w:rPr>
+          <w:rFonts w:hint="eastAsia"/>
+          <w:lang w:val="en-US"/>
+        </w:rPr>
+      </w:pPr>
+      <w:r>
+        <w:rPr>
+          <w:rFonts w:hint="eastAsia"/>
+          <w:lang w:val="en-US"/>
+        </w:rPr>
+        <w:t>正在衰落的奥匈帝国和</w:t>
+      </w:r>
+      <w:proofErr w:type="gramStart"/>
+      <w:r>
+        <w:rPr>
+          <w:rFonts w:hint="eastAsia"/>
+          <w:lang w:val="en-US"/>
+        </w:rPr>
+        <w:t>奥斯曼</w:t>
+      </w:r>
+      <w:proofErr w:type="gramEnd"/>
+      <w:r>
+        <w:rPr>
+          <w:rFonts w:hint="eastAsia"/>
+          <w:lang w:val="en-US"/>
+        </w:rPr>
+        <w:t>帝国的内部危机（民族主义）</w:t>
+      </w:r>
+    </w:p>
+    <w:p>
+      <w:pPr>
+        <w:pStyle w:val="aa"/>
+        <w:numPr>
+          <w:ilvl w:val="1"/>
+          <w:numId w:val="13"/>
+        </w:numPr>
+        <w:spacing w:beforeLines="0" w:before="0" w:afterLines="0" w:after="0"/>
+        <w:rPr>
+          <w:rFonts w:hint="eastAsia"/>
+          <w:lang w:val="en-US"/>
+        </w:rPr>
+      </w:pPr>
+      <w:r>
+        <w:rPr>
+          <w:rFonts w:hint="eastAsia"/>
+          <w:lang w:val="en-US"/>
+        </w:rPr>
+        <w:t>德国的国内政治形势（德国精英拒绝国内改革，推行扩张主义政策）</w:t>
+      </w:r>
+    </w:p>
+    <w:p>
+      <w:pPr>
+        <w:pStyle w:val="aa"/>
+        <w:numPr>
+          <w:ilvl w:val="0"/>
+          <w:numId w:val="13"/>
+        </w:numPr>
+        <w:spacing w:beforeLines="0" w:before="0" w:afterLines="0" w:after="0"/>
+        <w:ind w:left="442" w:hanging="442"/>
+        <w:rPr>
+          <w:b/>
+          <w:bCs/>
+        </w:rPr>
+      </w:pPr>
+      <w:r>
+        <w:rPr>
+          <w:rFonts w:hint="eastAsia"/>
+          <w:b/>
+          <w:bCs/>
+          <w:lang w:val="en-US"/>
+        </w:rPr>
+        <w:t>个人</w:t>
+      </w:r>
+    </w:p>
+    <w:p>
+      <w:pPr>
+        <w:pStyle w:val="aa"/>
+        <w:spacing w:before="78" w:after="78"/>
+        <w:ind w:left="420"/>
+      </w:pPr>
+      <w:r>
+        <w:rPr>
+          <w:rFonts w:hint="eastAsia"/>
+        </w:rPr>
+        <w:t>当然，这不是唯一的分析框架。另一种分析框架是：</w:t>
+      </w:r>
+    </w:p>
+    <w:p>
+      <w:pPr>
+        <w:pStyle w:val="aa"/>
+        <w:numPr>
+          <w:ilvl w:val="0"/>
+          <w:numId w:val="14"/>
+        </w:numPr>
+        <w:spacing w:beforeLines="0" w:before="0" w:afterLines="0" w:after="0"/>
+        <w:ind w:hanging="442"/>
+        <w:rPr>
+          <w:rFonts w:hint="eastAsia"/>
+          <w:b/>
+          <w:bCs/>
+        </w:rPr>
+      </w:pPr>
+      <w:r>
+        <w:rPr>
+          <w:rFonts w:hint="eastAsia"/>
+          <w:b/>
+          <w:bCs/>
+        </w:rPr>
+        <w:t>动机</w:t>
+      </w:r>
+      <w:r>
+        <w:rPr>
+          <w:rFonts w:hint="eastAsia"/>
+          <w:b/>
+          <w:bCs/>
+        </w:rPr>
+        <w:t>（</w:t>
+      </w:r>
+      <w:r>
+        <w:rPr>
+          <w:rFonts w:hint="eastAsia"/>
+          <w:b/>
+          <w:bCs/>
+        </w:rPr>
+        <w:t>reason</w:t>
+      </w:r>
+      <w:r>
+        <w:rPr>
+          <w:rFonts w:hint="eastAsia"/>
+          <w:b/>
+          <w:bCs/>
+        </w:rPr>
+        <w:t>）</w:t>
+      </w:r>
+    </w:p>
+    <w:p>
+      <w:pPr>
+        <w:pStyle w:val="aa"/>
+        <w:numPr>
+          <w:ilvl w:val="0"/>
+          <w:numId w:val="14"/>
+        </w:numPr>
+        <w:spacing w:beforeLines="0" w:before="0" w:afterLines="0" w:after="0"/>
+        <w:ind w:hanging="442"/>
+        <w:rPr>
+          <w:rFonts w:hint="eastAsia"/>
+          <w:b/>
+          <w:bCs/>
+        </w:rPr>
+      </w:pPr>
+      <w:r>
+        <w:rPr>
+          <w:rFonts w:hint="eastAsia"/>
+          <w:b/>
+          <w:bCs/>
+        </w:rPr>
+        <w:t>资源</w:t>
+      </w:r>
+      <w:r>
+        <w:rPr>
+          <w:rFonts w:hint="eastAsia"/>
+          <w:b/>
+          <w:bCs/>
+        </w:rPr>
+        <w:t>/</w:t>
+      </w:r>
+      <w:r>
+        <w:rPr>
+          <w:rFonts w:hint="eastAsia"/>
+          <w:b/>
+          <w:bCs/>
+        </w:rPr>
+        <w:t>能力</w:t>
+      </w:r>
+      <w:r>
+        <w:rPr>
+          <w:rFonts w:hint="eastAsia"/>
+          <w:b/>
+          <w:bCs/>
+        </w:rPr>
+        <w:t>（</w:t>
+      </w:r>
+      <w:r>
+        <w:rPr>
+          <w:rFonts w:hint="eastAsia"/>
+          <w:b/>
+          <w:bCs/>
+        </w:rPr>
+        <w:t>resources</w:t>
+      </w:r>
+      <w:r>
+        <w:rPr>
+          <w:rFonts w:hint="eastAsia"/>
+          <w:b/>
+          <w:bCs/>
+        </w:rPr>
+        <w:t>）</w:t>
+      </w:r>
+    </w:p>
+    <w:p>
+      <w:pPr>
+        <w:pStyle w:val="aa"/>
+        <w:numPr>
+          <w:ilvl w:val="1"/>
+          <w:numId w:val="14"/>
+        </w:numPr>
+        <w:spacing w:beforeLines="0" w:before="0" w:afterLines="0" w:after="0"/>
+        <w:ind w:hanging="442"/>
+        <w:rPr>
+          <w:rFonts w:hint="eastAsia"/>
+        </w:rPr>
+      </w:pPr>
+      <w:r>
+        <w:rPr>
+          <w:rFonts w:hint="eastAsia"/>
+        </w:rPr>
+        <w:t>军事能力</w:t>
+      </w:r>
+    </w:p>
+    <w:p>
+      <w:pPr>
+        <w:pStyle w:val="aa"/>
+        <w:numPr>
+          <w:ilvl w:val="1"/>
+          <w:numId w:val="14"/>
+        </w:numPr>
+        <w:spacing w:beforeLines="0" w:before="0" w:afterLines="0" w:after="0"/>
+        <w:ind w:hanging="442"/>
+        <w:rPr>
+          <w:rFonts w:hint="eastAsia"/>
+        </w:rPr>
+      </w:pPr>
+      <w:r>
+        <w:rPr>
+          <w:rFonts w:hint="eastAsia"/>
+        </w:rPr>
+        <w:t>组织能力</w:t>
+      </w:r>
+    </w:p>
+    <w:p>
+      <w:pPr>
+        <w:pStyle w:val="aa"/>
+        <w:numPr>
+          <w:ilvl w:val="0"/>
+          <w:numId w:val="14"/>
+        </w:numPr>
+        <w:spacing w:beforeLines="0" w:before="0" w:afterLines="0" w:after="0"/>
+        <w:ind w:hanging="442"/>
+        <w:rPr>
+          <w:rFonts w:hint="eastAsia"/>
+          <w:b/>
+          <w:bCs/>
+        </w:rPr>
+      </w:pPr>
+      <w:r>
+        <w:rPr>
+          <w:rFonts w:hint="eastAsia"/>
+          <w:b/>
+          <w:bCs/>
+        </w:rPr>
+        <w:t>决心</w:t>
+      </w:r>
+      <w:r>
+        <w:rPr>
+          <w:rFonts w:hint="eastAsia"/>
+          <w:b/>
+          <w:bCs/>
+        </w:rPr>
+        <w:t>（</w:t>
+      </w:r>
+      <w:r>
+        <w:rPr>
+          <w:rFonts w:hint="eastAsia"/>
+          <w:b/>
+          <w:bCs/>
+        </w:rPr>
+        <w:t>resolve</w:t>
+      </w:r>
+      <w:r>
+        <w:rPr>
+          <w:rFonts w:hint="eastAsia"/>
+          <w:b/>
+          <w:bCs/>
+        </w:rPr>
+        <w:t>）</w:t>
+      </w:r>
+    </w:p>
+    <w:p>
+      <w:pPr>
+        <w:pStyle w:val="aa"/>
+        <w:numPr>
+          <w:ilvl w:val="1"/>
+          <w:numId w:val="14"/>
+        </w:numPr>
+        <w:spacing w:beforeLines="0" w:before="0" w:afterLines="0" w:after="0"/>
+        <w:ind w:hanging="442"/>
+        <w:rPr>
+          <w:rFonts w:hint="eastAsia"/>
+        </w:rPr>
+      </w:pPr>
+      <w:r>
+        <w:rPr>
+          <w:rFonts w:hint="eastAsia"/>
+        </w:rPr>
+        <w:t>除了战争以外，其他手段都不能实现我的目的</w:t>
+      </w:r>
+    </w:p>
+    <w:p>
+      <w:pPr>
+        <w:pStyle w:val="aa"/>
+        <w:numPr>
+          <w:ilvl w:val="1"/>
+          <w:numId w:val="14"/>
+        </w:numPr>
+        <w:spacing w:beforeLines="0" w:before="0" w:afterLines="0" w:after="0"/>
+        <w:ind w:hanging="442"/>
+        <w:rPr>
+          <w:rFonts w:hint="eastAsia"/>
+        </w:rPr>
+      </w:pPr>
+      <w:r>
+        <w:rPr>
+          <w:rFonts w:hint="eastAsia"/>
+        </w:rPr>
+        <w:t>内部的团结</w:t>
+      </w:r>
+    </w:p>
+    <w:p>
+      <w:pPr>
+        <w:pStyle w:val="aa"/>
+        <w:numPr>
+          <w:ilvl w:val="1"/>
+          <w:numId w:val="14"/>
+        </w:numPr>
+        <w:spacing w:beforeLines="0" w:before="0" w:afterLines="0" w:after="0"/>
+        <w:ind w:hanging="442"/>
+        <w:rPr>
+          <w:rFonts w:hint="eastAsia"/>
+        </w:rPr>
+      </w:pPr>
+      <w:r>
+        <w:rPr>
+          <w:rFonts w:hint="eastAsia"/>
+        </w:rPr>
+        <w:t>成本</w:t>
+      </w:r>
+      <w:r>
+        <w:rPr>
+          <w:rFonts w:hint="eastAsia"/>
+        </w:rPr>
+        <w:t>-</w:t>
+      </w:r>
+      <w:r>
+        <w:rPr>
+          <w:rFonts w:hint="eastAsia"/>
+        </w:rPr>
+        <w:t>利益核算</w:t>
+      </w:r>
+    </w:p>
+    <w:p>
+      <w:pPr>
+        <w:pStyle w:val="aa"/>
+        <w:spacing w:before="78" w:after="78"/>
+        <w:ind w:firstLine="420"/>
+      </w:pPr>
+      <w:r>
+        <w:rPr>
+          <w:rFonts w:hint="eastAsia"/>
+        </w:rPr>
+        <w:t>一国的国内政治会影响战争的发生；例如，一国国内发生危机时，就需要把外部的威胁作为一面旗帜树立起来，从而激发国内民族主义情绪，这被称为“聚旗效应（</w:t>
+      </w:r>
+      <w:r>
+        <w:rPr>
+          <w:rFonts w:hint="eastAsia"/>
+        </w:rPr>
+        <w:t>rally around flag</w:t>
+      </w:r>
+      <w:r>
+        <w:rPr>
+          <w:rFonts w:hint="eastAsia"/>
+        </w:rPr>
+        <w:t>）”。新自由制度主义国际关系理论指出，国际制度、贸易以及民主制度是</w:t>
+      </w:r>
+      <w:proofErr w:type="gramStart"/>
+      <w:r>
+        <w:rPr>
+          <w:rFonts w:hint="eastAsia"/>
+        </w:rPr>
+        <w:t>阻却战争</w:t>
+      </w:r>
+      <w:proofErr w:type="gramEnd"/>
+      <w:r>
+        <w:rPr>
+          <w:rFonts w:hint="eastAsia"/>
+        </w:rPr>
+        <w:t>的三个重要因素，其中“民主和平论”的逻辑在于：</w:t>
+      </w:r>
+    </w:p>
+    <w:p>
+      <w:pPr>
+        <w:pStyle w:val="aa"/>
+        <w:numPr>
+          <w:ilvl w:val="0"/>
+          <w:numId w:val="15"/>
+        </w:numPr>
+        <w:spacing w:beforeLines="0" w:before="0" w:afterLines="0" w:after="0"/>
+        <w:ind w:left="442" w:hanging="442"/>
+        <w:rPr>
+          <w:rFonts w:hint="eastAsia"/>
+          <w:lang w:val="en-US"/>
+        </w:rPr>
+      </w:pPr>
+      <w:r>
+        <w:rPr>
+          <w:rFonts w:hint="eastAsia"/>
+          <w:lang w:val="en-US"/>
+        </w:rPr>
+        <w:t>人民承担战争后果，因此比精英更倾向于和平；民主国家的战争决策需要通过民主投票</w:t>
+      </w:r>
+      <w:r>
+        <w:rPr>
+          <w:rFonts w:hint="eastAsia"/>
+          <w:lang w:val="en-US"/>
+        </w:rPr>
+        <w:t>；</w:t>
+      </w:r>
+    </w:p>
+    <w:p>
+      <w:pPr>
+        <w:pStyle w:val="aa"/>
+        <w:numPr>
+          <w:ilvl w:val="0"/>
+          <w:numId w:val="15"/>
+        </w:numPr>
+        <w:spacing w:beforeLines="0" w:before="0" w:afterLines="0" w:after="0"/>
+        <w:ind w:left="442" w:hanging="442"/>
+        <w:rPr>
+          <w:rFonts w:hint="eastAsia"/>
+          <w:lang w:val="en-US"/>
+        </w:rPr>
+      </w:pPr>
+      <w:r>
+        <w:rPr>
+          <w:rFonts w:hint="eastAsia"/>
+          <w:lang w:val="en-US"/>
+        </w:rPr>
+        <w:t>权力制衡，领导人不能任意发动战争</w:t>
+      </w:r>
+      <w:r>
+        <w:rPr>
+          <w:rFonts w:hint="eastAsia"/>
+          <w:lang w:val="en-US"/>
+        </w:rPr>
+        <w:t>；</w:t>
+      </w:r>
+    </w:p>
+    <w:p>
+      <w:pPr>
+        <w:pStyle w:val="aa"/>
+        <w:numPr>
+          <w:ilvl w:val="0"/>
+          <w:numId w:val="15"/>
+        </w:numPr>
+        <w:spacing w:beforeLines="0" w:before="0" w:afterLines="0" w:after="0"/>
+        <w:ind w:left="442" w:hanging="442"/>
+        <w:rPr>
+          <w:rFonts w:hint="eastAsia"/>
+          <w:lang w:val="en-US"/>
+        </w:rPr>
+      </w:pPr>
+      <w:r>
+        <w:rPr>
+          <w:rFonts w:hint="eastAsia"/>
+          <w:lang w:val="en-US"/>
+        </w:rPr>
+        <w:t>民主国家在对外交往中倾向于用民主而非战争的方式</w:t>
+      </w:r>
+      <w:r>
+        <w:rPr>
+          <w:rFonts w:hint="eastAsia"/>
+          <w:lang w:val="en-US"/>
+        </w:rPr>
+        <w:t>；</w:t>
+      </w:r>
+    </w:p>
+    <w:p>
+      <w:pPr>
+        <w:pStyle w:val="aa"/>
+        <w:numPr>
+          <w:ilvl w:val="0"/>
+          <w:numId w:val="15"/>
+        </w:numPr>
+        <w:spacing w:beforeLines="0" w:before="0" w:afterLines="0" w:after="0"/>
+        <w:ind w:left="442" w:hanging="442"/>
+        <w:rPr>
+          <w:rFonts w:hint="eastAsia"/>
+        </w:rPr>
+      </w:pPr>
+      <w:r>
+        <w:rPr>
+          <w:rFonts w:hint="eastAsia"/>
+          <w:lang w:val="en-US"/>
+        </w:rPr>
+        <w:lastRenderedPageBreak/>
+        <w:t>民主国家间相同的意识形态使彼此信任</w:t>
+      </w:r>
+      <w:r>
+        <w:rPr>
+          <w:rFonts w:hint="eastAsia"/>
+          <w:lang w:val="en-US"/>
+        </w:rPr>
+        <w:t>。</w:t>
+      </w:r>
+    </w:p>
+    <w:p>
+      <w:pPr>
+        <w:pStyle w:val="aa"/>
+        <w:spacing w:before="78" w:after="78"/>
+        <w:ind w:firstLine="420"/>
+      </w:pPr>
+      <w:r>
+        <w:rPr>
+          <w:rFonts w:hint="eastAsia"/>
+        </w:rPr>
+        <w:t>有观点认为，</w:t>
+      </w:r>
+      <w:r>
+        <w:rPr>
+          <w:rFonts w:hint="eastAsia"/>
+        </w:rPr>
+        <w:t>相比民主国家和专制国家，处于民主化转型过程中的国家更具有进攻性</w:t>
+      </w:r>
+      <w:r>
+        <w:rPr>
+          <w:rFonts w:hint="eastAsia"/>
+        </w:rPr>
+        <w:t>。在这一类国家中，</w:t>
+      </w:r>
+      <w:r>
+        <w:rPr>
+          <w:rFonts w:hint="eastAsia"/>
+        </w:rPr>
+        <w:t>旧的精英采用新策略（如民族主义、沙文主义）来进行战争动员，以转移国内矛盾</w:t>
+      </w:r>
+      <w:r>
+        <w:rPr>
+          <w:rFonts w:hint="eastAsia"/>
+        </w:rPr>
+        <w:t>；</w:t>
+      </w:r>
+      <w:r>
+        <w:rPr>
+          <w:rFonts w:hint="eastAsia"/>
+        </w:rPr>
+        <w:t>中央权威削弱，但权力制衡的机制没有发展成熟</w:t>
+      </w:r>
+      <w:r>
+        <w:rPr>
+          <w:rFonts w:hint="eastAsia"/>
+        </w:rPr>
+        <w:t>。</w:t>
+      </w:r>
+      <w:r>
+        <w:rPr>
+          <w:rFonts w:hint="eastAsia"/>
+        </w:rPr>
+        <w:t>拿破仑战争前的法国</w:t>
+      </w:r>
+      <w:r>
+        <w:rPr>
+          <w:rFonts w:hint="eastAsia"/>
+        </w:rPr>
+        <w:t>、</w:t>
+      </w:r>
+      <w:proofErr w:type="gramStart"/>
+      <w:r>
+        <w:rPr>
+          <w:rFonts w:hint="eastAsia"/>
+        </w:rPr>
+        <w:t>一</w:t>
+      </w:r>
+      <w:proofErr w:type="gramEnd"/>
+      <w:r>
+        <w:rPr>
+          <w:rFonts w:hint="eastAsia"/>
+        </w:rPr>
+        <w:t>战前的德国</w:t>
+      </w:r>
+      <w:r>
+        <w:rPr>
+          <w:rFonts w:hint="eastAsia"/>
+        </w:rPr>
+        <w:t>、</w:t>
+      </w:r>
+      <w:r>
+        <w:rPr>
+          <w:rFonts w:hint="eastAsia"/>
+        </w:rPr>
+        <w:t>二战前的日本</w:t>
+      </w:r>
+      <w:r>
+        <w:rPr>
+          <w:rFonts w:hint="eastAsia"/>
+        </w:rPr>
+        <w:t>都是案例。</w:t>
+      </w:r>
+    </w:p>
+    <w:p>
+      <w:pPr>
+        <w:pStyle w:val="ae"/>
+      </w:pPr>
+      <w:bookmarkStart w:id="27" w:name="_Toc225178158"/>
+      <w:r>
+        <w:rPr>
+          <w:rFonts w:hint="eastAsia"/>
+        </w:rPr>
+        <w:t>（三）核武器与战争</w:t>
+      </w:r>
+      <w:bookmarkEnd w:id="27"/>
+    </w:p>
+    <w:p>
+      <w:pPr>
+        <w:pStyle w:val="aa"/>
+        <w:numPr>
+          <w:ilvl w:val="0"/>
+          <w:numId w:val="16"/>
+        </w:numPr>
+        <w:spacing w:beforeLines="0" w:before="0" w:afterLines="0" w:after="0"/>
+        <w:ind w:left="442" w:hanging="442"/>
+        <w:rPr>
+          <w:rFonts w:hint="eastAsia"/>
+        </w:rPr>
+      </w:pPr>
+      <w:r>
+        <w:rPr>
+          <w:rFonts w:hint="eastAsia"/>
+        </w:rPr>
+        <w:t>核武器让人们重新接受了有限战争的观念</w:t>
+      </w:r>
+    </w:p>
+    <w:p>
+      <w:pPr>
+        <w:pStyle w:val="aa"/>
+        <w:numPr>
+          <w:ilvl w:val="0"/>
+          <w:numId w:val="16"/>
+        </w:numPr>
+        <w:spacing w:beforeLines="0" w:before="0" w:afterLines="0" w:after="0"/>
+        <w:ind w:left="442" w:hanging="442"/>
+        <w:rPr>
+          <w:rFonts w:hint="eastAsia"/>
+        </w:rPr>
+      </w:pPr>
+      <w:r>
+        <w:rPr>
+          <w:rFonts w:hint="eastAsia"/>
+        </w:rPr>
+        <w:t>危机取代中心战争成为国际政治的常态</w:t>
+      </w:r>
+    </w:p>
+    <w:p>
+      <w:pPr>
+        <w:pStyle w:val="aa"/>
+        <w:numPr>
+          <w:ilvl w:val="0"/>
+          <w:numId w:val="16"/>
+        </w:numPr>
+        <w:spacing w:beforeLines="0" w:before="0" w:afterLines="0" w:after="0"/>
+        <w:ind w:left="442" w:hanging="442"/>
+        <w:rPr>
+          <w:rFonts w:hint="eastAsia"/>
+        </w:rPr>
+      </w:pPr>
+      <w:r>
+        <w:rPr>
+          <w:rFonts w:hint="eastAsia"/>
+        </w:rPr>
+        <w:t>核武器使威慑成为一种重要的战略</w:t>
+      </w:r>
+    </w:p>
+    <w:p>
+      <w:pPr>
+        <w:pStyle w:val="aa"/>
+        <w:numPr>
+          <w:ilvl w:val="0"/>
+          <w:numId w:val="16"/>
+        </w:numPr>
+        <w:spacing w:beforeLines="0" w:before="0" w:afterLines="0" w:after="0"/>
+        <w:ind w:left="442" w:hanging="442"/>
+        <w:rPr>
+          <w:rFonts w:hint="eastAsia"/>
+        </w:rPr>
+      </w:pPr>
+      <w:r>
+        <w:rPr>
+          <w:rFonts w:hint="eastAsia"/>
+        </w:rPr>
+        <w:t>核武器导致核大国的行为谨慎克制，核大国的共同利益就是避免（核）战争</w:t>
+      </w:r>
+    </w:p>
+    <w:p>
+      <w:pPr>
+        <w:pStyle w:val="aa"/>
+        <w:numPr>
+          <w:ilvl w:val="0"/>
+          <w:numId w:val="16"/>
+        </w:numPr>
+        <w:spacing w:beforeLines="0" w:before="0" w:afterLines="0" w:after="0"/>
+        <w:ind w:left="442" w:hanging="442"/>
+        <w:rPr>
+          <w:rFonts w:hint="eastAsia"/>
+        </w:rPr>
+      </w:pPr>
+      <w:r>
+        <w:rPr>
+          <w:rFonts w:hint="eastAsia"/>
+        </w:rPr>
+        <w:t>核武器被视为不可使用的武器</w:t>
+      </w:r>
+    </w:p>
+    <w:p>
+      <w:pPr>
+        <w:pStyle w:val="ae"/>
+      </w:pPr>
+      <w:bookmarkStart w:id="28" w:name="_Toc225178159"/>
+      <w:r>
+        <w:rPr>
+          <w:rFonts w:hint="eastAsia"/>
+        </w:rPr>
+        <w:t>（四）为什么国家之间的战争越来越少</w:t>
+      </w:r>
+      <w:bookmarkEnd w:id="28"/>
+    </w:p>
+    <w:p>
+      <w:pPr>
+        <w:pStyle w:val="aa"/>
+        <w:spacing w:before="78" w:after="78"/>
+      </w:pPr>
+      <w:r>
+        <w:tab/>
+      </w:r>
+      <w:r>
+        <w:rPr>
+          <w:rFonts w:hint="eastAsia"/>
+        </w:rPr>
+        <w:t>二战结束后，虽然国家之间的战争依然存在，但总体趋势是逐渐减少的。其原因包括：</w:t>
+      </w:r>
+    </w:p>
+    <w:p>
+      <w:pPr>
+        <w:pStyle w:val="aa"/>
+        <w:numPr>
+          <w:ilvl w:val="0"/>
+          <w:numId w:val="17"/>
+        </w:numPr>
+        <w:spacing w:beforeLines="0" w:before="0" w:afterLines="0" w:after="0"/>
+        <w:ind w:left="442" w:hanging="442"/>
+        <w:rPr>
+          <w:rFonts w:hint="eastAsia"/>
+        </w:rPr>
+      </w:pPr>
+      <w:r>
+        <w:rPr>
+          <w:rFonts w:hint="eastAsia"/>
+        </w:rPr>
+        <w:t>霸权提供公共产品</w:t>
+      </w:r>
+    </w:p>
+    <w:p>
+      <w:pPr>
+        <w:pStyle w:val="aa"/>
+        <w:numPr>
+          <w:ilvl w:val="0"/>
+          <w:numId w:val="17"/>
+        </w:numPr>
+        <w:spacing w:beforeLines="0" w:before="0" w:afterLines="0" w:after="0"/>
+        <w:ind w:left="442" w:hanging="442"/>
+        <w:rPr>
+          <w:rFonts w:hint="eastAsia"/>
+        </w:rPr>
+      </w:pPr>
+      <w:r>
+        <w:rPr>
+          <w:rFonts w:hint="eastAsia"/>
+        </w:rPr>
+        <w:t>核武器</w:t>
+      </w:r>
+    </w:p>
+    <w:p>
+      <w:pPr>
+        <w:pStyle w:val="aa"/>
+        <w:numPr>
+          <w:ilvl w:val="0"/>
+          <w:numId w:val="17"/>
+        </w:numPr>
+        <w:spacing w:beforeLines="0" w:before="0" w:afterLines="0" w:after="0"/>
+        <w:ind w:left="442" w:hanging="442"/>
+        <w:rPr>
+          <w:rFonts w:hint="eastAsia"/>
+        </w:rPr>
+      </w:pPr>
+      <w:r>
+        <w:rPr>
+          <w:rFonts w:hint="eastAsia"/>
+        </w:rPr>
+        <w:t>技术的发展使占有领土不再那么有利可图</w:t>
+      </w:r>
+    </w:p>
+    <w:p>
+      <w:pPr>
+        <w:pStyle w:val="aa"/>
+        <w:numPr>
+          <w:ilvl w:val="0"/>
+          <w:numId w:val="17"/>
+        </w:numPr>
+        <w:spacing w:beforeLines="0" w:before="0" w:afterLines="0" w:after="0"/>
+        <w:ind w:left="442" w:hanging="442"/>
+        <w:rPr>
+          <w:rFonts w:hint="eastAsia"/>
+        </w:rPr>
+      </w:pPr>
+      <w:r>
+        <w:rPr>
+          <w:rFonts w:hint="eastAsia"/>
+        </w:rPr>
+        <w:t>国际规范</w:t>
+      </w:r>
+    </w:p>
+    <w:p>
+      <w:pPr>
+        <w:pStyle w:val="aa"/>
+        <w:numPr>
+          <w:ilvl w:val="0"/>
+          <w:numId w:val="17"/>
+        </w:numPr>
+        <w:spacing w:beforeLines="0" w:before="0" w:afterLines="0" w:after="0"/>
+        <w:ind w:left="442" w:hanging="442"/>
+        <w:rPr>
+          <w:rFonts w:hint="eastAsia"/>
+        </w:rPr>
+      </w:pPr>
+      <w:r>
+        <w:rPr>
+          <w:rFonts w:hint="eastAsia"/>
+        </w:rPr>
+        <w:t>国际组织的作用，国家之间的社会化</w:t>
+      </w:r>
+    </w:p>
+    <w:p>
+      <w:pPr>
+        <w:pStyle w:val="aa"/>
+        <w:numPr>
+          <w:ilvl w:val="0"/>
+          <w:numId w:val="17"/>
+        </w:numPr>
+        <w:spacing w:beforeLines="0" w:before="0" w:afterLines="0" w:after="0"/>
+        <w:ind w:left="442" w:hanging="442"/>
+        <w:rPr>
+          <w:rFonts w:hint="eastAsia"/>
+        </w:rPr>
+      </w:pPr>
+      <w:r>
+        <w:rPr>
+          <w:rFonts w:hint="eastAsia"/>
+        </w:rPr>
+        <w:t>反对战争的力量</w:t>
+      </w:r>
+    </w:p>
+    <w:p>
+      <w:pPr>
+        <w:pStyle w:val="aa"/>
+        <w:spacing w:before="78" w:after="78"/>
+      </w:pPr>
+    </w:p>
+    <w:p>
+      <w:pPr>
+        <w:pStyle w:val="ac"/>
+      </w:pPr>
+      <w:bookmarkStart w:id="29" w:name="_Toc225178160"/>
+      <w:r>
+        <w:rPr>
+          <w:rFonts w:hint="eastAsia"/>
+        </w:rPr>
+        <w:t>三、实现和平的条件</w:t>
+      </w:r>
+      <w:bookmarkEnd w:id="29"/>
+    </w:p>
+    <w:p>
+      <w:pPr>
+        <w:pStyle w:val="ae"/>
+      </w:pPr>
+      <w:bookmarkStart w:id="30" w:name="_Toc225178161"/>
+      <w:r>
+        <w:rPr>
+          <w:rFonts w:hint="eastAsia"/>
+        </w:rPr>
+        <w:t>（一）什么是和平</w:t>
+      </w:r>
+      <w:bookmarkEnd w:id="30"/>
+    </w:p>
+    <w:p>
+      <w:pPr>
+        <w:pStyle w:val="aa"/>
+        <w:spacing w:before="78" w:after="78"/>
+      </w:pPr>
+      <w:r>
+        <w:tab/>
+      </w:r>
+      <w:r>
+        <w:rPr>
+          <w:rFonts w:hint="eastAsia"/>
+        </w:rPr>
+        <w:t>和平有着不同类型：</w:t>
+      </w:r>
+    </w:p>
+    <w:p>
+      <w:pPr>
+        <w:pStyle w:val="aa"/>
+        <w:numPr>
+          <w:ilvl w:val="0"/>
+          <w:numId w:val="18"/>
+        </w:numPr>
+        <w:spacing w:beforeLines="0" w:before="0" w:afterLines="0" w:after="0"/>
+        <w:ind w:left="442" w:hanging="442"/>
+        <w:rPr>
+          <w:lang w:val="en-US"/>
+        </w:rPr>
+      </w:pPr>
+      <w:r>
+        <w:rPr>
+          <w:rFonts w:hint="eastAsia"/>
+          <w:b/>
+          <w:bCs/>
+          <w:lang w:val="en-US"/>
+        </w:rPr>
+        <w:t>彼此伤害的僵局（缺乏维持战争的能力）</w:t>
+      </w:r>
+      <w:r>
+        <w:rPr>
+          <w:rFonts w:hint="eastAsia"/>
+          <w:b/>
+          <w:bCs/>
+          <w:lang w:val="en-US"/>
+        </w:rPr>
+        <w:t>：</w:t>
+      </w:r>
+      <w:proofErr w:type="gramStart"/>
+      <w:r>
+        <w:rPr>
+          <w:rFonts w:hint="eastAsia"/>
+          <w:lang w:val="en-US"/>
+        </w:rPr>
+        <w:t>一</w:t>
+      </w:r>
+      <w:proofErr w:type="gramEnd"/>
+      <w:r>
+        <w:rPr>
+          <w:rFonts w:hint="eastAsia"/>
+          <w:lang w:val="en-US"/>
+        </w:rPr>
+        <w:t>战后的德法关系；朝鲜战争停战之后的美朝关系；几次印巴战争后的印巴关系</w:t>
+      </w:r>
+      <w:r>
+        <w:rPr>
+          <w:rFonts w:hint="eastAsia"/>
+          <w:lang w:val="en-US"/>
+        </w:rPr>
+        <w:t>；</w:t>
+      </w:r>
+    </w:p>
+    <w:p>
+      <w:pPr>
+        <w:pStyle w:val="aa"/>
+        <w:numPr>
+          <w:ilvl w:val="0"/>
+          <w:numId w:val="18"/>
+        </w:numPr>
+        <w:spacing w:beforeLines="0" w:before="0" w:afterLines="0" w:after="0"/>
+        <w:ind w:left="442" w:hanging="442"/>
+        <w:rPr>
+          <w:lang w:val="en-US"/>
+        </w:rPr>
+      </w:pPr>
+      <w:r>
+        <w:rPr>
+          <w:rFonts w:hint="eastAsia"/>
+          <w:b/>
+          <w:bCs/>
+          <w:lang w:val="en-US"/>
+        </w:rPr>
+        <w:t>相互吸引</w:t>
+      </w:r>
+      <w:r>
+        <w:rPr>
+          <w:rFonts w:hint="eastAsia"/>
+          <w:b/>
+          <w:bCs/>
+          <w:lang w:val="en-US"/>
+        </w:rPr>
+        <w:t>/</w:t>
+      </w:r>
+      <w:r>
+        <w:rPr>
+          <w:rFonts w:hint="eastAsia"/>
+          <w:b/>
+          <w:bCs/>
+          <w:lang w:val="en-US"/>
+        </w:rPr>
+        <w:t>合作的机会</w:t>
+      </w:r>
+      <w:r>
+        <w:rPr>
+          <w:rFonts w:hint="eastAsia"/>
+          <w:b/>
+          <w:bCs/>
+          <w:lang w:val="en-US"/>
+        </w:rPr>
+        <w:t>（</w:t>
+      </w:r>
+      <w:r>
+        <w:rPr>
+          <w:rFonts w:hint="eastAsia"/>
+          <w:b/>
+          <w:bCs/>
+          <w:lang w:val="en-US"/>
+        </w:rPr>
+        <w:t>解除了安全威胁并达成了妥协的方案</w:t>
+      </w:r>
+      <w:r>
+        <w:rPr>
+          <w:rFonts w:hint="eastAsia"/>
+          <w:b/>
+          <w:bCs/>
+          <w:lang w:val="en-US"/>
+        </w:rPr>
+        <w:t>）：</w:t>
+      </w:r>
+      <w:r>
+        <w:rPr>
+          <w:rFonts w:hint="eastAsia"/>
+          <w:lang w:val="en-US"/>
+        </w:rPr>
+        <w:t>中印边境战争后的中印关系；签署和平协议后的埃及和以色列</w:t>
+      </w:r>
+      <w:r>
+        <w:rPr>
+          <w:rFonts w:hint="eastAsia"/>
+          <w:lang w:val="en-US"/>
+        </w:rPr>
+        <w:t>；</w:t>
+      </w:r>
+    </w:p>
+    <w:p>
+      <w:pPr>
+        <w:pStyle w:val="aa"/>
+        <w:numPr>
+          <w:ilvl w:val="0"/>
+          <w:numId w:val="18"/>
+        </w:numPr>
+        <w:spacing w:beforeLines="0" w:before="0" w:afterLines="0" w:after="0"/>
+        <w:ind w:left="442" w:hanging="442"/>
+        <w:rPr>
+          <w:lang w:val="en-US"/>
+        </w:rPr>
+      </w:pPr>
+      <w:r>
+        <w:rPr>
+          <w:rFonts w:hint="eastAsia"/>
+          <w:b/>
+          <w:bCs/>
+          <w:lang w:val="en-US"/>
+        </w:rPr>
+        <w:t>共享和平红利（双方都从和平关系中获得好处）</w:t>
+      </w:r>
+      <w:r>
+        <w:rPr>
+          <w:rFonts w:hint="eastAsia"/>
+          <w:b/>
+          <w:bCs/>
+          <w:lang w:val="en-US"/>
+        </w:rPr>
+        <w:t>：</w:t>
+      </w:r>
+      <w:r>
+        <w:rPr>
+          <w:rFonts w:hint="eastAsia"/>
+          <w:lang w:val="en-US"/>
+        </w:rPr>
+        <w:t>二战后的美日关系；越南战争后的美越关系</w:t>
+      </w:r>
+      <w:r>
+        <w:rPr>
+          <w:rFonts w:hint="eastAsia"/>
+          <w:lang w:val="en-US"/>
+        </w:rPr>
+        <w:t>。</w:t>
+      </w:r>
+    </w:p>
+    <w:p>
+      <w:pPr>
+        <w:pStyle w:val="ae"/>
+        <w:rPr>
+          <w:lang w:val="en-US"/>
+        </w:rPr>
+      </w:pPr>
+      <w:bookmarkStart w:id="31" w:name="_Toc225178162"/>
+      <w:r>
+        <w:rPr>
+          <w:rFonts w:hint="eastAsia"/>
+          <w:lang w:val="en-US"/>
+        </w:rPr>
+        <w:t>（二）战争如何结束</w:t>
+      </w:r>
+      <w:bookmarkEnd w:id="31"/>
+    </w:p>
+    <w:p>
+      <w:pPr>
+        <w:pStyle w:val="aa"/>
+        <w:spacing w:before="78" w:after="78"/>
+        <w:rPr>
+          <w:rFonts w:hint="eastAsia"/>
+          <w:lang w:val="en-US"/>
+        </w:rPr>
+      </w:pPr>
+      <w:r>
+        <w:rPr>
+          <w:lang w:val="en-US"/>
+        </w:rPr>
+        <w:tab/>
+      </w:r>
+      <w:r>
+        <w:rPr>
+          <w:rFonts w:hint="eastAsia"/>
+          <w:lang w:val="en-US"/>
+        </w:rPr>
+        <w:t>战争结束的时机一般有三种：</w:t>
+      </w:r>
+    </w:p>
+    <w:p>
+      <w:pPr>
+        <w:pStyle w:val="aa"/>
+        <w:numPr>
+          <w:ilvl w:val="0"/>
+          <w:numId w:val="19"/>
+        </w:numPr>
+        <w:spacing w:beforeLines="0" w:before="0" w:afterLines="0" w:after="0"/>
+        <w:ind w:left="442" w:hanging="442"/>
+        <w:rPr>
+          <w:rFonts w:hint="eastAsia"/>
+          <w:lang w:val="en-US"/>
+        </w:rPr>
+      </w:pPr>
+      <w:r>
+        <w:rPr>
+          <w:rFonts w:hint="eastAsia"/>
+          <w:lang w:val="en-US"/>
+        </w:rPr>
+        <w:t>当国家认为继续战斗比和解要付出更高的代价（虽然和解可能也需要付出一定代价）</w:t>
+      </w:r>
+    </w:p>
+    <w:p>
+      <w:pPr>
+        <w:pStyle w:val="aa"/>
+        <w:numPr>
+          <w:ilvl w:val="0"/>
+          <w:numId w:val="19"/>
+        </w:numPr>
+        <w:spacing w:beforeLines="0" w:before="0" w:afterLines="0" w:after="0"/>
+        <w:ind w:left="442" w:hanging="442"/>
+        <w:rPr>
+          <w:rFonts w:hint="eastAsia"/>
+          <w:lang w:val="en-US"/>
+        </w:rPr>
+      </w:pPr>
+      <w:r>
+        <w:rPr>
+          <w:rFonts w:hint="eastAsia"/>
+          <w:lang w:val="en-US"/>
+        </w:rPr>
+        <w:t>当国家了解了对手的实力并确信未来再次被袭击的可能性不高的时候</w:t>
+      </w:r>
+    </w:p>
+    <w:p>
+      <w:pPr>
+        <w:pStyle w:val="aa"/>
+        <w:numPr>
+          <w:ilvl w:val="0"/>
+          <w:numId w:val="19"/>
+        </w:numPr>
+        <w:spacing w:beforeLines="0" w:before="0" w:afterLines="0" w:after="0"/>
+        <w:ind w:left="442" w:hanging="442"/>
+        <w:rPr>
+          <w:lang w:val="en-US"/>
+        </w:rPr>
+      </w:pPr>
+      <w:r>
+        <w:rPr>
+          <w:rFonts w:hint="eastAsia"/>
+          <w:lang w:val="en-US"/>
+        </w:rPr>
+        <w:t>当交战的一方被彻底打败的时候</w:t>
+      </w:r>
+    </w:p>
+    <w:p>
+      <w:pPr>
+        <w:pStyle w:val="aa"/>
+        <w:spacing w:before="78" w:after="78"/>
+        <w:ind w:firstLine="420"/>
+        <w:rPr>
+          <w:rFonts w:hint="eastAsia"/>
+          <w:lang w:val="en-US"/>
+        </w:rPr>
+      </w:pPr>
+      <w:r>
+        <w:rPr>
+          <w:rFonts w:hint="eastAsia"/>
+          <w:lang w:val="en-US"/>
+        </w:rPr>
+        <w:t>与之相对地，也有一些因素可能延长战争并使和解更加困难，如低烈度的战争、权利均衡、盟友的加入等。</w:t>
+      </w:r>
+    </w:p>
+    <w:p>
+      <w:pPr>
+        <w:pStyle w:val="aa"/>
+        <w:spacing w:before="78" w:after="78"/>
+        <w:rPr>
+          <w:rFonts w:hint="eastAsia"/>
+          <w:lang w:val="en-US"/>
+        </w:rPr>
+      </w:pPr>
+      <w:r>
+        <w:rPr>
+          <w:lang w:val="en-US"/>
+        </w:rPr>
+        <w:lastRenderedPageBreak/>
+        <w:tab/>
+      </w:r>
+      <w:r>
+        <w:rPr>
+          <w:rFonts w:hint="eastAsia"/>
+          <w:lang w:val="en-US"/>
+        </w:rPr>
+        <w:t>实现和平的方式主要有：一方战胜另一方，双方谈判达成协议，第三方斡旋、调停、维和等。</w:t>
+      </w:r>
+    </w:p>
+    <w:p>
+      <w:pPr>
+        <w:pStyle w:val="aa"/>
+        <w:spacing w:before="78" w:after="78"/>
+        <w:rPr>
+          <w:rFonts w:hint="eastAsia"/>
+          <w:lang w:val="en-US"/>
         </w:rPr>
       </w:pPr>
     </w:p>
@@ -8248,6 +10256,92 @@
     </w:lvl>
   </w:abstractNum>
   <w:abstractNum w:abstractNumId="3" w15:restartNumberingAfterBreak="0">
+    <w:nsid w:val="13957271"/>
+    <w:multiLevelType w:val="hybridMultilevel"/>
+    <w:tmpl w:val="6D3C1368"/>
+    <w:lvl w:ilvl="0" w:tplc="0409000F">
+      <w:start w:val="1"/>
+      <w:numFmt w:val="decimal"/>
+      <w:lvlText w:val="%1."/>
+      <w:lvlJc w:val="left"/>
+      <w:pPr>
+        <w:ind w:left="440" w:hanging="440"/>
+      </w:pPr>
+    </w:lvl>
+    <w:lvl w:ilvl="1" w:tplc="04090019" w:tentative="1">
+      <w:start w:val="1"/>
+      <w:numFmt w:val="lowerLetter"/>
+      <w:lvlText w:val="%2)"/>
+      <w:lvlJc w:val="left"/>
+      <w:pPr>
+        <w:ind w:left="880" w:hanging="440"/>
+      </w:pPr>
+    </w:lvl>
+    <w:lvl w:ilvl="2" w:tplc="0409001B" w:tentative="1">
+      <w:start w:val="1"/>
+      <w:numFmt w:val="lowerRoman"/>
+      <w:lvlText w:val="%3."/>
+      <w:lvlJc w:val="right"/>
+      <w:pPr>
+        <w:ind w:left="1320" w:hanging="440"/>
+      </w:pPr>
+    </w:lvl>
+    <w:lvl w:ilvl="3" w:tplc="0409000F" w:tentative="1">
+      <w:start w:val="1"/>
+      <w:numFmt w:val="decimal"/>
+      <w:lvlText w:val="%4."/>
+      <w:lvlJc w:val="left"/>
+      <w:pPr>
+        <w:ind w:left="1760" w:hanging="440"/>
+      </w:pPr>
+    </w:lvl>
+    <w:lvl w:ilvl="4" w:tplc="04090019" w:tentative="1">
+      <w:start w:val="1"/>
+      <w:numFmt w:val="lowerLetter"/>
+      <w:lvlText w:val="%5)"/>
+      <w:lvlJc w:val="left"/>
+      <w:pPr>
+        <w:ind w:left="2200" w:hanging="440"/>
+      </w:pPr>
+    </w:lvl>
+    <w:lvl w:ilvl="5" w:tplc="0409001B" w:tentative="1">
+      <w:start w:val="1"/>
+      <w:numFmt w:val="lowerRoman"/>
+      <w:lvlText w:val="%6."/>
+      <w:lvlJc w:val="right"/>
+      <w:pPr>
+        <w:ind w:left="2640" w:hanging="440"/>
+      </w:pPr>
+    </w:lvl>
+    <w:lvl w:ilvl="6" w:tplc="0409000F" w:tentative="1">
+      <w:start w:val="1"/>
+      <w:numFmt w:val="decimal"/>
+      <w:lvlText w:val="%7."/>
+      <w:lvlJc w:val="left"/>
+      <w:pPr>
+        <w:ind w:left="3080" w:hanging="440"/>
+      </w:pPr>
+    </w:lvl>
+    <w:lvl w:ilvl="7" w:tplc="04090019" w:tentative="1">
+      <w:start w:val="1"/>
+      <w:numFmt w:val="lowerLetter"/>
+      <w:lvlText w:val="%8)"/>
+      <w:lvlJc w:val="left"/>
+      <w:pPr>
+        <w:ind w:left="3520" w:hanging="440"/>
+      </w:pPr>
+    </w:lvl>
+    <w:lvl w:ilvl="8" w:tplc="0409001B" w:tentative="1">
+      <w:start w:val="1"/>
+      <w:numFmt w:val="lowerRoman"/>
+      <w:lvlText w:val="%9."/>
+      <w:lvlJc w:val="right"/>
+      <w:pPr>
+        <w:ind w:left="3960" w:hanging="440"/>
+      </w:pPr>
+    </w:lvl>
+  </w:abstractNum>
+  <w:abstractNum w:abstractNumId="4" w15:restartNumberingAfterBreak="0">
     <w:nsid w:val="26456140"/>
     <w:multiLevelType w:val="hybridMultilevel"/>
     <w:tmpl w:val="D5465CD4"/>
@@ -8336,7 +10430,346 @@
       </w:pPr>
     </w:lvl>
   </w:abstractNum>
-  <w:abstractNum w:abstractNumId="4" w15:restartNumberingAfterBreak="0">
+  <w:abstractNum w:abstractNumId="5" w15:restartNumberingAfterBreak="0">
+    <w:nsid w:val="297F3A7D"/>
+    <w:multiLevelType w:val="hybridMultilevel"/>
+    <w:tmpl w:val="FA182A84"/>
+    <w:lvl w:ilvl="0" w:tplc="04090001">
+      <w:start w:val="1"/>
+      <w:numFmt w:val="bullet"/>
+      <w:lvlText w:val=""/>
+      <w:lvlJc w:val="left"/>
+      <w:pPr>
+        <w:ind w:left="440" w:hanging="440"/>
+      </w:pPr>
+      <w:rPr>
+        <w:rFonts w:ascii="Wingdings" w:hAnsi="Wingdings" w:hint="default"/>
+      </w:rPr>
+    </w:lvl>
+    <w:lvl w:ilvl="1" w:tplc="04090003">
+      <w:start w:val="1"/>
+      <w:numFmt w:val="bullet"/>
+      <w:lvlText w:val=""/>
+      <w:lvlJc w:val="left"/>
+      <w:pPr>
+        <w:ind w:left="880" w:hanging="440"/>
+      </w:pPr>
+      <w:rPr>
+        <w:rFonts w:ascii="Wingdings" w:hAnsi="Wingdings" w:hint="default"/>
+      </w:rPr>
+    </w:lvl>
+    <w:lvl w:ilvl="2" w:tplc="04090005" w:tentative="1">
+      <w:start w:val="1"/>
+      <w:numFmt w:val="bullet"/>
+      <w:lvlText w:val=""/>
+      <w:lvlJc w:val="left"/>
+      <w:pPr>
+        <w:ind w:left="1320" w:hanging="440"/>
+      </w:pPr>
+      <w:rPr>
+        <w:rFonts w:ascii="Wingdings" w:hAnsi="Wingdings" w:hint="default"/>
+      </w:rPr>
+    </w:lvl>
+    <w:lvl w:ilvl="3" w:tplc="04090001" w:tentative="1">
+      <w:start w:val="1"/>
+      <w:numFmt w:val="bullet"/>
+      <w:lvlText w:val=""/>
+      <w:lvlJc w:val="left"/>
+      <w:pPr>
+        <w:ind w:left="1760" w:hanging="440"/>
+      </w:pPr>
+      <w:rPr>
+        <w:rFonts w:ascii="Wingdings" w:hAnsi="Wingdings" w:hint="default"/>
+      </w:rPr>
+    </w:lvl>
+    <w:lvl w:ilvl="4" w:tplc="04090003" w:tentative="1">
+      <w:start w:val="1"/>
+      <w:numFmt w:val="bullet"/>
+      <w:lvlText w:val=""/>
+      <w:lvlJc w:val="left"/>
+      <w:pPr>
+        <w:ind w:left="2200" w:hanging="440"/>
+      </w:pPr>
+      <w:rPr>
+        <w:rFonts w:ascii="Wingdings" w:hAnsi="Wingdings" w:hint="default"/>
+      </w:rPr>
+    </w:lvl>
+    <w:lvl w:ilvl="5" w:tplc="04090005" w:tentative="1">
+      <w:start w:val="1"/>
+      <w:numFmt w:val="bullet"/>
+      <w:lvlText w:val=""/>
+      <w:lvlJc w:val="left"/>
+      <w:pPr>
+        <w:ind w:left="2640" w:hanging="440"/>
+      </w:pPr>
+      <w:rPr>
+        <w:rFonts w:ascii="Wingdings" w:hAnsi="Wingdings" w:hint="default"/>
+      </w:rPr>
+    </w:lvl>
+    <w:lvl w:ilvl="6" w:tplc="04090001" w:tentative="1">
+      <w:start w:val="1"/>
+      <w:numFmt w:val="bullet"/>
+      <w:lvlText w:val=""/>
+      <w:lvlJc w:val="left"/>
+      <w:pPr>
+        <w:ind w:left="3080" w:hanging="440"/>
+      </w:pPr>
+      <w:rPr>
+        <w:rFonts w:ascii="Wingdings" w:hAnsi="Wingdings" w:hint="default"/>
+      </w:rPr>
+    </w:lvl>
+    <w:lvl w:ilvl="7" w:tplc="04090003" w:tentative="1">
+      <w:start w:val="1"/>
+      <w:numFmt w:val="bullet"/>
+      <w:lvlText w:val=""/>
+      <w:lvlJc w:val="left"/>
+      <w:pPr>
+        <w:ind w:left="3520" w:hanging="440"/>
+      </w:pPr>
+      <w:rPr>
+        <w:rFonts w:ascii="Wingdings" w:hAnsi="Wingdings" w:hint="default"/>
+      </w:rPr>
+    </w:lvl>
+    <w:lvl w:ilvl="8" w:tplc="04090005" w:tentative="1">
+      <w:start w:val="1"/>
+      <w:numFmt w:val="bullet"/>
+      <w:lvlText w:val=""/>
+      <w:lvlJc w:val="left"/>
+      <w:pPr>
+        <w:ind w:left="3960" w:hanging="440"/>
+      </w:pPr>
+      <w:rPr>
+        <w:rFonts w:ascii="Wingdings" w:hAnsi="Wingdings" w:hint="default"/>
+      </w:rPr>
+    </w:lvl>
+  </w:abstractNum>
+  <w:abstractNum w:abstractNumId="6" w15:restartNumberingAfterBreak="0">
+    <w:nsid w:val="29C821CC"/>
+    <w:multiLevelType w:val="hybridMultilevel"/>
+    <w:tmpl w:val="B28E7DDA"/>
+    <w:lvl w:ilvl="0" w:tplc="04090001">
+      <w:start w:val="1"/>
+      <w:numFmt w:val="bullet"/>
+      <w:lvlText w:val=""/>
+      <w:lvlJc w:val="left"/>
+      <w:pPr>
+        <w:ind w:left="440" w:hanging="440"/>
+      </w:pPr>
+      <w:rPr>
+        <w:rFonts w:ascii="Wingdings" w:hAnsi="Wingdings" w:hint="default"/>
+      </w:rPr>
+    </w:lvl>
+    <w:lvl w:ilvl="1" w:tplc="04090003" w:tentative="1">
+      <w:start w:val="1"/>
+      <w:numFmt w:val="bullet"/>
+      <w:lvlText w:val=""/>
+      <w:lvlJc w:val="left"/>
+      <w:pPr>
+        <w:ind w:left="880" w:hanging="440"/>
+      </w:pPr>
+      <w:rPr>
+        <w:rFonts w:ascii="Wingdings" w:hAnsi="Wingdings" w:hint="default"/>
+      </w:rPr>
+    </w:lvl>
+    <w:lvl w:ilvl="2" w:tplc="04090005" w:tentative="1">
+      <w:start w:val="1"/>
+      <w:numFmt w:val="bullet"/>
+      <w:lvlText w:val=""/>
+      <w:lvlJc w:val="left"/>
+      <w:pPr>
+        <w:ind w:left="1320" w:hanging="440"/>
+      </w:pPr>
+      <w:rPr>
+        <w:rFonts w:ascii="Wingdings" w:hAnsi="Wingdings" w:hint="default"/>
+      </w:rPr>
+    </w:lvl>
+    <w:lvl w:ilvl="3" w:tplc="04090001" w:tentative="1">
+      <w:start w:val="1"/>
+      <w:numFmt w:val="bullet"/>
+      <w:lvlText w:val=""/>
+      <w:lvlJc w:val="left"/>
+      <w:pPr>
+        <w:ind w:left="1760" w:hanging="440"/>
+      </w:pPr>
+      <w:rPr>
+        <w:rFonts w:ascii="Wingdings" w:hAnsi="Wingdings" w:hint="default"/>
+      </w:rPr>
+    </w:lvl>
+    <w:lvl w:ilvl="4" w:tplc="04090003" w:tentative="1">
+      <w:start w:val="1"/>
+      <w:numFmt w:val="bullet"/>
+      <w:lvlText w:val=""/>
+      <w:lvlJc w:val="left"/>
+      <w:pPr>
+        <w:ind w:left="2200" w:hanging="440"/>
+      </w:pPr>
+      <w:rPr>
+        <w:rFonts w:ascii="Wingdings" w:hAnsi="Wingdings" w:hint="default"/>
+      </w:rPr>
+    </w:lvl>
+    <w:lvl w:ilvl="5" w:tplc="04090005" w:tentative="1">
+      <w:start w:val="1"/>
+      <w:numFmt w:val="bullet"/>
+      <w:lvlText w:val=""/>
+      <w:lvlJc w:val="left"/>
+      <w:pPr>
+        <w:ind w:left="2640" w:hanging="440"/>
+      </w:pPr>
+      <w:rPr>
+        <w:rFonts w:ascii="Wingdings" w:hAnsi="Wingdings" w:hint="default"/>
+      </w:rPr>
+    </w:lvl>
+    <w:lvl w:ilvl="6" w:tplc="04090001" w:tentative="1">
+      <w:start w:val="1"/>
+      <w:numFmt w:val="bullet"/>
+      <w:lvlText w:val=""/>
+      <w:lvlJc w:val="left"/>
+      <w:pPr>
+        <w:ind w:left="3080" w:hanging="440"/>
+      </w:pPr>
+      <w:rPr>
+        <w:rFonts w:ascii="Wingdings" w:hAnsi="Wingdings" w:hint="default"/>
+      </w:rPr>
+    </w:lvl>
+    <w:lvl w:ilvl="7" w:tplc="04090003" w:tentative="1">
+      <w:start w:val="1"/>
+      <w:numFmt w:val="bullet"/>
+      <w:lvlText w:val=""/>
+      <w:lvlJc w:val="left"/>
+      <w:pPr>
+        <w:ind w:left="3520" w:hanging="440"/>
+      </w:pPr>
+      <w:rPr>
+        <w:rFonts w:ascii="Wingdings" w:hAnsi="Wingdings" w:hint="default"/>
+      </w:rPr>
+    </w:lvl>
+    <w:lvl w:ilvl="8" w:tplc="04090005" w:tentative="1">
+      <w:start w:val="1"/>
+      <w:numFmt w:val="bullet"/>
+      <w:lvlText w:val=""/>
+      <w:lvlJc w:val="left"/>
+      <w:pPr>
+        <w:ind w:left="3960" w:hanging="440"/>
+      </w:pPr>
+      <w:rPr>
+        <w:rFonts w:ascii="Wingdings" w:hAnsi="Wingdings" w:hint="default"/>
+      </w:rPr>
+    </w:lvl>
+  </w:abstractNum>
+  <w:abstractNum w:abstractNumId="7" w15:restartNumberingAfterBreak="0">
+    <w:nsid w:val="32214886"/>
+    <w:multiLevelType w:val="hybridMultilevel"/>
+    <w:tmpl w:val="22F0DA86"/>
+    <w:lvl w:ilvl="0" w:tplc="04090001">
+      <w:start w:val="1"/>
+      <w:numFmt w:val="bullet"/>
+      <w:lvlText w:val=""/>
+      <w:lvlJc w:val="left"/>
+      <w:pPr>
+        <w:ind w:left="440" w:hanging="440"/>
+      </w:pPr>
+      <w:rPr>
+        <w:rFonts w:ascii="Wingdings" w:hAnsi="Wingdings" w:hint="default"/>
+      </w:rPr>
+    </w:lvl>
+    <w:lvl w:ilvl="1" w:tplc="04090003" w:tentative="1">
+      <w:start w:val="1"/>
+      <w:numFmt w:val="bullet"/>
+      <w:lvlText w:val=""/>
+      <w:lvlJc w:val="left"/>
+      <w:pPr>
+        <w:ind w:left="880" w:hanging="440"/>
+      </w:pPr>
+      <w:rPr>
+        <w:rFonts w:ascii="Wingdings" w:hAnsi="Wingdings" w:hint="default"/>
+      </w:rPr>
+    </w:lvl>
+    <w:lvl w:ilvl="2" w:tplc="04090005" w:tentative="1">
+      <w:start w:val="1"/>
+      <w:numFmt w:val="bullet"/>
+      <w:lvlText w:val=""/>
+      <w:lvlJc w:val="left"/>
+      <w:pPr>
+        <w:ind w:left="1320" w:hanging="440"/>
+      </w:pPr>
+      <w:rPr>
+        <w:rFonts w:ascii="Wingdings" w:hAnsi="Wingdings" w:hint="default"/>
+      </w:rPr>
+    </w:lvl>
+    <w:lvl w:ilvl="3" w:tplc="04090001" w:tentative="1">
+      <w:start w:val="1"/>
+      <w:numFmt w:val="bullet"/>
+      <w:lvlText w:val=""/>
+      <w:lvlJc w:val="left"/>
+      <w:pPr>
+        <w:ind w:left="1760" w:hanging="440"/>
+      </w:pPr>
+      <w:rPr>
+        <w:rFonts w:ascii="Wingdings" w:hAnsi="Wingdings" w:hint="default"/>
+      </w:rPr>
+    </w:lvl>
+    <w:lvl w:ilvl="4" w:tplc="04090003" w:tentative="1">
+      <w:start w:val="1"/>
+      <w:numFmt w:val="bullet"/>
+      <w:lvlText w:val=""/>
+      <w:lvlJc w:val="left"/>
+      <w:pPr>
+        <w:ind w:left="2200" w:hanging="440"/>
+      </w:pPr>
+      <w:rPr>
+        <w:rFonts w:ascii="Wingdings" w:hAnsi="Wingdings" w:hint="default"/>
+      </w:rPr>
+    </w:lvl>
+    <w:lvl w:ilvl="5" w:tplc="04090005" w:tentative="1">
+      <w:start w:val="1"/>
+      <w:numFmt w:val="bullet"/>
+      <w:lvlText w:val=""/>
+      <w:lvlJc w:val="left"/>
+      <w:pPr>
+        <w:ind w:left="2640" w:hanging="440"/>
+      </w:pPr>
+      <w:rPr>
+        <w:rFonts w:ascii="Wingdings" w:hAnsi="Wingdings" w:hint="default"/>
+      </w:rPr>
+    </w:lvl>
+    <w:lvl w:ilvl="6" w:tplc="04090001" w:tentative="1">
+      <w:start w:val="1"/>
+      <w:numFmt w:val="bullet"/>
+      <w:lvlText w:val=""/>
+      <w:lvlJc w:val="left"/>
+      <w:pPr>
+        <w:ind w:left="3080" w:hanging="440"/>
+      </w:pPr>
+      <w:rPr>
+        <w:rFonts w:ascii="Wingdings" w:hAnsi="Wingdings" w:hint="default"/>
+      </w:rPr>
+    </w:lvl>
+    <w:lvl w:ilvl="7" w:tplc="04090003" w:tentative="1">
+      <w:start w:val="1"/>
+      <w:numFmt w:val="bullet"/>
+      <w:lvlText w:val=""/>
+      <w:lvlJc w:val="left"/>
+      <w:pPr>
+        <w:ind w:left="3520" w:hanging="440"/>
+      </w:pPr>
+      <w:rPr>
+        <w:rFonts w:ascii="Wingdings" w:hAnsi="Wingdings" w:hint="default"/>
+      </w:rPr>
+    </w:lvl>
+    <w:lvl w:ilvl="8" w:tplc="04090005" w:tentative="1">
+      <w:start w:val="1"/>
+      <w:numFmt w:val="bullet"/>
+      <w:lvlText w:val=""/>
+      <w:lvlJc w:val="left"/>
+      <w:pPr>
+        <w:ind w:left="3960" w:hanging="440"/>
+      </w:pPr>
+      <w:rPr>
+        <w:rFonts w:ascii="Wingdings" w:hAnsi="Wingdings" w:hint="default"/>
+      </w:rPr>
+    </w:lvl>
+  </w:abstractNum>
+  <w:abstractNum w:abstractNumId="8" w15:restartNumberingAfterBreak="0">
     <w:nsid w:val="345E37BB"/>
     <w:multiLevelType w:val="hybridMultilevel"/>
     <w:tmpl w:val="827C6608"/>
@@ -8422,7 +10855,7 @@
       </w:pPr>
     </w:lvl>
   </w:abstractNum>
-  <w:abstractNum w:abstractNumId="5" w15:restartNumberingAfterBreak="0">
+  <w:abstractNum w:abstractNumId="9" w15:restartNumberingAfterBreak="0">
     <w:nsid w:val="397E6041"/>
     <w:multiLevelType w:val="hybridMultilevel"/>
     <w:tmpl w:val="DB560BE8"/>
@@ -8508,7 +10941,346 @@
       </w:pPr>
     </w:lvl>
   </w:abstractNum>
-  <w:abstractNum w:abstractNumId="6" w15:restartNumberingAfterBreak="0">
+  <w:abstractNum w:abstractNumId="10" w15:restartNumberingAfterBreak="0">
+    <w:nsid w:val="39DC79A5"/>
+    <w:multiLevelType w:val="hybridMultilevel"/>
+    <w:tmpl w:val="0054ECC4"/>
+    <w:lvl w:ilvl="0" w:tplc="04090001">
+      <w:start w:val="1"/>
+      <w:numFmt w:val="bullet"/>
+      <w:lvlText w:val=""/>
+      <w:lvlJc w:val="left"/>
+      <w:pPr>
+        <w:ind w:left="440" w:hanging="440"/>
+      </w:pPr>
+      <w:rPr>
+        <w:rFonts w:ascii="Wingdings" w:hAnsi="Wingdings" w:hint="default"/>
+      </w:rPr>
+    </w:lvl>
+    <w:lvl w:ilvl="1" w:tplc="04090003">
+      <w:start w:val="1"/>
+      <w:numFmt w:val="bullet"/>
+      <w:lvlText w:val=""/>
+      <w:lvlJc w:val="left"/>
+      <w:pPr>
+        <w:ind w:left="880" w:hanging="440"/>
+      </w:pPr>
+      <w:rPr>
+        <w:rFonts w:ascii="Wingdings" w:hAnsi="Wingdings" w:hint="default"/>
+      </w:rPr>
+    </w:lvl>
+    <w:lvl w:ilvl="2" w:tplc="04090005" w:tentative="1">
+      <w:start w:val="1"/>
+      <w:numFmt w:val="bullet"/>
+      <w:lvlText w:val=""/>
+      <w:lvlJc w:val="left"/>
+      <w:pPr>
+        <w:ind w:left="1320" w:hanging="440"/>
+      </w:pPr>
+      <w:rPr>
+        <w:rFonts w:ascii="Wingdings" w:hAnsi="Wingdings" w:hint="default"/>
+      </w:rPr>
+    </w:lvl>
+    <w:lvl w:ilvl="3" w:tplc="04090001" w:tentative="1">
+      <w:start w:val="1"/>
+      <w:numFmt w:val="bullet"/>
+      <w:lvlText w:val=""/>
+      <w:lvlJc w:val="left"/>
+      <w:pPr>
+        <w:ind w:left="1760" w:hanging="440"/>
+      </w:pPr>
+      <w:rPr>
+        <w:rFonts w:ascii="Wingdings" w:hAnsi="Wingdings" w:hint="default"/>
+      </w:rPr>
+    </w:lvl>
+    <w:lvl w:ilvl="4" w:tplc="04090003" w:tentative="1">
+      <w:start w:val="1"/>
+      <w:numFmt w:val="bullet"/>
+      <w:lvlText w:val=""/>
+      <w:lvlJc w:val="left"/>
+      <w:pPr>
+        <w:ind w:left="2200" w:hanging="440"/>
+      </w:pPr>
+      <w:rPr>
+        <w:rFonts w:ascii="Wingdings" w:hAnsi="Wingdings" w:hint="default"/>
+      </w:rPr>
+    </w:lvl>
+    <w:lvl w:ilvl="5" w:tplc="04090005" w:tentative="1">
+      <w:start w:val="1"/>
+      <w:numFmt w:val="bullet"/>
+      <w:lvlText w:val=""/>
+      <w:lvlJc w:val="left"/>
+      <w:pPr>
+        <w:ind w:left="2640" w:hanging="440"/>
+      </w:pPr>
+      <w:rPr>
+        <w:rFonts w:ascii="Wingdings" w:hAnsi="Wingdings" w:hint="default"/>
+      </w:rPr>
+    </w:lvl>
+    <w:lvl w:ilvl="6" w:tplc="04090001" w:tentative="1">
+      <w:start w:val="1"/>
+      <w:numFmt w:val="bullet"/>
+      <w:lvlText w:val=""/>
+      <w:lvlJc w:val="left"/>
+      <w:pPr>
+        <w:ind w:left="3080" w:hanging="440"/>
+      </w:pPr>
+      <w:rPr>
+        <w:rFonts w:ascii="Wingdings" w:hAnsi="Wingdings" w:hint="default"/>
+      </w:rPr>
+    </w:lvl>
+    <w:lvl w:ilvl="7" w:tplc="04090003" w:tentative="1">
+      <w:start w:val="1"/>
+      <w:numFmt w:val="bullet"/>
+      <w:lvlText w:val=""/>
+      <w:lvlJc w:val="left"/>
+      <w:pPr>
+        <w:ind w:left="3520" w:hanging="440"/>
+      </w:pPr>
+      <w:rPr>
+        <w:rFonts w:ascii="Wingdings" w:hAnsi="Wingdings" w:hint="default"/>
+      </w:rPr>
+    </w:lvl>
+    <w:lvl w:ilvl="8" w:tplc="04090005" w:tentative="1">
+      <w:start w:val="1"/>
+      <w:numFmt w:val="bullet"/>
+      <w:lvlText w:val=""/>
+      <w:lvlJc w:val="left"/>
+      <w:pPr>
+        <w:ind w:left="3960" w:hanging="440"/>
+      </w:pPr>
+      <w:rPr>
+        <w:rFonts w:ascii="Wingdings" w:hAnsi="Wingdings" w:hint="default"/>
+      </w:rPr>
+    </w:lvl>
+  </w:abstractNum>
+  <w:abstractNum w:abstractNumId="11" w15:restartNumberingAfterBreak="0">
+    <w:nsid w:val="53150E4F"/>
+    <w:multiLevelType w:val="hybridMultilevel"/>
+    <w:tmpl w:val="22661810"/>
+    <w:lvl w:ilvl="0" w:tplc="04090001">
+      <w:start w:val="1"/>
+      <w:numFmt w:val="bullet"/>
+      <w:lvlText w:val=""/>
+      <w:lvlJc w:val="left"/>
+      <w:pPr>
+        <w:ind w:left="440" w:hanging="440"/>
+      </w:pPr>
+      <w:rPr>
+        <w:rFonts w:ascii="Wingdings" w:hAnsi="Wingdings" w:hint="default"/>
+      </w:rPr>
+    </w:lvl>
+    <w:lvl w:ilvl="1" w:tplc="04090003" w:tentative="1">
+      <w:start w:val="1"/>
+      <w:numFmt w:val="bullet"/>
+      <w:lvlText w:val=""/>
+      <w:lvlJc w:val="left"/>
+      <w:pPr>
+        <w:ind w:left="880" w:hanging="440"/>
+      </w:pPr>
+      <w:rPr>
+        <w:rFonts w:ascii="Wingdings" w:hAnsi="Wingdings" w:hint="default"/>
+      </w:rPr>
+    </w:lvl>
+    <w:lvl w:ilvl="2" w:tplc="04090005" w:tentative="1">
+      <w:start w:val="1"/>
+      <w:numFmt w:val="bullet"/>
+      <w:lvlText w:val=""/>
+      <w:lvlJc w:val="left"/>
+      <w:pPr>
+        <w:ind w:left="1320" w:hanging="440"/>
+      </w:pPr>
+      <w:rPr>
+        <w:rFonts w:ascii="Wingdings" w:hAnsi="Wingdings" w:hint="default"/>
+      </w:rPr>
+    </w:lvl>
+    <w:lvl w:ilvl="3" w:tplc="04090001" w:tentative="1">
+      <w:start w:val="1"/>
+      <w:numFmt w:val="bullet"/>
+      <w:lvlText w:val=""/>
+      <w:lvlJc w:val="left"/>
+      <w:pPr>
+        <w:ind w:left="1760" w:hanging="440"/>
+      </w:pPr>
+      <w:rPr>
+        <w:rFonts w:ascii="Wingdings" w:hAnsi="Wingdings" w:hint="default"/>
+      </w:rPr>
+    </w:lvl>
+    <w:lvl w:ilvl="4" w:tplc="04090003" w:tentative="1">
+      <w:start w:val="1"/>
+      <w:numFmt w:val="bullet"/>
+      <w:lvlText w:val=""/>
+      <w:lvlJc w:val="left"/>
+      <w:pPr>
+        <w:ind w:left="2200" w:hanging="440"/>
+      </w:pPr>
+      <w:rPr>
+        <w:rFonts w:ascii="Wingdings" w:hAnsi="Wingdings" w:hint="default"/>
+      </w:rPr>
+    </w:lvl>
+    <w:lvl w:ilvl="5" w:tplc="04090005" w:tentative="1">
+      <w:start w:val="1"/>
+      <w:numFmt w:val="bullet"/>
+      <w:lvlText w:val=""/>
+      <w:lvlJc w:val="left"/>
+      <w:pPr>
+        <w:ind w:left="2640" w:hanging="440"/>
+      </w:pPr>
+      <w:rPr>
+        <w:rFonts w:ascii="Wingdings" w:hAnsi="Wingdings" w:hint="default"/>
+      </w:rPr>
+    </w:lvl>
+    <w:lvl w:ilvl="6" w:tplc="04090001" w:tentative="1">
+      <w:start w:val="1"/>
+      <w:numFmt w:val="bullet"/>
+      <w:lvlText w:val=""/>
+      <w:lvlJc w:val="left"/>
+      <w:pPr>
+        <w:ind w:left="3080" w:hanging="440"/>
+      </w:pPr>
+      <w:rPr>
+        <w:rFonts w:ascii="Wingdings" w:hAnsi="Wingdings" w:hint="default"/>
+      </w:rPr>
+    </w:lvl>
+    <w:lvl w:ilvl="7" w:tplc="04090003" w:tentative="1">
+      <w:start w:val="1"/>
+      <w:numFmt w:val="bullet"/>
+      <w:lvlText w:val=""/>
+      <w:lvlJc w:val="left"/>
+      <w:pPr>
+        <w:ind w:left="3520" w:hanging="440"/>
+      </w:pPr>
+      <w:rPr>
+        <w:rFonts w:ascii="Wingdings" w:hAnsi="Wingdings" w:hint="default"/>
+      </w:rPr>
+    </w:lvl>
+    <w:lvl w:ilvl="8" w:tplc="04090005" w:tentative="1">
+      <w:start w:val="1"/>
+      <w:numFmt w:val="bullet"/>
+      <w:lvlText w:val=""/>
+      <w:lvlJc w:val="left"/>
+      <w:pPr>
+        <w:ind w:left="3960" w:hanging="440"/>
+      </w:pPr>
+      <w:rPr>
+        <w:rFonts w:ascii="Wingdings" w:hAnsi="Wingdings" w:hint="default"/>
+      </w:rPr>
+    </w:lvl>
+  </w:abstractNum>
+  <w:abstractNum w:abstractNumId="12" w15:restartNumberingAfterBreak="0">
+    <w:nsid w:val="5BDC4818"/>
+    <w:multiLevelType w:val="hybridMultilevel"/>
+    <w:tmpl w:val="28E05ED2"/>
+    <w:lvl w:ilvl="0" w:tplc="04090001">
+      <w:start w:val="1"/>
+      <w:numFmt w:val="bullet"/>
+      <w:lvlText w:val=""/>
+      <w:lvlJc w:val="left"/>
+      <w:pPr>
+        <w:ind w:left="440" w:hanging="440"/>
+      </w:pPr>
+      <w:rPr>
+        <w:rFonts w:ascii="Wingdings" w:hAnsi="Wingdings" w:hint="default"/>
+      </w:rPr>
+    </w:lvl>
+    <w:lvl w:ilvl="1" w:tplc="04090003" w:tentative="1">
+      <w:start w:val="1"/>
+      <w:numFmt w:val="bullet"/>
+      <w:lvlText w:val=""/>
+      <w:lvlJc w:val="left"/>
+      <w:pPr>
+        <w:ind w:left="880" w:hanging="440"/>
+      </w:pPr>
+      <w:rPr>
+        <w:rFonts w:ascii="Wingdings" w:hAnsi="Wingdings" w:hint="default"/>
+      </w:rPr>
+    </w:lvl>
+    <w:lvl w:ilvl="2" w:tplc="04090005" w:tentative="1">
+      <w:start w:val="1"/>
+      <w:numFmt w:val="bullet"/>
+      <w:lvlText w:val=""/>
+      <w:lvlJc w:val="left"/>
+      <w:pPr>
+        <w:ind w:left="1320" w:hanging="440"/>
+      </w:pPr>
+      <w:rPr>
+        <w:rFonts w:ascii="Wingdings" w:hAnsi="Wingdings" w:hint="default"/>
+      </w:rPr>
+    </w:lvl>
+    <w:lvl w:ilvl="3" w:tplc="04090001" w:tentative="1">
+      <w:start w:val="1"/>
+      <w:numFmt w:val="bullet"/>
+      <w:lvlText w:val=""/>
+      <w:lvlJc w:val="left"/>
+      <w:pPr>
+        <w:ind w:left="1760" w:hanging="440"/>
+      </w:pPr>
+      <w:rPr>
+        <w:rFonts w:ascii="Wingdings" w:hAnsi="Wingdings" w:hint="default"/>
+      </w:rPr>
+    </w:lvl>
+    <w:lvl w:ilvl="4" w:tplc="04090003" w:tentative="1">
+      <w:start w:val="1"/>
+      <w:numFmt w:val="bullet"/>
+      <w:lvlText w:val=""/>
+      <w:lvlJc w:val="left"/>
+      <w:pPr>
+        <w:ind w:left="2200" w:hanging="440"/>
+      </w:pPr>
+      <w:rPr>
+        <w:rFonts w:ascii="Wingdings" w:hAnsi="Wingdings" w:hint="default"/>
+      </w:rPr>
+    </w:lvl>
+    <w:lvl w:ilvl="5" w:tplc="04090005" w:tentative="1">
+      <w:start w:val="1"/>
+      <w:numFmt w:val="bullet"/>
+      <w:lvlText w:val=""/>
+      <w:lvlJc w:val="left"/>
+      <w:pPr>
+        <w:ind w:left="2640" w:hanging="440"/>
+      </w:pPr>
+      <w:rPr>
+        <w:rFonts w:ascii="Wingdings" w:hAnsi="Wingdings" w:hint="default"/>
+      </w:rPr>
+    </w:lvl>
+    <w:lvl w:ilvl="6" w:tplc="04090001" w:tentative="1">
+      <w:start w:val="1"/>
+      <w:numFmt w:val="bullet"/>
+      <w:lvlText w:val=""/>
+      <w:lvlJc w:val="left"/>
+      <w:pPr>
+        <w:ind w:left="3080" w:hanging="440"/>
+      </w:pPr>
+      <w:rPr>
+        <w:rFonts w:ascii="Wingdings" w:hAnsi="Wingdings" w:hint="default"/>
+      </w:rPr>
+    </w:lvl>
+    <w:lvl w:ilvl="7" w:tplc="04090003" w:tentative="1">
+      <w:start w:val="1"/>
+      <w:numFmt w:val="bullet"/>
+      <w:lvlText w:val=""/>
+      <w:lvlJc w:val="left"/>
+      <w:pPr>
+        <w:ind w:left="3520" w:hanging="440"/>
+      </w:pPr>
+      <w:rPr>
+        <w:rFonts w:ascii="Wingdings" w:hAnsi="Wingdings" w:hint="default"/>
+      </w:rPr>
+    </w:lvl>
+    <w:lvl w:ilvl="8" w:tplc="04090005" w:tentative="1">
+      <w:start w:val="1"/>
+      <w:numFmt w:val="bullet"/>
+      <w:lvlText w:val=""/>
+      <w:lvlJc w:val="left"/>
+      <w:pPr>
+        <w:ind w:left="3960" w:hanging="440"/>
+      </w:pPr>
+      <w:rPr>
+        <w:rFonts w:ascii="Wingdings" w:hAnsi="Wingdings" w:hint="default"/>
+      </w:rPr>
+    </w:lvl>
+  </w:abstractNum>
+  <w:abstractNum w:abstractNumId="13" w15:restartNumberingAfterBreak="0">
     <w:nsid w:val="5F61611E"/>
     <w:multiLevelType w:val="hybridMultilevel"/>
     <w:tmpl w:val="F0B4ADC0"/>
@@ -8621,7 +11393,7 @@
       </w:rPr>
     </w:lvl>
   </w:abstractNum>
-  <w:abstractNum w:abstractNumId="7" w15:restartNumberingAfterBreak="0">
+  <w:abstractNum w:abstractNumId="14" w15:restartNumberingAfterBreak="0">
     <w:nsid w:val="660C3916"/>
     <w:multiLevelType w:val="hybridMultilevel"/>
     <w:tmpl w:val="A5A4ECE2"/>
@@ -8734,7 +11506,7 @@
       </w:rPr>
     </w:lvl>
   </w:abstractNum>
-  <w:abstractNum w:abstractNumId="8" w15:restartNumberingAfterBreak="0">
+  <w:abstractNum w:abstractNumId="15" w15:restartNumberingAfterBreak="0">
     <w:nsid w:val="6CAC4CE3"/>
     <w:multiLevelType w:val="hybridMultilevel"/>
     <w:tmpl w:val="BC3259D0"/>
@@ -8847,7 +11619,7 @@
       </w:rPr>
     </w:lvl>
   </w:abstractNum>
-  <w:abstractNum w:abstractNumId="9" w15:restartNumberingAfterBreak="0">
+  <w:abstractNum w:abstractNumId="16" w15:restartNumberingAfterBreak="0">
     <w:nsid w:val="6F474CE6"/>
     <w:multiLevelType w:val="hybridMultilevel"/>
     <w:tmpl w:val="AB6A71A8"/>
@@ -8960,7 +11732,7 @@
       </w:rPr>
     </w:lvl>
   </w:abstractNum>
-  <w:abstractNum w:abstractNumId="10" w15:restartNumberingAfterBreak="0">
+  <w:abstractNum w:abstractNumId="17" w15:restartNumberingAfterBreak="0">
     <w:nsid w:val="73320678"/>
     <w:multiLevelType w:val="hybridMultilevel"/>
     <w:tmpl w:val="CF32636A"/>
@@ -9046,7 +11818,7 @@
       </w:pPr>
     </w:lvl>
   </w:abstractNum>
-  <w:abstractNum w:abstractNumId="11" w15:restartNumberingAfterBreak="0">
+  <w:abstractNum w:abstractNumId="18" w15:restartNumberingAfterBreak="0">
     <w:nsid w:val="7FC57B4B"/>
     <w:multiLevelType w:val="hybridMultilevel"/>
     <w:tmpl w:val="8CAE751C"/>
@@ -9160,40 +11932,61 @@
     </w:lvl>
   </w:abstractNum>
   <w:num w:numId="1" w16cid:durableId="1088893493">
-    <w:abstractNumId w:val="3"/>
+    <w:abstractNumId w:val="4"/>
   </w:num>
   <w:num w:numId="2" w16cid:durableId="1902130218">
-    <w:abstractNumId w:val="8"/>
+    <w:abstractNumId w:val="15"/>
   </w:num>
   <w:num w:numId="3" w16cid:durableId="825243067">
-    <w:abstractNumId w:val="11"/>
+    <w:abstractNumId w:val="18"/>
   </w:num>
   <w:num w:numId="4" w16cid:durableId="1650936333">
     <w:abstractNumId w:val="1"/>
   </w:num>
   <w:num w:numId="5" w16cid:durableId="1210417113">
+    <w:abstractNumId w:val="16"/>
+  </w:num>
+  <w:num w:numId="6" w16cid:durableId="2106267987">
+    <w:abstractNumId w:val="8"/>
+  </w:num>
+  <w:num w:numId="7" w16cid:durableId="724573136">
     <w:abstractNumId w:val="9"/>
   </w:num>
-  <w:num w:numId="6" w16cid:durableId="2106267987">
-    <w:abstractNumId w:val="4"/>
-  </w:num>
-  <w:num w:numId="7" w16cid:durableId="724573136">
-    <w:abstractNumId w:val="5"/>
-  </w:num>
   <w:num w:numId="8" w16cid:durableId="138499036">
-    <w:abstractNumId w:val="10"/>
+    <w:abstractNumId w:val="17"/>
   </w:num>
   <w:num w:numId="9" w16cid:durableId="239291600">
     <w:abstractNumId w:val="0"/>
   </w:num>
   <w:num w:numId="10" w16cid:durableId="655229206">
-    <w:abstractNumId w:val="6"/>
+    <w:abstractNumId w:val="13"/>
   </w:num>
   <w:num w:numId="11" w16cid:durableId="1731422127">
-    <w:abstractNumId w:val="7"/>
+    <w:abstractNumId w:val="14"/>
   </w:num>
   <w:num w:numId="12" w16cid:durableId="2081126972">
     <w:abstractNumId w:val="2"/>
+  </w:num>
+  <w:num w:numId="13" w16cid:durableId="418411872">
+    <w:abstractNumId w:val="10"/>
+  </w:num>
+  <w:num w:numId="14" w16cid:durableId="1300645266">
+    <w:abstractNumId w:val="5"/>
+  </w:num>
+  <w:num w:numId="15" w16cid:durableId="432015554">
+    <w:abstractNumId w:val="6"/>
+  </w:num>
+  <w:num w:numId="16" w16cid:durableId="1734038844">
+    <w:abstractNumId w:val="3"/>
+  </w:num>
+  <w:num w:numId="17" w16cid:durableId="1483690237">
+    <w:abstractNumId w:val="11"/>
+  </w:num>
+  <w:num w:numId="18" w16cid:durableId="915555186">
+    <w:abstractNumId w:val="7"/>
+  </w:num>
+  <w:num w:numId="19" w16cid:durableId="180625612">
+    <w:abstractNumId w:val="12"/>
   </w:num>
 </w:numbering>
 </file>

--- a/course/major/国际安全概论.docx
+++ b/course/major/国际安全概论.docx
@@ -70,14 +70,12 @@
         </w:rPr>
         <w:br/>
       </w:r>
-      <w:proofErr w:type="gramStart"/>
       <w:r>
         <w:rPr>
           <w:rFonts w:ascii="宋体" w:eastAsia="宋体" w:hAnsi="宋体" w:hint="eastAsia"/>
         </w:rPr>
         <w:t>贺嘉洁</w:t>
       </w:r>
-      <w:proofErr w:type="gramEnd"/>
       <w:r>
         <w:rPr>
           <w:rFonts w:ascii="宋体" w:eastAsia="宋体" w:hAnsi="宋体" w:hint="eastAsia"/>
@@ -195,7 +193,7 @@
             </w:rPr>
             <w:fldChar w:fldCharType="separate"/>
           </w:r>
-          <w:hyperlink w:anchor="_Toc225178131" w:history="1">
+          <w:hyperlink w:anchor="_Toc225782700" w:history="1">
             <w:r>
               <w:rPr>
                 <w:rStyle w:val="a3"/>
@@ -234,7 +232,7 @@
                 <w:noProof/>
                 <w:webHidden/>
               </w:rPr>
-              <w:instrText>PAGEREF _Toc225178131 \h</w:instrText>
+              <w:instrText>PAGEREF _Toc225782700 \h</w:instrText>
             </w:r>
             <w:r>
               <w:rPr>
@@ -265,7 +263,7 @@
                 <w:noProof/>
                 <w:webHidden/>
               </w:rPr>
-              <w:t>2</w:t>
+              <w:t>3</w:t>
             </w:r>
             <w:r>
               <w:rPr>
@@ -292,7 +290,7 @@
               <w14:ligatures w14:val="standardContextual"/>
             </w:rPr>
           </w:pPr>
-          <w:hyperlink w:anchor="_Toc225178132" w:history="1">
+          <w:hyperlink w:anchor="_Toc225782701" w:history="1">
             <w:r>
               <w:rPr>
                 <w:rStyle w:val="a3"/>
@@ -331,7 +329,7 @@
                 <w:noProof/>
                 <w:webHidden/>
               </w:rPr>
-              <w:instrText>PAGEREF _Toc225178132 \h</w:instrText>
+              <w:instrText>PAGEREF _Toc225782701 \h</w:instrText>
             </w:r>
             <w:r>
               <w:rPr>
@@ -362,7 +360,7 @@
                 <w:noProof/>
                 <w:webHidden/>
               </w:rPr>
-              <w:t>2</w:t>
+              <w:t>3</w:t>
             </w:r>
             <w:r>
               <w:rPr>
@@ -389,7 +387,7 @@
               <w14:ligatures w14:val="standardContextual"/>
             </w:rPr>
           </w:pPr>
-          <w:hyperlink w:anchor="_Toc225178133" w:history="1">
+          <w:hyperlink w:anchor="_Toc225782702" w:history="1">
             <w:r>
               <w:rPr>
                 <w:rStyle w:val="a3"/>
@@ -428,7 +426,7 @@
                 <w:noProof/>
                 <w:webHidden/>
               </w:rPr>
-              <w:instrText>PAGEREF _Toc225178133 \h</w:instrText>
+              <w:instrText>PAGEREF _Toc225782702 \h</w:instrText>
             </w:r>
             <w:r>
               <w:rPr>
@@ -459,7 +457,7 @@
                 <w:noProof/>
                 <w:webHidden/>
               </w:rPr>
-              <w:t>2</w:t>
+              <w:t>3</w:t>
             </w:r>
             <w:r>
               <w:rPr>
@@ -486,7 +484,7 @@
               <w14:ligatures w14:val="standardContextual"/>
             </w:rPr>
           </w:pPr>
-          <w:hyperlink w:anchor="_Toc225178134" w:history="1">
+          <w:hyperlink w:anchor="_Toc225782703" w:history="1">
             <w:r>
               <w:rPr>
                 <w:rStyle w:val="a3"/>
@@ -525,7 +523,7 @@
                 <w:noProof/>
                 <w:webHidden/>
               </w:rPr>
-              <w:instrText>PAGEREF _Toc225178134 \h</w:instrText>
+              <w:instrText>PAGEREF _Toc225782703 \h</w:instrText>
             </w:r>
             <w:r>
               <w:rPr>
@@ -556,7 +554,7 @@
                 <w:noProof/>
                 <w:webHidden/>
               </w:rPr>
-              <w:t>3</w:t>
+              <w:t>4</w:t>
             </w:r>
             <w:r>
               <w:rPr>
@@ -583,7 +581,7 @@
               <w14:ligatures w14:val="standardContextual"/>
             </w:rPr>
           </w:pPr>
-          <w:hyperlink w:anchor="_Toc225178135" w:history="1">
+          <w:hyperlink w:anchor="_Toc225782704" w:history="1">
             <w:r>
               <w:rPr>
                 <w:rStyle w:val="a3"/>
@@ -622,7 +620,7 @@
                 <w:noProof/>
                 <w:webHidden/>
               </w:rPr>
-              <w:instrText>PAGEREF _Toc225178135 \h</w:instrText>
+              <w:instrText>PAGEREF _Toc225782704 \h</w:instrText>
             </w:r>
             <w:r>
               <w:rPr>
@@ -653,7 +651,7 @@
                 <w:noProof/>
                 <w:webHidden/>
               </w:rPr>
-              <w:t>3</w:t>
+              <w:t>4</w:t>
             </w:r>
             <w:r>
               <w:rPr>
@@ -680,7 +678,7 @@
               <w14:ligatures w14:val="standardContextual"/>
             </w:rPr>
           </w:pPr>
-          <w:hyperlink w:anchor="_Toc225178136" w:history="1">
+          <w:hyperlink w:anchor="_Toc225782705" w:history="1">
             <w:r>
               <w:rPr>
                 <w:rStyle w:val="a3"/>
@@ -719,7 +717,7 @@
                 <w:noProof/>
                 <w:webHidden/>
               </w:rPr>
-              <w:instrText>PAGEREF _Toc225178136 \h</w:instrText>
+              <w:instrText>PAGEREF _Toc225782705 \h</w:instrText>
             </w:r>
             <w:r>
               <w:rPr>
@@ -750,7 +748,7 @@
                 <w:noProof/>
                 <w:webHidden/>
               </w:rPr>
-              <w:t>4</w:t>
+              <w:t>5</w:t>
             </w:r>
             <w:r>
               <w:rPr>
@@ -777,7 +775,7 @@
               <w14:ligatures w14:val="standardContextual"/>
             </w:rPr>
           </w:pPr>
-          <w:hyperlink w:anchor="_Toc225178137" w:history="1">
+          <w:hyperlink w:anchor="_Toc225782706" w:history="1">
             <w:r>
               <w:rPr>
                 <w:rStyle w:val="a3"/>
@@ -816,7 +814,7 @@
                 <w:noProof/>
                 <w:webHidden/>
               </w:rPr>
-              <w:instrText>PAGEREF _Toc225178137 \h</w:instrText>
+              <w:instrText>PAGEREF _Toc225782706 \h</w:instrText>
             </w:r>
             <w:r>
               <w:rPr>
@@ -847,7 +845,7 @@
                 <w:noProof/>
                 <w:webHidden/>
               </w:rPr>
-              <w:t>4</w:t>
+              <w:t>5</w:t>
             </w:r>
             <w:r>
               <w:rPr>
@@ -874,7 +872,7 @@
               <w14:ligatures w14:val="standardContextual"/>
             </w:rPr>
           </w:pPr>
-          <w:hyperlink w:anchor="_Toc225178138" w:history="1">
+          <w:hyperlink w:anchor="_Toc225782707" w:history="1">
             <w:r>
               <w:rPr>
                 <w:rStyle w:val="a3"/>
@@ -913,7 +911,7 @@
                 <w:noProof/>
                 <w:webHidden/>
               </w:rPr>
-              <w:instrText>PAGEREF _Toc225178138 \h</w:instrText>
+              <w:instrText>PAGEREF _Toc225782707 \h</w:instrText>
             </w:r>
             <w:r>
               <w:rPr>
@@ -944,7 +942,7 @@
                 <w:noProof/>
                 <w:webHidden/>
               </w:rPr>
-              <w:t>4</w:t>
+              <w:t>5</w:t>
             </w:r>
             <w:r>
               <w:rPr>
@@ -971,7 +969,7 @@
               <w14:ligatures w14:val="standardContextual"/>
             </w:rPr>
           </w:pPr>
-          <w:hyperlink w:anchor="_Toc225178139" w:history="1">
+          <w:hyperlink w:anchor="_Toc225782708" w:history="1">
             <w:r>
               <w:rPr>
                 <w:rStyle w:val="a3"/>
@@ -1010,7 +1008,7 @@
                 <w:noProof/>
                 <w:webHidden/>
               </w:rPr>
-              <w:instrText>PAGEREF _Toc225178139 \h</w:instrText>
+              <w:instrText>PAGEREF _Toc225782708 \h</w:instrText>
             </w:r>
             <w:r>
               <w:rPr>
@@ -1041,7 +1039,7 @@
                 <w:noProof/>
                 <w:webHidden/>
               </w:rPr>
-              <w:t>4</w:t>
+              <w:t>5</w:t>
             </w:r>
             <w:r>
               <w:rPr>
@@ -1068,7 +1066,7 @@
               <w14:ligatures w14:val="standardContextual"/>
             </w:rPr>
           </w:pPr>
-          <w:hyperlink w:anchor="_Toc225178140" w:history="1">
+          <w:hyperlink w:anchor="_Toc225782709" w:history="1">
             <w:r>
               <w:rPr>
                 <w:rStyle w:val="a3"/>
@@ -1107,7 +1105,7 @@
                 <w:noProof/>
                 <w:webHidden/>
               </w:rPr>
-              <w:instrText>PAGEREF _Toc225178140 \h</w:instrText>
+              <w:instrText>PAGEREF _Toc225782709 \h</w:instrText>
             </w:r>
             <w:r>
               <w:rPr>
@@ -1138,7 +1136,7 @@
                 <w:noProof/>
                 <w:webHidden/>
               </w:rPr>
-              <w:t>5</w:t>
+              <w:t>6</w:t>
             </w:r>
             <w:r>
               <w:rPr>
@@ -1165,7 +1163,7 @@
               <w14:ligatures w14:val="standardContextual"/>
             </w:rPr>
           </w:pPr>
-          <w:hyperlink w:anchor="_Toc225178141" w:history="1">
+          <w:hyperlink w:anchor="_Toc225782710" w:history="1">
             <w:r>
               <w:rPr>
                 <w:rStyle w:val="a3"/>
@@ -1205,7 +1203,7 @@
                 <w:noProof/>
                 <w:webHidden/>
               </w:rPr>
-              <w:instrText>PAGEREF _Toc225178141 \h</w:instrText>
+              <w:instrText>PAGEREF _Toc225782710 \h</w:instrText>
             </w:r>
             <w:r>
               <w:rPr>
@@ -1236,7 +1234,7 @@
                 <w:noProof/>
                 <w:webHidden/>
               </w:rPr>
-              <w:t>5</w:t>
+              <w:t>6</w:t>
             </w:r>
             <w:r>
               <w:rPr>
@@ -1263,7 +1261,7 @@
               <w14:ligatures w14:val="standardContextual"/>
             </w:rPr>
           </w:pPr>
-          <w:hyperlink w:anchor="_Toc225178142" w:history="1">
+          <w:hyperlink w:anchor="_Toc225782711" w:history="1">
             <w:r>
               <w:rPr>
                 <w:rStyle w:val="a3"/>
@@ -1302,7 +1300,7 @@
                 <w:noProof/>
                 <w:webHidden/>
               </w:rPr>
-              <w:instrText>PAGEREF _Toc225178142 \h</w:instrText>
+              <w:instrText>PAGEREF _Toc225782711 \h</w:instrText>
             </w:r>
             <w:r>
               <w:rPr>
@@ -1333,7 +1331,7 @@
                 <w:noProof/>
                 <w:webHidden/>
               </w:rPr>
-              <w:t>6</w:t>
+              <w:t>7</w:t>
             </w:r>
             <w:r>
               <w:rPr>
@@ -1360,7 +1358,7 @@
               <w14:ligatures w14:val="standardContextual"/>
             </w:rPr>
           </w:pPr>
-          <w:hyperlink w:anchor="_Toc225178143" w:history="1">
+          <w:hyperlink w:anchor="_Toc225782712" w:history="1">
             <w:r>
               <w:rPr>
                 <w:rStyle w:val="a3"/>
@@ -1400,7 +1398,7 @@
                 <w:noProof/>
                 <w:webHidden/>
               </w:rPr>
-              <w:instrText>PAGEREF _Toc225178143 \h</w:instrText>
+              <w:instrText>PAGEREF _Toc225782712 \h</w:instrText>
             </w:r>
             <w:r>
               <w:rPr>
@@ -1431,7 +1429,7 @@
                 <w:noProof/>
                 <w:webHidden/>
               </w:rPr>
-              <w:t>6</w:t>
+              <w:t>7</w:t>
             </w:r>
             <w:r>
               <w:rPr>
@@ -1458,7 +1456,7 @@
               <w14:ligatures w14:val="standardContextual"/>
             </w:rPr>
           </w:pPr>
-          <w:hyperlink w:anchor="_Toc225178144" w:history="1">
+          <w:hyperlink w:anchor="_Toc225782713" w:history="1">
             <w:r>
               <w:rPr>
                 <w:rStyle w:val="a3"/>
@@ -1498,7 +1496,7 @@
                 <w:noProof/>
                 <w:webHidden/>
               </w:rPr>
-              <w:instrText>PAGEREF _Toc225178144 \h</w:instrText>
+              <w:instrText>PAGEREF _Toc225782713 \h</w:instrText>
             </w:r>
             <w:r>
               <w:rPr>
@@ -1529,7 +1527,7 @@
                 <w:noProof/>
                 <w:webHidden/>
               </w:rPr>
-              <w:t>6</w:t>
+              <w:t>7</w:t>
             </w:r>
             <w:r>
               <w:rPr>
@@ -1556,7 +1554,7 @@
               <w14:ligatures w14:val="standardContextual"/>
             </w:rPr>
           </w:pPr>
-          <w:hyperlink w:anchor="_Toc225178145" w:history="1">
+          <w:hyperlink w:anchor="_Toc225782714" w:history="1">
             <w:r>
               <w:rPr>
                 <w:rStyle w:val="a3"/>
@@ -1595,7 +1593,7 @@
                 <w:noProof/>
                 <w:webHidden/>
               </w:rPr>
-              <w:instrText>PAGEREF _Toc225178145 \h</w:instrText>
+              <w:instrText>PAGEREF _Toc225782714 \h</w:instrText>
             </w:r>
             <w:r>
               <w:rPr>
@@ -1626,7 +1624,7 @@
                 <w:noProof/>
                 <w:webHidden/>
               </w:rPr>
-              <w:t>6</w:t>
+              <w:t>7</w:t>
             </w:r>
             <w:r>
               <w:rPr>
@@ -1653,7 +1651,7 @@
               <w14:ligatures w14:val="standardContextual"/>
             </w:rPr>
           </w:pPr>
-          <w:hyperlink w:anchor="_Toc225178146" w:history="1">
+          <w:hyperlink w:anchor="_Toc225782715" w:history="1">
             <w:r>
               <w:rPr>
                 <w:rStyle w:val="a3"/>
@@ -1692,7 +1690,7 @@
                 <w:noProof/>
                 <w:webHidden/>
               </w:rPr>
-              <w:instrText>PAGEREF _Toc225178146 \h</w:instrText>
+              <w:instrText>PAGEREF _Toc225782715 \h</w:instrText>
             </w:r>
             <w:r>
               <w:rPr>
@@ -1723,7 +1721,7 @@
                 <w:noProof/>
                 <w:webHidden/>
               </w:rPr>
-              <w:t>6</w:t>
+              <w:t>7</w:t>
             </w:r>
             <w:r>
               <w:rPr>
@@ -1750,7 +1748,7 @@
               <w14:ligatures w14:val="standardContextual"/>
             </w:rPr>
           </w:pPr>
-          <w:hyperlink w:anchor="_Toc225178147" w:history="1">
+          <w:hyperlink w:anchor="_Toc225782716" w:history="1">
             <w:r>
               <w:rPr>
                 <w:rStyle w:val="a3"/>
@@ -1789,7 +1787,7 @@
                 <w:noProof/>
                 <w:webHidden/>
               </w:rPr>
-              <w:instrText>PAGEREF _Toc225178147 \h</w:instrText>
+              <w:instrText>PAGEREF _Toc225782716 \h</w:instrText>
             </w:r>
             <w:r>
               <w:rPr>
@@ -1820,7 +1818,7 @@
                 <w:noProof/>
                 <w:webHidden/>
               </w:rPr>
-              <w:t>6</w:t>
+              <w:t>7</w:t>
             </w:r>
             <w:r>
               <w:rPr>
@@ -1847,7 +1845,7 @@
               <w14:ligatures w14:val="standardContextual"/>
             </w:rPr>
           </w:pPr>
-          <w:hyperlink w:anchor="_Toc225178148" w:history="1">
+          <w:hyperlink w:anchor="_Toc225782717" w:history="1">
             <w:r>
               <w:rPr>
                 <w:rStyle w:val="a3"/>
@@ -1886,7 +1884,7 @@
                 <w:noProof/>
                 <w:webHidden/>
               </w:rPr>
-              <w:instrText>PAGEREF _Toc225178148 \h</w:instrText>
+              <w:instrText>PAGEREF _Toc225782717 \h</w:instrText>
             </w:r>
             <w:r>
               <w:rPr>
@@ -1917,7 +1915,7 @@
                 <w:noProof/>
                 <w:webHidden/>
               </w:rPr>
-              <w:t>6</w:t>
+              <w:t>7</w:t>
             </w:r>
             <w:r>
               <w:rPr>
@@ -1944,7 +1942,7 @@
               <w14:ligatures w14:val="standardContextual"/>
             </w:rPr>
           </w:pPr>
-          <w:hyperlink w:anchor="_Toc225178149" w:history="1">
+          <w:hyperlink w:anchor="_Toc225782718" w:history="1">
             <w:r>
               <w:rPr>
                 <w:rStyle w:val="a3"/>
@@ -1983,7 +1981,7 @@
                 <w:noProof/>
                 <w:webHidden/>
               </w:rPr>
-              <w:instrText>PAGEREF _Toc225178149 \h</w:instrText>
+              <w:instrText>PAGEREF _Toc225782718 \h</w:instrText>
             </w:r>
             <w:r>
               <w:rPr>
@@ -2014,7 +2012,7 @@
                 <w:noProof/>
                 <w:webHidden/>
               </w:rPr>
-              <w:t>8</w:t>
+              <w:t>9</w:t>
             </w:r>
             <w:r>
               <w:rPr>
@@ -2041,7 +2039,7 @@
               <w14:ligatures w14:val="standardContextual"/>
             </w:rPr>
           </w:pPr>
-          <w:hyperlink w:anchor="_Toc225178150" w:history="1">
+          <w:hyperlink w:anchor="_Toc225782719" w:history="1">
             <w:r>
               <w:rPr>
                 <w:rStyle w:val="a3"/>
@@ -2080,7 +2078,7 @@
                 <w:noProof/>
                 <w:webHidden/>
               </w:rPr>
-              <w:instrText>PAGEREF _Toc225178150 \h</w:instrText>
+              <w:instrText>PAGEREF _Toc225782719 \h</w:instrText>
             </w:r>
             <w:r>
               <w:rPr>
@@ -2111,7 +2109,7 @@
                 <w:noProof/>
                 <w:webHidden/>
               </w:rPr>
-              <w:t>9</w:t>
+              <w:t>10</w:t>
             </w:r>
             <w:r>
               <w:rPr>
@@ -2138,7 +2136,7 @@
               <w14:ligatures w14:val="standardContextual"/>
             </w:rPr>
           </w:pPr>
-          <w:hyperlink w:anchor="_Toc225178151" w:history="1">
+          <w:hyperlink w:anchor="_Toc225782720" w:history="1">
             <w:r>
               <w:rPr>
                 <w:rStyle w:val="a3"/>
@@ -2177,7 +2175,7 @@
                 <w:noProof/>
                 <w:webHidden/>
               </w:rPr>
-              <w:instrText>PAGEREF _Toc225178151 \h</w:instrText>
+              <w:instrText>PAGEREF _Toc225782720 \h</w:instrText>
             </w:r>
             <w:r>
               <w:rPr>
@@ -2208,7 +2206,7 @@
                 <w:noProof/>
                 <w:webHidden/>
               </w:rPr>
-              <w:t>9</w:t>
+              <w:t>10</w:t>
             </w:r>
             <w:r>
               <w:rPr>
@@ -2235,7 +2233,7 @@
               <w14:ligatures w14:val="standardContextual"/>
             </w:rPr>
           </w:pPr>
-          <w:hyperlink w:anchor="_Toc225178152" w:history="1">
+          <w:hyperlink w:anchor="_Toc225782721" w:history="1">
             <w:r>
               <w:rPr>
                 <w:rStyle w:val="a3"/>
@@ -2274,7 +2272,7 @@
                 <w:noProof/>
                 <w:webHidden/>
               </w:rPr>
-              <w:instrText>PAGEREF _Toc225178152 \h</w:instrText>
+              <w:instrText>PAGEREF _Toc225782721 \h</w:instrText>
             </w:r>
             <w:r>
               <w:rPr>
@@ -2305,7 +2303,7 @@
                 <w:noProof/>
                 <w:webHidden/>
               </w:rPr>
-              <w:t>9</w:t>
+              <w:t>10</w:t>
             </w:r>
             <w:r>
               <w:rPr>
@@ -2332,7 +2330,7 @@
               <w14:ligatures w14:val="standardContextual"/>
             </w:rPr>
           </w:pPr>
-          <w:hyperlink w:anchor="_Toc225178153" w:history="1">
+          <w:hyperlink w:anchor="_Toc225782722" w:history="1">
             <w:r>
               <w:rPr>
                 <w:rStyle w:val="a3"/>
@@ -2371,7 +2369,7 @@
                 <w:noProof/>
                 <w:webHidden/>
               </w:rPr>
-              <w:instrText>PAGEREF _Toc225178153 \h</w:instrText>
+              <w:instrText>PAGEREF _Toc225782722 \h</w:instrText>
             </w:r>
             <w:r>
               <w:rPr>
@@ -2402,7 +2400,7 @@
                 <w:noProof/>
                 <w:webHidden/>
               </w:rPr>
-              <w:t>9</w:t>
+              <w:t>10</w:t>
             </w:r>
             <w:r>
               <w:rPr>
@@ -2429,7 +2427,7 @@
               <w14:ligatures w14:val="standardContextual"/>
             </w:rPr>
           </w:pPr>
-          <w:hyperlink w:anchor="_Toc225178154" w:history="1">
+          <w:hyperlink w:anchor="_Toc225782723" w:history="1">
             <w:r>
               <w:rPr>
                 <w:rStyle w:val="a3"/>
@@ -2468,7 +2466,7 @@
                 <w:noProof/>
                 <w:webHidden/>
               </w:rPr>
-              <w:instrText>PAGEREF _Toc225178154 \h</w:instrText>
+              <w:instrText>PAGEREF _Toc225782723 \h</w:instrText>
             </w:r>
             <w:r>
               <w:rPr>
@@ -2499,7 +2497,7 @@
                 <w:noProof/>
                 <w:webHidden/>
               </w:rPr>
-              <w:t>10</w:t>
+              <w:t>11</w:t>
             </w:r>
             <w:r>
               <w:rPr>
@@ -2526,7 +2524,7 @@
               <w14:ligatures w14:val="standardContextual"/>
             </w:rPr>
           </w:pPr>
-          <w:hyperlink w:anchor="_Toc225178155" w:history="1">
+          <w:hyperlink w:anchor="_Toc225782724" w:history="1">
             <w:r>
               <w:rPr>
                 <w:rStyle w:val="a3"/>
@@ -2565,7 +2563,7 @@
                 <w:noProof/>
                 <w:webHidden/>
               </w:rPr>
-              <w:instrText>PAGEREF _Toc225178155 \h</w:instrText>
+              <w:instrText>PAGEREF _Toc225782724 \h</w:instrText>
             </w:r>
             <w:r>
               <w:rPr>
@@ -2596,7 +2594,7 @@
                 <w:noProof/>
                 <w:webHidden/>
               </w:rPr>
-              <w:t>10</w:t>
+              <w:t>11</w:t>
             </w:r>
             <w:r>
               <w:rPr>
@@ -2623,7 +2621,7 @@
               <w14:ligatures w14:val="standardContextual"/>
             </w:rPr>
           </w:pPr>
-          <w:hyperlink w:anchor="_Toc225178156" w:history="1">
+          <w:hyperlink w:anchor="_Toc225782725" w:history="1">
             <w:r>
               <w:rPr>
                 <w:rStyle w:val="a3"/>
@@ -2662,7 +2660,7 @@
                 <w:noProof/>
                 <w:webHidden/>
               </w:rPr>
-              <w:instrText>PAGEREF _Toc225178156 \h</w:instrText>
+              <w:instrText>PAGEREF _Toc225782725 \h</w:instrText>
             </w:r>
             <w:r>
               <w:rPr>
@@ -2693,7 +2691,7 @@
                 <w:noProof/>
                 <w:webHidden/>
               </w:rPr>
-              <w:t>10</w:t>
+              <w:t>11</w:t>
             </w:r>
             <w:r>
               <w:rPr>
@@ -2720,7 +2718,7 @@
               <w14:ligatures w14:val="standardContextual"/>
             </w:rPr>
           </w:pPr>
-          <w:hyperlink w:anchor="_Toc225178157" w:history="1">
+          <w:hyperlink w:anchor="_Toc225782726" w:history="1">
             <w:r>
               <w:rPr>
                 <w:rStyle w:val="a3"/>
@@ -2759,7 +2757,7 @@
                 <w:noProof/>
                 <w:webHidden/>
               </w:rPr>
-              <w:instrText>PAGEREF _Toc225178157 \h</w:instrText>
+              <w:instrText>PAGEREF _Toc225782726 \h</w:instrText>
             </w:r>
             <w:r>
               <w:rPr>
@@ -2790,7 +2788,7 @@
                 <w:noProof/>
                 <w:webHidden/>
               </w:rPr>
-              <w:t>10</w:t>
+              <w:t>11</w:t>
             </w:r>
             <w:r>
               <w:rPr>
@@ -2817,7 +2815,7 @@
               <w14:ligatures w14:val="standardContextual"/>
             </w:rPr>
           </w:pPr>
-          <w:hyperlink w:anchor="_Toc225178158" w:history="1">
+          <w:hyperlink w:anchor="_Toc225782727" w:history="1">
             <w:r>
               <w:rPr>
                 <w:rStyle w:val="a3"/>
@@ -2856,7 +2854,7 @@
                 <w:noProof/>
                 <w:webHidden/>
               </w:rPr>
-              <w:instrText>PAGEREF _Toc225178158 \h</w:instrText>
+              <w:instrText>PAGEREF _Toc225782727 \h</w:instrText>
             </w:r>
             <w:r>
               <w:rPr>
@@ -2887,7 +2885,7 @@
                 <w:noProof/>
                 <w:webHidden/>
               </w:rPr>
-              <w:t>11</w:t>
+              <w:t>12</w:t>
             </w:r>
             <w:r>
               <w:rPr>
@@ -2914,7 +2912,7 @@
               <w14:ligatures w14:val="standardContextual"/>
             </w:rPr>
           </w:pPr>
-          <w:hyperlink w:anchor="_Toc225178159" w:history="1">
+          <w:hyperlink w:anchor="_Toc225782728" w:history="1">
             <w:r>
               <w:rPr>
                 <w:rStyle w:val="a3"/>
@@ -2953,7 +2951,7 @@
                 <w:noProof/>
                 <w:webHidden/>
               </w:rPr>
-              <w:instrText>PAGEREF _Toc225178159 \h</w:instrText>
+              <w:instrText>PAGEREF _Toc225782728 \h</w:instrText>
             </w:r>
             <w:r>
               <w:rPr>
@@ -2984,7 +2982,7 @@
                 <w:noProof/>
                 <w:webHidden/>
               </w:rPr>
-              <w:t>11</w:t>
+              <w:t>12</w:t>
             </w:r>
             <w:r>
               <w:rPr>
@@ -3011,7 +3009,7 @@
               <w14:ligatures w14:val="standardContextual"/>
             </w:rPr>
           </w:pPr>
-          <w:hyperlink w:anchor="_Toc225178160" w:history="1">
+          <w:hyperlink w:anchor="_Toc225782729" w:history="1">
             <w:r>
               <w:rPr>
                 <w:rStyle w:val="a3"/>
@@ -3050,7 +3048,7 @@
                 <w:noProof/>
                 <w:webHidden/>
               </w:rPr>
-              <w:instrText>PAGEREF _Toc225178160 \h</w:instrText>
+              <w:instrText>PAGEREF _Toc225782729 \h</w:instrText>
             </w:r>
             <w:r>
               <w:rPr>
@@ -3081,7 +3079,7 @@
                 <w:noProof/>
                 <w:webHidden/>
               </w:rPr>
-              <w:t>11</w:t>
+              <w:t>12</w:t>
             </w:r>
             <w:r>
               <w:rPr>
@@ -3108,7 +3106,7 @@
               <w14:ligatures w14:val="standardContextual"/>
             </w:rPr>
           </w:pPr>
-          <w:hyperlink w:anchor="_Toc225178161" w:history="1">
+          <w:hyperlink w:anchor="_Toc225782730" w:history="1">
             <w:r>
               <w:rPr>
                 <w:rStyle w:val="a3"/>
@@ -3147,7 +3145,7 @@
                 <w:noProof/>
                 <w:webHidden/>
               </w:rPr>
-              <w:instrText>PAGEREF _Toc225178161 \h</w:instrText>
+              <w:instrText>PAGEREF _Toc225782730 \h</w:instrText>
             </w:r>
             <w:r>
               <w:rPr>
@@ -3178,7 +3176,7 @@
                 <w:noProof/>
                 <w:webHidden/>
               </w:rPr>
-              <w:t>11</w:t>
+              <w:t>12</w:t>
             </w:r>
             <w:r>
               <w:rPr>
@@ -3205,7 +3203,7 @@
               <w14:ligatures w14:val="standardContextual"/>
             </w:rPr>
           </w:pPr>
-          <w:hyperlink w:anchor="_Toc225178162" w:history="1">
+          <w:hyperlink w:anchor="_Toc225782731" w:history="1">
             <w:r>
               <w:rPr>
                 <w:rStyle w:val="a3"/>
@@ -3245,7 +3243,7 @@
                 <w:noProof/>
                 <w:webHidden/>
               </w:rPr>
-              <w:instrText>PAGEREF _Toc225178162 \h</w:instrText>
+              <w:instrText>PAGEREF _Toc225782731 \h</w:instrText>
             </w:r>
             <w:r>
               <w:rPr>
@@ -3276,7 +3274,693 @@
                 <w:noProof/>
                 <w:webHidden/>
               </w:rPr>
-              <w:t>11</w:t>
+              <w:t>12</w:t>
+            </w:r>
+            <w:r>
+              <w:rPr>
+                <w:rFonts w:ascii="宋体" w:eastAsia="宋体" w:hAnsi="宋体" w:hint="eastAsia"/>
+                <w:noProof/>
+                <w:webHidden/>
+              </w:rPr>
+              <w:fldChar w:fldCharType="end"/>
+            </w:r>
+          </w:hyperlink>
+        </w:p>
+        <w:p>
+          <w:pPr>
+            <w:pStyle w:val="TOC1"/>
+            <w:tabs>
+              <w:tab w:val="right" w:leader="dot" w:pos="8296"/>
+            </w:tabs>
+            <w:rPr>
+              <w:rFonts w:ascii="宋体" w:eastAsia="宋体" w:hAnsi="宋体" w:hint="eastAsia"/>
+              <w:noProof/>
+              <w:sz w:val="22"/>
+              <w:szCs w:val="24"/>
+              <w:lang w:val="en-US"/>
+              <w14:ligatures w14:val="standardContextual"/>
+            </w:rPr>
+          </w:pPr>
+          <w:hyperlink w:anchor="_Toc225782732" w:history="1">
+            <w:r>
+              <w:rPr>
+                <w:rStyle w:val="a3"/>
+                <w:rFonts w:ascii="宋体" w:eastAsia="宋体" w:hAnsi="宋体" w:hint="eastAsia"/>
+                <w:noProof/>
+                <w:lang w:val="en-US"/>
+              </w:rPr>
+              <w:t>第四讲 核武器：威慑和防扩散</w:t>
+            </w:r>
+            <w:r>
+              <w:rPr>
+                <w:rFonts w:ascii="宋体" w:eastAsia="宋体" w:hAnsi="宋体" w:hint="eastAsia"/>
+                <w:noProof/>
+                <w:webHidden/>
+              </w:rPr>
+              <w:tab/>
+            </w:r>
+            <w:r>
+              <w:rPr>
+                <w:rFonts w:ascii="宋体" w:eastAsia="宋体" w:hAnsi="宋体" w:hint="eastAsia"/>
+                <w:noProof/>
+                <w:webHidden/>
+              </w:rPr>
+              <w:fldChar w:fldCharType="begin"/>
+            </w:r>
+            <w:r>
+              <w:rPr>
+                <w:rFonts w:ascii="宋体" w:eastAsia="宋体" w:hAnsi="宋体" w:hint="eastAsia"/>
+                <w:noProof/>
+                <w:webHidden/>
+              </w:rPr>
+              <w:instrText xml:space="preserve"> </w:instrText>
+            </w:r>
+            <w:r>
+              <w:rPr>
+                <w:rFonts w:ascii="宋体" w:eastAsia="宋体" w:hAnsi="宋体"/>
+                <w:noProof/>
+                <w:webHidden/>
+              </w:rPr>
+              <w:instrText>PAGEREF _Toc225782732 \h</w:instrText>
+            </w:r>
+            <w:r>
+              <w:rPr>
+                <w:rFonts w:ascii="宋体" w:eastAsia="宋体" w:hAnsi="宋体" w:hint="eastAsia"/>
+                <w:noProof/>
+                <w:webHidden/>
+              </w:rPr>
+              <w:instrText xml:space="preserve"> </w:instrText>
+            </w:r>
+            <w:r>
+              <w:rPr>
+                <w:rFonts w:ascii="宋体" w:eastAsia="宋体" w:hAnsi="宋体" w:hint="eastAsia"/>
+                <w:noProof/>
+                <w:webHidden/>
+              </w:rPr>
+            </w:r>
+            <w:r>
+              <w:rPr>
+                <w:rFonts w:ascii="宋体" w:eastAsia="宋体" w:hAnsi="宋体" w:hint="eastAsia"/>
+                <w:noProof/>
+                <w:webHidden/>
+              </w:rPr>
+              <w:fldChar w:fldCharType="separate"/>
+            </w:r>
+            <w:r>
+              <w:rPr>
+                <w:rFonts w:ascii="宋体" w:eastAsia="宋体" w:hAnsi="宋体" w:hint="eastAsia"/>
+                <w:noProof/>
+                <w:webHidden/>
+              </w:rPr>
+              <w:t>13</w:t>
+            </w:r>
+            <w:r>
+              <w:rPr>
+                <w:rFonts w:ascii="宋体" w:eastAsia="宋体" w:hAnsi="宋体" w:hint="eastAsia"/>
+                <w:noProof/>
+                <w:webHidden/>
+              </w:rPr>
+              <w:fldChar w:fldCharType="end"/>
+            </w:r>
+          </w:hyperlink>
+        </w:p>
+        <w:p>
+          <w:pPr>
+            <w:pStyle w:val="TOC2"/>
+            <w:tabs>
+              <w:tab w:val="right" w:leader="dot" w:pos="8296"/>
+            </w:tabs>
+            <w:rPr>
+              <w:rFonts w:ascii="宋体" w:eastAsia="宋体" w:hAnsi="宋体" w:hint="eastAsia"/>
+              <w:noProof/>
+              <w:sz w:val="22"/>
+              <w:szCs w:val="24"/>
+              <w:lang w:val="en-US"/>
+              <w14:ligatures w14:val="standardContextual"/>
+            </w:rPr>
+          </w:pPr>
+          <w:hyperlink w:anchor="_Toc225782733" w:history="1">
+            <w:r>
+              <w:rPr>
+                <w:rStyle w:val="a3"/>
+                <w:rFonts w:ascii="宋体" w:eastAsia="宋体" w:hAnsi="宋体" w:hint="eastAsia"/>
+                <w:noProof/>
+                <w:lang w:val="en-US"/>
+              </w:rPr>
+              <w:t>一、什么是核武器</w:t>
+            </w:r>
+            <w:r>
+              <w:rPr>
+                <w:rFonts w:ascii="宋体" w:eastAsia="宋体" w:hAnsi="宋体" w:hint="eastAsia"/>
+                <w:noProof/>
+                <w:webHidden/>
+              </w:rPr>
+              <w:tab/>
+            </w:r>
+            <w:r>
+              <w:rPr>
+                <w:rFonts w:ascii="宋体" w:eastAsia="宋体" w:hAnsi="宋体" w:hint="eastAsia"/>
+                <w:noProof/>
+                <w:webHidden/>
+              </w:rPr>
+              <w:fldChar w:fldCharType="begin"/>
+            </w:r>
+            <w:r>
+              <w:rPr>
+                <w:rFonts w:ascii="宋体" w:eastAsia="宋体" w:hAnsi="宋体" w:hint="eastAsia"/>
+                <w:noProof/>
+                <w:webHidden/>
+              </w:rPr>
+              <w:instrText xml:space="preserve"> </w:instrText>
+            </w:r>
+            <w:r>
+              <w:rPr>
+                <w:rFonts w:ascii="宋体" w:eastAsia="宋体" w:hAnsi="宋体"/>
+                <w:noProof/>
+                <w:webHidden/>
+              </w:rPr>
+              <w:instrText>PAGEREF _Toc225782733 \h</w:instrText>
+            </w:r>
+            <w:r>
+              <w:rPr>
+                <w:rFonts w:ascii="宋体" w:eastAsia="宋体" w:hAnsi="宋体" w:hint="eastAsia"/>
+                <w:noProof/>
+                <w:webHidden/>
+              </w:rPr>
+              <w:instrText xml:space="preserve"> </w:instrText>
+            </w:r>
+            <w:r>
+              <w:rPr>
+                <w:rFonts w:ascii="宋体" w:eastAsia="宋体" w:hAnsi="宋体" w:hint="eastAsia"/>
+                <w:noProof/>
+                <w:webHidden/>
+              </w:rPr>
+            </w:r>
+            <w:r>
+              <w:rPr>
+                <w:rFonts w:ascii="宋体" w:eastAsia="宋体" w:hAnsi="宋体" w:hint="eastAsia"/>
+                <w:noProof/>
+                <w:webHidden/>
+              </w:rPr>
+              <w:fldChar w:fldCharType="separate"/>
+            </w:r>
+            <w:r>
+              <w:rPr>
+                <w:rFonts w:ascii="宋体" w:eastAsia="宋体" w:hAnsi="宋体" w:hint="eastAsia"/>
+                <w:noProof/>
+                <w:webHidden/>
+              </w:rPr>
+              <w:t>13</w:t>
+            </w:r>
+            <w:r>
+              <w:rPr>
+                <w:rFonts w:ascii="宋体" w:eastAsia="宋体" w:hAnsi="宋体" w:hint="eastAsia"/>
+                <w:noProof/>
+                <w:webHidden/>
+              </w:rPr>
+              <w:fldChar w:fldCharType="end"/>
+            </w:r>
+          </w:hyperlink>
+        </w:p>
+        <w:p>
+          <w:pPr>
+            <w:pStyle w:val="TOC3"/>
+            <w:tabs>
+              <w:tab w:val="right" w:leader="dot" w:pos="8296"/>
+            </w:tabs>
+            <w:rPr>
+              <w:rFonts w:ascii="宋体" w:eastAsia="宋体" w:hAnsi="宋体" w:hint="eastAsia"/>
+              <w:noProof/>
+              <w:sz w:val="22"/>
+              <w:szCs w:val="24"/>
+              <w:lang w:val="en-US"/>
+              <w14:ligatures w14:val="standardContextual"/>
+            </w:rPr>
+          </w:pPr>
+          <w:hyperlink w:anchor="_Toc225782734" w:history="1">
+            <w:r>
+              <w:rPr>
+                <w:rStyle w:val="a3"/>
+                <w:rFonts w:ascii="宋体" w:eastAsia="宋体" w:hAnsi="宋体" w:hint="eastAsia"/>
+                <w:noProof/>
+                <w:lang w:val="en-US"/>
+              </w:rPr>
+              <w:t>（一）核武器的概念</w:t>
+            </w:r>
+            <w:r>
+              <w:rPr>
+                <w:rFonts w:ascii="宋体" w:eastAsia="宋体" w:hAnsi="宋体" w:hint="eastAsia"/>
+                <w:noProof/>
+                <w:webHidden/>
+              </w:rPr>
+              <w:tab/>
+            </w:r>
+            <w:r>
+              <w:rPr>
+                <w:rFonts w:ascii="宋体" w:eastAsia="宋体" w:hAnsi="宋体" w:hint="eastAsia"/>
+                <w:noProof/>
+                <w:webHidden/>
+              </w:rPr>
+              <w:fldChar w:fldCharType="begin"/>
+            </w:r>
+            <w:r>
+              <w:rPr>
+                <w:rFonts w:ascii="宋体" w:eastAsia="宋体" w:hAnsi="宋体" w:hint="eastAsia"/>
+                <w:noProof/>
+                <w:webHidden/>
+              </w:rPr>
+              <w:instrText xml:space="preserve"> </w:instrText>
+            </w:r>
+            <w:r>
+              <w:rPr>
+                <w:rFonts w:ascii="宋体" w:eastAsia="宋体" w:hAnsi="宋体"/>
+                <w:noProof/>
+                <w:webHidden/>
+              </w:rPr>
+              <w:instrText>PAGEREF _Toc225782734 \h</w:instrText>
+            </w:r>
+            <w:r>
+              <w:rPr>
+                <w:rFonts w:ascii="宋体" w:eastAsia="宋体" w:hAnsi="宋体" w:hint="eastAsia"/>
+                <w:noProof/>
+                <w:webHidden/>
+              </w:rPr>
+              <w:instrText xml:space="preserve"> </w:instrText>
+            </w:r>
+            <w:r>
+              <w:rPr>
+                <w:rFonts w:ascii="宋体" w:eastAsia="宋体" w:hAnsi="宋体" w:hint="eastAsia"/>
+                <w:noProof/>
+                <w:webHidden/>
+              </w:rPr>
+            </w:r>
+            <w:r>
+              <w:rPr>
+                <w:rFonts w:ascii="宋体" w:eastAsia="宋体" w:hAnsi="宋体" w:hint="eastAsia"/>
+                <w:noProof/>
+                <w:webHidden/>
+              </w:rPr>
+              <w:fldChar w:fldCharType="separate"/>
+            </w:r>
+            <w:r>
+              <w:rPr>
+                <w:rFonts w:ascii="宋体" w:eastAsia="宋体" w:hAnsi="宋体" w:hint="eastAsia"/>
+                <w:noProof/>
+                <w:webHidden/>
+              </w:rPr>
+              <w:t>13</w:t>
+            </w:r>
+            <w:r>
+              <w:rPr>
+                <w:rFonts w:ascii="宋体" w:eastAsia="宋体" w:hAnsi="宋体" w:hint="eastAsia"/>
+                <w:noProof/>
+                <w:webHidden/>
+              </w:rPr>
+              <w:fldChar w:fldCharType="end"/>
+            </w:r>
+          </w:hyperlink>
+        </w:p>
+        <w:p>
+          <w:pPr>
+            <w:pStyle w:val="TOC3"/>
+            <w:tabs>
+              <w:tab w:val="right" w:leader="dot" w:pos="8296"/>
+            </w:tabs>
+            <w:rPr>
+              <w:rFonts w:ascii="宋体" w:eastAsia="宋体" w:hAnsi="宋体" w:hint="eastAsia"/>
+              <w:noProof/>
+              <w:sz w:val="22"/>
+              <w:szCs w:val="24"/>
+              <w:lang w:val="en-US"/>
+              <w14:ligatures w14:val="standardContextual"/>
+            </w:rPr>
+          </w:pPr>
+          <w:hyperlink w:anchor="_Toc225782735" w:history="1">
+            <w:r>
+              <w:rPr>
+                <w:rStyle w:val="a3"/>
+                <w:rFonts w:ascii="宋体" w:eastAsia="宋体" w:hAnsi="宋体" w:hint="eastAsia"/>
+                <w:noProof/>
+                <w:lang w:val="en-US"/>
+              </w:rPr>
+              <w:t>（二）核武器与常规武器的区别</w:t>
+            </w:r>
+            <w:r>
+              <w:rPr>
+                <w:rFonts w:ascii="宋体" w:eastAsia="宋体" w:hAnsi="宋体" w:hint="eastAsia"/>
+                <w:noProof/>
+                <w:webHidden/>
+              </w:rPr>
+              <w:tab/>
+            </w:r>
+            <w:r>
+              <w:rPr>
+                <w:rFonts w:ascii="宋体" w:eastAsia="宋体" w:hAnsi="宋体" w:hint="eastAsia"/>
+                <w:noProof/>
+                <w:webHidden/>
+              </w:rPr>
+              <w:fldChar w:fldCharType="begin"/>
+            </w:r>
+            <w:r>
+              <w:rPr>
+                <w:rFonts w:ascii="宋体" w:eastAsia="宋体" w:hAnsi="宋体" w:hint="eastAsia"/>
+                <w:noProof/>
+                <w:webHidden/>
+              </w:rPr>
+              <w:instrText xml:space="preserve"> </w:instrText>
+            </w:r>
+            <w:r>
+              <w:rPr>
+                <w:rFonts w:ascii="宋体" w:eastAsia="宋体" w:hAnsi="宋体"/>
+                <w:noProof/>
+                <w:webHidden/>
+              </w:rPr>
+              <w:instrText>PAGEREF _Toc225782735 \h</w:instrText>
+            </w:r>
+            <w:r>
+              <w:rPr>
+                <w:rFonts w:ascii="宋体" w:eastAsia="宋体" w:hAnsi="宋体" w:hint="eastAsia"/>
+                <w:noProof/>
+                <w:webHidden/>
+              </w:rPr>
+              <w:instrText xml:space="preserve"> </w:instrText>
+            </w:r>
+            <w:r>
+              <w:rPr>
+                <w:rFonts w:ascii="宋体" w:eastAsia="宋体" w:hAnsi="宋体" w:hint="eastAsia"/>
+                <w:noProof/>
+                <w:webHidden/>
+              </w:rPr>
+            </w:r>
+            <w:r>
+              <w:rPr>
+                <w:rFonts w:ascii="宋体" w:eastAsia="宋体" w:hAnsi="宋体" w:hint="eastAsia"/>
+                <w:noProof/>
+                <w:webHidden/>
+              </w:rPr>
+              <w:fldChar w:fldCharType="separate"/>
+            </w:r>
+            <w:r>
+              <w:rPr>
+                <w:rFonts w:ascii="宋体" w:eastAsia="宋体" w:hAnsi="宋体" w:hint="eastAsia"/>
+                <w:noProof/>
+                <w:webHidden/>
+              </w:rPr>
+              <w:t>13</w:t>
+            </w:r>
+            <w:r>
+              <w:rPr>
+                <w:rFonts w:ascii="宋体" w:eastAsia="宋体" w:hAnsi="宋体" w:hint="eastAsia"/>
+                <w:noProof/>
+                <w:webHidden/>
+              </w:rPr>
+              <w:fldChar w:fldCharType="end"/>
+            </w:r>
+          </w:hyperlink>
+        </w:p>
+        <w:p>
+          <w:pPr>
+            <w:pStyle w:val="TOC3"/>
+            <w:tabs>
+              <w:tab w:val="right" w:leader="dot" w:pos="8296"/>
+            </w:tabs>
+            <w:rPr>
+              <w:rFonts w:ascii="宋体" w:eastAsia="宋体" w:hAnsi="宋体" w:hint="eastAsia"/>
+              <w:noProof/>
+              <w:sz w:val="22"/>
+              <w:szCs w:val="24"/>
+              <w:lang w:val="en-US"/>
+              <w14:ligatures w14:val="standardContextual"/>
+            </w:rPr>
+          </w:pPr>
+          <w:hyperlink w:anchor="_Toc225782736" w:history="1">
+            <w:r>
+              <w:rPr>
+                <w:rStyle w:val="a3"/>
+                <w:rFonts w:ascii="宋体" w:eastAsia="宋体" w:hAnsi="宋体" w:hint="eastAsia"/>
+                <w:noProof/>
+                <w:lang w:val="en-US"/>
+              </w:rPr>
+              <w:t>（三）第一次打击与第二次打击</w:t>
+            </w:r>
+            <w:r>
+              <w:rPr>
+                <w:rFonts w:ascii="宋体" w:eastAsia="宋体" w:hAnsi="宋体" w:hint="eastAsia"/>
+                <w:noProof/>
+                <w:webHidden/>
+              </w:rPr>
+              <w:tab/>
+            </w:r>
+            <w:r>
+              <w:rPr>
+                <w:rFonts w:ascii="宋体" w:eastAsia="宋体" w:hAnsi="宋体" w:hint="eastAsia"/>
+                <w:noProof/>
+                <w:webHidden/>
+              </w:rPr>
+              <w:fldChar w:fldCharType="begin"/>
+            </w:r>
+            <w:r>
+              <w:rPr>
+                <w:rFonts w:ascii="宋体" w:eastAsia="宋体" w:hAnsi="宋体" w:hint="eastAsia"/>
+                <w:noProof/>
+                <w:webHidden/>
+              </w:rPr>
+              <w:instrText xml:space="preserve"> </w:instrText>
+            </w:r>
+            <w:r>
+              <w:rPr>
+                <w:rFonts w:ascii="宋体" w:eastAsia="宋体" w:hAnsi="宋体"/>
+                <w:noProof/>
+                <w:webHidden/>
+              </w:rPr>
+              <w:instrText>PAGEREF _Toc225782736 \h</w:instrText>
+            </w:r>
+            <w:r>
+              <w:rPr>
+                <w:rFonts w:ascii="宋体" w:eastAsia="宋体" w:hAnsi="宋体" w:hint="eastAsia"/>
+                <w:noProof/>
+                <w:webHidden/>
+              </w:rPr>
+              <w:instrText xml:space="preserve"> </w:instrText>
+            </w:r>
+            <w:r>
+              <w:rPr>
+                <w:rFonts w:ascii="宋体" w:eastAsia="宋体" w:hAnsi="宋体" w:hint="eastAsia"/>
+                <w:noProof/>
+                <w:webHidden/>
+              </w:rPr>
+            </w:r>
+            <w:r>
+              <w:rPr>
+                <w:rFonts w:ascii="宋体" w:eastAsia="宋体" w:hAnsi="宋体" w:hint="eastAsia"/>
+                <w:noProof/>
+                <w:webHidden/>
+              </w:rPr>
+              <w:fldChar w:fldCharType="separate"/>
+            </w:r>
+            <w:r>
+              <w:rPr>
+                <w:rFonts w:ascii="宋体" w:eastAsia="宋体" w:hAnsi="宋体" w:hint="eastAsia"/>
+                <w:noProof/>
+                <w:webHidden/>
+              </w:rPr>
+              <w:t>13</w:t>
+            </w:r>
+            <w:r>
+              <w:rPr>
+                <w:rFonts w:ascii="宋体" w:eastAsia="宋体" w:hAnsi="宋体" w:hint="eastAsia"/>
+                <w:noProof/>
+                <w:webHidden/>
+              </w:rPr>
+              <w:fldChar w:fldCharType="end"/>
+            </w:r>
+          </w:hyperlink>
+        </w:p>
+        <w:p>
+          <w:pPr>
+            <w:pStyle w:val="TOC2"/>
+            <w:tabs>
+              <w:tab w:val="right" w:leader="dot" w:pos="8296"/>
+            </w:tabs>
+            <w:rPr>
+              <w:rFonts w:ascii="宋体" w:eastAsia="宋体" w:hAnsi="宋体" w:hint="eastAsia"/>
+              <w:noProof/>
+              <w:sz w:val="22"/>
+              <w:szCs w:val="24"/>
+              <w:lang w:val="en-US"/>
+              <w14:ligatures w14:val="standardContextual"/>
+            </w:rPr>
+          </w:pPr>
+          <w:hyperlink w:anchor="_Toc225782737" w:history="1">
+            <w:r>
+              <w:rPr>
+                <w:rStyle w:val="a3"/>
+                <w:rFonts w:ascii="宋体" w:eastAsia="宋体" w:hAnsi="宋体" w:hint="eastAsia"/>
+                <w:noProof/>
+                <w:lang w:val="en-US"/>
+              </w:rPr>
+              <w:t>二、核威慑</w:t>
+            </w:r>
+            <w:r>
+              <w:rPr>
+                <w:rFonts w:ascii="宋体" w:eastAsia="宋体" w:hAnsi="宋体" w:hint="eastAsia"/>
+                <w:noProof/>
+                <w:webHidden/>
+              </w:rPr>
+              <w:tab/>
+            </w:r>
+            <w:r>
+              <w:rPr>
+                <w:rFonts w:ascii="宋体" w:eastAsia="宋体" w:hAnsi="宋体" w:hint="eastAsia"/>
+                <w:noProof/>
+                <w:webHidden/>
+              </w:rPr>
+              <w:fldChar w:fldCharType="begin"/>
+            </w:r>
+            <w:r>
+              <w:rPr>
+                <w:rFonts w:ascii="宋体" w:eastAsia="宋体" w:hAnsi="宋体" w:hint="eastAsia"/>
+                <w:noProof/>
+                <w:webHidden/>
+              </w:rPr>
+              <w:instrText xml:space="preserve"> </w:instrText>
+            </w:r>
+            <w:r>
+              <w:rPr>
+                <w:rFonts w:ascii="宋体" w:eastAsia="宋体" w:hAnsi="宋体"/>
+                <w:noProof/>
+                <w:webHidden/>
+              </w:rPr>
+              <w:instrText>PAGEREF _Toc225782737 \h</w:instrText>
+            </w:r>
+            <w:r>
+              <w:rPr>
+                <w:rFonts w:ascii="宋体" w:eastAsia="宋体" w:hAnsi="宋体" w:hint="eastAsia"/>
+                <w:noProof/>
+                <w:webHidden/>
+              </w:rPr>
+              <w:instrText xml:space="preserve"> </w:instrText>
+            </w:r>
+            <w:r>
+              <w:rPr>
+                <w:rFonts w:ascii="宋体" w:eastAsia="宋体" w:hAnsi="宋体" w:hint="eastAsia"/>
+                <w:noProof/>
+                <w:webHidden/>
+              </w:rPr>
+            </w:r>
+            <w:r>
+              <w:rPr>
+                <w:rFonts w:ascii="宋体" w:eastAsia="宋体" w:hAnsi="宋体" w:hint="eastAsia"/>
+                <w:noProof/>
+                <w:webHidden/>
+              </w:rPr>
+              <w:fldChar w:fldCharType="separate"/>
+            </w:r>
+            <w:r>
+              <w:rPr>
+                <w:rFonts w:ascii="宋体" w:eastAsia="宋体" w:hAnsi="宋体" w:hint="eastAsia"/>
+                <w:noProof/>
+                <w:webHidden/>
+              </w:rPr>
+              <w:t>14</w:t>
+            </w:r>
+            <w:r>
+              <w:rPr>
+                <w:rFonts w:ascii="宋体" w:eastAsia="宋体" w:hAnsi="宋体" w:hint="eastAsia"/>
+                <w:noProof/>
+                <w:webHidden/>
+              </w:rPr>
+              <w:fldChar w:fldCharType="end"/>
+            </w:r>
+          </w:hyperlink>
+        </w:p>
+        <w:p>
+          <w:pPr>
+            <w:pStyle w:val="TOC3"/>
+            <w:tabs>
+              <w:tab w:val="right" w:leader="dot" w:pos="8296"/>
+            </w:tabs>
+            <w:rPr>
+              <w:rFonts w:ascii="宋体" w:eastAsia="宋体" w:hAnsi="宋体" w:hint="eastAsia"/>
+              <w:noProof/>
+              <w:sz w:val="22"/>
+              <w:szCs w:val="24"/>
+              <w:lang w:val="en-US"/>
+              <w14:ligatures w14:val="standardContextual"/>
+            </w:rPr>
+          </w:pPr>
+          <w:hyperlink w:anchor="_Toc225782738" w:history="1">
+            <w:r>
+              <w:rPr>
+                <w:rStyle w:val="a3"/>
+                <w:rFonts w:ascii="宋体" w:eastAsia="宋体" w:hAnsi="宋体" w:hint="eastAsia"/>
+                <w:noProof/>
+                <w:lang w:val="en-US"/>
+              </w:rPr>
+              <w:t>（一）威慑与核威慑</w:t>
+            </w:r>
+            <w:r>
+              <w:rPr>
+                <w:rFonts w:ascii="宋体" w:eastAsia="宋体" w:hAnsi="宋体" w:hint="eastAsia"/>
+                <w:noProof/>
+                <w:webHidden/>
+              </w:rPr>
+              <w:tab/>
+            </w:r>
+            <w:r>
+              <w:rPr>
+                <w:rFonts w:ascii="宋体" w:eastAsia="宋体" w:hAnsi="宋体" w:hint="eastAsia"/>
+                <w:noProof/>
+                <w:webHidden/>
+              </w:rPr>
+              <w:fldChar w:fldCharType="begin"/>
+            </w:r>
+            <w:r>
+              <w:rPr>
+                <w:rFonts w:ascii="宋体" w:eastAsia="宋体" w:hAnsi="宋体" w:hint="eastAsia"/>
+                <w:noProof/>
+                <w:webHidden/>
+              </w:rPr>
+              <w:instrText xml:space="preserve"> </w:instrText>
+            </w:r>
+            <w:r>
+              <w:rPr>
+                <w:rFonts w:ascii="宋体" w:eastAsia="宋体" w:hAnsi="宋体"/>
+                <w:noProof/>
+                <w:webHidden/>
+              </w:rPr>
+              <w:instrText>PAGEREF _Toc225782738 \h</w:instrText>
+            </w:r>
+            <w:r>
+              <w:rPr>
+                <w:rFonts w:ascii="宋体" w:eastAsia="宋体" w:hAnsi="宋体" w:hint="eastAsia"/>
+                <w:noProof/>
+                <w:webHidden/>
+              </w:rPr>
+              <w:instrText xml:space="preserve"> </w:instrText>
+            </w:r>
+            <w:r>
+              <w:rPr>
+                <w:rFonts w:ascii="宋体" w:eastAsia="宋体" w:hAnsi="宋体" w:hint="eastAsia"/>
+                <w:noProof/>
+                <w:webHidden/>
+              </w:rPr>
+            </w:r>
+            <w:r>
+              <w:rPr>
+                <w:rFonts w:ascii="宋体" w:eastAsia="宋体" w:hAnsi="宋体" w:hint="eastAsia"/>
+                <w:noProof/>
+                <w:webHidden/>
+              </w:rPr>
+              <w:fldChar w:fldCharType="separate"/>
+            </w:r>
+            <w:r>
+              <w:rPr>
+                <w:rFonts w:ascii="宋体" w:eastAsia="宋体" w:hAnsi="宋体" w:hint="eastAsia"/>
+                <w:noProof/>
+                <w:webHidden/>
+              </w:rPr>
+              <w:t>14</w:t>
             </w:r>
             <w:r>
               <w:rPr>
@@ -3331,7 +4015,7 @@
       <w:pPr>
         <w:pStyle w:val="a9"/>
       </w:pPr>
-      <w:bookmarkStart w:id="0" w:name="_Toc225178131"/>
+      <w:bookmarkStart w:id="0" w:name="_Toc225782700"/>
       <w:r>
         <w:rPr>
           <w:rFonts w:hint="eastAsia"/>
@@ -3409,7 +4093,7 @@
       <w:pPr>
         <w:pStyle w:val="ac"/>
       </w:pPr>
-      <w:bookmarkStart w:id="1" w:name="_Toc225178132"/>
+      <w:bookmarkStart w:id="1" w:name="_Toc225782701"/>
       <w:r>
         <w:rPr>
           <w:rFonts w:hint="eastAsia"/>
@@ -3472,21 +4156,7 @@
         <w:rPr>
           <w:rFonts w:hint="eastAsia"/>
         </w:rPr>
-        <w:t>年后的今天，虽然疫情得到了控制，但世界并没有更加安全。大国互</w:t>
-      </w:r>
-      <w:proofErr w:type="gramStart"/>
-      <w:r>
-        <w:rPr>
-          <w:rFonts w:hint="eastAsia"/>
-        </w:rPr>
-        <w:t>信日益</w:t>
-      </w:r>
-      <w:proofErr w:type="gramEnd"/>
-      <w:r>
-        <w:rPr>
-          <w:rFonts w:hint="eastAsia"/>
-        </w:rPr>
-        <w:t>缺失，地缘裂痕不断扩大，单边主义大行其道，冷战思维卷土重来，能源、粮食、气候、生物、人工智能等新型安全威胁接踵而至。</w:t>
+        <w:t>年后的今天，虽然疫情得到了控制，但世界并没有更加安全。大国互信日益缺失，地缘裂痕不断扩大，单边主义大行其道，冷战思维卷土重来，能源、粮食、气候、生物、人工智能等新型安全威胁接踵而至。</w:t>
       </w:r>
     </w:p>
     <w:p>
@@ -3563,21 +4233,7 @@
         <w:rPr>
           <w:rFonts w:hint="eastAsia"/>
         </w:rPr>
-        <w:t>安全既是客观的，也是主观的；客观上的安全即不存在对所获得的价值的威胁，主观上的安全即不再担心价值会受到威胁的恐惧。个体与国家所感受到的安全与安全威胁可能会有所不同——例如，在美国普通公民和</w:t>
-      </w:r>
-      <w:proofErr w:type="gramStart"/>
-      <w:r>
-        <w:rPr>
-          <w:rFonts w:hint="eastAsia"/>
-        </w:rPr>
-        <w:t>特朗普</w:t>
-      </w:r>
-      <w:proofErr w:type="gramEnd"/>
-      <w:r>
-        <w:rPr>
-          <w:rFonts w:hint="eastAsia"/>
-        </w:rPr>
-        <w:t>二期政府的眼里，</w:t>
+        <w:t>安全既是客观的，也是主观的；客观上的安全即不存在对所获得的价值的威胁，主观上的安全即不再担心价值会受到威胁的恐惧。个体与国家所感受到的安全与安全威胁可能会有所不同——例如，在美国普通公民和特朗普二期政府的眼里，</w:t>
       </w:r>
       <w:r>
         <w:rPr>
@@ -3710,7 +4366,7 @@
       <w:pPr>
         <w:pStyle w:val="ac"/>
       </w:pPr>
-      <w:bookmarkStart w:id="2" w:name="_Toc225178133"/>
+      <w:bookmarkStart w:id="2" w:name="_Toc225782702"/>
       <w:r>
         <w:rPr>
           <w:rFonts w:hint="eastAsia"/>
@@ -3827,7 +4483,6 @@
         </w:rPr>
         <w:t>年，习近平提出了“（亚洲）新安全观”，这是一种基于共同发展的新型安全观。</w:t>
       </w:r>
-      <w:proofErr w:type="gramStart"/>
       <w:r>
         <w:rPr>
           <w:rFonts w:hint="eastAsia"/>
@@ -3839,28 +4494,7 @@
           <w:rFonts w:hint="eastAsia"/>
         </w:rPr>
         <w:lastRenderedPageBreak/>
-        <w:t>安全</w:t>
-      </w:r>
-      <w:proofErr w:type="gramEnd"/>
-      <w:r>
-        <w:rPr>
-          <w:rFonts w:hint="eastAsia"/>
-        </w:rPr>
-        <w:t>观以均势为基础，阻止一个挑战国，强调内外对立、绝对安全；新安全观则以发展为基础，具有动态多元的战略目标，强调共同性和</w:t>
-      </w:r>
-      <w:proofErr w:type="gramStart"/>
-      <w:r>
-        <w:rPr>
-          <w:rFonts w:hint="eastAsia"/>
-        </w:rPr>
-        <w:t>可</w:t>
-      </w:r>
-      <w:proofErr w:type="gramEnd"/>
-      <w:r>
-        <w:rPr>
-          <w:rFonts w:hint="eastAsia"/>
-        </w:rPr>
-        <w:t>持续性。</w:t>
+        <w:t>安全观以均势为基础，阻止一个挑战国，强调内外对立、绝对安全；新安全观则以发展为基础，具有动态多元的战略目标，强调共同性和可持续性。</w:t>
       </w:r>
       <w:r>
         <w:rPr>
@@ -4100,7 +4734,7 @@
       <w:pPr>
         <w:pStyle w:val="ac"/>
       </w:pPr>
-      <w:bookmarkStart w:id="3" w:name="_Toc225178134"/>
+      <w:bookmarkStart w:id="3" w:name="_Toc225782703"/>
       <w:r>
         <w:rPr>
           <w:rFonts w:hint="eastAsia"/>
@@ -4113,7 +4747,7 @@
       <w:pPr>
         <w:pStyle w:val="ae"/>
       </w:pPr>
-      <w:bookmarkStart w:id="4" w:name="_Toc225178135"/>
+      <w:bookmarkStart w:id="4" w:name="_Toc225782704"/>
       <w:r>
         <w:rPr>
           <w:rFonts w:hint="eastAsia"/>
@@ -4499,7 +5133,7 @@
       <w:pPr>
         <w:pStyle w:val="ae"/>
       </w:pPr>
-      <w:bookmarkStart w:id="5" w:name="_Toc225178136"/>
+      <w:bookmarkStart w:id="5" w:name="_Toc225782705"/>
       <w:r>
         <w:rPr>
           <w:rFonts w:hint="eastAsia"/>
@@ -4591,21 +5225,7 @@
         <w:rPr>
           <w:rFonts w:hint="eastAsia"/>
         </w:rPr>
-        <w:t>国家安全≈国防安全；军事战略研究为核心；引</w:t>
-      </w:r>
-      <w:proofErr w:type="gramStart"/>
-      <w:r>
-        <w:rPr>
-          <w:rFonts w:hint="eastAsia"/>
-        </w:rPr>
-        <w:t>介</w:t>
-      </w:r>
-      <w:proofErr w:type="gramEnd"/>
-      <w:r>
-        <w:rPr>
-          <w:rFonts w:hint="eastAsia"/>
-        </w:rPr>
-        <w:t>西方安全理论</w:t>
+        <w:t>国家安全≈国防安全；军事战略研究为核心；引介西方安全理论</w:t>
       </w:r>
     </w:p>
     <w:p>
@@ -4921,7 +5541,7 @@
       <w:pPr>
         <w:pStyle w:val="a9"/>
       </w:pPr>
-      <w:bookmarkStart w:id="6" w:name="_Toc225178137"/>
+      <w:bookmarkStart w:id="6" w:name="_Toc225782706"/>
       <w:r>
         <w:rPr>
           <w:rFonts w:hint="eastAsia"/>
@@ -4965,7 +5585,7 @@
       <w:pPr>
         <w:pStyle w:val="ac"/>
       </w:pPr>
-      <w:bookmarkStart w:id="7" w:name="_Toc225178138"/>
+      <w:bookmarkStart w:id="7" w:name="_Toc225782707"/>
       <w:r>
         <w:rPr>
           <w:rFonts w:hint="eastAsia"/>
@@ -4991,7 +5611,7 @@
       <w:pPr>
         <w:pStyle w:val="ae"/>
       </w:pPr>
-      <w:bookmarkStart w:id="8" w:name="_Toc225178139"/>
+      <w:bookmarkStart w:id="8" w:name="_Toc225782708"/>
       <w:r>
         <w:rPr>
           <w:rFonts w:hint="eastAsia"/>
@@ -5023,21 +5643,7 @@
         <w:rPr>
           <w:rFonts w:hint="eastAsia"/>
         </w:rPr>
-        <w:t>坚持统筹维护传统领域和非传统领域安全。当前，安全的内涵和外延更加丰富，呈现更加突出的联动性、跨国性、多样性，传统安全威胁和非传统安全威胁相互交织。我们倡导各国</w:t>
-      </w:r>
-      <w:proofErr w:type="gramStart"/>
-      <w:r>
-        <w:rPr>
-          <w:rFonts w:hint="eastAsia"/>
-        </w:rPr>
-        <w:t>践行</w:t>
-      </w:r>
-      <w:proofErr w:type="gramEnd"/>
-      <w:r>
-        <w:rPr>
-          <w:rFonts w:hint="eastAsia"/>
-        </w:rPr>
-        <w:t>共商共建共享的全球治理观，共同应对地区争端和恐怖主义、气候变化、网络安全、</w:t>
+        <w:t>坚持统筹维护传统领域和非传统领域安全。当前，安全的内涵和外延更加丰富，呈现更加突出的联动性、跨国性、多样性，传统安全威胁和非传统安全威胁相互交织。我们倡导各国践行共商共建共享的全球治理观，共同应对地区争端和恐怖主义、气候变化、网络安全、</w:t>
       </w:r>
       <w:r>
         <w:rPr>
@@ -5079,7 +5685,7 @@
       <w:pPr>
         <w:pStyle w:val="ae"/>
       </w:pPr>
-      <w:bookmarkStart w:id="9" w:name="_Toc225178140"/>
+      <w:bookmarkStart w:id="9" w:name="_Toc225782709"/>
       <w:r>
         <w:rPr>
           <w:rFonts w:hint="eastAsia"/>
@@ -5934,7 +6540,7 @@
           <w:lang w:val="en-US"/>
         </w:rPr>
       </w:pPr>
-      <w:bookmarkStart w:id="10" w:name="_Toc225178141"/>
+      <w:bookmarkStart w:id="10" w:name="_Toc225782710"/>
       <w:r>
         <w:rPr>
           <w:rFonts w:hint="eastAsia"/>
@@ -5969,7 +6575,7 @@
       <w:pPr>
         <w:pStyle w:val="ac"/>
       </w:pPr>
-      <w:bookmarkStart w:id="11" w:name="_Toc225178142"/>
+      <w:bookmarkStart w:id="11" w:name="_Toc225782711"/>
       <w:r>
         <w:rPr>
           <w:rFonts w:hint="eastAsia"/>
@@ -5986,7 +6592,7 @@
           <w:lang w:val="en-US"/>
         </w:rPr>
       </w:pPr>
-      <w:bookmarkStart w:id="12" w:name="_Toc225178143"/>
+      <w:bookmarkStart w:id="12" w:name="_Toc225782712"/>
       <w:r>
         <w:rPr>
           <w:rFonts w:hint="eastAsia"/>
@@ -6096,23 +6702,7 @@
           <w:rFonts w:hint="eastAsia"/>
           <w:lang w:val="en-US"/>
         </w:rPr>
-        <w:t>冷战后，国家安全的</w:t>
-      </w:r>
-      <w:proofErr w:type="gramStart"/>
-      <w:r>
-        <w:rPr>
-          <w:rFonts w:hint="eastAsia"/>
-          <w:lang w:val="en-US"/>
-        </w:rPr>
-        <w:t>威胁既</w:t>
-      </w:r>
-      <w:proofErr w:type="gramEnd"/>
-      <w:r>
-        <w:rPr>
-          <w:rFonts w:hint="eastAsia"/>
-          <w:lang w:val="en-US"/>
-        </w:rPr>
-        <w:t>来自外部，也来自内部；既有军事（传统安全）威胁，也有非军事（非传统安全）威胁</w:t>
+        <w:t>冷战后，国家安全的威胁既来自外部，也来自内部；既有军事（传统安全）威胁，也有非军事（非传统安全）威胁</w:t>
       </w:r>
       <w:r>
         <w:rPr>
@@ -6129,7 +6719,7 @@
           <w:lang w:val="en-US"/>
         </w:rPr>
       </w:pPr>
-      <w:bookmarkStart w:id="13" w:name="_Toc225178144"/>
+      <w:bookmarkStart w:id="13" w:name="_Toc225782713"/>
       <w:r>
         <w:rPr>
           <w:rFonts w:hint="eastAsia"/>
@@ -6168,7 +6758,7 @@
       <w:pPr>
         <w:pStyle w:val="ae"/>
       </w:pPr>
-      <w:bookmarkStart w:id="14" w:name="_Toc225178145"/>
+      <w:bookmarkStart w:id="14" w:name="_Toc225782714"/>
       <w:r>
         <w:rPr>
           <w:rFonts w:hint="eastAsia"/>
@@ -6273,7 +6863,7 @@
       <w:pPr>
         <w:pStyle w:val="ac"/>
       </w:pPr>
-      <w:bookmarkStart w:id="15" w:name="_Toc225178146"/>
+      <w:bookmarkStart w:id="15" w:name="_Toc225782715"/>
       <w:r>
         <w:rPr>
           <w:rFonts w:hint="eastAsia"/>
@@ -6286,7 +6876,7 @@
       <w:pPr>
         <w:pStyle w:val="ae"/>
       </w:pPr>
-      <w:bookmarkStart w:id="16" w:name="_Toc225178147"/>
+      <w:bookmarkStart w:id="16" w:name="_Toc225782716"/>
       <w:r>
         <w:rPr>
           <w:rFonts w:hint="eastAsia"/>
@@ -6337,7 +6927,7 @@
       <w:pPr>
         <w:pStyle w:val="ae"/>
       </w:pPr>
-      <w:bookmarkStart w:id="17" w:name="_Toc225178148"/>
+      <w:bookmarkStart w:id="17" w:name="_Toc225782717"/>
       <w:r>
         <w:rPr>
           <w:rFonts w:hint="eastAsia"/>
@@ -6804,35 +7394,7 @@
         <w:rPr>
           <w:rFonts w:hint="eastAsia"/>
         </w:rPr>
-        <w:t>）是通过威胁让对手付出代价来</w:t>
-      </w:r>
-      <w:proofErr w:type="gramStart"/>
-      <w:r>
-        <w:rPr>
-          <w:rFonts w:hint="eastAsia"/>
-        </w:rPr>
-        <w:t>慑止对手做</w:t>
-      </w:r>
-      <w:proofErr w:type="gramEnd"/>
-      <w:r>
-        <w:rPr>
-          <w:rFonts w:hint="eastAsia"/>
-        </w:rPr>
-        <w:t>它原本想做（但还没做）的事，</w:t>
-      </w:r>
-      <w:proofErr w:type="gramStart"/>
-      <w:r>
-        <w:rPr>
-          <w:rFonts w:hint="eastAsia"/>
-        </w:rPr>
-        <w:t>即劝服</w:t>
-      </w:r>
-      <w:proofErr w:type="gramEnd"/>
-      <w:r>
-        <w:rPr>
-          <w:rFonts w:hint="eastAsia"/>
-        </w:rPr>
-        <w:t>对手，使其相信采取行动的后果是不利的（要求对手维持现状）。</w:t>
+        <w:t>）是通过威胁让对手付出代价来慑止对手做它原本想做（但还没做）的事，即劝服对手，使其相信采取行动的后果是不利的（要求对手维持现状）。</w:t>
       </w:r>
       <w:r>
         <w:rPr>
@@ -6908,14 +7470,12 @@
         </w:rPr>
         <w:t>威逼（</w:t>
       </w:r>
-      <w:proofErr w:type="spellStart"/>
       <w:r>
         <w:rPr>
           <w:rFonts w:hint="eastAsia"/>
         </w:rPr>
         <w:t>compellence</w:t>
       </w:r>
-      <w:proofErr w:type="spellEnd"/>
       <w:r>
         <w:rPr>
           <w:rFonts w:hint="eastAsia"/>
@@ -6969,21 +7529,7 @@
         <w:rPr>
           <w:rFonts w:hint="eastAsia"/>
         </w:rPr>
-        <w:t>与威慑相比，在威逼中，威逼者自身先采取行动，并且只有在目标</w:t>
-      </w:r>
-      <w:proofErr w:type="gramStart"/>
-      <w:r>
-        <w:rPr>
-          <w:rFonts w:hint="eastAsia"/>
-        </w:rPr>
-        <w:t>作出</w:t>
-      </w:r>
-      <w:proofErr w:type="gramEnd"/>
-      <w:r>
-        <w:rPr>
-          <w:rFonts w:hint="eastAsia"/>
-        </w:rPr>
-        <w:t>相应反应时才会停止或改变。威逼还往往包含一个明确的期限，威慑则没有时间限制。</w:t>
+        <w:t>与威慑相比，在威逼中，威逼者自身先采取行动，并且只有在目标作出相应反应时才会停止或改变。威逼还往往包含一个明确的期限，威慑则没有时间限制。</w:t>
       </w:r>
     </w:p>
     <w:p>
@@ -7194,7 +7740,7 @@
       <w:pPr>
         <w:pStyle w:val="ac"/>
       </w:pPr>
-      <w:bookmarkStart w:id="18" w:name="_Toc225178149"/>
+      <w:bookmarkStart w:id="18" w:name="_Toc225782718"/>
       <w:r>
         <w:rPr>
           <w:rFonts w:hint="eastAsia"/>
@@ -7516,40 +8062,15 @@
           <w:rFonts w:hint="eastAsia"/>
           <w:lang w:val="en-US"/>
         </w:rPr>
-        <w:t>我们一切工作的出发点都是让人民过上更好生活。我们期待一个稳定的外部发展环境，也希望以自身发展让世界更美好。中国将做坚定的和平力量，坚持自己走和平发展道路，也呼吁其他</w:t>
-      </w:r>
-      <w:proofErr w:type="gramStart"/>
-      <w:r>
-        <w:rPr>
-          <w:rFonts w:hint="eastAsia"/>
-          <w:lang w:val="en-US"/>
-        </w:rPr>
-        <w:t>各国走</w:t>
-      </w:r>
-      <w:proofErr w:type="gramEnd"/>
-      <w:r>
-        <w:rPr>
-          <w:rFonts w:hint="eastAsia"/>
-          <w:lang w:val="en-US"/>
-        </w:rPr>
-        <w:t>和平发展道路。中国将做可靠的稳定力量，坚守国际公平正义，探索中国特色热点问题解决之道。中国将做历史的进步力量，坚决捍卫人类文明进步成果，推动落实四</w:t>
-      </w:r>
-      <w:proofErr w:type="gramStart"/>
+        <w:t>我们一切工作的出发点都是让人民过上更好生活。我们期待一个稳定的外部发展环境，也希望以自身发展让世界更美好。中国将做坚定的和平力量，坚持自己走和平发展道路，也呼吁其他各国走和平发展道路。中国将做可靠的稳定力量，坚守国际公平正义，探索中国特色热点问题解决之道。中国将做历史的进步力量，坚决捍卫人类文明进步成果，推动落实四</w:t>
+      </w:r>
       <w:r>
         <w:rPr>
           <w:rFonts w:hint="eastAsia"/>
           <w:lang w:val="en-US"/>
         </w:rPr>
         <w:lastRenderedPageBreak/>
-        <w:t>大全球</w:t>
-      </w:r>
-      <w:proofErr w:type="gramEnd"/>
-      <w:r>
-        <w:rPr>
-          <w:rFonts w:hint="eastAsia"/>
-          <w:lang w:val="en-US"/>
-        </w:rPr>
-        <w:t>倡议，推动构建人类命运共同体。</w:t>
+        <w:t>大全球倡议，推动构建人类命运共同体。</w:t>
       </w:r>
     </w:p>
     <w:p>
@@ -7605,7 +8126,7 @@
       <w:pPr>
         <w:pStyle w:val="a9"/>
       </w:pPr>
-      <w:bookmarkStart w:id="19" w:name="_Toc225178150"/>
+      <w:bookmarkStart w:id="19" w:name="_Toc225782719"/>
       <w:r>
         <w:rPr>
           <w:rFonts w:hint="eastAsia"/>
@@ -7631,9 +8152,6 @@
         <w:pStyle w:val="aa"/>
         <w:spacing w:before="78" w:after="78"/>
         <w:jc w:val="center"/>
-        <w:rPr>
-          <w:rFonts w:hint="eastAsia"/>
-        </w:rPr>
       </w:pPr>
       <w:r>
         <w:rPr>
@@ -7652,7 +8170,7 @@
       <w:pPr>
         <w:pStyle w:val="ac"/>
       </w:pPr>
-      <w:bookmarkStart w:id="20" w:name="_Toc225178151"/>
+      <w:bookmarkStart w:id="20" w:name="_Toc225782720"/>
       <w:r>
         <w:rPr>
           <w:rFonts w:hint="eastAsia"/>
@@ -7665,7 +8183,7 @@
       <w:pPr>
         <w:pStyle w:val="ae"/>
       </w:pPr>
-      <w:bookmarkStart w:id="21" w:name="_Toc225178152"/>
+      <w:bookmarkStart w:id="21" w:name="_Toc225782721"/>
       <w:r>
         <w:rPr>
           <w:rFonts w:hint="eastAsia"/>
@@ -7811,7 +8329,7 @@
       <w:pPr>
         <w:pStyle w:val="ae"/>
       </w:pPr>
-      <w:bookmarkStart w:id="22" w:name="_Toc225178153"/>
+      <w:bookmarkStart w:id="22" w:name="_Toc225782722"/>
       <w:r>
         <w:rPr>
           <w:rFonts w:hint="eastAsia"/>
@@ -7832,14 +8350,12 @@
         </w:rPr>
         <w:t>对于战争的分类，有学者将战争分为超国家（</w:t>
       </w:r>
-      <w:proofErr w:type="spellStart"/>
       <w:r>
         <w:rPr>
           <w:rFonts w:hint="eastAsia"/>
         </w:rPr>
         <w:t>extrastate</w:t>
       </w:r>
-      <w:proofErr w:type="spellEnd"/>
       <w:r>
         <w:rPr>
           <w:rFonts w:hint="eastAsia"/>
@@ -7868,21 +8384,7 @@
         <w:rPr>
           <w:rFonts w:hint="eastAsia"/>
         </w:rPr>
-        <w:t>）战争。这一分类法的问题在于“超国家”概念的歧视性——这一概念用来指</w:t>
-      </w:r>
-      <w:proofErr w:type="gramStart"/>
-      <w:r>
-        <w:rPr>
-          <w:rFonts w:hint="eastAsia"/>
-        </w:rPr>
-        <w:t>代发生</w:t>
-      </w:r>
-      <w:proofErr w:type="gramEnd"/>
-      <w:r>
-        <w:rPr>
-          <w:rFonts w:hint="eastAsia"/>
-        </w:rPr>
-        <w:t>在国家和“非国家实体”之间的战争，主要就是</w:t>
+        <w:t>）战争。这一分类法的问题在于“超国家”概念的歧视性——这一概念用来指代发生在国家和“非国家实体”之间的战争，主要就是</w:t>
       </w:r>
       <w:r>
         <w:rPr>
@@ -8165,7 +8667,7 @@
       <w:pPr>
         <w:pStyle w:val="ae"/>
       </w:pPr>
-      <w:bookmarkStart w:id="23" w:name="_Toc225178154"/>
+      <w:bookmarkStart w:id="23" w:name="_Toc225782723"/>
       <w:r>
         <w:rPr>
           <w:rFonts w:hint="eastAsia"/>
@@ -8184,13 +8686,7 @@
         <w:rPr>
           <w:rFonts w:hint="eastAsia"/>
         </w:rPr>
-        <w:t>只有正义的战争才具有合法性</w:t>
-      </w:r>
-      <w:r>
-        <w:rPr>
-          <w:rFonts w:hint="eastAsia"/>
-        </w:rPr>
-        <w:t>。</w:t>
+        <w:t>只有正义的战争才具有合法性。</w:t>
       </w:r>
       <w:r>
         <w:rPr>
@@ -8202,25 +8698,7 @@
         <w:rPr>
           <w:rFonts w:hint="eastAsia"/>
         </w:rPr>
-        <w:t>在发生战争的情况下，必须对战争的手段和方法加以限制</w:t>
-      </w:r>
-      <w:r>
-        <w:rPr>
-          <w:rFonts w:hint="eastAsia"/>
-        </w:rPr>
-        <w:t>。</w:t>
-      </w:r>
-      <w:r>
-        <w:rPr>
-          <w:rFonts w:hint="eastAsia"/>
-        </w:rPr>
-        <w:t>在发生战争的情况下，对战争可能的破坏结果加以限制（使用与实现军事目标相适应的手段）</w:t>
-      </w:r>
-      <w:r>
-        <w:rPr>
-          <w:rFonts w:hint="eastAsia"/>
-        </w:rPr>
-        <w:t>。</w:t>
+        <w:t>在发生战争的情况下，必须对战争的手段和方法加以限制。在发生战争的情况下，对战争可能的破坏结果加以限制（使用与实现军事目标相适应的手段）。</w:t>
       </w:r>
     </w:p>
     <w:p>
@@ -8233,7 +8711,7 @@
       <w:pPr>
         <w:pStyle w:val="ac"/>
       </w:pPr>
-      <w:bookmarkStart w:id="24" w:name="_Toc225178155"/>
+      <w:bookmarkStart w:id="24" w:name="_Toc225782724"/>
       <w:r>
         <w:rPr>
           <w:rFonts w:hint="eastAsia"/>
@@ -8246,7 +8724,7 @@
       <w:pPr>
         <w:pStyle w:val="ae"/>
       </w:pPr>
-      <w:bookmarkStart w:id="25" w:name="_Toc225178156"/>
+      <w:bookmarkStart w:id="25" w:name="_Toc225782725"/>
       <w:r>
         <w:rPr>
           <w:rFonts w:hint="eastAsia"/>
@@ -8273,11 +8751,8 @@
     <w:p>
       <w:pPr>
         <w:pStyle w:val="ae"/>
-        <w:rPr>
-          <w:rFonts w:hint="eastAsia"/>
-        </w:rPr>
-      </w:pPr>
-      <w:bookmarkStart w:id="26" w:name="_Toc225178157"/>
+      </w:pPr>
+      <w:bookmarkStart w:id="26" w:name="_Toc225782726"/>
       <w:r>
         <w:rPr>
           <w:rFonts w:hint="eastAsia"/>
@@ -8296,49 +8771,7 @@
         <w:rPr>
           <w:rFonts w:hint="eastAsia"/>
         </w:rPr>
-        <w:t>常见的战争原因包括：</w:t>
-      </w:r>
-      <w:r>
-        <w:rPr>
-          <w:rFonts w:hint="eastAsia"/>
-        </w:rPr>
-        <w:t>相互冲突的利益</w:t>
-      </w:r>
-      <w:r>
-        <w:rPr>
-          <w:rFonts w:hint="eastAsia"/>
-        </w:rPr>
-        <w:t>、</w:t>
-      </w:r>
-      <w:r>
-        <w:rPr>
-          <w:rFonts w:hint="eastAsia"/>
-        </w:rPr>
-        <w:t>经历的苦难和由之产生的不满</w:t>
-      </w:r>
-      <w:r>
-        <w:rPr>
-          <w:rFonts w:hint="eastAsia"/>
-        </w:rPr>
-        <w:t>、</w:t>
-      </w:r>
-      <w:r>
-        <w:rPr>
-          <w:rFonts w:hint="eastAsia"/>
-        </w:rPr>
-        <w:t>争夺霸权</w:t>
-      </w:r>
-      <w:r>
-        <w:rPr>
-          <w:rFonts w:hint="eastAsia"/>
-        </w:rPr>
-        <w:t>、</w:t>
-      </w:r>
-      <w:r>
-        <w:rPr>
-          <w:rFonts w:hint="eastAsia"/>
-        </w:rPr>
-        <w:t>国内政治的原因</w:t>
+        <w:t>常见的战争原因包括：相互冲突的利益、经历的苦难和由之产生的不满、争夺霸权、国内政治的原因</w:t>
       </w:r>
       <w:r>
         <w:rPr>
@@ -8350,31 +8783,7 @@
         <w:rPr>
           <w:rFonts w:hint="eastAsia"/>
         </w:rPr>
-        <w:t>、</w:t>
-      </w:r>
-      <w:r>
-        <w:rPr>
-          <w:rFonts w:hint="eastAsia"/>
-        </w:rPr>
-        <w:t>误判</w:t>
-      </w:r>
-      <w:r>
-        <w:rPr>
-          <w:rFonts w:hint="eastAsia"/>
-        </w:rPr>
-        <w:t>、</w:t>
-      </w:r>
-      <w:r>
-        <w:rPr>
-          <w:rFonts w:hint="eastAsia"/>
-        </w:rPr>
-        <w:t>民族主义</w:t>
-      </w:r>
-      <w:r>
-        <w:rPr>
-          <w:rFonts w:hint="eastAsia"/>
-        </w:rPr>
-        <w:t>等。</w:t>
+        <w:t>、误判、民族主义等。</w:t>
       </w:r>
       <w:r>
         <w:rPr>
@@ -8393,7 +8802,6 @@
         <w:spacing w:beforeLines="0" w:before="0" w:afterLines="0" w:after="0"/>
         <w:ind w:left="442" w:hanging="442"/>
         <w:rPr>
-          <w:rFonts w:hint="eastAsia"/>
           <w:b/>
           <w:bCs/>
           <w:lang w:val="en-US"/>
@@ -8418,7 +8826,6 @@
         </w:numPr>
         <w:spacing w:beforeLines="0" w:before="0" w:afterLines="0" w:after="0"/>
         <w:rPr>
-          <w:rFonts w:hint="eastAsia"/>
           <w:lang w:val="en-US"/>
         </w:rPr>
       </w:pPr>
@@ -8439,7 +8846,6 @@
         </w:numPr>
         <w:spacing w:beforeLines="0" w:before="0" w:afterLines="0" w:after="0"/>
         <w:rPr>
-          <w:rFonts w:hint="eastAsia"/>
           <w:lang w:val="en-US"/>
         </w:rPr>
       </w:pPr>
@@ -8461,7 +8867,6 @@
         <w:spacing w:beforeLines="0" w:before="0" w:afterLines="0" w:after="0"/>
         <w:ind w:left="442" w:hanging="442"/>
         <w:rPr>
-          <w:rFonts w:hint="eastAsia"/>
           <w:b/>
           <w:bCs/>
           <w:lang w:val="en-US"/>
@@ -8486,32 +8891,15 @@
         </w:numPr>
         <w:spacing w:beforeLines="0" w:before="0" w:afterLines="0" w:after="0"/>
         <w:rPr>
-          <w:rFonts w:hint="eastAsia"/>
-          <w:lang w:val="en-US"/>
-        </w:rPr>
-      </w:pPr>
-      <w:r>
-        <w:rPr>
-          <w:rFonts w:hint="eastAsia"/>
-          <w:lang w:val="en-US"/>
-        </w:rPr>
-        <w:t>正在衰落的奥匈帝国和</w:t>
-      </w:r>
-      <w:proofErr w:type="gramStart"/>
-      <w:r>
-        <w:rPr>
-          <w:rFonts w:hint="eastAsia"/>
-          <w:lang w:val="en-US"/>
-        </w:rPr>
-        <w:t>奥斯曼</w:t>
-      </w:r>
-      <w:proofErr w:type="gramEnd"/>
-      <w:r>
-        <w:rPr>
-          <w:rFonts w:hint="eastAsia"/>
-          <w:lang w:val="en-US"/>
-        </w:rPr>
-        <w:t>帝国的内部危机（民族主义）</w:t>
+          <w:lang w:val="en-US"/>
+        </w:rPr>
+      </w:pPr>
+      <w:r>
+        <w:rPr>
+          <w:rFonts w:hint="eastAsia"/>
+          <w:lang w:val="en-US"/>
+        </w:rPr>
+        <w:t>正在衰落的奥匈帝国和奥斯曼帝国的内部危机（民族主义）</w:t>
       </w:r>
     </w:p>
     <w:p>
@@ -8523,7 +8911,6 @@
         </w:numPr>
         <w:spacing w:beforeLines="0" w:before="0" w:afterLines="0" w:after="0"/>
         <w:rPr>
-          <w:rFonts w:hint="eastAsia"/>
           <w:lang w:val="en-US"/>
         </w:rPr>
       </w:pPr>
@@ -8582,7 +8969,6 @@
         <w:spacing w:beforeLines="0" w:before="0" w:afterLines="0" w:after="0"/>
         <w:ind w:hanging="442"/>
         <w:rPr>
-          <w:rFonts w:hint="eastAsia"/>
           <w:b/>
           <w:bCs/>
         </w:rPr>
@@ -8593,15 +8979,7 @@
           <w:b/>
           <w:bCs/>
         </w:rPr>
-        <w:t>动机</w:t>
-      </w:r>
-      <w:r>
-        <w:rPr>
-          <w:rFonts w:hint="eastAsia"/>
-          <w:b/>
-          <w:bCs/>
-        </w:rPr>
-        <w:t>（</w:t>
+        <w:t>动机（</w:t>
       </w:r>
       <w:r>
         <w:rPr>
@@ -8630,7 +9008,6 @@
         <w:spacing w:beforeLines="0" w:before="0" w:afterLines="0" w:after="0"/>
         <w:ind w:hanging="442"/>
         <w:rPr>
-          <w:rFonts w:hint="eastAsia"/>
           <w:b/>
           <w:bCs/>
         </w:rPr>
@@ -8657,15 +9034,7 @@
           <w:b/>
           <w:bCs/>
         </w:rPr>
-        <w:t>能力</w:t>
-      </w:r>
-      <w:r>
-        <w:rPr>
-          <w:rFonts w:hint="eastAsia"/>
-          <w:b/>
-          <w:bCs/>
-        </w:rPr>
-        <w:t>（</w:t>
+        <w:t>能力（</w:t>
       </w:r>
       <w:r>
         <w:rPr>
@@ -8693,9 +9062,6 @@
         </w:numPr>
         <w:spacing w:beforeLines="0" w:before="0" w:afterLines="0" w:after="0"/>
         <w:ind w:hanging="442"/>
-        <w:rPr>
-          <w:rFonts w:hint="eastAsia"/>
-        </w:rPr>
       </w:pPr>
       <w:r>
         <w:rPr>
@@ -8713,9 +9079,6 @@
         </w:numPr>
         <w:spacing w:beforeLines="0" w:before="0" w:afterLines="0" w:after="0"/>
         <w:ind w:hanging="442"/>
-        <w:rPr>
-          <w:rFonts w:hint="eastAsia"/>
-        </w:rPr>
       </w:pPr>
       <w:r>
         <w:rPr>
@@ -8734,7 +9097,6 @@
         <w:spacing w:beforeLines="0" w:before="0" w:afterLines="0" w:after="0"/>
         <w:ind w:hanging="442"/>
         <w:rPr>
-          <w:rFonts w:hint="eastAsia"/>
           <w:b/>
           <w:bCs/>
         </w:rPr>
@@ -8745,15 +9107,7 @@
           <w:b/>
           <w:bCs/>
         </w:rPr>
-        <w:t>决心</w:t>
-      </w:r>
-      <w:r>
-        <w:rPr>
-          <w:rFonts w:hint="eastAsia"/>
-          <w:b/>
-          <w:bCs/>
-        </w:rPr>
-        <w:t>（</w:t>
+        <w:t>决心（</w:t>
       </w:r>
       <w:r>
         <w:rPr>
@@ -8781,9 +9135,6 @@
         </w:numPr>
         <w:spacing w:beforeLines="0" w:before="0" w:afterLines="0" w:after="0"/>
         <w:ind w:hanging="442"/>
-        <w:rPr>
-          <w:rFonts w:hint="eastAsia"/>
-        </w:rPr>
       </w:pPr>
       <w:r>
         <w:rPr>
@@ -8801,9 +9152,6 @@
         </w:numPr>
         <w:spacing w:beforeLines="0" w:before="0" w:afterLines="0" w:after="0"/>
         <w:ind w:hanging="442"/>
-        <w:rPr>
-          <w:rFonts w:hint="eastAsia"/>
-        </w:rPr>
       </w:pPr>
       <w:r>
         <w:rPr>
@@ -8821,9 +9169,6 @@
         </w:numPr>
         <w:spacing w:beforeLines="0" w:before="0" w:afterLines="0" w:after="0"/>
         <w:ind w:hanging="442"/>
-        <w:rPr>
-          <w:rFonts w:hint="eastAsia"/>
-        </w:rPr>
       </w:pPr>
       <w:r>
         <w:rPr>
@@ -8866,21 +9211,7 @@
         <w:rPr>
           <w:rFonts w:hint="eastAsia"/>
         </w:rPr>
-        <w:t>）”。新自由制度主义国际关系理论指出，国际制度、贸易以及民主制度是</w:t>
-      </w:r>
-      <w:proofErr w:type="gramStart"/>
-      <w:r>
-        <w:rPr>
-          <w:rFonts w:hint="eastAsia"/>
-        </w:rPr>
-        <w:t>阻却战争</w:t>
-      </w:r>
-      <w:proofErr w:type="gramEnd"/>
-      <w:r>
-        <w:rPr>
-          <w:rFonts w:hint="eastAsia"/>
-        </w:rPr>
-        <w:t>的三个重要因素，其中“民主和平论”的逻辑在于：</w:t>
+        <w:t>）”。新自由制度主义国际关系理论指出，国际制度、贸易以及民主制度是阻却战争的三个重要因素，其中“民主和平论”的逻辑在于：</w:t>
       </w:r>
     </w:p>
     <w:p>
@@ -8893,7 +9224,6 @@
         <w:spacing w:beforeLines="0" w:before="0" w:afterLines="0" w:after="0"/>
         <w:ind w:left="442" w:hanging="442"/>
         <w:rPr>
-          <w:rFonts w:hint="eastAsia"/>
           <w:lang w:val="en-US"/>
         </w:rPr>
       </w:pPr>
@@ -8922,7 +9252,6 @@
         <w:spacing w:beforeLines="0" w:before="0" w:afterLines="0" w:after="0"/>
         <w:ind w:left="442" w:hanging="442"/>
         <w:rPr>
-          <w:rFonts w:hint="eastAsia"/>
           <w:lang w:val="en-US"/>
         </w:rPr>
       </w:pPr>
@@ -8951,7 +9280,6 @@
         <w:spacing w:beforeLines="0" w:before="0" w:afterLines="0" w:after="0"/>
         <w:ind w:left="442" w:hanging="442"/>
         <w:rPr>
-          <w:rFonts w:hint="eastAsia"/>
           <w:lang w:val="en-US"/>
         </w:rPr>
       </w:pPr>
@@ -8979,9 +9307,6 @@
         </w:numPr>
         <w:spacing w:beforeLines="0" w:before="0" w:afterLines="0" w:after="0"/>
         <w:ind w:left="442" w:hanging="442"/>
-        <w:rPr>
-          <w:rFonts w:hint="eastAsia"/>
-        </w:rPr>
       </w:pPr>
       <w:r>
         <w:rPr>
@@ -9009,94 +9334,14 @@
         <w:rPr>
           <w:rFonts w:hint="eastAsia"/>
         </w:rPr>
-        <w:t>有观点认为，</w:t>
-      </w:r>
-      <w:r>
-        <w:rPr>
-          <w:rFonts w:hint="eastAsia"/>
-        </w:rPr>
-        <w:t>相比民主国家和专制国家，处于民主化转型过程中的国家更具有进攻性</w:t>
-      </w:r>
-      <w:r>
-        <w:rPr>
-          <w:rFonts w:hint="eastAsia"/>
-        </w:rPr>
-        <w:t>。在这一类国家中，</w:t>
-      </w:r>
-      <w:r>
-        <w:rPr>
-          <w:rFonts w:hint="eastAsia"/>
-        </w:rPr>
-        <w:t>旧的精英采用新策略（如民族主义、沙文主义）来进行战争动员，以转移国内矛盾</w:t>
-      </w:r>
-      <w:r>
-        <w:rPr>
-          <w:rFonts w:hint="eastAsia"/>
-        </w:rPr>
-        <w:t>；</w:t>
-      </w:r>
-      <w:r>
-        <w:rPr>
-          <w:rFonts w:hint="eastAsia"/>
-        </w:rPr>
-        <w:t>中央权威削弱，但权力制衡的机制没有发展成熟</w:t>
-      </w:r>
-      <w:r>
-        <w:rPr>
-          <w:rFonts w:hint="eastAsia"/>
-        </w:rPr>
-        <w:t>。</w:t>
-      </w:r>
-      <w:r>
-        <w:rPr>
-          <w:rFonts w:hint="eastAsia"/>
-        </w:rPr>
-        <w:t>拿破仑战争前的法国</w:t>
-      </w:r>
-      <w:r>
-        <w:rPr>
-          <w:rFonts w:hint="eastAsia"/>
-        </w:rPr>
-        <w:t>、</w:t>
-      </w:r>
-      <w:proofErr w:type="gramStart"/>
-      <w:r>
-        <w:rPr>
-          <w:rFonts w:hint="eastAsia"/>
-        </w:rPr>
-        <w:t>一</w:t>
-      </w:r>
-      <w:proofErr w:type="gramEnd"/>
-      <w:r>
-        <w:rPr>
-          <w:rFonts w:hint="eastAsia"/>
-        </w:rPr>
-        <w:t>战前的德国</w:t>
-      </w:r>
-      <w:r>
-        <w:rPr>
-          <w:rFonts w:hint="eastAsia"/>
-        </w:rPr>
-        <w:t>、</w:t>
-      </w:r>
-      <w:r>
-        <w:rPr>
-          <w:rFonts w:hint="eastAsia"/>
-        </w:rPr>
-        <w:t>二战前的日本</w:t>
-      </w:r>
-      <w:r>
-        <w:rPr>
-          <w:rFonts w:hint="eastAsia"/>
-        </w:rPr>
-        <w:t>都是案例。</w:t>
+        <w:t>有观点认为，相比民主国家和专制国家，处于民主化转型过程中的国家更具有进攻性。在这一类国家中，旧的精英采用新策略（如民族主义、沙文主义）来进行战争动员，以转移国内矛盾；中央权威削弱，但权力制衡的机制没有发展成熟。拿破仑战争前的法国、一战前的德国、二战前的日本都是案例。</w:t>
       </w:r>
     </w:p>
     <w:p>
       <w:pPr>
         <w:pStyle w:val="ae"/>
       </w:pPr>
-      <w:bookmarkStart w:id="27" w:name="_Toc225178158"/>
+      <w:bookmarkStart w:id="27" w:name="_Toc225782727"/>
       <w:r>
         <w:rPr>
           <w:rFonts w:hint="eastAsia"/>
@@ -9114,9 +9359,6 @@
         </w:numPr>
         <w:spacing w:beforeLines="0" w:before="0" w:afterLines="0" w:after="0"/>
         <w:ind w:left="442" w:hanging="442"/>
-        <w:rPr>
-          <w:rFonts w:hint="eastAsia"/>
-        </w:rPr>
       </w:pPr>
       <w:r>
         <w:rPr>
@@ -9134,9 +9376,6 @@
         </w:numPr>
         <w:spacing w:beforeLines="0" w:before="0" w:afterLines="0" w:after="0"/>
         <w:ind w:left="442" w:hanging="442"/>
-        <w:rPr>
-          <w:rFonts w:hint="eastAsia"/>
-        </w:rPr>
       </w:pPr>
       <w:r>
         <w:rPr>
@@ -9154,9 +9393,6 @@
         </w:numPr>
         <w:spacing w:beforeLines="0" w:before="0" w:afterLines="0" w:after="0"/>
         <w:ind w:left="442" w:hanging="442"/>
-        <w:rPr>
-          <w:rFonts w:hint="eastAsia"/>
-        </w:rPr>
       </w:pPr>
       <w:r>
         <w:rPr>
@@ -9174,9 +9410,6 @@
         </w:numPr>
         <w:spacing w:beforeLines="0" w:before="0" w:afterLines="0" w:after="0"/>
         <w:ind w:left="442" w:hanging="442"/>
-        <w:rPr>
-          <w:rFonts w:hint="eastAsia"/>
-        </w:rPr>
       </w:pPr>
       <w:r>
         <w:rPr>
@@ -9194,9 +9427,6 @@
         </w:numPr>
         <w:spacing w:beforeLines="0" w:before="0" w:afterLines="0" w:after="0"/>
         <w:ind w:left="442" w:hanging="442"/>
-        <w:rPr>
-          <w:rFonts w:hint="eastAsia"/>
-        </w:rPr>
       </w:pPr>
       <w:r>
         <w:rPr>
@@ -9209,7 +9439,7 @@
       <w:pPr>
         <w:pStyle w:val="ae"/>
       </w:pPr>
-      <w:bookmarkStart w:id="28" w:name="_Toc225178159"/>
+      <w:bookmarkStart w:id="28" w:name="_Toc225782728"/>
       <w:r>
         <w:rPr>
           <w:rFonts w:hint="eastAsia"/>
@@ -9242,9 +9472,6 @@
         </w:numPr>
         <w:spacing w:beforeLines="0" w:before="0" w:afterLines="0" w:after="0"/>
         <w:ind w:left="442" w:hanging="442"/>
-        <w:rPr>
-          <w:rFonts w:hint="eastAsia"/>
-        </w:rPr>
       </w:pPr>
       <w:r>
         <w:rPr>
@@ -9262,9 +9489,6 @@
         </w:numPr>
         <w:spacing w:beforeLines="0" w:before="0" w:afterLines="0" w:after="0"/>
         <w:ind w:left="442" w:hanging="442"/>
-        <w:rPr>
-          <w:rFonts w:hint="eastAsia"/>
-        </w:rPr>
       </w:pPr>
       <w:r>
         <w:rPr>
@@ -9282,9 +9506,6 @@
         </w:numPr>
         <w:spacing w:beforeLines="0" w:before="0" w:afterLines="0" w:after="0"/>
         <w:ind w:left="442" w:hanging="442"/>
-        <w:rPr>
-          <w:rFonts w:hint="eastAsia"/>
-        </w:rPr>
       </w:pPr>
       <w:r>
         <w:rPr>
@@ -9302,9 +9523,6 @@
         </w:numPr>
         <w:spacing w:beforeLines="0" w:before="0" w:afterLines="0" w:after="0"/>
         <w:ind w:left="442" w:hanging="442"/>
-        <w:rPr>
-          <w:rFonts w:hint="eastAsia"/>
-        </w:rPr>
       </w:pPr>
       <w:r>
         <w:rPr>
@@ -9322,9 +9540,6 @@
         </w:numPr>
         <w:spacing w:beforeLines="0" w:before="0" w:afterLines="0" w:after="0"/>
         <w:ind w:left="442" w:hanging="442"/>
-        <w:rPr>
-          <w:rFonts w:hint="eastAsia"/>
-        </w:rPr>
       </w:pPr>
       <w:r>
         <w:rPr>
@@ -9342,9 +9557,6 @@
         </w:numPr>
         <w:spacing w:beforeLines="0" w:before="0" w:afterLines="0" w:after="0"/>
         <w:ind w:left="442" w:hanging="442"/>
-        <w:rPr>
-          <w:rFonts w:hint="eastAsia"/>
-        </w:rPr>
       </w:pPr>
       <w:r>
         <w:rPr>
@@ -9363,7 +9575,7 @@
       <w:pPr>
         <w:pStyle w:val="ac"/>
       </w:pPr>
-      <w:bookmarkStart w:id="29" w:name="_Toc225178160"/>
+      <w:bookmarkStart w:id="29" w:name="_Toc225782729"/>
       <w:r>
         <w:rPr>
           <w:rFonts w:hint="eastAsia"/>
@@ -9376,7 +9588,7 @@
       <w:pPr>
         <w:pStyle w:val="ae"/>
       </w:pPr>
-      <w:bookmarkStart w:id="30" w:name="_Toc225178161"/>
+      <w:bookmarkStart w:id="30" w:name="_Toc225782730"/>
       <w:r>
         <w:rPr>
           <w:rFonts w:hint="eastAsia"/>
@@ -9420,32 +9632,14 @@
           <w:bCs/>
           <w:lang w:val="en-US"/>
         </w:rPr>
-        <w:t>彼此伤害的僵局（缺乏维持战争的能力）</w:t>
-      </w:r>
-      <w:r>
-        <w:rPr>
-          <w:rFonts w:hint="eastAsia"/>
-          <w:b/>
-          <w:bCs/>
-          <w:lang w:val="en-US"/>
-        </w:rPr>
-        <w:t>：</w:t>
-      </w:r>
-      <w:proofErr w:type="gramStart"/>
-      <w:r>
-        <w:rPr>
-          <w:rFonts w:hint="eastAsia"/>
-          <w:lang w:val="en-US"/>
-        </w:rPr>
-        <w:t>一</w:t>
-      </w:r>
-      <w:proofErr w:type="gramEnd"/>
-      <w:r>
-        <w:rPr>
-          <w:rFonts w:hint="eastAsia"/>
-          <w:lang w:val="en-US"/>
-        </w:rPr>
-        <w:t>战后的德法关系；朝鲜战争停战之后的美朝关系；几次印巴战争后的印巴关系</w:t>
+        <w:t>彼此伤害的僵局（缺乏维持战争的能力）：</w:t>
+      </w:r>
+      <w:r>
+        <w:rPr>
+          <w:rFonts w:hint="eastAsia"/>
+          <w:lang w:val="en-US"/>
+        </w:rPr>
+        <w:t>一战后的德法关系；朝鲜战争停战之后的美朝关系；几次印巴战争后的印巴关系</w:t>
       </w:r>
       <w:r>
         <w:rPr>
@@ -9493,34 +9687,7 @@
           <w:bCs/>
           <w:lang w:val="en-US"/>
         </w:rPr>
-        <w:t>合作的机会</w:t>
-      </w:r>
-      <w:r>
-        <w:rPr>
-          <w:rFonts w:hint="eastAsia"/>
-          <w:b/>
-          <w:bCs/>
-          <w:lang w:val="en-US"/>
-        </w:rPr>
-        <w:t>（</w:t>
-      </w:r>
-      <w:r>
-        <w:rPr>
-          <w:rFonts w:hint="eastAsia"/>
-          <w:b/>
-          <w:bCs/>
-          <w:lang w:val="en-US"/>
-        </w:rPr>
-        <w:t>解除了安全威胁并达成了妥协的方案</w:t>
-      </w:r>
-      <w:r>
-        <w:rPr>
-          <w:rFonts w:hint="eastAsia"/>
-          <w:b/>
-          <w:bCs/>
-          <w:lang w:val="en-US"/>
-        </w:rPr>
-        <w:t>）：</w:t>
+        <w:t>合作的机会（解除了安全威胁并达成了妥协的方案）：</w:t>
       </w:r>
       <w:r>
         <w:rPr>
@@ -9557,16 +9724,7 @@
           <w:bCs/>
           <w:lang w:val="en-US"/>
         </w:rPr>
-        <w:t>共享和平红利（双方都从和平关系中获得好处）</w:t>
-      </w:r>
-      <w:r>
-        <w:rPr>
-          <w:rFonts w:hint="eastAsia"/>
-          <w:b/>
-          <w:bCs/>
-          <w:lang w:val="en-US"/>
-        </w:rPr>
-        <w:t>：</w:t>
+        <w:t>共享和平红利（双方都从和平关系中获得好处）：</w:t>
       </w:r>
       <w:r>
         <w:rPr>
@@ -9590,7 +9748,7 @@
           <w:lang w:val="en-US"/>
         </w:rPr>
       </w:pPr>
-      <w:bookmarkStart w:id="31" w:name="_Toc225178162"/>
+      <w:bookmarkStart w:id="31" w:name="_Toc225782731"/>
       <w:r>
         <w:rPr>
           <w:rFonts w:hint="eastAsia"/>
@@ -9605,7 +9763,6 @@
         <w:pStyle w:val="aa"/>
         <w:spacing w:before="78" w:after="78"/>
         <w:rPr>
-          <w:rFonts w:hint="eastAsia"/>
           <w:lang w:val="en-US"/>
         </w:rPr>
       </w:pPr>
@@ -9633,7 +9790,6 @@
         <w:spacing w:beforeLines="0" w:before="0" w:afterLines="0" w:after="0"/>
         <w:ind w:left="442" w:hanging="442"/>
         <w:rPr>
-          <w:rFonts w:hint="eastAsia"/>
           <w:lang w:val="en-US"/>
         </w:rPr>
       </w:pPr>
@@ -9655,7 +9811,6 @@
         <w:spacing w:beforeLines="0" w:before="0" w:afterLines="0" w:after="0"/>
         <w:ind w:left="442" w:hanging="442"/>
         <w:rPr>
-          <w:rFonts w:hint="eastAsia"/>
           <w:lang w:val="en-US"/>
         </w:rPr>
       </w:pPr>
@@ -9694,7 +9849,6 @@
         <w:spacing w:before="78" w:after="78"/>
         <w:ind w:firstLine="420"/>
         <w:rPr>
-          <w:rFonts w:hint="eastAsia"/>
           <w:lang w:val="en-US"/>
         </w:rPr>
       </w:pPr>
@@ -9711,7 +9865,6 @@
         <w:pStyle w:val="aa"/>
         <w:spacing w:before="78" w:after="78"/>
         <w:rPr>
-          <w:rFonts w:hint="eastAsia"/>
           <w:lang w:val="en-US"/>
         </w:rPr>
       </w:pPr>
@@ -9729,6 +9882,1185 @@
         </w:rPr>
         <w:t>实现和平的方式主要有：一方战胜另一方，双方谈判达成协议，第三方斡旋、调停、维和等。</w:t>
       </w:r>
+    </w:p>
+    <w:p>
+      <w:pPr>
+        <w:pStyle w:val="aa"/>
+        <w:spacing w:before="78" w:after="78"/>
+        <w:rPr>
+          <w:lang w:val="en-US"/>
+        </w:rPr>
+      </w:pPr>
+    </w:p>
+    <w:p>
+      <w:pPr>
+        <w:pStyle w:val="aa"/>
+        <w:spacing w:before="78" w:after="78"/>
+        <w:rPr>
+          <w:lang w:val="en-US"/>
+        </w:rPr>
+      </w:pPr>
+    </w:p>
+    <w:p>
+      <w:pPr>
+        <w:pStyle w:val="aa"/>
+        <w:spacing w:before="78" w:after="78"/>
+        <w:rPr>
+          <w:lang w:val="en-US"/>
+        </w:rPr>
+      </w:pPr>
+    </w:p>
+    <w:p>
+      <w:pPr>
+        <w:pStyle w:val="a9"/>
+        <w:rPr>
+          <w:lang w:val="en-US"/>
+        </w:rPr>
+      </w:pPr>
+      <w:bookmarkStart w:id="32" w:name="_Toc225782732"/>
+      <w:r>
+        <w:rPr>
+          <w:rFonts w:hint="eastAsia"/>
+          <w:lang w:val="en-US"/>
+        </w:rPr>
+        <w:t>第四讲</w:t>
+      </w:r>
+      <w:r>
+        <w:rPr>
+          <w:rFonts w:hint="eastAsia"/>
+          <w:lang w:val="en-US"/>
+        </w:rPr>
+        <w:t xml:space="preserve"> </w:t>
+      </w:r>
+      <w:r>
+        <w:rPr>
+          <w:rFonts w:hint="eastAsia"/>
+          <w:lang w:val="en-US"/>
+        </w:rPr>
+        <w:t>核武器：威慑和防扩散</w:t>
+      </w:r>
+      <w:bookmarkEnd w:id="32"/>
+    </w:p>
+    <w:p>
+      <w:pPr>
+        <w:pStyle w:val="aa"/>
+        <w:spacing w:before="78" w:after="78"/>
+        <w:jc w:val="center"/>
+        <w:rPr>
+          <w:rFonts w:hint="eastAsia"/>
+          <w:lang w:val="en-US"/>
+        </w:rPr>
+      </w:pPr>
+      <w:r>
+        <w:rPr>
+          <w:rFonts w:hint="eastAsia"/>
+          <w:lang w:val="en-US"/>
+        </w:rPr>
+        <w:t>2026.3.30</w:t>
+      </w:r>
+    </w:p>
+    <w:p>
+      <w:pPr>
+        <w:pStyle w:val="ac"/>
+        <w:rPr>
+          <w:lang w:val="en-US"/>
+        </w:rPr>
+      </w:pPr>
+      <w:bookmarkStart w:id="33" w:name="_Toc225782733"/>
+      <w:r>
+        <w:rPr>
+          <w:rFonts w:hint="eastAsia"/>
+          <w:lang w:val="en-US"/>
+        </w:rPr>
+        <w:t>一、什么是核武器</w:t>
+      </w:r>
+      <w:bookmarkEnd w:id="33"/>
+    </w:p>
+    <w:p>
+      <w:pPr>
+        <w:pStyle w:val="ae"/>
+        <w:rPr>
+          <w:lang w:val="en-US"/>
+        </w:rPr>
+      </w:pPr>
+      <w:bookmarkStart w:id="34" w:name="_Toc225782734"/>
+      <w:r>
+        <w:rPr>
+          <w:rFonts w:hint="eastAsia"/>
+          <w:lang w:val="en-US"/>
+        </w:rPr>
+        <w:t>（一）核武器的概念</w:t>
+      </w:r>
+      <w:bookmarkEnd w:id="34"/>
+    </w:p>
+    <w:p>
+      <w:pPr>
+        <w:pStyle w:val="aa"/>
+        <w:spacing w:before="78" w:after="78"/>
+        <w:rPr>
+          <w:rFonts w:hint="eastAsia"/>
+          <w:lang w:val="en-US"/>
+        </w:rPr>
+      </w:pPr>
+      <w:r>
+        <w:rPr>
+          <w:lang w:val="en-US"/>
+        </w:rPr>
+        <w:tab/>
+      </w:r>
+      <w:r>
+        <w:rPr>
+          <w:rFonts w:hint="eastAsia"/>
+          <w:lang w:val="en-US"/>
+        </w:rPr>
+        <w:t>1945</w:t>
+      </w:r>
+      <w:r>
+        <w:rPr>
+          <w:rFonts w:hint="eastAsia"/>
+          <w:lang w:val="en-US"/>
+        </w:rPr>
+        <w:t>年</w:t>
+      </w:r>
+      <w:r>
+        <w:rPr>
+          <w:rFonts w:hint="eastAsia"/>
+          <w:lang w:val="en-US"/>
+        </w:rPr>
+        <w:t>7</w:t>
+      </w:r>
+      <w:r>
+        <w:rPr>
+          <w:rFonts w:hint="eastAsia"/>
+          <w:lang w:val="en-US"/>
+        </w:rPr>
+        <w:t>月，美国完成首次核试验，核武器从此进入了人类历史。</w:t>
+      </w:r>
+      <w:r>
+        <w:rPr>
+          <w:rFonts w:hint="eastAsia"/>
+          <w:lang w:val="en-US"/>
+        </w:rPr>
+        <w:t>8</w:t>
+      </w:r>
+      <w:r>
+        <w:rPr>
+          <w:rFonts w:hint="eastAsia"/>
+          <w:lang w:val="en-US"/>
+        </w:rPr>
+        <w:t>月，美国先后在日本广岛和长崎投下了名为“小男孩”的枪式铀弹和名为“胖子”的内爆式钚弹。</w:t>
+      </w:r>
+    </w:p>
+    <w:p>
+      <w:pPr>
+        <w:pStyle w:val="aa"/>
+        <w:spacing w:before="78" w:after="78"/>
+        <w:rPr>
+          <w:lang w:val="en-US"/>
+        </w:rPr>
+      </w:pPr>
+      <w:r>
+        <w:rPr>
+          <w:lang w:val="en-US"/>
+        </w:rPr>
+        <w:tab/>
+      </w:r>
+      <w:r>
+        <w:rPr>
+          <w:rFonts w:hint="eastAsia"/>
+          <w:lang w:val="en-US"/>
+        </w:rPr>
+        <w:t>原子弹是核武器，但核武器不只包括原子弹。核武器一般是</w:t>
+      </w:r>
+      <w:r>
+        <w:rPr>
+          <w:rFonts w:hint="eastAsia"/>
+          <w:lang w:val="en-US"/>
+        </w:rPr>
+        <w:t>核弹头</w:t>
+      </w:r>
+      <w:r>
+        <w:rPr>
+          <w:rFonts w:hint="eastAsia"/>
+          <w:lang w:val="en-US"/>
+        </w:rPr>
+        <w:t>，</w:t>
+      </w:r>
+      <w:r>
+        <w:rPr>
+          <w:rFonts w:hint="eastAsia"/>
+          <w:lang w:val="en-US"/>
+        </w:rPr>
+        <w:t>运载工具</w:t>
+      </w:r>
+      <w:r>
+        <w:rPr>
+          <w:rFonts w:hint="eastAsia"/>
+          <w:lang w:val="en-US"/>
+        </w:rPr>
+        <w:t>，以及</w:t>
+      </w:r>
+      <w:r>
+        <w:rPr>
+          <w:rFonts w:hint="eastAsia"/>
+          <w:lang w:val="en-US"/>
+        </w:rPr>
+        <w:t>指挥、控制、通信及作战系统</w:t>
+      </w:r>
+      <w:r>
+        <w:rPr>
+          <w:rFonts w:hint="eastAsia"/>
+          <w:lang w:val="en-US"/>
+        </w:rPr>
+        <w:t>的总称。其中，核弹头主要包括原子弹（核裂变）和氢弹（核聚变），氢弹又称热核武器。</w:t>
+      </w:r>
+      <w:r>
+        <w:rPr>
+          <w:rFonts w:hint="eastAsia"/>
+          <w:lang w:val="en-US"/>
+        </w:rPr>
+        <w:t>战略核武器的三大支柱（核“三位一体”）指的是陆基洲际弹道导弹（</w:t>
+      </w:r>
+      <w:r>
+        <w:rPr>
+          <w:rFonts w:hint="eastAsia"/>
+          <w:lang w:val="en-US"/>
+        </w:rPr>
+        <w:t>ICBM</w:t>
+      </w:r>
+      <w:r>
+        <w:rPr>
+          <w:rFonts w:hint="eastAsia"/>
+          <w:lang w:val="en-US"/>
+        </w:rPr>
+        <w:t>）、海（潜）基弹道导弹（</w:t>
+      </w:r>
+      <w:r>
+        <w:rPr>
+          <w:rFonts w:hint="eastAsia"/>
+          <w:lang w:val="en-US"/>
+        </w:rPr>
+        <w:t>SLBM</w:t>
+      </w:r>
+      <w:r>
+        <w:rPr>
+          <w:rFonts w:hint="eastAsia"/>
+          <w:lang w:val="en-US"/>
+        </w:rPr>
+        <w:t>）和战略轰炸机</w:t>
+      </w:r>
+      <w:r>
+        <w:rPr>
+          <w:rFonts w:hint="eastAsia"/>
+          <w:lang w:val="en-US"/>
+        </w:rPr>
+        <w:t>；</w:t>
+      </w:r>
+      <w:r>
+        <w:rPr>
+          <w:rFonts w:hint="eastAsia"/>
+          <w:lang w:val="en-US"/>
+        </w:rPr>
+        <w:t>ICBM</w:t>
+      </w:r>
+      <w:r>
+        <w:rPr>
+          <w:rFonts w:hint="eastAsia"/>
+          <w:lang w:val="en-US"/>
+        </w:rPr>
+        <w:t>的定位一般是进攻性核打击，而</w:t>
+      </w:r>
+      <w:r>
+        <w:rPr>
+          <w:rFonts w:hint="eastAsia"/>
+          <w:lang w:val="en-US"/>
+        </w:rPr>
+        <w:t>SLBM</w:t>
+      </w:r>
+      <w:r>
+        <w:rPr>
+          <w:rFonts w:hint="eastAsia"/>
+          <w:lang w:val="en-US"/>
+        </w:rPr>
+        <w:t>的定位则是报复性、防御性打击工具，战略轰炸机则因核武器威力变大、战机在投弹后越来越难飞出爆炸半径而在核武器投送中逐渐式微</w:t>
+      </w:r>
+      <w:r>
+        <w:rPr>
+          <w:rFonts w:hint="eastAsia"/>
+          <w:lang w:val="en-US"/>
+        </w:rPr>
+        <w:t>。</w:t>
+      </w:r>
+    </w:p>
+    <w:p>
+      <w:pPr>
+        <w:pStyle w:val="aa"/>
+        <w:spacing w:before="78" w:after="78"/>
+        <w:rPr>
+          <w:rFonts w:hint="eastAsia"/>
+          <w:lang w:val="en-US"/>
+        </w:rPr>
+      </w:pPr>
+      <w:r>
+        <w:rPr>
+          <w:lang w:val="en-US"/>
+        </w:rPr>
+        <w:tab/>
+      </w:r>
+      <w:r>
+        <w:rPr>
+          <w:rFonts w:hint="eastAsia"/>
+          <w:lang w:val="en-US"/>
+        </w:rPr>
+        <w:t>根据射程不同，可以将导弹分为：</w:t>
+      </w:r>
+    </w:p>
+    <w:p>
+      <w:pPr>
+        <w:pStyle w:val="aa"/>
+        <w:numPr>
+          <w:ilvl w:val="0"/>
+          <w:numId w:val="20"/>
+        </w:numPr>
+        <w:spacing w:beforeLines="0" w:before="0" w:afterLines="0" w:after="0"/>
+        <w:ind w:left="442" w:hanging="442"/>
+        <w:rPr>
+          <w:rFonts w:hint="eastAsia"/>
+          <w:lang w:val="en-US"/>
+        </w:rPr>
+      </w:pPr>
+      <w:r>
+        <w:rPr>
+          <w:rFonts w:hint="eastAsia"/>
+          <w:b/>
+          <w:bCs/>
+          <w:lang w:val="en-US"/>
+        </w:rPr>
+        <w:t>远程</w:t>
+      </w:r>
+      <w:r>
+        <w:rPr>
+          <w:rFonts w:hint="eastAsia"/>
+          <w:b/>
+          <w:bCs/>
+          <w:lang w:val="en-US"/>
+        </w:rPr>
+        <w:t>/</w:t>
+      </w:r>
+      <w:r>
+        <w:rPr>
+          <w:rFonts w:hint="eastAsia"/>
+          <w:b/>
+          <w:bCs/>
+          <w:lang w:val="en-US"/>
+        </w:rPr>
+        <w:t>洲际导弹：</w:t>
+      </w:r>
+      <w:r>
+        <w:rPr>
+          <w:rFonts w:hint="eastAsia"/>
+          <w:lang w:val="en-US"/>
+        </w:rPr>
+        <w:t>射程大于</w:t>
+      </w:r>
+      <w:r>
+        <w:rPr>
+          <w:rFonts w:hint="eastAsia"/>
+          <w:lang w:val="en-US"/>
+        </w:rPr>
+        <w:t>5500</w:t>
+      </w:r>
+      <w:r>
+        <w:rPr>
+          <w:rFonts w:hint="eastAsia"/>
+          <w:lang w:val="en-US"/>
+        </w:rPr>
+        <w:t>公里</w:t>
+      </w:r>
+      <w:r>
+        <w:rPr>
+          <w:rFonts w:hint="eastAsia"/>
+          <w:lang w:val="en-US"/>
+        </w:rPr>
+        <w:t>（</w:t>
+      </w:r>
+      <w:r>
+        <w:rPr>
+          <w:rFonts w:hint="eastAsia"/>
+          <w:lang w:val="en-US"/>
+        </w:rPr>
+        <w:t>现实中往往要求射程大于</w:t>
+      </w:r>
+      <w:r>
+        <w:rPr>
+          <w:rFonts w:hint="eastAsia"/>
+          <w:lang w:val="en-US"/>
+        </w:rPr>
+        <w:t>8000</w:t>
+      </w:r>
+      <w:r>
+        <w:rPr>
+          <w:rFonts w:hint="eastAsia"/>
+          <w:lang w:val="en-US"/>
+        </w:rPr>
+        <w:t>公里</w:t>
+      </w:r>
+      <w:r>
+        <w:rPr>
+          <w:rFonts w:hint="eastAsia"/>
+          <w:lang w:val="en-US"/>
+        </w:rPr>
+        <w:t>）</w:t>
+      </w:r>
+    </w:p>
+    <w:p>
+      <w:pPr>
+        <w:pStyle w:val="aa"/>
+        <w:numPr>
+          <w:ilvl w:val="0"/>
+          <w:numId w:val="20"/>
+        </w:numPr>
+        <w:spacing w:beforeLines="0" w:before="0" w:afterLines="0" w:after="0"/>
+        <w:ind w:left="442" w:hanging="442"/>
+        <w:rPr>
+          <w:rFonts w:hint="eastAsia"/>
+          <w:lang w:val="en-US"/>
+        </w:rPr>
+      </w:pPr>
+      <w:r>
+        <w:rPr>
+          <w:rFonts w:hint="eastAsia"/>
+          <w:b/>
+          <w:bCs/>
+          <w:lang w:val="en-US"/>
+        </w:rPr>
+        <w:t>中远程导弹：</w:t>
+      </w:r>
+      <w:r>
+        <w:rPr>
+          <w:rFonts w:hint="eastAsia"/>
+          <w:lang w:val="en-US"/>
+        </w:rPr>
+        <w:t>射程在</w:t>
+      </w:r>
+      <w:r>
+        <w:rPr>
+          <w:rFonts w:hint="eastAsia"/>
+          <w:lang w:val="en-US"/>
+        </w:rPr>
+        <w:t>3000-5500</w:t>
+      </w:r>
+      <w:r>
+        <w:rPr>
+          <w:rFonts w:hint="eastAsia"/>
+          <w:lang w:val="en-US"/>
+        </w:rPr>
+        <w:t>公里</w:t>
+      </w:r>
+    </w:p>
+    <w:p>
+      <w:pPr>
+        <w:pStyle w:val="aa"/>
+        <w:numPr>
+          <w:ilvl w:val="0"/>
+          <w:numId w:val="20"/>
+        </w:numPr>
+        <w:spacing w:beforeLines="0" w:before="0" w:afterLines="0" w:after="0"/>
+        <w:ind w:left="442" w:hanging="442"/>
+        <w:rPr>
+          <w:rFonts w:hint="eastAsia"/>
+          <w:lang w:val="en-US"/>
+        </w:rPr>
+      </w:pPr>
+      <w:r>
+        <w:rPr>
+          <w:rFonts w:hint="eastAsia"/>
+          <w:b/>
+          <w:bCs/>
+          <w:lang w:val="en-US"/>
+        </w:rPr>
+        <w:t>中程导弹：</w:t>
+      </w:r>
+      <w:r>
+        <w:rPr>
+          <w:rFonts w:hint="eastAsia"/>
+          <w:lang w:val="en-US"/>
+        </w:rPr>
+        <w:t>射程在</w:t>
+      </w:r>
+      <w:r>
+        <w:rPr>
+          <w:rFonts w:hint="eastAsia"/>
+          <w:lang w:val="en-US"/>
+        </w:rPr>
+        <w:t>1000-3000</w:t>
+      </w:r>
+      <w:r>
+        <w:rPr>
+          <w:rFonts w:hint="eastAsia"/>
+          <w:lang w:val="en-US"/>
+        </w:rPr>
+        <w:t>公里</w:t>
+      </w:r>
+    </w:p>
+    <w:p>
+      <w:pPr>
+        <w:pStyle w:val="aa"/>
+        <w:numPr>
+          <w:ilvl w:val="0"/>
+          <w:numId w:val="20"/>
+        </w:numPr>
+        <w:spacing w:beforeLines="0" w:before="0" w:afterLines="0" w:after="0"/>
+        <w:ind w:left="442" w:hanging="442"/>
+        <w:rPr>
+          <w:rFonts w:hint="eastAsia"/>
+          <w:lang w:val="en-US"/>
+        </w:rPr>
+      </w:pPr>
+      <w:r>
+        <w:rPr>
+          <w:rFonts w:hint="eastAsia"/>
+          <w:b/>
+          <w:bCs/>
+          <w:lang w:val="en-US"/>
+        </w:rPr>
+        <w:t>近程导弹：</w:t>
+      </w:r>
+      <w:r>
+        <w:rPr>
+          <w:rFonts w:hint="eastAsia"/>
+          <w:lang w:val="en-US"/>
+        </w:rPr>
+        <w:t>射程小于</w:t>
+      </w:r>
+      <w:r>
+        <w:rPr>
+          <w:rFonts w:hint="eastAsia"/>
+          <w:lang w:val="en-US"/>
+        </w:rPr>
+        <w:t>1000</w:t>
+      </w:r>
+      <w:r>
+        <w:rPr>
+          <w:rFonts w:hint="eastAsia"/>
+          <w:lang w:val="en-US"/>
+        </w:rPr>
+        <w:t>公里</w:t>
+      </w:r>
+    </w:p>
+    <w:p>
+      <w:pPr>
+        <w:pStyle w:val="aa"/>
+        <w:numPr>
+          <w:ilvl w:val="0"/>
+          <w:numId w:val="20"/>
+        </w:numPr>
+        <w:spacing w:beforeLines="0" w:before="0" w:afterLines="0" w:after="0"/>
+        <w:ind w:left="442" w:hanging="442"/>
+        <w:rPr>
+          <w:lang w:val="en-US"/>
+        </w:rPr>
+      </w:pPr>
+      <w:r>
+        <w:rPr>
+          <w:rFonts w:hint="eastAsia"/>
+          <w:b/>
+          <w:bCs/>
+          <w:lang w:val="en-US"/>
+        </w:rPr>
+        <w:t>中短</w:t>
+      </w:r>
+      <w:r>
+        <w:rPr>
+          <w:rFonts w:hint="eastAsia"/>
+          <w:b/>
+          <w:bCs/>
+          <w:lang w:val="en-US"/>
+        </w:rPr>
+        <w:t>/</w:t>
+      </w:r>
+      <w:r>
+        <w:rPr>
+          <w:rFonts w:hint="eastAsia"/>
+          <w:b/>
+          <w:bCs/>
+          <w:lang w:val="en-US"/>
+        </w:rPr>
+        <w:t>近程导弹：</w:t>
+      </w:r>
+      <w:r>
+        <w:rPr>
+          <w:rFonts w:hint="eastAsia"/>
+          <w:lang w:val="en-US"/>
+        </w:rPr>
+        <w:t>射程在</w:t>
+      </w:r>
+      <w:r>
+        <w:rPr>
+          <w:rFonts w:hint="eastAsia"/>
+          <w:lang w:val="en-US"/>
+        </w:rPr>
+        <w:t>500-1000</w:t>
+      </w:r>
+      <w:r>
+        <w:rPr>
+          <w:rFonts w:hint="eastAsia"/>
+          <w:lang w:val="en-US"/>
+        </w:rPr>
+        <w:t>公里</w:t>
+      </w:r>
+    </w:p>
+    <w:p>
+      <w:pPr>
+        <w:pStyle w:val="aa"/>
+        <w:spacing w:before="78" w:after="78"/>
+        <w:ind w:firstLine="420"/>
+        <w:rPr>
+          <w:rFonts w:hint="eastAsia"/>
+          <w:lang w:val="en-US"/>
+        </w:rPr>
+      </w:pPr>
+      <w:r>
+        <w:rPr>
+          <w:rFonts w:hint="eastAsia"/>
+          <w:lang w:val="en-US"/>
+        </w:rPr>
+        <w:t>脏弹是一种具有放射性物质（核材料）的特殊炸药，但其能量释放不涉及核反应，因而不属于核武器。</w:t>
+      </w:r>
+    </w:p>
+    <w:p>
+      <w:pPr>
+        <w:pStyle w:val="ae"/>
+        <w:rPr>
+          <w:lang w:val="en-US"/>
+        </w:rPr>
+      </w:pPr>
+      <w:bookmarkStart w:id="35" w:name="_Toc225782735"/>
+      <w:r>
+        <w:rPr>
+          <w:rFonts w:hint="eastAsia"/>
+          <w:lang w:val="en-US"/>
+        </w:rPr>
+        <w:t>（二）核武器与常规武器的区别</w:t>
+      </w:r>
+      <w:bookmarkEnd w:id="35"/>
+    </w:p>
+    <w:p>
+      <w:pPr>
+        <w:pStyle w:val="aa"/>
+        <w:spacing w:before="78" w:after="78"/>
+        <w:rPr>
+          <w:rFonts w:hint="eastAsia"/>
+          <w:lang w:val="en-US"/>
+        </w:rPr>
+      </w:pPr>
+      <w:r>
+        <w:rPr>
+          <w:lang w:val="en-US"/>
+        </w:rPr>
+        <w:tab/>
+      </w:r>
+      <w:r>
+        <w:rPr>
+          <w:rFonts w:hint="eastAsia"/>
+          <w:lang w:val="en-US"/>
+        </w:rPr>
+        <w:t>与常规武器相比，核武器的特点有：</w:t>
+      </w:r>
+    </w:p>
+    <w:p>
+      <w:pPr>
+        <w:pStyle w:val="aa"/>
+        <w:numPr>
+          <w:ilvl w:val="0"/>
+          <w:numId w:val="21"/>
+        </w:numPr>
+        <w:spacing w:beforeLines="0" w:before="0" w:afterLines="0" w:after="0"/>
+        <w:ind w:left="442" w:hanging="442"/>
+        <w:rPr>
+          <w:rFonts w:hint="eastAsia"/>
+          <w:lang w:val="en-US"/>
+        </w:rPr>
+      </w:pPr>
+      <w:r>
+        <w:rPr>
+          <w:rFonts w:hint="eastAsia"/>
+          <w:lang w:val="en-US"/>
+        </w:rPr>
+        <w:t>经济的军事手段</w:t>
+      </w:r>
+    </w:p>
+    <w:p>
+      <w:pPr>
+        <w:pStyle w:val="aa"/>
+        <w:numPr>
+          <w:ilvl w:val="0"/>
+          <w:numId w:val="21"/>
+        </w:numPr>
+        <w:spacing w:beforeLines="0" w:before="0" w:afterLines="0" w:after="0"/>
+        <w:ind w:left="442" w:hanging="442"/>
+        <w:rPr>
+          <w:rFonts w:hint="eastAsia"/>
+          <w:lang w:val="en-US"/>
+        </w:rPr>
+      </w:pPr>
+      <w:r>
+        <w:rPr>
+          <w:rFonts w:hint="eastAsia"/>
+          <w:lang w:val="en-US"/>
+        </w:rPr>
+        <w:t>大规模杀伤性</w:t>
+      </w:r>
+    </w:p>
+    <w:p>
+      <w:pPr>
+        <w:pStyle w:val="aa"/>
+        <w:numPr>
+          <w:ilvl w:val="0"/>
+          <w:numId w:val="21"/>
+        </w:numPr>
+        <w:spacing w:beforeLines="0" w:before="0" w:afterLines="0" w:after="0"/>
+        <w:ind w:left="442" w:hanging="442"/>
+        <w:rPr>
+          <w:rFonts w:hint="eastAsia"/>
+          <w:lang w:val="en-US"/>
+        </w:rPr>
+      </w:pPr>
+      <w:r>
+        <w:rPr>
+          <w:rFonts w:hint="eastAsia"/>
+          <w:lang w:val="en-US"/>
+        </w:rPr>
+        <w:t>防御是不可能的</w:t>
+      </w:r>
+    </w:p>
+    <w:p>
+      <w:pPr>
+        <w:pStyle w:val="aa"/>
+        <w:numPr>
+          <w:ilvl w:val="0"/>
+          <w:numId w:val="21"/>
+        </w:numPr>
+        <w:spacing w:beforeLines="0" w:before="0" w:afterLines="0" w:after="0"/>
+        <w:ind w:left="442" w:hanging="442"/>
+        <w:rPr>
+          <w:lang w:val="en-US"/>
+        </w:rPr>
+      </w:pPr>
+      <w:r>
+        <w:rPr>
+          <w:rFonts w:hint="eastAsia"/>
+          <w:lang w:val="en-US"/>
+        </w:rPr>
+        <w:t>没有先发优势</w:t>
+      </w:r>
+    </w:p>
+    <w:p>
+      <w:pPr>
+        <w:pStyle w:val="ae"/>
+        <w:rPr>
+          <w:lang w:val="en-US"/>
+        </w:rPr>
+      </w:pPr>
+      <w:bookmarkStart w:id="36" w:name="_Toc225782736"/>
+      <w:r>
+        <w:rPr>
+          <w:rFonts w:hint="eastAsia"/>
+          <w:lang w:val="en-US"/>
+        </w:rPr>
+        <w:t>（三）第一次打击与第二次打击</w:t>
+      </w:r>
+      <w:bookmarkEnd w:id="36"/>
+    </w:p>
+    <w:p>
+      <w:pPr>
+        <w:pStyle w:val="aa"/>
+        <w:spacing w:before="78" w:after="78"/>
+        <w:ind w:firstLine="420"/>
+        <w:rPr>
+          <w:lang w:val="en-US"/>
+        </w:rPr>
+      </w:pPr>
+      <w:r>
+        <w:rPr>
+          <w:rFonts w:hint="eastAsia"/>
+          <w:lang w:val="en-US"/>
+        </w:rPr>
+        <w:t>第一次打击</w:t>
+      </w:r>
+      <w:r>
+        <w:rPr>
+          <w:rFonts w:hint="eastAsia"/>
+          <w:lang w:val="en-US"/>
+        </w:rPr>
+        <w:t>是</w:t>
+      </w:r>
+      <w:r>
+        <w:rPr>
+          <w:rFonts w:hint="eastAsia"/>
+          <w:lang w:val="en-US"/>
+        </w:rPr>
+        <w:t>先发制人的核打击，寻求毁灭敌方的核武器</w:t>
+      </w:r>
+      <w:r>
+        <w:rPr>
+          <w:rFonts w:hint="eastAsia"/>
+          <w:lang w:val="en-US"/>
+        </w:rPr>
+        <w:t>。</w:t>
+      </w:r>
+      <w:r>
+        <w:rPr>
+          <w:rFonts w:hint="eastAsia"/>
+          <w:lang w:val="en-US"/>
+        </w:rPr>
+        <w:t>第二次打击</w:t>
+      </w:r>
+      <w:r>
+        <w:rPr>
+          <w:rFonts w:hint="eastAsia"/>
+          <w:lang w:val="en-US"/>
+        </w:rPr>
+        <w:t>是</w:t>
+      </w:r>
+      <w:r>
+        <w:rPr>
+          <w:rFonts w:hint="eastAsia"/>
+          <w:lang w:val="en-US"/>
+        </w:rPr>
+        <w:t>在遭到对方首轮核袭击后还能存活下来并予以核回击的能力（后发制人的核打击）</w:t>
+      </w:r>
+      <w:r>
+        <w:rPr>
+          <w:rFonts w:hint="eastAsia"/>
+          <w:lang w:val="en-US"/>
+        </w:rPr>
+        <w:t>。</w:t>
+      </w:r>
+    </w:p>
+    <w:p>
+      <w:pPr>
+        <w:pStyle w:val="aa"/>
+        <w:spacing w:before="78" w:after="78"/>
+        <w:rPr>
+          <w:lang w:val="en-US"/>
+        </w:rPr>
+      </w:pPr>
+    </w:p>
+    <w:p>
+      <w:pPr>
+        <w:pStyle w:val="ac"/>
+        <w:rPr>
+          <w:lang w:val="en-US"/>
+        </w:rPr>
+      </w:pPr>
+      <w:bookmarkStart w:id="37" w:name="_Toc225782737"/>
+      <w:r>
+        <w:rPr>
+          <w:rFonts w:hint="eastAsia"/>
+          <w:lang w:val="en-US"/>
+        </w:rPr>
+        <w:lastRenderedPageBreak/>
+        <w:t>二、核威慑</w:t>
+      </w:r>
+      <w:bookmarkEnd w:id="37"/>
+    </w:p>
+    <w:p>
+      <w:pPr>
+        <w:pStyle w:val="ae"/>
+        <w:rPr>
+          <w:lang w:val="en-US"/>
+        </w:rPr>
+      </w:pPr>
+      <w:bookmarkStart w:id="38" w:name="_Toc225782738"/>
+      <w:r>
+        <w:rPr>
+          <w:rFonts w:hint="eastAsia"/>
+          <w:lang w:val="en-US"/>
+        </w:rPr>
+        <w:t>（一）威慑与核威慑</w:t>
+      </w:r>
+      <w:bookmarkEnd w:id="38"/>
+    </w:p>
+    <w:p>
+      <w:pPr>
+        <w:pStyle w:val="aa"/>
+        <w:spacing w:before="78" w:after="78"/>
+        <w:ind w:firstLine="420"/>
+        <w:rPr>
+          <w:lang w:val="en-US"/>
+        </w:rPr>
+      </w:pPr>
+      <w:r>
+        <w:rPr>
+          <w:rFonts w:hint="eastAsia"/>
+          <w:lang w:val="en-US"/>
+        </w:rPr>
+        <w:t>威慑是一种策略，旨在吓阻对方，使他不做他原先想做的事。</w:t>
+      </w:r>
+      <w:r>
+        <w:rPr>
+          <w:rFonts w:hint="eastAsia"/>
+          <w:lang w:val="en-US"/>
+        </w:rPr>
+        <w:t>核威慑是一种基于惩罚的威慑。</w:t>
+      </w:r>
+    </w:p>
+    <w:p>
+      <w:pPr>
+        <w:pStyle w:val="aa"/>
+        <w:spacing w:before="78" w:after="78"/>
+        <w:ind w:firstLine="420"/>
+        <w:rPr>
+          <w:lang w:val="en-US"/>
+        </w:rPr>
+      </w:pPr>
+      <w:r>
+        <w:rPr>
+          <w:rFonts w:hint="eastAsia"/>
+          <w:lang w:val="en-US"/>
+        </w:rPr>
+        <w:t>核威慑成功的前提是：</w:t>
+      </w:r>
+    </w:p>
+    <w:p>
+      <w:pPr>
+        <w:pStyle w:val="aa"/>
+        <w:numPr>
+          <w:ilvl w:val="0"/>
+          <w:numId w:val="22"/>
+        </w:numPr>
+        <w:spacing w:beforeLines="0" w:before="0" w:afterLines="0" w:after="0"/>
+        <w:ind w:left="442" w:hanging="442"/>
+        <w:rPr>
+          <w:lang w:val="en-US"/>
+        </w:rPr>
+      </w:pPr>
+      <w:r>
+        <w:rPr>
+          <w:rFonts w:hint="eastAsia"/>
+          <w:lang w:val="en-US"/>
+        </w:rPr>
+        <w:t>参与者必须是理性行为体，能够进行基本的成本</w:t>
+      </w:r>
+      <w:r>
+        <w:rPr>
+          <w:rFonts w:hint="eastAsia"/>
+          <w:lang w:val="en-US"/>
+        </w:rPr>
+        <w:t>/</w:t>
+      </w:r>
+      <w:r>
+        <w:rPr>
+          <w:rFonts w:hint="eastAsia"/>
+          <w:lang w:val="en-US"/>
+        </w:rPr>
+        <w:t>收益计算；</w:t>
+      </w:r>
+    </w:p>
+    <w:p>
+      <w:pPr>
+        <w:pStyle w:val="aa"/>
+        <w:numPr>
+          <w:ilvl w:val="0"/>
+          <w:numId w:val="22"/>
+        </w:numPr>
+        <w:spacing w:beforeLines="0" w:before="0" w:afterLines="0" w:after="0"/>
+        <w:ind w:left="442" w:hanging="442"/>
+        <w:rPr>
+          <w:lang w:val="en-US"/>
+        </w:rPr>
+      </w:pPr>
+      <w:r>
+        <w:rPr>
+          <w:rFonts w:hint="eastAsia"/>
+          <w:lang w:val="en-US"/>
+        </w:rPr>
+        <w:t>参与者必须都同意：没有任何目标值得用死亡去交换；</w:t>
+      </w:r>
+    </w:p>
+    <w:p>
+      <w:pPr>
+        <w:pStyle w:val="aa"/>
+        <w:numPr>
+          <w:ilvl w:val="0"/>
+          <w:numId w:val="22"/>
+        </w:numPr>
+        <w:spacing w:beforeLines="0" w:before="0" w:afterLines="0" w:after="0"/>
+        <w:ind w:left="442" w:hanging="442"/>
+        <w:rPr>
+          <w:rFonts w:hint="eastAsia"/>
+          <w:lang w:val="en-US"/>
+        </w:rPr>
+      </w:pPr>
+      <w:r>
+        <w:rPr>
+          <w:rFonts w:hint="eastAsia"/>
+          <w:lang w:val="en-US"/>
+        </w:rPr>
+        <w:t>报复的威胁是可信的（</w:t>
+      </w:r>
+      <w:r>
+        <w:rPr>
+          <w:rFonts w:hint="eastAsia"/>
+          <w:lang w:val="en-US"/>
+        </w:rPr>
+        <w:t>credible</w:t>
+      </w:r>
+      <w:r>
+        <w:rPr>
+          <w:rFonts w:hint="eastAsia"/>
+          <w:lang w:val="en-US"/>
+        </w:rPr>
+        <w:t>）。</w:t>
+      </w:r>
+    </w:p>
+    <w:p>
+      <w:pPr>
+        <w:pStyle w:val="aa"/>
+        <w:spacing w:before="78" w:after="78"/>
+        <w:ind w:firstLine="420"/>
+        <w:rPr>
+          <w:lang w:val="en-US"/>
+        </w:rPr>
+      </w:pPr>
+      <w:r>
+        <w:rPr>
+          <w:rFonts w:hint="eastAsia"/>
+          <w:lang w:val="en-US"/>
+        </w:rPr>
+        <w:t>其中，核威慑的可信度（</w:t>
+      </w:r>
+      <w:r>
+        <w:rPr>
+          <w:rFonts w:hint="eastAsia"/>
+          <w:lang w:val="en-US"/>
+        </w:rPr>
+        <w:t>credibility</w:t>
+      </w:r>
+      <w:r>
+        <w:rPr>
+          <w:rFonts w:hint="eastAsia"/>
+          <w:lang w:val="en-US"/>
+        </w:rPr>
+        <w:t>）是十分重要的。</w:t>
+      </w:r>
+      <w:r>
+        <w:rPr>
+          <w:rFonts w:hint="eastAsia"/>
+          <w:lang w:val="en-US"/>
+        </w:rPr>
+        <w:t>在核威慑中，必须要让双方都相信，若自己核打击了对方，则对方会采取报复；并且，双方的核威慑不是因为“疯了”，也不是“吓唬人”。有学者认为，</w:t>
+      </w:r>
+      <w:r>
+        <w:rPr>
+          <w:rFonts w:hint="eastAsia"/>
+          <w:lang w:val="en-US"/>
+        </w:rPr>
+        <w:t>拥有核武器本身对于其他国家就是一种威慑</w:t>
+      </w:r>
+      <w:r>
+        <w:rPr>
+          <w:rFonts w:hint="eastAsia"/>
+          <w:lang w:val="en-US"/>
+        </w:rPr>
+        <w:t>，因为</w:t>
+      </w:r>
+      <w:r>
+        <w:rPr>
+          <w:rFonts w:hint="eastAsia"/>
+          <w:lang w:val="en-US"/>
+        </w:rPr>
+        <w:t>威慑取决于一个国家“能”做什么，而不是一个国家“将”做什么</w:t>
+      </w:r>
+      <w:r>
+        <w:rPr>
+          <w:rFonts w:hint="eastAsia"/>
+          <w:lang w:val="en-US"/>
+        </w:rPr>
+        <w:t>。也有学者指出了核威慑的不确定性，即</w:t>
+      </w:r>
+      <w:r>
+        <w:rPr>
+          <w:rFonts w:hint="eastAsia"/>
+          <w:lang w:val="en-US"/>
+        </w:rPr>
+        <w:t>拥有核武器的国家可能使用核武器，也可能不使用核武器，但是否使用取决于一些不受当事国控制的因素（例如民意、战争升级过程中的错误判断</w:t>
+      </w:r>
+      <w:r>
+        <w:rPr>
+          <w:rFonts w:hint="eastAsia"/>
+          <w:lang w:val="en-US"/>
+        </w:rPr>
+        <w:t>/</w:t>
+      </w:r>
+      <w:r>
+        <w:rPr>
+          <w:rFonts w:hint="eastAsia"/>
+          <w:lang w:val="en-US"/>
+        </w:rPr>
+        <w:t>认知等）</w:t>
+      </w:r>
+      <w:r>
+        <w:rPr>
+          <w:rFonts w:hint="eastAsia"/>
+          <w:lang w:val="en-US"/>
+        </w:rPr>
+        <w:t>；因此，</w:t>
+      </w:r>
+      <w:r>
+        <w:rPr>
+          <w:rFonts w:hint="eastAsia"/>
+          <w:lang w:val="en-US"/>
+        </w:rPr>
+        <w:t>不确定性</w:t>
+      </w:r>
+      <w:r>
+        <w:rPr>
+          <w:rFonts w:hint="eastAsia"/>
+          <w:lang w:val="en-US"/>
+        </w:rPr>
+        <w:t>是</w:t>
+      </w:r>
+      <w:r>
+        <w:rPr>
+          <w:rFonts w:hint="eastAsia"/>
+          <w:lang w:val="en-US"/>
+        </w:rPr>
+        <w:t>说服对方接受核威慑</w:t>
+      </w:r>
+      <w:r>
+        <w:rPr>
+          <w:rFonts w:hint="eastAsia"/>
+          <w:lang w:val="en-US"/>
+        </w:rPr>
+        <w:t>的重要因素</w:t>
+      </w:r>
+      <w:r>
+        <w:rPr>
+          <w:rFonts w:hint="eastAsia"/>
+          <w:lang w:val="en-US"/>
+        </w:rPr>
+        <w:t>。</w:t>
+      </w:r>
+    </w:p>
+    <w:p>
+      <w:pPr>
+        <w:pStyle w:val="aa"/>
+        <w:spacing w:before="78" w:after="78"/>
+        <w:rPr>
+          <w:lang w:val="en-US"/>
+        </w:rPr>
+      </w:pPr>
+    </w:p>
+    <w:p>
+      <w:pPr>
+        <w:pStyle w:val="aa"/>
+        <w:spacing w:before="78" w:after="78"/>
+        <w:rPr>
+          <w:lang w:val="en-US"/>
+        </w:rPr>
+      </w:pPr>
     </w:p>
     <w:p>
       <w:pPr>
@@ -10342,6 +11674,119 @@
     </w:lvl>
   </w:abstractNum>
   <w:abstractNum w:abstractNumId="4" w15:restartNumberingAfterBreak="0">
+    <w:nsid w:val="1AA8661A"/>
+    <w:multiLevelType w:val="hybridMultilevel"/>
+    <w:tmpl w:val="7ECAAE8A"/>
+    <w:lvl w:ilvl="0" w:tplc="04090001">
+      <w:start w:val="1"/>
+      <w:numFmt w:val="bullet"/>
+      <w:lvlText w:val=""/>
+      <w:lvlJc w:val="left"/>
+      <w:pPr>
+        <w:ind w:left="440" w:hanging="440"/>
+      </w:pPr>
+      <w:rPr>
+        <w:rFonts w:ascii="Wingdings" w:hAnsi="Wingdings" w:hint="default"/>
+      </w:rPr>
+    </w:lvl>
+    <w:lvl w:ilvl="1" w:tplc="04090003" w:tentative="1">
+      <w:start w:val="1"/>
+      <w:numFmt w:val="bullet"/>
+      <w:lvlText w:val=""/>
+      <w:lvlJc w:val="left"/>
+      <w:pPr>
+        <w:ind w:left="880" w:hanging="440"/>
+      </w:pPr>
+      <w:rPr>
+        <w:rFonts w:ascii="Wingdings" w:hAnsi="Wingdings" w:hint="default"/>
+      </w:rPr>
+    </w:lvl>
+    <w:lvl w:ilvl="2" w:tplc="04090005" w:tentative="1">
+      <w:start w:val="1"/>
+      <w:numFmt w:val="bullet"/>
+      <w:lvlText w:val=""/>
+      <w:lvlJc w:val="left"/>
+      <w:pPr>
+        <w:ind w:left="1320" w:hanging="440"/>
+      </w:pPr>
+      <w:rPr>
+        <w:rFonts w:ascii="Wingdings" w:hAnsi="Wingdings" w:hint="default"/>
+      </w:rPr>
+    </w:lvl>
+    <w:lvl w:ilvl="3" w:tplc="04090001" w:tentative="1">
+      <w:start w:val="1"/>
+      <w:numFmt w:val="bullet"/>
+      <w:lvlText w:val=""/>
+      <w:lvlJc w:val="left"/>
+      <w:pPr>
+        <w:ind w:left="1760" w:hanging="440"/>
+      </w:pPr>
+      <w:rPr>
+        <w:rFonts w:ascii="Wingdings" w:hAnsi="Wingdings" w:hint="default"/>
+      </w:rPr>
+    </w:lvl>
+    <w:lvl w:ilvl="4" w:tplc="04090003" w:tentative="1">
+      <w:start w:val="1"/>
+      <w:numFmt w:val="bullet"/>
+      <w:lvlText w:val=""/>
+      <w:lvlJc w:val="left"/>
+      <w:pPr>
+        <w:ind w:left="2200" w:hanging="440"/>
+      </w:pPr>
+      <w:rPr>
+        <w:rFonts w:ascii="Wingdings" w:hAnsi="Wingdings" w:hint="default"/>
+      </w:rPr>
+    </w:lvl>
+    <w:lvl w:ilvl="5" w:tplc="04090005" w:tentative="1">
+      <w:start w:val="1"/>
+      <w:numFmt w:val="bullet"/>
+      <w:lvlText w:val=""/>
+      <w:lvlJc w:val="left"/>
+      <w:pPr>
+        <w:ind w:left="2640" w:hanging="440"/>
+      </w:pPr>
+      <w:rPr>
+        <w:rFonts w:ascii="Wingdings" w:hAnsi="Wingdings" w:hint="default"/>
+      </w:rPr>
+    </w:lvl>
+    <w:lvl w:ilvl="6" w:tplc="04090001" w:tentative="1">
+      <w:start w:val="1"/>
+      <w:numFmt w:val="bullet"/>
+      <w:lvlText w:val=""/>
+      <w:lvlJc w:val="left"/>
+      <w:pPr>
+        <w:ind w:left="3080" w:hanging="440"/>
+      </w:pPr>
+      <w:rPr>
+        <w:rFonts w:ascii="Wingdings" w:hAnsi="Wingdings" w:hint="default"/>
+      </w:rPr>
+    </w:lvl>
+    <w:lvl w:ilvl="7" w:tplc="04090003" w:tentative="1">
+      <w:start w:val="1"/>
+      <w:numFmt w:val="bullet"/>
+      <w:lvlText w:val=""/>
+      <w:lvlJc w:val="left"/>
+      <w:pPr>
+        <w:ind w:left="3520" w:hanging="440"/>
+      </w:pPr>
+      <w:rPr>
+        <w:rFonts w:ascii="Wingdings" w:hAnsi="Wingdings" w:hint="default"/>
+      </w:rPr>
+    </w:lvl>
+    <w:lvl w:ilvl="8" w:tplc="04090005" w:tentative="1">
+      <w:start w:val="1"/>
+      <w:numFmt w:val="bullet"/>
+      <w:lvlText w:val=""/>
+      <w:lvlJc w:val="left"/>
+      <w:pPr>
+        <w:ind w:left="3960" w:hanging="440"/>
+      </w:pPr>
+      <w:rPr>
+        <w:rFonts w:ascii="Wingdings" w:hAnsi="Wingdings" w:hint="default"/>
+      </w:rPr>
+    </w:lvl>
+  </w:abstractNum>
+  <w:abstractNum w:abstractNumId="5" w15:restartNumberingAfterBreak="0">
     <w:nsid w:val="26456140"/>
     <w:multiLevelType w:val="hybridMultilevel"/>
     <w:tmpl w:val="D5465CD4"/>
@@ -10430,7 +11875,7 @@
       </w:pPr>
     </w:lvl>
   </w:abstractNum>
-  <w:abstractNum w:abstractNumId="5" w15:restartNumberingAfterBreak="0">
+  <w:abstractNum w:abstractNumId="6" w15:restartNumberingAfterBreak="0">
     <w:nsid w:val="297F3A7D"/>
     <w:multiLevelType w:val="hybridMultilevel"/>
     <w:tmpl w:val="FA182A84"/>
@@ -10543,7 +11988,7 @@
       </w:rPr>
     </w:lvl>
   </w:abstractNum>
-  <w:abstractNum w:abstractNumId="6" w15:restartNumberingAfterBreak="0">
+  <w:abstractNum w:abstractNumId="7" w15:restartNumberingAfterBreak="0">
     <w:nsid w:val="29C821CC"/>
     <w:multiLevelType w:val="hybridMultilevel"/>
     <w:tmpl w:val="B28E7DDA"/>
@@ -10656,7 +12101,7 @@
       </w:rPr>
     </w:lvl>
   </w:abstractNum>
-  <w:abstractNum w:abstractNumId="7" w15:restartNumberingAfterBreak="0">
+  <w:abstractNum w:abstractNumId="8" w15:restartNumberingAfterBreak="0">
     <w:nsid w:val="32214886"/>
     <w:multiLevelType w:val="hybridMultilevel"/>
     <w:tmpl w:val="22F0DA86"/>
@@ -10769,7 +12214,7 @@
       </w:rPr>
     </w:lvl>
   </w:abstractNum>
-  <w:abstractNum w:abstractNumId="8" w15:restartNumberingAfterBreak="0">
+  <w:abstractNum w:abstractNumId="9" w15:restartNumberingAfterBreak="0">
     <w:nsid w:val="345E37BB"/>
     <w:multiLevelType w:val="hybridMultilevel"/>
     <w:tmpl w:val="827C6608"/>
@@ -10855,7 +12300,7 @@
       </w:pPr>
     </w:lvl>
   </w:abstractNum>
-  <w:abstractNum w:abstractNumId="9" w15:restartNumberingAfterBreak="0">
+  <w:abstractNum w:abstractNumId="10" w15:restartNumberingAfterBreak="0">
     <w:nsid w:val="397E6041"/>
     <w:multiLevelType w:val="hybridMultilevel"/>
     <w:tmpl w:val="DB560BE8"/>
@@ -10941,7 +12386,7 @@
       </w:pPr>
     </w:lvl>
   </w:abstractNum>
-  <w:abstractNum w:abstractNumId="10" w15:restartNumberingAfterBreak="0">
+  <w:abstractNum w:abstractNumId="11" w15:restartNumberingAfterBreak="0">
     <w:nsid w:val="39DC79A5"/>
     <w:multiLevelType w:val="hybridMultilevel"/>
     <w:tmpl w:val="0054ECC4"/>
@@ -11054,7 +12499,120 @@
       </w:rPr>
     </w:lvl>
   </w:abstractNum>
-  <w:abstractNum w:abstractNumId="11" w15:restartNumberingAfterBreak="0">
+  <w:abstractNum w:abstractNumId="12" w15:restartNumberingAfterBreak="0">
+    <w:nsid w:val="47B2310E"/>
+    <w:multiLevelType w:val="hybridMultilevel"/>
+    <w:tmpl w:val="20BC4EE0"/>
+    <w:lvl w:ilvl="0" w:tplc="04090001">
+      <w:start w:val="1"/>
+      <w:numFmt w:val="bullet"/>
+      <w:lvlText w:val=""/>
+      <w:lvlJc w:val="left"/>
+      <w:pPr>
+        <w:ind w:left="440" w:hanging="440"/>
+      </w:pPr>
+      <w:rPr>
+        <w:rFonts w:ascii="Wingdings" w:hAnsi="Wingdings" w:hint="default"/>
+      </w:rPr>
+    </w:lvl>
+    <w:lvl w:ilvl="1" w:tplc="04090003" w:tentative="1">
+      <w:start w:val="1"/>
+      <w:numFmt w:val="bullet"/>
+      <w:lvlText w:val=""/>
+      <w:lvlJc w:val="left"/>
+      <w:pPr>
+        <w:ind w:left="880" w:hanging="440"/>
+      </w:pPr>
+      <w:rPr>
+        <w:rFonts w:ascii="Wingdings" w:hAnsi="Wingdings" w:hint="default"/>
+      </w:rPr>
+    </w:lvl>
+    <w:lvl w:ilvl="2" w:tplc="04090005" w:tentative="1">
+      <w:start w:val="1"/>
+      <w:numFmt w:val="bullet"/>
+      <w:lvlText w:val=""/>
+      <w:lvlJc w:val="left"/>
+      <w:pPr>
+        <w:ind w:left="1320" w:hanging="440"/>
+      </w:pPr>
+      <w:rPr>
+        <w:rFonts w:ascii="Wingdings" w:hAnsi="Wingdings" w:hint="default"/>
+      </w:rPr>
+    </w:lvl>
+    <w:lvl w:ilvl="3" w:tplc="04090001" w:tentative="1">
+      <w:start w:val="1"/>
+      <w:numFmt w:val="bullet"/>
+      <w:lvlText w:val=""/>
+      <w:lvlJc w:val="left"/>
+      <w:pPr>
+        <w:ind w:left="1760" w:hanging="440"/>
+      </w:pPr>
+      <w:rPr>
+        <w:rFonts w:ascii="Wingdings" w:hAnsi="Wingdings" w:hint="default"/>
+      </w:rPr>
+    </w:lvl>
+    <w:lvl w:ilvl="4" w:tplc="04090003" w:tentative="1">
+      <w:start w:val="1"/>
+      <w:numFmt w:val="bullet"/>
+      <w:lvlText w:val=""/>
+      <w:lvlJc w:val="left"/>
+      <w:pPr>
+        <w:ind w:left="2200" w:hanging="440"/>
+      </w:pPr>
+      <w:rPr>
+        <w:rFonts w:ascii="Wingdings" w:hAnsi="Wingdings" w:hint="default"/>
+      </w:rPr>
+    </w:lvl>
+    <w:lvl w:ilvl="5" w:tplc="04090005" w:tentative="1">
+      <w:start w:val="1"/>
+      <w:numFmt w:val="bullet"/>
+      <w:lvlText w:val=""/>
+      <w:lvlJc w:val="left"/>
+      <w:pPr>
+        <w:ind w:left="2640" w:hanging="440"/>
+      </w:pPr>
+      <w:rPr>
+        <w:rFonts w:ascii="Wingdings" w:hAnsi="Wingdings" w:hint="default"/>
+      </w:rPr>
+    </w:lvl>
+    <w:lvl w:ilvl="6" w:tplc="04090001" w:tentative="1">
+      <w:start w:val="1"/>
+      <w:numFmt w:val="bullet"/>
+      <w:lvlText w:val=""/>
+      <w:lvlJc w:val="left"/>
+      <w:pPr>
+        <w:ind w:left="3080" w:hanging="440"/>
+      </w:pPr>
+      <w:rPr>
+        <w:rFonts w:ascii="Wingdings" w:hAnsi="Wingdings" w:hint="default"/>
+      </w:rPr>
+    </w:lvl>
+    <w:lvl w:ilvl="7" w:tplc="04090003" w:tentative="1">
+      <w:start w:val="1"/>
+      <w:numFmt w:val="bullet"/>
+      <w:lvlText w:val=""/>
+      <w:lvlJc w:val="left"/>
+      <w:pPr>
+        <w:ind w:left="3520" w:hanging="440"/>
+      </w:pPr>
+      <w:rPr>
+        <w:rFonts w:ascii="Wingdings" w:hAnsi="Wingdings" w:hint="default"/>
+      </w:rPr>
+    </w:lvl>
+    <w:lvl w:ilvl="8" w:tplc="04090005" w:tentative="1">
+      <w:start w:val="1"/>
+      <w:numFmt w:val="bullet"/>
+      <w:lvlText w:val=""/>
+      <w:lvlJc w:val="left"/>
+      <w:pPr>
+        <w:ind w:left="3960" w:hanging="440"/>
+      </w:pPr>
+      <w:rPr>
+        <w:rFonts w:ascii="Wingdings" w:hAnsi="Wingdings" w:hint="default"/>
+      </w:rPr>
+    </w:lvl>
+  </w:abstractNum>
+  <w:abstractNum w:abstractNumId="13" w15:restartNumberingAfterBreak="0">
     <w:nsid w:val="53150E4F"/>
     <w:multiLevelType w:val="hybridMultilevel"/>
     <w:tmpl w:val="22661810"/>
@@ -11167,7 +12725,7 @@
       </w:rPr>
     </w:lvl>
   </w:abstractNum>
-  <w:abstractNum w:abstractNumId="12" w15:restartNumberingAfterBreak="0">
+  <w:abstractNum w:abstractNumId="14" w15:restartNumberingAfterBreak="0">
     <w:nsid w:val="5BDC4818"/>
     <w:multiLevelType w:val="hybridMultilevel"/>
     <w:tmpl w:val="28E05ED2"/>
@@ -11280,7 +12838,7 @@
       </w:rPr>
     </w:lvl>
   </w:abstractNum>
-  <w:abstractNum w:abstractNumId="13" w15:restartNumberingAfterBreak="0">
+  <w:abstractNum w:abstractNumId="15" w15:restartNumberingAfterBreak="0">
     <w:nsid w:val="5F61611E"/>
     <w:multiLevelType w:val="hybridMultilevel"/>
     <w:tmpl w:val="F0B4ADC0"/>
@@ -11393,7 +12951,7 @@
       </w:rPr>
     </w:lvl>
   </w:abstractNum>
-  <w:abstractNum w:abstractNumId="14" w15:restartNumberingAfterBreak="0">
+  <w:abstractNum w:abstractNumId="16" w15:restartNumberingAfterBreak="0">
     <w:nsid w:val="660C3916"/>
     <w:multiLevelType w:val="hybridMultilevel"/>
     <w:tmpl w:val="A5A4ECE2"/>
@@ -11506,7 +13064,120 @@
       </w:rPr>
     </w:lvl>
   </w:abstractNum>
-  <w:abstractNum w:abstractNumId="15" w15:restartNumberingAfterBreak="0">
+  <w:abstractNum w:abstractNumId="17" w15:restartNumberingAfterBreak="0">
+    <w:nsid w:val="66370860"/>
+    <w:multiLevelType w:val="hybridMultilevel"/>
+    <w:tmpl w:val="13F0329C"/>
+    <w:lvl w:ilvl="0" w:tplc="04090001">
+      <w:start w:val="1"/>
+      <w:numFmt w:val="bullet"/>
+      <w:lvlText w:val=""/>
+      <w:lvlJc w:val="left"/>
+      <w:pPr>
+        <w:ind w:left="440" w:hanging="440"/>
+      </w:pPr>
+      <w:rPr>
+        <w:rFonts w:ascii="Wingdings" w:hAnsi="Wingdings" w:hint="default"/>
+      </w:rPr>
+    </w:lvl>
+    <w:lvl w:ilvl="1" w:tplc="04090003" w:tentative="1">
+      <w:start w:val="1"/>
+      <w:numFmt w:val="bullet"/>
+      <w:lvlText w:val=""/>
+      <w:lvlJc w:val="left"/>
+      <w:pPr>
+        <w:ind w:left="880" w:hanging="440"/>
+      </w:pPr>
+      <w:rPr>
+        <w:rFonts w:ascii="Wingdings" w:hAnsi="Wingdings" w:hint="default"/>
+      </w:rPr>
+    </w:lvl>
+    <w:lvl w:ilvl="2" w:tplc="04090005" w:tentative="1">
+      <w:start w:val="1"/>
+      <w:numFmt w:val="bullet"/>
+      <w:lvlText w:val=""/>
+      <w:lvlJc w:val="left"/>
+      <w:pPr>
+        <w:ind w:left="1320" w:hanging="440"/>
+      </w:pPr>
+      <w:rPr>
+        <w:rFonts w:ascii="Wingdings" w:hAnsi="Wingdings" w:hint="default"/>
+      </w:rPr>
+    </w:lvl>
+    <w:lvl w:ilvl="3" w:tplc="04090001" w:tentative="1">
+      <w:start w:val="1"/>
+      <w:numFmt w:val="bullet"/>
+      <w:lvlText w:val=""/>
+      <w:lvlJc w:val="left"/>
+      <w:pPr>
+        <w:ind w:left="1760" w:hanging="440"/>
+      </w:pPr>
+      <w:rPr>
+        <w:rFonts w:ascii="Wingdings" w:hAnsi="Wingdings" w:hint="default"/>
+      </w:rPr>
+    </w:lvl>
+    <w:lvl w:ilvl="4" w:tplc="04090003" w:tentative="1">
+      <w:start w:val="1"/>
+      <w:numFmt w:val="bullet"/>
+      <w:lvlText w:val=""/>
+      <w:lvlJc w:val="left"/>
+      <w:pPr>
+        <w:ind w:left="2200" w:hanging="440"/>
+      </w:pPr>
+      <w:rPr>
+        <w:rFonts w:ascii="Wingdings" w:hAnsi="Wingdings" w:hint="default"/>
+      </w:rPr>
+    </w:lvl>
+    <w:lvl w:ilvl="5" w:tplc="04090005" w:tentative="1">
+      <w:start w:val="1"/>
+      <w:numFmt w:val="bullet"/>
+      <w:lvlText w:val=""/>
+      <w:lvlJc w:val="left"/>
+      <w:pPr>
+        <w:ind w:left="2640" w:hanging="440"/>
+      </w:pPr>
+      <w:rPr>
+        <w:rFonts w:ascii="Wingdings" w:hAnsi="Wingdings" w:hint="default"/>
+      </w:rPr>
+    </w:lvl>
+    <w:lvl w:ilvl="6" w:tplc="04090001" w:tentative="1">
+      <w:start w:val="1"/>
+      <w:numFmt w:val="bullet"/>
+      <w:lvlText w:val=""/>
+      <w:lvlJc w:val="left"/>
+      <w:pPr>
+        <w:ind w:left="3080" w:hanging="440"/>
+      </w:pPr>
+      <w:rPr>
+        <w:rFonts w:ascii="Wingdings" w:hAnsi="Wingdings" w:hint="default"/>
+      </w:rPr>
+    </w:lvl>
+    <w:lvl w:ilvl="7" w:tplc="04090003" w:tentative="1">
+      <w:start w:val="1"/>
+      <w:numFmt w:val="bullet"/>
+      <w:lvlText w:val=""/>
+      <w:lvlJc w:val="left"/>
+      <w:pPr>
+        <w:ind w:left="3520" w:hanging="440"/>
+      </w:pPr>
+      <w:rPr>
+        <w:rFonts w:ascii="Wingdings" w:hAnsi="Wingdings" w:hint="default"/>
+      </w:rPr>
+    </w:lvl>
+    <w:lvl w:ilvl="8" w:tplc="04090005" w:tentative="1">
+      <w:start w:val="1"/>
+      <w:numFmt w:val="bullet"/>
+      <w:lvlText w:val=""/>
+      <w:lvlJc w:val="left"/>
+      <w:pPr>
+        <w:ind w:left="3960" w:hanging="440"/>
+      </w:pPr>
+      <w:rPr>
+        <w:rFonts w:ascii="Wingdings" w:hAnsi="Wingdings" w:hint="default"/>
+      </w:rPr>
+    </w:lvl>
+  </w:abstractNum>
+  <w:abstractNum w:abstractNumId="18" w15:restartNumberingAfterBreak="0">
     <w:nsid w:val="6CAC4CE3"/>
     <w:multiLevelType w:val="hybridMultilevel"/>
     <w:tmpl w:val="BC3259D0"/>
@@ -11619,7 +13290,7 @@
       </w:rPr>
     </w:lvl>
   </w:abstractNum>
-  <w:abstractNum w:abstractNumId="16" w15:restartNumberingAfterBreak="0">
+  <w:abstractNum w:abstractNumId="19" w15:restartNumberingAfterBreak="0">
     <w:nsid w:val="6F474CE6"/>
     <w:multiLevelType w:val="hybridMultilevel"/>
     <w:tmpl w:val="AB6A71A8"/>
@@ -11732,7 +13403,7 @@
       </w:rPr>
     </w:lvl>
   </w:abstractNum>
-  <w:abstractNum w:abstractNumId="17" w15:restartNumberingAfterBreak="0">
+  <w:abstractNum w:abstractNumId="20" w15:restartNumberingAfterBreak="0">
     <w:nsid w:val="73320678"/>
     <w:multiLevelType w:val="hybridMultilevel"/>
     <w:tmpl w:val="CF32636A"/>
@@ -11818,7 +13489,7 @@
       </w:pPr>
     </w:lvl>
   </w:abstractNum>
-  <w:abstractNum w:abstractNumId="18" w15:restartNumberingAfterBreak="0">
+  <w:abstractNum w:abstractNumId="21" w15:restartNumberingAfterBreak="0">
     <w:nsid w:val="7FC57B4B"/>
     <w:multiLevelType w:val="hybridMultilevel"/>
     <w:tmpl w:val="8CAE751C"/>
@@ -11932,60 +13603,69 @@
     </w:lvl>
   </w:abstractNum>
   <w:num w:numId="1" w16cid:durableId="1088893493">
-    <w:abstractNumId w:val="4"/>
+    <w:abstractNumId w:val="5"/>
   </w:num>
   <w:num w:numId="2" w16cid:durableId="1902130218">
-    <w:abstractNumId w:val="15"/>
+    <w:abstractNumId w:val="18"/>
   </w:num>
   <w:num w:numId="3" w16cid:durableId="825243067">
-    <w:abstractNumId w:val="18"/>
+    <w:abstractNumId w:val="21"/>
   </w:num>
   <w:num w:numId="4" w16cid:durableId="1650936333">
     <w:abstractNumId w:val="1"/>
   </w:num>
   <w:num w:numId="5" w16cid:durableId="1210417113">
-    <w:abstractNumId w:val="16"/>
+    <w:abstractNumId w:val="19"/>
   </w:num>
   <w:num w:numId="6" w16cid:durableId="2106267987">
-    <w:abstractNumId w:val="8"/>
+    <w:abstractNumId w:val="9"/>
   </w:num>
   <w:num w:numId="7" w16cid:durableId="724573136">
-    <w:abstractNumId w:val="9"/>
+    <w:abstractNumId w:val="10"/>
   </w:num>
   <w:num w:numId="8" w16cid:durableId="138499036">
-    <w:abstractNumId w:val="17"/>
+    <w:abstractNumId w:val="20"/>
   </w:num>
   <w:num w:numId="9" w16cid:durableId="239291600">
     <w:abstractNumId w:val="0"/>
   </w:num>
   <w:num w:numId="10" w16cid:durableId="655229206">
-    <w:abstractNumId w:val="13"/>
+    <w:abstractNumId w:val="15"/>
   </w:num>
   <w:num w:numId="11" w16cid:durableId="1731422127">
-    <w:abstractNumId w:val="14"/>
+    <w:abstractNumId w:val="16"/>
   </w:num>
   <w:num w:numId="12" w16cid:durableId="2081126972">
     <w:abstractNumId w:val="2"/>
   </w:num>
   <w:num w:numId="13" w16cid:durableId="418411872">
-    <w:abstractNumId w:val="10"/>
+    <w:abstractNumId w:val="11"/>
   </w:num>
   <w:num w:numId="14" w16cid:durableId="1300645266">
-    <w:abstractNumId w:val="5"/>
+    <w:abstractNumId w:val="6"/>
   </w:num>
   <w:num w:numId="15" w16cid:durableId="432015554">
-    <w:abstractNumId w:val="6"/>
+    <w:abstractNumId w:val="7"/>
   </w:num>
   <w:num w:numId="16" w16cid:durableId="1734038844">
     <w:abstractNumId w:val="3"/>
   </w:num>
   <w:num w:numId="17" w16cid:durableId="1483690237">
-    <w:abstractNumId w:val="11"/>
+    <w:abstractNumId w:val="13"/>
   </w:num>
   <w:num w:numId="18" w16cid:durableId="915555186">
-    <w:abstractNumId w:val="7"/>
+    <w:abstractNumId w:val="8"/>
   </w:num>
   <w:num w:numId="19" w16cid:durableId="180625612">
+    <w:abstractNumId w:val="14"/>
+  </w:num>
+  <w:num w:numId="20" w16cid:durableId="1692603408">
+    <w:abstractNumId w:val="17"/>
+  </w:num>
+  <w:num w:numId="21" w16cid:durableId="1208951049">
+    <w:abstractNumId w:val="4"/>
+  </w:num>
+  <w:num w:numId="22" w16cid:durableId="679044347">
     <w:abstractNumId w:val="12"/>
   </w:num>
 </w:numbering>

--- a/course/major/国际安全概论.docx
+++ b/course/major/国际安全概论.docx
@@ -193,7 +193,7 @@
             </w:rPr>
             <w:fldChar w:fldCharType="separate"/>
           </w:r>
-          <w:hyperlink w:anchor="_Toc225782700" w:history="1">
+          <w:hyperlink w:anchor="_Toc226992464" w:history="1">
             <w:r>
               <w:rPr>
                 <w:rStyle w:val="a3"/>
@@ -232,7 +232,7 @@
                 <w:noProof/>
                 <w:webHidden/>
               </w:rPr>
-              <w:instrText>PAGEREF _Toc225782700 \h</w:instrText>
+              <w:instrText>PAGEREF _Toc226992464 \h</w:instrText>
             </w:r>
             <w:r>
               <w:rPr>
@@ -290,7 +290,7 @@
               <w14:ligatures w14:val="standardContextual"/>
             </w:rPr>
           </w:pPr>
-          <w:hyperlink w:anchor="_Toc225782701" w:history="1">
+          <w:hyperlink w:anchor="_Toc226992465" w:history="1">
             <w:r>
               <w:rPr>
                 <w:rStyle w:val="a3"/>
@@ -329,7 +329,7 @@
                 <w:noProof/>
                 <w:webHidden/>
               </w:rPr>
-              <w:instrText>PAGEREF _Toc225782701 \h</w:instrText>
+              <w:instrText>PAGEREF _Toc226992465 \h</w:instrText>
             </w:r>
             <w:r>
               <w:rPr>
@@ -387,7 +387,7 @@
               <w14:ligatures w14:val="standardContextual"/>
             </w:rPr>
           </w:pPr>
-          <w:hyperlink w:anchor="_Toc225782702" w:history="1">
+          <w:hyperlink w:anchor="_Toc226992466" w:history="1">
             <w:r>
               <w:rPr>
                 <w:rStyle w:val="a3"/>
@@ -426,7 +426,7 @@
                 <w:noProof/>
                 <w:webHidden/>
               </w:rPr>
-              <w:instrText>PAGEREF _Toc225782702 \h</w:instrText>
+              <w:instrText>PAGEREF _Toc226992466 \h</w:instrText>
             </w:r>
             <w:r>
               <w:rPr>
@@ -484,7 +484,7 @@
               <w14:ligatures w14:val="standardContextual"/>
             </w:rPr>
           </w:pPr>
-          <w:hyperlink w:anchor="_Toc225782703" w:history="1">
+          <w:hyperlink w:anchor="_Toc226992467" w:history="1">
             <w:r>
               <w:rPr>
                 <w:rStyle w:val="a3"/>
@@ -523,7 +523,7 @@
                 <w:noProof/>
                 <w:webHidden/>
               </w:rPr>
-              <w:instrText>PAGEREF _Toc225782703 \h</w:instrText>
+              <w:instrText>PAGEREF _Toc226992467 \h</w:instrText>
             </w:r>
             <w:r>
               <w:rPr>
@@ -581,7 +581,7 @@
               <w14:ligatures w14:val="standardContextual"/>
             </w:rPr>
           </w:pPr>
-          <w:hyperlink w:anchor="_Toc225782704" w:history="1">
+          <w:hyperlink w:anchor="_Toc226992468" w:history="1">
             <w:r>
               <w:rPr>
                 <w:rStyle w:val="a3"/>
@@ -620,7 +620,7 @@
                 <w:noProof/>
                 <w:webHidden/>
               </w:rPr>
-              <w:instrText>PAGEREF _Toc225782704 \h</w:instrText>
+              <w:instrText>PAGEREF _Toc226992468 \h</w:instrText>
             </w:r>
             <w:r>
               <w:rPr>
@@ -678,7 +678,7 @@
               <w14:ligatures w14:val="standardContextual"/>
             </w:rPr>
           </w:pPr>
-          <w:hyperlink w:anchor="_Toc225782705" w:history="1">
+          <w:hyperlink w:anchor="_Toc226992469" w:history="1">
             <w:r>
               <w:rPr>
                 <w:rStyle w:val="a3"/>
@@ -717,7 +717,7 @@
                 <w:noProof/>
                 <w:webHidden/>
               </w:rPr>
-              <w:instrText>PAGEREF _Toc225782705 \h</w:instrText>
+              <w:instrText>PAGEREF _Toc226992469 \h</w:instrText>
             </w:r>
             <w:r>
               <w:rPr>
@@ -775,7 +775,7 @@
               <w14:ligatures w14:val="standardContextual"/>
             </w:rPr>
           </w:pPr>
-          <w:hyperlink w:anchor="_Toc225782706" w:history="1">
+          <w:hyperlink w:anchor="_Toc226992470" w:history="1">
             <w:r>
               <w:rPr>
                 <w:rStyle w:val="a3"/>
@@ -814,7 +814,7 @@
                 <w:noProof/>
                 <w:webHidden/>
               </w:rPr>
-              <w:instrText>PAGEREF _Toc225782706 \h</w:instrText>
+              <w:instrText>PAGEREF _Toc226992470 \h</w:instrText>
             </w:r>
             <w:r>
               <w:rPr>
@@ -872,7 +872,7 @@
               <w14:ligatures w14:val="standardContextual"/>
             </w:rPr>
           </w:pPr>
-          <w:hyperlink w:anchor="_Toc225782707" w:history="1">
+          <w:hyperlink w:anchor="_Toc226992471" w:history="1">
             <w:r>
               <w:rPr>
                 <w:rStyle w:val="a3"/>
@@ -911,7 +911,7 @@
                 <w:noProof/>
                 <w:webHidden/>
               </w:rPr>
-              <w:instrText>PAGEREF _Toc225782707 \h</w:instrText>
+              <w:instrText>PAGEREF _Toc226992471 \h</w:instrText>
             </w:r>
             <w:r>
               <w:rPr>
@@ -969,7 +969,7 @@
               <w14:ligatures w14:val="standardContextual"/>
             </w:rPr>
           </w:pPr>
-          <w:hyperlink w:anchor="_Toc225782708" w:history="1">
+          <w:hyperlink w:anchor="_Toc226992472" w:history="1">
             <w:r>
               <w:rPr>
                 <w:rStyle w:val="a3"/>
@@ -1008,7 +1008,7 @@
                 <w:noProof/>
                 <w:webHidden/>
               </w:rPr>
-              <w:instrText>PAGEREF _Toc225782708 \h</w:instrText>
+              <w:instrText>PAGEREF _Toc226992472 \h</w:instrText>
             </w:r>
             <w:r>
               <w:rPr>
@@ -1066,7 +1066,7 @@
               <w14:ligatures w14:val="standardContextual"/>
             </w:rPr>
           </w:pPr>
-          <w:hyperlink w:anchor="_Toc225782709" w:history="1">
+          <w:hyperlink w:anchor="_Toc226992473" w:history="1">
             <w:r>
               <w:rPr>
                 <w:rStyle w:val="a3"/>
@@ -1105,7 +1105,7 @@
                 <w:noProof/>
                 <w:webHidden/>
               </w:rPr>
-              <w:instrText>PAGEREF _Toc225782709 \h</w:instrText>
+              <w:instrText>PAGEREF _Toc226992473 \h</w:instrText>
             </w:r>
             <w:r>
               <w:rPr>
@@ -1163,7 +1163,7 @@
               <w14:ligatures w14:val="standardContextual"/>
             </w:rPr>
           </w:pPr>
-          <w:hyperlink w:anchor="_Toc225782710" w:history="1">
+          <w:hyperlink w:anchor="_Toc226992474" w:history="1">
             <w:r>
               <w:rPr>
                 <w:rStyle w:val="a3"/>
@@ -1203,7 +1203,7 @@
                 <w:noProof/>
                 <w:webHidden/>
               </w:rPr>
-              <w:instrText>PAGEREF _Toc225782710 \h</w:instrText>
+              <w:instrText>PAGEREF _Toc226992474 \h</w:instrText>
             </w:r>
             <w:r>
               <w:rPr>
@@ -1261,7 +1261,7 @@
               <w14:ligatures w14:val="standardContextual"/>
             </w:rPr>
           </w:pPr>
-          <w:hyperlink w:anchor="_Toc225782711" w:history="1">
+          <w:hyperlink w:anchor="_Toc226992475" w:history="1">
             <w:r>
               <w:rPr>
                 <w:rStyle w:val="a3"/>
@@ -1300,7 +1300,7 @@
                 <w:noProof/>
                 <w:webHidden/>
               </w:rPr>
-              <w:instrText>PAGEREF _Toc225782711 \h</w:instrText>
+              <w:instrText>PAGEREF _Toc226992475 \h</w:instrText>
             </w:r>
             <w:r>
               <w:rPr>
@@ -1358,7 +1358,7 @@
               <w14:ligatures w14:val="standardContextual"/>
             </w:rPr>
           </w:pPr>
-          <w:hyperlink w:anchor="_Toc225782712" w:history="1">
+          <w:hyperlink w:anchor="_Toc226992476" w:history="1">
             <w:r>
               <w:rPr>
                 <w:rStyle w:val="a3"/>
@@ -1398,7 +1398,7 @@
                 <w:noProof/>
                 <w:webHidden/>
               </w:rPr>
-              <w:instrText>PAGEREF _Toc225782712 \h</w:instrText>
+              <w:instrText>PAGEREF _Toc226992476 \h</w:instrText>
             </w:r>
             <w:r>
               <w:rPr>
@@ -1456,7 +1456,7 @@
               <w14:ligatures w14:val="standardContextual"/>
             </w:rPr>
           </w:pPr>
-          <w:hyperlink w:anchor="_Toc225782713" w:history="1">
+          <w:hyperlink w:anchor="_Toc226992477" w:history="1">
             <w:r>
               <w:rPr>
                 <w:rStyle w:val="a3"/>
@@ -1496,7 +1496,7 @@
                 <w:noProof/>
                 <w:webHidden/>
               </w:rPr>
-              <w:instrText>PAGEREF _Toc225782713 \h</w:instrText>
+              <w:instrText>PAGEREF _Toc226992477 \h</w:instrText>
             </w:r>
             <w:r>
               <w:rPr>
@@ -1554,7 +1554,7 @@
               <w14:ligatures w14:val="standardContextual"/>
             </w:rPr>
           </w:pPr>
-          <w:hyperlink w:anchor="_Toc225782714" w:history="1">
+          <w:hyperlink w:anchor="_Toc226992478" w:history="1">
             <w:r>
               <w:rPr>
                 <w:rStyle w:val="a3"/>
@@ -1593,7 +1593,7 @@
                 <w:noProof/>
                 <w:webHidden/>
               </w:rPr>
-              <w:instrText>PAGEREF _Toc225782714 \h</w:instrText>
+              <w:instrText>PAGEREF _Toc226992478 \h</w:instrText>
             </w:r>
             <w:r>
               <w:rPr>
@@ -1651,7 +1651,7 @@
               <w14:ligatures w14:val="standardContextual"/>
             </w:rPr>
           </w:pPr>
-          <w:hyperlink w:anchor="_Toc225782715" w:history="1">
+          <w:hyperlink w:anchor="_Toc226992479" w:history="1">
             <w:r>
               <w:rPr>
                 <w:rStyle w:val="a3"/>
@@ -1690,7 +1690,7 @@
                 <w:noProof/>
                 <w:webHidden/>
               </w:rPr>
-              <w:instrText>PAGEREF _Toc225782715 \h</w:instrText>
+              <w:instrText>PAGEREF _Toc226992479 \h</w:instrText>
             </w:r>
             <w:r>
               <w:rPr>
@@ -1748,7 +1748,7 @@
               <w14:ligatures w14:val="standardContextual"/>
             </w:rPr>
           </w:pPr>
-          <w:hyperlink w:anchor="_Toc225782716" w:history="1">
+          <w:hyperlink w:anchor="_Toc226992480" w:history="1">
             <w:r>
               <w:rPr>
                 <w:rStyle w:val="a3"/>
@@ -1787,7 +1787,7 @@
                 <w:noProof/>
                 <w:webHidden/>
               </w:rPr>
-              <w:instrText>PAGEREF _Toc225782716 \h</w:instrText>
+              <w:instrText>PAGEREF _Toc226992480 \h</w:instrText>
             </w:r>
             <w:r>
               <w:rPr>
@@ -1845,7 +1845,7 @@
               <w14:ligatures w14:val="standardContextual"/>
             </w:rPr>
           </w:pPr>
-          <w:hyperlink w:anchor="_Toc225782717" w:history="1">
+          <w:hyperlink w:anchor="_Toc226992481" w:history="1">
             <w:r>
               <w:rPr>
                 <w:rStyle w:val="a3"/>
@@ -1884,7 +1884,7 @@
                 <w:noProof/>
                 <w:webHidden/>
               </w:rPr>
-              <w:instrText>PAGEREF _Toc225782717 \h</w:instrText>
+              <w:instrText>PAGEREF _Toc226992481 \h</w:instrText>
             </w:r>
             <w:r>
               <w:rPr>
@@ -1942,7 +1942,7 @@
               <w14:ligatures w14:val="standardContextual"/>
             </w:rPr>
           </w:pPr>
-          <w:hyperlink w:anchor="_Toc225782718" w:history="1">
+          <w:hyperlink w:anchor="_Toc226992482" w:history="1">
             <w:r>
               <w:rPr>
                 <w:rStyle w:val="a3"/>
@@ -1981,7 +1981,7 @@
                 <w:noProof/>
                 <w:webHidden/>
               </w:rPr>
-              <w:instrText>PAGEREF _Toc225782718 \h</w:instrText>
+              <w:instrText>PAGEREF _Toc226992482 \h</w:instrText>
             </w:r>
             <w:r>
               <w:rPr>
@@ -2039,7 +2039,7 @@
               <w14:ligatures w14:val="standardContextual"/>
             </w:rPr>
           </w:pPr>
-          <w:hyperlink w:anchor="_Toc225782719" w:history="1">
+          <w:hyperlink w:anchor="_Toc226992483" w:history="1">
             <w:r>
               <w:rPr>
                 <w:rStyle w:val="a3"/>
@@ -2078,7 +2078,7 @@
                 <w:noProof/>
                 <w:webHidden/>
               </w:rPr>
-              <w:instrText>PAGEREF _Toc225782719 \h</w:instrText>
+              <w:instrText>PAGEREF _Toc226992483 \h</w:instrText>
             </w:r>
             <w:r>
               <w:rPr>
@@ -2136,7 +2136,7 @@
               <w14:ligatures w14:val="standardContextual"/>
             </w:rPr>
           </w:pPr>
-          <w:hyperlink w:anchor="_Toc225782720" w:history="1">
+          <w:hyperlink w:anchor="_Toc226992484" w:history="1">
             <w:r>
               <w:rPr>
                 <w:rStyle w:val="a3"/>
@@ -2175,7 +2175,7 @@
                 <w:noProof/>
                 <w:webHidden/>
               </w:rPr>
-              <w:instrText>PAGEREF _Toc225782720 \h</w:instrText>
+              <w:instrText>PAGEREF _Toc226992484 \h</w:instrText>
             </w:r>
             <w:r>
               <w:rPr>
@@ -2233,7 +2233,7 @@
               <w14:ligatures w14:val="standardContextual"/>
             </w:rPr>
           </w:pPr>
-          <w:hyperlink w:anchor="_Toc225782721" w:history="1">
+          <w:hyperlink w:anchor="_Toc226992485" w:history="1">
             <w:r>
               <w:rPr>
                 <w:rStyle w:val="a3"/>
@@ -2272,7 +2272,7 @@
                 <w:noProof/>
                 <w:webHidden/>
               </w:rPr>
-              <w:instrText>PAGEREF _Toc225782721 \h</w:instrText>
+              <w:instrText>PAGEREF _Toc226992485 \h</w:instrText>
             </w:r>
             <w:r>
               <w:rPr>
@@ -2330,7 +2330,7 @@
               <w14:ligatures w14:val="standardContextual"/>
             </w:rPr>
           </w:pPr>
-          <w:hyperlink w:anchor="_Toc225782722" w:history="1">
+          <w:hyperlink w:anchor="_Toc226992486" w:history="1">
             <w:r>
               <w:rPr>
                 <w:rStyle w:val="a3"/>
@@ -2369,7 +2369,7 @@
                 <w:noProof/>
                 <w:webHidden/>
               </w:rPr>
-              <w:instrText>PAGEREF _Toc225782722 \h</w:instrText>
+              <w:instrText>PAGEREF _Toc226992486 \h</w:instrText>
             </w:r>
             <w:r>
               <w:rPr>
@@ -2427,7 +2427,7 @@
               <w14:ligatures w14:val="standardContextual"/>
             </w:rPr>
           </w:pPr>
-          <w:hyperlink w:anchor="_Toc225782723" w:history="1">
+          <w:hyperlink w:anchor="_Toc226992487" w:history="1">
             <w:r>
               <w:rPr>
                 <w:rStyle w:val="a3"/>
@@ -2466,7 +2466,7 @@
                 <w:noProof/>
                 <w:webHidden/>
               </w:rPr>
-              <w:instrText>PAGEREF _Toc225782723 \h</w:instrText>
+              <w:instrText>PAGEREF _Toc226992487 \h</w:instrText>
             </w:r>
             <w:r>
               <w:rPr>
@@ -2524,7 +2524,7 @@
               <w14:ligatures w14:val="standardContextual"/>
             </w:rPr>
           </w:pPr>
-          <w:hyperlink w:anchor="_Toc225782724" w:history="1">
+          <w:hyperlink w:anchor="_Toc226992488" w:history="1">
             <w:r>
               <w:rPr>
                 <w:rStyle w:val="a3"/>
@@ -2563,7 +2563,7 @@
                 <w:noProof/>
                 <w:webHidden/>
               </w:rPr>
-              <w:instrText>PAGEREF _Toc225782724 \h</w:instrText>
+              <w:instrText>PAGEREF _Toc226992488 \h</w:instrText>
             </w:r>
             <w:r>
               <w:rPr>
@@ -2621,7 +2621,7 @@
               <w14:ligatures w14:val="standardContextual"/>
             </w:rPr>
           </w:pPr>
-          <w:hyperlink w:anchor="_Toc225782725" w:history="1">
+          <w:hyperlink w:anchor="_Toc226992489" w:history="1">
             <w:r>
               <w:rPr>
                 <w:rStyle w:val="a3"/>
@@ -2660,7 +2660,7 @@
                 <w:noProof/>
                 <w:webHidden/>
               </w:rPr>
-              <w:instrText>PAGEREF _Toc225782725 \h</w:instrText>
+              <w:instrText>PAGEREF _Toc226992489 \h</w:instrText>
             </w:r>
             <w:r>
               <w:rPr>
@@ -2718,7 +2718,7 @@
               <w14:ligatures w14:val="standardContextual"/>
             </w:rPr>
           </w:pPr>
-          <w:hyperlink w:anchor="_Toc225782726" w:history="1">
+          <w:hyperlink w:anchor="_Toc226992490" w:history="1">
             <w:r>
               <w:rPr>
                 <w:rStyle w:val="a3"/>
@@ -2757,7 +2757,7 @@
                 <w:noProof/>
                 <w:webHidden/>
               </w:rPr>
-              <w:instrText>PAGEREF _Toc225782726 \h</w:instrText>
+              <w:instrText>PAGEREF _Toc226992490 \h</w:instrText>
             </w:r>
             <w:r>
               <w:rPr>
@@ -2815,7 +2815,7 @@
               <w14:ligatures w14:val="standardContextual"/>
             </w:rPr>
           </w:pPr>
-          <w:hyperlink w:anchor="_Toc225782727" w:history="1">
+          <w:hyperlink w:anchor="_Toc226992491" w:history="1">
             <w:r>
               <w:rPr>
                 <w:rStyle w:val="a3"/>
@@ -2854,7 +2854,7 @@
                 <w:noProof/>
                 <w:webHidden/>
               </w:rPr>
-              <w:instrText>PAGEREF _Toc225782727 \h</w:instrText>
+              <w:instrText>PAGEREF _Toc226992491 \h</w:instrText>
             </w:r>
             <w:r>
               <w:rPr>
@@ -2912,7 +2912,7 @@
               <w14:ligatures w14:val="standardContextual"/>
             </w:rPr>
           </w:pPr>
-          <w:hyperlink w:anchor="_Toc225782728" w:history="1">
+          <w:hyperlink w:anchor="_Toc226992492" w:history="1">
             <w:r>
               <w:rPr>
                 <w:rStyle w:val="a3"/>
@@ -2951,7 +2951,7 @@
                 <w:noProof/>
                 <w:webHidden/>
               </w:rPr>
-              <w:instrText>PAGEREF _Toc225782728 \h</w:instrText>
+              <w:instrText>PAGEREF _Toc226992492 \h</w:instrText>
             </w:r>
             <w:r>
               <w:rPr>
@@ -3009,7 +3009,7 @@
               <w14:ligatures w14:val="standardContextual"/>
             </w:rPr>
           </w:pPr>
-          <w:hyperlink w:anchor="_Toc225782729" w:history="1">
+          <w:hyperlink w:anchor="_Toc226992493" w:history="1">
             <w:r>
               <w:rPr>
                 <w:rStyle w:val="a3"/>
@@ -3048,7 +3048,7 @@
                 <w:noProof/>
                 <w:webHidden/>
               </w:rPr>
-              <w:instrText>PAGEREF _Toc225782729 \h</w:instrText>
+              <w:instrText>PAGEREF _Toc226992493 \h</w:instrText>
             </w:r>
             <w:r>
               <w:rPr>
@@ -3106,7 +3106,7 @@
               <w14:ligatures w14:val="standardContextual"/>
             </w:rPr>
           </w:pPr>
-          <w:hyperlink w:anchor="_Toc225782730" w:history="1">
+          <w:hyperlink w:anchor="_Toc226992494" w:history="1">
             <w:r>
               <w:rPr>
                 <w:rStyle w:val="a3"/>
@@ -3145,7 +3145,7 @@
                 <w:noProof/>
                 <w:webHidden/>
               </w:rPr>
-              <w:instrText>PAGEREF _Toc225782730 \h</w:instrText>
+              <w:instrText>PAGEREF _Toc226992494 \h</w:instrText>
             </w:r>
             <w:r>
               <w:rPr>
@@ -3203,7 +3203,7 @@
               <w14:ligatures w14:val="standardContextual"/>
             </w:rPr>
           </w:pPr>
-          <w:hyperlink w:anchor="_Toc225782731" w:history="1">
+          <w:hyperlink w:anchor="_Toc226992495" w:history="1">
             <w:r>
               <w:rPr>
                 <w:rStyle w:val="a3"/>
@@ -3243,7 +3243,7 @@
                 <w:noProof/>
                 <w:webHidden/>
               </w:rPr>
-              <w:instrText>PAGEREF _Toc225782731 \h</w:instrText>
+              <w:instrText>PAGEREF _Toc226992495 \h</w:instrText>
             </w:r>
             <w:r>
               <w:rPr>
@@ -3301,7 +3301,7 @@
               <w14:ligatures w14:val="standardContextual"/>
             </w:rPr>
           </w:pPr>
-          <w:hyperlink w:anchor="_Toc225782732" w:history="1">
+          <w:hyperlink w:anchor="_Toc226992496" w:history="1">
             <w:r>
               <w:rPr>
                 <w:rStyle w:val="a3"/>
@@ -3341,7 +3341,7 @@
                 <w:noProof/>
                 <w:webHidden/>
               </w:rPr>
-              <w:instrText>PAGEREF _Toc225782732 \h</w:instrText>
+              <w:instrText>PAGEREF _Toc226992496 \h</w:instrText>
             </w:r>
             <w:r>
               <w:rPr>
@@ -3399,7 +3399,7 @@
               <w14:ligatures w14:val="standardContextual"/>
             </w:rPr>
           </w:pPr>
-          <w:hyperlink w:anchor="_Toc225782733" w:history="1">
+          <w:hyperlink w:anchor="_Toc226992497" w:history="1">
             <w:r>
               <w:rPr>
                 <w:rStyle w:val="a3"/>
@@ -3439,7 +3439,7 @@
                 <w:noProof/>
                 <w:webHidden/>
               </w:rPr>
-              <w:instrText>PAGEREF _Toc225782733 \h</w:instrText>
+              <w:instrText>PAGEREF _Toc226992497 \h</w:instrText>
             </w:r>
             <w:r>
               <w:rPr>
@@ -3497,7 +3497,7 @@
               <w14:ligatures w14:val="standardContextual"/>
             </w:rPr>
           </w:pPr>
-          <w:hyperlink w:anchor="_Toc225782734" w:history="1">
+          <w:hyperlink w:anchor="_Toc226992498" w:history="1">
             <w:r>
               <w:rPr>
                 <w:rStyle w:val="a3"/>
@@ -3537,7 +3537,7 @@
                 <w:noProof/>
                 <w:webHidden/>
               </w:rPr>
-              <w:instrText>PAGEREF _Toc225782734 \h</w:instrText>
+              <w:instrText>PAGEREF _Toc226992498 \h</w:instrText>
             </w:r>
             <w:r>
               <w:rPr>
@@ -3595,7 +3595,7 @@
               <w14:ligatures w14:val="standardContextual"/>
             </w:rPr>
           </w:pPr>
-          <w:hyperlink w:anchor="_Toc225782735" w:history="1">
+          <w:hyperlink w:anchor="_Toc226992499" w:history="1">
             <w:r>
               <w:rPr>
                 <w:rStyle w:val="a3"/>
@@ -3635,7 +3635,7 @@
                 <w:noProof/>
                 <w:webHidden/>
               </w:rPr>
-              <w:instrText>PAGEREF _Toc225782735 \h</w:instrText>
+              <w:instrText>PAGEREF _Toc226992499 \h</w:instrText>
             </w:r>
             <w:r>
               <w:rPr>
@@ -3693,7 +3693,7 @@
               <w14:ligatures w14:val="standardContextual"/>
             </w:rPr>
           </w:pPr>
-          <w:hyperlink w:anchor="_Toc225782736" w:history="1">
+          <w:hyperlink w:anchor="_Toc226992500" w:history="1">
             <w:r>
               <w:rPr>
                 <w:rStyle w:val="a3"/>
@@ -3733,7 +3733,7 @@
                 <w:noProof/>
                 <w:webHidden/>
               </w:rPr>
-              <w:instrText>PAGEREF _Toc225782736 \h</w:instrText>
+              <w:instrText>PAGEREF _Toc226992500 \h</w:instrText>
             </w:r>
             <w:r>
               <w:rPr>
@@ -3791,7 +3791,7 @@
               <w14:ligatures w14:val="standardContextual"/>
             </w:rPr>
           </w:pPr>
-          <w:hyperlink w:anchor="_Toc225782737" w:history="1">
+          <w:hyperlink w:anchor="_Toc226992501" w:history="1">
             <w:r>
               <w:rPr>
                 <w:rStyle w:val="a3"/>
@@ -3831,7 +3831,7 @@
                 <w:noProof/>
                 <w:webHidden/>
               </w:rPr>
-              <w:instrText>PAGEREF _Toc225782737 \h</w:instrText>
+              <w:instrText>PAGEREF _Toc226992501 \h</w:instrText>
             </w:r>
             <w:r>
               <w:rPr>
@@ -3889,7 +3889,7 @@
               <w14:ligatures w14:val="standardContextual"/>
             </w:rPr>
           </w:pPr>
-          <w:hyperlink w:anchor="_Toc225782738" w:history="1">
+          <w:hyperlink w:anchor="_Toc226992502" w:history="1">
             <w:r>
               <w:rPr>
                 <w:rStyle w:val="a3"/>
@@ -3929,7 +3929,7 @@
                 <w:noProof/>
                 <w:webHidden/>
               </w:rPr>
-              <w:instrText>PAGEREF _Toc225782738 \h</w:instrText>
+              <w:instrText>PAGEREF _Toc226992502 \h</w:instrText>
             </w:r>
             <w:r>
               <w:rPr>
@@ -3961,6 +3961,799 @@
                 <w:webHidden/>
               </w:rPr>
               <w:t>14</w:t>
+            </w:r>
+            <w:r>
+              <w:rPr>
+                <w:rFonts w:ascii="宋体" w:eastAsia="宋体" w:hAnsi="宋体" w:hint="eastAsia"/>
+                <w:noProof/>
+                <w:webHidden/>
+              </w:rPr>
+              <w:fldChar w:fldCharType="end"/>
+            </w:r>
+          </w:hyperlink>
+        </w:p>
+        <w:p>
+          <w:pPr>
+            <w:pStyle w:val="TOC3"/>
+            <w:tabs>
+              <w:tab w:val="right" w:leader="dot" w:pos="8296"/>
+            </w:tabs>
+            <w:rPr>
+              <w:rFonts w:ascii="宋体" w:eastAsia="宋体" w:hAnsi="宋体" w:hint="eastAsia"/>
+              <w:noProof/>
+              <w:sz w:val="22"/>
+              <w:szCs w:val="24"/>
+              <w:lang w:val="en-US"/>
+              <w14:ligatures w14:val="standardContextual"/>
+            </w:rPr>
+          </w:pPr>
+          <w:hyperlink w:anchor="_Toc226992503" w:history="1">
+            <w:r>
+              <w:rPr>
+                <w:rStyle w:val="a3"/>
+                <w:rFonts w:ascii="宋体" w:eastAsia="宋体" w:hAnsi="宋体" w:hint="eastAsia"/>
+                <w:noProof/>
+                <w:lang w:val="en-US"/>
+              </w:rPr>
+              <w:t>（二）美国不同时期的核威慑战略</w:t>
+            </w:r>
+            <w:r>
+              <w:rPr>
+                <w:rFonts w:ascii="宋体" w:eastAsia="宋体" w:hAnsi="宋体" w:hint="eastAsia"/>
+                <w:noProof/>
+                <w:webHidden/>
+              </w:rPr>
+              <w:tab/>
+            </w:r>
+            <w:r>
+              <w:rPr>
+                <w:rFonts w:ascii="宋体" w:eastAsia="宋体" w:hAnsi="宋体" w:hint="eastAsia"/>
+                <w:noProof/>
+                <w:webHidden/>
+              </w:rPr>
+              <w:fldChar w:fldCharType="begin"/>
+            </w:r>
+            <w:r>
+              <w:rPr>
+                <w:rFonts w:ascii="宋体" w:eastAsia="宋体" w:hAnsi="宋体" w:hint="eastAsia"/>
+                <w:noProof/>
+                <w:webHidden/>
+              </w:rPr>
+              <w:instrText xml:space="preserve"> </w:instrText>
+            </w:r>
+            <w:r>
+              <w:rPr>
+                <w:rFonts w:ascii="宋体" w:eastAsia="宋体" w:hAnsi="宋体"/>
+                <w:noProof/>
+                <w:webHidden/>
+              </w:rPr>
+              <w:instrText>PAGEREF _Toc226992503 \h</w:instrText>
+            </w:r>
+            <w:r>
+              <w:rPr>
+                <w:rFonts w:ascii="宋体" w:eastAsia="宋体" w:hAnsi="宋体" w:hint="eastAsia"/>
+                <w:noProof/>
+                <w:webHidden/>
+              </w:rPr>
+              <w:instrText xml:space="preserve"> </w:instrText>
+            </w:r>
+            <w:r>
+              <w:rPr>
+                <w:rFonts w:ascii="宋体" w:eastAsia="宋体" w:hAnsi="宋体" w:hint="eastAsia"/>
+                <w:noProof/>
+                <w:webHidden/>
+              </w:rPr>
+            </w:r>
+            <w:r>
+              <w:rPr>
+                <w:rFonts w:ascii="宋体" w:eastAsia="宋体" w:hAnsi="宋体" w:hint="eastAsia"/>
+                <w:noProof/>
+                <w:webHidden/>
+              </w:rPr>
+              <w:fldChar w:fldCharType="separate"/>
+            </w:r>
+            <w:r>
+              <w:rPr>
+                <w:rFonts w:ascii="宋体" w:eastAsia="宋体" w:hAnsi="宋体" w:hint="eastAsia"/>
+                <w:noProof/>
+                <w:webHidden/>
+              </w:rPr>
+              <w:t>14</w:t>
+            </w:r>
+            <w:r>
+              <w:rPr>
+                <w:rFonts w:ascii="宋体" w:eastAsia="宋体" w:hAnsi="宋体" w:hint="eastAsia"/>
+                <w:noProof/>
+                <w:webHidden/>
+              </w:rPr>
+              <w:fldChar w:fldCharType="end"/>
+            </w:r>
+          </w:hyperlink>
+        </w:p>
+        <w:p>
+          <w:pPr>
+            <w:pStyle w:val="TOC3"/>
+            <w:tabs>
+              <w:tab w:val="right" w:leader="dot" w:pos="8296"/>
+            </w:tabs>
+            <w:rPr>
+              <w:rFonts w:ascii="宋体" w:eastAsia="宋体" w:hAnsi="宋体" w:hint="eastAsia"/>
+              <w:noProof/>
+              <w:sz w:val="22"/>
+              <w:szCs w:val="24"/>
+              <w:lang w:val="en-US"/>
+              <w14:ligatures w14:val="standardContextual"/>
+            </w:rPr>
+          </w:pPr>
+          <w:hyperlink w:anchor="_Toc226992504" w:history="1">
+            <w:r>
+              <w:rPr>
+                <w:rStyle w:val="a3"/>
+                <w:rFonts w:ascii="宋体" w:eastAsia="宋体" w:hAnsi="宋体" w:hint="eastAsia"/>
+                <w:noProof/>
+                <w:lang w:val="en-US"/>
+              </w:rPr>
+              <w:t>（三）相互确保摧毁（MAD）</w:t>
+            </w:r>
+            <w:r>
+              <w:rPr>
+                <w:rFonts w:ascii="宋体" w:eastAsia="宋体" w:hAnsi="宋体" w:hint="eastAsia"/>
+                <w:noProof/>
+                <w:webHidden/>
+              </w:rPr>
+              <w:tab/>
+            </w:r>
+            <w:r>
+              <w:rPr>
+                <w:rFonts w:ascii="宋体" w:eastAsia="宋体" w:hAnsi="宋体" w:hint="eastAsia"/>
+                <w:noProof/>
+                <w:webHidden/>
+              </w:rPr>
+              <w:fldChar w:fldCharType="begin"/>
+            </w:r>
+            <w:r>
+              <w:rPr>
+                <w:rFonts w:ascii="宋体" w:eastAsia="宋体" w:hAnsi="宋体" w:hint="eastAsia"/>
+                <w:noProof/>
+                <w:webHidden/>
+              </w:rPr>
+              <w:instrText xml:space="preserve"> </w:instrText>
+            </w:r>
+            <w:r>
+              <w:rPr>
+                <w:rFonts w:ascii="宋体" w:eastAsia="宋体" w:hAnsi="宋体"/>
+                <w:noProof/>
+                <w:webHidden/>
+              </w:rPr>
+              <w:instrText>PAGEREF _Toc226992504 \h</w:instrText>
+            </w:r>
+            <w:r>
+              <w:rPr>
+                <w:rFonts w:ascii="宋体" w:eastAsia="宋体" w:hAnsi="宋体" w:hint="eastAsia"/>
+                <w:noProof/>
+                <w:webHidden/>
+              </w:rPr>
+              <w:instrText xml:space="preserve"> </w:instrText>
+            </w:r>
+            <w:r>
+              <w:rPr>
+                <w:rFonts w:ascii="宋体" w:eastAsia="宋体" w:hAnsi="宋体" w:hint="eastAsia"/>
+                <w:noProof/>
+                <w:webHidden/>
+              </w:rPr>
+            </w:r>
+            <w:r>
+              <w:rPr>
+                <w:rFonts w:ascii="宋体" w:eastAsia="宋体" w:hAnsi="宋体" w:hint="eastAsia"/>
+                <w:noProof/>
+                <w:webHidden/>
+              </w:rPr>
+              <w:fldChar w:fldCharType="separate"/>
+            </w:r>
+            <w:r>
+              <w:rPr>
+                <w:rFonts w:ascii="宋体" w:eastAsia="宋体" w:hAnsi="宋体" w:hint="eastAsia"/>
+                <w:noProof/>
+                <w:webHidden/>
+              </w:rPr>
+              <w:t>14</w:t>
+            </w:r>
+            <w:r>
+              <w:rPr>
+                <w:rFonts w:ascii="宋体" w:eastAsia="宋体" w:hAnsi="宋体" w:hint="eastAsia"/>
+                <w:noProof/>
+                <w:webHidden/>
+              </w:rPr>
+              <w:fldChar w:fldCharType="end"/>
+            </w:r>
+          </w:hyperlink>
+        </w:p>
+        <w:p>
+          <w:pPr>
+            <w:pStyle w:val="TOC3"/>
+            <w:tabs>
+              <w:tab w:val="right" w:leader="dot" w:pos="8296"/>
+            </w:tabs>
+            <w:rPr>
+              <w:rFonts w:ascii="宋体" w:eastAsia="宋体" w:hAnsi="宋体" w:hint="eastAsia"/>
+              <w:noProof/>
+              <w:sz w:val="22"/>
+              <w:szCs w:val="24"/>
+              <w:lang w:val="en-US"/>
+              <w14:ligatures w14:val="standardContextual"/>
+            </w:rPr>
+          </w:pPr>
+          <w:hyperlink w:anchor="_Toc226992505" w:history="1">
+            <w:r>
+              <w:rPr>
+                <w:rStyle w:val="a3"/>
+                <w:rFonts w:ascii="宋体" w:eastAsia="宋体" w:hAnsi="宋体" w:hint="eastAsia"/>
+                <w:noProof/>
+                <w:lang w:val="en-US"/>
+              </w:rPr>
+              <w:t>（四）防止核战争：战略稳定性</w:t>
+            </w:r>
+            <w:r>
+              <w:rPr>
+                <w:rFonts w:ascii="宋体" w:eastAsia="宋体" w:hAnsi="宋体" w:hint="eastAsia"/>
+                <w:noProof/>
+                <w:webHidden/>
+              </w:rPr>
+              <w:tab/>
+            </w:r>
+            <w:r>
+              <w:rPr>
+                <w:rFonts w:ascii="宋体" w:eastAsia="宋体" w:hAnsi="宋体" w:hint="eastAsia"/>
+                <w:noProof/>
+                <w:webHidden/>
+              </w:rPr>
+              <w:fldChar w:fldCharType="begin"/>
+            </w:r>
+            <w:r>
+              <w:rPr>
+                <w:rFonts w:ascii="宋体" w:eastAsia="宋体" w:hAnsi="宋体" w:hint="eastAsia"/>
+                <w:noProof/>
+                <w:webHidden/>
+              </w:rPr>
+              <w:instrText xml:space="preserve"> </w:instrText>
+            </w:r>
+            <w:r>
+              <w:rPr>
+                <w:rFonts w:ascii="宋体" w:eastAsia="宋体" w:hAnsi="宋体"/>
+                <w:noProof/>
+                <w:webHidden/>
+              </w:rPr>
+              <w:instrText>PAGEREF _Toc226992505 \h</w:instrText>
+            </w:r>
+            <w:r>
+              <w:rPr>
+                <w:rFonts w:ascii="宋体" w:eastAsia="宋体" w:hAnsi="宋体" w:hint="eastAsia"/>
+                <w:noProof/>
+                <w:webHidden/>
+              </w:rPr>
+              <w:instrText xml:space="preserve"> </w:instrText>
+            </w:r>
+            <w:r>
+              <w:rPr>
+                <w:rFonts w:ascii="宋体" w:eastAsia="宋体" w:hAnsi="宋体" w:hint="eastAsia"/>
+                <w:noProof/>
+                <w:webHidden/>
+              </w:rPr>
+            </w:r>
+            <w:r>
+              <w:rPr>
+                <w:rFonts w:ascii="宋体" w:eastAsia="宋体" w:hAnsi="宋体" w:hint="eastAsia"/>
+                <w:noProof/>
+                <w:webHidden/>
+              </w:rPr>
+              <w:fldChar w:fldCharType="separate"/>
+            </w:r>
+            <w:r>
+              <w:rPr>
+                <w:rFonts w:ascii="宋体" w:eastAsia="宋体" w:hAnsi="宋体" w:hint="eastAsia"/>
+                <w:noProof/>
+                <w:webHidden/>
+              </w:rPr>
+              <w:t>15</w:t>
+            </w:r>
+            <w:r>
+              <w:rPr>
+                <w:rFonts w:ascii="宋体" w:eastAsia="宋体" w:hAnsi="宋体" w:hint="eastAsia"/>
+                <w:noProof/>
+                <w:webHidden/>
+              </w:rPr>
+              <w:fldChar w:fldCharType="end"/>
+            </w:r>
+          </w:hyperlink>
+        </w:p>
+        <w:p>
+          <w:pPr>
+            <w:pStyle w:val="TOC2"/>
+            <w:tabs>
+              <w:tab w:val="right" w:leader="dot" w:pos="8296"/>
+            </w:tabs>
+            <w:rPr>
+              <w:rFonts w:ascii="宋体" w:eastAsia="宋体" w:hAnsi="宋体" w:hint="eastAsia"/>
+              <w:noProof/>
+              <w:sz w:val="22"/>
+              <w:szCs w:val="24"/>
+              <w:lang w:val="en-US"/>
+              <w14:ligatures w14:val="standardContextual"/>
+            </w:rPr>
+          </w:pPr>
+          <w:hyperlink w:anchor="_Toc226992506" w:history="1">
+            <w:r>
+              <w:rPr>
+                <w:rStyle w:val="a3"/>
+                <w:rFonts w:ascii="宋体" w:eastAsia="宋体" w:hAnsi="宋体" w:hint="eastAsia"/>
+                <w:noProof/>
+                <w:lang w:val="en-US"/>
+              </w:rPr>
+              <w:t>三、核扩散</w:t>
+            </w:r>
+            <w:r>
+              <w:rPr>
+                <w:rFonts w:ascii="宋体" w:eastAsia="宋体" w:hAnsi="宋体" w:hint="eastAsia"/>
+                <w:noProof/>
+                <w:webHidden/>
+              </w:rPr>
+              <w:tab/>
+            </w:r>
+            <w:r>
+              <w:rPr>
+                <w:rFonts w:ascii="宋体" w:eastAsia="宋体" w:hAnsi="宋体" w:hint="eastAsia"/>
+                <w:noProof/>
+                <w:webHidden/>
+              </w:rPr>
+              <w:fldChar w:fldCharType="begin"/>
+            </w:r>
+            <w:r>
+              <w:rPr>
+                <w:rFonts w:ascii="宋体" w:eastAsia="宋体" w:hAnsi="宋体" w:hint="eastAsia"/>
+                <w:noProof/>
+                <w:webHidden/>
+              </w:rPr>
+              <w:instrText xml:space="preserve"> </w:instrText>
+            </w:r>
+            <w:r>
+              <w:rPr>
+                <w:rFonts w:ascii="宋体" w:eastAsia="宋体" w:hAnsi="宋体"/>
+                <w:noProof/>
+                <w:webHidden/>
+              </w:rPr>
+              <w:instrText>PAGEREF _Toc226992506 \h</w:instrText>
+            </w:r>
+            <w:r>
+              <w:rPr>
+                <w:rFonts w:ascii="宋体" w:eastAsia="宋体" w:hAnsi="宋体" w:hint="eastAsia"/>
+                <w:noProof/>
+                <w:webHidden/>
+              </w:rPr>
+              <w:instrText xml:space="preserve"> </w:instrText>
+            </w:r>
+            <w:r>
+              <w:rPr>
+                <w:rFonts w:ascii="宋体" w:eastAsia="宋体" w:hAnsi="宋体" w:hint="eastAsia"/>
+                <w:noProof/>
+                <w:webHidden/>
+              </w:rPr>
+            </w:r>
+            <w:r>
+              <w:rPr>
+                <w:rFonts w:ascii="宋体" w:eastAsia="宋体" w:hAnsi="宋体" w:hint="eastAsia"/>
+                <w:noProof/>
+                <w:webHidden/>
+              </w:rPr>
+              <w:fldChar w:fldCharType="separate"/>
+            </w:r>
+            <w:r>
+              <w:rPr>
+                <w:rFonts w:ascii="宋体" w:eastAsia="宋体" w:hAnsi="宋体" w:hint="eastAsia"/>
+                <w:noProof/>
+                <w:webHidden/>
+              </w:rPr>
+              <w:t>15</w:t>
+            </w:r>
+            <w:r>
+              <w:rPr>
+                <w:rFonts w:ascii="宋体" w:eastAsia="宋体" w:hAnsi="宋体" w:hint="eastAsia"/>
+                <w:noProof/>
+                <w:webHidden/>
+              </w:rPr>
+              <w:fldChar w:fldCharType="end"/>
+            </w:r>
+          </w:hyperlink>
+        </w:p>
+        <w:p>
+          <w:pPr>
+            <w:pStyle w:val="TOC3"/>
+            <w:tabs>
+              <w:tab w:val="right" w:leader="dot" w:pos="8296"/>
+            </w:tabs>
+            <w:rPr>
+              <w:rFonts w:ascii="宋体" w:eastAsia="宋体" w:hAnsi="宋体" w:hint="eastAsia"/>
+              <w:noProof/>
+              <w:sz w:val="22"/>
+              <w:szCs w:val="24"/>
+              <w:lang w:val="en-US"/>
+              <w14:ligatures w14:val="standardContextual"/>
+            </w:rPr>
+          </w:pPr>
+          <w:hyperlink w:anchor="_Toc226992507" w:history="1">
+            <w:r>
+              <w:rPr>
+                <w:rStyle w:val="a3"/>
+                <w:rFonts w:ascii="宋体" w:eastAsia="宋体" w:hAnsi="宋体" w:hint="eastAsia"/>
+                <w:noProof/>
+                <w:lang w:val="en-US"/>
+              </w:rPr>
+              <w:t>（一）核扩散的基本形式</w:t>
+            </w:r>
+            <w:r>
+              <w:rPr>
+                <w:rFonts w:ascii="宋体" w:eastAsia="宋体" w:hAnsi="宋体" w:hint="eastAsia"/>
+                <w:noProof/>
+                <w:webHidden/>
+              </w:rPr>
+              <w:tab/>
+            </w:r>
+            <w:r>
+              <w:rPr>
+                <w:rFonts w:ascii="宋体" w:eastAsia="宋体" w:hAnsi="宋体" w:hint="eastAsia"/>
+                <w:noProof/>
+                <w:webHidden/>
+              </w:rPr>
+              <w:fldChar w:fldCharType="begin"/>
+            </w:r>
+            <w:r>
+              <w:rPr>
+                <w:rFonts w:ascii="宋体" w:eastAsia="宋体" w:hAnsi="宋体" w:hint="eastAsia"/>
+                <w:noProof/>
+                <w:webHidden/>
+              </w:rPr>
+              <w:instrText xml:space="preserve"> </w:instrText>
+            </w:r>
+            <w:r>
+              <w:rPr>
+                <w:rFonts w:ascii="宋体" w:eastAsia="宋体" w:hAnsi="宋体"/>
+                <w:noProof/>
+                <w:webHidden/>
+              </w:rPr>
+              <w:instrText>PAGEREF _Toc226992507 \h</w:instrText>
+            </w:r>
+            <w:r>
+              <w:rPr>
+                <w:rFonts w:ascii="宋体" w:eastAsia="宋体" w:hAnsi="宋体" w:hint="eastAsia"/>
+                <w:noProof/>
+                <w:webHidden/>
+              </w:rPr>
+              <w:instrText xml:space="preserve"> </w:instrText>
+            </w:r>
+            <w:r>
+              <w:rPr>
+                <w:rFonts w:ascii="宋体" w:eastAsia="宋体" w:hAnsi="宋体" w:hint="eastAsia"/>
+                <w:noProof/>
+                <w:webHidden/>
+              </w:rPr>
+            </w:r>
+            <w:r>
+              <w:rPr>
+                <w:rFonts w:ascii="宋体" w:eastAsia="宋体" w:hAnsi="宋体" w:hint="eastAsia"/>
+                <w:noProof/>
+                <w:webHidden/>
+              </w:rPr>
+              <w:fldChar w:fldCharType="separate"/>
+            </w:r>
+            <w:r>
+              <w:rPr>
+                <w:rFonts w:ascii="宋体" w:eastAsia="宋体" w:hAnsi="宋体" w:hint="eastAsia"/>
+                <w:noProof/>
+                <w:webHidden/>
+              </w:rPr>
+              <w:t>15</w:t>
+            </w:r>
+            <w:r>
+              <w:rPr>
+                <w:rFonts w:ascii="宋体" w:eastAsia="宋体" w:hAnsi="宋体" w:hint="eastAsia"/>
+                <w:noProof/>
+                <w:webHidden/>
+              </w:rPr>
+              <w:fldChar w:fldCharType="end"/>
+            </w:r>
+          </w:hyperlink>
+        </w:p>
+        <w:p>
+          <w:pPr>
+            <w:pStyle w:val="TOC3"/>
+            <w:tabs>
+              <w:tab w:val="right" w:leader="dot" w:pos="8296"/>
+            </w:tabs>
+            <w:rPr>
+              <w:rFonts w:ascii="宋体" w:eastAsia="宋体" w:hAnsi="宋体" w:hint="eastAsia"/>
+              <w:noProof/>
+              <w:sz w:val="22"/>
+              <w:szCs w:val="24"/>
+              <w:lang w:val="en-US"/>
+              <w14:ligatures w14:val="standardContextual"/>
+            </w:rPr>
+          </w:pPr>
+          <w:hyperlink w:anchor="_Toc226992508" w:history="1">
+            <w:r>
+              <w:rPr>
+                <w:rStyle w:val="a3"/>
+                <w:rFonts w:ascii="宋体" w:eastAsia="宋体" w:hAnsi="宋体" w:hint="eastAsia"/>
+                <w:noProof/>
+                <w:lang w:val="en-US"/>
+              </w:rPr>
+              <w:t>（二）核扩散的发展过程</w:t>
+            </w:r>
+            <w:r>
+              <w:rPr>
+                <w:rFonts w:ascii="宋体" w:eastAsia="宋体" w:hAnsi="宋体" w:hint="eastAsia"/>
+                <w:noProof/>
+                <w:webHidden/>
+              </w:rPr>
+              <w:tab/>
+            </w:r>
+            <w:r>
+              <w:rPr>
+                <w:rFonts w:ascii="宋体" w:eastAsia="宋体" w:hAnsi="宋体" w:hint="eastAsia"/>
+                <w:noProof/>
+                <w:webHidden/>
+              </w:rPr>
+              <w:fldChar w:fldCharType="begin"/>
+            </w:r>
+            <w:r>
+              <w:rPr>
+                <w:rFonts w:ascii="宋体" w:eastAsia="宋体" w:hAnsi="宋体" w:hint="eastAsia"/>
+                <w:noProof/>
+                <w:webHidden/>
+              </w:rPr>
+              <w:instrText xml:space="preserve"> </w:instrText>
+            </w:r>
+            <w:r>
+              <w:rPr>
+                <w:rFonts w:ascii="宋体" w:eastAsia="宋体" w:hAnsi="宋体"/>
+                <w:noProof/>
+                <w:webHidden/>
+              </w:rPr>
+              <w:instrText>PAGEREF _Toc226992508 \h</w:instrText>
+            </w:r>
+            <w:r>
+              <w:rPr>
+                <w:rFonts w:ascii="宋体" w:eastAsia="宋体" w:hAnsi="宋体" w:hint="eastAsia"/>
+                <w:noProof/>
+                <w:webHidden/>
+              </w:rPr>
+              <w:instrText xml:space="preserve"> </w:instrText>
+            </w:r>
+            <w:r>
+              <w:rPr>
+                <w:rFonts w:ascii="宋体" w:eastAsia="宋体" w:hAnsi="宋体" w:hint="eastAsia"/>
+                <w:noProof/>
+                <w:webHidden/>
+              </w:rPr>
+            </w:r>
+            <w:r>
+              <w:rPr>
+                <w:rFonts w:ascii="宋体" w:eastAsia="宋体" w:hAnsi="宋体" w:hint="eastAsia"/>
+                <w:noProof/>
+                <w:webHidden/>
+              </w:rPr>
+              <w:fldChar w:fldCharType="separate"/>
+            </w:r>
+            <w:r>
+              <w:rPr>
+                <w:rFonts w:ascii="宋体" w:eastAsia="宋体" w:hAnsi="宋体" w:hint="eastAsia"/>
+                <w:noProof/>
+                <w:webHidden/>
+              </w:rPr>
+              <w:t>15</w:t>
+            </w:r>
+            <w:r>
+              <w:rPr>
+                <w:rFonts w:ascii="宋体" w:eastAsia="宋体" w:hAnsi="宋体" w:hint="eastAsia"/>
+                <w:noProof/>
+                <w:webHidden/>
+              </w:rPr>
+              <w:fldChar w:fldCharType="end"/>
+            </w:r>
+          </w:hyperlink>
+        </w:p>
+        <w:p>
+          <w:pPr>
+            <w:pStyle w:val="TOC3"/>
+            <w:tabs>
+              <w:tab w:val="right" w:leader="dot" w:pos="8296"/>
+            </w:tabs>
+            <w:rPr>
+              <w:rFonts w:ascii="宋体" w:eastAsia="宋体" w:hAnsi="宋体" w:hint="eastAsia"/>
+              <w:noProof/>
+              <w:sz w:val="22"/>
+              <w:szCs w:val="24"/>
+              <w:lang w:val="en-US"/>
+              <w14:ligatures w14:val="standardContextual"/>
+            </w:rPr>
+          </w:pPr>
+          <w:hyperlink w:anchor="_Toc226992509" w:history="1">
+            <w:r>
+              <w:rPr>
+                <w:rStyle w:val="a3"/>
+                <w:rFonts w:ascii="宋体" w:eastAsia="宋体" w:hAnsi="宋体" w:hint="eastAsia"/>
+                <w:noProof/>
+                <w:lang w:val="en-US"/>
+              </w:rPr>
+              <w:t>（三）核扩散难以抑制的原因</w:t>
+            </w:r>
+            <w:r>
+              <w:rPr>
+                <w:rFonts w:ascii="宋体" w:eastAsia="宋体" w:hAnsi="宋体" w:hint="eastAsia"/>
+                <w:noProof/>
+                <w:webHidden/>
+              </w:rPr>
+              <w:tab/>
+            </w:r>
+            <w:r>
+              <w:rPr>
+                <w:rFonts w:ascii="宋体" w:eastAsia="宋体" w:hAnsi="宋体" w:hint="eastAsia"/>
+                <w:noProof/>
+                <w:webHidden/>
+              </w:rPr>
+              <w:fldChar w:fldCharType="begin"/>
+            </w:r>
+            <w:r>
+              <w:rPr>
+                <w:rFonts w:ascii="宋体" w:eastAsia="宋体" w:hAnsi="宋体" w:hint="eastAsia"/>
+                <w:noProof/>
+                <w:webHidden/>
+              </w:rPr>
+              <w:instrText xml:space="preserve"> </w:instrText>
+            </w:r>
+            <w:r>
+              <w:rPr>
+                <w:rFonts w:ascii="宋体" w:eastAsia="宋体" w:hAnsi="宋体"/>
+                <w:noProof/>
+                <w:webHidden/>
+              </w:rPr>
+              <w:instrText>PAGEREF _Toc226992509 \h</w:instrText>
+            </w:r>
+            <w:r>
+              <w:rPr>
+                <w:rFonts w:ascii="宋体" w:eastAsia="宋体" w:hAnsi="宋体" w:hint="eastAsia"/>
+                <w:noProof/>
+                <w:webHidden/>
+              </w:rPr>
+              <w:instrText xml:space="preserve"> </w:instrText>
+            </w:r>
+            <w:r>
+              <w:rPr>
+                <w:rFonts w:ascii="宋体" w:eastAsia="宋体" w:hAnsi="宋体" w:hint="eastAsia"/>
+                <w:noProof/>
+                <w:webHidden/>
+              </w:rPr>
+            </w:r>
+            <w:r>
+              <w:rPr>
+                <w:rFonts w:ascii="宋体" w:eastAsia="宋体" w:hAnsi="宋体" w:hint="eastAsia"/>
+                <w:noProof/>
+                <w:webHidden/>
+              </w:rPr>
+              <w:fldChar w:fldCharType="separate"/>
+            </w:r>
+            <w:r>
+              <w:rPr>
+                <w:rFonts w:ascii="宋体" w:eastAsia="宋体" w:hAnsi="宋体" w:hint="eastAsia"/>
+                <w:noProof/>
+                <w:webHidden/>
+              </w:rPr>
+              <w:t>16</w:t>
+            </w:r>
+            <w:r>
+              <w:rPr>
+                <w:rFonts w:ascii="宋体" w:eastAsia="宋体" w:hAnsi="宋体" w:hint="eastAsia"/>
+                <w:noProof/>
+                <w:webHidden/>
+              </w:rPr>
+              <w:fldChar w:fldCharType="end"/>
+            </w:r>
+          </w:hyperlink>
+        </w:p>
+        <w:p>
+          <w:pPr>
+            <w:pStyle w:val="TOC3"/>
+            <w:tabs>
+              <w:tab w:val="right" w:leader="dot" w:pos="8296"/>
+            </w:tabs>
+            <w:rPr>
+              <w:rFonts w:ascii="宋体" w:eastAsia="宋体" w:hAnsi="宋体" w:hint="eastAsia"/>
+              <w:noProof/>
+              <w:sz w:val="22"/>
+              <w:szCs w:val="24"/>
+              <w:lang w:val="en-US"/>
+              <w14:ligatures w14:val="standardContextual"/>
+            </w:rPr>
+          </w:pPr>
+          <w:hyperlink w:anchor="_Toc226992510" w:history="1">
+            <w:r>
+              <w:rPr>
+                <w:rStyle w:val="a3"/>
+                <w:rFonts w:ascii="宋体" w:eastAsia="宋体" w:hAnsi="宋体" w:hint="eastAsia"/>
+                <w:noProof/>
+                <w:lang w:val="en-US"/>
+              </w:rPr>
+              <w:t>（四）核扩散的正反两</w:t>
+            </w:r>
+            <w:r>
+              <w:rPr>
+                <w:rStyle w:val="a3"/>
+                <w:rFonts w:ascii="宋体" w:eastAsia="宋体" w:hAnsi="宋体" w:hint="eastAsia"/>
+                <w:noProof/>
+                <w:lang w:val="en-US"/>
+              </w:rPr>
+              <w:t>面</w:t>
+            </w:r>
+            <w:r>
+              <w:rPr>
+                <w:rFonts w:ascii="宋体" w:eastAsia="宋体" w:hAnsi="宋体" w:hint="eastAsia"/>
+                <w:noProof/>
+                <w:webHidden/>
+              </w:rPr>
+              <w:tab/>
+            </w:r>
+            <w:r>
+              <w:rPr>
+                <w:rFonts w:ascii="宋体" w:eastAsia="宋体" w:hAnsi="宋体" w:hint="eastAsia"/>
+                <w:noProof/>
+                <w:webHidden/>
+              </w:rPr>
+              <w:fldChar w:fldCharType="begin"/>
+            </w:r>
+            <w:r>
+              <w:rPr>
+                <w:rFonts w:ascii="宋体" w:eastAsia="宋体" w:hAnsi="宋体" w:hint="eastAsia"/>
+                <w:noProof/>
+                <w:webHidden/>
+              </w:rPr>
+              <w:instrText xml:space="preserve"> </w:instrText>
+            </w:r>
+            <w:r>
+              <w:rPr>
+                <w:rFonts w:ascii="宋体" w:eastAsia="宋体" w:hAnsi="宋体"/>
+                <w:noProof/>
+                <w:webHidden/>
+              </w:rPr>
+              <w:instrText>PAGEREF _Toc226992510 \h</w:instrText>
+            </w:r>
+            <w:r>
+              <w:rPr>
+                <w:rFonts w:ascii="宋体" w:eastAsia="宋体" w:hAnsi="宋体" w:hint="eastAsia"/>
+                <w:noProof/>
+                <w:webHidden/>
+              </w:rPr>
+              <w:instrText xml:space="preserve"> </w:instrText>
+            </w:r>
+            <w:r>
+              <w:rPr>
+                <w:rFonts w:ascii="宋体" w:eastAsia="宋体" w:hAnsi="宋体" w:hint="eastAsia"/>
+                <w:noProof/>
+                <w:webHidden/>
+              </w:rPr>
+            </w:r>
+            <w:r>
+              <w:rPr>
+                <w:rFonts w:ascii="宋体" w:eastAsia="宋体" w:hAnsi="宋体" w:hint="eastAsia"/>
+                <w:noProof/>
+                <w:webHidden/>
+              </w:rPr>
+              <w:fldChar w:fldCharType="separate"/>
+            </w:r>
+            <w:r>
+              <w:rPr>
+                <w:rFonts w:ascii="宋体" w:eastAsia="宋体" w:hAnsi="宋体" w:hint="eastAsia"/>
+                <w:noProof/>
+                <w:webHidden/>
+              </w:rPr>
+              <w:t>16</w:t>
             </w:r>
             <w:r>
               <w:rPr>
@@ -4015,7 +4808,7 @@
       <w:pPr>
         <w:pStyle w:val="a9"/>
       </w:pPr>
-      <w:bookmarkStart w:id="0" w:name="_Toc225782700"/>
+      <w:bookmarkStart w:id="0" w:name="_Toc226992464"/>
       <w:r>
         <w:rPr>
           <w:rFonts w:hint="eastAsia"/>
@@ -4093,7 +4886,7 @@
       <w:pPr>
         <w:pStyle w:val="ac"/>
       </w:pPr>
-      <w:bookmarkStart w:id="1" w:name="_Toc225782701"/>
+      <w:bookmarkStart w:id="1" w:name="_Toc226992465"/>
       <w:r>
         <w:rPr>
           <w:rFonts w:hint="eastAsia"/>
@@ -4366,7 +5159,7 @@
       <w:pPr>
         <w:pStyle w:val="ac"/>
       </w:pPr>
-      <w:bookmarkStart w:id="2" w:name="_Toc225782702"/>
+      <w:bookmarkStart w:id="2" w:name="_Toc226992466"/>
       <w:r>
         <w:rPr>
           <w:rFonts w:hint="eastAsia"/>
@@ -4734,7 +5527,7 @@
       <w:pPr>
         <w:pStyle w:val="ac"/>
       </w:pPr>
-      <w:bookmarkStart w:id="3" w:name="_Toc225782703"/>
+      <w:bookmarkStart w:id="3" w:name="_Toc226992467"/>
       <w:r>
         <w:rPr>
           <w:rFonts w:hint="eastAsia"/>
@@ -4747,7 +5540,7 @@
       <w:pPr>
         <w:pStyle w:val="ae"/>
       </w:pPr>
-      <w:bookmarkStart w:id="4" w:name="_Toc225782704"/>
+      <w:bookmarkStart w:id="4" w:name="_Toc226992468"/>
       <w:r>
         <w:rPr>
           <w:rFonts w:hint="eastAsia"/>
@@ -5133,7 +5926,7 @@
       <w:pPr>
         <w:pStyle w:val="ae"/>
       </w:pPr>
-      <w:bookmarkStart w:id="5" w:name="_Toc225782705"/>
+      <w:bookmarkStart w:id="5" w:name="_Toc226992469"/>
       <w:r>
         <w:rPr>
           <w:rFonts w:hint="eastAsia"/>
@@ -5541,7 +6334,7 @@
       <w:pPr>
         <w:pStyle w:val="a9"/>
       </w:pPr>
-      <w:bookmarkStart w:id="6" w:name="_Toc225782706"/>
+      <w:bookmarkStart w:id="6" w:name="_Toc226992470"/>
       <w:r>
         <w:rPr>
           <w:rFonts w:hint="eastAsia"/>
@@ -5585,7 +6378,7 @@
       <w:pPr>
         <w:pStyle w:val="ac"/>
       </w:pPr>
-      <w:bookmarkStart w:id="7" w:name="_Toc225782707"/>
+      <w:bookmarkStart w:id="7" w:name="_Toc226992471"/>
       <w:r>
         <w:rPr>
           <w:rFonts w:hint="eastAsia"/>
@@ -5611,7 +6404,7 @@
       <w:pPr>
         <w:pStyle w:val="ae"/>
       </w:pPr>
-      <w:bookmarkStart w:id="8" w:name="_Toc225782708"/>
+      <w:bookmarkStart w:id="8" w:name="_Toc226992472"/>
       <w:r>
         <w:rPr>
           <w:rFonts w:hint="eastAsia"/>
@@ -5685,7 +6478,7 @@
       <w:pPr>
         <w:pStyle w:val="ae"/>
       </w:pPr>
-      <w:bookmarkStart w:id="9" w:name="_Toc225782709"/>
+      <w:bookmarkStart w:id="9" w:name="_Toc226992473"/>
       <w:r>
         <w:rPr>
           <w:rFonts w:hint="eastAsia"/>
@@ -6540,7 +7333,7 @@
           <w:lang w:val="en-US"/>
         </w:rPr>
       </w:pPr>
-      <w:bookmarkStart w:id="10" w:name="_Toc225782710"/>
+      <w:bookmarkStart w:id="10" w:name="_Toc226992474"/>
       <w:r>
         <w:rPr>
           <w:rFonts w:hint="eastAsia"/>
@@ -6575,7 +7368,7 @@
       <w:pPr>
         <w:pStyle w:val="ac"/>
       </w:pPr>
-      <w:bookmarkStart w:id="11" w:name="_Toc225782711"/>
+      <w:bookmarkStart w:id="11" w:name="_Toc226992475"/>
       <w:r>
         <w:rPr>
           <w:rFonts w:hint="eastAsia"/>
@@ -6592,7 +7385,7 @@
           <w:lang w:val="en-US"/>
         </w:rPr>
       </w:pPr>
-      <w:bookmarkStart w:id="12" w:name="_Toc225782712"/>
+      <w:bookmarkStart w:id="12" w:name="_Toc226992476"/>
       <w:r>
         <w:rPr>
           <w:rFonts w:hint="eastAsia"/>
@@ -6719,7 +7512,7 @@
           <w:lang w:val="en-US"/>
         </w:rPr>
       </w:pPr>
-      <w:bookmarkStart w:id="13" w:name="_Toc225782713"/>
+      <w:bookmarkStart w:id="13" w:name="_Toc226992477"/>
       <w:r>
         <w:rPr>
           <w:rFonts w:hint="eastAsia"/>
@@ -6758,7 +7551,7 @@
       <w:pPr>
         <w:pStyle w:val="ae"/>
       </w:pPr>
-      <w:bookmarkStart w:id="14" w:name="_Toc225782714"/>
+      <w:bookmarkStart w:id="14" w:name="_Toc226992478"/>
       <w:r>
         <w:rPr>
           <w:rFonts w:hint="eastAsia"/>
@@ -6863,7 +7656,7 @@
       <w:pPr>
         <w:pStyle w:val="ac"/>
       </w:pPr>
-      <w:bookmarkStart w:id="15" w:name="_Toc225782715"/>
+      <w:bookmarkStart w:id="15" w:name="_Toc226992479"/>
       <w:r>
         <w:rPr>
           <w:rFonts w:hint="eastAsia"/>
@@ -6876,7 +7669,7 @@
       <w:pPr>
         <w:pStyle w:val="ae"/>
       </w:pPr>
-      <w:bookmarkStart w:id="16" w:name="_Toc225782716"/>
+      <w:bookmarkStart w:id="16" w:name="_Toc226992480"/>
       <w:r>
         <w:rPr>
           <w:rFonts w:hint="eastAsia"/>
@@ -6927,7 +7720,7 @@
       <w:pPr>
         <w:pStyle w:val="ae"/>
       </w:pPr>
-      <w:bookmarkStart w:id="17" w:name="_Toc225782717"/>
+      <w:bookmarkStart w:id="17" w:name="_Toc226992481"/>
       <w:r>
         <w:rPr>
           <w:rFonts w:hint="eastAsia"/>
@@ -7740,7 +8533,7 @@
       <w:pPr>
         <w:pStyle w:val="ac"/>
       </w:pPr>
-      <w:bookmarkStart w:id="18" w:name="_Toc225782718"/>
+      <w:bookmarkStart w:id="18" w:name="_Toc226992482"/>
       <w:r>
         <w:rPr>
           <w:rFonts w:hint="eastAsia"/>
@@ -8126,7 +8919,7 @@
       <w:pPr>
         <w:pStyle w:val="a9"/>
       </w:pPr>
-      <w:bookmarkStart w:id="19" w:name="_Toc225782719"/>
+      <w:bookmarkStart w:id="19" w:name="_Toc226992483"/>
       <w:r>
         <w:rPr>
           <w:rFonts w:hint="eastAsia"/>
@@ -8170,7 +8963,7 @@
       <w:pPr>
         <w:pStyle w:val="ac"/>
       </w:pPr>
-      <w:bookmarkStart w:id="20" w:name="_Toc225782720"/>
+      <w:bookmarkStart w:id="20" w:name="_Toc226992484"/>
       <w:r>
         <w:rPr>
           <w:rFonts w:hint="eastAsia"/>
@@ -8183,7 +8976,7 @@
       <w:pPr>
         <w:pStyle w:val="ae"/>
       </w:pPr>
-      <w:bookmarkStart w:id="21" w:name="_Toc225782721"/>
+      <w:bookmarkStart w:id="21" w:name="_Toc226992485"/>
       <w:r>
         <w:rPr>
           <w:rFonts w:hint="eastAsia"/>
@@ -8329,7 +9122,7 @@
       <w:pPr>
         <w:pStyle w:val="ae"/>
       </w:pPr>
-      <w:bookmarkStart w:id="22" w:name="_Toc225782722"/>
+      <w:bookmarkStart w:id="22" w:name="_Toc226992486"/>
       <w:r>
         <w:rPr>
           <w:rFonts w:hint="eastAsia"/>
@@ -8667,7 +9460,7 @@
       <w:pPr>
         <w:pStyle w:val="ae"/>
       </w:pPr>
-      <w:bookmarkStart w:id="23" w:name="_Toc225782723"/>
+      <w:bookmarkStart w:id="23" w:name="_Toc226992487"/>
       <w:r>
         <w:rPr>
           <w:rFonts w:hint="eastAsia"/>
@@ -8711,7 +9504,7 @@
       <w:pPr>
         <w:pStyle w:val="ac"/>
       </w:pPr>
-      <w:bookmarkStart w:id="24" w:name="_Toc225782724"/>
+      <w:bookmarkStart w:id="24" w:name="_Toc226992488"/>
       <w:r>
         <w:rPr>
           <w:rFonts w:hint="eastAsia"/>
@@ -8724,7 +9517,7 @@
       <w:pPr>
         <w:pStyle w:val="ae"/>
       </w:pPr>
-      <w:bookmarkStart w:id="25" w:name="_Toc225782725"/>
+      <w:bookmarkStart w:id="25" w:name="_Toc226992489"/>
       <w:r>
         <w:rPr>
           <w:rFonts w:hint="eastAsia"/>
@@ -8752,7 +9545,7 @@
       <w:pPr>
         <w:pStyle w:val="ae"/>
       </w:pPr>
-      <w:bookmarkStart w:id="26" w:name="_Toc225782726"/>
+      <w:bookmarkStart w:id="26" w:name="_Toc226992490"/>
       <w:r>
         <w:rPr>
           <w:rFonts w:hint="eastAsia"/>
@@ -9341,7 +10134,7 @@
       <w:pPr>
         <w:pStyle w:val="ae"/>
       </w:pPr>
-      <w:bookmarkStart w:id="27" w:name="_Toc225782727"/>
+      <w:bookmarkStart w:id="27" w:name="_Toc226992491"/>
       <w:r>
         <w:rPr>
           <w:rFonts w:hint="eastAsia"/>
@@ -9439,7 +10232,7 @@
       <w:pPr>
         <w:pStyle w:val="ae"/>
       </w:pPr>
-      <w:bookmarkStart w:id="28" w:name="_Toc225782728"/>
+      <w:bookmarkStart w:id="28" w:name="_Toc226992492"/>
       <w:r>
         <w:rPr>
           <w:rFonts w:hint="eastAsia"/>
@@ -9575,7 +10368,7 @@
       <w:pPr>
         <w:pStyle w:val="ac"/>
       </w:pPr>
-      <w:bookmarkStart w:id="29" w:name="_Toc225782729"/>
+      <w:bookmarkStart w:id="29" w:name="_Toc226992493"/>
       <w:r>
         <w:rPr>
           <w:rFonts w:hint="eastAsia"/>
@@ -9588,7 +10381,7 @@
       <w:pPr>
         <w:pStyle w:val="ae"/>
       </w:pPr>
-      <w:bookmarkStart w:id="30" w:name="_Toc225782730"/>
+      <w:bookmarkStart w:id="30" w:name="_Toc226992494"/>
       <w:r>
         <w:rPr>
           <w:rFonts w:hint="eastAsia"/>
@@ -9748,7 +10541,7 @@
           <w:lang w:val="en-US"/>
         </w:rPr>
       </w:pPr>
-      <w:bookmarkStart w:id="31" w:name="_Toc225782731"/>
+      <w:bookmarkStart w:id="31" w:name="_Toc226992495"/>
       <w:r>
         <w:rPr>
           <w:rFonts w:hint="eastAsia"/>
@@ -9917,7 +10710,7 @@
           <w:lang w:val="en-US"/>
         </w:rPr>
       </w:pPr>
-      <w:bookmarkStart w:id="32" w:name="_Toc225782732"/>
+      <w:bookmarkStart w:id="32" w:name="_Toc226992496"/>
       <w:r>
         <w:rPr>
           <w:rFonts w:hint="eastAsia"/>
@@ -9958,6 +10751,13 @@
         </w:rPr>
         <w:t>2026.3.30</w:t>
       </w:r>
+      <w:r>
+        <w:rPr>
+          <w:rFonts w:hint="eastAsia"/>
+          <w:lang w:val="en-US"/>
+        </w:rPr>
+        <w:t xml:space="preserve"> / 2026.4.13</w:t>
+      </w:r>
     </w:p>
     <w:p>
       <w:pPr>
@@ -9966,7 +10766,7 @@
           <w:lang w:val="en-US"/>
         </w:rPr>
       </w:pPr>
-      <w:bookmarkStart w:id="33" w:name="_Toc225782733"/>
+      <w:bookmarkStart w:id="33" w:name="_Toc226992497"/>
       <w:r>
         <w:rPr>
           <w:rFonts w:hint="eastAsia"/>
@@ -9983,7 +10783,7 @@
           <w:lang w:val="en-US"/>
         </w:rPr>
       </w:pPr>
-      <w:bookmarkStart w:id="34" w:name="_Toc225782734"/>
+      <w:bookmarkStart w:id="34" w:name="_Toc226992498"/>
       <w:r>
         <w:rPr>
           <w:rFonts w:hint="eastAsia"/>
@@ -9998,7 +10798,6 @@
         <w:pStyle w:val="aa"/>
         <w:spacing w:before="78" w:after="78"/>
         <w:rPr>
-          <w:rFonts w:hint="eastAsia"/>
           <w:lang w:val="en-US"/>
         </w:rPr>
       </w:pPr>
@@ -10197,7 +10996,6 @@
         <w:pStyle w:val="aa"/>
         <w:spacing w:before="78" w:after="78"/>
         <w:rPr>
-          <w:rFonts w:hint="eastAsia"/>
           <w:lang w:val="en-US"/>
         </w:rPr>
       </w:pPr>
@@ -10225,7 +11023,6 @@
         <w:spacing w:beforeLines="0" w:before="0" w:afterLines="0" w:after="0"/>
         <w:ind w:left="442" w:hanging="442"/>
         <w:rPr>
-          <w:rFonts w:hint="eastAsia"/>
           <w:lang w:val="en-US"/>
         </w:rPr>
       </w:pPr>
@@ -10323,7 +11120,6 @@
         <w:spacing w:beforeLines="0" w:before="0" w:afterLines="0" w:after="0"/>
         <w:ind w:left="442" w:hanging="442"/>
         <w:rPr>
-          <w:rFonts w:hint="eastAsia"/>
           <w:lang w:val="en-US"/>
         </w:rPr>
       </w:pPr>
@@ -10368,7 +11164,6 @@
         <w:spacing w:beforeLines="0" w:before="0" w:afterLines="0" w:after="0"/>
         <w:ind w:left="442" w:hanging="442"/>
         <w:rPr>
-          <w:rFonts w:hint="eastAsia"/>
           <w:lang w:val="en-US"/>
         </w:rPr>
       </w:pPr>
@@ -10413,7 +11208,6 @@
         <w:spacing w:beforeLines="0" w:before="0" w:afterLines="0" w:after="0"/>
         <w:ind w:left="442" w:hanging="442"/>
         <w:rPr>
-          <w:rFonts w:hint="eastAsia"/>
           <w:lang w:val="en-US"/>
         </w:rPr>
       </w:pPr>
@@ -10516,7 +11310,6 @@
         <w:spacing w:before="78" w:after="78"/>
         <w:ind w:firstLine="420"/>
         <w:rPr>
-          <w:rFonts w:hint="eastAsia"/>
           <w:lang w:val="en-US"/>
         </w:rPr>
       </w:pPr>
@@ -10535,7 +11328,7 @@
           <w:lang w:val="en-US"/>
         </w:rPr>
       </w:pPr>
-      <w:bookmarkStart w:id="35" w:name="_Toc225782735"/>
+      <w:bookmarkStart w:id="35" w:name="_Toc226992499"/>
       <w:r>
         <w:rPr>
           <w:rFonts w:hint="eastAsia"/>
@@ -10550,7 +11343,6 @@
         <w:pStyle w:val="aa"/>
         <w:spacing w:before="78" w:after="78"/>
         <w:rPr>
-          <w:rFonts w:hint="eastAsia"/>
           <w:lang w:val="en-US"/>
         </w:rPr>
       </w:pPr>
@@ -10578,7 +11370,6 @@
         <w:spacing w:beforeLines="0" w:before="0" w:afterLines="0" w:after="0"/>
         <w:ind w:left="442" w:hanging="442"/>
         <w:rPr>
-          <w:rFonts w:hint="eastAsia"/>
           <w:lang w:val="en-US"/>
         </w:rPr>
       </w:pPr>
@@ -10600,7 +11391,6 @@
         <w:spacing w:beforeLines="0" w:before="0" w:afterLines="0" w:after="0"/>
         <w:ind w:left="442" w:hanging="442"/>
         <w:rPr>
-          <w:rFonts w:hint="eastAsia"/>
           <w:lang w:val="en-US"/>
         </w:rPr>
       </w:pPr>
@@ -10622,7 +11412,6 @@
         <w:spacing w:beforeLines="0" w:before="0" w:afterLines="0" w:after="0"/>
         <w:ind w:left="442" w:hanging="442"/>
         <w:rPr>
-          <w:rFonts w:hint="eastAsia"/>
           <w:lang w:val="en-US"/>
         </w:rPr>
       </w:pPr>
@@ -10662,7 +11451,7 @@
           <w:lang w:val="en-US"/>
         </w:rPr>
       </w:pPr>
-      <w:bookmarkStart w:id="36" w:name="_Toc225782736"/>
+      <w:bookmarkStart w:id="36" w:name="_Toc226992500"/>
       <w:r>
         <w:rPr>
           <w:rFonts w:hint="eastAsia"/>
@@ -10754,7 +11543,7 @@
           <w:lang w:val="en-US"/>
         </w:rPr>
       </w:pPr>
-      <w:bookmarkStart w:id="37" w:name="_Toc225782737"/>
+      <w:bookmarkStart w:id="37" w:name="_Toc226992501"/>
       <w:r>
         <w:rPr>
           <w:rFonts w:hint="eastAsia"/>
@@ -10772,7 +11561,7 @@
           <w:lang w:val="en-US"/>
         </w:rPr>
       </w:pPr>
-      <w:bookmarkStart w:id="38" w:name="_Toc225782738"/>
+      <w:bookmarkStart w:id="38" w:name="_Toc226992502"/>
       <w:r>
         <w:rPr>
           <w:rFonts w:hint="eastAsia"/>
@@ -10889,7 +11678,6 @@
         <w:spacing w:beforeLines="0" w:before="0" w:afterLines="0" w:after="0"/>
         <w:ind w:left="442" w:hanging="442"/>
         <w:rPr>
-          <w:rFonts w:hint="eastAsia"/>
           <w:lang w:val="en-US"/>
         </w:rPr>
       </w:pPr>
@@ -11046,21 +11834,2373 @@
     </w:p>
     <w:p>
       <w:pPr>
+        <w:pStyle w:val="ae"/>
+        <w:rPr>
+          <w:lang w:val="en-US"/>
+        </w:rPr>
+      </w:pPr>
+      <w:bookmarkStart w:id="39" w:name="_Toc226992503"/>
+      <w:r>
+        <w:rPr>
+          <w:rFonts w:hint="eastAsia"/>
+          <w:lang w:val="en-US"/>
+        </w:rPr>
+        <w:t>（二）美国不同时期的核威慑战略</w:t>
+      </w:r>
+      <w:bookmarkEnd w:id="39"/>
+    </w:p>
+    <w:p>
+      <w:pPr>
+        <w:pStyle w:val="af1"/>
+        <w:rPr>
+          <w:rFonts w:hint="eastAsia"/>
+          <w:lang w:val="en-US"/>
+        </w:rPr>
+      </w:pPr>
+      <w:r>
+        <w:rPr>
+          <w:rFonts w:hint="eastAsia"/>
+          <w:lang w:val="en-US"/>
+        </w:rPr>
+        <w:t xml:space="preserve">1. </w:t>
+      </w:r>
+      <w:r>
+        <w:rPr>
+          <w:rFonts w:hint="eastAsia"/>
+          <w:lang w:val="en-US"/>
+        </w:rPr>
+        <w:t>大规模报复战略（艾森豪威尔时期）</w:t>
+      </w:r>
+    </w:p>
+    <w:p>
+      <w:pPr>
         <w:pStyle w:val="aa"/>
         <w:spacing w:before="78" w:after="78"/>
-        <w:rPr>
-          <w:lang w:val="en-US"/>
-        </w:rPr>
-      </w:pPr>
+        <w:ind w:firstLine="420"/>
+        <w:rPr>
+          <w:rFonts w:hint="eastAsia"/>
+          <w:lang w:val="en-US"/>
+        </w:rPr>
+      </w:pPr>
+      <w:r>
+        <w:rPr>
+          <w:rFonts w:hint="eastAsia"/>
+          <w:lang w:val="en-US"/>
+        </w:rPr>
+        <w:t>大规模报复战略指的是，</w:t>
+      </w:r>
+      <w:r>
+        <w:rPr>
+          <w:rFonts w:hint="eastAsia"/>
+          <w:lang w:val="en-US"/>
+        </w:rPr>
+        <w:t>任何严重侵略，即使发生在局部地区也可能招致美国的大规模核报复。美国不承诺在每个战场都用同等规模的常规部队应对，而是保留用战略核力量直接打击敌方本土或核心目标的选择。</w:t>
+      </w:r>
     </w:p>
     <w:p>
       <w:pPr>
         <w:pStyle w:val="aa"/>
         <w:spacing w:before="78" w:after="78"/>
-        <w:rPr>
-          <w:lang w:val="en-US"/>
-        </w:rPr>
-      </w:pPr>
+        <w:ind w:firstLine="420"/>
+        <w:rPr>
+          <w:lang w:val="en-US"/>
+        </w:rPr>
+      </w:pPr>
+      <w:r>
+        <w:rPr>
+          <w:rFonts w:hint="eastAsia"/>
+          <w:lang w:val="en-US"/>
+        </w:rPr>
+        <w:t>大规模报复战略的</w:t>
+      </w:r>
+      <w:r>
+        <w:rPr>
+          <w:rFonts w:hint="eastAsia"/>
+          <w:lang w:val="en-US"/>
+        </w:rPr>
+        <w:t>目的</w:t>
+      </w:r>
+      <w:r>
+        <w:rPr>
+          <w:rFonts w:hint="eastAsia"/>
+          <w:lang w:val="en-US"/>
+        </w:rPr>
+        <w:t>是</w:t>
+      </w:r>
+      <w:r>
+        <w:rPr>
+          <w:rFonts w:hint="eastAsia"/>
+          <w:lang w:val="en-US"/>
+        </w:rPr>
+        <w:t>通过恐惧来防止战争发生。</w:t>
+      </w:r>
+      <w:r>
+        <w:rPr>
+          <w:rFonts w:hint="eastAsia"/>
+          <w:lang w:val="en-US"/>
+        </w:rPr>
+        <w:t>其</w:t>
+      </w:r>
+      <w:r>
+        <w:rPr>
+          <w:rFonts w:hint="eastAsia"/>
+          <w:lang w:val="en-US"/>
+        </w:rPr>
+        <w:t>优点</w:t>
+      </w:r>
+      <w:r>
+        <w:rPr>
+          <w:rFonts w:hint="eastAsia"/>
+          <w:lang w:val="en-US"/>
+        </w:rPr>
+        <w:t>是</w:t>
+      </w:r>
+      <w:r>
+        <w:rPr>
+          <w:rFonts w:hint="eastAsia"/>
+          <w:lang w:val="en-US"/>
+        </w:rPr>
+        <w:t>成本较低，比维持大规模的常规军队要便宜</w:t>
+      </w:r>
+      <w:r>
+        <w:rPr>
+          <w:rFonts w:hint="eastAsia"/>
+          <w:lang w:val="en-US"/>
+        </w:rPr>
+        <w:t>；</w:t>
+      </w:r>
+      <w:r>
+        <w:rPr>
+          <w:rFonts w:hint="eastAsia"/>
+          <w:lang w:val="en-US"/>
+        </w:rPr>
+        <w:t>缺陷</w:t>
+      </w:r>
+      <w:r>
+        <w:rPr>
+          <w:rFonts w:hint="eastAsia"/>
+          <w:lang w:val="en-US"/>
+        </w:rPr>
+        <w:t>是</w:t>
+      </w:r>
+      <w:r>
+        <w:rPr>
+          <w:rFonts w:hint="eastAsia"/>
+          <w:lang w:val="en-US"/>
+        </w:rPr>
+        <w:t>威慑的可信度低</w:t>
+      </w:r>
+      <w:r>
+        <w:rPr>
+          <w:rFonts w:hint="eastAsia"/>
+          <w:lang w:val="en-US"/>
+        </w:rPr>
+        <w:t>，且</w:t>
+      </w:r>
+      <w:r>
+        <w:rPr>
+          <w:rFonts w:hint="eastAsia"/>
+          <w:lang w:val="en-US"/>
+        </w:rPr>
+        <w:t>缺乏灵活性，战略选项太极端</w:t>
+      </w:r>
+      <w:r>
+        <w:rPr>
+          <w:rFonts w:hint="eastAsia"/>
+          <w:lang w:val="en-US"/>
+        </w:rPr>
+        <w:t>。</w:t>
+      </w:r>
+    </w:p>
+    <w:p>
+      <w:pPr>
+        <w:pStyle w:val="af1"/>
+        <w:rPr>
+          <w:rFonts w:hint="eastAsia"/>
+          <w:lang w:val="en-US"/>
+        </w:rPr>
+      </w:pPr>
+      <w:r>
+        <w:rPr>
+          <w:rFonts w:hint="eastAsia"/>
+          <w:lang w:val="en-US"/>
+        </w:rPr>
+        <w:t xml:space="preserve">2. </w:t>
+      </w:r>
+      <w:r>
+        <w:rPr>
+          <w:rFonts w:hint="eastAsia"/>
+          <w:lang w:val="en-US"/>
+        </w:rPr>
+        <w:t>灵活反应战略（肯尼迪时期）</w:t>
+      </w:r>
+    </w:p>
+    <w:p>
+      <w:pPr>
+        <w:pStyle w:val="aa"/>
+        <w:spacing w:before="78" w:after="78"/>
+        <w:ind w:firstLine="420"/>
+        <w:rPr>
+          <w:lang w:val="en-US"/>
+        </w:rPr>
+      </w:pPr>
+      <w:r>
+        <w:rPr>
+          <w:rFonts w:hint="eastAsia"/>
+          <w:lang w:val="en-US"/>
+        </w:rPr>
+        <w:t>随着苏联核力量的发展，美国逐渐意识到大规模报复战略可信度的问题。对此的修正即为灵活反应战略。</w:t>
+      </w:r>
+    </w:p>
+    <w:p>
+      <w:pPr>
+        <w:pStyle w:val="aa"/>
+        <w:spacing w:before="78" w:after="78"/>
+        <w:ind w:firstLine="420"/>
+        <w:rPr>
+          <w:rFonts w:hint="eastAsia"/>
+          <w:lang w:val="en-US"/>
+        </w:rPr>
+      </w:pPr>
+      <w:r>
+        <w:rPr>
+          <w:rFonts w:hint="eastAsia"/>
+          <w:lang w:val="en-US"/>
+        </w:rPr>
+        <w:t>灵活反应战略指的是，</w:t>
+      </w:r>
+      <w:r>
+        <w:rPr>
+          <w:rFonts w:hint="eastAsia"/>
+          <w:lang w:val="en-US"/>
+        </w:rPr>
+        <w:t>威慑和作战都必须具备“梯度”和“选择性”。如果对手发动挑衅或进攻，回应方式可以根据情况逐步升级，而不是直接跳到最高级别。</w:t>
+      </w:r>
+      <w:r>
+        <w:rPr>
+          <w:rFonts w:hint="eastAsia"/>
+          <w:lang w:val="en-US"/>
+        </w:rPr>
+        <w:t>灵活反应的梯度是：</w:t>
+      </w:r>
+      <w:r>
+        <w:rPr>
+          <w:rFonts w:hint="eastAsia"/>
+          <w:lang w:val="en-US"/>
+        </w:rPr>
+        <w:t>常规防御</w:t>
+      </w:r>
+      <w:r>
+        <w:rPr>
+          <w:rFonts w:hint="eastAsia"/>
+          <w:lang w:val="en-US"/>
+        </w:rPr>
+        <w:t>→</w:t>
+      </w:r>
+      <w:r>
+        <w:rPr>
+          <w:rFonts w:hint="eastAsia"/>
+          <w:lang w:val="en-US"/>
+        </w:rPr>
+        <w:t>有限升级（在部分情况下考虑战术核武器）</w:t>
+      </w:r>
+      <w:r>
+        <w:rPr>
+          <w:rFonts w:hint="eastAsia"/>
+          <w:lang w:val="en-US"/>
+        </w:rPr>
+        <w:t>→</w:t>
+      </w:r>
+      <w:r>
+        <w:rPr>
+          <w:rFonts w:hint="eastAsia"/>
+          <w:lang w:val="en-US"/>
+        </w:rPr>
+        <w:t>全面核报复</w:t>
+      </w:r>
+      <w:r>
+        <w:rPr>
+          <w:rFonts w:hint="eastAsia"/>
+          <w:lang w:val="en-US"/>
+        </w:rPr>
+        <w:t>。</w:t>
+      </w:r>
+    </w:p>
+    <w:p>
+      <w:pPr>
+        <w:pStyle w:val="aa"/>
+        <w:spacing w:before="78" w:after="78"/>
+        <w:ind w:firstLine="420"/>
+        <w:rPr>
+          <w:rFonts w:hint="eastAsia"/>
+          <w:lang w:val="en-US"/>
+        </w:rPr>
+      </w:pPr>
+      <w:r>
+        <w:rPr>
+          <w:rFonts w:hint="eastAsia"/>
+          <w:lang w:val="en-US"/>
+        </w:rPr>
+        <w:t>灵活反应战略的</w:t>
+      </w:r>
+      <w:r>
+        <w:rPr>
+          <w:rFonts w:hint="eastAsia"/>
+          <w:lang w:val="en-US"/>
+        </w:rPr>
+        <w:t>优点</w:t>
+      </w:r>
+      <w:r>
+        <w:rPr>
+          <w:rFonts w:hint="eastAsia"/>
+          <w:lang w:val="en-US"/>
+        </w:rPr>
+        <w:t>是</w:t>
+      </w:r>
+      <w:r>
+        <w:rPr>
+          <w:rFonts w:hint="eastAsia"/>
+          <w:lang w:val="en-US"/>
+        </w:rPr>
+        <w:t>提高危机管理能力，可信度更高</w:t>
+      </w:r>
+      <w:r>
+        <w:rPr>
+          <w:rFonts w:hint="eastAsia"/>
+          <w:lang w:val="en-US"/>
+        </w:rPr>
+        <w:t>。其</w:t>
+      </w:r>
+      <w:r>
+        <w:rPr>
+          <w:rFonts w:hint="eastAsia"/>
+          <w:lang w:val="en-US"/>
+        </w:rPr>
+        <w:t>缺陷</w:t>
+      </w:r>
+      <w:r>
+        <w:rPr>
+          <w:rFonts w:hint="eastAsia"/>
+          <w:lang w:val="en-US"/>
+        </w:rPr>
+        <w:t>在于</w:t>
+      </w:r>
+      <w:r>
+        <w:rPr>
+          <w:rFonts w:hint="eastAsia"/>
+          <w:lang w:val="en-US"/>
+        </w:rPr>
+        <w:t>：</w:t>
+      </w:r>
+    </w:p>
+    <w:p>
+      <w:pPr>
+        <w:pStyle w:val="aa"/>
+        <w:numPr>
+          <w:ilvl w:val="0"/>
+          <w:numId w:val="23"/>
+        </w:numPr>
+        <w:spacing w:beforeLines="0" w:before="0" w:afterLines="0" w:after="0"/>
+        <w:ind w:left="442" w:hanging="442"/>
+        <w:rPr>
+          <w:rFonts w:hint="eastAsia"/>
+          <w:lang w:val="en-US"/>
+        </w:rPr>
+      </w:pPr>
+      <w:r>
+        <w:rPr>
+          <w:rFonts w:hint="eastAsia"/>
+          <w:lang w:val="en-US"/>
+        </w:rPr>
+        <w:t>成本更高</w:t>
+      </w:r>
+    </w:p>
+    <w:p>
+      <w:pPr>
+        <w:pStyle w:val="aa"/>
+        <w:numPr>
+          <w:ilvl w:val="0"/>
+          <w:numId w:val="23"/>
+        </w:numPr>
+        <w:spacing w:beforeLines="0" w:before="0" w:afterLines="0" w:after="0"/>
+        <w:ind w:left="442" w:hanging="442"/>
+        <w:rPr>
+          <w:rFonts w:hint="eastAsia"/>
+          <w:lang w:val="en-US"/>
+        </w:rPr>
+      </w:pPr>
+      <w:r>
+        <w:rPr>
+          <w:rFonts w:hint="eastAsia"/>
+          <w:lang w:val="en-US"/>
+        </w:rPr>
+        <w:t>战争常态化甚至产生战争可打的心态</w:t>
+      </w:r>
+    </w:p>
+    <w:p>
+      <w:pPr>
+        <w:pStyle w:val="aa"/>
+        <w:numPr>
+          <w:ilvl w:val="0"/>
+          <w:numId w:val="23"/>
+        </w:numPr>
+        <w:spacing w:beforeLines="0" w:before="0" w:afterLines="0" w:after="0"/>
+        <w:ind w:left="442" w:hanging="442"/>
+        <w:rPr>
+          <w:rFonts w:hint="eastAsia"/>
+          <w:lang w:val="en-US"/>
+        </w:rPr>
+      </w:pPr>
+      <w:r>
+        <w:rPr>
+          <w:rFonts w:hint="eastAsia"/>
+          <w:lang w:val="en-US"/>
+        </w:rPr>
+        <w:t>升级控制未必做得到</w:t>
+      </w:r>
+    </w:p>
+    <w:p>
+      <w:pPr>
+        <w:pStyle w:val="aa"/>
+        <w:numPr>
+          <w:ilvl w:val="0"/>
+          <w:numId w:val="23"/>
+        </w:numPr>
+        <w:spacing w:beforeLines="0" w:before="0" w:afterLines="0" w:after="0"/>
+        <w:ind w:left="442" w:hanging="442"/>
+        <w:rPr>
+          <w:rFonts w:hint="eastAsia"/>
+          <w:lang w:val="en-US"/>
+        </w:rPr>
+      </w:pPr>
+      <w:r>
+        <w:rPr>
+          <w:rFonts w:hint="eastAsia"/>
+          <w:lang w:val="en-US"/>
+        </w:rPr>
+        <w:t>脱钩问题（一些欧洲国家担心，美国可能会把战争限制在欧洲战场，而不愿意马上进行战略核交换）</w:t>
+      </w:r>
+    </w:p>
+    <w:p>
+      <w:pPr>
+        <w:pStyle w:val="ae"/>
+        <w:rPr>
+          <w:lang w:val="en-US"/>
+        </w:rPr>
+      </w:pPr>
+      <w:bookmarkStart w:id="40" w:name="_Toc226992504"/>
+      <w:r>
+        <w:rPr>
+          <w:rFonts w:hint="eastAsia"/>
+          <w:lang w:val="en-US"/>
+        </w:rPr>
+        <w:t>（三）相互确保摧毁（</w:t>
+      </w:r>
+      <w:r>
+        <w:rPr>
+          <w:rFonts w:hint="eastAsia"/>
+          <w:lang w:val="en-US"/>
+        </w:rPr>
+        <w:t>MAD</w:t>
+      </w:r>
+      <w:r>
+        <w:rPr>
+          <w:rFonts w:hint="eastAsia"/>
+          <w:lang w:val="en-US"/>
+        </w:rPr>
+        <w:t>）</w:t>
+      </w:r>
+      <w:bookmarkEnd w:id="40"/>
+    </w:p>
+    <w:p>
+      <w:pPr>
+        <w:pStyle w:val="aa"/>
+        <w:spacing w:before="78" w:after="78"/>
+        <w:ind w:firstLine="420"/>
+        <w:rPr>
+          <w:rFonts w:hint="eastAsia"/>
+          <w:lang w:val="en-US"/>
+        </w:rPr>
+      </w:pPr>
+      <w:r>
+        <w:rPr>
+          <w:rFonts w:hint="eastAsia"/>
+          <w:lang w:val="en-US"/>
+        </w:rPr>
+        <w:lastRenderedPageBreak/>
+        <w:t>如果一个国家能够在报复打击中给对手带来不可接受的损失</w:t>
+      </w:r>
+      <w:r>
+        <w:rPr>
+          <w:rFonts w:hint="eastAsia"/>
+          <w:lang w:val="en-US"/>
+        </w:rPr>
+        <w:t>（</w:t>
+      </w:r>
+      <w:r>
+        <w:rPr>
+          <w:rFonts w:hint="eastAsia"/>
+          <w:lang w:val="en-US"/>
+        </w:rPr>
+        <w:t>intolerable damage</w:t>
+      </w:r>
+      <w:r>
+        <w:rPr>
+          <w:rFonts w:hint="eastAsia"/>
+          <w:lang w:val="en-US"/>
+        </w:rPr>
+        <w:t>）</w:t>
+      </w:r>
+      <w:r>
+        <w:rPr>
+          <w:rFonts w:hint="eastAsia"/>
+          <w:lang w:val="en-US"/>
+        </w:rPr>
+        <w:t>，那么就称这个国家达到确保摧毁（</w:t>
+      </w:r>
+      <w:r>
+        <w:rPr>
+          <w:rFonts w:hint="eastAsia"/>
+          <w:lang w:val="en-US"/>
+        </w:rPr>
+        <w:t>assured destruction</w:t>
+      </w:r>
+      <w:r>
+        <w:rPr>
+          <w:rFonts w:hint="eastAsia"/>
+          <w:lang w:val="en-US"/>
+        </w:rPr>
+        <w:t>）的要求。如果两个国家核武器的数量满足最低威慑的标准，它们就达到了“相互确保摧毁”的状态。</w:t>
+      </w:r>
+    </w:p>
+    <w:p>
+      <w:pPr>
+        <w:pStyle w:val="aa"/>
+        <w:spacing w:before="78" w:after="78"/>
+        <w:ind w:firstLine="420"/>
+        <w:rPr>
+          <w:rFonts w:hint="eastAsia"/>
+          <w:lang w:val="en-US"/>
+        </w:rPr>
+      </w:pPr>
+      <w:r>
+        <w:rPr>
+          <w:rFonts w:hint="eastAsia"/>
+          <w:lang w:val="en-US"/>
+        </w:rPr>
+        <w:t>在此情况下，核威慑双方的</w:t>
+      </w:r>
+      <w:r>
+        <w:rPr>
+          <w:rFonts w:hint="eastAsia"/>
+          <w:lang w:val="en-US"/>
+        </w:rPr>
+        <w:t>共同利益</w:t>
+      </w:r>
+      <w:r>
+        <w:rPr>
+          <w:rFonts w:hint="eastAsia"/>
+          <w:lang w:val="en-US"/>
+        </w:rPr>
+        <w:t>是</w:t>
+      </w:r>
+      <w:r>
+        <w:rPr>
+          <w:rFonts w:hint="eastAsia"/>
+          <w:lang w:val="en-US"/>
+        </w:rPr>
+        <w:t>避免“同归于尽”</w:t>
+      </w:r>
+      <w:r>
+        <w:rPr>
+          <w:rFonts w:hint="eastAsia"/>
+          <w:lang w:val="en-US"/>
+        </w:rPr>
+        <w:t>。因此，</w:t>
+      </w:r>
+      <w:r>
+        <w:rPr>
+          <w:rFonts w:hint="eastAsia"/>
+          <w:lang w:val="en-US"/>
+        </w:rPr>
+        <w:t>即使两国的关系因为冲突而陷入危机，它们也不大愿意向对手发动先发制人的核打击，也不担心对手会发动这种核打击。</w:t>
+      </w:r>
+    </w:p>
+    <w:p>
+      <w:pPr>
+        <w:pStyle w:val="aa"/>
+        <w:spacing w:before="78" w:after="78"/>
+        <w:ind w:firstLine="420"/>
+        <w:rPr>
+          <w:lang w:val="en-US"/>
+        </w:rPr>
+      </w:pPr>
+      <w:r>
+        <w:rPr>
+          <w:rFonts w:hint="eastAsia"/>
+          <w:lang w:val="en-US"/>
+        </w:rPr>
+        <w:t>加强“相互确保摧毁”状态下威慑的可信度</w:t>
+      </w:r>
+      <w:r>
+        <w:rPr>
+          <w:rFonts w:hint="eastAsia"/>
+          <w:lang w:val="en-US"/>
+        </w:rPr>
+        <w:t>的方式包括持有足量的第二次核打击能力，尤其是潜射弹道导弹等机动能力强的核武器系统；并且，也要使对方的核威慑足够有效，</w:t>
+      </w:r>
+      <w:r>
+        <w:rPr>
+          <w:rFonts w:hint="eastAsia"/>
+          <w:lang w:val="en-US"/>
+        </w:rPr>
+        <w:t>确保对方也能摧毁自己</w:t>
+      </w:r>
+      <w:r>
+        <w:rPr>
+          <w:rFonts w:hint="eastAsia"/>
+          <w:lang w:val="en-US"/>
+        </w:rPr>
+        <w:t>，如</w:t>
+      </w:r>
+      <w:r>
+        <w:rPr>
+          <w:rFonts w:hint="eastAsia"/>
+          <w:lang w:val="en-US"/>
+        </w:rPr>
+        <w:t>互相承诺不部署弹道导弹防御系统</w:t>
+      </w:r>
+      <w:r>
+        <w:rPr>
+          <w:rFonts w:hint="eastAsia"/>
+          <w:lang w:val="en-US"/>
+        </w:rPr>
+        <w:t>。</w:t>
+      </w:r>
+    </w:p>
+    <w:p>
+      <w:pPr>
+        <w:pStyle w:val="ae"/>
+        <w:rPr>
+          <w:lang w:val="en-US"/>
+        </w:rPr>
+      </w:pPr>
+      <w:bookmarkStart w:id="41" w:name="_Toc226992505"/>
+      <w:r>
+        <w:rPr>
+          <w:rFonts w:hint="eastAsia"/>
+          <w:lang w:val="en-US"/>
+        </w:rPr>
+        <w:t>（四）防止核战争：战略稳定性</w:t>
+      </w:r>
+      <w:bookmarkEnd w:id="41"/>
+    </w:p>
+    <w:p>
+      <w:pPr>
+        <w:pStyle w:val="aa"/>
+        <w:spacing w:before="78" w:after="78"/>
+        <w:rPr>
+          <w:rFonts w:hint="eastAsia"/>
+          <w:lang w:val="en-US"/>
+        </w:rPr>
+      </w:pPr>
+      <w:r>
+        <w:rPr>
+          <w:lang w:val="en-US"/>
+        </w:rPr>
+        <w:tab/>
+      </w:r>
+      <w:r>
+        <w:rPr>
+          <w:rFonts w:hint="eastAsia"/>
+          <w:lang w:val="en-US"/>
+        </w:rPr>
+        <w:t>战略稳定性有两个层次的含义：</w:t>
+      </w:r>
+    </w:p>
+    <w:p>
+      <w:pPr>
+        <w:pStyle w:val="aa"/>
+        <w:spacing w:before="78" w:after="78"/>
+        <w:ind w:firstLine="420"/>
+        <w:rPr>
+          <w:rFonts w:hint="eastAsia"/>
+          <w:lang w:val="en-US"/>
+        </w:rPr>
+      </w:pPr>
+      <w:r>
+        <w:rPr>
+          <w:rFonts w:hint="eastAsia"/>
+          <w:b/>
+          <w:bCs/>
+          <w:lang w:val="en-US"/>
+        </w:rPr>
+        <w:t>危机稳定</w:t>
+      </w:r>
+      <w:r>
+        <w:rPr>
+          <w:rFonts w:hint="eastAsia"/>
+          <w:b/>
+          <w:bCs/>
+          <w:lang w:val="en-US"/>
+        </w:rPr>
+        <w:t>（</w:t>
+      </w:r>
+      <w:r>
+        <w:rPr>
+          <w:rFonts w:hint="eastAsia"/>
+          <w:b/>
+          <w:bCs/>
+          <w:lang w:val="en-US"/>
+        </w:rPr>
+        <w:t>crisis stability</w:t>
+      </w:r>
+      <w:r>
+        <w:rPr>
+          <w:rFonts w:hint="eastAsia"/>
+          <w:b/>
+          <w:bCs/>
+          <w:lang w:val="en-US"/>
+        </w:rPr>
+        <w:t>）</w:t>
+      </w:r>
+      <w:r>
+        <w:rPr>
+          <w:rFonts w:hint="eastAsia"/>
+          <w:lang w:val="en-US"/>
+        </w:rPr>
+        <w:t>，即</w:t>
+      </w:r>
+      <w:r>
+        <w:rPr>
+          <w:rFonts w:hint="eastAsia"/>
+          <w:lang w:val="en-US"/>
+        </w:rPr>
+        <w:t>减少危机中爆发核战争的可能性</w:t>
+      </w:r>
+      <w:r>
+        <w:rPr>
+          <w:rFonts w:hint="eastAsia"/>
+          <w:lang w:val="en-US"/>
+        </w:rPr>
+        <w:t>。</w:t>
+      </w:r>
+      <w:r>
+        <w:rPr>
+          <w:rFonts w:hint="eastAsia"/>
+          <w:lang w:val="en-US"/>
+        </w:rPr>
+        <w:t>危机</w:t>
+      </w:r>
+      <w:r>
+        <w:rPr>
+          <w:rFonts w:hint="eastAsia"/>
+          <w:lang w:val="en-US"/>
+        </w:rPr>
+        <w:t>是</w:t>
+      </w:r>
+      <w:r>
+        <w:rPr>
+          <w:rFonts w:hint="eastAsia"/>
+          <w:lang w:val="en-US"/>
+        </w:rPr>
+        <w:t>突发的、紧急的、具有高度不确定性和潜在危害性的情境或事件</w:t>
+      </w:r>
+      <w:r>
+        <w:rPr>
+          <w:rFonts w:hint="eastAsia"/>
+          <w:lang w:val="en-US"/>
+        </w:rPr>
+        <w:t>。危机稳定性下，</w:t>
+      </w:r>
+      <w:r>
+        <w:rPr>
+          <w:rFonts w:hint="eastAsia"/>
+          <w:lang w:val="en-US"/>
+        </w:rPr>
+        <w:t>对峙双方都相信对方不会在危机中实施先发制人的打击</w:t>
+      </w:r>
+      <w:r>
+        <w:rPr>
+          <w:rFonts w:hint="eastAsia"/>
+          <w:lang w:val="en-US"/>
+        </w:rPr>
+        <w:t>。实现危机稳定的方式在于</w:t>
+      </w:r>
+      <w:r>
+        <w:rPr>
+          <w:rFonts w:hint="eastAsia"/>
+          <w:lang w:val="en-US"/>
+        </w:rPr>
+        <w:t>增加信任、威慑</w:t>
+      </w:r>
+      <w:r>
+        <w:rPr>
+          <w:rFonts w:hint="eastAsia"/>
+          <w:lang w:val="en-US"/>
+        </w:rPr>
+        <w:t>。</w:t>
+      </w:r>
+    </w:p>
+    <w:p>
+      <w:pPr>
+        <w:pStyle w:val="aa"/>
+        <w:spacing w:before="78" w:after="78"/>
+        <w:ind w:firstLine="420"/>
+        <w:rPr>
+          <w:lang w:val="en-US"/>
+        </w:rPr>
+      </w:pPr>
+      <w:r>
+        <w:rPr>
+          <w:rFonts w:hint="eastAsia"/>
+          <w:b/>
+          <w:bCs/>
+          <w:lang w:val="en-US"/>
+        </w:rPr>
+        <w:t>军备竞赛稳定</w:t>
+      </w:r>
+      <w:r>
+        <w:rPr>
+          <w:rFonts w:hint="eastAsia"/>
+          <w:b/>
+          <w:bCs/>
+          <w:lang w:val="en-US"/>
+        </w:rPr>
+        <w:t>（</w:t>
+      </w:r>
+      <w:r>
+        <w:rPr>
+          <w:rFonts w:hint="eastAsia"/>
+          <w:b/>
+          <w:bCs/>
+          <w:lang w:val="en-US"/>
+        </w:rPr>
+        <w:t>arms race stability</w:t>
+      </w:r>
+      <w:r>
+        <w:rPr>
+          <w:rFonts w:hint="eastAsia"/>
+          <w:b/>
+          <w:bCs/>
+          <w:lang w:val="en-US"/>
+        </w:rPr>
+        <w:t>）</w:t>
+      </w:r>
+      <w:r>
+        <w:rPr>
+          <w:rFonts w:hint="eastAsia"/>
+          <w:lang w:val="en-US"/>
+        </w:rPr>
+        <w:t>是危机之外的平时的稳定，指的是在军备竞赛中，</w:t>
+      </w:r>
+      <w:r>
+        <w:rPr>
+          <w:rFonts w:hint="eastAsia"/>
+          <w:lang w:val="en-US"/>
+        </w:rPr>
+        <w:t>对峙双方都不感到自己在军备发展中处于劣势，从而都不发展削弱对方威慑力量的有效性和破坏危机稳定性的新式武器</w:t>
+      </w:r>
+      <w:r>
+        <w:rPr>
+          <w:rFonts w:hint="eastAsia"/>
+          <w:lang w:val="en-US"/>
+        </w:rPr>
+        <w:t>。</w:t>
+      </w:r>
+    </w:p>
+    <w:p>
+      <w:pPr>
+        <w:pStyle w:val="aa"/>
+        <w:spacing w:before="78" w:after="78"/>
+        <w:rPr>
+          <w:lang w:val="en-US"/>
+        </w:rPr>
+      </w:pPr>
+    </w:p>
+    <w:p>
+      <w:pPr>
+        <w:pStyle w:val="ac"/>
+        <w:rPr>
+          <w:rFonts w:hint="eastAsia"/>
+          <w:lang w:val="en-US"/>
+        </w:rPr>
+      </w:pPr>
+      <w:bookmarkStart w:id="42" w:name="_Toc226992506"/>
+      <w:r>
+        <w:rPr>
+          <w:rFonts w:hint="eastAsia"/>
+          <w:lang w:val="en-US"/>
+        </w:rPr>
+        <w:t>三、核扩散</w:t>
+      </w:r>
+      <w:bookmarkEnd w:id="42"/>
+    </w:p>
+    <w:p>
+      <w:pPr>
+        <w:pStyle w:val="ae"/>
+        <w:rPr>
+          <w:lang w:val="en-US"/>
+        </w:rPr>
+      </w:pPr>
+      <w:bookmarkStart w:id="43" w:name="_Toc226992507"/>
+      <w:r>
+        <w:rPr>
+          <w:rFonts w:hint="eastAsia"/>
+          <w:lang w:val="en-US"/>
+        </w:rPr>
+        <w:t>（一）核扩散的基本形式</w:t>
+      </w:r>
+      <w:bookmarkEnd w:id="43"/>
+    </w:p>
+    <w:p>
+      <w:pPr>
+        <w:pStyle w:val="aa"/>
+        <w:spacing w:before="78" w:after="78"/>
+        <w:ind w:firstLine="420"/>
+        <w:rPr>
+          <w:lang w:val="en-US"/>
+        </w:rPr>
+      </w:pPr>
+      <w:r>
+        <w:rPr>
+          <w:rFonts w:hint="eastAsia"/>
+          <w:lang w:val="en-US"/>
+        </w:rPr>
+        <w:t>核扩散（</w:t>
+      </w:r>
+      <w:r>
+        <w:rPr>
+          <w:rFonts w:hint="eastAsia"/>
+          <w:lang w:val="en-US"/>
+        </w:rPr>
+        <w:t>nuclear proliferation</w:t>
+      </w:r>
+      <w:r>
+        <w:rPr>
+          <w:rFonts w:hint="eastAsia"/>
+          <w:lang w:val="en-US"/>
+        </w:rPr>
+        <w:t>）有两种基本形式。</w:t>
+      </w:r>
+      <w:r>
+        <w:rPr>
+          <w:rFonts w:hint="eastAsia"/>
+          <w:lang w:val="en-US"/>
+        </w:rPr>
+        <w:t>纵向扩散（垂直扩散）</w:t>
+      </w:r>
+      <w:r>
+        <w:rPr>
+          <w:rFonts w:hint="eastAsia"/>
+          <w:lang w:val="en-US"/>
+        </w:rPr>
+        <w:t>指</w:t>
+      </w:r>
+      <w:r>
+        <w:rPr>
+          <w:rFonts w:hint="eastAsia"/>
+          <w:lang w:val="en-US"/>
+        </w:rPr>
+        <w:t>拥有核武器的国家其核武库在规模上的扩大、质量上的提高和品种上的增加</w:t>
+      </w:r>
+      <w:r>
+        <w:rPr>
+          <w:rFonts w:hint="eastAsia"/>
+          <w:lang w:val="en-US"/>
+        </w:rPr>
+        <w:t>。</w:t>
+      </w:r>
+      <w:r>
+        <w:rPr>
+          <w:rFonts w:hint="eastAsia"/>
+          <w:lang w:val="en-US"/>
+        </w:rPr>
+        <w:t>横向扩散（水平扩散）</w:t>
+      </w:r>
+      <w:r>
+        <w:rPr>
+          <w:rFonts w:hint="eastAsia"/>
+          <w:lang w:val="en-US"/>
+        </w:rPr>
+        <w:t>指</w:t>
+      </w:r>
+      <w:r>
+        <w:rPr>
+          <w:rFonts w:hint="eastAsia"/>
+          <w:lang w:val="en-US"/>
+        </w:rPr>
+        <w:t>非核武器国家通过研制、购买等手段拥有了核武器</w:t>
+      </w:r>
+      <w:r>
+        <w:rPr>
+          <w:rFonts w:hint="eastAsia"/>
+          <w:lang w:val="en-US"/>
+        </w:rPr>
+        <w:t>。</w:t>
+      </w:r>
+      <w:r>
+        <w:rPr>
+          <w:rFonts w:hint="eastAsia"/>
+          <w:lang w:val="en-US"/>
+        </w:rPr>
+        <w:t>一般讲核扩散这一概念的时候指的是横向扩散</w:t>
+      </w:r>
+      <w:r>
+        <w:rPr>
+          <w:rFonts w:hint="eastAsia"/>
+          <w:lang w:val="en-US"/>
+        </w:rPr>
+        <w:t>。</w:t>
+      </w:r>
+    </w:p>
+    <w:p>
+      <w:pPr>
+        <w:pStyle w:val="ae"/>
+        <w:rPr>
+          <w:rFonts w:hint="eastAsia"/>
+          <w:lang w:val="en-US"/>
+        </w:rPr>
+      </w:pPr>
+      <w:bookmarkStart w:id="44" w:name="_Toc226992508"/>
+      <w:r>
+        <w:rPr>
+          <w:rFonts w:hint="eastAsia"/>
+          <w:lang w:val="en-US"/>
+        </w:rPr>
+        <w:t>（二）核扩散的发展过程</w:t>
+      </w:r>
+      <w:bookmarkEnd w:id="44"/>
+    </w:p>
+    <w:p>
+      <w:pPr>
+        <w:pStyle w:val="aa"/>
+        <w:spacing w:before="78" w:after="78"/>
+        <w:ind w:firstLine="420"/>
+        <w:rPr>
+          <w:rFonts w:hint="eastAsia"/>
+          <w:lang w:val="en-US"/>
+        </w:rPr>
+      </w:pPr>
+      <w:r>
+        <w:rPr>
+          <w:rFonts w:hint="eastAsia"/>
+          <w:lang w:val="en-US"/>
+        </w:rPr>
+        <w:t>20</w:t>
+      </w:r>
+      <w:r>
+        <w:rPr>
+          <w:rFonts w:hint="eastAsia"/>
+          <w:lang w:val="en-US"/>
+        </w:rPr>
+        <w:t>世纪</w:t>
+      </w:r>
+      <w:r>
+        <w:rPr>
+          <w:rFonts w:hint="eastAsia"/>
+          <w:lang w:val="en-US"/>
+        </w:rPr>
+        <w:t>40</w:t>
+      </w:r>
+      <w:r>
+        <w:rPr>
+          <w:rFonts w:hint="eastAsia"/>
+          <w:lang w:val="en-US"/>
+        </w:rPr>
+        <w:t>年代后期到</w:t>
+      </w:r>
+      <w:r>
+        <w:rPr>
+          <w:rFonts w:hint="eastAsia"/>
+          <w:lang w:val="en-US"/>
+        </w:rPr>
+        <w:t>60</w:t>
+      </w:r>
+      <w:r>
+        <w:rPr>
+          <w:rFonts w:hint="eastAsia"/>
+          <w:lang w:val="en-US"/>
+        </w:rPr>
+        <w:t>年代中期</w:t>
+      </w:r>
+      <w:r>
+        <w:rPr>
+          <w:rFonts w:hint="eastAsia"/>
+          <w:lang w:val="en-US"/>
+        </w:rPr>
+        <w:t>，美国（</w:t>
+      </w:r>
+      <w:r>
+        <w:rPr>
+          <w:rFonts w:hint="eastAsia"/>
+          <w:lang w:val="en-US"/>
+        </w:rPr>
+        <w:t>1945</w:t>
+      </w:r>
+      <w:r>
+        <w:rPr>
+          <w:rFonts w:hint="eastAsia"/>
+          <w:lang w:val="en-US"/>
+        </w:rPr>
+        <w:t>）、苏联（</w:t>
+      </w:r>
+      <w:r>
+        <w:rPr>
+          <w:rFonts w:hint="eastAsia"/>
+          <w:lang w:val="en-US"/>
+        </w:rPr>
+        <w:t>1949</w:t>
+      </w:r>
+      <w:r>
+        <w:rPr>
+          <w:rFonts w:hint="eastAsia"/>
+          <w:lang w:val="en-US"/>
+        </w:rPr>
+        <w:t>）、英国（</w:t>
+      </w:r>
+      <w:r>
+        <w:rPr>
+          <w:rFonts w:hint="eastAsia"/>
+          <w:lang w:val="en-US"/>
+        </w:rPr>
+        <w:t>1952</w:t>
+      </w:r>
+      <w:r>
+        <w:rPr>
+          <w:rFonts w:hint="eastAsia"/>
+          <w:lang w:val="en-US"/>
+        </w:rPr>
+        <w:t>）、法国（</w:t>
+      </w:r>
+      <w:r>
+        <w:rPr>
+          <w:rFonts w:hint="eastAsia"/>
+          <w:lang w:val="en-US"/>
+        </w:rPr>
+        <w:t>1960</w:t>
+      </w:r>
+      <w:r>
+        <w:rPr>
+          <w:rFonts w:hint="eastAsia"/>
+          <w:lang w:val="en-US"/>
+        </w:rPr>
+        <w:t>）、中国（</w:t>
+      </w:r>
+      <w:r>
+        <w:rPr>
+          <w:rFonts w:hint="eastAsia"/>
+          <w:lang w:val="en-US"/>
+        </w:rPr>
+        <w:t>1964</w:t>
+      </w:r>
+      <w:r>
+        <w:rPr>
+          <w:rFonts w:hint="eastAsia"/>
+          <w:lang w:val="en-US"/>
+        </w:rPr>
+        <w:t>）先后获得了核武器。</w:t>
+      </w:r>
+      <w:r>
+        <w:rPr>
+          <w:rFonts w:hint="eastAsia"/>
+          <w:lang w:val="en-US"/>
+        </w:rPr>
+        <w:t>五个核国家在国际社会中地位重要，且迅速宣布自己掌握了核武器</w:t>
+      </w:r>
+      <w:r>
+        <w:rPr>
+          <w:rFonts w:hint="eastAsia"/>
+          <w:lang w:val="en-US"/>
+        </w:rPr>
+        <w:t>。</w:t>
+      </w:r>
+    </w:p>
+    <w:p>
+      <w:pPr>
+        <w:pStyle w:val="aa"/>
+        <w:spacing w:before="78" w:after="78"/>
+        <w:ind w:firstLine="420"/>
+        <w:rPr>
+          <w:lang w:val="en-US"/>
+        </w:rPr>
+      </w:pPr>
+      <w:r>
+        <w:rPr>
+          <w:rFonts w:hint="eastAsia"/>
+          <w:lang w:val="en-US"/>
+        </w:rPr>
+        <w:t>20</w:t>
+      </w:r>
+      <w:r>
+        <w:rPr>
+          <w:rFonts w:hint="eastAsia"/>
+          <w:lang w:val="en-US"/>
+        </w:rPr>
+        <w:t>世纪</w:t>
+      </w:r>
+      <w:r>
+        <w:rPr>
+          <w:rFonts w:hint="eastAsia"/>
+          <w:lang w:val="en-US"/>
+        </w:rPr>
+        <w:t>60</w:t>
+      </w:r>
+      <w:r>
+        <w:rPr>
+          <w:rFonts w:hint="eastAsia"/>
+          <w:lang w:val="en-US"/>
+        </w:rPr>
+        <w:t>年代中期至</w:t>
+      </w:r>
+      <w:r>
+        <w:rPr>
+          <w:rFonts w:hint="eastAsia"/>
+          <w:lang w:val="en-US"/>
+        </w:rPr>
+        <w:t>90</w:t>
+      </w:r>
+      <w:r>
+        <w:rPr>
+          <w:rFonts w:hint="eastAsia"/>
+          <w:lang w:val="en-US"/>
+        </w:rPr>
+        <w:t>年代初期</w:t>
+      </w:r>
+      <w:r>
+        <w:rPr>
+          <w:rFonts w:hint="eastAsia"/>
+          <w:lang w:val="en-US"/>
+        </w:rPr>
+        <w:t>，</w:t>
+      </w:r>
+      <w:r>
+        <w:rPr>
+          <w:rFonts w:hint="eastAsia"/>
+          <w:lang w:val="en-US"/>
+        </w:rPr>
+        <w:t>以色列、印度、南非、巴基斯坦成为了事实上的核武器国家</w:t>
+      </w:r>
+      <w:r>
+        <w:rPr>
+          <w:rFonts w:hint="eastAsia"/>
+          <w:lang w:val="en-US"/>
+        </w:rPr>
+        <w:t>。</w:t>
+      </w:r>
+      <w:r>
+        <w:rPr>
+          <w:rFonts w:hint="eastAsia"/>
+          <w:lang w:val="en-US"/>
+        </w:rPr>
+        <w:t>利比亚、伊拉克、伊朗和朝鲜尽管尚未达到这种水平，但也已朝着实现核武装的目标迈出重要步伐（潜在的核武器国家）</w:t>
+      </w:r>
+      <w:r>
+        <w:rPr>
+          <w:rFonts w:hint="eastAsia"/>
+          <w:lang w:val="en-US"/>
+        </w:rPr>
+        <w:t>。</w:t>
+      </w:r>
+      <w:r>
+        <w:rPr>
+          <w:rFonts w:hint="eastAsia"/>
+          <w:lang w:val="en-US"/>
+        </w:rPr>
+        <w:t>当时的扩散是悄悄进行的，没有一个国家愿意公开承认自己拥有或者谋求拥有核武器</w:t>
+      </w:r>
+      <w:r>
+        <w:rPr>
+          <w:rFonts w:hint="eastAsia"/>
+          <w:lang w:val="en-US"/>
+        </w:rPr>
+        <w:t>。</w:t>
+      </w:r>
+    </w:p>
+    <w:p>
+      <w:pPr>
+        <w:pStyle w:val="aa"/>
+        <w:spacing w:before="78" w:after="78"/>
+        <w:ind w:firstLine="420"/>
+        <w:rPr>
+          <w:lang w:val="en-US"/>
+        </w:rPr>
+      </w:pPr>
+      <w:r>
+        <w:rPr>
+          <w:rFonts w:hint="eastAsia"/>
+          <w:lang w:val="en-US"/>
+        </w:rPr>
+        <w:t>90</w:t>
+      </w:r>
+      <w:r>
+        <w:rPr>
+          <w:rFonts w:hint="eastAsia"/>
+          <w:lang w:val="en-US"/>
+        </w:rPr>
+        <w:t>年代初期（冷战结束）以后</w:t>
+      </w:r>
+      <w:r>
+        <w:rPr>
+          <w:rFonts w:hint="eastAsia"/>
+          <w:lang w:val="en-US"/>
+        </w:rPr>
+        <w:t>，</w:t>
+      </w:r>
+      <w:r>
+        <w:rPr>
+          <w:rFonts w:hint="eastAsia"/>
+          <w:lang w:val="en-US"/>
+        </w:rPr>
+        <w:t>由于不扩散的国际规范的进一步确立，有关国家国内政治的变化以及美国等核大国的强烈干预，一些事实上的和潜在的核武器国家出现了非（去）核武器化的倾向</w:t>
+      </w:r>
+      <w:r>
+        <w:rPr>
+          <w:rFonts w:hint="eastAsia"/>
+          <w:lang w:val="en-US"/>
+        </w:rPr>
+        <w:t>。</w:t>
+      </w:r>
+      <w:r>
+        <w:rPr>
+          <w:rFonts w:hint="eastAsia"/>
+          <w:lang w:val="en-US"/>
+        </w:rPr>
+        <w:t>南非、白俄罗斯、哈萨克斯坦、乌克兰</w:t>
+      </w:r>
+      <w:r>
+        <w:rPr>
+          <w:rFonts w:hint="eastAsia"/>
+          <w:lang w:val="en-US"/>
+        </w:rPr>
+        <w:t>完成了非（去）核武器化，成为了</w:t>
+      </w:r>
+      <w:r>
+        <w:rPr>
+          <w:rFonts w:hint="eastAsia"/>
+          <w:lang w:val="en-US"/>
+        </w:rPr>
+        <w:t>曾经拥有核武器的国家</w:t>
+      </w:r>
+      <w:r>
+        <w:rPr>
+          <w:rFonts w:hint="eastAsia"/>
+          <w:lang w:val="en-US"/>
+        </w:rPr>
+        <w:t>；</w:t>
+      </w:r>
+      <w:r>
+        <w:rPr>
+          <w:rFonts w:hint="eastAsia"/>
+          <w:lang w:val="en-US"/>
+        </w:rPr>
+        <w:t>1993</w:t>
+      </w:r>
+      <w:r>
+        <w:rPr>
+          <w:rFonts w:hint="eastAsia"/>
+          <w:lang w:val="en-US"/>
+        </w:rPr>
+        <w:t>年，南非政府公开披露了自己的秘密核武器计划以及为中止这一计划而作出的努力</w:t>
+      </w:r>
+      <w:r>
+        <w:rPr>
+          <w:rFonts w:hint="eastAsia"/>
+          <w:lang w:val="en-US"/>
+        </w:rPr>
+        <w:t>；</w:t>
+      </w:r>
+      <w:r>
+        <w:rPr>
+          <w:rFonts w:hint="eastAsia"/>
+          <w:lang w:val="en-US"/>
+        </w:rPr>
+        <w:t>在</w:t>
+      </w:r>
+      <w:r>
+        <w:rPr>
+          <w:rFonts w:hint="eastAsia"/>
+          <w:lang w:val="en-US"/>
+        </w:rPr>
+        <w:t>1994</w:t>
+      </w:r>
+      <w:r>
+        <w:rPr>
+          <w:rFonts w:hint="eastAsia"/>
+          <w:lang w:val="en-US"/>
+        </w:rPr>
+        <w:t>年</w:t>
+      </w:r>
+      <w:r>
+        <w:rPr>
+          <w:rFonts w:hint="eastAsia"/>
+          <w:lang w:val="en-US"/>
+        </w:rPr>
+        <w:t>12</w:t>
+      </w:r>
+      <w:r>
+        <w:rPr>
+          <w:rFonts w:hint="eastAsia"/>
+          <w:lang w:val="en-US"/>
+        </w:rPr>
+        <w:t>月</w:t>
+      </w:r>
+      <w:r>
+        <w:rPr>
+          <w:rFonts w:hint="eastAsia"/>
+          <w:lang w:val="en-US"/>
+        </w:rPr>
+        <w:t>5</w:t>
+      </w:r>
+      <w:r>
+        <w:rPr>
+          <w:rFonts w:hint="eastAsia"/>
+          <w:lang w:val="en-US"/>
+        </w:rPr>
+        <w:t>日，乌克兰、俄罗斯、英国和美国的领导人签署</w:t>
+      </w:r>
+      <w:r>
+        <w:rPr>
+          <w:rFonts w:hint="eastAsia"/>
+          <w:lang w:val="en-US"/>
+        </w:rPr>
+        <w:lastRenderedPageBreak/>
+        <w:t>了《布达佩斯安全保障备忘录》，为乌克兰作为无核武器国家加入不扩散核武器条约提供安全保障。印度、巴基斯坦、朝鲜先后进行了地下核爆炸试验</w:t>
+      </w:r>
+      <w:r>
+        <w:rPr>
+          <w:rFonts w:hint="eastAsia"/>
+          <w:lang w:val="en-US"/>
+        </w:rPr>
+        <w:t>。</w:t>
+      </w:r>
+    </w:p>
+    <w:p>
+      <w:pPr>
+        <w:pStyle w:val="aa"/>
+        <w:spacing w:before="78" w:after="78"/>
+        <w:rPr>
+          <w:lang w:val="en-US"/>
+        </w:rPr>
+      </w:pPr>
+      <w:r>
+        <w:rPr>
+          <w:lang w:val="en-US"/>
+        </w:rPr>
+        <w:tab/>
+      </w:r>
+      <w:r>
+        <w:rPr>
+          <w:rFonts w:hint="eastAsia"/>
+          <w:lang w:val="en-US"/>
+        </w:rPr>
+        <w:t>由此，目前核扩散形势下的相关国家包括：</w:t>
+      </w:r>
+    </w:p>
+    <w:p>
+      <w:pPr>
+        <w:pStyle w:val="aa"/>
+        <w:numPr>
+          <w:ilvl w:val="0"/>
+          <w:numId w:val="24"/>
+        </w:numPr>
+        <w:spacing w:beforeLines="0" w:before="0" w:afterLines="0" w:after="0"/>
+        <w:ind w:left="442" w:hanging="442"/>
+        <w:rPr>
+          <w:rFonts w:hint="eastAsia"/>
+          <w:lang w:val="en-US"/>
+        </w:rPr>
+      </w:pPr>
+      <w:r>
+        <w:rPr>
+          <w:rFonts w:hint="eastAsia"/>
+          <w:lang w:val="en-US"/>
+        </w:rPr>
+        <w:t>核不扩散条约允许的拥核国家</w:t>
+      </w:r>
+      <w:r>
+        <w:rPr>
+          <w:rFonts w:hint="eastAsia"/>
+          <w:lang w:val="en-US"/>
+        </w:rPr>
+        <w:t>：中国、美国、俄罗斯、英国、法国；</w:t>
+      </w:r>
+    </w:p>
+    <w:p>
+      <w:pPr>
+        <w:pStyle w:val="aa"/>
+        <w:numPr>
+          <w:ilvl w:val="0"/>
+          <w:numId w:val="24"/>
+        </w:numPr>
+        <w:spacing w:beforeLines="0" w:before="0" w:afterLines="0" w:after="0"/>
+        <w:ind w:left="442" w:hanging="442"/>
+        <w:rPr>
+          <w:rFonts w:hint="eastAsia"/>
+          <w:lang w:val="en-US"/>
+        </w:rPr>
+      </w:pPr>
+      <w:r>
+        <w:rPr>
+          <w:rFonts w:hint="eastAsia"/>
+          <w:lang w:val="en-US"/>
+        </w:rPr>
+        <w:t>其他拥核国家</w:t>
+      </w:r>
+      <w:r>
+        <w:rPr>
+          <w:rFonts w:hint="eastAsia"/>
+          <w:lang w:val="en-US"/>
+        </w:rPr>
+        <w:t>：印度、巴基斯坦、朝鲜；</w:t>
+      </w:r>
+    </w:p>
+    <w:p>
+      <w:pPr>
+        <w:pStyle w:val="aa"/>
+        <w:numPr>
+          <w:ilvl w:val="0"/>
+          <w:numId w:val="24"/>
+        </w:numPr>
+        <w:spacing w:beforeLines="0" w:before="0" w:afterLines="0" w:after="0"/>
+        <w:ind w:left="442" w:hanging="442"/>
+        <w:rPr>
+          <w:rFonts w:hint="eastAsia"/>
+          <w:lang w:val="en-US"/>
+        </w:rPr>
+      </w:pPr>
+      <w:r>
+        <w:rPr>
+          <w:rFonts w:hint="eastAsia"/>
+          <w:lang w:val="en-US"/>
+        </w:rPr>
+        <w:t>未声明的拥核国家</w:t>
+      </w:r>
+      <w:r>
+        <w:rPr>
+          <w:rFonts w:hint="eastAsia"/>
+          <w:lang w:val="en-US"/>
+        </w:rPr>
+        <w:t>：以色列；</w:t>
+      </w:r>
+    </w:p>
+    <w:p>
+      <w:pPr>
+        <w:pStyle w:val="aa"/>
+        <w:numPr>
+          <w:ilvl w:val="0"/>
+          <w:numId w:val="24"/>
+        </w:numPr>
+        <w:spacing w:beforeLines="0" w:before="0" w:afterLines="0" w:after="0"/>
+        <w:ind w:left="442" w:hanging="442"/>
+        <w:rPr>
+          <w:rFonts w:hint="eastAsia"/>
+          <w:lang w:val="en-US"/>
+        </w:rPr>
+      </w:pPr>
+      <w:r>
+        <w:rPr>
+          <w:rFonts w:hint="eastAsia"/>
+          <w:lang w:val="en-US"/>
+        </w:rPr>
+        <w:t>曾经拥有（但后来放弃）核武器的国家</w:t>
+      </w:r>
+      <w:r>
+        <w:rPr>
+          <w:rFonts w:hint="eastAsia"/>
+          <w:lang w:val="en-US"/>
+        </w:rPr>
+        <w:t>：南非、白俄罗斯、哈萨克斯坦、乌克兰；</w:t>
+      </w:r>
+    </w:p>
+    <w:p>
+      <w:pPr>
+        <w:pStyle w:val="aa"/>
+        <w:numPr>
+          <w:ilvl w:val="0"/>
+          <w:numId w:val="24"/>
+        </w:numPr>
+        <w:spacing w:beforeLines="0" w:before="0" w:afterLines="0" w:after="0"/>
+        <w:ind w:left="442" w:hanging="442"/>
+        <w:rPr>
+          <w:rFonts w:hint="eastAsia"/>
+          <w:lang w:val="en-US"/>
+        </w:rPr>
+      </w:pPr>
+      <w:r>
+        <w:rPr>
+          <w:rFonts w:hint="eastAsia"/>
+          <w:lang w:val="en-US"/>
+        </w:rPr>
+        <w:t>核门槛国家</w:t>
+      </w:r>
+      <w:r>
+        <w:rPr>
+          <w:rFonts w:hint="eastAsia"/>
+          <w:lang w:val="en-US"/>
+        </w:rPr>
+        <w:t>：日本等。</w:t>
+      </w:r>
+    </w:p>
+    <w:p>
+      <w:pPr>
+        <w:pStyle w:val="ae"/>
+        <w:rPr>
+          <w:lang w:val="en-US"/>
+        </w:rPr>
+      </w:pPr>
+      <w:bookmarkStart w:id="45" w:name="_Toc226992509"/>
+      <w:r>
+        <w:rPr>
+          <w:rFonts w:hint="eastAsia"/>
+          <w:lang w:val="en-US"/>
+        </w:rPr>
+        <w:t>（三）核扩散难以抑制的原因</w:t>
+      </w:r>
+      <w:bookmarkEnd w:id="45"/>
+    </w:p>
+    <w:p>
+      <w:pPr>
+        <w:pStyle w:val="aa"/>
+        <w:spacing w:before="78" w:after="78"/>
+        <w:ind w:firstLine="420"/>
+        <w:rPr>
+          <w:lang w:val="en-US"/>
+        </w:rPr>
+      </w:pPr>
+      <w:r>
+        <w:rPr>
+          <w:rFonts w:hint="eastAsia"/>
+          <w:b/>
+          <w:bCs/>
+          <w:lang w:val="en-US"/>
+        </w:rPr>
+        <w:t>国家间的军备竞赛</w:t>
+      </w:r>
+      <w:r>
+        <w:rPr>
+          <w:rFonts w:hint="eastAsia"/>
+          <w:b/>
+          <w:bCs/>
+          <w:lang w:val="en-US"/>
+        </w:rPr>
+        <w:t>。</w:t>
+      </w:r>
+      <w:r>
+        <w:rPr>
+          <w:rFonts w:hint="eastAsia"/>
+          <w:lang w:val="en-US"/>
+        </w:rPr>
+        <w:t>安全困境</w:t>
+      </w:r>
+      <w:r>
+        <w:rPr>
+          <w:rFonts w:hint="eastAsia"/>
+          <w:lang w:val="en-US"/>
+        </w:rPr>
+        <w:t>、</w:t>
+      </w:r>
+      <w:r>
+        <w:rPr>
+          <w:rFonts w:hint="eastAsia"/>
+          <w:lang w:val="en-US"/>
+        </w:rPr>
+        <w:t>国家间的对立</w:t>
+      </w:r>
+      <w:r>
+        <w:rPr>
+          <w:rFonts w:hint="eastAsia"/>
+          <w:lang w:val="en-US"/>
+        </w:rPr>
+        <w:t>会促使国家发展核武器。</w:t>
+      </w:r>
+      <w:r>
+        <w:rPr>
+          <w:rFonts w:hint="eastAsia"/>
+          <w:lang w:val="en-US"/>
+        </w:rPr>
+        <w:t>国内的军事和防务工业的推动</w:t>
+      </w:r>
+      <w:r>
+        <w:rPr>
+          <w:rFonts w:hint="eastAsia"/>
+          <w:lang w:val="en-US"/>
+        </w:rPr>
+        <w:t>，以及</w:t>
+      </w:r>
+      <w:r>
+        <w:rPr>
+          <w:rFonts w:hint="eastAsia"/>
+          <w:lang w:val="en-US"/>
+        </w:rPr>
+        <w:t>科学惯性和政治惯性（科技人员和政府总是将发展出核弹作为自己的一种使命和光荣）</w:t>
+      </w:r>
+      <w:r>
+        <w:rPr>
+          <w:rFonts w:hint="eastAsia"/>
+          <w:lang w:val="en-US"/>
+        </w:rPr>
+        <w:t>也会促使国家开发核武器。</w:t>
+      </w:r>
+    </w:p>
+    <w:p>
+      <w:pPr>
+        <w:pStyle w:val="aa"/>
+        <w:spacing w:before="78" w:after="78"/>
+        <w:ind w:firstLine="420"/>
+        <w:rPr>
+          <w:rFonts w:hint="eastAsia"/>
+          <w:lang w:val="en-US"/>
+        </w:rPr>
+      </w:pPr>
+      <w:r>
+        <w:rPr>
+          <w:rFonts w:hint="eastAsia"/>
+          <w:b/>
+          <w:bCs/>
+          <w:lang w:val="en-US"/>
+        </w:rPr>
+        <w:t>核武器的特殊性质</w:t>
+      </w:r>
+      <w:r>
+        <w:rPr>
+          <w:rFonts w:hint="eastAsia"/>
+          <w:b/>
+          <w:bCs/>
+          <w:lang w:val="en-US"/>
+        </w:rPr>
+        <w:t>。</w:t>
+      </w:r>
+      <w:r>
+        <w:rPr>
+          <w:rFonts w:hint="eastAsia"/>
+          <w:lang w:val="en-US"/>
+        </w:rPr>
+        <w:t>核武器有着</w:t>
+      </w:r>
+      <w:r>
+        <w:rPr>
+          <w:rFonts w:hint="eastAsia"/>
+          <w:lang w:val="en-US"/>
+        </w:rPr>
+        <w:t>可靠和经济的威慑作用</w:t>
+      </w:r>
+      <w:r>
+        <w:rPr>
+          <w:rFonts w:hint="eastAsia"/>
+          <w:lang w:val="en-US"/>
+        </w:rPr>
+        <w:t>，能够</w:t>
+      </w:r>
+      <w:r>
+        <w:rPr>
+          <w:rFonts w:hint="eastAsia"/>
+          <w:lang w:val="en-US"/>
+        </w:rPr>
+        <w:t>提高一个国家的国际政治地位</w:t>
+      </w:r>
+      <w:r>
+        <w:rPr>
+          <w:rFonts w:hint="eastAsia"/>
+          <w:lang w:val="en-US"/>
+        </w:rPr>
+        <w:t>。</w:t>
+      </w:r>
+    </w:p>
+    <w:p>
+      <w:pPr>
+        <w:pStyle w:val="aa"/>
+        <w:spacing w:before="78" w:after="78"/>
+        <w:ind w:firstLine="420"/>
+        <w:rPr>
+          <w:rFonts w:hint="eastAsia"/>
+          <w:lang w:val="en-US"/>
+        </w:rPr>
+      </w:pPr>
+      <w:r>
+        <w:rPr>
+          <w:rFonts w:hint="eastAsia"/>
+          <w:b/>
+          <w:bCs/>
+          <w:lang w:val="en-US"/>
+        </w:rPr>
+        <w:t>开发核武器与和平利用核能技术的重叠性</w:t>
+      </w:r>
+      <w:r>
+        <w:rPr>
+          <w:rFonts w:hint="eastAsia"/>
+          <w:b/>
+          <w:bCs/>
+          <w:lang w:val="en-US"/>
+        </w:rPr>
+        <w:t>也</w:t>
+      </w:r>
+      <w:r>
+        <w:rPr>
+          <w:rFonts w:hint="eastAsia"/>
+          <w:b/>
+          <w:bCs/>
+          <w:lang w:val="en-US"/>
+        </w:rPr>
+        <w:t>增加了抑制核扩散的困难</w:t>
+      </w:r>
+      <w:r>
+        <w:rPr>
+          <w:rFonts w:hint="eastAsia"/>
+          <w:b/>
+          <w:bCs/>
+          <w:lang w:val="en-US"/>
+        </w:rPr>
+        <w:t>。</w:t>
+      </w:r>
+      <w:r>
+        <w:rPr>
+          <w:rFonts w:hint="eastAsia"/>
+          <w:lang w:val="en-US"/>
+        </w:rPr>
+        <w:t>自然界中的铀</w:t>
+      </w:r>
+      <w:r>
+        <w:rPr>
+          <w:rFonts w:hint="eastAsia"/>
+          <w:lang w:val="en-US"/>
+        </w:rPr>
+        <w:t>-238</w:t>
+      </w:r>
+      <w:r>
+        <w:rPr>
+          <w:rFonts w:hint="eastAsia"/>
+          <w:lang w:val="en-US"/>
+        </w:rPr>
+        <w:t>的丰度是</w:t>
+      </w:r>
+      <w:r>
+        <w:rPr>
+          <w:rFonts w:hint="eastAsia"/>
+          <w:lang w:val="en-US"/>
+        </w:rPr>
+        <w:t>0.7%</w:t>
+      </w:r>
+      <w:r>
+        <w:rPr>
+          <w:rFonts w:hint="eastAsia"/>
+          <w:lang w:val="en-US"/>
+        </w:rPr>
+        <w:t>左右，用于制造核武器的铀</w:t>
+      </w:r>
+      <w:r>
+        <w:rPr>
+          <w:rFonts w:hint="eastAsia"/>
+          <w:lang w:val="en-US"/>
+        </w:rPr>
+        <w:t>-235</w:t>
+      </w:r>
+      <w:r>
+        <w:rPr>
+          <w:rFonts w:hint="eastAsia"/>
+          <w:lang w:val="en-US"/>
+        </w:rPr>
+        <w:t>需要从铀</w:t>
+      </w:r>
+      <w:r>
+        <w:rPr>
+          <w:rFonts w:hint="eastAsia"/>
+          <w:lang w:val="en-US"/>
+        </w:rPr>
+        <w:t>-238</w:t>
+      </w:r>
+      <w:r>
+        <w:rPr>
+          <w:rFonts w:hint="eastAsia"/>
+          <w:lang w:val="en-US"/>
+        </w:rPr>
+        <w:t>中</w:t>
+      </w:r>
+      <w:r>
+        <w:rPr>
+          <w:rFonts w:hint="eastAsia"/>
+          <w:lang w:val="en-US"/>
+        </w:rPr>
+        <w:t>物理地</w:t>
+      </w:r>
+      <w:r>
+        <w:rPr>
+          <w:rFonts w:hint="eastAsia"/>
+          <w:lang w:val="en-US"/>
+        </w:rPr>
+        <w:t>离心提取。用于核能发电的铀</w:t>
+      </w:r>
+      <w:r>
+        <w:rPr>
+          <w:rFonts w:hint="eastAsia"/>
+          <w:lang w:val="en-US"/>
+        </w:rPr>
+        <w:t>-235</w:t>
+      </w:r>
+      <w:r>
+        <w:rPr>
+          <w:rFonts w:hint="eastAsia"/>
+          <w:lang w:val="en-US"/>
+        </w:rPr>
+        <w:t>的丰度要求是</w:t>
+      </w:r>
+      <w:r>
+        <w:rPr>
+          <w:rFonts w:hint="eastAsia"/>
+          <w:lang w:val="en-US"/>
+        </w:rPr>
+        <w:t>3%</w:t>
+      </w:r>
+      <w:r>
+        <w:rPr>
+          <w:rFonts w:hint="eastAsia"/>
+          <w:lang w:val="en-US"/>
+        </w:rPr>
+        <w:t>至</w:t>
+      </w:r>
+      <w:r>
+        <w:rPr>
+          <w:rFonts w:hint="eastAsia"/>
+          <w:lang w:val="en-US"/>
+        </w:rPr>
+        <w:t>5%</w:t>
+      </w:r>
+      <w:r>
+        <w:rPr>
+          <w:rFonts w:hint="eastAsia"/>
+          <w:lang w:val="en-US"/>
+        </w:rPr>
+        <w:t>左右，而用于核武器的铀</w:t>
+      </w:r>
+      <w:r>
+        <w:rPr>
+          <w:rFonts w:hint="eastAsia"/>
+          <w:lang w:val="en-US"/>
+        </w:rPr>
+        <w:t>-235</w:t>
+      </w:r>
+      <w:r>
+        <w:rPr>
+          <w:rFonts w:hint="eastAsia"/>
+          <w:lang w:val="en-US"/>
+        </w:rPr>
+        <w:t>的丰度需要达到</w:t>
+      </w:r>
+      <w:r>
+        <w:rPr>
+          <w:rFonts w:hint="eastAsia"/>
+          <w:lang w:val="en-US"/>
+        </w:rPr>
+        <w:t>90%</w:t>
+      </w:r>
+      <w:r>
+        <w:rPr>
+          <w:rFonts w:hint="eastAsia"/>
+          <w:lang w:val="en-US"/>
+        </w:rPr>
+        <w:t>。</w:t>
+      </w:r>
+      <w:r>
+        <w:rPr>
+          <w:rFonts w:hint="eastAsia"/>
+          <w:lang w:val="en-US"/>
+        </w:rPr>
+        <w:t>将丰度从</w:t>
+      </w:r>
+      <w:r>
+        <w:rPr>
+          <w:rFonts w:hint="eastAsia"/>
+          <w:lang w:val="en-US"/>
+        </w:rPr>
+        <w:t>5%</w:t>
+      </w:r>
+      <w:r>
+        <w:rPr>
+          <w:rFonts w:hint="eastAsia"/>
+          <w:lang w:val="en-US"/>
+        </w:rPr>
+        <w:t>浓缩至</w:t>
+      </w:r>
+      <w:r>
+        <w:rPr>
+          <w:rFonts w:hint="eastAsia"/>
+          <w:lang w:val="en-US"/>
+        </w:rPr>
+        <w:t>20%</w:t>
+      </w:r>
+      <w:r>
+        <w:rPr>
+          <w:rFonts w:hint="eastAsia"/>
+          <w:lang w:val="en-US"/>
+        </w:rPr>
+        <w:t>是十分困难的，比从</w:t>
+      </w:r>
+      <w:r>
+        <w:rPr>
+          <w:rFonts w:hint="eastAsia"/>
+          <w:lang w:val="en-US"/>
+        </w:rPr>
+        <w:t>20%</w:t>
+      </w:r>
+      <w:r>
+        <w:rPr>
+          <w:rFonts w:hint="eastAsia"/>
+          <w:lang w:val="en-US"/>
+        </w:rPr>
+        <w:t>浓缩到</w:t>
+      </w:r>
+      <w:r>
+        <w:rPr>
+          <w:rFonts w:hint="eastAsia"/>
+          <w:lang w:val="en-US"/>
+        </w:rPr>
+        <w:t>90%</w:t>
+      </w:r>
+      <w:r>
+        <w:rPr>
+          <w:rFonts w:hint="eastAsia"/>
+          <w:lang w:val="en-US"/>
+        </w:rPr>
+        <w:t>要更复杂；因此，</w:t>
+      </w:r>
+      <w:r>
+        <w:rPr>
+          <w:rFonts w:hint="eastAsia"/>
+          <w:lang w:val="en-US"/>
+        </w:rPr>
+        <w:t>20%</w:t>
+      </w:r>
+      <w:r>
+        <w:rPr>
+          <w:rFonts w:hint="eastAsia"/>
+          <w:lang w:val="en-US"/>
+        </w:rPr>
+        <w:t>以下的铀被称为低浓缩铀，</w:t>
+      </w:r>
+      <w:r>
+        <w:rPr>
+          <w:rFonts w:hint="eastAsia"/>
+          <w:lang w:val="en-US"/>
+        </w:rPr>
+        <w:t>20%</w:t>
+      </w:r>
+      <w:r>
+        <w:rPr>
+          <w:rFonts w:hint="eastAsia"/>
+          <w:lang w:val="en-US"/>
+        </w:rPr>
+        <w:t>以上的铀是高浓度铀。</w:t>
+      </w:r>
+      <w:r>
+        <w:rPr>
+          <w:rFonts w:hint="eastAsia"/>
+          <w:lang w:val="en-US"/>
+        </w:rPr>
+        <w:t>另一种用于制作核武器的原材料是钚</w:t>
+      </w:r>
+      <w:r>
+        <w:rPr>
+          <w:rFonts w:hint="eastAsia"/>
+          <w:lang w:val="en-US"/>
+        </w:rPr>
+        <w:t>-239</w:t>
+      </w:r>
+      <w:r>
+        <w:rPr>
+          <w:rFonts w:hint="eastAsia"/>
+          <w:lang w:val="en-US"/>
+        </w:rPr>
+        <w:t>，其</w:t>
+      </w:r>
+      <w:r>
+        <w:rPr>
+          <w:rFonts w:hint="eastAsia"/>
+          <w:lang w:val="en-US"/>
+        </w:rPr>
+        <w:t>裂变性能更好、爆炸当量更大</w:t>
+      </w:r>
+      <w:r>
+        <w:rPr>
+          <w:rFonts w:hint="eastAsia"/>
+          <w:lang w:val="en-US"/>
+        </w:rPr>
+        <w:t>，通过化学方式处理铀</w:t>
+      </w:r>
+      <w:r>
+        <w:rPr>
+          <w:rFonts w:hint="eastAsia"/>
+          <w:lang w:val="en-US"/>
+        </w:rPr>
+        <w:t>-238</w:t>
+      </w:r>
+      <w:r>
+        <w:rPr>
+          <w:rFonts w:hint="eastAsia"/>
+          <w:lang w:val="en-US"/>
+        </w:rPr>
+        <w:t>以得到，成本高于分离铀</w:t>
+      </w:r>
+      <w:r>
+        <w:rPr>
+          <w:rFonts w:hint="eastAsia"/>
+          <w:lang w:val="en-US"/>
+        </w:rPr>
+        <w:t>-235</w:t>
+      </w:r>
+      <w:r>
+        <w:rPr>
+          <w:rFonts w:hint="eastAsia"/>
+          <w:lang w:val="en-US"/>
+        </w:rPr>
+        <w:t>的路径；但是，核反应堆产出的副产品乏燃料棒中可以提取出钚</w:t>
+      </w:r>
+      <w:r>
+        <w:rPr>
+          <w:rFonts w:hint="eastAsia"/>
+          <w:lang w:val="en-US"/>
+        </w:rPr>
+        <w:t>-239</w:t>
+      </w:r>
+      <w:r>
+        <w:rPr>
+          <w:rFonts w:hint="eastAsia"/>
+          <w:lang w:val="en-US"/>
+        </w:rPr>
+        <w:t>。</w:t>
+      </w:r>
+    </w:p>
+    <w:p>
+      <w:pPr>
+        <w:pStyle w:val="ae"/>
+        <w:rPr>
+          <w:lang w:val="en-US"/>
+        </w:rPr>
+      </w:pPr>
+      <w:bookmarkStart w:id="46" w:name="_Toc226992510"/>
+      <w:r>
+        <w:rPr>
+          <w:rFonts w:hint="eastAsia"/>
+          <w:lang w:val="en-US"/>
+        </w:rPr>
+        <w:t>（四）核扩散的正反两面</w:t>
+      </w:r>
+      <w:bookmarkEnd w:id="46"/>
+    </w:p>
+    <w:p>
+      <w:pPr>
+        <w:pStyle w:val="aa"/>
+        <w:spacing w:before="78" w:after="78"/>
+        <w:ind w:firstLine="420"/>
+        <w:rPr>
+          <w:lang w:val="en-US"/>
+        </w:rPr>
+      </w:pPr>
+      <w:r>
+        <w:rPr>
+          <w:rFonts w:hint="eastAsia"/>
+          <w:lang w:val="en-US"/>
+        </w:rPr>
+        <w:t>一种观点</w:t>
+      </w:r>
+      <w:r>
+        <w:rPr>
+          <w:rFonts w:hint="eastAsia"/>
+          <w:lang w:val="en-US"/>
+        </w:rPr>
+        <w:t>（以肯尼思·沃尔兹为代表）</w:t>
+      </w:r>
+      <w:r>
+        <w:rPr>
+          <w:rFonts w:hint="eastAsia"/>
+          <w:lang w:val="en-US"/>
+        </w:rPr>
+        <w:t>认为，</w:t>
+      </w:r>
+      <w:r>
+        <w:rPr>
+          <w:rFonts w:hint="eastAsia"/>
+          <w:lang w:val="en-US"/>
+        </w:rPr>
+        <w:t>核扩散有利于国际体系的稳定</w:t>
+      </w:r>
+      <w:r>
+        <w:rPr>
+          <w:rFonts w:hint="eastAsia"/>
+          <w:lang w:val="en-US"/>
+        </w:rPr>
+        <w:t>。在核扩散下，</w:t>
+      </w:r>
+      <w:r>
+        <w:rPr>
+          <w:rFonts w:hint="eastAsia"/>
+          <w:lang w:val="en-US"/>
+        </w:rPr>
+        <w:t>威慑更加容易</w:t>
+      </w:r>
+      <w:r>
+        <w:rPr>
+          <w:rFonts w:hint="eastAsia"/>
+          <w:lang w:val="en-US"/>
+        </w:rPr>
+        <w:t>，</w:t>
+      </w:r>
+      <w:r>
+        <w:rPr>
+          <w:rFonts w:hint="eastAsia"/>
+          <w:lang w:val="en-US"/>
+        </w:rPr>
+        <w:t>国家对于战争更加谨慎，因此误判难以发生</w:t>
+      </w:r>
+      <w:r>
+        <w:rPr>
+          <w:rFonts w:hint="eastAsia"/>
+          <w:lang w:val="en-US"/>
+        </w:rPr>
+        <w:t>；</w:t>
+      </w:r>
+      <w:r>
+        <w:rPr>
+          <w:rFonts w:hint="eastAsia"/>
+          <w:lang w:val="en-US"/>
+        </w:rPr>
+        <w:t>新拥有核武器的国家的行为</w:t>
+      </w:r>
+      <w:r>
+        <w:rPr>
+          <w:rFonts w:hint="eastAsia"/>
+          <w:lang w:val="en-US"/>
+        </w:rPr>
+        <w:t>也</w:t>
+      </w:r>
+      <w:r>
+        <w:rPr>
+          <w:rFonts w:hint="eastAsia"/>
+          <w:lang w:val="en-US"/>
+        </w:rPr>
+        <w:t>受到其他核国家及国际规范的约束</w:t>
+      </w:r>
+      <w:r>
+        <w:rPr>
+          <w:rFonts w:hint="eastAsia"/>
+          <w:lang w:val="en-US"/>
+        </w:rPr>
+        <w:t>。但是，这一观点的问题在于，不能保证每个国家都能理性地使用核武器。</w:t>
+      </w:r>
+    </w:p>
+    <w:p>
+      <w:pPr>
+        <w:pStyle w:val="aa"/>
+        <w:spacing w:before="78" w:after="78"/>
+        <w:ind w:firstLine="420"/>
+        <w:rPr>
+          <w:lang w:val="en-US"/>
+        </w:rPr>
+      </w:pPr>
+      <w:r>
+        <w:rPr>
+          <w:rFonts w:hint="eastAsia"/>
+          <w:lang w:val="en-US"/>
+        </w:rPr>
+        <w:t>因此，</w:t>
+      </w:r>
+      <w:r>
+        <w:rPr>
+          <w:rFonts w:hint="eastAsia"/>
+          <w:lang w:val="en-US"/>
+        </w:rPr>
+        <w:t>另一种</w:t>
+      </w:r>
+      <w:r>
+        <w:rPr>
+          <w:rFonts w:hint="eastAsia"/>
+          <w:lang w:val="en-US"/>
+        </w:rPr>
+        <w:t>观点</w:t>
+      </w:r>
+      <w:r>
+        <w:rPr>
+          <w:rFonts w:hint="eastAsia"/>
+          <w:lang w:val="en-US"/>
+        </w:rPr>
+        <w:t>（以斯科特·萨根为代表）</w:t>
+      </w:r>
+      <w:r>
+        <w:rPr>
+          <w:rFonts w:hint="eastAsia"/>
+          <w:lang w:val="en-US"/>
+        </w:rPr>
+        <w:t>是</w:t>
+      </w:r>
+      <w:r>
+        <w:rPr>
+          <w:rFonts w:hint="eastAsia"/>
+          <w:lang w:val="en-US"/>
+        </w:rPr>
+        <w:t>核扩散不利于国际体系的稳定</w:t>
+      </w:r>
+      <w:r>
+        <w:rPr>
+          <w:rFonts w:hint="eastAsia"/>
+          <w:lang w:val="en-US"/>
+        </w:rPr>
+        <w:t>。</w:t>
+      </w:r>
+      <w:r>
+        <w:rPr>
+          <w:rFonts w:hint="eastAsia"/>
+          <w:lang w:val="en-US"/>
+        </w:rPr>
+        <w:t>威慑可能失败</w:t>
+      </w:r>
+      <w:r>
+        <w:rPr>
+          <w:rFonts w:hint="eastAsia"/>
+          <w:lang w:val="en-US"/>
+        </w:rPr>
+        <w:t>；</w:t>
+      </w:r>
+      <w:r>
+        <w:rPr>
+          <w:rFonts w:hint="eastAsia"/>
+          <w:lang w:val="en-US"/>
+        </w:rPr>
+        <w:t>未来的核国家将缺乏积极的文官控制机制</w:t>
+      </w:r>
+      <w:r>
+        <w:rPr>
+          <w:rFonts w:hint="eastAsia"/>
+          <w:lang w:val="en-US"/>
+        </w:rPr>
+        <w:t>。更重要的是，核扩散的过程将导致非理性行为体（如</w:t>
+      </w:r>
+      <w:r>
+        <w:rPr>
+          <w:rFonts w:hint="eastAsia"/>
+          <w:lang w:val="en-US"/>
+        </w:rPr>
+        <w:t>恐怖组织、非国家行为体</w:t>
+      </w:r>
+      <w:r>
+        <w:rPr>
+          <w:rFonts w:hint="eastAsia"/>
+          <w:lang w:val="en-US"/>
+        </w:rPr>
+        <w:t>）</w:t>
+      </w:r>
+      <w:r>
+        <w:rPr>
+          <w:rFonts w:hint="eastAsia"/>
+          <w:lang w:val="en-US"/>
+        </w:rPr>
+        <w:t>可能拥有核武器</w:t>
+      </w:r>
+      <w:r>
+        <w:rPr>
+          <w:rFonts w:hint="eastAsia"/>
+          <w:lang w:val="en-US"/>
+        </w:rPr>
+        <w:t>。</w:t>
+      </w:r>
     </w:p>
     <w:p>
       <w:pPr>
@@ -12301,6 +15441,119 @@
     </w:lvl>
   </w:abstractNum>
   <w:abstractNum w:abstractNumId="10" w15:restartNumberingAfterBreak="0">
+    <w:nsid w:val="39535D16"/>
+    <w:multiLevelType w:val="hybridMultilevel"/>
+    <w:tmpl w:val="DA9896B2"/>
+    <w:lvl w:ilvl="0" w:tplc="04090001">
+      <w:start w:val="1"/>
+      <w:numFmt w:val="bullet"/>
+      <w:lvlText w:val=""/>
+      <w:lvlJc w:val="left"/>
+      <w:pPr>
+        <w:ind w:left="440" w:hanging="440"/>
+      </w:pPr>
+      <w:rPr>
+        <w:rFonts w:ascii="Wingdings" w:hAnsi="Wingdings" w:hint="default"/>
+      </w:rPr>
+    </w:lvl>
+    <w:lvl w:ilvl="1" w:tplc="04090003" w:tentative="1">
+      <w:start w:val="1"/>
+      <w:numFmt w:val="bullet"/>
+      <w:lvlText w:val=""/>
+      <w:lvlJc w:val="left"/>
+      <w:pPr>
+        <w:ind w:left="880" w:hanging="440"/>
+      </w:pPr>
+      <w:rPr>
+        <w:rFonts w:ascii="Wingdings" w:hAnsi="Wingdings" w:hint="default"/>
+      </w:rPr>
+    </w:lvl>
+    <w:lvl w:ilvl="2" w:tplc="04090005" w:tentative="1">
+      <w:start w:val="1"/>
+      <w:numFmt w:val="bullet"/>
+      <w:lvlText w:val=""/>
+      <w:lvlJc w:val="left"/>
+      <w:pPr>
+        <w:ind w:left="1320" w:hanging="440"/>
+      </w:pPr>
+      <w:rPr>
+        <w:rFonts w:ascii="Wingdings" w:hAnsi="Wingdings" w:hint="default"/>
+      </w:rPr>
+    </w:lvl>
+    <w:lvl w:ilvl="3" w:tplc="04090001" w:tentative="1">
+      <w:start w:val="1"/>
+      <w:numFmt w:val="bullet"/>
+      <w:lvlText w:val=""/>
+      <w:lvlJc w:val="left"/>
+      <w:pPr>
+        <w:ind w:left="1760" w:hanging="440"/>
+      </w:pPr>
+      <w:rPr>
+        <w:rFonts w:ascii="Wingdings" w:hAnsi="Wingdings" w:hint="default"/>
+      </w:rPr>
+    </w:lvl>
+    <w:lvl w:ilvl="4" w:tplc="04090003" w:tentative="1">
+      <w:start w:val="1"/>
+      <w:numFmt w:val="bullet"/>
+      <w:lvlText w:val=""/>
+      <w:lvlJc w:val="left"/>
+      <w:pPr>
+        <w:ind w:left="2200" w:hanging="440"/>
+      </w:pPr>
+      <w:rPr>
+        <w:rFonts w:ascii="Wingdings" w:hAnsi="Wingdings" w:hint="default"/>
+      </w:rPr>
+    </w:lvl>
+    <w:lvl w:ilvl="5" w:tplc="04090005" w:tentative="1">
+      <w:start w:val="1"/>
+      <w:numFmt w:val="bullet"/>
+      <w:lvlText w:val=""/>
+      <w:lvlJc w:val="left"/>
+      <w:pPr>
+        <w:ind w:left="2640" w:hanging="440"/>
+      </w:pPr>
+      <w:rPr>
+        <w:rFonts w:ascii="Wingdings" w:hAnsi="Wingdings" w:hint="default"/>
+      </w:rPr>
+    </w:lvl>
+    <w:lvl w:ilvl="6" w:tplc="04090001" w:tentative="1">
+      <w:start w:val="1"/>
+      <w:numFmt w:val="bullet"/>
+      <w:lvlText w:val=""/>
+      <w:lvlJc w:val="left"/>
+      <w:pPr>
+        <w:ind w:left="3080" w:hanging="440"/>
+      </w:pPr>
+      <w:rPr>
+        <w:rFonts w:ascii="Wingdings" w:hAnsi="Wingdings" w:hint="default"/>
+      </w:rPr>
+    </w:lvl>
+    <w:lvl w:ilvl="7" w:tplc="04090003" w:tentative="1">
+      <w:start w:val="1"/>
+      <w:numFmt w:val="bullet"/>
+      <w:lvlText w:val=""/>
+      <w:lvlJc w:val="left"/>
+      <w:pPr>
+        <w:ind w:left="3520" w:hanging="440"/>
+      </w:pPr>
+      <w:rPr>
+        <w:rFonts w:ascii="Wingdings" w:hAnsi="Wingdings" w:hint="default"/>
+      </w:rPr>
+    </w:lvl>
+    <w:lvl w:ilvl="8" w:tplc="04090005" w:tentative="1">
+      <w:start w:val="1"/>
+      <w:numFmt w:val="bullet"/>
+      <w:lvlText w:val=""/>
+      <w:lvlJc w:val="left"/>
+      <w:pPr>
+        <w:ind w:left="3960" w:hanging="440"/>
+      </w:pPr>
+      <w:rPr>
+        <w:rFonts w:ascii="Wingdings" w:hAnsi="Wingdings" w:hint="default"/>
+      </w:rPr>
+    </w:lvl>
+  </w:abstractNum>
+  <w:abstractNum w:abstractNumId="11" w15:restartNumberingAfterBreak="0">
     <w:nsid w:val="397E6041"/>
     <w:multiLevelType w:val="hybridMultilevel"/>
     <w:tmpl w:val="DB560BE8"/>
@@ -12386,7 +15639,7 @@
       </w:pPr>
     </w:lvl>
   </w:abstractNum>
-  <w:abstractNum w:abstractNumId="11" w15:restartNumberingAfterBreak="0">
+  <w:abstractNum w:abstractNumId="12" w15:restartNumberingAfterBreak="0">
     <w:nsid w:val="39DC79A5"/>
     <w:multiLevelType w:val="hybridMultilevel"/>
     <w:tmpl w:val="0054ECC4"/>
@@ -12499,7 +15752,7 @@
       </w:rPr>
     </w:lvl>
   </w:abstractNum>
-  <w:abstractNum w:abstractNumId="12" w15:restartNumberingAfterBreak="0">
+  <w:abstractNum w:abstractNumId="13" w15:restartNumberingAfterBreak="0">
     <w:nsid w:val="47B2310E"/>
     <w:multiLevelType w:val="hybridMultilevel"/>
     <w:tmpl w:val="20BC4EE0"/>
@@ -12612,7 +15865,120 @@
       </w:rPr>
     </w:lvl>
   </w:abstractNum>
-  <w:abstractNum w:abstractNumId="13" w15:restartNumberingAfterBreak="0">
+  <w:abstractNum w:abstractNumId="14" w15:restartNumberingAfterBreak="0">
+    <w:nsid w:val="4991170E"/>
+    <w:multiLevelType w:val="hybridMultilevel"/>
+    <w:tmpl w:val="360CDE50"/>
+    <w:lvl w:ilvl="0" w:tplc="04090001">
+      <w:start w:val="1"/>
+      <w:numFmt w:val="bullet"/>
+      <w:lvlText w:val=""/>
+      <w:lvlJc w:val="left"/>
+      <w:pPr>
+        <w:ind w:left="440" w:hanging="440"/>
+      </w:pPr>
+      <w:rPr>
+        <w:rFonts w:ascii="Wingdings" w:hAnsi="Wingdings" w:hint="default"/>
+      </w:rPr>
+    </w:lvl>
+    <w:lvl w:ilvl="1" w:tplc="04090003" w:tentative="1">
+      <w:start w:val="1"/>
+      <w:numFmt w:val="bullet"/>
+      <w:lvlText w:val=""/>
+      <w:lvlJc w:val="left"/>
+      <w:pPr>
+        <w:ind w:left="880" w:hanging="440"/>
+      </w:pPr>
+      <w:rPr>
+        <w:rFonts w:ascii="Wingdings" w:hAnsi="Wingdings" w:hint="default"/>
+      </w:rPr>
+    </w:lvl>
+    <w:lvl w:ilvl="2" w:tplc="04090005" w:tentative="1">
+      <w:start w:val="1"/>
+      <w:numFmt w:val="bullet"/>
+      <w:lvlText w:val=""/>
+      <w:lvlJc w:val="left"/>
+      <w:pPr>
+        <w:ind w:left="1320" w:hanging="440"/>
+      </w:pPr>
+      <w:rPr>
+        <w:rFonts w:ascii="Wingdings" w:hAnsi="Wingdings" w:hint="default"/>
+      </w:rPr>
+    </w:lvl>
+    <w:lvl w:ilvl="3" w:tplc="04090001" w:tentative="1">
+      <w:start w:val="1"/>
+      <w:numFmt w:val="bullet"/>
+      <w:lvlText w:val=""/>
+      <w:lvlJc w:val="left"/>
+      <w:pPr>
+        <w:ind w:left="1760" w:hanging="440"/>
+      </w:pPr>
+      <w:rPr>
+        <w:rFonts w:ascii="Wingdings" w:hAnsi="Wingdings" w:hint="default"/>
+      </w:rPr>
+    </w:lvl>
+    <w:lvl w:ilvl="4" w:tplc="04090003" w:tentative="1">
+      <w:start w:val="1"/>
+      <w:numFmt w:val="bullet"/>
+      <w:lvlText w:val=""/>
+      <w:lvlJc w:val="left"/>
+      <w:pPr>
+        <w:ind w:left="2200" w:hanging="440"/>
+      </w:pPr>
+      <w:rPr>
+        <w:rFonts w:ascii="Wingdings" w:hAnsi="Wingdings" w:hint="default"/>
+      </w:rPr>
+    </w:lvl>
+    <w:lvl w:ilvl="5" w:tplc="04090005" w:tentative="1">
+      <w:start w:val="1"/>
+      <w:numFmt w:val="bullet"/>
+      <w:lvlText w:val=""/>
+      <w:lvlJc w:val="left"/>
+      <w:pPr>
+        <w:ind w:left="2640" w:hanging="440"/>
+      </w:pPr>
+      <w:rPr>
+        <w:rFonts w:ascii="Wingdings" w:hAnsi="Wingdings" w:hint="default"/>
+      </w:rPr>
+    </w:lvl>
+    <w:lvl w:ilvl="6" w:tplc="04090001" w:tentative="1">
+      <w:start w:val="1"/>
+      <w:numFmt w:val="bullet"/>
+      <w:lvlText w:val=""/>
+      <w:lvlJc w:val="left"/>
+      <w:pPr>
+        <w:ind w:left="3080" w:hanging="440"/>
+      </w:pPr>
+      <w:rPr>
+        <w:rFonts w:ascii="Wingdings" w:hAnsi="Wingdings" w:hint="default"/>
+      </w:rPr>
+    </w:lvl>
+    <w:lvl w:ilvl="7" w:tplc="04090003" w:tentative="1">
+      <w:start w:val="1"/>
+      <w:numFmt w:val="bullet"/>
+      <w:lvlText w:val=""/>
+      <w:lvlJc w:val="left"/>
+      <w:pPr>
+        <w:ind w:left="3520" w:hanging="440"/>
+      </w:pPr>
+      <w:rPr>
+        <w:rFonts w:ascii="Wingdings" w:hAnsi="Wingdings" w:hint="default"/>
+      </w:rPr>
+    </w:lvl>
+    <w:lvl w:ilvl="8" w:tplc="04090005" w:tentative="1">
+      <w:start w:val="1"/>
+      <w:numFmt w:val="bullet"/>
+      <w:lvlText w:val=""/>
+      <w:lvlJc w:val="left"/>
+      <w:pPr>
+        <w:ind w:left="3960" w:hanging="440"/>
+      </w:pPr>
+      <w:rPr>
+        <w:rFonts w:ascii="Wingdings" w:hAnsi="Wingdings" w:hint="default"/>
+      </w:rPr>
+    </w:lvl>
+  </w:abstractNum>
+  <w:abstractNum w:abstractNumId="15" w15:restartNumberingAfterBreak="0">
     <w:nsid w:val="53150E4F"/>
     <w:multiLevelType w:val="hybridMultilevel"/>
     <w:tmpl w:val="22661810"/>
@@ -12725,7 +16091,7 @@
       </w:rPr>
     </w:lvl>
   </w:abstractNum>
-  <w:abstractNum w:abstractNumId="14" w15:restartNumberingAfterBreak="0">
+  <w:abstractNum w:abstractNumId="16" w15:restartNumberingAfterBreak="0">
     <w:nsid w:val="5BDC4818"/>
     <w:multiLevelType w:val="hybridMultilevel"/>
     <w:tmpl w:val="28E05ED2"/>
@@ -12838,7 +16204,7 @@
       </w:rPr>
     </w:lvl>
   </w:abstractNum>
-  <w:abstractNum w:abstractNumId="15" w15:restartNumberingAfterBreak="0">
+  <w:abstractNum w:abstractNumId="17" w15:restartNumberingAfterBreak="0">
     <w:nsid w:val="5F61611E"/>
     <w:multiLevelType w:val="hybridMultilevel"/>
     <w:tmpl w:val="F0B4ADC0"/>
@@ -12951,7 +16317,7 @@
       </w:rPr>
     </w:lvl>
   </w:abstractNum>
-  <w:abstractNum w:abstractNumId="16" w15:restartNumberingAfterBreak="0">
+  <w:abstractNum w:abstractNumId="18" w15:restartNumberingAfterBreak="0">
     <w:nsid w:val="660C3916"/>
     <w:multiLevelType w:val="hybridMultilevel"/>
     <w:tmpl w:val="A5A4ECE2"/>
@@ -13064,7 +16430,7 @@
       </w:rPr>
     </w:lvl>
   </w:abstractNum>
-  <w:abstractNum w:abstractNumId="17" w15:restartNumberingAfterBreak="0">
+  <w:abstractNum w:abstractNumId="19" w15:restartNumberingAfterBreak="0">
     <w:nsid w:val="66370860"/>
     <w:multiLevelType w:val="hybridMultilevel"/>
     <w:tmpl w:val="13F0329C"/>
@@ -13177,7 +16543,7 @@
       </w:rPr>
     </w:lvl>
   </w:abstractNum>
-  <w:abstractNum w:abstractNumId="18" w15:restartNumberingAfterBreak="0">
+  <w:abstractNum w:abstractNumId="20" w15:restartNumberingAfterBreak="0">
     <w:nsid w:val="6CAC4CE3"/>
     <w:multiLevelType w:val="hybridMultilevel"/>
     <w:tmpl w:val="BC3259D0"/>
@@ -13290,7 +16656,7 @@
       </w:rPr>
     </w:lvl>
   </w:abstractNum>
-  <w:abstractNum w:abstractNumId="19" w15:restartNumberingAfterBreak="0">
+  <w:abstractNum w:abstractNumId="21" w15:restartNumberingAfterBreak="0">
     <w:nsid w:val="6F474CE6"/>
     <w:multiLevelType w:val="hybridMultilevel"/>
     <w:tmpl w:val="AB6A71A8"/>
@@ -13403,7 +16769,7 @@
       </w:rPr>
     </w:lvl>
   </w:abstractNum>
-  <w:abstractNum w:abstractNumId="20" w15:restartNumberingAfterBreak="0">
+  <w:abstractNum w:abstractNumId="22" w15:restartNumberingAfterBreak="0">
     <w:nsid w:val="73320678"/>
     <w:multiLevelType w:val="hybridMultilevel"/>
     <w:tmpl w:val="CF32636A"/>
@@ -13489,7 +16855,7 @@
       </w:pPr>
     </w:lvl>
   </w:abstractNum>
-  <w:abstractNum w:abstractNumId="21" w15:restartNumberingAfterBreak="0">
+  <w:abstractNum w:abstractNumId="23" w15:restartNumberingAfterBreak="0">
     <w:nsid w:val="7FC57B4B"/>
     <w:multiLevelType w:val="hybridMultilevel"/>
     <w:tmpl w:val="8CAE751C"/>
@@ -13606,40 +16972,40 @@
     <w:abstractNumId w:val="5"/>
   </w:num>
   <w:num w:numId="2" w16cid:durableId="1902130218">
-    <w:abstractNumId w:val="18"/>
+    <w:abstractNumId w:val="20"/>
   </w:num>
   <w:num w:numId="3" w16cid:durableId="825243067">
-    <w:abstractNumId w:val="21"/>
+    <w:abstractNumId w:val="23"/>
   </w:num>
   <w:num w:numId="4" w16cid:durableId="1650936333">
     <w:abstractNumId w:val="1"/>
   </w:num>
   <w:num w:numId="5" w16cid:durableId="1210417113">
-    <w:abstractNumId w:val="19"/>
+    <w:abstractNumId w:val="21"/>
   </w:num>
   <w:num w:numId="6" w16cid:durableId="2106267987">
     <w:abstractNumId w:val="9"/>
   </w:num>
   <w:num w:numId="7" w16cid:durableId="724573136">
-    <w:abstractNumId w:val="10"/>
+    <w:abstractNumId w:val="11"/>
   </w:num>
   <w:num w:numId="8" w16cid:durableId="138499036">
-    <w:abstractNumId w:val="20"/>
+    <w:abstractNumId w:val="22"/>
   </w:num>
   <w:num w:numId="9" w16cid:durableId="239291600">
     <w:abstractNumId w:val="0"/>
   </w:num>
   <w:num w:numId="10" w16cid:durableId="655229206">
-    <w:abstractNumId w:val="15"/>
+    <w:abstractNumId w:val="17"/>
   </w:num>
   <w:num w:numId="11" w16cid:durableId="1731422127">
-    <w:abstractNumId w:val="16"/>
+    <w:abstractNumId w:val="18"/>
   </w:num>
   <w:num w:numId="12" w16cid:durableId="2081126972">
     <w:abstractNumId w:val="2"/>
   </w:num>
   <w:num w:numId="13" w16cid:durableId="418411872">
-    <w:abstractNumId w:val="11"/>
+    <w:abstractNumId w:val="12"/>
   </w:num>
   <w:num w:numId="14" w16cid:durableId="1300645266">
     <w:abstractNumId w:val="6"/>
@@ -13651,22 +17017,28 @@
     <w:abstractNumId w:val="3"/>
   </w:num>
   <w:num w:numId="17" w16cid:durableId="1483690237">
-    <w:abstractNumId w:val="13"/>
+    <w:abstractNumId w:val="15"/>
   </w:num>
   <w:num w:numId="18" w16cid:durableId="915555186">
     <w:abstractNumId w:val="8"/>
   </w:num>
   <w:num w:numId="19" w16cid:durableId="180625612">
-    <w:abstractNumId w:val="14"/>
+    <w:abstractNumId w:val="16"/>
   </w:num>
   <w:num w:numId="20" w16cid:durableId="1692603408">
-    <w:abstractNumId w:val="17"/>
+    <w:abstractNumId w:val="19"/>
   </w:num>
   <w:num w:numId="21" w16cid:durableId="1208951049">
     <w:abstractNumId w:val="4"/>
   </w:num>
   <w:num w:numId="22" w16cid:durableId="679044347">
-    <w:abstractNumId w:val="12"/>
+    <w:abstractNumId w:val="13"/>
+  </w:num>
+  <w:num w:numId="23" w16cid:durableId="762990248">
+    <w:abstractNumId w:val="10"/>
+  </w:num>
+  <w:num w:numId="24" w16cid:durableId="1258061080">
+    <w:abstractNumId w:val="14"/>
   </w:num>
 </w:numbering>
 </file>

--- a/course/major/国际安全概论.docx
+++ b/course/major/国际安全概论.docx
@@ -195,7 +195,7 @@
             </w:rPr>
             <w:fldChar w:fldCharType="separate"/>
           </w:r>
-          <w:hyperlink w:anchor="_Toc230016362" w:history="1">
+          <w:hyperlink w:anchor="_Toc230621239" w:history="1">
             <w:r>
               <w:rPr>
                 <w:rStyle w:val="a3"/>
@@ -234,7 +234,7 @@
                 <w:noProof/>
                 <w:webHidden/>
               </w:rPr>
-              <w:instrText>PAGEREF _Toc230016362 \h</w:instrText>
+              <w:instrText>PAGEREF _Toc230621239 \h</w:instrText>
             </w:r>
             <w:r>
               <w:rPr>
@@ -292,7 +292,7 @@
               <w14:ligatures w14:val="standardContextual"/>
             </w:rPr>
           </w:pPr>
-          <w:hyperlink w:anchor="_Toc230016363" w:history="1">
+          <w:hyperlink w:anchor="_Toc230621240" w:history="1">
             <w:r>
               <w:rPr>
                 <w:rStyle w:val="a3"/>
@@ -331,7 +331,7 @@
                 <w:noProof/>
                 <w:webHidden/>
               </w:rPr>
-              <w:instrText>PAGEREF _Toc230016363 \h</w:instrText>
+              <w:instrText>PAGEREF _Toc230621240 \h</w:instrText>
             </w:r>
             <w:r>
               <w:rPr>
@@ -389,7 +389,7 @@
               <w14:ligatures w14:val="standardContextual"/>
             </w:rPr>
           </w:pPr>
-          <w:hyperlink w:anchor="_Toc230016364" w:history="1">
+          <w:hyperlink w:anchor="_Toc230621241" w:history="1">
             <w:r>
               <w:rPr>
                 <w:rStyle w:val="a3"/>
@@ -428,7 +428,7 @@
                 <w:noProof/>
                 <w:webHidden/>
               </w:rPr>
-              <w:instrText>PAGEREF _Toc230016364 \h</w:instrText>
+              <w:instrText>PAGEREF _Toc230621241 \h</w:instrText>
             </w:r>
             <w:r>
               <w:rPr>
@@ -486,7 +486,7 @@
               <w14:ligatures w14:val="standardContextual"/>
             </w:rPr>
           </w:pPr>
-          <w:hyperlink w:anchor="_Toc230016365" w:history="1">
+          <w:hyperlink w:anchor="_Toc230621242" w:history="1">
             <w:r>
               <w:rPr>
                 <w:rStyle w:val="a3"/>
@@ -525,7 +525,7 @@
                 <w:noProof/>
                 <w:webHidden/>
               </w:rPr>
-              <w:instrText>PAGEREF _Toc230016365 \h</w:instrText>
+              <w:instrText>PAGEREF _Toc230621242 \h</w:instrText>
             </w:r>
             <w:r>
               <w:rPr>
@@ -583,7 +583,7 @@
               <w14:ligatures w14:val="standardContextual"/>
             </w:rPr>
           </w:pPr>
-          <w:hyperlink w:anchor="_Toc230016366" w:history="1">
+          <w:hyperlink w:anchor="_Toc230621243" w:history="1">
             <w:r>
               <w:rPr>
                 <w:rStyle w:val="a3"/>
@@ -622,7 +622,7 @@
                 <w:noProof/>
                 <w:webHidden/>
               </w:rPr>
-              <w:instrText>PAGEREF _Toc230016366 \h</w:instrText>
+              <w:instrText>PAGEREF _Toc230621243 \h</w:instrText>
             </w:r>
             <w:r>
               <w:rPr>
@@ -680,7 +680,7 @@
               <w14:ligatures w14:val="standardContextual"/>
             </w:rPr>
           </w:pPr>
-          <w:hyperlink w:anchor="_Toc230016367" w:history="1">
+          <w:hyperlink w:anchor="_Toc230621244" w:history="1">
             <w:r>
               <w:rPr>
                 <w:rStyle w:val="a3"/>
@@ -719,7 +719,7 @@
                 <w:noProof/>
                 <w:webHidden/>
               </w:rPr>
-              <w:instrText>PAGEREF _Toc230016367 \h</w:instrText>
+              <w:instrText>PAGEREF _Toc230621244 \h</w:instrText>
             </w:r>
             <w:r>
               <w:rPr>
@@ -777,7 +777,7 @@
               <w14:ligatures w14:val="standardContextual"/>
             </w:rPr>
           </w:pPr>
-          <w:hyperlink w:anchor="_Toc230016368" w:history="1">
+          <w:hyperlink w:anchor="_Toc230621245" w:history="1">
             <w:r>
               <w:rPr>
                 <w:rStyle w:val="a3"/>
@@ -816,7 +816,7 @@
                 <w:noProof/>
                 <w:webHidden/>
               </w:rPr>
-              <w:instrText>PAGEREF _Toc230016368 \h</w:instrText>
+              <w:instrText>PAGEREF _Toc230621245 \h</w:instrText>
             </w:r>
             <w:r>
               <w:rPr>
@@ -874,7 +874,7 @@
               <w14:ligatures w14:val="standardContextual"/>
             </w:rPr>
           </w:pPr>
-          <w:hyperlink w:anchor="_Toc230016369" w:history="1">
+          <w:hyperlink w:anchor="_Toc230621246" w:history="1">
             <w:r>
               <w:rPr>
                 <w:rStyle w:val="a3"/>
@@ -913,7 +913,7 @@
                 <w:noProof/>
                 <w:webHidden/>
               </w:rPr>
-              <w:instrText>PAGEREF _Toc230016369 \h</w:instrText>
+              <w:instrText>PAGEREF _Toc230621246 \h</w:instrText>
             </w:r>
             <w:r>
               <w:rPr>
@@ -971,7 +971,7 @@
               <w14:ligatures w14:val="standardContextual"/>
             </w:rPr>
           </w:pPr>
-          <w:hyperlink w:anchor="_Toc230016370" w:history="1">
+          <w:hyperlink w:anchor="_Toc230621247" w:history="1">
             <w:r>
               <w:rPr>
                 <w:rStyle w:val="a3"/>
@@ -1010,7 +1010,7 @@
                 <w:noProof/>
                 <w:webHidden/>
               </w:rPr>
-              <w:instrText>PAGEREF _Toc230016370 \h</w:instrText>
+              <w:instrText>PAGEREF _Toc230621247 \h</w:instrText>
             </w:r>
             <w:r>
               <w:rPr>
@@ -1068,7 +1068,7 @@
               <w14:ligatures w14:val="standardContextual"/>
             </w:rPr>
           </w:pPr>
-          <w:hyperlink w:anchor="_Toc230016371" w:history="1">
+          <w:hyperlink w:anchor="_Toc230621248" w:history="1">
             <w:r>
               <w:rPr>
                 <w:rStyle w:val="a3"/>
@@ -1107,7 +1107,7 @@
                 <w:noProof/>
                 <w:webHidden/>
               </w:rPr>
-              <w:instrText>PAGEREF _Toc230016371 \h</w:instrText>
+              <w:instrText>PAGEREF _Toc230621248 \h</w:instrText>
             </w:r>
             <w:r>
               <w:rPr>
@@ -1165,7 +1165,7 @@
               <w14:ligatures w14:val="standardContextual"/>
             </w:rPr>
           </w:pPr>
-          <w:hyperlink w:anchor="_Toc230016372" w:history="1">
+          <w:hyperlink w:anchor="_Toc230621249" w:history="1">
             <w:r>
               <w:rPr>
                 <w:rStyle w:val="a3"/>
@@ -1205,7 +1205,7 @@
                 <w:noProof/>
                 <w:webHidden/>
               </w:rPr>
-              <w:instrText>PAGEREF _Toc230016372 \h</w:instrText>
+              <w:instrText>PAGEREF _Toc230621249 \h</w:instrText>
             </w:r>
             <w:r>
               <w:rPr>
@@ -1263,7 +1263,7 @@
               <w14:ligatures w14:val="standardContextual"/>
             </w:rPr>
           </w:pPr>
-          <w:hyperlink w:anchor="_Toc230016373" w:history="1">
+          <w:hyperlink w:anchor="_Toc230621250" w:history="1">
             <w:r>
               <w:rPr>
                 <w:rStyle w:val="a3"/>
@@ -1302,7 +1302,7 @@
                 <w:noProof/>
                 <w:webHidden/>
               </w:rPr>
-              <w:instrText>PAGEREF _Toc230016373 \h</w:instrText>
+              <w:instrText>PAGEREF _Toc230621250 \h</w:instrText>
             </w:r>
             <w:r>
               <w:rPr>
@@ -1360,7 +1360,7 @@
               <w14:ligatures w14:val="standardContextual"/>
             </w:rPr>
           </w:pPr>
-          <w:hyperlink w:anchor="_Toc230016374" w:history="1">
+          <w:hyperlink w:anchor="_Toc230621251" w:history="1">
             <w:r>
               <w:rPr>
                 <w:rStyle w:val="a3"/>
@@ -1400,7 +1400,7 @@
                 <w:noProof/>
                 <w:webHidden/>
               </w:rPr>
-              <w:instrText>PAGEREF _Toc230016374 \h</w:instrText>
+              <w:instrText>PAGEREF _Toc230621251 \h</w:instrText>
             </w:r>
             <w:r>
               <w:rPr>
@@ -1458,7 +1458,7 @@
               <w14:ligatures w14:val="standardContextual"/>
             </w:rPr>
           </w:pPr>
-          <w:hyperlink w:anchor="_Toc230016375" w:history="1">
+          <w:hyperlink w:anchor="_Toc230621252" w:history="1">
             <w:r>
               <w:rPr>
                 <w:rStyle w:val="a3"/>
@@ -1498,7 +1498,7 @@
                 <w:noProof/>
                 <w:webHidden/>
               </w:rPr>
-              <w:instrText>PAGEREF _Toc230016375 \h</w:instrText>
+              <w:instrText>PAGEREF _Toc230621252 \h</w:instrText>
             </w:r>
             <w:r>
               <w:rPr>
@@ -1556,7 +1556,7 @@
               <w14:ligatures w14:val="standardContextual"/>
             </w:rPr>
           </w:pPr>
-          <w:hyperlink w:anchor="_Toc230016376" w:history="1">
+          <w:hyperlink w:anchor="_Toc230621253" w:history="1">
             <w:r>
               <w:rPr>
                 <w:rStyle w:val="a3"/>
@@ -1595,7 +1595,7 @@
                 <w:noProof/>
                 <w:webHidden/>
               </w:rPr>
-              <w:instrText>PAGEREF _Toc230016376 \h</w:instrText>
+              <w:instrText>PAGEREF _Toc230621253 \h</w:instrText>
             </w:r>
             <w:r>
               <w:rPr>
@@ -1653,7 +1653,7 @@
               <w14:ligatures w14:val="standardContextual"/>
             </w:rPr>
           </w:pPr>
-          <w:hyperlink w:anchor="_Toc230016377" w:history="1">
+          <w:hyperlink w:anchor="_Toc230621254" w:history="1">
             <w:r>
               <w:rPr>
                 <w:rStyle w:val="a3"/>
@@ -1692,7 +1692,7 @@
                 <w:noProof/>
                 <w:webHidden/>
               </w:rPr>
-              <w:instrText>PAGEREF _Toc230016377 \h</w:instrText>
+              <w:instrText>PAGEREF _Toc230621254 \h</w:instrText>
             </w:r>
             <w:r>
               <w:rPr>
@@ -1750,7 +1750,7 @@
               <w14:ligatures w14:val="standardContextual"/>
             </w:rPr>
           </w:pPr>
-          <w:hyperlink w:anchor="_Toc230016378" w:history="1">
+          <w:hyperlink w:anchor="_Toc230621255" w:history="1">
             <w:r>
               <w:rPr>
                 <w:rStyle w:val="a3"/>
@@ -1789,7 +1789,7 @@
                 <w:noProof/>
                 <w:webHidden/>
               </w:rPr>
-              <w:instrText>PAGEREF _Toc230016378 \h</w:instrText>
+              <w:instrText>PAGEREF _Toc230621255 \h</w:instrText>
             </w:r>
             <w:r>
               <w:rPr>
@@ -1847,7 +1847,7 @@
               <w14:ligatures w14:val="standardContextual"/>
             </w:rPr>
           </w:pPr>
-          <w:hyperlink w:anchor="_Toc230016379" w:history="1">
+          <w:hyperlink w:anchor="_Toc230621256" w:history="1">
             <w:r>
               <w:rPr>
                 <w:rStyle w:val="a3"/>
@@ -1886,7 +1886,7 @@
                 <w:noProof/>
                 <w:webHidden/>
               </w:rPr>
-              <w:instrText>PAGEREF _Toc230016379 \h</w:instrText>
+              <w:instrText>PAGEREF _Toc230621256 \h</w:instrText>
             </w:r>
             <w:r>
               <w:rPr>
@@ -1944,7 +1944,7 @@
               <w14:ligatures w14:val="standardContextual"/>
             </w:rPr>
           </w:pPr>
-          <w:hyperlink w:anchor="_Toc230016380" w:history="1">
+          <w:hyperlink w:anchor="_Toc230621257" w:history="1">
             <w:r>
               <w:rPr>
                 <w:rStyle w:val="a3"/>
@@ -1983,7 +1983,7 @@
                 <w:noProof/>
                 <w:webHidden/>
               </w:rPr>
-              <w:instrText>PAGEREF _Toc230016380 \h</w:instrText>
+              <w:instrText>PAGEREF _Toc230621257 \h</w:instrText>
             </w:r>
             <w:r>
               <w:rPr>
@@ -2041,7 +2041,7 @@
               <w14:ligatures w14:val="standardContextual"/>
             </w:rPr>
           </w:pPr>
-          <w:hyperlink w:anchor="_Toc230016381" w:history="1">
+          <w:hyperlink w:anchor="_Toc230621258" w:history="1">
             <w:r>
               <w:rPr>
                 <w:rStyle w:val="a3"/>
@@ -2080,7 +2080,7 @@
                 <w:noProof/>
                 <w:webHidden/>
               </w:rPr>
-              <w:instrText>PAGEREF _Toc230016381 \h</w:instrText>
+              <w:instrText>PAGEREF _Toc230621258 \h</w:instrText>
             </w:r>
             <w:r>
               <w:rPr>
@@ -2138,7 +2138,7 @@
               <w14:ligatures w14:val="standardContextual"/>
             </w:rPr>
           </w:pPr>
-          <w:hyperlink w:anchor="_Toc230016382" w:history="1">
+          <w:hyperlink w:anchor="_Toc230621259" w:history="1">
             <w:r>
               <w:rPr>
                 <w:rStyle w:val="a3"/>
@@ -2177,7 +2177,7 @@
                 <w:noProof/>
                 <w:webHidden/>
               </w:rPr>
-              <w:instrText>PAGEREF _Toc230016382 \h</w:instrText>
+              <w:instrText>PAGEREF _Toc230621259 \h</w:instrText>
             </w:r>
             <w:r>
               <w:rPr>
@@ -2235,7 +2235,7 @@
               <w14:ligatures w14:val="standardContextual"/>
             </w:rPr>
           </w:pPr>
-          <w:hyperlink w:anchor="_Toc230016383" w:history="1">
+          <w:hyperlink w:anchor="_Toc230621260" w:history="1">
             <w:r>
               <w:rPr>
                 <w:rStyle w:val="a3"/>
@@ -2274,7 +2274,7 @@
                 <w:noProof/>
                 <w:webHidden/>
               </w:rPr>
-              <w:instrText>PAGEREF _Toc230016383 \h</w:instrText>
+              <w:instrText>PAGEREF _Toc230621260 \h</w:instrText>
             </w:r>
             <w:r>
               <w:rPr>
@@ -2332,7 +2332,7 @@
               <w14:ligatures w14:val="standardContextual"/>
             </w:rPr>
           </w:pPr>
-          <w:hyperlink w:anchor="_Toc230016384" w:history="1">
+          <w:hyperlink w:anchor="_Toc230621261" w:history="1">
             <w:r>
               <w:rPr>
                 <w:rStyle w:val="a3"/>
@@ -2371,7 +2371,7 @@
                 <w:noProof/>
                 <w:webHidden/>
               </w:rPr>
-              <w:instrText>PAGEREF _Toc230016384 \h</w:instrText>
+              <w:instrText>PAGEREF _Toc230621261 \h</w:instrText>
             </w:r>
             <w:r>
               <w:rPr>
@@ -2429,7 +2429,7 @@
               <w14:ligatures w14:val="standardContextual"/>
             </w:rPr>
           </w:pPr>
-          <w:hyperlink w:anchor="_Toc230016385" w:history="1">
+          <w:hyperlink w:anchor="_Toc230621262" w:history="1">
             <w:r>
               <w:rPr>
                 <w:rStyle w:val="a3"/>
@@ -2468,7 +2468,7 @@
                 <w:noProof/>
                 <w:webHidden/>
               </w:rPr>
-              <w:instrText>PAGEREF _Toc230016385 \h</w:instrText>
+              <w:instrText>PAGEREF _Toc230621262 \h</w:instrText>
             </w:r>
             <w:r>
               <w:rPr>
@@ -2526,7 +2526,7 @@
               <w14:ligatures w14:val="standardContextual"/>
             </w:rPr>
           </w:pPr>
-          <w:hyperlink w:anchor="_Toc230016386" w:history="1">
+          <w:hyperlink w:anchor="_Toc230621263" w:history="1">
             <w:r>
               <w:rPr>
                 <w:rStyle w:val="a3"/>
@@ -2565,7 +2565,7 @@
                 <w:noProof/>
                 <w:webHidden/>
               </w:rPr>
-              <w:instrText>PAGEREF _Toc230016386 \h</w:instrText>
+              <w:instrText>PAGEREF _Toc230621263 \h</w:instrText>
             </w:r>
             <w:r>
               <w:rPr>
@@ -2623,7 +2623,7 @@
               <w14:ligatures w14:val="standardContextual"/>
             </w:rPr>
           </w:pPr>
-          <w:hyperlink w:anchor="_Toc230016387" w:history="1">
+          <w:hyperlink w:anchor="_Toc230621264" w:history="1">
             <w:r>
               <w:rPr>
                 <w:rStyle w:val="a3"/>
@@ -2662,7 +2662,7 @@
                 <w:noProof/>
                 <w:webHidden/>
               </w:rPr>
-              <w:instrText>PAGEREF _Toc230016387 \h</w:instrText>
+              <w:instrText>PAGEREF _Toc230621264 \h</w:instrText>
             </w:r>
             <w:r>
               <w:rPr>
@@ -2720,7 +2720,7 @@
               <w14:ligatures w14:val="standardContextual"/>
             </w:rPr>
           </w:pPr>
-          <w:hyperlink w:anchor="_Toc230016388" w:history="1">
+          <w:hyperlink w:anchor="_Toc230621265" w:history="1">
             <w:r>
               <w:rPr>
                 <w:rStyle w:val="a3"/>
@@ -2759,7 +2759,7 @@
                 <w:noProof/>
                 <w:webHidden/>
               </w:rPr>
-              <w:instrText>PAGEREF _Toc230016388 \h</w:instrText>
+              <w:instrText>PAGEREF _Toc230621265 \h</w:instrText>
             </w:r>
             <w:r>
               <w:rPr>
@@ -2817,7 +2817,7 @@
               <w14:ligatures w14:val="standardContextual"/>
             </w:rPr>
           </w:pPr>
-          <w:hyperlink w:anchor="_Toc230016389" w:history="1">
+          <w:hyperlink w:anchor="_Toc230621266" w:history="1">
             <w:r>
               <w:rPr>
                 <w:rStyle w:val="a3"/>
@@ -2856,7 +2856,7 @@
                 <w:noProof/>
                 <w:webHidden/>
               </w:rPr>
-              <w:instrText>PAGEREF _Toc230016389 \h</w:instrText>
+              <w:instrText>PAGEREF _Toc230621266 \h</w:instrText>
             </w:r>
             <w:r>
               <w:rPr>
@@ -2914,7 +2914,7 @@
               <w14:ligatures w14:val="standardContextual"/>
             </w:rPr>
           </w:pPr>
-          <w:hyperlink w:anchor="_Toc230016390" w:history="1">
+          <w:hyperlink w:anchor="_Toc230621267" w:history="1">
             <w:r>
               <w:rPr>
                 <w:rStyle w:val="a3"/>
@@ -2953,7 +2953,7 @@
                 <w:noProof/>
                 <w:webHidden/>
               </w:rPr>
-              <w:instrText>PAGEREF _Toc230016390 \h</w:instrText>
+              <w:instrText>PAGEREF _Toc230621267 \h</w:instrText>
             </w:r>
             <w:r>
               <w:rPr>
@@ -3011,7 +3011,7 @@
               <w14:ligatures w14:val="standardContextual"/>
             </w:rPr>
           </w:pPr>
-          <w:hyperlink w:anchor="_Toc230016391" w:history="1">
+          <w:hyperlink w:anchor="_Toc230621268" w:history="1">
             <w:r>
               <w:rPr>
                 <w:rStyle w:val="a3"/>
@@ -3050,7 +3050,7 @@
                 <w:noProof/>
                 <w:webHidden/>
               </w:rPr>
-              <w:instrText>PAGEREF _Toc230016391 \h</w:instrText>
+              <w:instrText>PAGEREF _Toc230621268 \h</w:instrText>
             </w:r>
             <w:r>
               <w:rPr>
@@ -3108,7 +3108,7 @@
               <w14:ligatures w14:val="standardContextual"/>
             </w:rPr>
           </w:pPr>
-          <w:hyperlink w:anchor="_Toc230016392" w:history="1">
+          <w:hyperlink w:anchor="_Toc230621269" w:history="1">
             <w:r>
               <w:rPr>
                 <w:rStyle w:val="a3"/>
@@ -3147,7 +3147,7 @@
                 <w:noProof/>
                 <w:webHidden/>
               </w:rPr>
-              <w:instrText>PAGEREF _Toc230016392 \h</w:instrText>
+              <w:instrText>PAGEREF _Toc230621269 \h</w:instrText>
             </w:r>
             <w:r>
               <w:rPr>
@@ -3205,7 +3205,7 @@
               <w14:ligatures w14:val="standardContextual"/>
             </w:rPr>
           </w:pPr>
-          <w:hyperlink w:anchor="_Toc230016393" w:history="1">
+          <w:hyperlink w:anchor="_Toc230621270" w:history="1">
             <w:r>
               <w:rPr>
                 <w:rStyle w:val="a3"/>
@@ -3245,7 +3245,7 @@
                 <w:noProof/>
                 <w:webHidden/>
               </w:rPr>
-              <w:instrText>PAGEREF _Toc230016393 \h</w:instrText>
+              <w:instrText>PAGEREF _Toc230621270 \h</w:instrText>
             </w:r>
             <w:r>
               <w:rPr>
@@ -3303,7 +3303,7 @@
               <w14:ligatures w14:val="standardContextual"/>
             </w:rPr>
           </w:pPr>
-          <w:hyperlink w:anchor="_Toc230016394" w:history="1">
+          <w:hyperlink w:anchor="_Toc230621271" w:history="1">
             <w:r>
               <w:rPr>
                 <w:rStyle w:val="a3"/>
@@ -3343,7 +3343,7 @@
                 <w:noProof/>
                 <w:webHidden/>
               </w:rPr>
-              <w:instrText>PAGEREF _Toc230016394 \h</w:instrText>
+              <w:instrText>PAGEREF _Toc230621271 \h</w:instrText>
             </w:r>
             <w:r>
               <w:rPr>
@@ -3401,7 +3401,7 @@
               <w14:ligatures w14:val="standardContextual"/>
             </w:rPr>
           </w:pPr>
-          <w:hyperlink w:anchor="_Toc230016395" w:history="1">
+          <w:hyperlink w:anchor="_Toc230621272" w:history="1">
             <w:r>
               <w:rPr>
                 <w:rStyle w:val="a3"/>
@@ -3441,7 +3441,7 @@
                 <w:noProof/>
                 <w:webHidden/>
               </w:rPr>
-              <w:instrText>PAGEREF _Toc230016395 \h</w:instrText>
+              <w:instrText>PAGEREF _Toc230621272 \h</w:instrText>
             </w:r>
             <w:r>
               <w:rPr>
@@ -3499,7 +3499,7 @@
               <w14:ligatures w14:val="standardContextual"/>
             </w:rPr>
           </w:pPr>
-          <w:hyperlink w:anchor="_Toc230016396" w:history="1">
+          <w:hyperlink w:anchor="_Toc230621273" w:history="1">
             <w:r>
               <w:rPr>
                 <w:rStyle w:val="a3"/>
@@ -3539,7 +3539,7 @@
                 <w:noProof/>
                 <w:webHidden/>
               </w:rPr>
-              <w:instrText>PAGEREF _Toc230016396 \h</w:instrText>
+              <w:instrText>PAGEREF _Toc230621273 \h</w:instrText>
             </w:r>
             <w:r>
               <w:rPr>
@@ -3597,7 +3597,7 @@
               <w14:ligatures w14:val="standardContextual"/>
             </w:rPr>
           </w:pPr>
-          <w:hyperlink w:anchor="_Toc230016397" w:history="1">
+          <w:hyperlink w:anchor="_Toc230621274" w:history="1">
             <w:r>
               <w:rPr>
                 <w:rStyle w:val="a3"/>
@@ -3637,7 +3637,7 @@
                 <w:noProof/>
                 <w:webHidden/>
               </w:rPr>
-              <w:instrText>PAGEREF _Toc230016397 \h</w:instrText>
+              <w:instrText>PAGEREF _Toc230621274 \h</w:instrText>
             </w:r>
             <w:r>
               <w:rPr>
@@ -3695,7 +3695,7 @@
               <w14:ligatures w14:val="standardContextual"/>
             </w:rPr>
           </w:pPr>
-          <w:hyperlink w:anchor="_Toc230016398" w:history="1">
+          <w:hyperlink w:anchor="_Toc230621275" w:history="1">
             <w:r>
               <w:rPr>
                 <w:rStyle w:val="a3"/>
@@ -3735,7 +3735,7 @@
                 <w:noProof/>
                 <w:webHidden/>
               </w:rPr>
-              <w:instrText>PAGEREF _Toc230016398 \h</w:instrText>
+              <w:instrText>PAGEREF _Toc230621275 \h</w:instrText>
             </w:r>
             <w:r>
               <w:rPr>
@@ -3793,7 +3793,7 @@
               <w14:ligatures w14:val="standardContextual"/>
             </w:rPr>
           </w:pPr>
-          <w:hyperlink w:anchor="_Toc230016399" w:history="1">
+          <w:hyperlink w:anchor="_Toc230621276" w:history="1">
             <w:r>
               <w:rPr>
                 <w:rStyle w:val="a3"/>
@@ -3833,7 +3833,7 @@
                 <w:noProof/>
                 <w:webHidden/>
               </w:rPr>
-              <w:instrText>PAGEREF _Toc230016399 \h</w:instrText>
+              <w:instrText>PAGEREF _Toc230621276 \h</w:instrText>
             </w:r>
             <w:r>
               <w:rPr>
@@ -3891,7 +3891,7 @@
               <w14:ligatures w14:val="standardContextual"/>
             </w:rPr>
           </w:pPr>
-          <w:hyperlink w:anchor="_Toc230016400" w:history="1">
+          <w:hyperlink w:anchor="_Toc230621277" w:history="1">
             <w:r>
               <w:rPr>
                 <w:rStyle w:val="a3"/>
@@ -3931,7 +3931,7 @@
                 <w:noProof/>
                 <w:webHidden/>
               </w:rPr>
-              <w:instrText>PAGEREF _Toc230016400 \h</w:instrText>
+              <w:instrText>PAGEREF _Toc230621277 \h</w:instrText>
             </w:r>
             <w:r>
               <w:rPr>
@@ -3989,7 +3989,7 @@
               <w14:ligatures w14:val="standardContextual"/>
             </w:rPr>
           </w:pPr>
-          <w:hyperlink w:anchor="_Toc230016401" w:history="1">
+          <w:hyperlink w:anchor="_Toc230621278" w:history="1">
             <w:r>
               <w:rPr>
                 <w:rStyle w:val="a3"/>
@@ -4029,7 +4029,7 @@
                 <w:noProof/>
                 <w:webHidden/>
               </w:rPr>
-              <w:instrText>PAGEREF _Toc230016401 \h</w:instrText>
+              <w:instrText>PAGEREF _Toc230621278 \h</w:instrText>
             </w:r>
             <w:r>
               <w:rPr>
@@ -4087,7 +4087,7 @@
               <w14:ligatures w14:val="standardContextual"/>
             </w:rPr>
           </w:pPr>
-          <w:hyperlink w:anchor="_Toc230016402" w:history="1">
+          <w:hyperlink w:anchor="_Toc230621279" w:history="1">
             <w:r>
               <w:rPr>
                 <w:rStyle w:val="a3"/>
@@ -4127,7 +4127,7 @@
                 <w:noProof/>
                 <w:webHidden/>
               </w:rPr>
-              <w:instrText>PAGEREF _Toc230016402 \h</w:instrText>
+              <w:instrText>PAGEREF _Toc230621279 \h</w:instrText>
             </w:r>
             <w:r>
               <w:rPr>
@@ -4185,7 +4185,7 @@
               <w14:ligatures w14:val="standardContextual"/>
             </w:rPr>
           </w:pPr>
-          <w:hyperlink w:anchor="_Toc230016403" w:history="1">
+          <w:hyperlink w:anchor="_Toc230621280" w:history="1">
             <w:r>
               <w:rPr>
                 <w:rStyle w:val="a3"/>
@@ -4225,7 +4225,7 @@
                 <w:noProof/>
                 <w:webHidden/>
               </w:rPr>
-              <w:instrText>PAGEREF _Toc230016403 \h</w:instrText>
+              <w:instrText>PAGEREF _Toc230621280 \h</w:instrText>
             </w:r>
             <w:r>
               <w:rPr>
@@ -4283,7 +4283,7 @@
               <w14:ligatures w14:val="standardContextual"/>
             </w:rPr>
           </w:pPr>
-          <w:hyperlink w:anchor="_Toc230016404" w:history="1">
+          <w:hyperlink w:anchor="_Toc230621281" w:history="1">
             <w:r>
               <w:rPr>
                 <w:rStyle w:val="a3"/>
@@ -4323,7 +4323,7 @@
                 <w:noProof/>
                 <w:webHidden/>
               </w:rPr>
-              <w:instrText>PAGEREF _Toc230016404 \h</w:instrText>
+              <w:instrText>PAGEREF _Toc230621281 \h</w:instrText>
             </w:r>
             <w:r>
               <w:rPr>
@@ -4381,7 +4381,7 @@
               <w14:ligatures w14:val="standardContextual"/>
             </w:rPr>
           </w:pPr>
-          <w:hyperlink w:anchor="_Toc230016405" w:history="1">
+          <w:hyperlink w:anchor="_Toc230621282" w:history="1">
             <w:r>
               <w:rPr>
                 <w:rStyle w:val="a3"/>
@@ -4421,7 +4421,7 @@
                 <w:noProof/>
                 <w:webHidden/>
               </w:rPr>
-              <w:instrText>PAGEREF _Toc230016405 \h</w:instrText>
+              <w:instrText>PAGEREF _Toc230621282 \h</w:instrText>
             </w:r>
             <w:r>
               <w:rPr>
@@ -4479,7 +4479,7 @@
               <w14:ligatures w14:val="standardContextual"/>
             </w:rPr>
           </w:pPr>
-          <w:hyperlink w:anchor="_Toc230016406" w:history="1">
+          <w:hyperlink w:anchor="_Toc230621283" w:history="1">
             <w:r>
               <w:rPr>
                 <w:rStyle w:val="a3"/>
@@ -4519,7 +4519,7 @@
                 <w:noProof/>
                 <w:webHidden/>
               </w:rPr>
-              <w:instrText>PAGEREF _Toc230016406 \h</w:instrText>
+              <w:instrText>PAGEREF _Toc230621283 \h</w:instrText>
             </w:r>
             <w:r>
               <w:rPr>
@@ -4577,7 +4577,7 @@
               <w14:ligatures w14:val="standardContextual"/>
             </w:rPr>
           </w:pPr>
-          <w:hyperlink w:anchor="_Toc230016407" w:history="1">
+          <w:hyperlink w:anchor="_Toc230621284" w:history="1">
             <w:r>
               <w:rPr>
                 <w:rStyle w:val="a3"/>
@@ -4617,7 +4617,7 @@
                 <w:noProof/>
                 <w:webHidden/>
               </w:rPr>
-              <w:instrText>PAGEREF _Toc230016407 \h</w:instrText>
+              <w:instrText>PAGEREF _Toc230621284 \h</w:instrText>
             </w:r>
             <w:r>
               <w:rPr>
@@ -4675,7 +4675,7 @@
               <w14:ligatures w14:val="standardContextual"/>
             </w:rPr>
           </w:pPr>
-          <w:hyperlink w:anchor="_Toc230016408" w:history="1">
+          <w:hyperlink w:anchor="_Toc230621285" w:history="1">
             <w:r>
               <w:rPr>
                 <w:rStyle w:val="a3"/>
@@ -4715,7 +4715,7 @@
                 <w:noProof/>
                 <w:webHidden/>
               </w:rPr>
-              <w:instrText>PAGEREF _Toc230016408 \h</w:instrText>
+              <w:instrText>PAGEREF _Toc230621285 \h</w:instrText>
             </w:r>
             <w:r>
               <w:rPr>
@@ -4773,7 +4773,7 @@
               <w14:ligatures w14:val="standardContextual"/>
             </w:rPr>
           </w:pPr>
-          <w:hyperlink w:anchor="_Toc230016409" w:history="1">
+          <w:hyperlink w:anchor="_Toc230621286" w:history="1">
             <w:r>
               <w:rPr>
                 <w:rStyle w:val="a3"/>
@@ -4813,7 +4813,7 @@
                 <w:noProof/>
                 <w:webHidden/>
               </w:rPr>
-              <w:instrText>PAGEREF _Toc230016409 \h</w:instrText>
+              <w:instrText>PAGEREF _Toc230621286 \h</w:instrText>
             </w:r>
             <w:r>
               <w:rPr>
@@ -4871,7 +4871,7 @@
               <w14:ligatures w14:val="standardContextual"/>
             </w:rPr>
           </w:pPr>
-          <w:hyperlink w:anchor="_Toc230016410" w:history="1">
+          <w:hyperlink w:anchor="_Toc230621287" w:history="1">
             <w:r>
               <w:rPr>
                 <w:rStyle w:val="a3"/>
@@ -4911,7 +4911,7 @@
                 <w:noProof/>
                 <w:webHidden/>
               </w:rPr>
-              <w:instrText>PAGEREF _Toc230016410 \h</w:instrText>
+              <w:instrText>PAGEREF _Toc230621287 \h</w:instrText>
             </w:r>
             <w:r>
               <w:rPr>
@@ -4969,7 +4969,7 @@
               <w14:ligatures w14:val="standardContextual"/>
             </w:rPr>
           </w:pPr>
-          <w:hyperlink w:anchor="_Toc230016411" w:history="1">
+          <w:hyperlink w:anchor="_Toc230621288" w:history="1">
             <w:r>
               <w:rPr>
                 <w:rStyle w:val="a3"/>
@@ -5009,7 +5009,7 @@
                 <w:noProof/>
                 <w:webHidden/>
               </w:rPr>
-              <w:instrText>PAGEREF _Toc230016411 \h</w:instrText>
+              <w:instrText>PAGEREF _Toc230621288 \h</w:instrText>
             </w:r>
             <w:r>
               <w:rPr>
@@ -5067,7 +5067,7 @@
               <w14:ligatures w14:val="standardContextual"/>
             </w:rPr>
           </w:pPr>
-          <w:hyperlink w:anchor="_Toc230016412" w:history="1">
+          <w:hyperlink w:anchor="_Toc230621289" w:history="1">
             <w:r>
               <w:rPr>
                 <w:rStyle w:val="a3"/>
@@ -5107,7 +5107,7 @@
                 <w:noProof/>
                 <w:webHidden/>
               </w:rPr>
-              <w:instrText>PAGEREF _Toc230016412 \h</w:instrText>
+              <w:instrText>PAGEREF _Toc230621289 \h</w:instrText>
             </w:r>
             <w:r>
               <w:rPr>
@@ -5165,7 +5165,7 @@
               <w14:ligatures w14:val="standardContextual"/>
             </w:rPr>
           </w:pPr>
-          <w:hyperlink w:anchor="_Toc230016413" w:history="1">
+          <w:hyperlink w:anchor="_Toc230621290" w:history="1">
             <w:r>
               <w:rPr>
                 <w:rStyle w:val="a3"/>
@@ -5205,7 +5205,7 @@
                 <w:noProof/>
                 <w:webHidden/>
               </w:rPr>
-              <w:instrText>PAGEREF _Toc230016413 \h</w:instrText>
+              <w:instrText>PAGEREF _Toc230621290 \h</w:instrText>
             </w:r>
             <w:r>
               <w:rPr>
@@ -5263,7 +5263,7 @@
               <w14:ligatures w14:val="standardContextual"/>
             </w:rPr>
           </w:pPr>
-          <w:hyperlink w:anchor="_Toc230016414" w:history="1">
+          <w:hyperlink w:anchor="_Toc230621291" w:history="1">
             <w:r>
               <w:rPr>
                 <w:rStyle w:val="a3"/>
@@ -5303,7 +5303,7 @@
                 <w:noProof/>
                 <w:webHidden/>
               </w:rPr>
-              <w:instrText>PAGEREF _Toc230016414 \h</w:instrText>
+              <w:instrText>PAGEREF _Toc230621291 \h</w:instrText>
             </w:r>
             <w:r>
               <w:rPr>
@@ -5361,7 +5361,7 @@
               <w14:ligatures w14:val="standardContextual"/>
             </w:rPr>
           </w:pPr>
-          <w:hyperlink w:anchor="_Toc230016415" w:history="1">
+          <w:hyperlink w:anchor="_Toc230621292" w:history="1">
             <w:r>
               <w:rPr>
                 <w:rStyle w:val="a3"/>
@@ -5401,7 +5401,7 @@
                 <w:noProof/>
                 <w:webHidden/>
               </w:rPr>
-              <w:instrText>PAGEREF _Toc230016415 \h</w:instrText>
+              <w:instrText>PAGEREF _Toc230621292 \h</w:instrText>
             </w:r>
             <w:r>
               <w:rPr>
@@ -5459,7 +5459,7 @@
               <w14:ligatures w14:val="standardContextual"/>
             </w:rPr>
           </w:pPr>
-          <w:hyperlink w:anchor="_Toc230016416" w:history="1">
+          <w:hyperlink w:anchor="_Toc230621293" w:history="1">
             <w:r>
               <w:rPr>
                 <w:rStyle w:val="a3"/>
@@ -5499,7 +5499,7 @@
                 <w:noProof/>
                 <w:webHidden/>
               </w:rPr>
-              <w:instrText>PAGEREF _Toc230016416 \h</w:instrText>
+              <w:instrText>PAGEREF _Toc230621293 \h</w:instrText>
             </w:r>
             <w:r>
               <w:rPr>
@@ -5557,7 +5557,7 @@
               <w14:ligatures w14:val="standardContextual"/>
             </w:rPr>
           </w:pPr>
-          <w:hyperlink w:anchor="_Toc230016417" w:history="1">
+          <w:hyperlink w:anchor="_Toc230621294" w:history="1">
             <w:r>
               <w:rPr>
                 <w:rStyle w:val="a3"/>
@@ -5597,7 +5597,7 @@
                 <w:noProof/>
                 <w:webHidden/>
               </w:rPr>
-              <w:instrText>PAGEREF _Toc230016417 \h</w:instrText>
+              <w:instrText>PAGEREF _Toc230621294 \h</w:instrText>
             </w:r>
             <w:r>
               <w:rPr>
@@ -5655,7 +5655,7 @@
               <w14:ligatures w14:val="standardContextual"/>
             </w:rPr>
           </w:pPr>
-          <w:hyperlink w:anchor="_Toc230016418" w:history="1">
+          <w:hyperlink w:anchor="_Toc230621295" w:history="1">
             <w:r>
               <w:rPr>
                 <w:rStyle w:val="a3"/>
@@ -5695,7 +5695,7 @@
                 <w:noProof/>
                 <w:webHidden/>
               </w:rPr>
-              <w:instrText>PAGEREF _Toc230016418 \h</w:instrText>
+              <w:instrText>PAGEREF _Toc230621295 \h</w:instrText>
             </w:r>
             <w:r>
               <w:rPr>
@@ -5753,7 +5753,7 @@
               <w14:ligatures w14:val="standardContextual"/>
             </w:rPr>
           </w:pPr>
-          <w:hyperlink w:anchor="_Toc230016419" w:history="1">
+          <w:hyperlink w:anchor="_Toc230621296" w:history="1">
             <w:r>
               <w:rPr>
                 <w:rStyle w:val="a3"/>
@@ -5793,7 +5793,7 @@
                 <w:noProof/>
                 <w:webHidden/>
               </w:rPr>
-              <w:instrText>PAGEREF _Toc230016419 \h</w:instrText>
+              <w:instrText>PAGEREF _Toc230621296 \h</w:instrText>
             </w:r>
             <w:r>
               <w:rPr>
@@ -5851,7 +5851,7 @@
               <w14:ligatures w14:val="standardContextual"/>
             </w:rPr>
           </w:pPr>
-          <w:hyperlink w:anchor="_Toc230016420" w:history="1">
+          <w:hyperlink w:anchor="_Toc230621297" w:history="1">
             <w:r>
               <w:rPr>
                 <w:rStyle w:val="a3"/>
@@ -5891,7 +5891,7 @@
                 <w:noProof/>
                 <w:webHidden/>
               </w:rPr>
-              <w:instrText>PAGEREF _Toc230016420 \h</w:instrText>
+              <w:instrText>PAGEREF _Toc230621297 \h</w:instrText>
             </w:r>
             <w:r>
               <w:rPr>
@@ -5949,7 +5949,7 @@
               <w14:ligatures w14:val="standardContextual"/>
             </w:rPr>
           </w:pPr>
-          <w:hyperlink w:anchor="_Toc230016421" w:history="1">
+          <w:hyperlink w:anchor="_Toc230621298" w:history="1">
             <w:r>
               <w:rPr>
                 <w:rStyle w:val="a3"/>
@@ -5989,7 +5989,7 @@
                 <w:noProof/>
                 <w:webHidden/>
               </w:rPr>
-              <w:instrText>PAGEREF _Toc230016421 \h</w:instrText>
+              <w:instrText>PAGEREF _Toc230621298 \h</w:instrText>
             </w:r>
             <w:r>
               <w:rPr>
@@ -6047,7 +6047,7 @@
               <w14:ligatures w14:val="standardContextual"/>
             </w:rPr>
           </w:pPr>
-          <w:hyperlink w:anchor="_Toc230016422" w:history="1">
+          <w:hyperlink w:anchor="_Toc230621299" w:history="1">
             <w:r>
               <w:rPr>
                 <w:rStyle w:val="a3"/>
@@ -6087,7 +6087,7 @@
                 <w:noProof/>
                 <w:webHidden/>
               </w:rPr>
-              <w:instrText>PAGEREF _Toc230016422 \h</w:instrText>
+              <w:instrText>PAGEREF _Toc230621299 \h</w:instrText>
             </w:r>
             <w:r>
               <w:rPr>
@@ -6145,7 +6145,7 @@
               <w14:ligatures w14:val="standardContextual"/>
             </w:rPr>
           </w:pPr>
-          <w:hyperlink w:anchor="_Toc230016423" w:history="1">
+          <w:hyperlink w:anchor="_Toc230621300" w:history="1">
             <w:r>
               <w:rPr>
                 <w:rStyle w:val="a3"/>
@@ -6185,7 +6185,7 @@
                 <w:noProof/>
                 <w:webHidden/>
               </w:rPr>
-              <w:instrText>PAGEREF _Toc230016423 \h</w:instrText>
+              <w:instrText>PAGEREF _Toc230621300 \h</w:instrText>
             </w:r>
             <w:r>
               <w:rPr>
@@ -6243,7 +6243,7 @@
               <w14:ligatures w14:val="standardContextual"/>
             </w:rPr>
           </w:pPr>
-          <w:hyperlink w:anchor="_Toc230016424" w:history="1">
+          <w:hyperlink w:anchor="_Toc230621301" w:history="1">
             <w:r>
               <w:rPr>
                 <w:rStyle w:val="a3"/>
@@ -6283,7 +6283,7 @@
                 <w:noProof/>
                 <w:webHidden/>
               </w:rPr>
-              <w:instrText>PAGEREF _Toc230016424 \h</w:instrText>
+              <w:instrText>PAGEREF _Toc230621301 \h</w:instrText>
             </w:r>
             <w:r>
               <w:rPr>
@@ -6341,7 +6341,7 @@
               <w14:ligatures w14:val="standardContextual"/>
             </w:rPr>
           </w:pPr>
-          <w:hyperlink w:anchor="_Toc230016425" w:history="1">
+          <w:hyperlink w:anchor="_Toc230621302" w:history="1">
             <w:r>
               <w:rPr>
                 <w:rStyle w:val="a3"/>
@@ -6381,7 +6381,7 @@
                 <w:noProof/>
                 <w:webHidden/>
               </w:rPr>
-              <w:instrText>PAGEREF _Toc230016425 \h</w:instrText>
+              <w:instrText>PAGEREF _Toc230621302 \h</w:instrText>
             </w:r>
             <w:r>
               <w:rPr>
@@ -6439,7 +6439,7 @@
               <w14:ligatures w14:val="standardContextual"/>
             </w:rPr>
           </w:pPr>
-          <w:hyperlink w:anchor="_Toc230016426" w:history="1">
+          <w:hyperlink w:anchor="_Toc230621303" w:history="1">
             <w:r>
               <w:rPr>
                 <w:rStyle w:val="a3"/>
@@ -6479,7 +6479,7 @@
                 <w:noProof/>
                 <w:webHidden/>
               </w:rPr>
-              <w:instrText>PAGEREF _Toc230016426 \h</w:instrText>
+              <w:instrText>PAGEREF _Toc230621303 \h</w:instrText>
             </w:r>
             <w:r>
               <w:rPr>
@@ -6537,7 +6537,7 @@
               <w14:ligatures w14:val="standardContextual"/>
             </w:rPr>
           </w:pPr>
-          <w:hyperlink w:anchor="_Toc230016427" w:history="1">
+          <w:hyperlink w:anchor="_Toc230621304" w:history="1">
             <w:r>
               <w:rPr>
                 <w:rStyle w:val="a3"/>
@@ -6577,7 +6577,7 @@
                 <w:noProof/>
                 <w:webHidden/>
               </w:rPr>
-              <w:instrText>PAGEREF _Toc230016427 \h</w:instrText>
+              <w:instrText>PAGEREF _Toc230621304 \h</w:instrText>
             </w:r>
             <w:r>
               <w:rPr>
@@ -6635,7 +6635,7 @@
               <w14:ligatures w14:val="standardContextual"/>
             </w:rPr>
           </w:pPr>
-          <w:hyperlink w:anchor="_Toc230016428" w:history="1">
+          <w:hyperlink w:anchor="_Toc230621305" w:history="1">
             <w:r>
               <w:rPr>
                 <w:rStyle w:val="a3"/>
@@ -6675,7 +6675,7 @@
                 <w:noProof/>
                 <w:webHidden/>
               </w:rPr>
-              <w:instrText>PAGEREF _Toc230016428 \h</w:instrText>
+              <w:instrText>PAGEREF _Toc230621305 \h</w:instrText>
             </w:r>
             <w:r>
               <w:rPr>
@@ -6733,7 +6733,7 @@
               <w14:ligatures w14:val="standardContextual"/>
             </w:rPr>
           </w:pPr>
-          <w:hyperlink w:anchor="_Toc230016429" w:history="1">
+          <w:hyperlink w:anchor="_Toc230621306" w:history="1">
             <w:r>
               <w:rPr>
                 <w:rStyle w:val="a3"/>
@@ -6773,7 +6773,7 @@
                 <w:noProof/>
                 <w:webHidden/>
               </w:rPr>
-              <w:instrText>PAGEREF _Toc230016429 \h</w:instrText>
+              <w:instrText>PAGEREF _Toc230621306 \h</w:instrText>
             </w:r>
             <w:r>
               <w:rPr>
@@ -6831,7 +6831,7 @@
               <w14:ligatures w14:val="standardContextual"/>
             </w:rPr>
           </w:pPr>
-          <w:hyperlink w:anchor="_Toc230016430" w:history="1">
+          <w:hyperlink w:anchor="_Toc230621307" w:history="1">
             <w:r>
               <w:rPr>
                 <w:rStyle w:val="a3"/>
@@ -6871,7 +6871,7 @@
                 <w:noProof/>
                 <w:webHidden/>
               </w:rPr>
-              <w:instrText>PAGEREF _Toc230016430 \h</w:instrText>
+              <w:instrText>PAGEREF _Toc230621307 \h</w:instrText>
             </w:r>
             <w:r>
               <w:rPr>
@@ -6929,7 +6929,7 @@
               <w14:ligatures w14:val="standardContextual"/>
             </w:rPr>
           </w:pPr>
-          <w:hyperlink w:anchor="_Toc230016431" w:history="1">
+          <w:hyperlink w:anchor="_Toc230621308" w:history="1">
             <w:r>
               <w:rPr>
                 <w:rStyle w:val="a3"/>
@@ -6969,7 +6969,7 @@
                 <w:noProof/>
                 <w:webHidden/>
               </w:rPr>
-              <w:instrText>PAGEREF _Toc230016431 \h</w:instrText>
+              <w:instrText>PAGEREF _Toc230621308 \h</w:instrText>
             </w:r>
             <w:r>
               <w:rPr>
@@ -7027,7 +7027,7 @@
               <w14:ligatures w14:val="standardContextual"/>
             </w:rPr>
           </w:pPr>
-          <w:hyperlink w:anchor="_Toc230016432" w:history="1">
+          <w:hyperlink w:anchor="_Toc230621309" w:history="1">
             <w:r>
               <w:rPr>
                 <w:rStyle w:val="a3"/>
@@ -7067,7 +7067,7 @@
                 <w:noProof/>
                 <w:webHidden/>
               </w:rPr>
-              <w:instrText>PAGEREF _Toc230016432 \h</w:instrText>
+              <w:instrText>PAGEREF _Toc230621309 \h</w:instrText>
             </w:r>
             <w:r>
               <w:rPr>
@@ -7125,7 +7125,7 @@
               <w14:ligatures w14:val="standardContextual"/>
             </w:rPr>
           </w:pPr>
-          <w:hyperlink w:anchor="_Toc230016433" w:history="1">
+          <w:hyperlink w:anchor="_Toc230621310" w:history="1">
             <w:r>
               <w:rPr>
                 <w:rStyle w:val="a3"/>
@@ -7165,7 +7165,7 @@
                 <w:noProof/>
                 <w:webHidden/>
               </w:rPr>
-              <w:instrText>PAGEREF _Toc230016433 \h</w:instrText>
+              <w:instrText>PAGEREF _Toc230621310 \h</w:instrText>
             </w:r>
             <w:r>
               <w:rPr>
@@ -7223,7 +7223,7 @@
               <w14:ligatures w14:val="standardContextual"/>
             </w:rPr>
           </w:pPr>
-          <w:hyperlink w:anchor="_Toc230016434" w:history="1">
+          <w:hyperlink w:anchor="_Toc230621311" w:history="1">
             <w:r>
               <w:rPr>
                 <w:rStyle w:val="a3"/>
@@ -7263,7 +7263,7 @@
                 <w:noProof/>
                 <w:webHidden/>
               </w:rPr>
-              <w:instrText>PAGEREF _Toc230016434 \h</w:instrText>
+              <w:instrText>PAGEREF _Toc230621311 \h</w:instrText>
             </w:r>
             <w:r>
               <w:rPr>
@@ -7321,7 +7321,7 @@
               <w14:ligatures w14:val="standardContextual"/>
             </w:rPr>
           </w:pPr>
-          <w:hyperlink w:anchor="_Toc230016435" w:history="1">
+          <w:hyperlink w:anchor="_Toc230621312" w:history="1">
             <w:r>
               <w:rPr>
                 <w:rStyle w:val="a3"/>
@@ -7361,7 +7361,7 @@
                 <w:noProof/>
                 <w:webHidden/>
               </w:rPr>
-              <w:instrText>PAGEREF _Toc230016435 \h</w:instrText>
+              <w:instrText>PAGEREF _Toc230621312 \h</w:instrText>
             </w:r>
             <w:r>
               <w:rPr>
@@ -7419,7 +7419,7 @@
               <w14:ligatures w14:val="standardContextual"/>
             </w:rPr>
           </w:pPr>
-          <w:hyperlink w:anchor="_Toc230016436" w:history="1">
+          <w:hyperlink w:anchor="_Toc230621313" w:history="1">
             <w:r>
               <w:rPr>
                 <w:rStyle w:val="a3"/>
@@ -7459,7 +7459,7 @@
                 <w:noProof/>
                 <w:webHidden/>
               </w:rPr>
-              <w:instrText>PAGEREF _Toc230016436 \h</w:instrText>
+              <w:instrText>PAGEREF _Toc230621313 \h</w:instrText>
             </w:r>
             <w:r>
               <w:rPr>
@@ -7517,7 +7517,7 @@
               <w14:ligatures w14:val="standardContextual"/>
             </w:rPr>
           </w:pPr>
-          <w:hyperlink w:anchor="_Toc230016437" w:history="1">
+          <w:hyperlink w:anchor="_Toc230621314" w:history="1">
             <w:r>
               <w:rPr>
                 <w:rStyle w:val="a3"/>
@@ -7557,7 +7557,7 @@
                 <w:noProof/>
                 <w:webHidden/>
               </w:rPr>
-              <w:instrText>PAGEREF _Toc230016437 \h</w:instrText>
+              <w:instrText>PAGEREF _Toc230621314 \h</w:instrText>
             </w:r>
             <w:r>
               <w:rPr>
@@ -7615,7 +7615,7 @@
               <w14:ligatures w14:val="standardContextual"/>
             </w:rPr>
           </w:pPr>
-          <w:hyperlink w:anchor="_Toc230016438" w:history="1">
+          <w:hyperlink w:anchor="_Toc230621315" w:history="1">
             <w:r>
               <w:rPr>
                 <w:rStyle w:val="a3"/>
@@ -7655,7 +7655,7 @@
                 <w:noProof/>
                 <w:webHidden/>
               </w:rPr>
-              <w:instrText>PAGEREF _Toc230016438 \h</w:instrText>
+              <w:instrText>PAGEREF _Toc230621315 \h</w:instrText>
             </w:r>
             <w:r>
               <w:rPr>
@@ -7713,7 +7713,7 @@
               <w14:ligatures w14:val="standardContextual"/>
             </w:rPr>
           </w:pPr>
-          <w:hyperlink w:anchor="_Toc230016439" w:history="1">
+          <w:hyperlink w:anchor="_Toc230621316" w:history="1">
             <w:r>
               <w:rPr>
                 <w:rStyle w:val="a3"/>
@@ -7753,7 +7753,7 @@
                 <w:noProof/>
                 <w:webHidden/>
               </w:rPr>
-              <w:instrText>PAGEREF _Toc230016439 \h</w:instrText>
+              <w:instrText>PAGEREF _Toc230621316 \h</w:instrText>
             </w:r>
             <w:r>
               <w:rPr>
@@ -7811,7 +7811,7 @@
               <w14:ligatures w14:val="standardContextual"/>
             </w:rPr>
           </w:pPr>
-          <w:hyperlink w:anchor="_Toc230016440" w:history="1">
+          <w:hyperlink w:anchor="_Toc230621317" w:history="1">
             <w:r>
               <w:rPr>
                 <w:rStyle w:val="a3"/>
@@ -7851,7 +7851,7 @@
                 <w:noProof/>
                 <w:webHidden/>
               </w:rPr>
-              <w:instrText>PAGEREF _Toc230016440 \h</w:instrText>
+              <w:instrText>PAGEREF _Toc230621317 \h</w:instrText>
             </w:r>
             <w:r>
               <w:rPr>
@@ -7909,7 +7909,7 @@
               <w14:ligatures w14:val="standardContextual"/>
             </w:rPr>
           </w:pPr>
-          <w:hyperlink w:anchor="_Toc230016441" w:history="1">
+          <w:hyperlink w:anchor="_Toc230621318" w:history="1">
             <w:r>
               <w:rPr>
                 <w:rStyle w:val="a3"/>
@@ -7949,7 +7949,7 @@
                 <w:noProof/>
                 <w:webHidden/>
               </w:rPr>
-              <w:instrText>PAGEREF _Toc230016441 \h</w:instrText>
+              <w:instrText>PAGEREF _Toc230621318 \h</w:instrText>
             </w:r>
             <w:r>
               <w:rPr>
@@ -8007,7 +8007,7 @@
               <w14:ligatures w14:val="standardContextual"/>
             </w:rPr>
           </w:pPr>
-          <w:hyperlink w:anchor="_Toc230016442" w:history="1">
+          <w:hyperlink w:anchor="_Toc230621319" w:history="1">
             <w:r>
               <w:rPr>
                 <w:rStyle w:val="a3"/>
@@ -8047,7 +8047,7 @@
                 <w:noProof/>
                 <w:webHidden/>
               </w:rPr>
-              <w:instrText>PAGEREF _Toc230016442 \h</w:instrText>
+              <w:instrText>PAGEREF _Toc230621319 \h</w:instrText>
             </w:r>
             <w:r>
               <w:rPr>
@@ -8105,7 +8105,7 @@
               <w14:ligatures w14:val="standardContextual"/>
             </w:rPr>
           </w:pPr>
-          <w:hyperlink w:anchor="_Toc230016443" w:history="1">
+          <w:hyperlink w:anchor="_Toc230621320" w:history="1">
             <w:r>
               <w:rPr>
                 <w:rStyle w:val="a3"/>
@@ -8145,7 +8145,7 @@
                 <w:noProof/>
                 <w:webHidden/>
               </w:rPr>
-              <w:instrText>PAGEREF _Toc230016443 \h</w:instrText>
+              <w:instrText>PAGEREF _Toc230621320 \h</w:instrText>
             </w:r>
             <w:r>
               <w:rPr>
@@ -8203,7 +8203,7 @@
               <w14:ligatures w14:val="standardContextual"/>
             </w:rPr>
           </w:pPr>
-          <w:hyperlink w:anchor="_Toc230016444" w:history="1">
+          <w:hyperlink w:anchor="_Toc230621321" w:history="1">
             <w:r>
               <w:rPr>
                 <w:rStyle w:val="a3"/>
@@ -8243,7 +8243,7 @@
                 <w:noProof/>
                 <w:webHidden/>
               </w:rPr>
-              <w:instrText>PAGEREF _Toc230016444 \h</w:instrText>
+              <w:instrText>PAGEREF _Toc230621321 \h</w:instrText>
             </w:r>
             <w:r>
               <w:rPr>
@@ -8301,7 +8301,7 @@
               <w14:ligatures w14:val="standardContextual"/>
             </w:rPr>
           </w:pPr>
-          <w:hyperlink w:anchor="_Toc230016445" w:history="1">
+          <w:hyperlink w:anchor="_Toc230621322" w:history="1">
             <w:r>
               <w:rPr>
                 <w:rStyle w:val="a3"/>
@@ -8341,7 +8341,7 @@
                 <w:noProof/>
                 <w:webHidden/>
               </w:rPr>
-              <w:instrText>PAGEREF _Toc230016445 \h</w:instrText>
+              <w:instrText>PAGEREF _Toc230621322 \h</w:instrText>
             </w:r>
             <w:r>
               <w:rPr>
@@ -8399,7 +8399,7 @@
               <w14:ligatures w14:val="standardContextual"/>
             </w:rPr>
           </w:pPr>
-          <w:hyperlink w:anchor="_Toc230016446" w:history="1">
+          <w:hyperlink w:anchor="_Toc230621323" w:history="1">
             <w:r>
               <w:rPr>
                 <w:rStyle w:val="a3"/>
@@ -8439,7 +8439,7 @@
                 <w:noProof/>
                 <w:webHidden/>
               </w:rPr>
-              <w:instrText>PAGEREF _Toc230016446 \h</w:instrText>
+              <w:instrText>PAGEREF _Toc230621323 \h</w:instrText>
             </w:r>
             <w:r>
               <w:rPr>
@@ -8497,7 +8497,7 @@
               <w14:ligatures w14:val="standardContextual"/>
             </w:rPr>
           </w:pPr>
-          <w:hyperlink w:anchor="_Toc230016447" w:history="1">
+          <w:hyperlink w:anchor="_Toc230621324" w:history="1">
             <w:r>
               <w:rPr>
                 <w:rStyle w:val="a3"/>
@@ -8537,7 +8537,7 @@
                 <w:noProof/>
                 <w:webHidden/>
               </w:rPr>
-              <w:instrText>PAGEREF _Toc230016447 \h</w:instrText>
+              <w:instrText>PAGEREF _Toc230621324 \h</w:instrText>
             </w:r>
             <w:r>
               <w:rPr>
@@ -8595,7 +8595,7 @@
               <w14:ligatures w14:val="standardContextual"/>
             </w:rPr>
           </w:pPr>
-          <w:hyperlink w:anchor="_Toc230016448" w:history="1">
+          <w:hyperlink w:anchor="_Toc230621325" w:history="1">
             <w:r>
               <w:rPr>
                 <w:rStyle w:val="a3"/>
@@ -8635,7 +8635,7 @@
                 <w:noProof/>
                 <w:webHidden/>
               </w:rPr>
-              <w:instrText>PAGEREF _Toc230016448 \h</w:instrText>
+              <w:instrText>PAGEREF _Toc230621325 \h</w:instrText>
             </w:r>
             <w:r>
               <w:rPr>
@@ -8667,6 +8667,692 @@
                 <w:webHidden/>
               </w:rPr>
               <w:t>27</w:t>
+            </w:r>
+            <w:r>
+              <w:rPr>
+                <w:rFonts w:ascii="宋体" w:eastAsia="宋体" w:hAnsi="宋体" w:hint="eastAsia"/>
+                <w:noProof/>
+                <w:webHidden/>
+              </w:rPr>
+              <w:fldChar w:fldCharType="end"/>
+            </w:r>
+          </w:hyperlink>
+        </w:p>
+        <w:p>
+          <w:pPr>
+            <w:pStyle w:val="TOC3"/>
+            <w:tabs>
+              <w:tab w:val="right" w:leader="dot" w:pos="8296"/>
+            </w:tabs>
+            <w:rPr>
+              <w:rFonts w:ascii="宋体" w:eastAsia="宋体" w:hAnsi="宋体" w:hint="eastAsia"/>
+              <w:noProof/>
+              <w:sz w:val="22"/>
+              <w:szCs w:val="24"/>
+              <w:lang w:val="en-US"/>
+              <w14:ligatures w14:val="standardContextual"/>
+            </w:rPr>
+          </w:pPr>
+          <w:hyperlink w:anchor="_Toc230621326" w:history="1">
+            <w:r>
+              <w:rPr>
+                <w:rStyle w:val="a3"/>
+                <w:rFonts w:ascii="宋体" w:eastAsia="宋体" w:hAnsi="宋体"/>
+                <w:noProof/>
+                <w:lang w:val="en-US"/>
+              </w:rPr>
+              <w:t>（二）维和行动</w:t>
+            </w:r>
+            <w:r>
+              <w:rPr>
+                <w:rFonts w:ascii="宋体" w:eastAsia="宋体" w:hAnsi="宋体" w:hint="eastAsia"/>
+                <w:noProof/>
+                <w:webHidden/>
+              </w:rPr>
+              <w:tab/>
+            </w:r>
+            <w:r>
+              <w:rPr>
+                <w:rFonts w:ascii="宋体" w:eastAsia="宋体" w:hAnsi="宋体" w:hint="eastAsia"/>
+                <w:noProof/>
+                <w:webHidden/>
+              </w:rPr>
+              <w:fldChar w:fldCharType="begin"/>
+            </w:r>
+            <w:r>
+              <w:rPr>
+                <w:rFonts w:ascii="宋体" w:eastAsia="宋体" w:hAnsi="宋体" w:hint="eastAsia"/>
+                <w:noProof/>
+                <w:webHidden/>
+              </w:rPr>
+              <w:instrText xml:space="preserve"> </w:instrText>
+            </w:r>
+            <w:r>
+              <w:rPr>
+                <w:rFonts w:ascii="宋体" w:eastAsia="宋体" w:hAnsi="宋体"/>
+                <w:noProof/>
+                <w:webHidden/>
+              </w:rPr>
+              <w:instrText>PAGEREF _Toc230621326 \h</w:instrText>
+            </w:r>
+            <w:r>
+              <w:rPr>
+                <w:rFonts w:ascii="宋体" w:eastAsia="宋体" w:hAnsi="宋体" w:hint="eastAsia"/>
+                <w:noProof/>
+                <w:webHidden/>
+              </w:rPr>
+              <w:instrText xml:space="preserve"> </w:instrText>
+            </w:r>
+            <w:r>
+              <w:rPr>
+                <w:rFonts w:ascii="宋体" w:eastAsia="宋体" w:hAnsi="宋体" w:hint="eastAsia"/>
+                <w:noProof/>
+                <w:webHidden/>
+              </w:rPr>
+            </w:r>
+            <w:r>
+              <w:rPr>
+                <w:rFonts w:ascii="宋体" w:eastAsia="宋体" w:hAnsi="宋体" w:hint="eastAsia"/>
+                <w:noProof/>
+                <w:webHidden/>
+              </w:rPr>
+              <w:fldChar w:fldCharType="separate"/>
+            </w:r>
+            <w:r>
+              <w:rPr>
+                <w:rFonts w:ascii="宋体" w:eastAsia="宋体" w:hAnsi="宋体" w:hint="eastAsia"/>
+                <w:noProof/>
+                <w:webHidden/>
+              </w:rPr>
+              <w:t>27</w:t>
+            </w:r>
+            <w:r>
+              <w:rPr>
+                <w:rFonts w:ascii="宋体" w:eastAsia="宋体" w:hAnsi="宋体" w:hint="eastAsia"/>
+                <w:noProof/>
+                <w:webHidden/>
+              </w:rPr>
+              <w:fldChar w:fldCharType="end"/>
+            </w:r>
+          </w:hyperlink>
+        </w:p>
+        <w:p>
+          <w:pPr>
+            <w:pStyle w:val="TOC1"/>
+            <w:tabs>
+              <w:tab w:val="right" w:leader="dot" w:pos="8296"/>
+            </w:tabs>
+            <w:rPr>
+              <w:rFonts w:ascii="宋体" w:eastAsia="宋体" w:hAnsi="宋体" w:hint="eastAsia"/>
+              <w:noProof/>
+              <w:sz w:val="22"/>
+              <w:szCs w:val="24"/>
+              <w:lang w:val="en-US"/>
+              <w14:ligatures w14:val="standardContextual"/>
+            </w:rPr>
+          </w:pPr>
+          <w:hyperlink w:anchor="_Toc230621327" w:history="1">
+            <w:r>
+              <w:rPr>
+                <w:rStyle w:val="a3"/>
+                <w:rFonts w:ascii="宋体" w:eastAsia="宋体" w:hAnsi="宋体"/>
+                <w:noProof/>
+                <w:lang w:val="en-US"/>
+              </w:rPr>
+              <w:t>第八讲 国际规范与安全共同体</w:t>
+            </w:r>
+            <w:r>
+              <w:rPr>
+                <w:rFonts w:ascii="宋体" w:eastAsia="宋体" w:hAnsi="宋体" w:hint="eastAsia"/>
+                <w:noProof/>
+                <w:webHidden/>
+              </w:rPr>
+              <w:tab/>
+            </w:r>
+            <w:r>
+              <w:rPr>
+                <w:rFonts w:ascii="宋体" w:eastAsia="宋体" w:hAnsi="宋体" w:hint="eastAsia"/>
+                <w:noProof/>
+                <w:webHidden/>
+              </w:rPr>
+              <w:fldChar w:fldCharType="begin"/>
+            </w:r>
+            <w:r>
+              <w:rPr>
+                <w:rFonts w:ascii="宋体" w:eastAsia="宋体" w:hAnsi="宋体" w:hint="eastAsia"/>
+                <w:noProof/>
+                <w:webHidden/>
+              </w:rPr>
+              <w:instrText xml:space="preserve"> </w:instrText>
+            </w:r>
+            <w:r>
+              <w:rPr>
+                <w:rFonts w:ascii="宋体" w:eastAsia="宋体" w:hAnsi="宋体"/>
+                <w:noProof/>
+                <w:webHidden/>
+              </w:rPr>
+              <w:instrText>PAGEREF _Toc230621327 \h</w:instrText>
+            </w:r>
+            <w:r>
+              <w:rPr>
+                <w:rFonts w:ascii="宋体" w:eastAsia="宋体" w:hAnsi="宋体" w:hint="eastAsia"/>
+                <w:noProof/>
+                <w:webHidden/>
+              </w:rPr>
+              <w:instrText xml:space="preserve"> </w:instrText>
+            </w:r>
+            <w:r>
+              <w:rPr>
+                <w:rFonts w:ascii="宋体" w:eastAsia="宋体" w:hAnsi="宋体" w:hint="eastAsia"/>
+                <w:noProof/>
+                <w:webHidden/>
+              </w:rPr>
+            </w:r>
+            <w:r>
+              <w:rPr>
+                <w:rFonts w:ascii="宋体" w:eastAsia="宋体" w:hAnsi="宋体" w:hint="eastAsia"/>
+                <w:noProof/>
+                <w:webHidden/>
+              </w:rPr>
+              <w:fldChar w:fldCharType="separate"/>
+            </w:r>
+            <w:r>
+              <w:rPr>
+                <w:rFonts w:ascii="宋体" w:eastAsia="宋体" w:hAnsi="宋体" w:hint="eastAsia"/>
+                <w:noProof/>
+                <w:webHidden/>
+              </w:rPr>
+              <w:t>28</w:t>
+            </w:r>
+            <w:r>
+              <w:rPr>
+                <w:rFonts w:ascii="宋体" w:eastAsia="宋体" w:hAnsi="宋体" w:hint="eastAsia"/>
+                <w:noProof/>
+                <w:webHidden/>
+              </w:rPr>
+              <w:fldChar w:fldCharType="end"/>
+            </w:r>
+          </w:hyperlink>
+        </w:p>
+        <w:p>
+          <w:pPr>
+            <w:pStyle w:val="TOC2"/>
+            <w:tabs>
+              <w:tab w:val="right" w:leader="dot" w:pos="8296"/>
+            </w:tabs>
+            <w:rPr>
+              <w:rFonts w:ascii="宋体" w:eastAsia="宋体" w:hAnsi="宋体" w:hint="eastAsia"/>
+              <w:noProof/>
+              <w:sz w:val="22"/>
+              <w:szCs w:val="24"/>
+              <w:lang w:val="en-US"/>
+              <w14:ligatures w14:val="standardContextual"/>
+            </w:rPr>
+          </w:pPr>
+          <w:hyperlink w:anchor="_Toc230621328" w:history="1">
+            <w:r>
+              <w:rPr>
+                <w:rStyle w:val="a3"/>
+                <w:rFonts w:ascii="宋体" w:eastAsia="宋体" w:hAnsi="宋体"/>
+                <w:noProof/>
+                <w:lang w:val="en-US"/>
+              </w:rPr>
+              <w:t>一、安全共同体</w:t>
+            </w:r>
+            <w:r>
+              <w:rPr>
+                <w:rFonts w:ascii="宋体" w:eastAsia="宋体" w:hAnsi="宋体" w:hint="eastAsia"/>
+                <w:noProof/>
+                <w:webHidden/>
+              </w:rPr>
+              <w:tab/>
+            </w:r>
+            <w:r>
+              <w:rPr>
+                <w:rFonts w:ascii="宋体" w:eastAsia="宋体" w:hAnsi="宋体" w:hint="eastAsia"/>
+                <w:noProof/>
+                <w:webHidden/>
+              </w:rPr>
+              <w:fldChar w:fldCharType="begin"/>
+            </w:r>
+            <w:r>
+              <w:rPr>
+                <w:rFonts w:ascii="宋体" w:eastAsia="宋体" w:hAnsi="宋体" w:hint="eastAsia"/>
+                <w:noProof/>
+                <w:webHidden/>
+              </w:rPr>
+              <w:instrText xml:space="preserve"> </w:instrText>
+            </w:r>
+            <w:r>
+              <w:rPr>
+                <w:rFonts w:ascii="宋体" w:eastAsia="宋体" w:hAnsi="宋体"/>
+                <w:noProof/>
+                <w:webHidden/>
+              </w:rPr>
+              <w:instrText>PAGEREF _Toc230621328 \h</w:instrText>
+            </w:r>
+            <w:r>
+              <w:rPr>
+                <w:rFonts w:ascii="宋体" w:eastAsia="宋体" w:hAnsi="宋体" w:hint="eastAsia"/>
+                <w:noProof/>
+                <w:webHidden/>
+              </w:rPr>
+              <w:instrText xml:space="preserve"> </w:instrText>
+            </w:r>
+            <w:r>
+              <w:rPr>
+                <w:rFonts w:ascii="宋体" w:eastAsia="宋体" w:hAnsi="宋体" w:hint="eastAsia"/>
+                <w:noProof/>
+                <w:webHidden/>
+              </w:rPr>
+            </w:r>
+            <w:r>
+              <w:rPr>
+                <w:rFonts w:ascii="宋体" w:eastAsia="宋体" w:hAnsi="宋体" w:hint="eastAsia"/>
+                <w:noProof/>
+                <w:webHidden/>
+              </w:rPr>
+              <w:fldChar w:fldCharType="separate"/>
+            </w:r>
+            <w:r>
+              <w:rPr>
+                <w:rFonts w:ascii="宋体" w:eastAsia="宋体" w:hAnsi="宋体" w:hint="eastAsia"/>
+                <w:noProof/>
+                <w:webHidden/>
+              </w:rPr>
+              <w:t>28</w:t>
+            </w:r>
+            <w:r>
+              <w:rPr>
+                <w:rFonts w:ascii="宋体" w:eastAsia="宋体" w:hAnsi="宋体" w:hint="eastAsia"/>
+                <w:noProof/>
+                <w:webHidden/>
+              </w:rPr>
+              <w:fldChar w:fldCharType="end"/>
+            </w:r>
+          </w:hyperlink>
+        </w:p>
+        <w:p>
+          <w:pPr>
+            <w:pStyle w:val="TOC3"/>
+            <w:tabs>
+              <w:tab w:val="right" w:leader="dot" w:pos="8296"/>
+            </w:tabs>
+            <w:rPr>
+              <w:rFonts w:ascii="宋体" w:eastAsia="宋体" w:hAnsi="宋体" w:hint="eastAsia"/>
+              <w:noProof/>
+              <w:sz w:val="22"/>
+              <w:szCs w:val="24"/>
+              <w:lang w:val="en-US"/>
+              <w14:ligatures w14:val="standardContextual"/>
+            </w:rPr>
+          </w:pPr>
+          <w:hyperlink w:anchor="_Toc230621329" w:history="1">
+            <w:r>
+              <w:rPr>
+                <w:rStyle w:val="a3"/>
+                <w:rFonts w:ascii="宋体" w:eastAsia="宋体" w:hAnsi="宋体"/>
+                <w:noProof/>
+                <w:lang w:val="en-US"/>
+              </w:rPr>
+              <w:t>（一）共同体与安全共同体</w:t>
+            </w:r>
+            <w:r>
+              <w:rPr>
+                <w:rFonts w:ascii="宋体" w:eastAsia="宋体" w:hAnsi="宋体" w:hint="eastAsia"/>
+                <w:noProof/>
+                <w:webHidden/>
+              </w:rPr>
+              <w:tab/>
+            </w:r>
+            <w:r>
+              <w:rPr>
+                <w:rFonts w:ascii="宋体" w:eastAsia="宋体" w:hAnsi="宋体" w:hint="eastAsia"/>
+                <w:noProof/>
+                <w:webHidden/>
+              </w:rPr>
+              <w:fldChar w:fldCharType="begin"/>
+            </w:r>
+            <w:r>
+              <w:rPr>
+                <w:rFonts w:ascii="宋体" w:eastAsia="宋体" w:hAnsi="宋体" w:hint="eastAsia"/>
+                <w:noProof/>
+                <w:webHidden/>
+              </w:rPr>
+              <w:instrText xml:space="preserve"> </w:instrText>
+            </w:r>
+            <w:r>
+              <w:rPr>
+                <w:rFonts w:ascii="宋体" w:eastAsia="宋体" w:hAnsi="宋体"/>
+                <w:noProof/>
+                <w:webHidden/>
+              </w:rPr>
+              <w:instrText>PAGEREF _Toc230621329 \h</w:instrText>
+            </w:r>
+            <w:r>
+              <w:rPr>
+                <w:rFonts w:ascii="宋体" w:eastAsia="宋体" w:hAnsi="宋体" w:hint="eastAsia"/>
+                <w:noProof/>
+                <w:webHidden/>
+              </w:rPr>
+              <w:instrText xml:space="preserve"> </w:instrText>
+            </w:r>
+            <w:r>
+              <w:rPr>
+                <w:rFonts w:ascii="宋体" w:eastAsia="宋体" w:hAnsi="宋体" w:hint="eastAsia"/>
+                <w:noProof/>
+                <w:webHidden/>
+              </w:rPr>
+            </w:r>
+            <w:r>
+              <w:rPr>
+                <w:rFonts w:ascii="宋体" w:eastAsia="宋体" w:hAnsi="宋体" w:hint="eastAsia"/>
+                <w:noProof/>
+                <w:webHidden/>
+              </w:rPr>
+              <w:fldChar w:fldCharType="separate"/>
+            </w:r>
+            <w:r>
+              <w:rPr>
+                <w:rFonts w:ascii="宋体" w:eastAsia="宋体" w:hAnsi="宋体" w:hint="eastAsia"/>
+                <w:noProof/>
+                <w:webHidden/>
+              </w:rPr>
+              <w:t>28</w:t>
+            </w:r>
+            <w:r>
+              <w:rPr>
+                <w:rFonts w:ascii="宋体" w:eastAsia="宋体" w:hAnsi="宋体" w:hint="eastAsia"/>
+                <w:noProof/>
+                <w:webHidden/>
+              </w:rPr>
+              <w:fldChar w:fldCharType="end"/>
+            </w:r>
+          </w:hyperlink>
+        </w:p>
+        <w:p>
+          <w:pPr>
+            <w:pStyle w:val="TOC3"/>
+            <w:tabs>
+              <w:tab w:val="right" w:leader="dot" w:pos="8296"/>
+            </w:tabs>
+            <w:rPr>
+              <w:rFonts w:ascii="宋体" w:eastAsia="宋体" w:hAnsi="宋体" w:hint="eastAsia"/>
+              <w:noProof/>
+              <w:sz w:val="22"/>
+              <w:szCs w:val="24"/>
+              <w:lang w:val="en-US"/>
+              <w14:ligatures w14:val="standardContextual"/>
+            </w:rPr>
+          </w:pPr>
+          <w:hyperlink w:anchor="_Toc230621330" w:history="1">
+            <w:r>
+              <w:rPr>
+                <w:rStyle w:val="a3"/>
+                <w:rFonts w:ascii="宋体" w:eastAsia="宋体" w:hAnsi="宋体"/>
+                <w:noProof/>
+                <w:lang w:val="en-US"/>
+              </w:rPr>
+              <w:t>（二）安全共同体发展的动力机制（形成）</w:t>
+            </w:r>
+            <w:r>
+              <w:rPr>
+                <w:rFonts w:ascii="宋体" w:eastAsia="宋体" w:hAnsi="宋体" w:hint="eastAsia"/>
+                <w:noProof/>
+                <w:webHidden/>
+              </w:rPr>
+              <w:tab/>
+            </w:r>
+            <w:r>
+              <w:rPr>
+                <w:rFonts w:ascii="宋体" w:eastAsia="宋体" w:hAnsi="宋体" w:hint="eastAsia"/>
+                <w:noProof/>
+                <w:webHidden/>
+              </w:rPr>
+              <w:fldChar w:fldCharType="begin"/>
+            </w:r>
+            <w:r>
+              <w:rPr>
+                <w:rFonts w:ascii="宋体" w:eastAsia="宋体" w:hAnsi="宋体" w:hint="eastAsia"/>
+                <w:noProof/>
+                <w:webHidden/>
+              </w:rPr>
+              <w:instrText xml:space="preserve"> </w:instrText>
+            </w:r>
+            <w:r>
+              <w:rPr>
+                <w:rFonts w:ascii="宋体" w:eastAsia="宋体" w:hAnsi="宋体"/>
+                <w:noProof/>
+                <w:webHidden/>
+              </w:rPr>
+              <w:instrText>PAGEREF _Toc230621330 \h</w:instrText>
+            </w:r>
+            <w:r>
+              <w:rPr>
+                <w:rFonts w:ascii="宋体" w:eastAsia="宋体" w:hAnsi="宋体" w:hint="eastAsia"/>
+                <w:noProof/>
+                <w:webHidden/>
+              </w:rPr>
+              <w:instrText xml:space="preserve"> </w:instrText>
+            </w:r>
+            <w:r>
+              <w:rPr>
+                <w:rFonts w:ascii="宋体" w:eastAsia="宋体" w:hAnsi="宋体" w:hint="eastAsia"/>
+                <w:noProof/>
+                <w:webHidden/>
+              </w:rPr>
+            </w:r>
+            <w:r>
+              <w:rPr>
+                <w:rFonts w:ascii="宋体" w:eastAsia="宋体" w:hAnsi="宋体" w:hint="eastAsia"/>
+                <w:noProof/>
+                <w:webHidden/>
+              </w:rPr>
+              <w:fldChar w:fldCharType="separate"/>
+            </w:r>
+            <w:r>
+              <w:rPr>
+                <w:rFonts w:ascii="宋体" w:eastAsia="宋体" w:hAnsi="宋体" w:hint="eastAsia"/>
+                <w:noProof/>
+                <w:webHidden/>
+              </w:rPr>
+              <w:t>29</w:t>
+            </w:r>
+            <w:r>
+              <w:rPr>
+                <w:rFonts w:ascii="宋体" w:eastAsia="宋体" w:hAnsi="宋体" w:hint="eastAsia"/>
+                <w:noProof/>
+                <w:webHidden/>
+              </w:rPr>
+              <w:fldChar w:fldCharType="end"/>
+            </w:r>
+          </w:hyperlink>
+        </w:p>
+        <w:p>
+          <w:pPr>
+            <w:pStyle w:val="TOC3"/>
+            <w:tabs>
+              <w:tab w:val="right" w:leader="dot" w:pos="8296"/>
+            </w:tabs>
+            <w:rPr>
+              <w:rFonts w:ascii="宋体" w:eastAsia="宋体" w:hAnsi="宋体" w:hint="eastAsia"/>
+              <w:noProof/>
+              <w:sz w:val="22"/>
+              <w:szCs w:val="24"/>
+              <w:lang w:val="en-US"/>
+              <w14:ligatures w14:val="standardContextual"/>
+            </w:rPr>
+          </w:pPr>
+          <w:hyperlink w:anchor="_Toc230621331" w:history="1">
+            <w:r>
+              <w:rPr>
+                <w:rStyle w:val="a3"/>
+                <w:rFonts w:ascii="宋体" w:eastAsia="宋体" w:hAnsi="宋体"/>
+                <w:noProof/>
+                <w:lang w:val="en-US"/>
+              </w:rPr>
+              <w:t>（三）安全共同体的进化/生命周期</w:t>
+            </w:r>
+            <w:r>
+              <w:rPr>
+                <w:rFonts w:ascii="宋体" w:eastAsia="宋体" w:hAnsi="宋体" w:hint="eastAsia"/>
+                <w:noProof/>
+                <w:webHidden/>
+              </w:rPr>
+              <w:tab/>
+            </w:r>
+            <w:r>
+              <w:rPr>
+                <w:rFonts w:ascii="宋体" w:eastAsia="宋体" w:hAnsi="宋体" w:hint="eastAsia"/>
+                <w:noProof/>
+                <w:webHidden/>
+              </w:rPr>
+              <w:fldChar w:fldCharType="begin"/>
+            </w:r>
+            <w:r>
+              <w:rPr>
+                <w:rFonts w:ascii="宋体" w:eastAsia="宋体" w:hAnsi="宋体" w:hint="eastAsia"/>
+                <w:noProof/>
+                <w:webHidden/>
+              </w:rPr>
+              <w:instrText xml:space="preserve"> </w:instrText>
+            </w:r>
+            <w:r>
+              <w:rPr>
+                <w:rFonts w:ascii="宋体" w:eastAsia="宋体" w:hAnsi="宋体"/>
+                <w:noProof/>
+                <w:webHidden/>
+              </w:rPr>
+              <w:instrText>PAGEREF _Toc230621331 \h</w:instrText>
+            </w:r>
+            <w:r>
+              <w:rPr>
+                <w:rFonts w:ascii="宋体" w:eastAsia="宋体" w:hAnsi="宋体" w:hint="eastAsia"/>
+                <w:noProof/>
+                <w:webHidden/>
+              </w:rPr>
+              <w:instrText xml:space="preserve"> </w:instrText>
+            </w:r>
+            <w:r>
+              <w:rPr>
+                <w:rFonts w:ascii="宋体" w:eastAsia="宋体" w:hAnsi="宋体" w:hint="eastAsia"/>
+                <w:noProof/>
+                <w:webHidden/>
+              </w:rPr>
+            </w:r>
+            <w:r>
+              <w:rPr>
+                <w:rFonts w:ascii="宋体" w:eastAsia="宋体" w:hAnsi="宋体" w:hint="eastAsia"/>
+                <w:noProof/>
+                <w:webHidden/>
+              </w:rPr>
+              <w:fldChar w:fldCharType="separate"/>
+            </w:r>
+            <w:r>
+              <w:rPr>
+                <w:rFonts w:ascii="宋体" w:eastAsia="宋体" w:hAnsi="宋体" w:hint="eastAsia"/>
+                <w:noProof/>
+                <w:webHidden/>
+              </w:rPr>
+              <w:t>29</w:t>
+            </w:r>
+            <w:r>
+              <w:rPr>
+                <w:rFonts w:ascii="宋体" w:eastAsia="宋体" w:hAnsi="宋体" w:hint="eastAsia"/>
+                <w:noProof/>
+                <w:webHidden/>
+              </w:rPr>
+              <w:fldChar w:fldCharType="end"/>
+            </w:r>
+          </w:hyperlink>
+        </w:p>
+        <w:p>
+          <w:pPr>
+            <w:pStyle w:val="TOC3"/>
+            <w:tabs>
+              <w:tab w:val="right" w:leader="dot" w:pos="8296"/>
+            </w:tabs>
+            <w:rPr>
+              <w:rFonts w:ascii="宋体" w:eastAsia="宋体" w:hAnsi="宋体" w:hint="eastAsia"/>
+              <w:noProof/>
+              <w:sz w:val="22"/>
+              <w:szCs w:val="24"/>
+              <w:lang w:val="en-US"/>
+              <w14:ligatures w14:val="standardContextual"/>
+            </w:rPr>
+          </w:pPr>
+          <w:hyperlink w:anchor="_Toc230621332" w:history="1">
+            <w:r>
+              <w:rPr>
+                <w:rStyle w:val="a3"/>
+                <w:rFonts w:ascii="宋体" w:eastAsia="宋体" w:hAnsi="宋体"/>
+                <w:noProof/>
+                <w:lang w:val="en-US"/>
+              </w:rPr>
+              <w:t>（四）构建安全共同体的案例</w:t>
+            </w:r>
+            <w:r>
+              <w:rPr>
+                <w:rFonts w:ascii="宋体" w:eastAsia="宋体" w:hAnsi="宋体" w:hint="eastAsia"/>
+                <w:noProof/>
+                <w:webHidden/>
+              </w:rPr>
+              <w:tab/>
+            </w:r>
+            <w:r>
+              <w:rPr>
+                <w:rFonts w:ascii="宋体" w:eastAsia="宋体" w:hAnsi="宋体" w:hint="eastAsia"/>
+                <w:noProof/>
+                <w:webHidden/>
+              </w:rPr>
+              <w:fldChar w:fldCharType="begin"/>
+            </w:r>
+            <w:r>
+              <w:rPr>
+                <w:rFonts w:ascii="宋体" w:eastAsia="宋体" w:hAnsi="宋体" w:hint="eastAsia"/>
+                <w:noProof/>
+                <w:webHidden/>
+              </w:rPr>
+              <w:instrText xml:space="preserve"> </w:instrText>
+            </w:r>
+            <w:r>
+              <w:rPr>
+                <w:rFonts w:ascii="宋体" w:eastAsia="宋体" w:hAnsi="宋体"/>
+                <w:noProof/>
+                <w:webHidden/>
+              </w:rPr>
+              <w:instrText>PAGEREF _Toc230621332 \h</w:instrText>
+            </w:r>
+            <w:r>
+              <w:rPr>
+                <w:rFonts w:ascii="宋体" w:eastAsia="宋体" w:hAnsi="宋体" w:hint="eastAsia"/>
+                <w:noProof/>
+                <w:webHidden/>
+              </w:rPr>
+              <w:instrText xml:space="preserve"> </w:instrText>
+            </w:r>
+            <w:r>
+              <w:rPr>
+                <w:rFonts w:ascii="宋体" w:eastAsia="宋体" w:hAnsi="宋体" w:hint="eastAsia"/>
+                <w:noProof/>
+                <w:webHidden/>
+              </w:rPr>
+            </w:r>
+            <w:r>
+              <w:rPr>
+                <w:rFonts w:ascii="宋体" w:eastAsia="宋体" w:hAnsi="宋体" w:hint="eastAsia"/>
+                <w:noProof/>
+                <w:webHidden/>
+              </w:rPr>
+              <w:fldChar w:fldCharType="separate"/>
+            </w:r>
+            <w:r>
+              <w:rPr>
+                <w:rFonts w:ascii="宋体" w:eastAsia="宋体" w:hAnsi="宋体" w:hint="eastAsia"/>
+                <w:noProof/>
+                <w:webHidden/>
+              </w:rPr>
+              <w:t>30</w:t>
             </w:r>
             <w:r>
               <w:rPr>
@@ -8721,7 +9407,7 @@
       <w:pPr>
         <w:pStyle w:val="a9"/>
       </w:pPr>
-      <w:bookmarkStart w:id="0" w:name="_Toc230016362"/>
+      <w:bookmarkStart w:id="0" w:name="_Toc230621239"/>
       <w:r>
         <w:rPr>
           <w:rFonts w:hint="eastAsia"/>
@@ -8799,7 +9485,7 @@
       <w:pPr>
         <w:pStyle w:val="ac"/>
       </w:pPr>
-      <w:bookmarkStart w:id="1" w:name="_Toc230016363"/>
+      <w:bookmarkStart w:id="1" w:name="_Toc230621240"/>
       <w:r>
         <w:rPr>
           <w:rFonts w:hint="eastAsia"/>
@@ -9100,7 +9786,7 @@
       <w:pPr>
         <w:pStyle w:val="ac"/>
       </w:pPr>
-      <w:bookmarkStart w:id="2" w:name="_Toc230016364"/>
+      <w:bookmarkStart w:id="2" w:name="_Toc230621241"/>
       <w:r>
         <w:rPr>
           <w:rFonts w:hint="eastAsia"/>
@@ -9490,7 +10176,7 @@
       <w:pPr>
         <w:pStyle w:val="ac"/>
       </w:pPr>
-      <w:bookmarkStart w:id="3" w:name="_Toc230016365"/>
+      <w:bookmarkStart w:id="3" w:name="_Toc230621242"/>
       <w:r>
         <w:rPr>
           <w:rFonts w:hint="eastAsia"/>
@@ -9503,7 +10189,7 @@
       <w:pPr>
         <w:pStyle w:val="ae"/>
       </w:pPr>
-      <w:bookmarkStart w:id="4" w:name="_Toc230016366"/>
+      <w:bookmarkStart w:id="4" w:name="_Toc230621243"/>
       <w:r>
         <w:rPr>
           <w:rFonts w:hint="eastAsia"/>
@@ -9889,7 +10575,7 @@
       <w:pPr>
         <w:pStyle w:val="ae"/>
       </w:pPr>
-      <w:bookmarkStart w:id="5" w:name="_Toc230016367"/>
+      <w:bookmarkStart w:id="5" w:name="_Toc230621244"/>
       <w:r>
         <w:rPr>
           <w:rFonts w:hint="eastAsia"/>
@@ -10311,7 +10997,7 @@
       <w:pPr>
         <w:pStyle w:val="a9"/>
       </w:pPr>
-      <w:bookmarkStart w:id="6" w:name="_Toc230016368"/>
+      <w:bookmarkStart w:id="6" w:name="_Toc230621245"/>
       <w:r>
         <w:rPr>
           <w:rFonts w:hint="eastAsia"/>
@@ -10355,7 +11041,7 @@
       <w:pPr>
         <w:pStyle w:val="ac"/>
       </w:pPr>
-      <w:bookmarkStart w:id="7" w:name="_Toc230016369"/>
+      <w:bookmarkStart w:id="7" w:name="_Toc230621246"/>
       <w:r>
         <w:rPr>
           <w:rFonts w:hint="eastAsia"/>
@@ -10381,7 +11067,7 @@
       <w:pPr>
         <w:pStyle w:val="ae"/>
       </w:pPr>
-      <w:bookmarkStart w:id="8" w:name="_Toc230016370"/>
+      <w:bookmarkStart w:id="8" w:name="_Toc230621247"/>
       <w:r>
         <w:rPr>
           <w:rFonts w:hint="eastAsia"/>
@@ -10469,7 +11155,7 @@
       <w:pPr>
         <w:pStyle w:val="ae"/>
       </w:pPr>
-      <w:bookmarkStart w:id="9" w:name="_Toc230016371"/>
+      <w:bookmarkStart w:id="9" w:name="_Toc230621248"/>
       <w:r>
         <w:rPr>
           <w:rFonts w:hint="eastAsia"/>
@@ -11324,7 +12010,7 @@
           <w:lang w:val="en-US"/>
         </w:rPr>
       </w:pPr>
-      <w:bookmarkStart w:id="10" w:name="_Toc230016372"/>
+      <w:bookmarkStart w:id="10" w:name="_Toc230621249"/>
       <w:r>
         <w:rPr>
           <w:rFonts w:hint="eastAsia"/>
@@ -11359,7 +12045,7 @@
       <w:pPr>
         <w:pStyle w:val="ac"/>
       </w:pPr>
-      <w:bookmarkStart w:id="11" w:name="_Toc230016373"/>
+      <w:bookmarkStart w:id="11" w:name="_Toc230621250"/>
       <w:r>
         <w:rPr>
           <w:rFonts w:hint="eastAsia"/>
@@ -11376,7 +12062,7 @@
           <w:lang w:val="en-US"/>
         </w:rPr>
       </w:pPr>
-      <w:bookmarkStart w:id="12" w:name="_Toc230016374"/>
+      <w:bookmarkStart w:id="12" w:name="_Toc230621251"/>
       <w:r>
         <w:rPr>
           <w:rFonts w:hint="eastAsia"/>
@@ -11519,7 +12205,7 @@
           <w:lang w:val="en-US"/>
         </w:rPr>
       </w:pPr>
-      <w:bookmarkStart w:id="13" w:name="_Toc230016375"/>
+      <w:bookmarkStart w:id="13" w:name="_Toc230621252"/>
       <w:r>
         <w:rPr>
           <w:rFonts w:hint="eastAsia"/>
@@ -11558,7 +12244,7 @@
       <w:pPr>
         <w:pStyle w:val="ae"/>
       </w:pPr>
-      <w:bookmarkStart w:id="14" w:name="_Toc230016376"/>
+      <w:bookmarkStart w:id="14" w:name="_Toc230621253"/>
       <w:r>
         <w:rPr>
           <w:rFonts w:hint="eastAsia"/>
@@ -11663,7 +12349,7 @@
       <w:pPr>
         <w:pStyle w:val="ac"/>
       </w:pPr>
-      <w:bookmarkStart w:id="15" w:name="_Toc230016377"/>
+      <w:bookmarkStart w:id="15" w:name="_Toc230621254"/>
       <w:r>
         <w:rPr>
           <w:rFonts w:hint="eastAsia"/>
@@ -11676,7 +12362,7 @@
       <w:pPr>
         <w:pStyle w:val="ae"/>
       </w:pPr>
-      <w:bookmarkStart w:id="16" w:name="_Toc230016378"/>
+      <w:bookmarkStart w:id="16" w:name="_Toc230621255"/>
       <w:r>
         <w:rPr>
           <w:rFonts w:hint="eastAsia"/>
@@ -11727,7 +12413,7 @@
       <w:pPr>
         <w:pStyle w:val="ae"/>
       </w:pPr>
-      <w:bookmarkStart w:id="17" w:name="_Toc230016379"/>
+      <w:bookmarkStart w:id="17" w:name="_Toc230621256"/>
       <w:r>
         <w:rPr>
           <w:rFonts w:hint="eastAsia"/>
@@ -12584,7 +13270,7 @@
       <w:pPr>
         <w:pStyle w:val="ac"/>
       </w:pPr>
-      <w:bookmarkStart w:id="18" w:name="_Toc230016380"/>
+      <w:bookmarkStart w:id="18" w:name="_Toc230621257"/>
       <w:r>
         <w:rPr>
           <w:rFonts w:hint="eastAsia"/>
@@ -12995,7 +13681,7 @@
       <w:pPr>
         <w:pStyle w:val="a9"/>
       </w:pPr>
-      <w:bookmarkStart w:id="19" w:name="_Toc230016381"/>
+      <w:bookmarkStart w:id="19" w:name="_Toc230621258"/>
       <w:r>
         <w:rPr>
           <w:rFonts w:hint="eastAsia"/>
@@ -13039,7 +13725,7 @@
       <w:pPr>
         <w:pStyle w:val="ac"/>
       </w:pPr>
-      <w:bookmarkStart w:id="20" w:name="_Toc230016382"/>
+      <w:bookmarkStart w:id="20" w:name="_Toc230621259"/>
       <w:r>
         <w:rPr>
           <w:rFonts w:hint="eastAsia"/>
@@ -13052,7 +13738,7 @@
       <w:pPr>
         <w:pStyle w:val="ae"/>
       </w:pPr>
-      <w:bookmarkStart w:id="21" w:name="_Toc230016383"/>
+      <w:bookmarkStart w:id="21" w:name="_Toc230621260"/>
       <w:r>
         <w:rPr>
           <w:rFonts w:hint="eastAsia"/>
@@ -13198,7 +13884,7 @@
       <w:pPr>
         <w:pStyle w:val="ae"/>
       </w:pPr>
-      <w:bookmarkStart w:id="22" w:name="_Toc230016384"/>
+      <w:bookmarkStart w:id="22" w:name="_Toc230621261"/>
       <w:r>
         <w:rPr>
           <w:rFonts w:hint="eastAsia"/>
@@ -13552,7 +14238,7 @@
       <w:pPr>
         <w:pStyle w:val="ae"/>
       </w:pPr>
-      <w:bookmarkStart w:id="23" w:name="_Toc230016385"/>
+      <w:bookmarkStart w:id="23" w:name="_Toc230621262"/>
       <w:r>
         <w:rPr>
           <w:rFonts w:hint="eastAsia"/>
@@ -13596,7 +14282,7 @@
       <w:pPr>
         <w:pStyle w:val="ac"/>
       </w:pPr>
-      <w:bookmarkStart w:id="24" w:name="_Toc230016386"/>
+      <w:bookmarkStart w:id="24" w:name="_Toc230621263"/>
       <w:r>
         <w:rPr>
           <w:rFonts w:hint="eastAsia"/>
@@ -13609,7 +14295,7 @@
       <w:pPr>
         <w:pStyle w:val="ae"/>
       </w:pPr>
-      <w:bookmarkStart w:id="25" w:name="_Toc230016387"/>
+      <w:bookmarkStart w:id="25" w:name="_Toc230621264"/>
       <w:r>
         <w:rPr>
           <w:rFonts w:hint="eastAsia"/>
@@ -13637,7 +14323,7 @@
       <w:pPr>
         <w:pStyle w:val="ae"/>
       </w:pPr>
-      <w:bookmarkStart w:id="26" w:name="_Toc230016388"/>
+      <w:bookmarkStart w:id="26" w:name="_Toc230621265"/>
       <w:r>
         <w:rPr>
           <w:rFonts w:hint="eastAsia"/>
@@ -14270,7 +14956,7 @@
       <w:pPr>
         <w:pStyle w:val="ae"/>
       </w:pPr>
-      <w:bookmarkStart w:id="27" w:name="_Toc230016389"/>
+      <w:bookmarkStart w:id="27" w:name="_Toc230621266"/>
       <w:r>
         <w:rPr>
           <w:rFonts w:hint="eastAsia"/>
@@ -14368,7 +15054,7 @@
       <w:pPr>
         <w:pStyle w:val="ae"/>
       </w:pPr>
-      <w:bookmarkStart w:id="28" w:name="_Toc230016390"/>
+      <w:bookmarkStart w:id="28" w:name="_Toc230621267"/>
       <w:r>
         <w:rPr>
           <w:rFonts w:hint="eastAsia"/>
@@ -14504,7 +15190,7 @@
       <w:pPr>
         <w:pStyle w:val="ac"/>
       </w:pPr>
-      <w:bookmarkStart w:id="29" w:name="_Toc230016391"/>
+      <w:bookmarkStart w:id="29" w:name="_Toc230621268"/>
       <w:r>
         <w:rPr>
           <w:rFonts w:hint="eastAsia"/>
@@ -14517,7 +15203,7 @@
       <w:pPr>
         <w:pStyle w:val="ae"/>
       </w:pPr>
-      <w:bookmarkStart w:id="30" w:name="_Toc230016392"/>
+      <w:bookmarkStart w:id="30" w:name="_Toc230621269"/>
       <w:r>
         <w:rPr>
           <w:rFonts w:hint="eastAsia"/>
@@ -14686,7 +15372,7 @@
           <w:lang w:val="en-US"/>
         </w:rPr>
       </w:pPr>
-      <w:bookmarkStart w:id="31" w:name="_Toc230016393"/>
+      <w:bookmarkStart w:id="31" w:name="_Toc230621270"/>
       <w:r>
         <w:rPr>
           <w:rFonts w:hint="eastAsia"/>
@@ -14855,7 +15541,7 @@
           <w:lang w:val="en-US"/>
         </w:rPr>
       </w:pPr>
-      <w:bookmarkStart w:id="32" w:name="_Toc230016394"/>
+      <w:bookmarkStart w:id="32" w:name="_Toc230621271"/>
       <w:r>
         <w:rPr>
           <w:rFonts w:hint="eastAsia"/>
@@ -14917,7 +15603,7 @@
           <w:lang w:val="en-US"/>
         </w:rPr>
       </w:pPr>
-      <w:bookmarkStart w:id="33" w:name="_Toc230016395"/>
+      <w:bookmarkStart w:id="33" w:name="_Toc230621272"/>
       <w:r>
         <w:rPr>
           <w:rFonts w:hint="eastAsia"/>
@@ -14934,7 +15620,7 @@
           <w:lang w:val="en-US"/>
         </w:rPr>
       </w:pPr>
-      <w:bookmarkStart w:id="34" w:name="_Toc230016396"/>
+      <w:bookmarkStart w:id="34" w:name="_Toc230621273"/>
       <w:r>
         <w:rPr>
           <w:rFonts w:hint="eastAsia"/>
@@ -15488,7 +16174,7 @@
           <w:lang w:val="en-US"/>
         </w:rPr>
       </w:pPr>
-      <w:bookmarkStart w:id="35" w:name="_Toc230016397"/>
+      <w:bookmarkStart w:id="35" w:name="_Toc230621274"/>
       <w:r>
         <w:rPr>
           <w:rFonts w:hint="eastAsia"/>
@@ -15611,7 +16297,7 @@
           <w:lang w:val="en-US"/>
         </w:rPr>
       </w:pPr>
-      <w:bookmarkStart w:id="36" w:name="_Toc230016398"/>
+      <w:bookmarkStart w:id="36" w:name="_Toc230621275"/>
       <w:r>
         <w:rPr>
           <w:rFonts w:hint="eastAsia"/>
@@ -15703,7 +16389,7 @@
           <w:lang w:val="en-US"/>
         </w:rPr>
       </w:pPr>
-      <w:bookmarkStart w:id="37" w:name="_Toc230016399"/>
+      <w:bookmarkStart w:id="37" w:name="_Toc230621276"/>
       <w:r>
         <w:rPr>
           <w:rFonts w:hint="eastAsia"/>
@@ -15721,7 +16407,7 @@
           <w:lang w:val="en-US"/>
         </w:rPr>
       </w:pPr>
-      <w:bookmarkStart w:id="38" w:name="_Toc230016400"/>
+      <w:bookmarkStart w:id="38" w:name="_Toc230621277"/>
       <w:r>
         <w:rPr>
           <w:rFonts w:hint="eastAsia"/>
@@ -15999,7 +16685,7 @@
           <w:lang w:val="en-US"/>
         </w:rPr>
       </w:pPr>
-      <w:bookmarkStart w:id="39" w:name="_Toc230016401"/>
+      <w:bookmarkStart w:id="39" w:name="_Toc230621278"/>
       <w:r>
         <w:rPr>
           <w:rFonts w:hint="eastAsia"/>
@@ -16439,7 +17125,7 @@
           <w:lang w:val="en-US"/>
         </w:rPr>
       </w:pPr>
-      <w:bookmarkStart w:id="40" w:name="_Toc230016402"/>
+      <w:bookmarkStart w:id="40" w:name="_Toc230621279"/>
       <w:r>
         <w:rPr>
           <w:rFonts w:hint="eastAsia"/>
@@ -16634,7 +17320,7 @@
           <w:lang w:val="en-US"/>
         </w:rPr>
       </w:pPr>
-      <w:bookmarkStart w:id="41" w:name="_Toc230016403"/>
+      <w:bookmarkStart w:id="41" w:name="_Toc230621280"/>
       <w:r>
         <w:rPr>
           <w:rFonts w:hint="eastAsia"/>
@@ -16854,7 +17540,7 @@
           <w:lang w:val="en-US"/>
         </w:rPr>
       </w:pPr>
-      <w:bookmarkStart w:id="42" w:name="_Toc230016404"/>
+      <w:bookmarkStart w:id="42" w:name="_Toc230621281"/>
       <w:r>
         <w:rPr>
           <w:rFonts w:hint="eastAsia"/>
@@ -16871,7 +17557,7 @@
           <w:lang w:val="en-US"/>
         </w:rPr>
       </w:pPr>
-      <w:bookmarkStart w:id="43" w:name="_Toc230016405"/>
+      <w:bookmarkStart w:id="43" w:name="_Toc230621282"/>
       <w:r>
         <w:rPr>
           <w:rFonts w:hint="eastAsia"/>
@@ -16989,7 +17675,7 @@
           <w:lang w:val="en-US"/>
         </w:rPr>
       </w:pPr>
-      <w:bookmarkStart w:id="44" w:name="_Toc230016406"/>
+      <w:bookmarkStart w:id="44" w:name="_Toc230621283"/>
       <w:r>
         <w:rPr>
           <w:rFonts w:hint="eastAsia"/>
@@ -17606,7 +18292,7 @@
           <w:lang w:val="en-US"/>
         </w:rPr>
       </w:pPr>
-      <w:bookmarkStart w:id="45" w:name="_Toc230016407"/>
+      <w:bookmarkStart w:id="45" w:name="_Toc230621284"/>
       <w:r>
         <w:rPr>
           <w:rFonts w:hint="eastAsia"/>
@@ -18088,7 +18774,7 @@
           <w:lang w:val="en-US"/>
         </w:rPr>
       </w:pPr>
-      <w:bookmarkStart w:id="46" w:name="_Toc230016408"/>
+      <w:bookmarkStart w:id="46" w:name="_Toc230621285"/>
       <w:r>
         <w:rPr>
           <w:rFonts w:hint="eastAsia"/>
@@ -18330,7 +19016,7 @@
           <w:lang w:val="en-US"/>
         </w:rPr>
       </w:pPr>
-      <w:bookmarkStart w:id="47" w:name="_Toc230016409"/>
+      <w:bookmarkStart w:id="47" w:name="_Toc230621286"/>
       <w:r>
         <w:rPr>
           <w:rFonts w:hint="eastAsia"/>
@@ -18347,7 +19033,7 @@
           <w:lang w:val="en-US"/>
         </w:rPr>
       </w:pPr>
-      <w:bookmarkStart w:id="48" w:name="_Toc230016410"/>
+      <w:bookmarkStart w:id="48" w:name="_Toc230621287"/>
       <w:r>
         <w:rPr>
           <w:rFonts w:hint="eastAsia"/>
@@ -18792,7 +19478,7 @@
           <w:lang w:val="en-US"/>
         </w:rPr>
       </w:pPr>
-      <w:bookmarkStart w:id="49" w:name="_Toc230016411"/>
+      <w:bookmarkStart w:id="49" w:name="_Toc230621288"/>
       <w:r>
         <w:rPr>
           <w:rFonts w:hint="eastAsia"/>
@@ -19677,7 +20363,7 @@
           <w:lang w:val="en-US"/>
         </w:rPr>
       </w:pPr>
-      <w:bookmarkStart w:id="50" w:name="_Toc230016412"/>
+      <w:bookmarkStart w:id="50" w:name="_Toc230621289"/>
       <w:r>
         <w:rPr>
           <w:rFonts w:hint="eastAsia"/>
@@ -19725,7 +20411,7 @@
           <w:lang w:val="en-US"/>
         </w:rPr>
       </w:pPr>
-      <w:bookmarkStart w:id="51" w:name="_Toc230016413"/>
+      <w:bookmarkStart w:id="51" w:name="_Toc230621290"/>
       <w:r>
         <w:rPr>
           <w:rFonts w:hint="eastAsia"/>
@@ -19742,7 +20428,7 @@
           <w:lang w:val="en-US"/>
         </w:rPr>
       </w:pPr>
-      <w:bookmarkStart w:id="52" w:name="_Toc230016414"/>
+      <w:bookmarkStart w:id="52" w:name="_Toc230621291"/>
       <w:r>
         <w:rPr>
           <w:rFonts w:hint="eastAsia"/>
@@ -19912,7 +20598,7 @@
           <w:lang w:val="en-US"/>
         </w:rPr>
       </w:pPr>
-      <w:bookmarkStart w:id="53" w:name="_Toc230016415"/>
+      <w:bookmarkStart w:id="53" w:name="_Toc230621292"/>
       <w:r>
         <w:rPr>
           <w:rFonts w:hint="eastAsia"/>
@@ -20027,7 +20713,7 @@
           <w:lang w:val="en-US"/>
         </w:rPr>
       </w:pPr>
-      <w:bookmarkStart w:id="54" w:name="_Toc230016416"/>
+      <w:bookmarkStart w:id="54" w:name="_Toc230621293"/>
       <w:r>
         <w:rPr>
           <w:rFonts w:hint="eastAsia"/>
@@ -20255,7 +20941,7 @@
           <w:lang w:val="en-US"/>
         </w:rPr>
       </w:pPr>
-      <w:bookmarkStart w:id="55" w:name="_Toc230016417"/>
+      <w:bookmarkStart w:id="55" w:name="_Toc230621294"/>
       <w:r>
         <w:rPr>
           <w:rFonts w:hint="eastAsia"/>
@@ -20562,7 +21248,7 @@
           <w:lang w:val="en-US"/>
         </w:rPr>
       </w:pPr>
-      <w:bookmarkStart w:id="56" w:name="_Toc230016418"/>
+      <w:bookmarkStart w:id="56" w:name="_Toc230621295"/>
       <w:r>
         <w:rPr>
           <w:rFonts w:hint="eastAsia"/>
@@ -20708,7 +21394,7 @@
           <w:lang w:val="en-US"/>
         </w:rPr>
       </w:pPr>
-      <w:bookmarkStart w:id="57" w:name="_Toc230016419"/>
+      <w:bookmarkStart w:id="57" w:name="_Toc230621296"/>
       <w:r>
         <w:rPr>
           <w:rFonts w:hint="eastAsia"/>
@@ -21509,7 +22195,7 @@
           <w:lang w:val="en-US"/>
         </w:rPr>
       </w:pPr>
-      <w:bookmarkStart w:id="58" w:name="_Toc230016420"/>
+      <w:bookmarkStart w:id="58" w:name="_Toc230621297"/>
       <w:r>
         <w:rPr>
           <w:rFonts w:hint="eastAsia"/>
@@ -21628,7 +22314,7 @@
           <w:lang w:val="en-US"/>
         </w:rPr>
       </w:pPr>
-      <w:bookmarkStart w:id="59" w:name="_Toc230016421"/>
+      <w:bookmarkStart w:id="59" w:name="_Toc230621298"/>
       <w:r>
         <w:rPr>
           <w:rFonts w:hint="eastAsia"/>
@@ -22325,7 +23011,7 @@
           <w:lang w:val="en-US"/>
         </w:rPr>
       </w:pPr>
-      <w:bookmarkStart w:id="60" w:name="_Toc230016422"/>
+      <w:bookmarkStart w:id="60" w:name="_Toc230621299"/>
       <w:r>
         <w:rPr>
           <w:rFonts w:hint="eastAsia"/>
@@ -23197,7 +23883,7 @@
           <w:lang w:val="en-US"/>
         </w:rPr>
       </w:pPr>
-      <w:bookmarkStart w:id="61" w:name="_Toc230016423"/>
+      <w:bookmarkStart w:id="61" w:name="_Toc230621300"/>
       <w:r>
         <w:rPr>
           <w:rFonts w:hint="eastAsia"/>
@@ -23721,7 +24407,7 @@
           <w:lang w:val="en-US"/>
         </w:rPr>
       </w:pPr>
-      <w:bookmarkStart w:id="62" w:name="_Toc230016424"/>
+      <w:bookmarkStart w:id="62" w:name="_Toc230621301"/>
       <w:r>
         <w:rPr>
           <w:rFonts w:hint="eastAsia"/>
@@ -23751,7 +24437,6 @@
         <w:spacing w:before="78" w:after="78"/>
         <w:jc w:val="center"/>
         <w:rPr>
-          <w:rFonts w:hint="eastAsia"/>
           <w:lang w:val="en-US"/>
         </w:rPr>
       </w:pPr>
@@ -23777,7 +24462,7 @@
           <w:lang w:val="en-US"/>
         </w:rPr>
       </w:pPr>
-      <w:bookmarkStart w:id="63" w:name="_Toc230016425"/>
+      <w:bookmarkStart w:id="63" w:name="_Toc230621302"/>
       <w:r>
         <w:rPr>
           <w:rFonts w:hint="eastAsia"/>
@@ -23794,7 +24479,7 @@
           <w:lang w:val="en-US"/>
         </w:rPr>
       </w:pPr>
-      <w:bookmarkStart w:id="64" w:name="_Toc230016426"/>
+      <w:bookmarkStart w:id="64" w:name="_Toc230621303"/>
       <w:r>
         <w:rPr>
           <w:rFonts w:hint="eastAsia"/>
@@ -23905,7 +24590,7 @@
           <w:lang w:val="en-US"/>
         </w:rPr>
       </w:pPr>
-      <w:bookmarkStart w:id="65" w:name="_Toc230016427"/>
+      <w:bookmarkStart w:id="65" w:name="_Toc230621304"/>
       <w:r>
         <w:rPr>
           <w:rFonts w:hint="eastAsia"/>
@@ -24004,7 +24689,7 @@
           <w:lang w:val="en-US"/>
         </w:rPr>
       </w:pPr>
-      <w:bookmarkStart w:id="66" w:name="_Toc230016428"/>
+      <w:bookmarkStart w:id="66" w:name="_Toc230621305"/>
       <w:r>
         <w:rPr>
           <w:rFonts w:hint="eastAsia"/>
@@ -24333,7 +25018,7 @@
           <w:lang w:val="en-US"/>
         </w:rPr>
       </w:pPr>
-      <w:bookmarkStart w:id="67" w:name="_Toc230016429"/>
+      <w:bookmarkStart w:id="67" w:name="_Toc230621306"/>
       <w:r>
         <w:rPr>
           <w:rFonts w:hint="eastAsia"/>
@@ -24350,7 +25035,7 @@
           <w:lang w:val="en-US"/>
         </w:rPr>
       </w:pPr>
-      <w:bookmarkStart w:id="68" w:name="_Toc230016430"/>
+      <w:bookmarkStart w:id="68" w:name="_Toc230621307"/>
       <w:r>
         <w:rPr>
           <w:rFonts w:hint="eastAsia"/>
@@ -24491,7 +25176,7 @@
           <w:lang w:val="en-US"/>
         </w:rPr>
       </w:pPr>
-      <w:bookmarkStart w:id="69" w:name="_Toc230016431"/>
+      <w:bookmarkStart w:id="69" w:name="_Toc230621308"/>
       <w:r>
         <w:rPr>
           <w:rFonts w:hint="eastAsia"/>
@@ -24537,7 +25222,7 @@
           <w:lang w:val="en-US"/>
         </w:rPr>
       </w:pPr>
-      <w:bookmarkStart w:id="70" w:name="_Toc230016432"/>
+      <w:bookmarkStart w:id="70" w:name="_Toc230621309"/>
       <w:r>
         <w:rPr>
           <w:rFonts w:hint="eastAsia"/>
@@ -24576,7 +25261,7 @@
           <w:lang w:val="en-US"/>
         </w:rPr>
       </w:pPr>
-      <w:bookmarkStart w:id="71" w:name="_Toc230016433"/>
+      <w:bookmarkStart w:id="71" w:name="_Toc230621310"/>
       <w:r>
         <w:rPr>
           <w:rFonts w:hint="eastAsia"/>
@@ -24698,7 +25383,7 @@
           <w:lang w:val="en-US"/>
         </w:rPr>
       </w:pPr>
-      <w:bookmarkStart w:id="72" w:name="_Toc230016434"/>
+      <w:bookmarkStart w:id="72" w:name="_Toc230621311"/>
       <w:r>
         <w:rPr>
           <w:rFonts w:hint="eastAsia"/>
@@ -24759,7 +25444,7 @@
           <w:lang w:val="en-US"/>
         </w:rPr>
       </w:pPr>
-      <w:bookmarkStart w:id="73" w:name="_Toc230016435"/>
+      <w:bookmarkStart w:id="73" w:name="_Toc230621312"/>
       <w:r>
         <w:rPr>
           <w:rFonts w:hint="eastAsia"/>
@@ -24838,7 +25523,6 @@
               <w:spacing w:before="78" w:after="78"/>
               <w:jc w:val="center"/>
               <w:rPr>
-                <w:rFonts w:hint="eastAsia"/>
                 <w:b/>
                 <w:bCs/>
                 <w:color w:val="FFFFFF" w:themeColor="background1"/>
@@ -24859,7 +25543,6 @@
               <w:spacing w:before="78" w:after="78"/>
               <w:jc w:val="center"/>
               <w:rPr>
-                <w:rFonts w:hint="eastAsia"/>
                 <w:b/>
                 <w:bCs/>
                 <w:color w:val="FFFFFF" w:themeColor="background1"/>
@@ -24891,7 +25574,6 @@
               <w:spacing w:before="78" w:after="78"/>
               <w:jc w:val="center"/>
               <w:rPr>
-                <w:rFonts w:hint="eastAsia"/>
                 <w:b/>
                 <w:bCs/>
                 <w:color w:val="FFFFFF" w:themeColor="background1"/>
@@ -24924,7 +25606,6 @@
               <w:spacing w:before="78" w:after="78"/>
               <w:jc w:val="center"/>
               <w:rPr>
-                <w:rFonts w:hint="eastAsia"/>
                 <w:b/>
                 <w:bCs/>
                 <w:color w:val="FFFFFF" w:themeColor="background1"/>
@@ -24954,7 +25635,6 @@
               <w:spacing w:before="78" w:after="78"/>
               <w:jc w:val="center"/>
               <w:rPr>
-                <w:rFonts w:hint="eastAsia"/>
                 <w:lang w:val="en-US"/>
               </w:rPr>
             </w:pPr>
@@ -24979,7 +25659,6 @@
               <w:spacing w:before="78" w:after="78"/>
               <w:jc w:val="center"/>
               <w:rPr>
-                <w:rFonts w:hint="eastAsia"/>
                 <w:lang w:val="en-US"/>
               </w:rPr>
             </w:pPr>
@@ -25007,7 +25686,6 @@
               <w:spacing w:before="78" w:after="78"/>
               <w:jc w:val="center"/>
               <w:rPr>
-                <w:rFonts w:hint="eastAsia"/>
                 <w:b/>
                 <w:bCs/>
                 <w:color w:val="FFFFFF" w:themeColor="background1"/>
@@ -25038,7 +25716,6 @@
               <w:spacing w:before="78" w:after="78"/>
               <w:jc w:val="center"/>
               <w:rPr>
-                <w:rFonts w:hint="eastAsia"/>
                 <w:lang w:val="en-US"/>
               </w:rPr>
             </w:pPr>
@@ -25079,7 +25756,6 @@
               <w:spacing w:before="78" w:after="78"/>
               <w:jc w:val="center"/>
               <w:rPr>
-                <w:rFonts w:hint="eastAsia"/>
                 <w:lang w:val="en-US"/>
               </w:rPr>
             </w:pPr>
@@ -25120,7 +25796,6 @@
               <w:spacing w:before="78" w:after="78"/>
               <w:jc w:val="center"/>
               <w:rPr>
-                <w:rFonts w:hint="eastAsia"/>
                 <w:lang w:val="en-US"/>
               </w:rPr>
             </w:pPr>
@@ -25148,7 +25823,6 @@
               <w:spacing w:before="78" w:after="78"/>
               <w:jc w:val="center"/>
               <w:rPr>
-                <w:rFonts w:hint="eastAsia"/>
                 <w:lang w:val="en-US"/>
               </w:rPr>
             </w:pPr>
@@ -25166,7 +25840,6 @@
               <w:spacing w:before="78" w:after="78"/>
               <w:jc w:val="center"/>
               <w:rPr>
-                <w:rFonts w:hint="eastAsia"/>
                 <w:lang w:val="en-US"/>
               </w:rPr>
             </w:pPr>
@@ -25183,7 +25856,6 @@
               <w:spacing w:before="78" w:after="78"/>
               <w:jc w:val="center"/>
               <w:rPr>
-                <w:rFonts w:hint="eastAsia"/>
                 <w:lang w:val="en-US"/>
               </w:rPr>
             </w:pPr>
@@ -25207,7 +25879,6 @@
               <w:spacing w:before="78" w:after="78"/>
               <w:jc w:val="center"/>
               <w:rPr>
-                <w:rFonts w:hint="eastAsia"/>
                 <w:lang w:val="en-US"/>
               </w:rPr>
             </w:pPr>
@@ -25229,7 +25900,7 @@
           <w:lang w:val="en-US"/>
         </w:rPr>
       </w:pPr>
-      <w:bookmarkStart w:id="74" w:name="_Toc230016436"/>
+      <w:bookmarkStart w:id="74" w:name="_Toc230621313"/>
       <w:r>
         <w:rPr>
           <w:rFonts w:hint="eastAsia"/>
@@ -25282,7 +25953,7 @@
           <w:lang w:val="en-US"/>
         </w:rPr>
       </w:pPr>
-      <w:bookmarkStart w:id="75" w:name="_Toc230016437"/>
+      <w:bookmarkStart w:id="75" w:name="_Toc230621314"/>
       <w:r>
         <w:rPr>
           <w:rFonts w:hint="eastAsia"/>
@@ -25331,7 +26002,6 @@
         <w:spacing w:beforeLines="0" w:before="0" w:afterLines="0" w:after="0"/>
         <w:ind w:left="442" w:hanging="442"/>
         <w:rPr>
-          <w:rFonts w:hint="eastAsia"/>
           <w:lang w:val="en-US"/>
         </w:rPr>
       </w:pPr>
@@ -25353,7 +26023,6 @@
         <w:spacing w:beforeLines="0" w:before="0" w:afterLines="0" w:after="0"/>
         <w:ind w:left="442" w:hanging="442"/>
         <w:rPr>
-          <w:rFonts w:hint="eastAsia"/>
           <w:lang w:val="en-US"/>
         </w:rPr>
       </w:pPr>
@@ -25389,7 +26058,6 @@
         <w:spacing w:beforeLines="0" w:before="0" w:afterLines="0" w:after="0"/>
         <w:ind w:left="442" w:hanging="442"/>
         <w:rPr>
-          <w:rFonts w:hint="eastAsia"/>
           <w:lang w:val="en-US"/>
         </w:rPr>
       </w:pPr>
@@ -25408,7 +26076,7 @@
           <w:lang w:val="en-US"/>
         </w:rPr>
       </w:pPr>
-      <w:bookmarkStart w:id="76" w:name="_Toc230016438"/>
+      <w:bookmarkStart w:id="76" w:name="_Toc230621315"/>
       <w:r>
         <w:rPr>
           <w:rFonts w:hint="eastAsia"/>
@@ -25439,7 +26107,6 @@
         <w:spacing w:before="78" w:after="78"/>
         <w:ind w:firstLine="420"/>
         <w:rPr>
-          <w:rFonts w:hint="eastAsia"/>
           <w:lang w:val="en-US"/>
         </w:rPr>
       </w:pPr>
@@ -25526,7 +26193,6 @@
         <w:spacing w:beforeLines="0" w:before="0" w:afterLines="0" w:after="0"/>
         <w:ind w:left="442" w:hanging="442"/>
         <w:rPr>
-          <w:rFonts w:hint="eastAsia"/>
           <w:lang w:val="en-US"/>
         </w:rPr>
       </w:pPr>
@@ -25537,7 +26203,7 @@
           <w:bCs/>
           <w:lang w:val="en-US"/>
         </w:rPr>
-        <w:t>选择性安抚</w:t>
+        <w:t>选择性安抚（</w:t>
       </w:r>
       <w:r>
         <w:rPr>
@@ -25546,7 +26212,7 @@
           <w:bCs/>
           <w:lang w:val="en-US"/>
         </w:rPr>
-        <w:t>（</w:t>
+        <w:t>selective accommodation</w:t>
       </w:r>
       <w:r>
         <w:rPr>
@@ -25555,25 +26221,7 @@
           <w:bCs/>
           <w:lang w:val="en-US"/>
         </w:rPr>
-        <w:t>selective accommodation</w:t>
-      </w:r>
-      <w:r>
-        <w:rPr>
-          <w:rFonts w:hint="eastAsia"/>
-          <w:b/>
-          <w:bCs/>
-          <w:lang w:val="en-US"/>
-        </w:rPr>
-        <w:t>）</w:t>
-      </w:r>
-      <w:r>
-        <w:rPr>
-          <w:rFonts w:hint="eastAsia"/>
-          <w:b/>
-          <w:bCs/>
-          <w:lang w:val="en-US"/>
-        </w:rPr>
-        <w:t>：</w:t>
+        <w:t>）：</w:t>
       </w:r>
       <w:r>
         <w:rPr>
@@ -25633,7 +26281,6 @@
         <w:spacing w:before="78" w:after="78"/>
         <w:ind w:left="420"/>
         <w:rPr>
-          <w:rFonts w:hint="eastAsia"/>
           <w:lang w:val="en-US"/>
         </w:rPr>
       </w:pPr>
@@ -25688,7 +26335,6 @@
         <w:spacing w:beforeLines="0" w:before="0" w:afterLines="0" w:after="0"/>
         <w:ind w:left="442" w:hanging="442"/>
         <w:rPr>
-          <w:rFonts w:hint="eastAsia"/>
           <w:lang w:val="en-US"/>
         </w:rPr>
       </w:pPr>
@@ -25745,7 +26391,6 @@
         <w:spacing w:beforeLines="0" w:before="0" w:afterLines="0" w:after="0"/>
         <w:ind w:left="442" w:hanging="442"/>
         <w:rPr>
-          <w:rFonts w:hint="eastAsia"/>
           <w:lang w:val="en-US"/>
         </w:rPr>
       </w:pPr>
@@ -25774,7 +26419,6 @@
         <w:spacing w:beforeLines="0" w:before="0" w:afterLines="0" w:after="0"/>
         <w:ind w:left="442" w:hanging="442"/>
         <w:rPr>
-          <w:rFonts w:hint="eastAsia"/>
           <w:lang w:val="en-US"/>
         </w:rPr>
       </w:pPr>
@@ -25817,7 +26461,6 @@
         <w:spacing w:beforeLines="0" w:before="0" w:afterLines="0" w:after="0"/>
         <w:ind w:left="442" w:hanging="442"/>
         <w:rPr>
-          <w:rFonts w:hint="eastAsia"/>
           <w:lang w:val="en-US"/>
         </w:rPr>
       </w:pPr>
@@ -25846,7 +26489,6 @@
         <w:spacing w:beforeLines="0" w:before="0" w:afterLines="0" w:after="0"/>
         <w:ind w:left="442" w:hanging="442"/>
         <w:rPr>
-          <w:rFonts w:hint="eastAsia"/>
           <w:lang w:val="en-US"/>
         </w:rPr>
       </w:pPr>
@@ -25875,7 +26517,6 @@
         <w:spacing w:beforeLines="0" w:before="0" w:afterLines="0" w:after="0"/>
         <w:ind w:left="442" w:hanging="442"/>
         <w:rPr>
-          <w:rFonts w:hint="eastAsia"/>
           <w:lang w:val="en-US"/>
         </w:rPr>
       </w:pPr>
@@ -25901,7 +26542,7 @@
           <w:lang w:val="en-US"/>
         </w:rPr>
       </w:pPr>
-      <w:bookmarkStart w:id="77" w:name="_Toc230016439"/>
+      <w:bookmarkStart w:id="77" w:name="_Toc230621316"/>
       <w:r>
         <w:rPr>
           <w:rFonts w:hint="eastAsia"/>
@@ -26029,7 +26670,7 @@
           <w:lang w:val="en-US"/>
         </w:rPr>
       </w:pPr>
-      <w:bookmarkStart w:id="78" w:name="_Toc230016440"/>
+      <w:bookmarkStart w:id="78" w:name="_Toc230621317"/>
       <w:r>
         <w:rPr>
           <w:rFonts w:hint="eastAsia"/>
@@ -26066,7 +26707,6 @@
         <w:pStyle w:val="aa"/>
         <w:spacing w:before="78" w:after="78"/>
         <w:rPr>
-          <w:rFonts w:hint="eastAsia"/>
           <w:lang w:val="en-US"/>
         </w:rPr>
       </w:pPr>
@@ -26509,7 +27149,7 @@
           <w:lang w:val="en-US"/>
         </w:rPr>
       </w:pPr>
-      <w:bookmarkStart w:id="79" w:name="_Toc230016441"/>
+      <w:bookmarkStart w:id="79" w:name="_Toc230621318"/>
       <w:r>
         <w:rPr>
           <w:rFonts w:hint="eastAsia"/>
@@ -26559,6 +27199,13 @@
         </w:rPr>
         <w:t>2026.5.18</w:t>
       </w:r>
+      <w:r>
+        <w:rPr>
+          <w:rFonts w:hint="eastAsia"/>
+          <w:lang w:val="en-US"/>
+        </w:rPr>
+        <w:t xml:space="preserve"> / 2026.5.25</w:t>
+      </w:r>
     </w:p>
     <w:p>
       <w:pPr>
@@ -26567,7 +27214,7 @@
           <w:lang w:val="en-US"/>
         </w:rPr>
       </w:pPr>
-      <w:bookmarkStart w:id="80" w:name="_Toc230016442"/>
+      <w:bookmarkStart w:id="80" w:name="_Toc230621319"/>
       <w:r>
         <w:rPr>
           <w:rFonts w:hint="eastAsia"/>
@@ -26584,7 +27231,7 @@
           <w:lang w:val="en-US"/>
         </w:rPr>
       </w:pPr>
-      <w:bookmarkStart w:id="81" w:name="_Toc230016443"/>
+      <w:bookmarkStart w:id="81" w:name="_Toc230621320"/>
       <w:r>
         <w:rPr>
           <w:rFonts w:hint="eastAsia"/>
@@ -26620,11 +27267,10 @@
       <w:pPr>
         <w:pStyle w:val="ae"/>
         <w:rPr>
-          <w:rFonts w:hint="eastAsia"/>
-          <w:lang w:val="en-US"/>
-        </w:rPr>
-      </w:pPr>
-      <w:bookmarkStart w:id="82" w:name="_Toc230016444"/>
+          <w:lang w:val="en-US"/>
+        </w:rPr>
+      </w:pPr>
+      <w:bookmarkStart w:id="82" w:name="_Toc230621321"/>
       <w:r>
         <w:rPr>
           <w:rFonts w:hint="eastAsia"/>
@@ -26638,7 +27284,6 @@
       <w:pPr>
         <w:pStyle w:val="af1"/>
         <w:rPr>
-          <w:rFonts w:hint="eastAsia"/>
           <w:lang w:val="en-US"/>
         </w:rPr>
       </w:pPr>
@@ -26721,7 +27366,6 @@
       <w:pPr>
         <w:pStyle w:val="af1"/>
         <w:rPr>
-          <w:rFonts w:hint="eastAsia"/>
           <w:lang w:val="en-US"/>
         </w:rPr>
       </w:pPr>
@@ -26745,7 +27389,6 @@
         <w:pStyle w:val="aa"/>
         <w:spacing w:before="78" w:after="78"/>
         <w:rPr>
-          <w:rFonts w:hint="eastAsia"/>
           <w:lang w:val="en-US"/>
         </w:rPr>
       </w:pPr>
@@ -26804,7 +27447,6 @@
         <w:pStyle w:val="aa"/>
         <w:spacing w:before="78" w:after="78"/>
         <w:rPr>
-          <w:rFonts w:hint="eastAsia"/>
           <w:lang w:val="en-US"/>
         </w:rPr>
       </w:pPr>
@@ -26920,7 +27562,7 @@
           <w:lang w:val="en-US"/>
         </w:rPr>
       </w:pPr>
-      <w:bookmarkStart w:id="83" w:name="_Toc230016445"/>
+      <w:bookmarkStart w:id="83" w:name="_Toc230621322"/>
       <w:r>
         <w:rPr>
           <w:rFonts w:hint="eastAsia"/>
@@ -27037,7 +27679,6 @@
         <w:spacing w:before="78" w:after="78"/>
         <w:ind w:firstLine="420"/>
         <w:rPr>
-          <w:rFonts w:hint="eastAsia"/>
           <w:lang w:val="en-US"/>
         </w:rPr>
       </w:pPr>
@@ -27056,7 +27697,7 @@
           <w:lang w:val="en-US"/>
         </w:rPr>
       </w:pPr>
-      <w:bookmarkStart w:id="84" w:name="_Toc230016446"/>
+      <w:bookmarkStart w:id="84" w:name="_Toc230621323"/>
       <w:r>
         <w:rPr>
           <w:rFonts w:hint="eastAsia"/>
@@ -27091,7 +27732,7 @@
           <w:lang w:val="en-US"/>
         </w:rPr>
       </w:pPr>
-      <w:bookmarkStart w:id="85" w:name="_Toc230016447"/>
+      <w:bookmarkStart w:id="85" w:name="_Toc230621324"/>
       <w:r>
         <w:rPr>
           <w:rFonts w:hint="eastAsia"/>
@@ -27108,7 +27749,7 @@
           <w:lang w:val="en-US"/>
         </w:rPr>
       </w:pPr>
-      <w:bookmarkStart w:id="86" w:name="_Toc230016448"/>
+      <w:bookmarkStart w:id="86" w:name="_Toc230621325"/>
       <w:r>
         <w:rPr>
           <w:rFonts w:hint="eastAsia"/>
@@ -27123,7 +27764,6 @@
         <w:pStyle w:val="aa"/>
         <w:spacing w:before="78" w:after="78"/>
         <w:rPr>
-          <w:rFonts w:hint="eastAsia"/>
           <w:lang w:val="en-US"/>
         </w:rPr>
       </w:pPr>
@@ -27182,7 +27822,6 @@
         <w:pStyle w:val="aa"/>
         <w:spacing w:before="78" w:after="78"/>
         <w:rPr>
-          <w:rFonts w:hint="eastAsia"/>
           <w:lang w:val="en-US"/>
         </w:rPr>
       </w:pPr>
@@ -27209,8 +27848,3363 @@
     </w:p>
     <w:p>
       <w:pPr>
+        <w:pStyle w:val="ae"/>
+        <w:rPr>
+          <w:lang w:val="en-US"/>
+        </w:rPr>
+      </w:pPr>
+      <w:bookmarkStart w:id="87" w:name="_Toc230621326"/>
+      <w:r>
+        <w:rPr>
+          <w:rFonts w:hint="eastAsia"/>
+          <w:lang w:val="en-US"/>
+        </w:rPr>
+        <w:t>（二）维和行动</w:t>
+      </w:r>
+      <w:bookmarkEnd w:id="87"/>
+    </w:p>
+    <w:p>
+      <w:pPr>
+        <w:pStyle w:val="af1"/>
+        <w:rPr>
+          <w:rFonts w:hint="eastAsia"/>
+          <w:lang w:val="en-US"/>
+        </w:rPr>
+      </w:pPr>
+      <w:r>
+        <w:rPr>
+          <w:rFonts w:hint="eastAsia"/>
+          <w:lang w:val="en-US"/>
+        </w:rPr>
+        <w:t xml:space="preserve">1. </w:t>
+      </w:r>
+      <w:r>
+        <w:rPr>
+          <w:rFonts w:hint="eastAsia"/>
+          <w:lang w:val="en-US"/>
+        </w:rPr>
+        <w:t>维和行动的概念与原则</w:t>
+      </w:r>
+    </w:p>
+    <w:p>
+      <w:pPr>
         <w:pStyle w:val="aa"/>
         <w:spacing w:before="78" w:after="78"/>
+        <w:ind w:firstLine="420"/>
+        <w:rPr>
+          <w:lang w:val="en-US"/>
+        </w:rPr>
+      </w:pPr>
+      <w:r>
+        <w:rPr>
+          <w:rFonts w:hint="eastAsia"/>
+          <w:lang w:val="en-US"/>
+        </w:rPr>
+        <w:t>维和行动，就是</w:t>
+      </w:r>
+      <w:r>
+        <w:rPr>
+          <w:rFonts w:hint="eastAsia"/>
+          <w:lang w:val="en-US"/>
+        </w:rPr>
+        <w:t>联合国把来自独立国家的军队聚集起来，（在交战双方签署停战协定后）部署在它们的中间地带；如果一个国家越过这条界线，那么其他国家都应该联合起来对付它，并且迫使它退回原来的界线</w:t>
+      </w:r>
+      <w:r>
+        <w:rPr>
+          <w:rFonts w:hint="eastAsia"/>
+          <w:lang w:val="en-US"/>
+        </w:rPr>
+        <w:t>。其依据是《联合国宪章》第六章、第七章——虽然</w:t>
+      </w:r>
+      <w:r>
+        <w:rPr>
+          <w:lang w:val="en-US"/>
+        </w:rPr>
+        <w:t>维和机制在《联合国宪章》中没有明文规定</w:t>
+      </w:r>
+      <w:r>
+        <w:rPr>
+          <w:rFonts w:hint="eastAsia"/>
+          <w:lang w:val="en-US"/>
+        </w:rPr>
+        <w:t>，但其性质是介于</w:t>
+      </w:r>
+      <w:r>
+        <w:rPr>
+          <w:rFonts w:hint="eastAsia"/>
+          <w:lang w:val="en-US"/>
+        </w:rPr>
+        <w:t>第六章关于和平解决争端和第七章关于强制性措施之间</w:t>
+      </w:r>
+      <w:r>
+        <w:rPr>
+          <w:rFonts w:hint="eastAsia"/>
+          <w:lang w:val="en-US"/>
+        </w:rPr>
+        <w:t>的；维和行动的目的是使冲突回到“第六章”而不是升级到“第七章”。</w:t>
+      </w:r>
+    </w:p>
+    <w:p>
+      <w:pPr>
+        <w:pStyle w:val="aa"/>
+        <w:spacing w:before="78" w:after="78"/>
+        <w:rPr>
+          <w:lang w:val="en-US"/>
+        </w:rPr>
+      </w:pPr>
+      <w:r>
+        <w:rPr>
+          <w:lang w:val="en-US"/>
+        </w:rPr>
+        <w:tab/>
+      </w:r>
+      <w:r>
+        <w:rPr>
+          <w:rFonts w:hint="eastAsia"/>
+          <w:lang w:val="en-US"/>
+        </w:rPr>
+        <w:t>维和三原则是：当事方同意、恪守中立、限制武力使用。当然，这三个原则描述的是理想状态，在</w:t>
+      </w:r>
+      <w:proofErr w:type="gramStart"/>
+      <w:r>
+        <w:rPr>
+          <w:rFonts w:hint="eastAsia"/>
+          <w:lang w:val="en-US"/>
+        </w:rPr>
+        <w:t>现实部署</w:t>
+      </w:r>
+      <w:proofErr w:type="gramEnd"/>
+      <w:r>
+        <w:rPr>
+          <w:rFonts w:hint="eastAsia"/>
+          <w:lang w:val="en-US"/>
+        </w:rPr>
+        <w:t>中完全遵守三原则是有困难的；因此，这也是联合国维和机制改革过程中的一个关注点。</w:t>
+      </w:r>
+    </w:p>
+    <w:p>
+      <w:pPr>
+        <w:pStyle w:val="aa"/>
+        <w:spacing w:before="78" w:after="78"/>
+        <w:rPr>
+          <w:rFonts w:hint="eastAsia"/>
+          <w:lang w:val="en-US"/>
+        </w:rPr>
+      </w:pPr>
+      <w:r>
+        <w:rPr>
+          <w:lang w:val="en-US"/>
+        </w:rPr>
+        <w:tab/>
+      </w:r>
+      <w:r>
+        <w:rPr>
+          <w:rFonts w:hint="eastAsia"/>
+          <w:lang w:val="en-US"/>
+        </w:rPr>
+        <w:t>我们可以区分维持和平、建立和平、强制和平、缔造和平：</w:t>
+      </w:r>
+    </w:p>
+    <w:p>
+      <w:pPr>
+        <w:pStyle w:val="aa"/>
+        <w:numPr>
+          <w:ilvl w:val="0"/>
+          <w:numId w:val="36"/>
+        </w:numPr>
+        <w:spacing w:beforeLines="0" w:before="0" w:afterLines="0" w:after="0"/>
+        <w:ind w:left="442" w:hanging="442"/>
+        <w:rPr>
+          <w:lang w:val="en-US"/>
+        </w:rPr>
+      </w:pPr>
+      <w:r>
+        <w:rPr>
+          <w:rFonts w:hint="eastAsia"/>
+          <w:b/>
+          <w:bCs/>
+          <w:lang w:val="en-US"/>
+        </w:rPr>
+        <w:lastRenderedPageBreak/>
+        <w:t>维持和平（</w:t>
+      </w:r>
+      <w:r>
+        <w:rPr>
+          <w:rFonts w:hint="eastAsia"/>
+          <w:b/>
+          <w:bCs/>
+          <w:lang w:val="en-US"/>
+        </w:rPr>
+        <w:t>peacekeeping</w:t>
+      </w:r>
+      <w:r>
+        <w:rPr>
+          <w:rFonts w:hint="eastAsia"/>
+          <w:b/>
+          <w:bCs/>
+          <w:lang w:val="en-US"/>
+        </w:rPr>
+        <w:t>）：</w:t>
+      </w:r>
+      <w:r>
+        <w:rPr>
+          <w:lang w:val="en-US"/>
+        </w:rPr>
+        <w:t>隔离冲突方，防止争端扩大的临时办法</w:t>
+      </w:r>
+      <w:r>
+        <w:rPr>
+          <w:rFonts w:hint="eastAsia"/>
+          <w:lang w:val="en-US"/>
+        </w:rPr>
+        <w:t>；</w:t>
+      </w:r>
+    </w:p>
+    <w:p>
+      <w:pPr>
+        <w:pStyle w:val="aa"/>
+        <w:numPr>
+          <w:ilvl w:val="0"/>
+          <w:numId w:val="36"/>
+        </w:numPr>
+        <w:spacing w:beforeLines="0" w:before="0" w:afterLines="0" w:after="0"/>
+        <w:ind w:left="442" w:hanging="442"/>
+        <w:rPr>
+          <w:lang w:val="en-US"/>
+        </w:rPr>
+      </w:pPr>
+      <w:r>
+        <w:rPr>
+          <w:rFonts w:hint="eastAsia"/>
+          <w:b/>
+          <w:bCs/>
+          <w:lang w:val="en-US"/>
+        </w:rPr>
+        <w:t>建立和平（</w:t>
+      </w:r>
+      <w:r>
+        <w:rPr>
+          <w:rFonts w:hint="eastAsia"/>
+          <w:b/>
+          <w:bCs/>
+          <w:lang w:val="en-US"/>
+        </w:rPr>
+        <w:t>peacemaking</w:t>
+      </w:r>
+      <w:r>
+        <w:rPr>
+          <w:rFonts w:hint="eastAsia"/>
+          <w:b/>
+          <w:bCs/>
+          <w:lang w:val="en-US"/>
+        </w:rPr>
+        <w:t>）：</w:t>
+      </w:r>
+      <w:r>
+        <w:rPr>
+          <w:lang w:val="en-US"/>
+        </w:rPr>
+        <w:t>通过外交手段促使交战方停止冲突，通过谈判和平解决争端</w:t>
+      </w:r>
+      <w:r>
+        <w:rPr>
+          <w:rFonts w:hint="eastAsia"/>
+          <w:lang w:val="en-US"/>
+        </w:rPr>
+        <w:t>；</w:t>
+      </w:r>
+    </w:p>
+    <w:p>
+      <w:pPr>
+        <w:pStyle w:val="aa"/>
+        <w:numPr>
+          <w:ilvl w:val="0"/>
+          <w:numId w:val="36"/>
+        </w:numPr>
+        <w:spacing w:beforeLines="0" w:before="0" w:afterLines="0" w:after="0"/>
+        <w:ind w:left="442" w:hanging="442"/>
+        <w:rPr>
+          <w:lang w:val="en-US"/>
+        </w:rPr>
+      </w:pPr>
+      <w:r>
+        <w:rPr>
+          <w:rFonts w:hint="eastAsia"/>
+          <w:b/>
+          <w:bCs/>
+          <w:lang w:val="en-US"/>
+        </w:rPr>
+        <w:t>强制和平（</w:t>
+      </w:r>
+      <w:r>
+        <w:rPr>
+          <w:rFonts w:hint="eastAsia"/>
+          <w:b/>
+          <w:bCs/>
+          <w:lang w:val="en-US"/>
+        </w:rPr>
+        <w:t>peace enforcement</w:t>
+      </w:r>
+      <w:r>
+        <w:rPr>
+          <w:rFonts w:hint="eastAsia"/>
+          <w:b/>
+          <w:bCs/>
+          <w:lang w:val="en-US"/>
+        </w:rPr>
+        <w:t>）：</w:t>
+      </w:r>
+      <w:r>
+        <w:rPr>
+          <w:lang w:val="en-US"/>
+        </w:rPr>
+        <w:t>通过强制手段（包括武力手段）使交战</w:t>
+      </w:r>
+      <w:proofErr w:type="gramStart"/>
+      <w:r>
+        <w:rPr>
+          <w:lang w:val="en-US"/>
+        </w:rPr>
+        <w:t>方回到</w:t>
+      </w:r>
+      <w:proofErr w:type="gramEnd"/>
+      <w:r>
+        <w:rPr>
+          <w:lang w:val="en-US"/>
+        </w:rPr>
+        <w:t>和平状态</w:t>
+      </w:r>
+      <w:r>
+        <w:rPr>
+          <w:rFonts w:hint="eastAsia"/>
+          <w:lang w:val="en-US"/>
+        </w:rPr>
+        <w:t>；</w:t>
+      </w:r>
+    </w:p>
+    <w:p>
+      <w:pPr>
+        <w:pStyle w:val="aa"/>
+        <w:numPr>
+          <w:ilvl w:val="0"/>
+          <w:numId w:val="36"/>
+        </w:numPr>
+        <w:spacing w:beforeLines="0" w:before="0" w:afterLines="0" w:after="0"/>
+        <w:ind w:left="442" w:hanging="442"/>
+        <w:rPr>
+          <w:rFonts w:hint="eastAsia"/>
+          <w:lang w:val="en-US"/>
+        </w:rPr>
+      </w:pPr>
+      <w:r>
+        <w:rPr>
+          <w:rFonts w:hint="eastAsia"/>
+          <w:b/>
+          <w:bCs/>
+          <w:lang w:val="en-US"/>
+        </w:rPr>
+        <w:t>缔造和平（</w:t>
+      </w:r>
+      <w:r>
+        <w:rPr>
+          <w:rFonts w:hint="eastAsia"/>
+          <w:b/>
+          <w:bCs/>
+          <w:lang w:val="en-US"/>
+        </w:rPr>
+        <w:t>peacebuilding</w:t>
+      </w:r>
+      <w:r>
+        <w:rPr>
+          <w:rFonts w:hint="eastAsia"/>
+          <w:b/>
+          <w:bCs/>
+          <w:lang w:val="en-US"/>
+        </w:rPr>
+        <w:t>）：</w:t>
+      </w:r>
+      <w:r>
+        <w:rPr>
+          <w:lang w:val="en-US"/>
+        </w:rPr>
+        <w:t>在停止冲突的基础上，进一步解决社会、经济、文化、人道主义等问题，从源头上根绝冲突再次爆发的可能性</w:t>
+      </w:r>
+      <w:r>
+        <w:rPr>
+          <w:rFonts w:hint="eastAsia"/>
+          <w:lang w:val="en-US"/>
+        </w:rPr>
+        <w:t>。</w:t>
+      </w:r>
+    </w:p>
+    <w:p>
+      <w:pPr>
+        <w:pStyle w:val="aa"/>
+        <w:spacing w:before="78" w:after="78"/>
+        <w:ind w:firstLine="420"/>
+        <w:rPr>
+          <w:rFonts w:hint="eastAsia"/>
+          <w:lang w:val="en-US"/>
+        </w:rPr>
+      </w:pPr>
+      <w:r>
+        <w:rPr>
+          <w:rFonts w:hint="eastAsia"/>
+          <w:lang w:val="en-US"/>
+        </w:rPr>
+        <w:t>在上述四种导向和平的路径中，只有维持和平是尊重交战双方主权的；其余三者都或多或少地影响或削弱国家的主权，但有时这些和平行动也是必需的。</w:t>
+      </w:r>
+    </w:p>
+    <w:p>
+      <w:pPr>
+        <w:pStyle w:val="af1"/>
+        <w:rPr>
+          <w:rFonts w:hint="eastAsia"/>
+          <w:lang w:val="en-US"/>
+        </w:rPr>
+      </w:pPr>
+      <w:r>
+        <w:rPr>
+          <w:rFonts w:hint="eastAsia"/>
+          <w:lang w:val="en-US"/>
+        </w:rPr>
+        <w:t xml:space="preserve">2. </w:t>
+      </w:r>
+      <w:r>
+        <w:rPr>
+          <w:rFonts w:hint="eastAsia"/>
+          <w:lang w:val="en-US"/>
+        </w:rPr>
+        <w:t>联合国的维和实践</w:t>
+      </w:r>
+    </w:p>
+    <w:p>
+      <w:pPr>
+        <w:pStyle w:val="aa"/>
+        <w:spacing w:before="78" w:after="78"/>
+        <w:ind w:firstLine="420"/>
+        <w:rPr>
+          <w:lang w:val="en-US"/>
+        </w:rPr>
+      </w:pPr>
+      <w:r>
+        <w:rPr>
+          <w:rFonts w:hint="eastAsia"/>
+          <w:lang w:val="en-US"/>
+        </w:rPr>
+        <w:t>冷战时期，联合国进行</w:t>
+      </w:r>
+      <w:r>
+        <w:rPr>
+          <w:rFonts w:hint="eastAsia"/>
+          <w:lang w:val="en-US"/>
+        </w:rPr>
+        <w:t>观察和监督类维和，仅派出联合国军事观察员（非武装人员）</w:t>
+      </w:r>
+      <w:r>
+        <w:rPr>
+          <w:rFonts w:hint="eastAsia"/>
+          <w:lang w:val="en-US"/>
+        </w:rPr>
+        <w:t>，如</w:t>
+      </w:r>
+      <w:r>
+        <w:rPr>
+          <w:rFonts w:hint="eastAsia"/>
+          <w:lang w:val="en-US"/>
+        </w:rPr>
+        <w:t>1948</w:t>
+      </w:r>
+      <w:r>
+        <w:rPr>
+          <w:rFonts w:hint="eastAsia"/>
+          <w:lang w:val="en-US"/>
+        </w:rPr>
+        <w:t>年</w:t>
+      </w:r>
+      <w:r>
+        <w:rPr>
+          <w:rFonts w:hint="eastAsia"/>
+          <w:lang w:val="en-US"/>
+        </w:rPr>
+        <w:t>的</w:t>
+      </w:r>
+      <w:r>
+        <w:rPr>
+          <w:rFonts w:hint="eastAsia"/>
+          <w:lang w:val="en-US"/>
+        </w:rPr>
+        <w:t>联合国停战监督组织（中东）</w:t>
+      </w:r>
+      <w:r>
+        <w:rPr>
+          <w:rFonts w:hint="eastAsia"/>
+          <w:lang w:val="en-US"/>
+        </w:rPr>
+        <w:t>，</w:t>
+      </w:r>
+      <w:r>
+        <w:rPr>
+          <w:rFonts w:hint="eastAsia"/>
+          <w:lang w:val="en-US"/>
+        </w:rPr>
+        <w:t>1949</w:t>
+      </w:r>
+      <w:r>
+        <w:rPr>
+          <w:rFonts w:hint="eastAsia"/>
+          <w:lang w:val="en-US"/>
+        </w:rPr>
+        <w:t>年</w:t>
+      </w:r>
+      <w:r>
+        <w:rPr>
+          <w:rFonts w:hint="eastAsia"/>
+          <w:lang w:val="en-US"/>
+        </w:rPr>
+        <w:t>的</w:t>
+      </w:r>
+      <w:r>
+        <w:rPr>
+          <w:rFonts w:hint="eastAsia"/>
+          <w:lang w:val="en-US"/>
+        </w:rPr>
+        <w:t>联合国驻印度和巴基斯坦军事观察组</w:t>
+      </w:r>
+      <w:r>
+        <w:rPr>
+          <w:rFonts w:hint="eastAsia"/>
+          <w:lang w:val="en-US"/>
+        </w:rPr>
+        <w:t>。</w:t>
+      </w:r>
+      <w:r>
+        <w:rPr>
+          <w:rFonts w:hint="eastAsia"/>
+          <w:lang w:val="en-US"/>
+        </w:rPr>
+        <w:t>第一次武装维持和平行动是</w:t>
+      </w:r>
+      <w:r>
+        <w:rPr>
+          <w:rFonts w:hint="eastAsia"/>
+          <w:lang w:val="en-US"/>
+        </w:rPr>
+        <w:t>1956</w:t>
+      </w:r>
+      <w:r>
+        <w:rPr>
+          <w:rFonts w:hint="eastAsia"/>
+          <w:lang w:val="en-US"/>
+        </w:rPr>
+        <w:t>年为解决苏伊士运河危机，部署</w:t>
+      </w:r>
+      <w:r>
+        <w:rPr>
+          <w:rFonts w:hint="eastAsia"/>
+          <w:lang w:val="en-US"/>
+        </w:rPr>
+        <w:t>了</w:t>
+      </w:r>
+      <w:r>
+        <w:rPr>
+          <w:rFonts w:hint="eastAsia"/>
+          <w:lang w:val="en-US"/>
+        </w:rPr>
+        <w:t>联合国紧急部队</w:t>
+      </w:r>
+      <w:r>
+        <w:rPr>
+          <w:rFonts w:hint="eastAsia"/>
+          <w:lang w:val="en-US"/>
+        </w:rPr>
+        <w:t>。</w:t>
+      </w:r>
+      <w:r>
+        <w:rPr>
+          <w:rFonts w:hint="eastAsia"/>
+          <w:lang w:val="en-US"/>
+        </w:rPr>
+        <w:t>1960</w:t>
+      </w:r>
+      <w:r>
+        <w:rPr>
+          <w:rFonts w:hint="eastAsia"/>
+          <w:lang w:val="en-US"/>
+        </w:rPr>
+        <w:t>年启动联合国刚果行动，是联合国第一次大规模行动，军事人员最多时达到近</w:t>
+      </w:r>
+      <w:r>
+        <w:rPr>
+          <w:rFonts w:hint="eastAsia"/>
+          <w:lang w:val="en-US"/>
+        </w:rPr>
+        <w:t>20000</w:t>
+      </w:r>
+      <w:r>
+        <w:rPr>
+          <w:rFonts w:hint="eastAsia"/>
+          <w:lang w:val="en-US"/>
+        </w:rPr>
+        <w:t>名</w:t>
+      </w:r>
+      <w:r>
+        <w:rPr>
+          <w:rFonts w:hint="eastAsia"/>
+          <w:lang w:val="en-US"/>
+        </w:rPr>
+        <w:t>。</w:t>
+      </w:r>
+      <w:r>
+        <w:rPr>
+          <w:rFonts w:hint="eastAsia"/>
+          <w:lang w:val="en-US"/>
+        </w:rPr>
+        <w:t>60</w:t>
+      </w:r>
+      <w:r>
+        <w:rPr>
+          <w:rFonts w:hint="eastAsia"/>
+          <w:lang w:val="en-US"/>
+        </w:rPr>
+        <w:t>、</w:t>
+      </w:r>
+      <w:r>
+        <w:rPr>
+          <w:rFonts w:hint="eastAsia"/>
+          <w:lang w:val="en-US"/>
+        </w:rPr>
+        <w:t>70</w:t>
+      </w:r>
+      <w:r>
+        <w:rPr>
+          <w:rFonts w:hint="eastAsia"/>
+          <w:lang w:val="en-US"/>
+        </w:rPr>
+        <w:t>年代</w:t>
+      </w:r>
+      <w:r>
+        <w:rPr>
+          <w:rFonts w:hint="eastAsia"/>
+          <w:lang w:val="en-US"/>
+        </w:rPr>
+        <w:t>，</w:t>
+      </w:r>
+      <w:r>
+        <w:rPr>
+          <w:rFonts w:hint="eastAsia"/>
+          <w:lang w:val="en-US"/>
+        </w:rPr>
+        <w:t>联合国派出多个短期特派团</w:t>
+      </w:r>
+      <w:r>
+        <w:rPr>
+          <w:rFonts w:hint="eastAsia"/>
+          <w:lang w:val="en-US"/>
+        </w:rPr>
+        <w:t>。</w:t>
+      </w:r>
+      <w:r>
+        <w:rPr>
+          <w:rFonts w:hint="eastAsia"/>
+          <w:lang w:val="en-US"/>
+        </w:rPr>
+        <w:t>1988</w:t>
+      </w:r>
+      <w:r>
+        <w:rPr>
+          <w:rFonts w:hint="eastAsia"/>
+          <w:lang w:val="en-US"/>
+        </w:rPr>
+        <w:t>年，联合国维和人员获得诺贝尔和平奖</w:t>
+      </w:r>
+      <w:r>
+        <w:rPr>
+          <w:rFonts w:hint="eastAsia"/>
+          <w:lang w:val="en-US"/>
+        </w:rPr>
+        <w:t>。</w:t>
+      </w:r>
+    </w:p>
+    <w:p>
+      <w:pPr>
+        <w:pStyle w:val="aa"/>
+        <w:spacing w:before="78" w:after="78"/>
+        <w:ind w:firstLine="420"/>
+        <w:rPr>
+          <w:rFonts w:hint="eastAsia"/>
+          <w:lang w:val="en-US"/>
+        </w:rPr>
+      </w:pPr>
+      <w:r>
+        <w:rPr>
+          <w:rFonts w:hint="eastAsia"/>
+          <w:lang w:val="en-US"/>
+        </w:rPr>
+        <w:t>冷战后</w:t>
+      </w:r>
+      <w:r>
+        <w:rPr>
+          <w:rFonts w:hint="eastAsia"/>
+          <w:lang w:val="en-US"/>
+        </w:rPr>
+        <w:t>，</w:t>
+      </w:r>
+      <w:r>
+        <w:rPr>
+          <w:rFonts w:hint="eastAsia"/>
+          <w:lang w:val="en-US"/>
+        </w:rPr>
+        <w:t>联合国维和行动</w:t>
+      </w:r>
+      <w:r>
+        <w:rPr>
+          <w:rFonts w:hint="eastAsia"/>
+          <w:lang w:val="en-US"/>
+        </w:rPr>
+        <w:t>发生</w:t>
+      </w:r>
+      <w:r>
+        <w:rPr>
+          <w:rFonts w:hint="eastAsia"/>
+          <w:lang w:val="en-US"/>
+        </w:rPr>
+        <w:t>重大转变</w:t>
+      </w:r>
+      <w:r>
+        <w:rPr>
+          <w:rFonts w:hint="eastAsia"/>
+          <w:lang w:val="en-US"/>
+        </w:rPr>
+        <w:t>。首先，</w:t>
+      </w:r>
+      <w:r>
+        <w:rPr>
+          <w:rFonts w:hint="eastAsia"/>
+          <w:lang w:val="en-US"/>
+        </w:rPr>
+        <w:t>维和行动数量激增</w:t>
+      </w:r>
+      <w:r>
+        <w:rPr>
+          <w:rFonts w:hint="eastAsia"/>
+          <w:lang w:val="en-US"/>
+        </w:rPr>
+        <w:t>。其次，</w:t>
+      </w:r>
+      <w:r>
+        <w:rPr>
+          <w:rFonts w:hint="eastAsia"/>
+          <w:lang w:val="en-US"/>
+        </w:rPr>
+        <w:t>维和行动更多地用于处理国内冲突和内战</w:t>
+      </w:r>
+      <w:r>
+        <w:rPr>
+          <w:rFonts w:hint="eastAsia"/>
+          <w:lang w:val="en-US"/>
+        </w:rPr>
+        <w:t>。再次，</w:t>
+      </w:r>
+      <w:r>
+        <w:rPr>
+          <w:rFonts w:hint="eastAsia"/>
+          <w:lang w:val="en-US"/>
+        </w:rPr>
+        <w:t>从“传统型”特派团转变为复杂的“多层面”任务，以确保执行全面的和平协定和奠定实现可持续和平的基础</w:t>
+      </w:r>
+      <w:r>
+        <w:rPr>
+          <w:rFonts w:hint="eastAsia"/>
+          <w:lang w:val="en-US"/>
+        </w:rPr>
+        <w:t>。最后，</w:t>
+      </w:r>
+      <w:r>
+        <w:rPr>
+          <w:rFonts w:hint="eastAsia"/>
+          <w:lang w:val="en-US"/>
+        </w:rPr>
+        <w:t>军事人员仍是维和行动的主干，但也包含很多其他领域人员，如经济学家、警察、排雷人员、人权观察员、人道主义工作者等</w:t>
+      </w:r>
+      <w:r>
+        <w:rPr>
+          <w:rFonts w:hint="eastAsia"/>
+          <w:lang w:val="en-US"/>
+        </w:rPr>
+        <w:t>。</w:t>
+      </w:r>
+    </w:p>
+    <w:p>
+      <w:pPr>
+        <w:pStyle w:val="aa"/>
+        <w:spacing w:before="78" w:after="78"/>
+        <w:ind w:firstLine="420"/>
+        <w:rPr>
+          <w:lang w:val="en-US"/>
+        </w:rPr>
+      </w:pPr>
+      <w:r>
+        <w:rPr>
+          <w:rFonts w:hint="eastAsia"/>
+          <w:lang w:val="en-US"/>
+        </w:rPr>
+        <w:t>由于冷战后初期的成功，各界对维和行动的期望超出了其能力所及。到</w:t>
+      </w:r>
+      <w:r>
+        <w:rPr>
+          <w:rFonts w:hint="eastAsia"/>
+          <w:lang w:val="en-US"/>
+        </w:rPr>
+        <w:t>90</w:t>
+      </w:r>
+      <w:r>
+        <w:rPr>
+          <w:rFonts w:hint="eastAsia"/>
+          <w:lang w:val="en-US"/>
+        </w:rPr>
+        <w:t>年代中期，安理会已经无法授权开展强有力的任务或提供充足的资源</w:t>
+      </w:r>
+      <w:r>
+        <w:rPr>
+          <w:rFonts w:hint="eastAsia"/>
+          <w:lang w:val="en-US"/>
+        </w:rPr>
+        <w:t>。</w:t>
+      </w:r>
+      <w:r>
+        <w:rPr>
+          <w:rFonts w:hint="eastAsia"/>
+          <w:lang w:val="en-US"/>
+        </w:rPr>
+        <w:t>特派团被派往战火尚未平息的地方</w:t>
+      </w:r>
+      <w:r>
+        <w:rPr>
+          <w:rFonts w:hint="eastAsia"/>
+          <w:lang w:val="en-US"/>
+        </w:rPr>
+        <w:t>，如</w:t>
+      </w:r>
+      <w:r>
+        <w:rPr>
+          <w:rFonts w:hint="eastAsia"/>
+          <w:lang w:val="en-US"/>
+        </w:rPr>
+        <w:t>前南斯拉夫</w:t>
+      </w:r>
+      <w:r>
+        <w:rPr>
+          <w:rFonts w:hint="eastAsia"/>
+          <w:lang w:val="en-US"/>
+        </w:rPr>
+        <w:t>-</w:t>
+      </w:r>
+      <w:r>
+        <w:rPr>
+          <w:rFonts w:hint="eastAsia"/>
+          <w:lang w:val="en-US"/>
+        </w:rPr>
+        <w:t>联合国保护部队</w:t>
+      </w:r>
+      <w:r>
+        <w:rPr>
+          <w:rFonts w:hint="eastAsia"/>
+          <w:lang w:val="en-US"/>
+        </w:rPr>
+        <w:t>、</w:t>
+      </w:r>
+      <w:r>
+        <w:rPr>
+          <w:rFonts w:hint="eastAsia"/>
+          <w:lang w:val="en-US"/>
+        </w:rPr>
+        <w:t>卢旺达</w:t>
+      </w:r>
+      <w:r>
+        <w:rPr>
+          <w:rFonts w:hint="eastAsia"/>
+          <w:lang w:val="en-US"/>
+        </w:rPr>
+        <w:t>-</w:t>
+      </w:r>
+      <w:r>
+        <w:rPr>
+          <w:rFonts w:hint="eastAsia"/>
+          <w:lang w:val="en-US"/>
+        </w:rPr>
+        <w:t>联合国卢旺达援助团</w:t>
+      </w:r>
+      <w:r>
+        <w:rPr>
+          <w:rFonts w:hint="eastAsia"/>
+          <w:lang w:val="en-US"/>
+        </w:rPr>
+        <w:t>、</w:t>
+      </w:r>
+      <w:r>
+        <w:rPr>
+          <w:rFonts w:hint="eastAsia"/>
+          <w:lang w:val="en-US"/>
+        </w:rPr>
+        <w:t>索马里</w:t>
+      </w:r>
+      <w:r>
+        <w:rPr>
+          <w:rFonts w:hint="eastAsia"/>
+          <w:lang w:val="en-US"/>
+        </w:rPr>
+        <w:t>-</w:t>
+      </w:r>
+      <w:r>
+        <w:rPr>
+          <w:rFonts w:hint="eastAsia"/>
+          <w:lang w:val="en-US"/>
+        </w:rPr>
+        <w:t>第二期联合国索马里行动</w:t>
+      </w:r>
+      <w:r>
+        <w:rPr>
+          <w:rFonts w:hint="eastAsia"/>
+          <w:lang w:val="en-US"/>
+        </w:rPr>
+        <w:t>——</w:t>
+      </w:r>
+      <w:r>
+        <w:rPr>
+          <w:rFonts w:hint="eastAsia"/>
+          <w:lang w:val="en-US"/>
+        </w:rPr>
+        <w:t>这些地方没有和平可言，</w:t>
+      </w:r>
+      <w:r>
+        <w:rPr>
+          <w:rFonts w:hint="eastAsia"/>
+          <w:lang w:val="en-US"/>
+        </w:rPr>
+        <w:t>更</w:t>
+      </w:r>
+      <w:r>
+        <w:rPr>
+          <w:rFonts w:hint="eastAsia"/>
+          <w:lang w:val="en-US"/>
+        </w:rPr>
+        <w:t>何谓维持</w:t>
+      </w:r>
+      <w:r>
+        <w:rPr>
+          <w:rFonts w:hint="eastAsia"/>
+          <w:lang w:val="en-US"/>
+        </w:rPr>
+        <w:t>？</w:t>
+      </w:r>
+      <w:r>
+        <w:rPr>
+          <w:rFonts w:hint="eastAsia"/>
+          <w:lang w:val="en-US"/>
+        </w:rPr>
+        <w:t>交战方拒绝执行和平协定，维和部队自身</w:t>
+      </w:r>
+      <w:r>
+        <w:rPr>
+          <w:rFonts w:hint="eastAsia"/>
+          <w:lang w:val="en-US"/>
+        </w:rPr>
+        <w:t>也</w:t>
+      </w:r>
+      <w:r>
+        <w:rPr>
+          <w:rFonts w:hint="eastAsia"/>
+          <w:lang w:val="en-US"/>
+        </w:rPr>
+        <w:t>缺乏足够的资源和政治支持</w:t>
+      </w:r>
+      <w:r>
+        <w:rPr>
+          <w:rFonts w:hint="eastAsia"/>
+          <w:lang w:val="en-US"/>
+        </w:rPr>
+        <w:t>。</w:t>
+      </w:r>
+    </w:p>
+    <w:p>
+      <w:pPr>
+        <w:pStyle w:val="aa"/>
+        <w:spacing w:before="78" w:after="78"/>
+        <w:ind w:firstLine="420"/>
+        <w:rPr>
+          <w:lang w:val="en-US"/>
+        </w:rPr>
+      </w:pPr>
+      <w:r>
+        <w:rPr>
+          <w:rFonts w:hint="eastAsia"/>
+          <w:lang w:val="en-US"/>
+        </w:rPr>
+        <w:t>在这样的背景下，联合国维和行动开始了改革。联合国</w:t>
+      </w:r>
+      <w:r>
+        <w:rPr>
+          <w:rFonts w:hint="eastAsia"/>
+          <w:lang w:val="en-US"/>
+        </w:rPr>
+        <w:t>限制新增维和特派团数量，并对卢旺达种族大屠杀和</w:t>
+      </w:r>
+      <w:proofErr w:type="gramStart"/>
+      <w:r>
+        <w:rPr>
+          <w:rFonts w:hint="eastAsia"/>
+          <w:lang w:val="en-US"/>
+        </w:rPr>
+        <w:t>斯雷</w:t>
+      </w:r>
+      <w:proofErr w:type="gramEnd"/>
+      <w:r>
+        <w:rPr>
+          <w:rFonts w:hint="eastAsia"/>
+          <w:lang w:val="en-US"/>
+        </w:rPr>
+        <w:t>布雷尼</w:t>
+      </w:r>
+      <w:proofErr w:type="gramStart"/>
+      <w:r>
+        <w:rPr>
+          <w:rFonts w:hint="eastAsia"/>
+          <w:lang w:val="en-US"/>
+        </w:rPr>
+        <w:t>察事件</w:t>
+      </w:r>
+      <w:proofErr w:type="gramEnd"/>
+      <w:r>
+        <w:rPr>
+          <w:rFonts w:hint="eastAsia"/>
+          <w:lang w:val="en-US"/>
+        </w:rPr>
+        <w:t>进行调查评估</w:t>
+      </w:r>
+      <w:r>
+        <w:rPr>
+          <w:rFonts w:hint="eastAsia"/>
+          <w:lang w:val="en-US"/>
+        </w:rPr>
+        <w:t>；</w:t>
+      </w:r>
+      <w:r>
+        <w:rPr>
+          <w:rFonts w:hint="eastAsia"/>
+          <w:lang w:val="en-US"/>
+        </w:rPr>
+        <w:t>在中东、亚洲和塞浦路斯开展长期行动</w:t>
+      </w:r>
+      <w:r>
+        <w:rPr>
+          <w:rFonts w:hint="eastAsia"/>
+          <w:lang w:val="en-US"/>
+        </w:rPr>
+        <w:t>。</w:t>
+      </w:r>
+      <w:r>
+        <w:rPr>
+          <w:rFonts w:hint="eastAsia"/>
+          <w:lang w:val="en-US"/>
+        </w:rPr>
+        <w:t>1999</w:t>
+      </w:r>
+      <w:r>
+        <w:rPr>
+          <w:rFonts w:hint="eastAsia"/>
+          <w:lang w:val="en-US"/>
+        </w:rPr>
+        <w:t>年后，</w:t>
+      </w:r>
+      <w:r>
+        <w:rPr>
+          <w:rFonts w:hint="eastAsia"/>
+          <w:lang w:val="en-US"/>
+        </w:rPr>
+        <w:t>联合国维和行动</w:t>
+      </w:r>
+      <w:r>
+        <w:rPr>
+          <w:rFonts w:hint="eastAsia"/>
+          <w:lang w:val="en-US"/>
+        </w:rPr>
+        <w:t>开始执行更为复杂的任务，如联合国科索沃临时行政当局，联合国东帝汶过渡行政当局等等</w:t>
+      </w:r>
+      <w:r>
+        <w:rPr>
+          <w:rFonts w:hint="eastAsia"/>
+          <w:lang w:val="en-US"/>
+        </w:rPr>
+        <w:t>。</w:t>
+      </w:r>
+    </w:p>
+    <w:p>
+      <w:pPr>
+        <w:pStyle w:val="aa"/>
+        <w:spacing w:before="78" w:after="78"/>
+        <w:rPr>
+          <w:rFonts w:hint="eastAsia"/>
+          <w:lang w:val="en-US"/>
+        </w:rPr>
+      </w:pPr>
+      <w:r>
+        <w:rPr>
+          <w:lang w:val="en-US"/>
+        </w:rPr>
+        <w:tab/>
+      </w:r>
+      <w:r>
+        <w:rPr>
+          <w:rFonts w:hint="eastAsia"/>
+          <w:lang w:val="en-US"/>
+        </w:rPr>
+        <w:t>目前，联合国还有</w:t>
+      </w:r>
+      <w:r>
+        <w:rPr>
+          <w:rFonts w:hint="eastAsia"/>
+          <w:lang w:val="en-US"/>
+        </w:rPr>
+        <w:t>11</w:t>
+      </w:r>
+      <w:r>
+        <w:rPr>
+          <w:rFonts w:hint="eastAsia"/>
+          <w:lang w:val="en-US"/>
+        </w:rPr>
+        <w:t>个正在进行的维和行动。</w:t>
+      </w:r>
+    </w:p>
+    <w:p>
+      <w:pPr>
+        <w:pStyle w:val="aa"/>
+        <w:spacing w:before="78" w:after="78"/>
+        <w:rPr>
+          <w:lang w:val="en-US"/>
+        </w:rPr>
+      </w:pPr>
+    </w:p>
+    <w:p>
+      <w:pPr>
+        <w:pStyle w:val="aa"/>
+        <w:spacing w:before="78" w:after="78"/>
+        <w:rPr>
+          <w:lang w:val="en-US"/>
+        </w:rPr>
+      </w:pPr>
+    </w:p>
+    <w:p>
+      <w:pPr>
+        <w:pStyle w:val="aa"/>
+        <w:spacing w:before="78" w:after="78"/>
+        <w:rPr>
+          <w:lang w:val="en-US"/>
+        </w:rPr>
+      </w:pPr>
+    </w:p>
+    <w:p>
+      <w:pPr>
+        <w:pStyle w:val="a9"/>
+        <w:rPr>
+          <w:lang w:val="en-US"/>
+        </w:rPr>
+      </w:pPr>
+      <w:bookmarkStart w:id="88" w:name="_Toc230621327"/>
+      <w:r>
+        <w:rPr>
+          <w:rFonts w:hint="eastAsia"/>
+          <w:lang w:val="en-US"/>
+        </w:rPr>
+        <w:t>第八讲</w:t>
+      </w:r>
+      <w:r>
+        <w:rPr>
+          <w:rFonts w:hint="eastAsia"/>
+          <w:lang w:val="en-US"/>
+        </w:rPr>
+        <w:t xml:space="preserve"> </w:t>
+      </w:r>
+      <w:r>
+        <w:rPr>
+          <w:rFonts w:hint="eastAsia"/>
+          <w:lang w:val="en-US"/>
+        </w:rPr>
+        <w:t>国际规范与安全共同体</w:t>
+      </w:r>
+      <w:bookmarkEnd w:id="88"/>
+    </w:p>
+    <w:p>
+      <w:pPr>
+        <w:pStyle w:val="aa"/>
+        <w:spacing w:before="78" w:after="78"/>
+        <w:jc w:val="center"/>
+        <w:rPr>
+          <w:rFonts w:hint="eastAsia"/>
+          <w:lang w:val="en-US"/>
+        </w:rPr>
+      </w:pPr>
+      <w:r>
+        <w:rPr>
+          <w:rFonts w:hint="eastAsia"/>
+          <w:lang w:val="en-US"/>
+        </w:rPr>
+        <w:t>2026.5.25</w:t>
+      </w:r>
+    </w:p>
+    <w:p>
+      <w:pPr>
+        <w:pStyle w:val="ac"/>
+        <w:rPr>
+          <w:lang w:val="en-US"/>
+        </w:rPr>
+      </w:pPr>
+      <w:bookmarkStart w:id="89" w:name="_Toc230621328"/>
+      <w:r>
+        <w:rPr>
+          <w:rFonts w:hint="eastAsia"/>
+          <w:lang w:val="en-US"/>
+        </w:rPr>
+        <w:t>一、安全共同体</w:t>
+      </w:r>
+      <w:bookmarkEnd w:id="89"/>
+    </w:p>
+    <w:p>
+      <w:pPr>
+        <w:pStyle w:val="ae"/>
+        <w:rPr>
+          <w:lang w:val="en-US"/>
+        </w:rPr>
+      </w:pPr>
+      <w:bookmarkStart w:id="90" w:name="_Toc230621329"/>
+      <w:r>
+        <w:rPr>
+          <w:rFonts w:hint="eastAsia"/>
+          <w:lang w:val="en-US"/>
+        </w:rPr>
+        <w:t>（一）共同体与安全共同体</w:t>
+      </w:r>
+      <w:bookmarkEnd w:id="90"/>
+    </w:p>
+    <w:p>
+      <w:pPr>
+        <w:pStyle w:val="aa"/>
+        <w:spacing w:before="78" w:after="78"/>
+        <w:ind w:firstLine="420"/>
+        <w:rPr>
+          <w:lang w:val="en-US"/>
+        </w:rPr>
+      </w:pPr>
+      <w:r>
+        <w:rPr>
+          <w:rFonts w:hint="eastAsia"/>
+          <w:lang w:val="en-US"/>
+        </w:rPr>
+        <w:lastRenderedPageBreak/>
+        <w:t>共同体，即</w:t>
+      </w:r>
+      <w:r>
+        <w:rPr>
+          <w:rFonts w:hint="eastAsia"/>
+          <w:lang w:val="en-US"/>
+        </w:rPr>
+        <w:t>行为体因为共同的价值、规范和符号而产生认同，并通过在不同领域中的持续互动而建立起互信、互惠和互利的关系，消除了针对彼此的恐惧和不信任</w:t>
+      </w:r>
+      <w:r>
+        <w:rPr>
+          <w:rFonts w:hint="eastAsia"/>
+          <w:lang w:val="en-US"/>
+        </w:rPr>
+        <w:t>。</w:t>
+      </w:r>
+    </w:p>
+    <w:p>
+      <w:pPr>
+        <w:pStyle w:val="aa"/>
+        <w:spacing w:before="78" w:after="78"/>
+        <w:rPr>
+          <w:lang w:val="en-US"/>
+        </w:rPr>
+      </w:pPr>
+      <w:r>
+        <w:rPr>
+          <w:lang w:val="en-US"/>
+        </w:rPr>
+        <w:tab/>
+      </w:r>
+      <w:r>
+        <w:rPr>
+          <w:rFonts w:hint="eastAsia"/>
+          <w:lang w:val="en-US"/>
+        </w:rPr>
+        <w:t>在</w:t>
+      </w:r>
+      <w:proofErr w:type="gramStart"/>
+      <w:r>
+        <w:rPr>
+          <w:rFonts w:hint="eastAsia"/>
+          <w:lang w:val="en-US"/>
+        </w:rPr>
+        <w:t>安全共同体</w:t>
+      </w:r>
+      <w:proofErr w:type="gramEnd"/>
+      <w:r>
+        <w:rPr>
+          <w:rFonts w:hint="eastAsia"/>
+          <w:lang w:val="en-US"/>
+        </w:rPr>
+        <w:t>中，行为</w:t>
+      </w:r>
+      <w:proofErr w:type="gramStart"/>
+      <w:r>
+        <w:rPr>
+          <w:rFonts w:hint="eastAsia"/>
+          <w:lang w:val="en-US"/>
+        </w:rPr>
+        <w:t>体拥有</w:t>
+      </w:r>
+      <w:proofErr w:type="gramEnd"/>
+      <w:r>
+        <w:rPr>
+          <w:rFonts w:hint="eastAsia"/>
+          <w:lang w:val="en-US"/>
+        </w:rPr>
+        <w:t>共同的身份、价值和意义，进行面对面的交流，具有某种程度的长期利益，甚至或许是利他主义。</w:t>
+      </w:r>
+      <w:proofErr w:type="gramStart"/>
+      <w:r>
+        <w:rPr>
+          <w:rFonts w:hint="eastAsia"/>
+          <w:lang w:val="en-US"/>
+        </w:rPr>
+        <w:t>安全共同体</w:t>
+      </w:r>
+      <w:proofErr w:type="gramEnd"/>
+      <w:r>
+        <w:rPr>
+          <w:rFonts w:hint="eastAsia"/>
+          <w:lang w:val="en-US"/>
+        </w:rPr>
+        <w:t>的行为体对和平变革有稳定预期：</w:t>
+      </w:r>
+      <w:r>
+        <w:rPr>
+          <w:rFonts w:hint="eastAsia"/>
+          <w:lang w:val="en-US"/>
+        </w:rPr>
+        <w:t>不使用有组织的暴力作为解决矛盾的手段</w:t>
+      </w:r>
+      <w:r>
+        <w:rPr>
+          <w:rFonts w:hint="eastAsia"/>
+          <w:lang w:val="en-US"/>
+        </w:rPr>
+        <w:t>，</w:t>
+      </w:r>
+      <w:r>
+        <w:rPr>
+          <w:rFonts w:hint="eastAsia"/>
+          <w:lang w:val="en-US"/>
+        </w:rPr>
+        <w:t>不考虑使用有组织的暴力作为解决国家间争端的手段</w:t>
+      </w:r>
+      <w:r>
+        <w:rPr>
+          <w:rFonts w:hint="eastAsia"/>
+          <w:lang w:val="en-US"/>
+        </w:rPr>
+        <w:t>。</w:t>
+      </w:r>
+    </w:p>
+    <w:p>
+      <w:pPr>
+        <w:pStyle w:val="af1"/>
+        <w:rPr>
+          <w:rFonts w:hint="eastAsia"/>
+          <w:lang w:val="en-US"/>
+        </w:rPr>
+      </w:pPr>
+      <w:r>
+        <w:rPr>
+          <w:rFonts w:hint="eastAsia"/>
+          <w:lang w:val="en-US"/>
+        </w:rPr>
+        <w:t xml:space="preserve">1. </w:t>
+      </w:r>
+      <w:r>
+        <w:rPr>
+          <w:rFonts w:hint="eastAsia"/>
+          <w:lang w:val="en-US"/>
+        </w:rPr>
+        <w:t>卡尔·多伊奇的</w:t>
+      </w:r>
+      <w:proofErr w:type="gramStart"/>
+      <w:r>
+        <w:rPr>
+          <w:rFonts w:hint="eastAsia"/>
+          <w:lang w:val="en-US"/>
+        </w:rPr>
+        <w:t>安全共同体</w:t>
+      </w:r>
+      <w:proofErr w:type="gramEnd"/>
+      <w:r>
+        <w:rPr>
+          <w:rFonts w:hint="eastAsia"/>
+          <w:lang w:val="en-US"/>
+        </w:rPr>
+        <w:t>理论</w:t>
+      </w:r>
+    </w:p>
+    <w:p>
+      <w:pPr>
+        <w:pStyle w:val="aa"/>
+        <w:spacing w:before="78" w:after="78"/>
+        <w:rPr>
+          <w:lang w:val="en-US"/>
+        </w:rPr>
+      </w:pPr>
+      <w:r>
+        <w:rPr>
+          <w:lang w:val="en-US"/>
+        </w:rPr>
+        <w:tab/>
+      </w:r>
+      <w:r>
+        <w:rPr>
+          <w:rFonts w:hint="eastAsia"/>
+          <w:lang w:val="en-US"/>
+        </w:rPr>
+        <w:t>卡尔·多伊奇提出了两种安全共同体。</w:t>
+      </w:r>
+      <w:r>
+        <w:rPr>
+          <w:rFonts w:hint="eastAsia"/>
+          <w:lang w:val="en-US"/>
+        </w:rPr>
+        <w:t>合并型安全共同体</w:t>
+      </w:r>
+      <w:r>
+        <w:rPr>
+          <w:rFonts w:hint="eastAsia"/>
+          <w:lang w:val="en-US"/>
+        </w:rPr>
+        <w:t>（</w:t>
+      </w:r>
+      <w:r>
+        <w:rPr>
+          <w:rFonts w:hint="eastAsia"/>
+          <w:lang w:val="en-US"/>
+        </w:rPr>
+        <w:t>Amalgamated security community</w:t>
+      </w:r>
+      <w:r>
+        <w:rPr>
+          <w:rFonts w:hint="eastAsia"/>
+          <w:lang w:val="en-US"/>
+        </w:rPr>
+        <w:t>）指的是</w:t>
+      </w:r>
+      <w:r>
+        <w:rPr>
+          <w:rFonts w:hint="eastAsia"/>
+          <w:lang w:val="en-US"/>
+        </w:rPr>
+        <w:t>当两个或两个以上以前独立的单元正式合并为一个更大的单元，并在合并</w:t>
+      </w:r>
+      <w:proofErr w:type="gramStart"/>
+      <w:r>
+        <w:rPr>
+          <w:rFonts w:hint="eastAsia"/>
+          <w:lang w:val="en-US"/>
+        </w:rPr>
+        <w:t>后有着</w:t>
+      </w:r>
+      <w:proofErr w:type="gramEnd"/>
+      <w:r>
+        <w:rPr>
+          <w:rFonts w:hint="eastAsia"/>
+          <w:lang w:val="en-US"/>
+        </w:rPr>
+        <w:t>某种形式的共同政府</w:t>
+      </w:r>
+      <w:r>
+        <w:rPr>
+          <w:rFonts w:hint="eastAsia"/>
+          <w:lang w:val="en-US"/>
+        </w:rPr>
+        <w:t>。在</w:t>
+      </w:r>
+      <w:r>
+        <w:rPr>
+          <w:rFonts w:hint="eastAsia"/>
+          <w:lang w:val="en-US"/>
+        </w:rPr>
+        <w:t>多元安全共同体</w:t>
+      </w:r>
+      <w:r>
+        <w:rPr>
+          <w:rFonts w:hint="eastAsia"/>
+          <w:lang w:val="en-US"/>
+        </w:rPr>
+        <w:t>（</w:t>
+      </w:r>
+      <w:r>
+        <w:rPr>
+          <w:rFonts w:hint="eastAsia"/>
+          <w:lang w:val="en-US"/>
+        </w:rPr>
+        <w:t>Pluralistic security community</w:t>
+      </w:r>
+      <w:r>
+        <w:rPr>
+          <w:rFonts w:hint="eastAsia"/>
+          <w:lang w:val="en-US"/>
+        </w:rPr>
+        <w:t>）中，</w:t>
+      </w:r>
+      <w:r>
+        <w:rPr>
+          <w:rFonts w:hint="eastAsia"/>
+          <w:lang w:val="en-US"/>
+        </w:rPr>
+        <w:t>尽管每个政府仍然保留着各自的独立性与合法性，但</w:t>
+      </w:r>
+      <w:r>
+        <w:rPr>
+          <w:rFonts w:hint="eastAsia"/>
+          <w:lang w:val="en-US"/>
+        </w:rPr>
+        <w:t>其中的国家：</w:t>
+      </w:r>
+    </w:p>
+    <w:p>
+      <w:pPr>
+        <w:pStyle w:val="aa"/>
+        <w:numPr>
+          <w:ilvl w:val="0"/>
+          <w:numId w:val="37"/>
+        </w:numPr>
+        <w:spacing w:beforeLines="0" w:before="0" w:afterLines="0" w:after="0"/>
+        <w:ind w:left="442" w:hanging="442"/>
+        <w:rPr>
+          <w:rFonts w:hint="eastAsia"/>
+          <w:lang w:val="en-US"/>
+        </w:rPr>
+      </w:pPr>
+      <w:r>
+        <w:rPr>
+          <w:rFonts w:hint="eastAsia"/>
+          <w:lang w:val="en-US"/>
+        </w:rPr>
+        <w:t>拥有源于共同制度的核心价值观一致性</w:t>
+      </w:r>
+      <w:r>
+        <w:rPr>
+          <w:rFonts w:hint="eastAsia"/>
+          <w:lang w:val="en-US"/>
+        </w:rPr>
+        <w:t>；</w:t>
+      </w:r>
+    </w:p>
+    <w:p>
+      <w:pPr>
+        <w:pStyle w:val="aa"/>
+        <w:numPr>
+          <w:ilvl w:val="0"/>
+          <w:numId w:val="37"/>
+        </w:numPr>
+        <w:spacing w:beforeLines="0" w:before="0" w:afterLines="0" w:after="0"/>
+        <w:ind w:left="442" w:hanging="442"/>
+        <w:rPr>
+          <w:rFonts w:hint="eastAsia"/>
+          <w:lang w:val="en-US"/>
+        </w:rPr>
+      </w:pPr>
+      <w:r>
+        <w:rPr>
+          <w:rFonts w:hint="eastAsia"/>
+          <w:lang w:val="en-US"/>
+        </w:rPr>
+        <w:t>拥有相互响应性——这是一个相互认同和忠诚问题</w:t>
+      </w:r>
+      <w:r>
+        <w:rPr>
+          <w:rFonts w:hint="eastAsia"/>
+          <w:lang w:val="en-US"/>
+        </w:rPr>
+        <w:t>；</w:t>
+      </w:r>
+    </w:p>
+    <w:p>
+      <w:pPr>
+        <w:pStyle w:val="aa"/>
+        <w:numPr>
+          <w:ilvl w:val="0"/>
+          <w:numId w:val="37"/>
+        </w:numPr>
+        <w:spacing w:beforeLines="0" w:before="0" w:afterLines="0" w:after="0"/>
+        <w:ind w:left="442" w:hanging="442"/>
+        <w:rPr>
+          <w:rFonts w:hint="eastAsia"/>
+          <w:lang w:val="en-US"/>
+        </w:rPr>
+      </w:pPr>
+      <w:r>
+        <w:rPr>
+          <w:rFonts w:hint="eastAsia"/>
+          <w:lang w:val="en-US"/>
+        </w:rPr>
+        <w:t>拥有一种“我们感”</w:t>
+      </w:r>
+      <w:r>
+        <w:rPr>
+          <w:rFonts w:hint="eastAsia"/>
+          <w:lang w:val="en-US"/>
+        </w:rPr>
+        <w:t>（</w:t>
+      </w:r>
+      <w:r>
+        <w:rPr>
+          <w:rFonts w:hint="eastAsia"/>
+          <w:lang w:val="en-US"/>
+        </w:rPr>
+        <w:t>we-ness</w:t>
+      </w:r>
+      <w:r>
+        <w:rPr>
+          <w:rFonts w:hint="eastAsia"/>
+          <w:lang w:val="en-US"/>
+        </w:rPr>
+        <w:t>）；</w:t>
+      </w:r>
+    </w:p>
+    <w:p>
+      <w:pPr>
+        <w:pStyle w:val="aa"/>
+        <w:numPr>
+          <w:ilvl w:val="0"/>
+          <w:numId w:val="37"/>
+        </w:numPr>
+        <w:spacing w:beforeLines="0" w:before="0" w:afterLines="0" w:after="0"/>
+        <w:ind w:left="442" w:hanging="442"/>
+        <w:rPr>
+          <w:rFonts w:hint="eastAsia"/>
+          <w:lang w:val="en-US"/>
+        </w:rPr>
+      </w:pPr>
+      <w:r>
+        <w:rPr>
+          <w:rFonts w:hint="eastAsia"/>
+          <w:lang w:val="en-US"/>
+        </w:rPr>
+        <w:t>这些国家一体化到了这样一种程度，即它们抱有“对和平变革的可靠预期”</w:t>
+      </w:r>
+      <w:r>
+        <w:rPr>
+          <w:rFonts w:hint="eastAsia"/>
+          <w:lang w:val="en-US"/>
+        </w:rPr>
+        <w:t>。</w:t>
+      </w:r>
+    </w:p>
+    <w:p>
+      <w:pPr>
+        <w:pStyle w:val="aa"/>
+        <w:spacing w:before="78" w:after="78"/>
+        <w:ind w:firstLine="420"/>
+        <w:rPr>
+          <w:lang w:val="en-US"/>
+        </w:rPr>
+      </w:pPr>
+      <w:r>
+        <w:rPr>
+          <w:rFonts w:hint="eastAsia"/>
+          <w:lang w:val="en-US"/>
+        </w:rPr>
+        <w:t>多伊奇认为，</w:t>
+      </w:r>
+      <w:r>
+        <w:rPr>
+          <w:rFonts w:hint="eastAsia"/>
+          <w:lang w:val="en-US"/>
+        </w:rPr>
+        <w:t>交流</w:t>
+      </w:r>
+      <w:r>
+        <w:rPr>
+          <w:rFonts w:hint="eastAsia"/>
+          <w:lang w:val="en-US"/>
+        </w:rPr>
+        <w:t>（</w:t>
+      </w:r>
+      <w:r>
+        <w:rPr>
+          <w:rFonts w:hint="eastAsia"/>
+          <w:lang w:val="en-US"/>
+        </w:rPr>
+        <w:t>communication</w:t>
+      </w:r>
+      <w:r>
+        <w:rPr>
+          <w:rFonts w:hint="eastAsia"/>
+          <w:lang w:val="en-US"/>
+        </w:rPr>
+        <w:t>）</w:t>
+      </w:r>
+      <w:r>
+        <w:rPr>
+          <w:rFonts w:hint="eastAsia"/>
+          <w:lang w:val="en-US"/>
+        </w:rPr>
+        <w:t>是融合社会群体，形成政治共同体的关键</w:t>
+      </w:r>
+      <w:r>
+        <w:rPr>
+          <w:rFonts w:hint="eastAsia"/>
+          <w:lang w:val="en-US"/>
+        </w:rPr>
+        <w:t>。</w:t>
+      </w:r>
+      <w:r>
+        <w:rPr>
+          <w:rFonts w:hint="eastAsia"/>
+          <w:lang w:val="en-US"/>
+        </w:rPr>
+        <w:t>交流本身就能让一个群体共同思考、共同分析、共同行动</w:t>
+      </w:r>
+      <w:r>
+        <w:rPr>
+          <w:rFonts w:hint="eastAsia"/>
+          <w:lang w:val="en-US"/>
+        </w:rPr>
+        <w:t>，从而产生</w:t>
+      </w:r>
+      <w:r>
+        <w:rPr>
+          <w:rFonts w:hint="eastAsia"/>
+          <w:lang w:val="en-US"/>
+        </w:rPr>
+        <w:t>共同体感</w:t>
+      </w:r>
+      <w:r>
+        <w:rPr>
+          <w:rFonts w:hint="eastAsia"/>
+          <w:lang w:val="en-US"/>
+        </w:rPr>
+        <w:t>。多伊奇强调</w:t>
+      </w:r>
+      <w:r>
+        <w:rPr>
+          <w:rFonts w:hint="eastAsia"/>
+          <w:lang w:val="en-US"/>
+        </w:rPr>
+        <w:t>量化互动的次数和频率，并将其用作衡量</w:t>
+      </w:r>
+      <w:proofErr w:type="gramStart"/>
+      <w:r>
+        <w:rPr>
+          <w:rFonts w:hint="eastAsia"/>
+          <w:lang w:val="en-US"/>
+        </w:rPr>
+        <w:t>安全共同体</w:t>
+      </w:r>
+      <w:proofErr w:type="gramEnd"/>
+      <w:r>
+        <w:rPr>
+          <w:rFonts w:hint="eastAsia"/>
+          <w:lang w:val="en-US"/>
+        </w:rPr>
+        <w:t>出现的指标</w:t>
+      </w:r>
+      <w:r>
+        <w:rPr>
+          <w:rFonts w:hint="eastAsia"/>
+          <w:lang w:val="en-US"/>
+        </w:rPr>
+        <w:t>。多伊奇指出，</w:t>
+      </w:r>
+      <w:r>
+        <w:rPr>
+          <w:rFonts w:hint="eastAsia"/>
+          <w:lang w:val="en-US"/>
+        </w:rPr>
+        <w:t>在国内政治中引发民族一体化和民族主义的许多进程，同样适用于国际政治和国际共同体的发展</w:t>
+      </w:r>
+      <w:r>
+        <w:rPr>
+          <w:rFonts w:hint="eastAsia"/>
+          <w:lang w:val="en-US"/>
+        </w:rPr>
+        <w:t>。</w:t>
+      </w:r>
+    </w:p>
+    <w:p>
+      <w:pPr>
+        <w:pStyle w:val="aa"/>
+        <w:spacing w:before="78" w:after="78"/>
+        <w:ind w:firstLine="420"/>
+        <w:rPr>
+          <w:rFonts w:hint="eastAsia"/>
+          <w:lang w:val="en-US"/>
+        </w:rPr>
+      </w:pPr>
+      <w:r>
+        <w:rPr>
+          <w:rFonts w:hint="eastAsia"/>
+          <w:lang w:val="en-US"/>
+        </w:rPr>
+        <w:t>多伊奇起初是为了欧洲一体化而提出</w:t>
+      </w:r>
+      <w:proofErr w:type="gramStart"/>
+      <w:r>
+        <w:rPr>
+          <w:rFonts w:hint="eastAsia"/>
+          <w:lang w:val="en-US"/>
+        </w:rPr>
+        <w:t>安全共同体</w:t>
+      </w:r>
+      <w:proofErr w:type="gramEnd"/>
+      <w:r>
+        <w:rPr>
+          <w:rFonts w:hint="eastAsia"/>
+          <w:lang w:val="en-US"/>
+        </w:rPr>
+        <w:t>理论的，但欧洲一体化之后沿新功能主义、自由主义的路径发展，并未按多伊奇的建构主义路径发展。这与其理论缺陷是相关的——</w:t>
+      </w:r>
+      <w:r>
+        <w:rPr>
+          <w:rFonts w:hint="eastAsia"/>
+          <w:lang w:val="en-US"/>
+        </w:rPr>
+        <w:t>他强调对沟通频率、次数的机械计算，却忽视了沟通中的社会关系变化及其背后的驱动力；此外，在冷战背景下，多伊奇带有理想主义色彩的想法的吸引力也不足。</w:t>
+      </w:r>
+    </w:p>
+    <w:p>
+      <w:pPr>
+        <w:pStyle w:val="af1"/>
+        <w:rPr>
+          <w:rFonts w:hint="eastAsia"/>
+          <w:lang w:val="en-US"/>
+        </w:rPr>
+      </w:pPr>
+      <w:r>
+        <w:rPr>
+          <w:rFonts w:hint="eastAsia"/>
+          <w:lang w:val="en-US"/>
+        </w:rPr>
+        <w:t xml:space="preserve">2. </w:t>
+      </w:r>
+      <w:r>
+        <w:rPr>
+          <w:rFonts w:hint="eastAsia"/>
+          <w:lang w:val="en-US"/>
+        </w:rPr>
+        <w:t>阿德勒和巴</w:t>
+      </w:r>
+      <w:proofErr w:type="gramStart"/>
+      <w:r>
+        <w:rPr>
+          <w:rFonts w:hint="eastAsia"/>
+          <w:lang w:val="en-US"/>
+        </w:rPr>
+        <w:t>涅</w:t>
+      </w:r>
+      <w:proofErr w:type="gramEnd"/>
+      <w:r>
+        <w:rPr>
+          <w:rFonts w:hint="eastAsia"/>
+          <w:lang w:val="en-US"/>
+        </w:rPr>
+        <w:t>特的多元</w:t>
+      </w:r>
+      <w:proofErr w:type="gramStart"/>
+      <w:r>
+        <w:rPr>
+          <w:rFonts w:hint="eastAsia"/>
+          <w:lang w:val="en-US"/>
+        </w:rPr>
+        <w:t>安全共同体</w:t>
+      </w:r>
+      <w:proofErr w:type="gramEnd"/>
+      <w:r>
+        <w:rPr>
+          <w:rFonts w:hint="eastAsia"/>
+          <w:lang w:val="en-US"/>
+        </w:rPr>
+        <w:t>理论</w:t>
+      </w:r>
+    </w:p>
+    <w:p>
+      <w:pPr>
+        <w:pStyle w:val="aa"/>
+        <w:spacing w:before="78" w:after="78"/>
+        <w:ind w:firstLine="420"/>
+        <w:rPr>
+          <w:lang w:val="en-US"/>
+        </w:rPr>
+      </w:pPr>
+      <w:r>
+        <w:rPr>
+          <w:noProof/>
+          <w:lang w:val="en-US"/>
+        </w:rPr>
+        <w:drawing>
+          <wp:anchor distT="0" distB="0" distL="114300" distR="114300" simplePos="0" relativeHeight="251658240" behindDoc="0" locked="0" layoutInCell="1" allowOverlap="1" wp14:anchorId="075DFA17" wp14:editId="47B7F534">
+            <wp:simplePos x="0" y="0"/>
+            <wp:positionH relativeFrom="column">
+              <wp:posOffset>3301055</wp:posOffset>
+            </wp:positionH>
+            <wp:positionV relativeFrom="paragraph">
+              <wp:posOffset>784816</wp:posOffset>
+            </wp:positionV>
+            <wp:extent cx="1951355" cy="2552700"/>
+            <wp:effectExtent l="0" t="0" r="0" b="0"/>
+            <wp:wrapSquare wrapText="bothSides"/>
+            <wp:docPr id="171473182" name="图片 1"/>
+            <wp:cNvGraphicFramePr>
+              <a:graphicFrameLocks xmlns:a="http://schemas.openxmlformats.org/drawingml/2006/main" noChangeAspect="1"/>
+            </wp:cNvGraphicFramePr>
+            <a:graphic xmlns:a="http://schemas.openxmlformats.org/drawingml/2006/main">
+              <a:graphicData uri="http://schemas.openxmlformats.org/drawingml/2006/picture">
+                <pic:pic xmlns:pic="http://schemas.openxmlformats.org/drawingml/2006/picture">
+                  <pic:nvPicPr>
+                    <pic:cNvPr id="0" name="Picture 1"/>
+                    <pic:cNvPicPr>
+                      <a:picLocks noChangeAspect="1" noChangeArrowheads="1"/>
+                    </pic:cNvPicPr>
+                  </pic:nvPicPr>
+                  <pic:blipFill>
+                    <a:blip r:embed="rId9">
+                      <a:extLst>
+                        <a:ext uri="{28A0092B-C50C-407E-A947-70E740481C1C}">
+                          <a14:useLocalDpi xmlns:a14="http://schemas.microsoft.com/office/drawing/2010/main" val="0"/>
+                        </a:ext>
+                      </a:extLst>
+                    </a:blip>
+                    <a:srcRect/>
+                    <a:stretch>
+                      <a:fillRect/>
+                    </a:stretch>
+                  </pic:blipFill>
+                  <pic:spPr bwMode="auto">
+                    <a:xfrm>
+                      <a:off x="0" y="0"/>
+                      <a:ext cx="1951355" cy="2552700"/>
+                    </a:xfrm>
+                    <a:prstGeom prst="rect">
+                      <a:avLst/>
+                    </a:prstGeom>
+                    <a:noFill/>
+                    <a:ln>
+                      <a:noFill/>
+                    </a:ln>
+                  </pic:spPr>
+                </pic:pic>
+              </a:graphicData>
+            </a:graphic>
+          </wp:anchor>
+        </w:drawing>
+      </w:r>
+      <w:r>
+        <w:rPr>
+          <w:rFonts w:hint="eastAsia"/>
+          <w:lang w:val="en-US"/>
+        </w:rPr>
+        <w:t>伊曼纽尔·</w:t>
+      </w:r>
+      <w:r>
+        <w:rPr>
+          <w:rFonts w:hint="eastAsia"/>
+          <w:lang w:val="en-US"/>
+        </w:rPr>
+        <w:t>阿德勒和</w:t>
+      </w:r>
+      <w:r>
+        <w:rPr>
+          <w:rFonts w:hint="eastAsia"/>
+          <w:lang w:val="en-US"/>
+        </w:rPr>
+        <w:t>迈克尔·</w:t>
+      </w:r>
+      <w:r>
+        <w:rPr>
+          <w:rFonts w:hint="eastAsia"/>
+          <w:lang w:val="en-US"/>
+        </w:rPr>
+        <w:t>巴涅特将多元</w:t>
+      </w:r>
+      <w:proofErr w:type="gramStart"/>
+      <w:r>
+        <w:rPr>
+          <w:rFonts w:hint="eastAsia"/>
+          <w:lang w:val="en-US"/>
+        </w:rPr>
+        <w:t>安全共同体</w:t>
+      </w:r>
+      <w:proofErr w:type="gramEnd"/>
+      <w:r>
+        <w:rPr>
+          <w:rFonts w:hint="eastAsia"/>
+          <w:lang w:val="en-US"/>
+        </w:rPr>
+        <w:t>又分为两种。</w:t>
+      </w:r>
+      <w:r>
+        <w:rPr>
+          <w:rFonts w:hint="eastAsia"/>
+          <w:lang w:val="en-US"/>
+        </w:rPr>
+        <w:t>松散耦合的多元安全共同体</w:t>
+      </w:r>
+      <w:r>
+        <w:rPr>
+          <w:rFonts w:hint="eastAsia"/>
+          <w:lang w:val="en-US"/>
+        </w:rPr>
+        <w:t>（</w:t>
+      </w:r>
+      <w:r>
+        <w:rPr>
+          <w:rFonts w:hint="eastAsia"/>
+          <w:lang w:val="en-US"/>
+        </w:rPr>
+        <w:t>Loosely coupled pluralistic security</w:t>
+      </w:r>
+      <w:r>
+        <w:rPr>
+          <w:rFonts w:hint="eastAsia"/>
+          <w:lang w:val="en-US"/>
+        </w:rPr>
+        <w:t xml:space="preserve"> </w:t>
+      </w:r>
+      <w:r>
+        <w:rPr>
+          <w:rFonts w:hint="eastAsia"/>
+          <w:lang w:val="en-US"/>
+        </w:rPr>
+        <w:t>communities</w:t>
+      </w:r>
+      <w:r>
+        <w:rPr>
+          <w:rFonts w:hint="eastAsia"/>
+          <w:lang w:val="en-US"/>
+        </w:rPr>
+        <w:t>）是</w:t>
+      </w:r>
+      <w:r>
+        <w:rPr>
+          <w:rFonts w:hint="eastAsia"/>
+          <w:lang w:val="en-US"/>
+        </w:rPr>
+        <w:t>最低程度的</w:t>
+      </w:r>
+      <w:proofErr w:type="gramStart"/>
+      <w:r>
+        <w:rPr>
+          <w:rFonts w:hint="eastAsia"/>
+          <w:lang w:val="en-US"/>
+        </w:rPr>
+        <w:t>安全共同体</w:t>
+      </w:r>
+      <w:proofErr w:type="gramEnd"/>
+      <w:r>
+        <w:rPr>
+          <w:rFonts w:hint="eastAsia"/>
+          <w:lang w:val="en-US"/>
+        </w:rPr>
+        <w:t>定义属性——一个由主权国家组成的跨国区域，共同体内的人们对和平变革保持着可靠的预期。除此之外，别无其它。</w:t>
+      </w:r>
+      <w:r>
+        <w:rPr>
+          <w:rFonts w:hint="eastAsia"/>
+          <w:lang w:val="en-US"/>
+        </w:rPr>
+        <w:t>在</w:t>
+      </w:r>
+      <w:r>
+        <w:rPr>
+          <w:rFonts w:hint="eastAsia"/>
+          <w:lang w:val="en-US"/>
+        </w:rPr>
+        <w:t>紧密耦合的多元安全共同体</w:t>
+      </w:r>
+      <w:r>
+        <w:rPr>
+          <w:rFonts w:hint="eastAsia"/>
+          <w:lang w:val="en-US"/>
+        </w:rPr>
+        <w:t>（</w:t>
+      </w:r>
+      <w:r>
+        <w:rPr>
+          <w:rFonts w:hint="eastAsia"/>
+          <w:lang w:val="en-US"/>
+        </w:rPr>
+        <w:t>Tightly coupled pluralistic security</w:t>
+      </w:r>
+      <w:r>
+        <w:rPr>
+          <w:rFonts w:hint="eastAsia"/>
+          <w:lang w:val="en-US"/>
+        </w:rPr>
+        <w:t xml:space="preserve"> c</w:t>
+      </w:r>
+      <w:r>
+        <w:rPr>
+          <w:rFonts w:hint="eastAsia"/>
+          <w:lang w:val="en-US"/>
+        </w:rPr>
+        <w:t>ommunities</w:t>
+      </w:r>
+      <w:r>
+        <w:rPr>
+          <w:rFonts w:hint="eastAsia"/>
+          <w:lang w:val="en-US"/>
+        </w:rPr>
+        <w:t>）中，</w:t>
+      </w:r>
+      <w:r>
+        <w:rPr>
+          <w:rFonts w:hint="eastAsia"/>
+          <w:lang w:val="en-US"/>
+        </w:rPr>
+        <w:t>成员国间存在一个“相互帮助”的社会，在这个社会中它们建构了集体的体系安排</w:t>
+      </w:r>
+      <w:r>
+        <w:rPr>
+          <w:rFonts w:hint="eastAsia"/>
+          <w:lang w:val="en-US"/>
+        </w:rPr>
+        <w:t>；</w:t>
+      </w:r>
+      <w:r>
+        <w:rPr>
+          <w:rFonts w:hint="eastAsia"/>
+          <w:lang w:val="en-US"/>
+        </w:rPr>
+        <w:t>成员国拥有一套介于主权国家和一个处于区域性的、中央集权的政府之间的规则体系（超国家的）</w:t>
+      </w:r>
+      <w:r>
+        <w:rPr>
+          <w:rFonts w:hint="eastAsia"/>
+          <w:lang w:val="en-US"/>
+        </w:rPr>
+        <w:t>。</w:t>
+      </w:r>
+    </w:p>
+    <w:p>
+      <w:pPr>
+        <w:pStyle w:val="ae"/>
+        <w:rPr>
+          <w:lang w:val="en-US"/>
+        </w:rPr>
+      </w:pPr>
+      <w:bookmarkStart w:id="91" w:name="_Toc230621330"/>
+      <w:r>
+        <w:rPr>
+          <w:rFonts w:hint="eastAsia"/>
+          <w:lang w:val="en-US"/>
+        </w:rPr>
+        <w:t>（二）</w:t>
+      </w:r>
+      <w:proofErr w:type="gramStart"/>
+      <w:r>
+        <w:rPr>
+          <w:rFonts w:hint="eastAsia"/>
+          <w:lang w:val="en-US"/>
+        </w:rPr>
+        <w:t>安全共同体</w:t>
+      </w:r>
+      <w:proofErr w:type="gramEnd"/>
+      <w:r>
+        <w:rPr>
+          <w:rFonts w:hint="eastAsia"/>
+          <w:lang w:val="en-US"/>
+        </w:rPr>
+        <w:t>发展的动力机制（形成）</w:t>
+      </w:r>
+      <w:bookmarkEnd w:id="91"/>
+    </w:p>
+    <w:p>
+      <w:pPr>
+        <w:pStyle w:val="aa"/>
+        <w:spacing w:before="78" w:after="78"/>
+        <w:rPr>
+          <w:lang w:val="en-US"/>
+        </w:rPr>
+      </w:pPr>
+      <w:r>
+        <w:rPr>
+          <w:lang w:val="en-US"/>
+        </w:rPr>
+        <w:tab/>
+      </w:r>
+      <w:r>
+        <w:rPr>
+          <w:rFonts w:hint="eastAsia"/>
+          <w:lang w:val="en-US"/>
+        </w:rPr>
+        <w:t>阿德勒和巴涅特提出了</w:t>
+      </w:r>
+      <w:proofErr w:type="gramStart"/>
+      <w:r>
+        <w:rPr>
+          <w:rFonts w:hint="eastAsia"/>
+          <w:lang w:val="en-US"/>
+        </w:rPr>
+        <w:t>安全共同体</w:t>
+      </w:r>
+      <w:proofErr w:type="gramEnd"/>
+      <w:r>
+        <w:rPr>
+          <w:rFonts w:hint="eastAsia"/>
+          <w:lang w:val="en-US"/>
+        </w:rPr>
+        <w:t>发展的动力机制，如右图所示。</w:t>
+      </w:r>
+      <w:r>
+        <w:rPr>
+          <w:rFonts w:hint="eastAsia"/>
+          <w:lang w:val="en-US"/>
+        </w:rPr>
+        <w:t>他们的理论关注了交往背后的组织与社会化过程，弥补了多伊奇的理论缺陷。</w:t>
+      </w:r>
+    </w:p>
+    <w:p>
+      <w:pPr>
+        <w:pStyle w:val="ae"/>
+        <w:rPr>
+          <w:rFonts w:hint="eastAsia"/>
+          <w:lang w:val="en-US"/>
+        </w:rPr>
+      </w:pPr>
+      <w:bookmarkStart w:id="92" w:name="_Toc230621331"/>
+      <w:r>
+        <w:rPr>
+          <w:rFonts w:hint="eastAsia"/>
+          <w:lang w:val="en-US"/>
+        </w:rPr>
+        <w:t>（三）</w:t>
+      </w:r>
+      <w:proofErr w:type="gramStart"/>
+      <w:r>
+        <w:rPr>
+          <w:rFonts w:hint="eastAsia"/>
+          <w:lang w:val="en-US"/>
+        </w:rPr>
+        <w:t>安全共同体</w:t>
+      </w:r>
+      <w:proofErr w:type="gramEnd"/>
+      <w:r>
+        <w:rPr>
+          <w:rFonts w:hint="eastAsia"/>
+          <w:lang w:val="en-US"/>
+        </w:rPr>
+        <w:t>的进化</w:t>
+      </w:r>
+      <w:r>
+        <w:rPr>
+          <w:rFonts w:hint="eastAsia"/>
+          <w:lang w:val="en-US"/>
+        </w:rPr>
+        <w:t>/</w:t>
+      </w:r>
+      <w:r>
+        <w:rPr>
+          <w:rFonts w:hint="eastAsia"/>
+          <w:lang w:val="en-US"/>
+        </w:rPr>
+        <w:t>生命周期</w:t>
+      </w:r>
+      <w:bookmarkEnd w:id="92"/>
+    </w:p>
+    <w:p>
+      <w:pPr>
+        <w:pStyle w:val="aa"/>
+        <w:numPr>
+          <w:ilvl w:val="0"/>
+          <w:numId w:val="38"/>
+        </w:numPr>
+        <w:spacing w:beforeLines="0" w:before="0" w:afterLines="0" w:after="0"/>
+        <w:ind w:left="442" w:hanging="442"/>
+        <w:rPr>
+          <w:rFonts w:hint="eastAsia"/>
+          <w:lang w:val="en-US"/>
+        </w:rPr>
+      </w:pPr>
+      <w:r>
+        <w:rPr>
+          <w:rFonts w:hint="eastAsia"/>
+          <w:b/>
+          <w:bCs/>
+          <w:lang w:val="en-US"/>
+        </w:rPr>
+        <w:lastRenderedPageBreak/>
+        <w:t>阶段</w:t>
+      </w:r>
+      <w:r>
+        <w:rPr>
+          <w:rFonts w:hint="eastAsia"/>
+          <w:b/>
+          <w:bCs/>
+          <w:lang w:val="en-US"/>
+        </w:rPr>
+        <w:t>1</w:t>
+      </w:r>
+      <w:r>
+        <w:rPr>
+          <w:rFonts w:hint="eastAsia"/>
+          <w:b/>
+          <w:bCs/>
+          <w:lang w:val="en-US"/>
+        </w:rPr>
+        <w:t>：</w:t>
+      </w:r>
+      <w:r>
+        <w:rPr>
+          <w:rFonts w:hint="eastAsia"/>
+          <w:b/>
+          <w:bCs/>
+          <w:lang w:val="en-US"/>
+        </w:rPr>
+        <w:t>新生阶段。</w:t>
+      </w:r>
+      <w:r>
+        <w:rPr>
+          <w:rFonts w:hint="eastAsia"/>
+          <w:lang w:val="en-US"/>
+        </w:rPr>
+        <w:t>政府没有明确地寻求创立安全共同体。相反，它们开始时考虑的是该如何协调它们之间的关系，以增加相互安全；降低与它们间交往有关的交易成本；激励进一步的交往和互动</w:t>
+      </w:r>
+      <w:r>
+        <w:rPr>
+          <w:rFonts w:hint="eastAsia"/>
+          <w:lang w:val="en-US"/>
+        </w:rPr>
+        <w:t>。</w:t>
+      </w:r>
+    </w:p>
+    <w:p>
+      <w:pPr>
+        <w:pStyle w:val="aa"/>
+        <w:numPr>
+          <w:ilvl w:val="0"/>
+          <w:numId w:val="38"/>
+        </w:numPr>
+        <w:spacing w:beforeLines="0" w:before="0" w:afterLines="0" w:after="0"/>
+        <w:ind w:left="442" w:hanging="442"/>
+        <w:rPr>
+          <w:rFonts w:hint="eastAsia"/>
+          <w:lang w:val="en-US"/>
+        </w:rPr>
+      </w:pPr>
+      <w:r>
+        <w:rPr>
+          <w:rFonts w:hint="eastAsia"/>
+          <w:b/>
+          <w:bCs/>
+          <w:lang w:val="en-US"/>
+        </w:rPr>
+        <w:t>阶段</w:t>
+      </w:r>
+      <w:r>
+        <w:rPr>
+          <w:rFonts w:hint="eastAsia"/>
+          <w:b/>
+          <w:bCs/>
+          <w:lang w:val="en-US"/>
+        </w:rPr>
+        <w:t>2</w:t>
+      </w:r>
+      <w:r>
+        <w:rPr>
+          <w:rFonts w:hint="eastAsia"/>
+          <w:b/>
+          <w:bCs/>
+          <w:lang w:val="en-US"/>
+        </w:rPr>
+        <w:t>：</w:t>
+      </w:r>
+      <w:r>
+        <w:rPr>
+          <w:rFonts w:hint="eastAsia"/>
+          <w:b/>
+          <w:bCs/>
+          <w:lang w:val="en-US"/>
+        </w:rPr>
+        <w:t>上升阶段。</w:t>
+      </w:r>
+      <w:r>
+        <w:rPr>
+          <w:rFonts w:hint="eastAsia"/>
+          <w:lang w:val="en-US"/>
+        </w:rPr>
+        <w:t>日益增多的、密集的网络；新的制度和组织；深化互信水平的认知结构；开始出现激励着对和平的可靠预期的集体身份</w:t>
+      </w:r>
+      <w:r>
+        <w:rPr>
+          <w:rFonts w:hint="eastAsia"/>
+          <w:lang w:val="en-US"/>
+        </w:rPr>
+        <w:t>。</w:t>
+      </w:r>
+    </w:p>
+    <w:p>
+      <w:pPr>
+        <w:pStyle w:val="aa"/>
+        <w:numPr>
+          <w:ilvl w:val="0"/>
+          <w:numId w:val="38"/>
+        </w:numPr>
+        <w:spacing w:beforeLines="0" w:before="0" w:afterLines="0" w:after="0"/>
+        <w:ind w:left="442" w:hanging="442"/>
+        <w:rPr>
+          <w:rFonts w:hint="eastAsia"/>
+          <w:lang w:val="en-US"/>
+        </w:rPr>
+      </w:pPr>
+      <w:r>
+        <w:rPr>
+          <w:rFonts w:hint="eastAsia"/>
+          <w:b/>
+          <w:bCs/>
+          <w:lang w:val="en-US"/>
+        </w:rPr>
+        <w:t>阶段</w:t>
+      </w:r>
+      <w:r>
+        <w:rPr>
+          <w:rFonts w:hint="eastAsia"/>
+          <w:b/>
+          <w:bCs/>
+          <w:lang w:val="en-US"/>
+        </w:rPr>
+        <w:t>3</w:t>
+      </w:r>
+      <w:r>
+        <w:rPr>
+          <w:rFonts w:hint="eastAsia"/>
+          <w:b/>
+          <w:bCs/>
+          <w:lang w:val="en-US"/>
+        </w:rPr>
+        <w:t>：</w:t>
+      </w:r>
+      <w:r>
+        <w:rPr>
+          <w:rFonts w:hint="eastAsia"/>
+          <w:b/>
+          <w:bCs/>
+          <w:lang w:val="en-US"/>
+        </w:rPr>
+        <w:t>成熟阶段。</w:t>
+      </w:r>
+      <w:r>
+        <w:rPr>
+          <w:rFonts w:hint="eastAsia"/>
+          <w:lang w:val="en-US"/>
+        </w:rPr>
+        <w:t>高度的信任、共有的身份和未来（互助的身份）、导致军事冲突的可能性很低或没有、对</w:t>
+      </w:r>
+      <w:proofErr w:type="gramStart"/>
+      <w:r>
+        <w:rPr>
+          <w:rFonts w:hint="eastAsia"/>
+          <w:lang w:val="en-US"/>
+        </w:rPr>
+        <w:t>安全共同体</w:t>
+      </w:r>
+      <w:proofErr w:type="gramEnd"/>
+      <w:r>
+        <w:rPr>
+          <w:rFonts w:hint="eastAsia"/>
+          <w:lang w:val="en-US"/>
+        </w:rPr>
+        <w:t>内与</w:t>
+      </w:r>
+      <w:proofErr w:type="gramStart"/>
+      <w:r>
+        <w:rPr>
+          <w:rFonts w:hint="eastAsia"/>
+          <w:lang w:val="en-US"/>
+        </w:rPr>
+        <w:t>安全共同体</w:t>
+      </w:r>
+      <w:proofErr w:type="gramEnd"/>
+      <w:r>
+        <w:rPr>
+          <w:rFonts w:hint="eastAsia"/>
+          <w:lang w:val="en-US"/>
+        </w:rPr>
+        <w:t>外的区分</w:t>
+      </w:r>
+      <w:r>
+        <w:rPr>
+          <w:rFonts w:hint="eastAsia"/>
+          <w:lang w:val="en-US"/>
+        </w:rPr>
+        <w:t>。</w:t>
+      </w:r>
+    </w:p>
+    <w:p>
+      <w:pPr>
+        <w:pStyle w:val="aa"/>
+        <w:numPr>
+          <w:ilvl w:val="0"/>
+          <w:numId w:val="38"/>
+        </w:numPr>
+        <w:spacing w:beforeLines="0" w:before="0" w:afterLines="0" w:after="0"/>
+        <w:ind w:left="442" w:hanging="442"/>
+        <w:rPr>
+          <w:lang w:val="en-US"/>
+        </w:rPr>
+      </w:pPr>
+      <w:r>
+        <w:rPr>
+          <w:rFonts w:hint="eastAsia"/>
+          <w:b/>
+          <w:bCs/>
+          <w:lang w:val="en-US"/>
+        </w:rPr>
+        <w:t>阶段</w:t>
+      </w:r>
+      <w:r>
+        <w:rPr>
+          <w:rFonts w:hint="eastAsia"/>
+          <w:b/>
+          <w:bCs/>
+          <w:lang w:val="en-US"/>
+        </w:rPr>
+        <w:t>4</w:t>
+      </w:r>
+      <w:r>
+        <w:rPr>
+          <w:rFonts w:hint="eastAsia"/>
+          <w:b/>
+          <w:bCs/>
+          <w:lang w:val="en-US"/>
+        </w:rPr>
+        <w:t>：</w:t>
+      </w:r>
+      <w:r>
+        <w:rPr>
+          <w:rFonts w:hint="eastAsia"/>
+          <w:b/>
+          <w:bCs/>
+          <w:lang w:val="en-US"/>
+        </w:rPr>
+        <w:t>瓦解。</w:t>
+      </w:r>
+      <w:r>
+        <w:rPr>
+          <w:rFonts w:hint="eastAsia"/>
+          <w:lang w:val="en-US"/>
+        </w:rPr>
+        <w:t>曾经在某种程度上相对和平地共存的个人、民族和种族，快速地而且有时是野蛮地报复和惩罚它们的邻居</w:t>
+      </w:r>
+      <w:r>
+        <w:rPr>
+          <w:rFonts w:hint="eastAsia"/>
+          <w:lang w:val="en-US"/>
+        </w:rPr>
+        <w:t>。</w:t>
+      </w:r>
+    </w:p>
+    <w:p>
+      <w:pPr>
+        <w:pStyle w:val="ae"/>
+        <w:rPr>
+          <w:rFonts w:hint="eastAsia"/>
+          <w:lang w:val="en-US"/>
+        </w:rPr>
+      </w:pPr>
+      <w:bookmarkStart w:id="93" w:name="_Toc230621332"/>
+      <w:r>
+        <w:rPr>
+          <w:rFonts w:hint="eastAsia"/>
+          <w:lang w:val="en-US"/>
+        </w:rPr>
+        <w:t>（四）构建</w:t>
+      </w:r>
+      <w:proofErr w:type="gramStart"/>
+      <w:r>
+        <w:rPr>
+          <w:rFonts w:hint="eastAsia"/>
+          <w:lang w:val="en-US"/>
+        </w:rPr>
+        <w:t>安全共同体</w:t>
+      </w:r>
+      <w:proofErr w:type="gramEnd"/>
+      <w:r>
+        <w:rPr>
+          <w:rFonts w:hint="eastAsia"/>
+          <w:lang w:val="en-US"/>
+        </w:rPr>
+        <w:t>的案例</w:t>
+      </w:r>
+      <w:bookmarkEnd w:id="93"/>
+    </w:p>
+    <w:p>
+      <w:pPr>
+        <w:pStyle w:val="af1"/>
+        <w:rPr>
+          <w:lang w:val="en-US"/>
+        </w:rPr>
+      </w:pPr>
+      <w:r>
+        <w:rPr>
+          <w:rFonts w:hint="eastAsia"/>
+          <w:lang w:val="en-US"/>
+        </w:rPr>
+        <w:t xml:space="preserve">1. </w:t>
+      </w:r>
+      <w:r>
+        <w:rPr>
+          <w:rFonts w:hint="eastAsia"/>
+          <w:lang w:val="en-US"/>
+        </w:rPr>
+        <w:t>西欧</w:t>
+      </w:r>
+      <w:r>
+        <w:rPr>
+          <w:rFonts w:hint="eastAsia"/>
+          <w:lang w:val="en-US"/>
+        </w:rPr>
+        <w:t>/</w:t>
+      </w:r>
+      <w:r>
+        <w:rPr>
+          <w:rFonts w:hint="eastAsia"/>
+          <w:lang w:val="en-US"/>
+        </w:rPr>
+        <w:t>欧盟安全共同体的构建过程</w:t>
+      </w:r>
+    </w:p>
+    <w:p>
+      <w:pPr>
+        <w:pStyle w:val="aa"/>
+        <w:spacing w:before="78" w:after="78"/>
+        <w:ind w:firstLine="420"/>
+        <w:rPr>
+          <w:rFonts w:hint="eastAsia"/>
+          <w:lang w:val="en-US"/>
+        </w:rPr>
+      </w:pPr>
+      <w:r>
+        <w:rPr>
+          <w:rFonts w:hint="eastAsia"/>
+          <w:lang w:val="en-US"/>
+        </w:rPr>
+        <w:t>和平的实现</w:t>
+      </w:r>
+      <w:r>
+        <w:rPr>
+          <w:rFonts w:hint="eastAsia"/>
+          <w:lang w:val="en-US"/>
+        </w:rPr>
+        <w:t>——</w:t>
+      </w:r>
+      <w:r>
+        <w:rPr>
+          <w:rFonts w:hint="eastAsia"/>
+          <w:lang w:val="en-US"/>
+        </w:rPr>
+        <w:t>西欧国家（尤其是法德之间）走向联合的原因</w:t>
+      </w:r>
+      <w:r>
+        <w:rPr>
+          <w:rFonts w:hint="eastAsia"/>
+          <w:lang w:val="en-US"/>
+        </w:rPr>
+        <w:t>，在于</w:t>
+      </w:r>
+      <w:r>
+        <w:rPr>
+          <w:rFonts w:hint="eastAsia"/>
+          <w:lang w:val="en-US"/>
+        </w:rPr>
+        <w:t>苏联在欧洲大陆压倒性的常规力量优势</w:t>
+      </w:r>
+      <w:r>
+        <w:rPr>
+          <w:rFonts w:hint="eastAsia"/>
+          <w:lang w:val="en-US"/>
+        </w:rPr>
+        <w:t>，以及</w:t>
+      </w:r>
+      <w:r>
+        <w:rPr>
+          <w:rFonts w:hint="eastAsia"/>
+          <w:lang w:val="en-US"/>
+        </w:rPr>
+        <w:t>美国对于欧洲的军事承诺</w:t>
+      </w:r>
+      <w:r>
+        <w:rPr>
+          <w:rFonts w:hint="eastAsia"/>
+          <w:lang w:val="en-US"/>
+        </w:rPr>
+        <w:t>。</w:t>
+      </w:r>
+    </w:p>
+    <w:p>
+      <w:pPr>
+        <w:pStyle w:val="aa"/>
+        <w:spacing w:before="78" w:after="78"/>
+        <w:ind w:firstLine="420"/>
+        <w:rPr>
+          <w:rFonts w:hint="eastAsia"/>
+          <w:lang w:val="en-US"/>
+        </w:rPr>
+      </w:pPr>
+      <w:r>
+        <w:rPr>
+          <w:rFonts w:hint="eastAsia"/>
+          <w:lang w:val="en-US"/>
+        </w:rPr>
+        <w:t>和平的持续和深化</w:t>
+      </w:r>
+      <w:r>
+        <w:rPr>
+          <w:rFonts w:hint="eastAsia"/>
+          <w:lang w:val="en-US"/>
+        </w:rPr>
+        <w:t>——</w:t>
+      </w:r>
+      <w:r>
+        <w:rPr>
+          <w:rFonts w:hint="eastAsia"/>
+          <w:lang w:val="en-US"/>
+        </w:rPr>
+        <w:t>欧共体</w:t>
+      </w:r>
+      <w:r>
+        <w:rPr>
+          <w:rFonts w:hint="eastAsia"/>
+          <w:lang w:val="en-US"/>
+        </w:rPr>
+        <w:t>/</w:t>
+      </w:r>
+      <w:r>
+        <w:rPr>
+          <w:rFonts w:hint="eastAsia"/>
+          <w:lang w:val="en-US"/>
+        </w:rPr>
+        <w:t>欧盟成员</w:t>
+      </w:r>
+      <w:proofErr w:type="gramStart"/>
+      <w:r>
+        <w:rPr>
+          <w:rFonts w:hint="eastAsia"/>
+          <w:lang w:val="en-US"/>
+        </w:rPr>
+        <w:t>间集体</w:t>
+      </w:r>
+      <w:proofErr w:type="gramEnd"/>
+      <w:r>
+        <w:rPr>
+          <w:rFonts w:hint="eastAsia"/>
+          <w:lang w:val="en-US"/>
+        </w:rPr>
+        <w:t>身份的培育过程</w:t>
+      </w:r>
+      <w:r>
+        <w:rPr>
+          <w:rFonts w:hint="eastAsia"/>
+          <w:lang w:val="en-US"/>
+        </w:rPr>
+        <w:t>，如</w:t>
+      </w:r>
+      <w:r>
+        <w:rPr>
+          <w:rFonts w:hint="eastAsia"/>
+          <w:lang w:val="en-US"/>
+        </w:rPr>
+        <w:t>西德的民主化</w:t>
+      </w:r>
+      <w:r>
+        <w:rPr>
+          <w:rFonts w:hint="eastAsia"/>
+          <w:lang w:val="en-US"/>
+        </w:rPr>
+        <w:t>；</w:t>
+      </w:r>
+      <w:r>
+        <w:rPr>
+          <w:rFonts w:hint="eastAsia"/>
+          <w:lang w:val="en-US"/>
+        </w:rPr>
+        <w:t>多边主义（功能主义）国际制度的发展促进了国家之间的共同利益和互信</w:t>
+      </w:r>
+      <w:r>
+        <w:rPr>
+          <w:rFonts w:hint="eastAsia"/>
+          <w:lang w:val="en-US"/>
+        </w:rPr>
+        <w:t>。</w:t>
+      </w:r>
+    </w:p>
+    <w:p>
+      <w:pPr>
+        <w:pStyle w:val="aa"/>
+        <w:spacing w:before="78" w:after="78"/>
+        <w:ind w:firstLine="420"/>
+        <w:rPr>
+          <w:rFonts w:hint="eastAsia"/>
+          <w:lang w:val="en-US"/>
+        </w:rPr>
+      </w:pPr>
+      <w:r>
+        <w:rPr>
+          <w:rFonts w:hint="eastAsia"/>
+          <w:lang w:val="en-US"/>
+        </w:rPr>
+        <w:t>“安全共同体”的形成</w:t>
+      </w:r>
+      <w:r>
+        <w:rPr>
+          <w:rFonts w:hint="eastAsia"/>
+          <w:lang w:val="en-US"/>
+        </w:rPr>
+        <w:t>——</w:t>
+      </w:r>
+      <w:r>
+        <w:rPr>
+          <w:rFonts w:hint="eastAsia"/>
+          <w:lang w:val="en-US"/>
+        </w:rPr>
+        <w:t>欧洲认同的巩固，欧盟成员间的战争变得不可想象</w:t>
+      </w:r>
+      <w:r>
+        <w:rPr>
+          <w:rFonts w:hint="eastAsia"/>
+          <w:lang w:val="en-US"/>
+        </w:rPr>
+        <w:t>。</w:t>
+      </w:r>
+    </w:p>
+    <w:p>
+      <w:pPr>
+        <w:pStyle w:val="af1"/>
+        <w:rPr>
+          <w:rFonts w:hint="eastAsia"/>
+          <w:lang w:val="en-US"/>
+        </w:rPr>
+      </w:pPr>
+      <w:r>
+        <w:rPr>
+          <w:rFonts w:hint="eastAsia"/>
+          <w:lang w:val="en-US"/>
+        </w:rPr>
+        <w:t xml:space="preserve">2. </w:t>
+      </w:r>
+      <w:r>
+        <w:rPr>
+          <w:rFonts w:hint="eastAsia"/>
+          <w:lang w:val="en-US"/>
+        </w:rPr>
+        <w:t>东盟构建安全共同体的过程</w:t>
+      </w:r>
+    </w:p>
+    <w:p>
+      <w:pPr>
+        <w:pStyle w:val="aa"/>
+        <w:spacing w:before="78" w:after="78"/>
+        <w:ind w:firstLine="420"/>
+        <w:rPr>
+          <w:rFonts w:hint="eastAsia"/>
+          <w:lang w:val="en-US"/>
+        </w:rPr>
+      </w:pPr>
+      <w:r>
+        <w:rPr>
+          <w:rFonts w:hint="eastAsia"/>
+          <w:lang w:val="en-US"/>
+        </w:rPr>
+        <w:t>和平的实现</w:t>
+      </w:r>
+      <w:r>
+        <w:rPr>
+          <w:rFonts w:hint="eastAsia"/>
+          <w:lang w:val="en-US"/>
+        </w:rPr>
+        <w:t>——</w:t>
+      </w:r>
+      <w:r>
+        <w:rPr>
+          <w:rFonts w:hint="eastAsia"/>
+          <w:lang w:val="en-US"/>
+        </w:rPr>
+        <w:t>东盟建立的原因</w:t>
+      </w:r>
+      <w:r>
+        <w:rPr>
+          <w:rFonts w:hint="eastAsia"/>
+          <w:lang w:val="en-US"/>
+        </w:rPr>
+        <w:t>包括：</w:t>
+      </w:r>
+    </w:p>
+    <w:p>
+      <w:pPr>
+        <w:pStyle w:val="aa"/>
+        <w:numPr>
+          <w:ilvl w:val="0"/>
+          <w:numId w:val="39"/>
+        </w:numPr>
+        <w:spacing w:beforeLines="0" w:before="0" w:afterLines="0" w:after="0"/>
+        <w:ind w:left="442" w:hanging="442"/>
+        <w:rPr>
+          <w:rFonts w:hint="eastAsia"/>
+          <w:lang w:val="en-US"/>
+        </w:rPr>
+      </w:pPr>
+      <w:r>
+        <w:rPr>
+          <w:rFonts w:hint="eastAsia"/>
+          <w:lang w:val="en-US"/>
+        </w:rPr>
+        <w:t>防止国家间的对抗、建立一种有利于和平解决争端的机制</w:t>
+      </w:r>
+      <w:r>
+        <w:rPr>
+          <w:rFonts w:hint="eastAsia"/>
+          <w:lang w:val="en-US"/>
+        </w:rPr>
+        <w:t>；</w:t>
+      </w:r>
+    </w:p>
+    <w:p>
+      <w:pPr>
+        <w:pStyle w:val="aa"/>
+        <w:numPr>
+          <w:ilvl w:val="0"/>
+          <w:numId w:val="39"/>
+        </w:numPr>
+        <w:spacing w:beforeLines="0" w:before="0" w:afterLines="0" w:after="0"/>
+        <w:ind w:left="442" w:hanging="442"/>
+        <w:rPr>
+          <w:rFonts w:hint="eastAsia"/>
+          <w:lang w:val="en-US"/>
+        </w:rPr>
+      </w:pPr>
+      <w:r>
+        <w:rPr>
+          <w:rFonts w:hint="eastAsia"/>
+          <w:lang w:val="en-US"/>
+        </w:rPr>
+        <w:t>共同的“内部”安全威胁：面对内部共产主义叛乱时的脆弱性</w:t>
+      </w:r>
+      <w:r>
+        <w:rPr>
+          <w:rFonts w:hint="eastAsia"/>
+          <w:lang w:val="en-US"/>
+        </w:rPr>
+        <w:t>；</w:t>
+      </w:r>
+    </w:p>
+    <w:p>
+      <w:pPr>
+        <w:pStyle w:val="aa"/>
+        <w:numPr>
+          <w:ilvl w:val="0"/>
+          <w:numId w:val="39"/>
+        </w:numPr>
+        <w:spacing w:beforeLines="0" w:before="0" w:afterLines="0" w:after="0"/>
+        <w:ind w:left="442" w:hanging="442"/>
+        <w:rPr>
+          <w:rFonts w:hint="eastAsia"/>
+          <w:lang w:val="en-US"/>
+        </w:rPr>
+      </w:pPr>
+      <w:r>
+        <w:rPr>
+          <w:rFonts w:hint="eastAsia"/>
+          <w:lang w:val="en-US"/>
+        </w:rPr>
+        <w:t>联合起来以增强与外部贸易伙伴进行谈判时的影响力</w:t>
+      </w:r>
+      <w:r>
+        <w:rPr>
+          <w:rFonts w:hint="eastAsia"/>
+          <w:lang w:val="en-US"/>
+        </w:rPr>
+        <w:t>；</w:t>
+      </w:r>
+    </w:p>
+    <w:p>
+      <w:pPr>
+        <w:pStyle w:val="aa"/>
+        <w:numPr>
+          <w:ilvl w:val="0"/>
+          <w:numId w:val="39"/>
+        </w:numPr>
+        <w:spacing w:beforeLines="0" w:before="0" w:afterLines="0" w:after="0"/>
+        <w:ind w:left="442" w:hanging="442"/>
+        <w:rPr>
+          <w:lang w:val="en-US"/>
+        </w:rPr>
+      </w:pPr>
+      <w:r>
+        <w:rPr>
+          <w:rFonts w:hint="eastAsia"/>
+          <w:lang w:val="en-US"/>
+        </w:rPr>
+        <w:t>反共的意识形态（但不倾向于民主）和对于（国家控制的）资本主义经济方式的偏好</w:t>
+      </w:r>
+      <w:r>
+        <w:rPr>
+          <w:rFonts w:hint="eastAsia"/>
+          <w:lang w:val="en-US"/>
+        </w:rPr>
+        <w:t>。</w:t>
+      </w:r>
+    </w:p>
+    <w:p>
+      <w:pPr>
+        <w:pStyle w:val="aa"/>
+        <w:spacing w:before="78" w:after="78"/>
+        <w:ind w:firstLine="420"/>
+        <w:rPr>
+          <w:rFonts w:hint="eastAsia"/>
+          <w:lang w:val="en-US"/>
+        </w:rPr>
+      </w:pPr>
+      <w:r>
+        <w:rPr>
+          <w:rFonts w:hint="eastAsia"/>
+          <w:lang w:val="en-US"/>
+        </w:rPr>
+        <w:t>和平的持续与深化</w:t>
+      </w:r>
+      <w:r>
+        <w:rPr>
+          <w:rFonts w:hint="eastAsia"/>
+          <w:lang w:val="en-US"/>
+        </w:rPr>
+        <w:t>——</w:t>
+      </w:r>
+      <w:r>
+        <w:rPr>
+          <w:rFonts w:hint="eastAsia"/>
+          <w:lang w:val="en-US"/>
+        </w:rPr>
+        <w:t>东盟集体身份的培育过程</w:t>
+      </w:r>
+      <w:r>
+        <w:rPr>
+          <w:rFonts w:hint="eastAsia"/>
+          <w:lang w:val="en-US"/>
+        </w:rPr>
+        <w:t>。东盟进行了</w:t>
+      </w:r>
+      <w:r>
+        <w:rPr>
+          <w:rFonts w:hint="eastAsia"/>
+          <w:lang w:val="en-US"/>
+        </w:rPr>
+        <w:t>多边主义的实践（鼓励政治领导人在东盟的制度框架下社会化）</w:t>
+      </w:r>
+      <w:r>
+        <w:rPr>
+          <w:rFonts w:hint="eastAsia"/>
+          <w:lang w:val="en-US"/>
+        </w:rPr>
+        <w:t>。</w:t>
+      </w:r>
+      <w:r>
+        <w:rPr>
+          <w:rFonts w:hint="eastAsia"/>
+          <w:lang w:val="en-US"/>
+        </w:rPr>
+        <w:t>东盟在处理内部关系时的原则</w:t>
+      </w:r>
+      <w:r>
+        <w:rPr>
+          <w:rFonts w:hint="eastAsia"/>
+          <w:lang w:val="en-US"/>
+        </w:rPr>
+        <w:t>是</w:t>
+      </w:r>
+      <w:r>
+        <w:rPr>
+          <w:rFonts w:hint="eastAsia"/>
+          <w:lang w:val="en-US"/>
+        </w:rPr>
+        <w:t>不干涉内政、和平解决争端、尊重彼此独立、尊重领土完整</w:t>
+      </w:r>
+      <w:r>
+        <w:rPr>
+          <w:rFonts w:hint="eastAsia"/>
+          <w:lang w:val="en-US"/>
+        </w:rPr>
+        <w:t>。</w:t>
+      </w:r>
+      <w:r>
+        <w:rPr>
+          <w:rFonts w:hint="eastAsia"/>
+          <w:lang w:val="en-US"/>
+        </w:rPr>
+        <w:t>“东盟方式”</w:t>
+      </w:r>
+      <w:r>
+        <w:rPr>
+          <w:rFonts w:hint="eastAsia"/>
+          <w:lang w:val="en-US"/>
+        </w:rPr>
+        <w:t>即</w:t>
+      </w:r>
+      <w:r>
+        <w:rPr>
+          <w:rFonts w:hint="eastAsia"/>
+          <w:lang w:val="en-US"/>
+        </w:rPr>
+        <w:t>最小机制主义、共识原则</w:t>
+      </w:r>
+      <w:r>
+        <w:rPr>
+          <w:rFonts w:hint="eastAsia"/>
+          <w:lang w:val="en-US"/>
+        </w:rPr>
+        <w:t>逐渐</w:t>
+      </w:r>
+      <w:r>
+        <w:rPr>
+          <w:rFonts w:hint="eastAsia"/>
+          <w:lang w:val="en-US"/>
+        </w:rPr>
+        <w:t>形成</w:t>
+      </w:r>
+      <w:r>
+        <w:rPr>
+          <w:rFonts w:hint="eastAsia"/>
+          <w:lang w:val="en-US"/>
+        </w:rPr>
+        <w:t>。</w:t>
+      </w:r>
+      <w:r>
+        <w:rPr>
+          <w:rFonts w:hint="eastAsia"/>
+          <w:lang w:val="en-US"/>
+        </w:rPr>
+        <w:t xml:space="preserve"> </w:t>
+      </w:r>
+      <w:r>
+        <w:rPr>
+          <w:rFonts w:hint="eastAsia"/>
+          <w:lang w:val="en-US"/>
+        </w:rPr>
+        <w:t>区域自治</w:t>
+      </w:r>
+      <w:r>
+        <w:rPr>
+          <w:rFonts w:hint="eastAsia"/>
+          <w:lang w:val="en-US"/>
+        </w:rPr>
+        <w:t>也逐步形成。</w:t>
+      </w:r>
+    </w:p>
+    <w:p>
+      <w:pPr>
+        <w:pStyle w:val="aa"/>
+        <w:spacing w:before="78" w:after="78"/>
+        <w:ind w:firstLine="420"/>
+        <w:rPr>
+          <w:lang w:val="en-US"/>
+        </w:rPr>
+      </w:pPr>
+      <w:r>
+        <w:rPr>
+          <w:rFonts w:hint="eastAsia"/>
+          <w:lang w:val="en-US"/>
+        </w:rPr>
+        <w:t>“安全共同体”的出现</w:t>
+      </w:r>
+      <w:r>
+        <w:rPr>
+          <w:rFonts w:hint="eastAsia"/>
+          <w:lang w:val="en-US"/>
+        </w:rPr>
+        <w:t>——</w:t>
+      </w:r>
+      <w:r>
+        <w:rPr>
+          <w:rFonts w:hint="eastAsia"/>
+          <w:lang w:val="en-US"/>
+        </w:rPr>
+        <w:t>东盟国家间越来越不可能发生战争</w:t>
+      </w:r>
+      <w:r>
+        <w:rPr>
+          <w:rFonts w:hint="eastAsia"/>
+          <w:lang w:val="en-US"/>
+        </w:rPr>
+        <w:t>。</w:t>
+      </w:r>
+      <w:r>
+        <w:rPr>
+          <w:rFonts w:hint="eastAsia"/>
+          <w:lang w:val="en-US"/>
+        </w:rPr>
+        <w:t>部分成熟的</w:t>
+      </w:r>
+      <w:proofErr w:type="gramStart"/>
+      <w:r>
+        <w:rPr>
+          <w:rFonts w:hint="eastAsia"/>
+          <w:lang w:val="en-US"/>
+        </w:rPr>
+        <w:t>安全共同体</w:t>
+      </w:r>
+      <w:proofErr w:type="gramEnd"/>
+      <w:r>
+        <w:rPr>
+          <w:rFonts w:hint="eastAsia"/>
+          <w:lang w:val="en-US"/>
+        </w:rPr>
+        <w:t>的特征</w:t>
+      </w:r>
+      <w:r>
+        <w:rPr>
+          <w:rFonts w:hint="eastAsia"/>
+          <w:lang w:val="en-US"/>
+        </w:rPr>
+        <w:t>开始出现，如</w:t>
+      </w:r>
+      <w:r>
+        <w:rPr>
+          <w:rFonts w:hint="eastAsia"/>
+          <w:lang w:val="en-US"/>
+        </w:rPr>
+        <w:t>多边主义、合作安全、共同体的话语和身份、政策协调</w:t>
+      </w:r>
+      <w:r>
+        <w:rPr>
+          <w:rFonts w:hint="eastAsia"/>
+          <w:lang w:val="en-US"/>
+        </w:rPr>
+        <w:t>。但是，东盟也</w:t>
+      </w:r>
+      <w:r>
+        <w:rPr>
+          <w:rFonts w:hint="eastAsia"/>
+          <w:lang w:val="en-US"/>
+        </w:rPr>
+        <w:t>缺乏军事一体化、共同的外部威胁和边界自由化</w:t>
+      </w:r>
+      <w:r>
+        <w:rPr>
+          <w:rFonts w:hint="eastAsia"/>
+          <w:lang w:val="en-US"/>
+        </w:rPr>
+        <w:t>。</w:t>
+      </w:r>
+    </w:p>
+    <w:p>
+      <w:pPr>
+        <w:pStyle w:val="aa"/>
+        <w:spacing w:before="78" w:after="78"/>
+        <w:rPr>
+          <w:rFonts w:hint="eastAsia"/>
+          <w:lang w:val="en-US"/>
+        </w:rPr>
+      </w:pPr>
+    </w:p>
+    <w:p>
+      <w:pPr>
+        <w:pStyle w:val="aa"/>
+        <w:spacing w:before="78" w:after="78"/>
+        <w:ind w:firstLine="420"/>
+        <w:rPr>
+          <w:lang w:val="en-US"/>
+        </w:rPr>
+      </w:pPr>
+      <w:r>
+        <w:rPr>
+          <w:rFonts w:hint="eastAsia"/>
+          <w:lang w:val="en-US"/>
+        </w:rPr>
+        <w:t>综合欧盟和东盟的案例可见，</w:t>
+      </w:r>
+      <w:r>
+        <w:rPr>
+          <w:rFonts w:hint="eastAsia"/>
+          <w:lang w:val="en-US"/>
+        </w:rPr>
+        <w:t>经济相互依赖和自由民主的价值观并不是</w:t>
+      </w:r>
+      <w:proofErr w:type="gramStart"/>
+      <w:r>
+        <w:rPr>
+          <w:rFonts w:hint="eastAsia"/>
+          <w:lang w:val="en-US"/>
+        </w:rPr>
+        <w:t>安全共同体</w:t>
+      </w:r>
+      <w:proofErr w:type="gramEnd"/>
+      <w:r>
+        <w:rPr>
+          <w:rFonts w:hint="eastAsia"/>
+          <w:lang w:val="en-US"/>
+        </w:rPr>
+        <w:t>形成的必要条件</w:t>
+      </w:r>
+      <w:r>
+        <w:rPr>
+          <w:rFonts w:hint="eastAsia"/>
+          <w:lang w:val="en-US"/>
+        </w:rPr>
+        <w:t>；</w:t>
+      </w:r>
+      <w:r>
+        <w:rPr>
+          <w:rFonts w:hint="eastAsia"/>
+          <w:lang w:val="en-US"/>
+        </w:rPr>
+        <w:t>共同的外部威胁也不是</w:t>
+      </w:r>
+      <w:r>
+        <w:rPr>
+          <w:rFonts w:hint="eastAsia"/>
+          <w:lang w:val="en-US"/>
+        </w:rPr>
+        <w:t>。</w:t>
+      </w:r>
+      <w:r>
+        <w:rPr>
+          <w:rFonts w:hint="eastAsia"/>
+          <w:lang w:val="en-US"/>
+        </w:rPr>
+        <w:t>除了交往本身，</w:t>
+      </w:r>
+      <w:proofErr w:type="gramStart"/>
+      <w:r>
+        <w:rPr>
+          <w:rFonts w:hint="eastAsia"/>
+          <w:lang w:val="en-US"/>
+        </w:rPr>
+        <w:t>安全共同体</w:t>
+      </w:r>
+      <w:proofErr w:type="gramEnd"/>
+      <w:r>
+        <w:rPr>
+          <w:rFonts w:hint="eastAsia"/>
+          <w:lang w:val="en-US"/>
+        </w:rPr>
+        <w:t>的建设需要发挥政治精英及国际机制的能动性</w:t>
+      </w:r>
+      <w:r>
+        <w:rPr>
+          <w:rFonts w:hint="eastAsia"/>
+          <w:lang w:val="en-US"/>
+        </w:rPr>
+        <w:t>。</w:t>
+      </w:r>
+    </w:p>
+    <w:p>
+      <w:pPr>
+        <w:pStyle w:val="aa"/>
+        <w:spacing w:before="78" w:after="78"/>
         <w:rPr>
           <w:rFonts w:hint="eastAsia"/>
           <w:lang w:val="en-US"/>
@@ -27218,7 +31212,7 @@
       </w:pPr>
     </w:p>
     <w:sectPr>
-      <w:footerReference w:type="default" r:id="rId9"/>
+      <w:footerReference w:type="default" r:id="rId10"/>
       <w:pgSz w:w="11906" w:h="16838"/>
       <w:pgMar w:top="1440" w:right="1800" w:bottom="1440" w:left="1800" w:header="851" w:footer="992" w:gutter="0"/>
       <w:cols w:space="425"/>
@@ -28021,6 +32015,119 @@
     </w:lvl>
   </w:abstractNum>
   <w:abstractNum w:abstractNumId="6" w15:restartNumberingAfterBreak="0">
+    <w:nsid w:val="285D3E79"/>
+    <w:multiLevelType w:val="hybridMultilevel"/>
+    <w:tmpl w:val="D0D63E56"/>
+    <w:lvl w:ilvl="0" w:tplc="04090001">
+      <w:start w:val="1"/>
+      <w:numFmt w:val="bullet"/>
+      <w:lvlText w:val=""/>
+      <w:lvlJc w:val="left"/>
+      <w:pPr>
+        <w:ind w:left="440" w:hanging="440"/>
+      </w:pPr>
+      <w:rPr>
+        <w:rFonts w:ascii="Wingdings" w:hAnsi="Wingdings" w:hint="default"/>
+      </w:rPr>
+    </w:lvl>
+    <w:lvl w:ilvl="1" w:tplc="04090003" w:tentative="1">
+      <w:start w:val="1"/>
+      <w:numFmt w:val="bullet"/>
+      <w:lvlText w:val=""/>
+      <w:lvlJc w:val="left"/>
+      <w:pPr>
+        <w:ind w:left="880" w:hanging="440"/>
+      </w:pPr>
+      <w:rPr>
+        <w:rFonts w:ascii="Wingdings" w:hAnsi="Wingdings" w:hint="default"/>
+      </w:rPr>
+    </w:lvl>
+    <w:lvl w:ilvl="2" w:tplc="04090005" w:tentative="1">
+      <w:start w:val="1"/>
+      <w:numFmt w:val="bullet"/>
+      <w:lvlText w:val=""/>
+      <w:lvlJc w:val="left"/>
+      <w:pPr>
+        <w:ind w:left="1320" w:hanging="440"/>
+      </w:pPr>
+      <w:rPr>
+        <w:rFonts w:ascii="Wingdings" w:hAnsi="Wingdings" w:hint="default"/>
+      </w:rPr>
+    </w:lvl>
+    <w:lvl w:ilvl="3" w:tplc="04090001" w:tentative="1">
+      <w:start w:val="1"/>
+      <w:numFmt w:val="bullet"/>
+      <w:lvlText w:val=""/>
+      <w:lvlJc w:val="left"/>
+      <w:pPr>
+        <w:ind w:left="1760" w:hanging="440"/>
+      </w:pPr>
+      <w:rPr>
+        <w:rFonts w:ascii="Wingdings" w:hAnsi="Wingdings" w:hint="default"/>
+      </w:rPr>
+    </w:lvl>
+    <w:lvl w:ilvl="4" w:tplc="04090003" w:tentative="1">
+      <w:start w:val="1"/>
+      <w:numFmt w:val="bullet"/>
+      <w:lvlText w:val=""/>
+      <w:lvlJc w:val="left"/>
+      <w:pPr>
+        <w:ind w:left="2200" w:hanging="440"/>
+      </w:pPr>
+      <w:rPr>
+        <w:rFonts w:ascii="Wingdings" w:hAnsi="Wingdings" w:hint="default"/>
+      </w:rPr>
+    </w:lvl>
+    <w:lvl w:ilvl="5" w:tplc="04090005" w:tentative="1">
+      <w:start w:val="1"/>
+      <w:numFmt w:val="bullet"/>
+      <w:lvlText w:val=""/>
+      <w:lvlJc w:val="left"/>
+      <w:pPr>
+        <w:ind w:left="2640" w:hanging="440"/>
+      </w:pPr>
+      <w:rPr>
+        <w:rFonts w:ascii="Wingdings" w:hAnsi="Wingdings" w:hint="default"/>
+      </w:rPr>
+    </w:lvl>
+    <w:lvl w:ilvl="6" w:tplc="04090001" w:tentative="1">
+      <w:start w:val="1"/>
+      <w:numFmt w:val="bullet"/>
+      <w:lvlText w:val=""/>
+      <w:lvlJc w:val="left"/>
+      <w:pPr>
+        <w:ind w:left="3080" w:hanging="440"/>
+      </w:pPr>
+      <w:rPr>
+        <w:rFonts w:ascii="Wingdings" w:hAnsi="Wingdings" w:hint="default"/>
+      </w:rPr>
+    </w:lvl>
+    <w:lvl w:ilvl="7" w:tplc="04090003" w:tentative="1">
+      <w:start w:val="1"/>
+      <w:numFmt w:val="bullet"/>
+      <w:lvlText w:val=""/>
+      <w:lvlJc w:val="left"/>
+      <w:pPr>
+        <w:ind w:left="3520" w:hanging="440"/>
+      </w:pPr>
+      <w:rPr>
+        <w:rFonts w:ascii="Wingdings" w:hAnsi="Wingdings" w:hint="default"/>
+      </w:rPr>
+    </w:lvl>
+    <w:lvl w:ilvl="8" w:tplc="04090005" w:tentative="1">
+      <w:start w:val="1"/>
+      <w:numFmt w:val="bullet"/>
+      <w:lvlText w:val=""/>
+      <w:lvlJc w:val="left"/>
+      <w:pPr>
+        <w:ind w:left="3960" w:hanging="440"/>
+      </w:pPr>
+      <w:rPr>
+        <w:rFonts w:ascii="Wingdings" w:hAnsi="Wingdings" w:hint="default"/>
+      </w:rPr>
+    </w:lvl>
+  </w:abstractNum>
+  <w:abstractNum w:abstractNumId="7" w15:restartNumberingAfterBreak="0">
     <w:nsid w:val="297F3A7D"/>
     <w:multiLevelType w:val="hybridMultilevel"/>
     <w:tmpl w:val="FA182A84"/>
@@ -28133,7 +32240,7 @@
       </w:rPr>
     </w:lvl>
   </w:abstractNum>
-  <w:abstractNum w:abstractNumId="7" w15:restartNumberingAfterBreak="0">
+  <w:abstractNum w:abstractNumId="8" w15:restartNumberingAfterBreak="0">
     <w:nsid w:val="29C821CC"/>
     <w:multiLevelType w:val="hybridMultilevel"/>
     <w:tmpl w:val="B28E7DDA"/>
@@ -28246,7 +32353,7 @@
       </w:rPr>
     </w:lvl>
   </w:abstractNum>
-  <w:abstractNum w:abstractNumId="8" w15:restartNumberingAfterBreak="0">
+  <w:abstractNum w:abstractNumId="9" w15:restartNumberingAfterBreak="0">
     <w:nsid w:val="2D926A25"/>
     <w:multiLevelType w:val="hybridMultilevel"/>
     <w:tmpl w:val="2ACE6FC6"/>
@@ -28359,7 +32466,7 @@
       </w:rPr>
     </w:lvl>
   </w:abstractNum>
-  <w:abstractNum w:abstractNumId="9" w15:restartNumberingAfterBreak="0">
+  <w:abstractNum w:abstractNumId="10" w15:restartNumberingAfterBreak="0">
     <w:nsid w:val="32214886"/>
     <w:multiLevelType w:val="hybridMultilevel"/>
     <w:tmpl w:val="22F0DA86"/>
@@ -28472,7 +32579,7 @@
       </w:rPr>
     </w:lvl>
   </w:abstractNum>
-  <w:abstractNum w:abstractNumId="10" w15:restartNumberingAfterBreak="0">
+  <w:abstractNum w:abstractNumId="11" w15:restartNumberingAfterBreak="0">
     <w:nsid w:val="345E37BB"/>
     <w:multiLevelType w:val="hybridMultilevel"/>
     <w:tmpl w:val="827C6608"/>
@@ -28558,7 +32665,7 @@
       </w:pPr>
     </w:lvl>
   </w:abstractNum>
-  <w:abstractNum w:abstractNumId="11" w15:restartNumberingAfterBreak="0">
+  <w:abstractNum w:abstractNumId="12" w15:restartNumberingAfterBreak="0">
     <w:nsid w:val="362A1918"/>
     <w:multiLevelType w:val="hybridMultilevel"/>
     <w:tmpl w:val="A9A228E4"/>
@@ -28644,10 +32751,10 @@
       </w:pPr>
     </w:lvl>
   </w:abstractNum>
-  <w:abstractNum w:abstractNumId="12" w15:restartNumberingAfterBreak="0">
-    <w:nsid w:val="39535D16"/>
+  <w:abstractNum w:abstractNumId="13" w15:restartNumberingAfterBreak="0">
+    <w:nsid w:val="385433FF"/>
     <w:multiLevelType w:val="hybridMultilevel"/>
-    <w:tmpl w:val="DA9896B2"/>
+    <w:tmpl w:val="DA8CA9F4"/>
     <w:lvl w:ilvl="0" w:tplc="04090001">
       <w:start w:val="1"/>
       <w:numFmt w:val="bullet"/>
@@ -28757,7 +32864,120 @@
       </w:rPr>
     </w:lvl>
   </w:abstractNum>
-  <w:abstractNum w:abstractNumId="13" w15:restartNumberingAfterBreak="0">
+  <w:abstractNum w:abstractNumId="14" w15:restartNumberingAfterBreak="0">
+    <w:nsid w:val="39535D16"/>
+    <w:multiLevelType w:val="hybridMultilevel"/>
+    <w:tmpl w:val="DA9896B2"/>
+    <w:lvl w:ilvl="0" w:tplc="04090001">
+      <w:start w:val="1"/>
+      <w:numFmt w:val="bullet"/>
+      <w:lvlText w:val=""/>
+      <w:lvlJc w:val="left"/>
+      <w:pPr>
+        <w:ind w:left="440" w:hanging="440"/>
+      </w:pPr>
+      <w:rPr>
+        <w:rFonts w:ascii="Wingdings" w:hAnsi="Wingdings" w:hint="default"/>
+      </w:rPr>
+    </w:lvl>
+    <w:lvl w:ilvl="1" w:tplc="04090003" w:tentative="1">
+      <w:start w:val="1"/>
+      <w:numFmt w:val="bullet"/>
+      <w:lvlText w:val=""/>
+      <w:lvlJc w:val="left"/>
+      <w:pPr>
+        <w:ind w:left="880" w:hanging="440"/>
+      </w:pPr>
+      <w:rPr>
+        <w:rFonts w:ascii="Wingdings" w:hAnsi="Wingdings" w:hint="default"/>
+      </w:rPr>
+    </w:lvl>
+    <w:lvl w:ilvl="2" w:tplc="04090005" w:tentative="1">
+      <w:start w:val="1"/>
+      <w:numFmt w:val="bullet"/>
+      <w:lvlText w:val=""/>
+      <w:lvlJc w:val="left"/>
+      <w:pPr>
+        <w:ind w:left="1320" w:hanging="440"/>
+      </w:pPr>
+      <w:rPr>
+        <w:rFonts w:ascii="Wingdings" w:hAnsi="Wingdings" w:hint="default"/>
+      </w:rPr>
+    </w:lvl>
+    <w:lvl w:ilvl="3" w:tplc="04090001" w:tentative="1">
+      <w:start w:val="1"/>
+      <w:numFmt w:val="bullet"/>
+      <w:lvlText w:val=""/>
+      <w:lvlJc w:val="left"/>
+      <w:pPr>
+        <w:ind w:left="1760" w:hanging="440"/>
+      </w:pPr>
+      <w:rPr>
+        <w:rFonts w:ascii="Wingdings" w:hAnsi="Wingdings" w:hint="default"/>
+      </w:rPr>
+    </w:lvl>
+    <w:lvl w:ilvl="4" w:tplc="04090003" w:tentative="1">
+      <w:start w:val="1"/>
+      <w:numFmt w:val="bullet"/>
+      <w:lvlText w:val=""/>
+      <w:lvlJc w:val="left"/>
+      <w:pPr>
+        <w:ind w:left="2200" w:hanging="440"/>
+      </w:pPr>
+      <w:rPr>
+        <w:rFonts w:ascii="Wingdings" w:hAnsi="Wingdings" w:hint="default"/>
+      </w:rPr>
+    </w:lvl>
+    <w:lvl w:ilvl="5" w:tplc="04090005" w:tentative="1">
+      <w:start w:val="1"/>
+      <w:numFmt w:val="bullet"/>
+      <w:lvlText w:val=""/>
+      <w:lvlJc w:val="left"/>
+      <w:pPr>
+        <w:ind w:left="2640" w:hanging="440"/>
+      </w:pPr>
+      <w:rPr>
+        <w:rFonts w:ascii="Wingdings" w:hAnsi="Wingdings" w:hint="default"/>
+      </w:rPr>
+    </w:lvl>
+    <w:lvl w:ilvl="6" w:tplc="04090001" w:tentative="1">
+      <w:start w:val="1"/>
+      <w:numFmt w:val="bullet"/>
+      <w:lvlText w:val=""/>
+      <w:lvlJc w:val="left"/>
+      <w:pPr>
+        <w:ind w:left="3080" w:hanging="440"/>
+      </w:pPr>
+      <w:rPr>
+        <w:rFonts w:ascii="Wingdings" w:hAnsi="Wingdings" w:hint="default"/>
+      </w:rPr>
+    </w:lvl>
+    <w:lvl w:ilvl="7" w:tplc="04090003" w:tentative="1">
+      <w:start w:val="1"/>
+      <w:numFmt w:val="bullet"/>
+      <w:lvlText w:val=""/>
+      <w:lvlJc w:val="left"/>
+      <w:pPr>
+        <w:ind w:left="3520" w:hanging="440"/>
+      </w:pPr>
+      <w:rPr>
+        <w:rFonts w:ascii="Wingdings" w:hAnsi="Wingdings" w:hint="default"/>
+      </w:rPr>
+    </w:lvl>
+    <w:lvl w:ilvl="8" w:tplc="04090005" w:tentative="1">
+      <w:start w:val="1"/>
+      <w:numFmt w:val="bullet"/>
+      <w:lvlText w:val=""/>
+      <w:lvlJc w:val="left"/>
+      <w:pPr>
+        <w:ind w:left="3960" w:hanging="440"/>
+      </w:pPr>
+      <w:rPr>
+        <w:rFonts w:ascii="Wingdings" w:hAnsi="Wingdings" w:hint="default"/>
+      </w:rPr>
+    </w:lvl>
+  </w:abstractNum>
+  <w:abstractNum w:abstractNumId="15" w15:restartNumberingAfterBreak="0">
     <w:nsid w:val="397E6041"/>
     <w:multiLevelType w:val="hybridMultilevel"/>
     <w:tmpl w:val="DB560BE8"/>
@@ -28843,7 +33063,7 @@
       </w:pPr>
     </w:lvl>
   </w:abstractNum>
-  <w:abstractNum w:abstractNumId="14" w15:restartNumberingAfterBreak="0">
+  <w:abstractNum w:abstractNumId="16" w15:restartNumberingAfterBreak="0">
     <w:nsid w:val="39DC79A5"/>
     <w:multiLevelType w:val="hybridMultilevel"/>
     <w:tmpl w:val="0054ECC4"/>
@@ -28956,7 +33176,7 @@
       </w:rPr>
     </w:lvl>
   </w:abstractNum>
-  <w:abstractNum w:abstractNumId="15" w15:restartNumberingAfterBreak="0">
+  <w:abstractNum w:abstractNumId="17" w15:restartNumberingAfterBreak="0">
     <w:nsid w:val="3F641816"/>
     <w:multiLevelType w:val="hybridMultilevel"/>
     <w:tmpl w:val="5D2E4152"/>
@@ -29042,7 +33262,7 @@
       </w:pPr>
     </w:lvl>
   </w:abstractNum>
-  <w:abstractNum w:abstractNumId="16" w15:restartNumberingAfterBreak="0">
+  <w:abstractNum w:abstractNumId="18" w15:restartNumberingAfterBreak="0">
     <w:nsid w:val="45FC1789"/>
     <w:multiLevelType w:val="hybridMultilevel"/>
     <w:tmpl w:val="1888805C"/>
@@ -29155,7 +33375,7 @@
       </w:rPr>
     </w:lvl>
   </w:abstractNum>
-  <w:abstractNum w:abstractNumId="17" w15:restartNumberingAfterBreak="0">
+  <w:abstractNum w:abstractNumId="19" w15:restartNumberingAfterBreak="0">
     <w:nsid w:val="47B2310E"/>
     <w:multiLevelType w:val="hybridMultilevel"/>
     <w:tmpl w:val="20BC4EE0"/>
@@ -29268,7 +33488,7 @@
       </w:rPr>
     </w:lvl>
   </w:abstractNum>
-  <w:abstractNum w:abstractNumId="18" w15:restartNumberingAfterBreak="0">
+  <w:abstractNum w:abstractNumId="20" w15:restartNumberingAfterBreak="0">
     <w:nsid w:val="4991170E"/>
     <w:multiLevelType w:val="hybridMultilevel"/>
     <w:tmpl w:val="360CDE50"/>
@@ -29381,10 +33601,10 @@
       </w:rPr>
     </w:lvl>
   </w:abstractNum>
-  <w:abstractNum w:abstractNumId="19" w15:restartNumberingAfterBreak="0">
-    <w:nsid w:val="4E0146D1"/>
+  <w:abstractNum w:abstractNumId="21" w15:restartNumberingAfterBreak="0">
+    <w:nsid w:val="4D2E1D14"/>
     <w:multiLevelType w:val="hybridMultilevel"/>
-    <w:tmpl w:val="1ACA2846"/>
+    <w:tmpl w:val="73085918"/>
     <w:lvl w:ilvl="0" w:tplc="04090001">
       <w:start w:val="1"/>
       <w:numFmt w:val="bullet"/>
@@ -29494,10 +33714,10 @@
       </w:rPr>
     </w:lvl>
   </w:abstractNum>
-  <w:abstractNum w:abstractNumId="20" w15:restartNumberingAfterBreak="0">
-    <w:nsid w:val="53150E4F"/>
+  <w:abstractNum w:abstractNumId="22" w15:restartNumberingAfterBreak="0">
+    <w:nsid w:val="4E0146D1"/>
     <w:multiLevelType w:val="hybridMultilevel"/>
-    <w:tmpl w:val="22661810"/>
+    <w:tmpl w:val="1ACA2846"/>
     <w:lvl w:ilvl="0" w:tplc="04090001">
       <w:start w:val="1"/>
       <w:numFmt w:val="bullet"/>
@@ -29607,10 +33827,10 @@
       </w:rPr>
     </w:lvl>
   </w:abstractNum>
-  <w:abstractNum w:abstractNumId="21" w15:restartNumberingAfterBreak="0">
-    <w:nsid w:val="59BC3FB6"/>
+  <w:abstractNum w:abstractNumId="23" w15:restartNumberingAfterBreak="0">
+    <w:nsid w:val="53150E4F"/>
     <w:multiLevelType w:val="hybridMultilevel"/>
-    <w:tmpl w:val="EB22F6B0"/>
+    <w:tmpl w:val="22661810"/>
     <w:lvl w:ilvl="0" w:tplc="04090001">
       <w:start w:val="1"/>
       <w:numFmt w:val="bullet"/>
@@ -29720,10 +33940,10 @@
       </w:rPr>
     </w:lvl>
   </w:abstractNum>
-  <w:abstractNum w:abstractNumId="22" w15:restartNumberingAfterBreak="0">
-    <w:nsid w:val="5BDC4818"/>
+  <w:abstractNum w:abstractNumId="24" w15:restartNumberingAfterBreak="0">
+    <w:nsid w:val="59BC3FB6"/>
     <w:multiLevelType w:val="hybridMultilevel"/>
-    <w:tmpl w:val="28E05ED2"/>
+    <w:tmpl w:val="EB22F6B0"/>
     <w:lvl w:ilvl="0" w:tplc="04090001">
       <w:start w:val="1"/>
       <w:numFmt w:val="bullet"/>
@@ -29833,10 +34053,10 @@
       </w:rPr>
     </w:lvl>
   </w:abstractNum>
-  <w:abstractNum w:abstractNumId="23" w15:restartNumberingAfterBreak="0">
-    <w:nsid w:val="5F61611E"/>
+  <w:abstractNum w:abstractNumId="25" w15:restartNumberingAfterBreak="0">
+    <w:nsid w:val="5BDC4818"/>
     <w:multiLevelType w:val="hybridMultilevel"/>
-    <w:tmpl w:val="F0B4ADC0"/>
+    <w:tmpl w:val="28E05ED2"/>
     <w:lvl w:ilvl="0" w:tplc="04090001">
       <w:start w:val="1"/>
       <w:numFmt w:val="bullet"/>
@@ -29946,96 +34166,10 @@
       </w:rPr>
     </w:lvl>
   </w:abstractNum>
-  <w:abstractNum w:abstractNumId="24" w15:restartNumberingAfterBreak="0">
-    <w:nsid w:val="60834FC2"/>
+  <w:abstractNum w:abstractNumId="26" w15:restartNumberingAfterBreak="0">
+    <w:nsid w:val="5F61611E"/>
     <w:multiLevelType w:val="hybridMultilevel"/>
-    <w:tmpl w:val="07FC8F94"/>
-    <w:lvl w:ilvl="0" w:tplc="0409000F">
-      <w:start w:val="1"/>
-      <w:numFmt w:val="decimal"/>
-      <w:lvlText w:val="%1."/>
-      <w:lvlJc w:val="left"/>
-      <w:pPr>
-        <w:ind w:left="440" w:hanging="440"/>
-      </w:pPr>
-    </w:lvl>
-    <w:lvl w:ilvl="1" w:tplc="04090019">
-      <w:start w:val="1"/>
-      <w:numFmt w:val="lowerLetter"/>
-      <w:lvlText w:val="%2)"/>
-      <w:lvlJc w:val="left"/>
-      <w:pPr>
-        <w:ind w:left="880" w:hanging="440"/>
-      </w:pPr>
-    </w:lvl>
-    <w:lvl w:ilvl="2" w:tplc="0409001B" w:tentative="1">
-      <w:start w:val="1"/>
-      <w:numFmt w:val="lowerRoman"/>
-      <w:lvlText w:val="%3."/>
-      <w:lvlJc w:val="right"/>
-      <w:pPr>
-        <w:ind w:left="1320" w:hanging="440"/>
-      </w:pPr>
-    </w:lvl>
-    <w:lvl w:ilvl="3" w:tplc="0409000F" w:tentative="1">
-      <w:start w:val="1"/>
-      <w:numFmt w:val="decimal"/>
-      <w:lvlText w:val="%4."/>
-      <w:lvlJc w:val="left"/>
-      <w:pPr>
-        <w:ind w:left="1760" w:hanging="440"/>
-      </w:pPr>
-    </w:lvl>
-    <w:lvl w:ilvl="4" w:tplc="04090019" w:tentative="1">
-      <w:start w:val="1"/>
-      <w:numFmt w:val="lowerLetter"/>
-      <w:lvlText w:val="%5)"/>
-      <w:lvlJc w:val="left"/>
-      <w:pPr>
-        <w:ind w:left="2200" w:hanging="440"/>
-      </w:pPr>
-    </w:lvl>
-    <w:lvl w:ilvl="5" w:tplc="0409001B" w:tentative="1">
-      <w:start w:val="1"/>
-      <w:numFmt w:val="lowerRoman"/>
-      <w:lvlText w:val="%6."/>
-      <w:lvlJc w:val="right"/>
-      <w:pPr>
-        <w:ind w:left="2640" w:hanging="440"/>
-      </w:pPr>
-    </w:lvl>
-    <w:lvl w:ilvl="6" w:tplc="0409000F" w:tentative="1">
-      <w:start w:val="1"/>
-      <w:numFmt w:val="decimal"/>
-      <w:lvlText w:val="%7."/>
-      <w:lvlJc w:val="left"/>
-      <w:pPr>
-        <w:ind w:left="3080" w:hanging="440"/>
-      </w:pPr>
-    </w:lvl>
-    <w:lvl w:ilvl="7" w:tplc="04090019" w:tentative="1">
-      <w:start w:val="1"/>
-      <w:numFmt w:val="lowerLetter"/>
-      <w:lvlText w:val="%8)"/>
-      <w:lvlJc w:val="left"/>
-      <w:pPr>
-        <w:ind w:left="3520" w:hanging="440"/>
-      </w:pPr>
-    </w:lvl>
-    <w:lvl w:ilvl="8" w:tplc="0409001B" w:tentative="1">
-      <w:start w:val="1"/>
-      <w:numFmt w:val="lowerRoman"/>
-      <w:lvlText w:val="%9."/>
-      <w:lvlJc w:val="right"/>
-      <w:pPr>
-        <w:ind w:left="3960" w:hanging="440"/>
-      </w:pPr>
-    </w:lvl>
-  </w:abstractNum>
-  <w:abstractNum w:abstractNumId="25" w15:restartNumberingAfterBreak="0">
-    <w:nsid w:val="660C3916"/>
-    <w:multiLevelType w:val="hybridMultilevel"/>
-    <w:tmpl w:val="A5A4ECE2"/>
+    <w:tmpl w:val="F0B4ADC0"/>
     <w:lvl w:ilvl="0" w:tplc="04090001">
       <w:start w:val="1"/>
       <w:numFmt w:val="bullet"/>
@@ -30145,10 +34279,96 @@
       </w:rPr>
     </w:lvl>
   </w:abstractNum>
-  <w:abstractNum w:abstractNumId="26" w15:restartNumberingAfterBreak="0">
-    <w:nsid w:val="66370860"/>
+  <w:abstractNum w:abstractNumId="27" w15:restartNumberingAfterBreak="0">
+    <w:nsid w:val="60834FC2"/>
     <w:multiLevelType w:val="hybridMultilevel"/>
-    <w:tmpl w:val="13F0329C"/>
+    <w:tmpl w:val="07FC8F94"/>
+    <w:lvl w:ilvl="0" w:tplc="0409000F">
+      <w:start w:val="1"/>
+      <w:numFmt w:val="decimal"/>
+      <w:lvlText w:val="%1."/>
+      <w:lvlJc w:val="left"/>
+      <w:pPr>
+        <w:ind w:left="440" w:hanging="440"/>
+      </w:pPr>
+    </w:lvl>
+    <w:lvl w:ilvl="1" w:tplc="04090019">
+      <w:start w:val="1"/>
+      <w:numFmt w:val="lowerLetter"/>
+      <w:lvlText w:val="%2)"/>
+      <w:lvlJc w:val="left"/>
+      <w:pPr>
+        <w:ind w:left="880" w:hanging="440"/>
+      </w:pPr>
+    </w:lvl>
+    <w:lvl w:ilvl="2" w:tplc="0409001B" w:tentative="1">
+      <w:start w:val="1"/>
+      <w:numFmt w:val="lowerRoman"/>
+      <w:lvlText w:val="%3."/>
+      <w:lvlJc w:val="right"/>
+      <w:pPr>
+        <w:ind w:left="1320" w:hanging="440"/>
+      </w:pPr>
+    </w:lvl>
+    <w:lvl w:ilvl="3" w:tplc="0409000F" w:tentative="1">
+      <w:start w:val="1"/>
+      <w:numFmt w:val="decimal"/>
+      <w:lvlText w:val="%4."/>
+      <w:lvlJc w:val="left"/>
+      <w:pPr>
+        <w:ind w:left="1760" w:hanging="440"/>
+      </w:pPr>
+    </w:lvl>
+    <w:lvl w:ilvl="4" w:tplc="04090019" w:tentative="1">
+      <w:start w:val="1"/>
+      <w:numFmt w:val="lowerLetter"/>
+      <w:lvlText w:val="%5)"/>
+      <w:lvlJc w:val="left"/>
+      <w:pPr>
+        <w:ind w:left="2200" w:hanging="440"/>
+      </w:pPr>
+    </w:lvl>
+    <w:lvl w:ilvl="5" w:tplc="0409001B" w:tentative="1">
+      <w:start w:val="1"/>
+      <w:numFmt w:val="lowerRoman"/>
+      <w:lvlText w:val="%6."/>
+      <w:lvlJc w:val="right"/>
+      <w:pPr>
+        <w:ind w:left="2640" w:hanging="440"/>
+      </w:pPr>
+    </w:lvl>
+    <w:lvl w:ilvl="6" w:tplc="0409000F" w:tentative="1">
+      <w:start w:val="1"/>
+      <w:numFmt w:val="decimal"/>
+      <w:lvlText w:val="%7."/>
+      <w:lvlJc w:val="left"/>
+      <w:pPr>
+        <w:ind w:left="3080" w:hanging="440"/>
+      </w:pPr>
+    </w:lvl>
+    <w:lvl w:ilvl="7" w:tplc="04090019" w:tentative="1">
+      <w:start w:val="1"/>
+      <w:numFmt w:val="lowerLetter"/>
+      <w:lvlText w:val="%8)"/>
+      <w:lvlJc w:val="left"/>
+      <w:pPr>
+        <w:ind w:left="3520" w:hanging="440"/>
+      </w:pPr>
+    </w:lvl>
+    <w:lvl w:ilvl="8" w:tplc="0409001B" w:tentative="1">
+      <w:start w:val="1"/>
+      <w:numFmt w:val="lowerRoman"/>
+      <w:lvlText w:val="%9."/>
+      <w:lvlJc w:val="right"/>
+      <w:pPr>
+        <w:ind w:left="3960" w:hanging="440"/>
+      </w:pPr>
+    </w:lvl>
+  </w:abstractNum>
+  <w:abstractNum w:abstractNumId="28" w15:restartNumberingAfterBreak="0">
+    <w:nsid w:val="660C3916"/>
+    <w:multiLevelType w:val="hybridMultilevel"/>
+    <w:tmpl w:val="A5A4ECE2"/>
     <w:lvl w:ilvl="0" w:tplc="04090001">
       <w:start w:val="1"/>
       <w:numFmt w:val="bullet"/>
@@ -30258,10 +34478,10 @@
       </w:rPr>
     </w:lvl>
   </w:abstractNum>
-  <w:abstractNum w:abstractNumId="27" w15:restartNumberingAfterBreak="0">
-    <w:nsid w:val="6B0F788B"/>
+  <w:abstractNum w:abstractNumId="29" w15:restartNumberingAfterBreak="0">
+    <w:nsid w:val="660F1A3F"/>
     <w:multiLevelType w:val="hybridMultilevel"/>
-    <w:tmpl w:val="70AE25C4"/>
+    <w:tmpl w:val="22FA14F4"/>
     <w:lvl w:ilvl="0" w:tplc="04090001">
       <w:start w:val="1"/>
       <w:numFmt w:val="bullet"/>
@@ -30371,10 +34591,10 @@
       </w:rPr>
     </w:lvl>
   </w:abstractNum>
-  <w:abstractNum w:abstractNumId="28" w15:restartNumberingAfterBreak="0">
-    <w:nsid w:val="6CAC4CE3"/>
+  <w:abstractNum w:abstractNumId="30" w15:restartNumberingAfterBreak="0">
+    <w:nsid w:val="66370860"/>
     <w:multiLevelType w:val="hybridMultilevel"/>
-    <w:tmpl w:val="BC3259D0"/>
+    <w:tmpl w:val="13F0329C"/>
     <w:lvl w:ilvl="0" w:tplc="04090001">
       <w:start w:val="1"/>
       <w:numFmt w:val="bullet"/>
@@ -30484,7 +34704,233 @@
       </w:rPr>
     </w:lvl>
   </w:abstractNum>
-  <w:abstractNum w:abstractNumId="29" w15:restartNumberingAfterBreak="0">
+  <w:abstractNum w:abstractNumId="31" w15:restartNumberingAfterBreak="0">
+    <w:nsid w:val="6B0F788B"/>
+    <w:multiLevelType w:val="hybridMultilevel"/>
+    <w:tmpl w:val="70AE25C4"/>
+    <w:lvl w:ilvl="0" w:tplc="04090001">
+      <w:start w:val="1"/>
+      <w:numFmt w:val="bullet"/>
+      <w:lvlText w:val=""/>
+      <w:lvlJc w:val="left"/>
+      <w:pPr>
+        <w:ind w:left="440" w:hanging="440"/>
+      </w:pPr>
+      <w:rPr>
+        <w:rFonts w:ascii="Wingdings" w:hAnsi="Wingdings" w:hint="default"/>
+      </w:rPr>
+    </w:lvl>
+    <w:lvl w:ilvl="1" w:tplc="04090003" w:tentative="1">
+      <w:start w:val="1"/>
+      <w:numFmt w:val="bullet"/>
+      <w:lvlText w:val=""/>
+      <w:lvlJc w:val="left"/>
+      <w:pPr>
+        <w:ind w:left="880" w:hanging="440"/>
+      </w:pPr>
+      <w:rPr>
+        <w:rFonts w:ascii="Wingdings" w:hAnsi="Wingdings" w:hint="default"/>
+      </w:rPr>
+    </w:lvl>
+    <w:lvl w:ilvl="2" w:tplc="04090005" w:tentative="1">
+      <w:start w:val="1"/>
+      <w:numFmt w:val="bullet"/>
+      <w:lvlText w:val=""/>
+      <w:lvlJc w:val="left"/>
+      <w:pPr>
+        <w:ind w:left="1320" w:hanging="440"/>
+      </w:pPr>
+      <w:rPr>
+        <w:rFonts w:ascii="Wingdings" w:hAnsi="Wingdings" w:hint="default"/>
+      </w:rPr>
+    </w:lvl>
+    <w:lvl w:ilvl="3" w:tplc="04090001" w:tentative="1">
+      <w:start w:val="1"/>
+      <w:numFmt w:val="bullet"/>
+      <w:lvlText w:val=""/>
+      <w:lvlJc w:val="left"/>
+      <w:pPr>
+        <w:ind w:left="1760" w:hanging="440"/>
+      </w:pPr>
+      <w:rPr>
+        <w:rFonts w:ascii="Wingdings" w:hAnsi="Wingdings" w:hint="default"/>
+      </w:rPr>
+    </w:lvl>
+    <w:lvl w:ilvl="4" w:tplc="04090003" w:tentative="1">
+      <w:start w:val="1"/>
+      <w:numFmt w:val="bullet"/>
+      <w:lvlText w:val=""/>
+      <w:lvlJc w:val="left"/>
+      <w:pPr>
+        <w:ind w:left="2200" w:hanging="440"/>
+      </w:pPr>
+      <w:rPr>
+        <w:rFonts w:ascii="Wingdings" w:hAnsi="Wingdings" w:hint="default"/>
+      </w:rPr>
+    </w:lvl>
+    <w:lvl w:ilvl="5" w:tplc="04090005" w:tentative="1">
+      <w:start w:val="1"/>
+      <w:numFmt w:val="bullet"/>
+      <w:lvlText w:val=""/>
+      <w:lvlJc w:val="left"/>
+      <w:pPr>
+        <w:ind w:left="2640" w:hanging="440"/>
+      </w:pPr>
+      <w:rPr>
+        <w:rFonts w:ascii="Wingdings" w:hAnsi="Wingdings" w:hint="default"/>
+      </w:rPr>
+    </w:lvl>
+    <w:lvl w:ilvl="6" w:tplc="04090001" w:tentative="1">
+      <w:start w:val="1"/>
+      <w:numFmt w:val="bullet"/>
+      <w:lvlText w:val=""/>
+      <w:lvlJc w:val="left"/>
+      <w:pPr>
+        <w:ind w:left="3080" w:hanging="440"/>
+      </w:pPr>
+      <w:rPr>
+        <w:rFonts w:ascii="Wingdings" w:hAnsi="Wingdings" w:hint="default"/>
+      </w:rPr>
+    </w:lvl>
+    <w:lvl w:ilvl="7" w:tplc="04090003" w:tentative="1">
+      <w:start w:val="1"/>
+      <w:numFmt w:val="bullet"/>
+      <w:lvlText w:val=""/>
+      <w:lvlJc w:val="left"/>
+      <w:pPr>
+        <w:ind w:left="3520" w:hanging="440"/>
+      </w:pPr>
+      <w:rPr>
+        <w:rFonts w:ascii="Wingdings" w:hAnsi="Wingdings" w:hint="default"/>
+      </w:rPr>
+    </w:lvl>
+    <w:lvl w:ilvl="8" w:tplc="04090005" w:tentative="1">
+      <w:start w:val="1"/>
+      <w:numFmt w:val="bullet"/>
+      <w:lvlText w:val=""/>
+      <w:lvlJc w:val="left"/>
+      <w:pPr>
+        <w:ind w:left="3960" w:hanging="440"/>
+      </w:pPr>
+      <w:rPr>
+        <w:rFonts w:ascii="Wingdings" w:hAnsi="Wingdings" w:hint="default"/>
+      </w:rPr>
+    </w:lvl>
+  </w:abstractNum>
+  <w:abstractNum w:abstractNumId="32" w15:restartNumberingAfterBreak="0">
+    <w:nsid w:val="6CAC4CE3"/>
+    <w:multiLevelType w:val="hybridMultilevel"/>
+    <w:tmpl w:val="BC3259D0"/>
+    <w:lvl w:ilvl="0" w:tplc="04090001">
+      <w:start w:val="1"/>
+      <w:numFmt w:val="bullet"/>
+      <w:lvlText w:val=""/>
+      <w:lvlJc w:val="left"/>
+      <w:pPr>
+        <w:ind w:left="440" w:hanging="440"/>
+      </w:pPr>
+      <w:rPr>
+        <w:rFonts w:ascii="Wingdings" w:hAnsi="Wingdings" w:hint="default"/>
+      </w:rPr>
+    </w:lvl>
+    <w:lvl w:ilvl="1" w:tplc="04090003" w:tentative="1">
+      <w:start w:val="1"/>
+      <w:numFmt w:val="bullet"/>
+      <w:lvlText w:val=""/>
+      <w:lvlJc w:val="left"/>
+      <w:pPr>
+        <w:ind w:left="880" w:hanging="440"/>
+      </w:pPr>
+      <w:rPr>
+        <w:rFonts w:ascii="Wingdings" w:hAnsi="Wingdings" w:hint="default"/>
+      </w:rPr>
+    </w:lvl>
+    <w:lvl w:ilvl="2" w:tplc="04090005" w:tentative="1">
+      <w:start w:val="1"/>
+      <w:numFmt w:val="bullet"/>
+      <w:lvlText w:val=""/>
+      <w:lvlJc w:val="left"/>
+      <w:pPr>
+        <w:ind w:left="1320" w:hanging="440"/>
+      </w:pPr>
+      <w:rPr>
+        <w:rFonts w:ascii="Wingdings" w:hAnsi="Wingdings" w:hint="default"/>
+      </w:rPr>
+    </w:lvl>
+    <w:lvl w:ilvl="3" w:tplc="04090001" w:tentative="1">
+      <w:start w:val="1"/>
+      <w:numFmt w:val="bullet"/>
+      <w:lvlText w:val=""/>
+      <w:lvlJc w:val="left"/>
+      <w:pPr>
+        <w:ind w:left="1760" w:hanging="440"/>
+      </w:pPr>
+      <w:rPr>
+        <w:rFonts w:ascii="Wingdings" w:hAnsi="Wingdings" w:hint="default"/>
+      </w:rPr>
+    </w:lvl>
+    <w:lvl w:ilvl="4" w:tplc="04090003" w:tentative="1">
+      <w:start w:val="1"/>
+      <w:numFmt w:val="bullet"/>
+      <w:lvlText w:val=""/>
+      <w:lvlJc w:val="left"/>
+      <w:pPr>
+        <w:ind w:left="2200" w:hanging="440"/>
+      </w:pPr>
+      <w:rPr>
+        <w:rFonts w:ascii="Wingdings" w:hAnsi="Wingdings" w:hint="default"/>
+      </w:rPr>
+    </w:lvl>
+    <w:lvl w:ilvl="5" w:tplc="04090005" w:tentative="1">
+      <w:start w:val="1"/>
+      <w:numFmt w:val="bullet"/>
+      <w:lvlText w:val=""/>
+      <w:lvlJc w:val="left"/>
+      <w:pPr>
+        <w:ind w:left="2640" w:hanging="440"/>
+      </w:pPr>
+      <w:rPr>
+        <w:rFonts w:ascii="Wingdings" w:hAnsi="Wingdings" w:hint="default"/>
+      </w:rPr>
+    </w:lvl>
+    <w:lvl w:ilvl="6" w:tplc="04090001" w:tentative="1">
+      <w:start w:val="1"/>
+      <w:numFmt w:val="bullet"/>
+      <w:lvlText w:val=""/>
+      <w:lvlJc w:val="left"/>
+      <w:pPr>
+        <w:ind w:left="3080" w:hanging="440"/>
+      </w:pPr>
+      <w:rPr>
+        <w:rFonts w:ascii="Wingdings" w:hAnsi="Wingdings" w:hint="default"/>
+      </w:rPr>
+    </w:lvl>
+    <w:lvl w:ilvl="7" w:tplc="04090003" w:tentative="1">
+      <w:start w:val="1"/>
+      <w:numFmt w:val="bullet"/>
+      <w:lvlText w:val=""/>
+      <w:lvlJc w:val="left"/>
+      <w:pPr>
+        <w:ind w:left="3520" w:hanging="440"/>
+      </w:pPr>
+      <w:rPr>
+        <w:rFonts w:ascii="Wingdings" w:hAnsi="Wingdings" w:hint="default"/>
+      </w:rPr>
+    </w:lvl>
+    <w:lvl w:ilvl="8" w:tplc="04090005" w:tentative="1">
+      <w:start w:val="1"/>
+      <w:numFmt w:val="bullet"/>
+      <w:lvlText w:val=""/>
+      <w:lvlJc w:val="left"/>
+      <w:pPr>
+        <w:ind w:left="3960" w:hanging="440"/>
+      </w:pPr>
+      <w:rPr>
+        <w:rFonts w:ascii="Wingdings" w:hAnsi="Wingdings" w:hint="default"/>
+      </w:rPr>
+    </w:lvl>
+  </w:abstractNum>
+  <w:abstractNum w:abstractNumId="33" w15:restartNumberingAfterBreak="0">
     <w:nsid w:val="6F3814DD"/>
     <w:multiLevelType w:val="hybridMultilevel"/>
     <w:tmpl w:val="3348D810"/>
@@ -30570,7 +35016,7 @@
       </w:pPr>
     </w:lvl>
   </w:abstractNum>
-  <w:abstractNum w:abstractNumId="30" w15:restartNumberingAfterBreak="0">
+  <w:abstractNum w:abstractNumId="34" w15:restartNumberingAfterBreak="0">
     <w:nsid w:val="6F474CE6"/>
     <w:multiLevelType w:val="hybridMultilevel"/>
     <w:tmpl w:val="AB6A71A8"/>
@@ -30683,7 +35129,7 @@
       </w:rPr>
     </w:lvl>
   </w:abstractNum>
-  <w:abstractNum w:abstractNumId="31" w15:restartNumberingAfterBreak="0">
+  <w:abstractNum w:abstractNumId="35" w15:restartNumberingAfterBreak="0">
     <w:nsid w:val="7190796C"/>
     <w:multiLevelType w:val="hybridMultilevel"/>
     <w:tmpl w:val="F0965E76"/>
@@ -30769,7 +35215,7 @@
       </w:pPr>
     </w:lvl>
   </w:abstractNum>
-  <w:abstractNum w:abstractNumId="32" w15:restartNumberingAfterBreak="0">
+  <w:abstractNum w:abstractNumId="36" w15:restartNumberingAfterBreak="0">
     <w:nsid w:val="73320678"/>
     <w:multiLevelType w:val="hybridMultilevel"/>
     <w:tmpl w:val="CF32636A"/>
@@ -30855,7 +35301,7 @@
       </w:pPr>
     </w:lvl>
   </w:abstractNum>
-  <w:abstractNum w:abstractNumId="33" w15:restartNumberingAfterBreak="0">
+  <w:abstractNum w:abstractNumId="37" w15:restartNumberingAfterBreak="0">
     <w:nsid w:val="78A53583"/>
     <w:multiLevelType w:val="hybridMultilevel"/>
     <w:tmpl w:val="2C8E8EE2"/>
@@ -30968,7 +35414,7 @@
       </w:rPr>
     </w:lvl>
   </w:abstractNum>
-  <w:abstractNum w:abstractNumId="34" w15:restartNumberingAfterBreak="0">
+  <w:abstractNum w:abstractNumId="38" w15:restartNumberingAfterBreak="0">
     <w:nsid w:val="7FC57B4B"/>
     <w:multiLevelType w:val="hybridMultilevel"/>
     <w:tmpl w:val="8CAE751C"/>
@@ -31085,106 +35531,118 @@
     <w:abstractNumId w:val="5"/>
   </w:num>
   <w:num w:numId="2" w16cid:durableId="1902130218">
-    <w:abstractNumId w:val="28"/>
+    <w:abstractNumId w:val="32"/>
   </w:num>
   <w:num w:numId="3" w16cid:durableId="825243067">
-    <w:abstractNumId w:val="34"/>
+    <w:abstractNumId w:val="38"/>
   </w:num>
   <w:num w:numId="4" w16cid:durableId="1650936333">
     <w:abstractNumId w:val="1"/>
   </w:num>
   <w:num w:numId="5" w16cid:durableId="1210417113">
-    <w:abstractNumId w:val="30"/>
+    <w:abstractNumId w:val="34"/>
   </w:num>
   <w:num w:numId="6" w16cid:durableId="2106267987">
-    <w:abstractNumId w:val="10"/>
+    <w:abstractNumId w:val="11"/>
   </w:num>
   <w:num w:numId="7" w16cid:durableId="724573136">
-    <w:abstractNumId w:val="13"/>
+    <w:abstractNumId w:val="15"/>
   </w:num>
   <w:num w:numId="8" w16cid:durableId="138499036">
-    <w:abstractNumId w:val="32"/>
+    <w:abstractNumId w:val="36"/>
   </w:num>
   <w:num w:numId="9" w16cid:durableId="239291600">
     <w:abstractNumId w:val="0"/>
   </w:num>
   <w:num w:numId="10" w16cid:durableId="655229206">
-    <w:abstractNumId w:val="23"/>
+    <w:abstractNumId w:val="26"/>
   </w:num>
   <w:num w:numId="11" w16cid:durableId="1731422127">
-    <w:abstractNumId w:val="25"/>
+    <w:abstractNumId w:val="28"/>
   </w:num>
   <w:num w:numId="12" w16cid:durableId="2081126972">
     <w:abstractNumId w:val="2"/>
   </w:num>
   <w:num w:numId="13" w16cid:durableId="418411872">
-    <w:abstractNumId w:val="14"/>
+    <w:abstractNumId w:val="16"/>
   </w:num>
   <w:num w:numId="14" w16cid:durableId="1300645266">
-    <w:abstractNumId w:val="6"/>
+    <w:abstractNumId w:val="7"/>
   </w:num>
   <w:num w:numId="15" w16cid:durableId="432015554">
-    <w:abstractNumId w:val="7"/>
+    <w:abstractNumId w:val="8"/>
   </w:num>
   <w:num w:numId="16" w16cid:durableId="1734038844">
     <w:abstractNumId w:val="3"/>
   </w:num>
   <w:num w:numId="17" w16cid:durableId="1483690237">
-    <w:abstractNumId w:val="20"/>
+    <w:abstractNumId w:val="23"/>
   </w:num>
   <w:num w:numId="18" w16cid:durableId="915555186">
-    <w:abstractNumId w:val="9"/>
+    <w:abstractNumId w:val="10"/>
   </w:num>
   <w:num w:numId="19" w16cid:durableId="180625612">
-    <w:abstractNumId w:val="22"/>
+    <w:abstractNumId w:val="25"/>
   </w:num>
   <w:num w:numId="20" w16cid:durableId="1692603408">
-    <w:abstractNumId w:val="26"/>
+    <w:abstractNumId w:val="30"/>
   </w:num>
   <w:num w:numId="21" w16cid:durableId="1208951049">
     <w:abstractNumId w:val="4"/>
   </w:num>
   <w:num w:numId="22" w16cid:durableId="679044347">
+    <w:abstractNumId w:val="19"/>
+  </w:num>
+  <w:num w:numId="23" w16cid:durableId="762990248">
+    <w:abstractNumId w:val="14"/>
+  </w:num>
+  <w:num w:numId="24" w16cid:durableId="1258061080">
+    <w:abstractNumId w:val="20"/>
+  </w:num>
+  <w:num w:numId="25" w16cid:durableId="1726249794">
+    <w:abstractNumId w:val="27"/>
+  </w:num>
+  <w:num w:numId="26" w16cid:durableId="397824403">
+    <w:abstractNumId w:val="12"/>
+  </w:num>
+  <w:num w:numId="27" w16cid:durableId="1526673573">
+    <w:abstractNumId w:val="33"/>
+  </w:num>
+  <w:num w:numId="28" w16cid:durableId="1628463096">
+    <w:abstractNumId w:val="37"/>
+  </w:num>
+  <w:num w:numId="29" w16cid:durableId="1287471671">
+    <w:abstractNumId w:val="35"/>
+  </w:num>
+  <w:num w:numId="30" w16cid:durableId="523397728">
     <w:abstractNumId w:val="17"/>
   </w:num>
-  <w:num w:numId="23" w16cid:durableId="762990248">
-    <w:abstractNumId w:val="12"/>
+  <w:num w:numId="31" w16cid:durableId="761099290">
+    <w:abstractNumId w:val="31"/>
   </w:num>
-  <w:num w:numId="24" w16cid:durableId="1258061080">
+  <w:num w:numId="32" w16cid:durableId="1047609953">
     <w:abstractNumId w:val="18"/>
   </w:num>
-  <w:num w:numId="25" w16cid:durableId="1726249794">
+  <w:num w:numId="33" w16cid:durableId="56320325">
     <w:abstractNumId w:val="24"/>
   </w:num>
-  <w:num w:numId="26" w16cid:durableId="397824403">
-    <w:abstractNumId w:val="11"/>
+  <w:num w:numId="34" w16cid:durableId="1047024974">
+    <w:abstractNumId w:val="22"/>
   </w:num>
-  <w:num w:numId="27" w16cid:durableId="1526673573">
-    <w:abstractNumId w:val="29"/>
+  <w:num w:numId="35" w16cid:durableId="1480806689">
+    <w:abstractNumId w:val="9"/>
   </w:num>
-  <w:num w:numId="28" w16cid:durableId="1628463096">
-    <w:abstractNumId w:val="33"/>
-  </w:num>
-  <w:num w:numId="29" w16cid:durableId="1287471671">
-    <w:abstractNumId w:val="31"/>
-  </w:num>
-  <w:num w:numId="30" w16cid:durableId="523397728">
-    <w:abstractNumId w:val="15"/>
-  </w:num>
-  <w:num w:numId="31" w16cid:durableId="761099290">
-    <w:abstractNumId w:val="27"/>
-  </w:num>
-  <w:num w:numId="32" w16cid:durableId="1047609953">
-    <w:abstractNumId w:val="16"/>
-  </w:num>
-  <w:num w:numId="33" w16cid:durableId="56320325">
+  <w:num w:numId="36" w16cid:durableId="1227254602">
     <w:abstractNumId w:val="21"/>
   </w:num>
-  <w:num w:numId="34" w16cid:durableId="1047024974">
-    <w:abstractNumId w:val="19"/>
+  <w:num w:numId="37" w16cid:durableId="1774743530">
+    <w:abstractNumId w:val="6"/>
   </w:num>
-  <w:num w:numId="35" w16cid:durableId="1480806689">
-    <w:abstractNumId w:val="8"/>
+  <w:num w:numId="38" w16cid:durableId="227767778">
+    <w:abstractNumId w:val="13"/>
+  </w:num>
+  <w:num w:numId="39" w16cid:durableId="1591818652">
+    <w:abstractNumId w:val="29"/>
   </w:num>
 </w:numbering>
 </file>
@@ -31979,6 +36437,132 @@
       </w:tblBorders>
     </w:tblPr>
   </w:style>
+  <w:style w:type="paragraph" w:styleId="TOC4">
+    <w:name w:val="toc 4"/>
+    <w:basedOn w:val="a"/>
+    <w:next w:val="a"/>
+    <w:autoRedefine/>
+    <w:uiPriority w:val="39"/>
+    <w:unhideWhenUsed/>
+    <w:rsid w:val="00B00BB0"/>
+    <w:pPr>
+      <w:spacing w:after="160" w:line="278" w:lineRule="auto"/>
+      <w:ind w:leftChars="600" w:left="1260"/>
+      <w:jc w:val="left"/>
+    </w:pPr>
+    <w:rPr>
+      <w:rFonts w:eastAsiaTheme="minorEastAsia"/>
+      <w:sz w:val="22"/>
+      <w:szCs w:val="24"/>
+      <w:lang w:val="en-US"/>
+      <w14:ligatures w14:val="standardContextual"/>
+    </w:rPr>
+  </w:style>
+  <w:style w:type="paragraph" w:styleId="TOC5">
+    <w:name w:val="toc 5"/>
+    <w:basedOn w:val="a"/>
+    <w:next w:val="a"/>
+    <w:autoRedefine/>
+    <w:uiPriority w:val="39"/>
+    <w:unhideWhenUsed/>
+    <w:rsid w:val="00B00BB0"/>
+    <w:pPr>
+      <w:spacing w:after="160" w:line="278" w:lineRule="auto"/>
+      <w:ind w:leftChars="800" w:left="1680"/>
+      <w:jc w:val="left"/>
+    </w:pPr>
+    <w:rPr>
+      <w:rFonts w:eastAsiaTheme="minorEastAsia"/>
+      <w:sz w:val="22"/>
+      <w:szCs w:val="24"/>
+      <w:lang w:val="en-US"/>
+      <w14:ligatures w14:val="standardContextual"/>
+    </w:rPr>
+  </w:style>
+  <w:style w:type="paragraph" w:styleId="TOC6">
+    <w:name w:val="toc 6"/>
+    <w:basedOn w:val="a"/>
+    <w:next w:val="a"/>
+    <w:autoRedefine/>
+    <w:uiPriority w:val="39"/>
+    <w:unhideWhenUsed/>
+    <w:rsid w:val="00B00BB0"/>
+    <w:pPr>
+      <w:spacing w:after="160" w:line="278" w:lineRule="auto"/>
+      <w:ind w:leftChars="1000" w:left="2100"/>
+      <w:jc w:val="left"/>
+    </w:pPr>
+    <w:rPr>
+      <w:rFonts w:eastAsiaTheme="minorEastAsia"/>
+      <w:sz w:val="22"/>
+      <w:szCs w:val="24"/>
+      <w:lang w:val="en-US"/>
+      <w14:ligatures w14:val="standardContextual"/>
+    </w:rPr>
+  </w:style>
+  <w:style w:type="paragraph" w:styleId="TOC7">
+    <w:name w:val="toc 7"/>
+    <w:basedOn w:val="a"/>
+    <w:next w:val="a"/>
+    <w:autoRedefine/>
+    <w:uiPriority w:val="39"/>
+    <w:unhideWhenUsed/>
+    <w:rsid w:val="00B00BB0"/>
+    <w:pPr>
+      <w:spacing w:after="160" w:line="278" w:lineRule="auto"/>
+      <w:ind w:leftChars="1200" w:left="2520"/>
+      <w:jc w:val="left"/>
+    </w:pPr>
+    <w:rPr>
+      <w:rFonts w:eastAsiaTheme="minorEastAsia"/>
+      <w:sz w:val="22"/>
+      <w:szCs w:val="24"/>
+      <w:lang w:val="en-US"/>
+      <w14:ligatures w14:val="standardContextual"/>
+    </w:rPr>
+  </w:style>
+  <w:style w:type="paragraph" w:styleId="TOC8">
+    <w:name w:val="toc 8"/>
+    <w:basedOn w:val="a"/>
+    <w:next w:val="a"/>
+    <w:autoRedefine/>
+    <w:uiPriority w:val="39"/>
+    <w:unhideWhenUsed/>
+    <w:rsid w:val="00B00BB0"/>
+    <w:pPr>
+      <w:spacing w:after="160" w:line="278" w:lineRule="auto"/>
+      <w:ind w:leftChars="1400" w:left="2940"/>
+      <w:jc w:val="left"/>
+    </w:pPr>
+    <w:rPr>
+      <w:rFonts w:eastAsiaTheme="minorEastAsia"/>
+      <w:sz w:val="22"/>
+      <w:szCs w:val="24"/>
+      <w:lang w:val="en-US"/>
+      <w14:ligatures w14:val="standardContextual"/>
+    </w:rPr>
+  </w:style>
+  <w:style w:type="paragraph" w:styleId="TOC9">
+    <w:name w:val="toc 9"/>
+    <w:basedOn w:val="a"/>
+    <w:next w:val="a"/>
+    <w:autoRedefine/>
+    <w:uiPriority w:val="39"/>
+    <w:unhideWhenUsed/>
+    <w:rsid w:val="00B00BB0"/>
+    <w:pPr>
+      <w:spacing w:after="160" w:line="278" w:lineRule="auto"/>
+      <w:ind w:leftChars="1600" w:left="3360"/>
+      <w:jc w:val="left"/>
+    </w:pPr>
+    <w:rPr>
+      <w:rFonts w:eastAsiaTheme="minorEastAsia"/>
+      <w:sz w:val="22"/>
+      <w:szCs w:val="24"/>
+      <w:lang w:val="en-US"/>
+      <w14:ligatures w14:val="standardContextual"/>
+    </w:rPr>
+  </w:style>
 </w:styles>
 </file>
 

--- a/course/major/国际安全概论.docx
+++ b/course/major/国际安全概论.docx
@@ -195,7 +195,7 @@
             </w:rPr>
             <w:fldChar w:fldCharType="separate"/>
           </w:r>
-          <w:hyperlink w:anchor="_Toc230621239" w:history="1">
+          <w:hyperlink w:anchor="_Toc232435163" w:history="1">
             <w:r>
               <w:rPr>
                 <w:rStyle w:val="a3"/>
@@ -234,7 +234,7 @@
                 <w:noProof/>
                 <w:webHidden/>
               </w:rPr>
-              <w:instrText>PAGEREF _Toc230621239 \h</w:instrText>
+              <w:instrText>PAGEREF _Toc232435163 \h</w:instrText>
             </w:r>
             <w:r>
               <w:rPr>
@@ -292,7 +292,7 @@
               <w14:ligatures w14:val="standardContextual"/>
             </w:rPr>
           </w:pPr>
-          <w:hyperlink w:anchor="_Toc230621240" w:history="1">
+          <w:hyperlink w:anchor="_Toc232435164" w:history="1">
             <w:r>
               <w:rPr>
                 <w:rStyle w:val="a3"/>
@@ -331,7 +331,7 @@
                 <w:noProof/>
                 <w:webHidden/>
               </w:rPr>
-              <w:instrText>PAGEREF _Toc230621240 \h</w:instrText>
+              <w:instrText>PAGEREF _Toc232435164 \h</w:instrText>
             </w:r>
             <w:r>
               <w:rPr>
@@ -389,7 +389,7 @@
               <w14:ligatures w14:val="standardContextual"/>
             </w:rPr>
           </w:pPr>
-          <w:hyperlink w:anchor="_Toc230621241" w:history="1">
+          <w:hyperlink w:anchor="_Toc232435165" w:history="1">
             <w:r>
               <w:rPr>
                 <w:rStyle w:val="a3"/>
@@ -428,7 +428,7 @@
                 <w:noProof/>
                 <w:webHidden/>
               </w:rPr>
-              <w:instrText>PAGEREF _Toc230621241 \h</w:instrText>
+              <w:instrText>PAGEREF _Toc232435165 \h</w:instrText>
             </w:r>
             <w:r>
               <w:rPr>
@@ -486,7 +486,7 @@
               <w14:ligatures w14:val="standardContextual"/>
             </w:rPr>
           </w:pPr>
-          <w:hyperlink w:anchor="_Toc230621242" w:history="1">
+          <w:hyperlink w:anchor="_Toc232435166" w:history="1">
             <w:r>
               <w:rPr>
                 <w:rStyle w:val="a3"/>
@@ -525,7 +525,7 @@
                 <w:noProof/>
                 <w:webHidden/>
               </w:rPr>
-              <w:instrText>PAGEREF _Toc230621242 \h</w:instrText>
+              <w:instrText>PAGEREF _Toc232435166 \h</w:instrText>
             </w:r>
             <w:r>
               <w:rPr>
@@ -583,7 +583,7 @@
               <w14:ligatures w14:val="standardContextual"/>
             </w:rPr>
           </w:pPr>
-          <w:hyperlink w:anchor="_Toc230621243" w:history="1">
+          <w:hyperlink w:anchor="_Toc232435167" w:history="1">
             <w:r>
               <w:rPr>
                 <w:rStyle w:val="a3"/>
@@ -622,7 +622,7 @@
                 <w:noProof/>
                 <w:webHidden/>
               </w:rPr>
-              <w:instrText>PAGEREF _Toc230621243 \h</w:instrText>
+              <w:instrText>PAGEREF _Toc232435167 \h</w:instrText>
             </w:r>
             <w:r>
               <w:rPr>
@@ -680,7 +680,7 @@
               <w14:ligatures w14:val="standardContextual"/>
             </w:rPr>
           </w:pPr>
-          <w:hyperlink w:anchor="_Toc230621244" w:history="1">
+          <w:hyperlink w:anchor="_Toc232435168" w:history="1">
             <w:r>
               <w:rPr>
                 <w:rStyle w:val="a3"/>
@@ -719,7 +719,7 @@
                 <w:noProof/>
                 <w:webHidden/>
               </w:rPr>
-              <w:instrText>PAGEREF _Toc230621244 \h</w:instrText>
+              <w:instrText>PAGEREF _Toc232435168 \h</w:instrText>
             </w:r>
             <w:r>
               <w:rPr>
@@ -777,7 +777,7 @@
               <w14:ligatures w14:val="standardContextual"/>
             </w:rPr>
           </w:pPr>
-          <w:hyperlink w:anchor="_Toc230621245" w:history="1">
+          <w:hyperlink w:anchor="_Toc232435169" w:history="1">
             <w:r>
               <w:rPr>
                 <w:rStyle w:val="a3"/>
@@ -816,7 +816,7 @@
                 <w:noProof/>
                 <w:webHidden/>
               </w:rPr>
-              <w:instrText>PAGEREF _Toc230621245 \h</w:instrText>
+              <w:instrText>PAGEREF _Toc232435169 \h</w:instrText>
             </w:r>
             <w:r>
               <w:rPr>
@@ -874,7 +874,7 @@
               <w14:ligatures w14:val="standardContextual"/>
             </w:rPr>
           </w:pPr>
-          <w:hyperlink w:anchor="_Toc230621246" w:history="1">
+          <w:hyperlink w:anchor="_Toc232435170" w:history="1">
             <w:r>
               <w:rPr>
                 <w:rStyle w:val="a3"/>
@@ -913,7 +913,7 @@
                 <w:noProof/>
                 <w:webHidden/>
               </w:rPr>
-              <w:instrText>PAGEREF _Toc230621246 \h</w:instrText>
+              <w:instrText>PAGEREF _Toc232435170 \h</w:instrText>
             </w:r>
             <w:r>
               <w:rPr>
@@ -971,7 +971,7 @@
               <w14:ligatures w14:val="standardContextual"/>
             </w:rPr>
           </w:pPr>
-          <w:hyperlink w:anchor="_Toc230621247" w:history="1">
+          <w:hyperlink w:anchor="_Toc232435171" w:history="1">
             <w:r>
               <w:rPr>
                 <w:rStyle w:val="a3"/>
@@ -1010,7 +1010,7 @@
                 <w:noProof/>
                 <w:webHidden/>
               </w:rPr>
-              <w:instrText>PAGEREF _Toc230621247 \h</w:instrText>
+              <w:instrText>PAGEREF _Toc232435171 \h</w:instrText>
             </w:r>
             <w:r>
               <w:rPr>
@@ -1068,7 +1068,7 @@
               <w14:ligatures w14:val="standardContextual"/>
             </w:rPr>
           </w:pPr>
-          <w:hyperlink w:anchor="_Toc230621248" w:history="1">
+          <w:hyperlink w:anchor="_Toc232435172" w:history="1">
             <w:r>
               <w:rPr>
                 <w:rStyle w:val="a3"/>
@@ -1107,7 +1107,7 @@
                 <w:noProof/>
                 <w:webHidden/>
               </w:rPr>
-              <w:instrText>PAGEREF _Toc230621248 \h</w:instrText>
+              <w:instrText>PAGEREF _Toc232435172 \h</w:instrText>
             </w:r>
             <w:r>
               <w:rPr>
@@ -1165,7 +1165,7 @@
               <w14:ligatures w14:val="standardContextual"/>
             </w:rPr>
           </w:pPr>
-          <w:hyperlink w:anchor="_Toc230621249" w:history="1">
+          <w:hyperlink w:anchor="_Toc232435173" w:history="1">
             <w:r>
               <w:rPr>
                 <w:rStyle w:val="a3"/>
@@ -1205,7 +1205,7 @@
                 <w:noProof/>
                 <w:webHidden/>
               </w:rPr>
-              <w:instrText>PAGEREF _Toc230621249 \h</w:instrText>
+              <w:instrText>PAGEREF _Toc232435173 \h</w:instrText>
             </w:r>
             <w:r>
               <w:rPr>
@@ -1263,7 +1263,7 @@
               <w14:ligatures w14:val="standardContextual"/>
             </w:rPr>
           </w:pPr>
-          <w:hyperlink w:anchor="_Toc230621250" w:history="1">
+          <w:hyperlink w:anchor="_Toc232435174" w:history="1">
             <w:r>
               <w:rPr>
                 <w:rStyle w:val="a3"/>
@@ -1302,7 +1302,7 @@
                 <w:noProof/>
                 <w:webHidden/>
               </w:rPr>
-              <w:instrText>PAGEREF _Toc230621250 \h</w:instrText>
+              <w:instrText>PAGEREF _Toc232435174 \h</w:instrText>
             </w:r>
             <w:r>
               <w:rPr>
@@ -1360,7 +1360,7 @@
               <w14:ligatures w14:val="standardContextual"/>
             </w:rPr>
           </w:pPr>
-          <w:hyperlink w:anchor="_Toc230621251" w:history="1">
+          <w:hyperlink w:anchor="_Toc232435175" w:history="1">
             <w:r>
               <w:rPr>
                 <w:rStyle w:val="a3"/>
@@ -1400,7 +1400,7 @@
                 <w:noProof/>
                 <w:webHidden/>
               </w:rPr>
-              <w:instrText>PAGEREF _Toc230621251 \h</w:instrText>
+              <w:instrText>PAGEREF _Toc232435175 \h</w:instrText>
             </w:r>
             <w:r>
               <w:rPr>
@@ -1458,7 +1458,7 @@
               <w14:ligatures w14:val="standardContextual"/>
             </w:rPr>
           </w:pPr>
-          <w:hyperlink w:anchor="_Toc230621252" w:history="1">
+          <w:hyperlink w:anchor="_Toc232435176" w:history="1">
             <w:r>
               <w:rPr>
                 <w:rStyle w:val="a3"/>
@@ -1498,7 +1498,7 @@
                 <w:noProof/>
                 <w:webHidden/>
               </w:rPr>
-              <w:instrText>PAGEREF _Toc230621252 \h</w:instrText>
+              <w:instrText>PAGEREF _Toc232435176 \h</w:instrText>
             </w:r>
             <w:r>
               <w:rPr>
@@ -1556,7 +1556,7 @@
               <w14:ligatures w14:val="standardContextual"/>
             </w:rPr>
           </w:pPr>
-          <w:hyperlink w:anchor="_Toc230621253" w:history="1">
+          <w:hyperlink w:anchor="_Toc232435177" w:history="1">
             <w:r>
               <w:rPr>
                 <w:rStyle w:val="a3"/>
@@ -1595,7 +1595,7 @@
                 <w:noProof/>
                 <w:webHidden/>
               </w:rPr>
-              <w:instrText>PAGEREF _Toc230621253 \h</w:instrText>
+              <w:instrText>PAGEREF _Toc232435177 \h</w:instrText>
             </w:r>
             <w:r>
               <w:rPr>
@@ -1653,7 +1653,7 @@
               <w14:ligatures w14:val="standardContextual"/>
             </w:rPr>
           </w:pPr>
-          <w:hyperlink w:anchor="_Toc230621254" w:history="1">
+          <w:hyperlink w:anchor="_Toc232435178" w:history="1">
             <w:r>
               <w:rPr>
                 <w:rStyle w:val="a3"/>
@@ -1692,7 +1692,7 @@
                 <w:noProof/>
                 <w:webHidden/>
               </w:rPr>
-              <w:instrText>PAGEREF _Toc230621254 \h</w:instrText>
+              <w:instrText>PAGEREF _Toc232435178 \h</w:instrText>
             </w:r>
             <w:r>
               <w:rPr>
@@ -1750,7 +1750,7 @@
               <w14:ligatures w14:val="standardContextual"/>
             </w:rPr>
           </w:pPr>
-          <w:hyperlink w:anchor="_Toc230621255" w:history="1">
+          <w:hyperlink w:anchor="_Toc232435179" w:history="1">
             <w:r>
               <w:rPr>
                 <w:rStyle w:val="a3"/>
@@ -1789,7 +1789,7 @@
                 <w:noProof/>
                 <w:webHidden/>
               </w:rPr>
-              <w:instrText>PAGEREF _Toc230621255 \h</w:instrText>
+              <w:instrText>PAGEREF _Toc232435179 \h</w:instrText>
             </w:r>
             <w:r>
               <w:rPr>
@@ -1847,7 +1847,7 @@
               <w14:ligatures w14:val="standardContextual"/>
             </w:rPr>
           </w:pPr>
-          <w:hyperlink w:anchor="_Toc230621256" w:history="1">
+          <w:hyperlink w:anchor="_Toc232435180" w:history="1">
             <w:r>
               <w:rPr>
                 <w:rStyle w:val="a3"/>
@@ -1886,7 +1886,7 @@
                 <w:noProof/>
                 <w:webHidden/>
               </w:rPr>
-              <w:instrText>PAGEREF _Toc230621256 \h</w:instrText>
+              <w:instrText>PAGEREF _Toc232435180 \h</w:instrText>
             </w:r>
             <w:r>
               <w:rPr>
@@ -1944,7 +1944,7 @@
               <w14:ligatures w14:val="standardContextual"/>
             </w:rPr>
           </w:pPr>
-          <w:hyperlink w:anchor="_Toc230621257" w:history="1">
+          <w:hyperlink w:anchor="_Toc232435181" w:history="1">
             <w:r>
               <w:rPr>
                 <w:rStyle w:val="a3"/>
@@ -1983,7 +1983,7 @@
                 <w:noProof/>
                 <w:webHidden/>
               </w:rPr>
-              <w:instrText>PAGEREF _Toc230621257 \h</w:instrText>
+              <w:instrText>PAGEREF _Toc232435181 \h</w:instrText>
             </w:r>
             <w:r>
               <w:rPr>
@@ -2041,7 +2041,7 @@
               <w14:ligatures w14:val="standardContextual"/>
             </w:rPr>
           </w:pPr>
-          <w:hyperlink w:anchor="_Toc230621258" w:history="1">
+          <w:hyperlink w:anchor="_Toc232435182" w:history="1">
             <w:r>
               <w:rPr>
                 <w:rStyle w:val="a3"/>
@@ -2080,7 +2080,7 @@
                 <w:noProof/>
                 <w:webHidden/>
               </w:rPr>
-              <w:instrText>PAGEREF _Toc230621258 \h</w:instrText>
+              <w:instrText>PAGEREF _Toc232435182 \h</w:instrText>
             </w:r>
             <w:r>
               <w:rPr>
@@ -2138,7 +2138,7 @@
               <w14:ligatures w14:val="standardContextual"/>
             </w:rPr>
           </w:pPr>
-          <w:hyperlink w:anchor="_Toc230621259" w:history="1">
+          <w:hyperlink w:anchor="_Toc232435183" w:history="1">
             <w:r>
               <w:rPr>
                 <w:rStyle w:val="a3"/>
@@ -2177,7 +2177,7 @@
                 <w:noProof/>
                 <w:webHidden/>
               </w:rPr>
-              <w:instrText>PAGEREF _Toc230621259 \h</w:instrText>
+              <w:instrText>PAGEREF _Toc232435183 \h</w:instrText>
             </w:r>
             <w:r>
               <w:rPr>
@@ -2235,7 +2235,7 @@
               <w14:ligatures w14:val="standardContextual"/>
             </w:rPr>
           </w:pPr>
-          <w:hyperlink w:anchor="_Toc230621260" w:history="1">
+          <w:hyperlink w:anchor="_Toc232435184" w:history="1">
             <w:r>
               <w:rPr>
                 <w:rStyle w:val="a3"/>
@@ -2274,7 +2274,7 @@
                 <w:noProof/>
                 <w:webHidden/>
               </w:rPr>
-              <w:instrText>PAGEREF _Toc230621260 \h</w:instrText>
+              <w:instrText>PAGEREF _Toc232435184 \h</w:instrText>
             </w:r>
             <w:r>
               <w:rPr>
@@ -2332,7 +2332,7 @@
               <w14:ligatures w14:val="standardContextual"/>
             </w:rPr>
           </w:pPr>
-          <w:hyperlink w:anchor="_Toc230621261" w:history="1">
+          <w:hyperlink w:anchor="_Toc232435185" w:history="1">
             <w:r>
               <w:rPr>
                 <w:rStyle w:val="a3"/>
@@ -2371,7 +2371,7 @@
                 <w:noProof/>
                 <w:webHidden/>
               </w:rPr>
-              <w:instrText>PAGEREF _Toc230621261 \h</w:instrText>
+              <w:instrText>PAGEREF _Toc232435185 \h</w:instrText>
             </w:r>
             <w:r>
               <w:rPr>
@@ -2429,7 +2429,7 @@
               <w14:ligatures w14:val="standardContextual"/>
             </w:rPr>
           </w:pPr>
-          <w:hyperlink w:anchor="_Toc230621262" w:history="1">
+          <w:hyperlink w:anchor="_Toc232435186" w:history="1">
             <w:r>
               <w:rPr>
                 <w:rStyle w:val="a3"/>
@@ -2468,7 +2468,7 @@
                 <w:noProof/>
                 <w:webHidden/>
               </w:rPr>
-              <w:instrText>PAGEREF _Toc230621262 \h</w:instrText>
+              <w:instrText>PAGEREF _Toc232435186 \h</w:instrText>
             </w:r>
             <w:r>
               <w:rPr>
@@ -2526,7 +2526,7 @@
               <w14:ligatures w14:val="standardContextual"/>
             </w:rPr>
           </w:pPr>
-          <w:hyperlink w:anchor="_Toc230621263" w:history="1">
+          <w:hyperlink w:anchor="_Toc232435187" w:history="1">
             <w:r>
               <w:rPr>
                 <w:rStyle w:val="a3"/>
@@ -2565,7 +2565,7 @@
                 <w:noProof/>
                 <w:webHidden/>
               </w:rPr>
-              <w:instrText>PAGEREF _Toc230621263 \h</w:instrText>
+              <w:instrText>PAGEREF _Toc232435187 \h</w:instrText>
             </w:r>
             <w:r>
               <w:rPr>
@@ -2623,7 +2623,7 @@
               <w14:ligatures w14:val="standardContextual"/>
             </w:rPr>
           </w:pPr>
-          <w:hyperlink w:anchor="_Toc230621264" w:history="1">
+          <w:hyperlink w:anchor="_Toc232435188" w:history="1">
             <w:r>
               <w:rPr>
                 <w:rStyle w:val="a3"/>
@@ -2662,7 +2662,7 @@
                 <w:noProof/>
                 <w:webHidden/>
               </w:rPr>
-              <w:instrText>PAGEREF _Toc230621264 \h</w:instrText>
+              <w:instrText>PAGEREF _Toc232435188 \h</w:instrText>
             </w:r>
             <w:r>
               <w:rPr>
@@ -2720,7 +2720,7 @@
               <w14:ligatures w14:val="standardContextual"/>
             </w:rPr>
           </w:pPr>
-          <w:hyperlink w:anchor="_Toc230621265" w:history="1">
+          <w:hyperlink w:anchor="_Toc232435189" w:history="1">
             <w:r>
               <w:rPr>
                 <w:rStyle w:val="a3"/>
@@ -2759,7 +2759,7 @@
                 <w:noProof/>
                 <w:webHidden/>
               </w:rPr>
-              <w:instrText>PAGEREF _Toc230621265 \h</w:instrText>
+              <w:instrText>PAGEREF _Toc232435189 \h</w:instrText>
             </w:r>
             <w:r>
               <w:rPr>
@@ -2817,7 +2817,7 @@
               <w14:ligatures w14:val="standardContextual"/>
             </w:rPr>
           </w:pPr>
-          <w:hyperlink w:anchor="_Toc230621266" w:history="1">
+          <w:hyperlink w:anchor="_Toc232435190" w:history="1">
             <w:r>
               <w:rPr>
                 <w:rStyle w:val="a3"/>
@@ -2856,7 +2856,7 @@
                 <w:noProof/>
                 <w:webHidden/>
               </w:rPr>
-              <w:instrText>PAGEREF _Toc230621266 \h</w:instrText>
+              <w:instrText>PAGEREF _Toc232435190 \h</w:instrText>
             </w:r>
             <w:r>
               <w:rPr>
@@ -2914,7 +2914,7 @@
               <w14:ligatures w14:val="standardContextual"/>
             </w:rPr>
           </w:pPr>
-          <w:hyperlink w:anchor="_Toc230621267" w:history="1">
+          <w:hyperlink w:anchor="_Toc232435191" w:history="1">
             <w:r>
               <w:rPr>
                 <w:rStyle w:val="a3"/>
@@ -2953,7 +2953,7 @@
                 <w:noProof/>
                 <w:webHidden/>
               </w:rPr>
-              <w:instrText>PAGEREF _Toc230621267 \h</w:instrText>
+              <w:instrText>PAGEREF _Toc232435191 \h</w:instrText>
             </w:r>
             <w:r>
               <w:rPr>
@@ -3011,7 +3011,7 @@
               <w14:ligatures w14:val="standardContextual"/>
             </w:rPr>
           </w:pPr>
-          <w:hyperlink w:anchor="_Toc230621268" w:history="1">
+          <w:hyperlink w:anchor="_Toc232435192" w:history="1">
             <w:r>
               <w:rPr>
                 <w:rStyle w:val="a3"/>
@@ -3050,7 +3050,7 @@
                 <w:noProof/>
                 <w:webHidden/>
               </w:rPr>
-              <w:instrText>PAGEREF _Toc230621268 \h</w:instrText>
+              <w:instrText>PAGEREF _Toc232435192 \h</w:instrText>
             </w:r>
             <w:r>
               <w:rPr>
@@ -3108,7 +3108,7 @@
               <w14:ligatures w14:val="standardContextual"/>
             </w:rPr>
           </w:pPr>
-          <w:hyperlink w:anchor="_Toc230621269" w:history="1">
+          <w:hyperlink w:anchor="_Toc232435193" w:history="1">
             <w:r>
               <w:rPr>
                 <w:rStyle w:val="a3"/>
@@ -3147,7 +3147,7 @@
                 <w:noProof/>
                 <w:webHidden/>
               </w:rPr>
-              <w:instrText>PAGEREF _Toc230621269 \h</w:instrText>
+              <w:instrText>PAGEREF _Toc232435193 \h</w:instrText>
             </w:r>
             <w:r>
               <w:rPr>
@@ -3205,7 +3205,7 @@
               <w14:ligatures w14:val="standardContextual"/>
             </w:rPr>
           </w:pPr>
-          <w:hyperlink w:anchor="_Toc230621270" w:history="1">
+          <w:hyperlink w:anchor="_Toc232435194" w:history="1">
             <w:r>
               <w:rPr>
                 <w:rStyle w:val="a3"/>
@@ -3245,7 +3245,7 @@
                 <w:noProof/>
                 <w:webHidden/>
               </w:rPr>
-              <w:instrText>PAGEREF _Toc230621270 \h</w:instrText>
+              <w:instrText>PAGEREF _Toc232435194 \h</w:instrText>
             </w:r>
             <w:r>
               <w:rPr>
@@ -3303,7 +3303,7 @@
               <w14:ligatures w14:val="standardContextual"/>
             </w:rPr>
           </w:pPr>
-          <w:hyperlink w:anchor="_Toc230621271" w:history="1">
+          <w:hyperlink w:anchor="_Toc232435195" w:history="1">
             <w:r>
               <w:rPr>
                 <w:rStyle w:val="a3"/>
@@ -3343,7 +3343,7 @@
                 <w:noProof/>
                 <w:webHidden/>
               </w:rPr>
-              <w:instrText>PAGEREF _Toc230621271 \h</w:instrText>
+              <w:instrText>PAGEREF _Toc232435195 \h</w:instrText>
             </w:r>
             <w:r>
               <w:rPr>
@@ -3401,7 +3401,7 @@
               <w14:ligatures w14:val="standardContextual"/>
             </w:rPr>
           </w:pPr>
-          <w:hyperlink w:anchor="_Toc230621272" w:history="1">
+          <w:hyperlink w:anchor="_Toc232435196" w:history="1">
             <w:r>
               <w:rPr>
                 <w:rStyle w:val="a3"/>
@@ -3441,7 +3441,7 @@
                 <w:noProof/>
                 <w:webHidden/>
               </w:rPr>
-              <w:instrText>PAGEREF _Toc230621272 \h</w:instrText>
+              <w:instrText>PAGEREF _Toc232435196 \h</w:instrText>
             </w:r>
             <w:r>
               <w:rPr>
@@ -3499,7 +3499,7 @@
               <w14:ligatures w14:val="standardContextual"/>
             </w:rPr>
           </w:pPr>
-          <w:hyperlink w:anchor="_Toc230621273" w:history="1">
+          <w:hyperlink w:anchor="_Toc232435197" w:history="1">
             <w:r>
               <w:rPr>
                 <w:rStyle w:val="a3"/>
@@ -3539,7 +3539,7 @@
                 <w:noProof/>
                 <w:webHidden/>
               </w:rPr>
-              <w:instrText>PAGEREF _Toc230621273 \h</w:instrText>
+              <w:instrText>PAGEREF _Toc232435197 \h</w:instrText>
             </w:r>
             <w:r>
               <w:rPr>
@@ -3597,7 +3597,7 @@
               <w14:ligatures w14:val="standardContextual"/>
             </w:rPr>
           </w:pPr>
-          <w:hyperlink w:anchor="_Toc230621274" w:history="1">
+          <w:hyperlink w:anchor="_Toc232435198" w:history="1">
             <w:r>
               <w:rPr>
                 <w:rStyle w:val="a3"/>
@@ -3637,7 +3637,7 @@
                 <w:noProof/>
                 <w:webHidden/>
               </w:rPr>
-              <w:instrText>PAGEREF _Toc230621274 \h</w:instrText>
+              <w:instrText>PAGEREF _Toc232435198 \h</w:instrText>
             </w:r>
             <w:r>
               <w:rPr>
@@ -3695,7 +3695,7 @@
               <w14:ligatures w14:val="standardContextual"/>
             </w:rPr>
           </w:pPr>
-          <w:hyperlink w:anchor="_Toc230621275" w:history="1">
+          <w:hyperlink w:anchor="_Toc232435199" w:history="1">
             <w:r>
               <w:rPr>
                 <w:rStyle w:val="a3"/>
@@ -3735,7 +3735,7 @@
                 <w:noProof/>
                 <w:webHidden/>
               </w:rPr>
-              <w:instrText>PAGEREF _Toc230621275 \h</w:instrText>
+              <w:instrText>PAGEREF _Toc232435199 \h</w:instrText>
             </w:r>
             <w:r>
               <w:rPr>
@@ -3793,7 +3793,7 @@
               <w14:ligatures w14:val="standardContextual"/>
             </w:rPr>
           </w:pPr>
-          <w:hyperlink w:anchor="_Toc230621276" w:history="1">
+          <w:hyperlink w:anchor="_Toc232435200" w:history="1">
             <w:r>
               <w:rPr>
                 <w:rStyle w:val="a3"/>
@@ -3833,7 +3833,7 @@
                 <w:noProof/>
                 <w:webHidden/>
               </w:rPr>
-              <w:instrText>PAGEREF _Toc230621276 \h</w:instrText>
+              <w:instrText>PAGEREF _Toc232435200 \h</w:instrText>
             </w:r>
             <w:r>
               <w:rPr>
@@ -3891,7 +3891,7 @@
               <w14:ligatures w14:val="standardContextual"/>
             </w:rPr>
           </w:pPr>
-          <w:hyperlink w:anchor="_Toc230621277" w:history="1">
+          <w:hyperlink w:anchor="_Toc232435201" w:history="1">
             <w:r>
               <w:rPr>
                 <w:rStyle w:val="a3"/>
@@ -3931,7 +3931,7 @@
                 <w:noProof/>
                 <w:webHidden/>
               </w:rPr>
-              <w:instrText>PAGEREF _Toc230621277 \h</w:instrText>
+              <w:instrText>PAGEREF _Toc232435201 \h</w:instrText>
             </w:r>
             <w:r>
               <w:rPr>
@@ -3989,7 +3989,7 @@
               <w14:ligatures w14:val="standardContextual"/>
             </w:rPr>
           </w:pPr>
-          <w:hyperlink w:anchor="_Toc230621278" w:history="1">
+          <w:hyperlink w:anchor="_Toc232435202" w:history="1">
             <w:r>
               <w:rPr>
                 <w:rStyle w:val="a3"/>
@@ -4029,7 +4029,7 @@
                 <w:noProof/>
                 <w:webHidden/>
               </w:rPr>
-              <w:instrText>PAGEREF _Toc230621278 \h</w:instrText>
+              <w:instrText>PAGEREF _Toc232435202 \h</w:instrText>
             </w:r>
             <w:r>
               <w:rPr>
@@ -4087,7 +4087,7 @@
               <w14:ligatures w14:val="standardContextual"/>
             </w:rPr>
           </w:pPr>
-          <w:hyperlink w:anchor="_Toc230621279" w:history="1">
+          <w:hyperlink w:anchor="_Toc232435203" w:history="1">
             <w:r>
               <w:rPr>
                 <w:rStyle w:val="a3"/>
@@ -4127,7 +4127,7 @@
                 <w:noProof/>
                 <w:webHidden/>
               </w:rPr>
-              <w:instrText>PAGEREF _Toc230621279 \h</w:instrText>
+              <w:instrText>PAGEREF _Toc232435203 \h</w:instrText>
             </w:r>
             <w:r>
               <w:rPr>
@@ -4185,7 +4185,7 @@
               <w14:ligatures w14:val="standardContextual"/>
             </w:rPr>
           </w:pPr>
-          <w:hyperlink w:anchor="_Toc230621280" w:history="1">
+          <w:hyperlink w:anchor="_Toc232435204" w:history="1">
             <w:r>
               <w:rPr>
                 <w:rStyle w:val="a3"/>
@@ -4225,7 +4225,7 @@
                 <w:noProof/>
                 <w:webHidden/>
               </w:rPr>
-              <w:instrText>PAGEREF _Toc230621280 \h</w:instrText>
+              <w:instrText>PAGEREF _Toc232435204 \h</w:instrText>
             </w:r>
             <w:r>
               <w:rPr>
@@ -4283,7 +4283,7 @@
               <w14:ligatures w14:val="standardContextual"/>
             </w:rPr>
           </w:pPr>
-          <w:hyperlink w:anchor="_Toc230621281" w:history="1">
+          <w:hyperlink w:anchor="_Toc232435205" w:history="1">
             <w:r>
               <w:rPr>
                 <w:rStyle w:val="a3"/>
@@ -4323,7 +4323,7 @@
                 <w:noProof/>
                 <w:webHidden/>
               </w:rPr>
-              <w:instrText>PAGEREF _Toc230621281 \h</w:instrText>
+              <w:instrText>PAGEREF _Toc232435205 \h</w:instrText>
             </w:r>
             <w:r>
               <w:rPr>
@@ -4381,7 +4381,7 @@
               <w14:ligatures w14:val="standardContextual"/>
             </w:rPr>
           </w:pPr>
-          <w:hyperlink w:anchor="_Toc230621282" w:history="1">
+          <w:hyperlink w:anchor="_Toc232435206" w:history="1">
             <w:r>
               <w:rPr>
                 <w:rStyle w:val="a3"/>
@@ -4421,7 +4421,7 @@
                 <w:noProof/>
                 <w:webHidden/>
               </w:rPr>
-              <w:instrText>PAGEREF _Toc230621282 \h</w:instrText>
+              <w:instrText>PAGEREF _Toc232435206 \h</w:instrText>
             </w:r>
             <w:r>
               <w:rPr>
@@ -4479,7 +4479,7 @@
               <w14:ligatures w14:val="standardContextual"/>
             </w:rPr>
           </w:pPr>
-          <w:hyperlink w:anchor="_Toc230621283" w:history="1">
+          <w:hyperlink w:anchor="_Toc232435207" w:history="1">
             <w:r>
               <w:rPr>
                 <w:rStyle w:val="a3"/>
@@ -4519,7 +4519,7 @@
                 <w:noProof/>
                 <w:webHidden/>
               </w:rPr>
-              <w:instrText>PAGEREF _Toc230621283 \h</w:instrText>
+              <w:instrText>PAGEREF _Toc232435207 \h</w:instrText>
             </w:r>
             <w:r>
               <w:rPr>
@@ -4577,7 +4577,7 @@
               <w14:ligatures w14:val="standardContextual"/>
             </w:rPr>
           </w:pPr>
-          <w:hyperlink w:anchor="_Toc230621284" w:history="1">
+          <w:hyperlink w:anchor="_Toc232435208" w:history="1">
             <w:r>
               <w:rPr>
                 <w:rStyle w:val="a3"/>
@@ -4617,7 +4617,7 @@
                 <w:noProof/>
                 <w:webHidden/>
               </w:rPr>
-              <w:instrText>PAGEREF _Toc230621284 \h</w:instrText>
+              <w:instrText>PAGEREF _Toc232435208 \h</w:instrText>
             </w:r>
             <w:r>
               <w:rPr>
@@ -4675,7 +4675,7 @@
               <w14:ligatures w14:val="standardContextual"/>
             </w:rPr>
           </w:pPr>
-          <w:hyperlink w:anchor="_Toc230621285" w:history="1">
+          <w:hyperlink w:anchor="_Toc232435209" w:history="1">
             <w:r>
               <w:rPr>
                 <w:rStyle w:val="a3"/>
@@ -4715,7 +4715,7 @@
                 <w:noProof/>
                 <w:webHidden/>
               </w:rPr>
-              <w:instrText>PAGEREF _Toc230621285 \h</w:instrText>
+              <w:instrText>PAGEREF _Toc232435209 \h</w:instrText>
             </w:r>
             <w:r>
               <w:rPr>
@@ -4773,7 +4773,7 @@
               <w14:ligatures w14:val="standardContextual"/>
             </w:rPr>
           </w:pPr>
-          <w:hyperlink w:anchor="_Toc230621286" w:history="1">
+          <w:hyperlink w:anchor="_Toc232435210" w:history="1">
             <w:r>
               <w:rPr>
                 <w:rStyle w:val="a3"/>
@@ -4813,7 +4813,7 @@
                 <w:noProof/>
                 <w:webHidden/>
               </w:rPr>
-              <w:instrText>PAGEREF _Toc230621286 \h</w:instrText>
+              <w:instrText>PAGEREF _Toc232435210 \h</w:instrText>
             </w:r>
             <w:r>
               <w:rPr>
@@ -4871,7 +4871,7 @@
               <w14:ligatures w14:val="standardContextual"/>
             </w:rPr>
           </w:pPr>
-          <w:hyperlink w:anchor="_Toc230621287" w:history="1">
+          <w:hyperlink w:anchor="_Toc232435211" w:history="1">
             <w:r>
               <w:rPr>
                 <w:rStyle w:val="a3"/>
@@ -4911,7 +4911,7 @@
                 <w:noProof/>
                 <w:webHidden/>
               </w:rPr>
-              <w:instrText>PAGEREF _Toc230621287 \h</w:instrText>
+              <w:instrText>PAGEREF _Toc232435211 \h</w:instrText>
             </w:r>
             <w:r>
               <w:rPr>
@@ -4969,7 +4969,7 @@
               <w14:ligatures w14:val="standardContextual"/>
             </w:rPr>
           </w:pPr>
-          <w:hyperlink w:anchor="_Toc230621288" w:history="1">
+          <w:hyperlink w:anchor="_Toc232435212" w:history="1">
             <w:r>
               <w:rPr>
                 <w:rStyle w:val="a3"/>
@@ -5009,7 +5009,7 @@
                 <w:noProof/>
                 <w:webHidden/>
               </w:rPr>
-              <w:instrText>PAGEREF _Toc230621288 \h</w:instrText>
+              <w:instrText>PAGEREF _Toc232435212 \h</w:instrText>
             </w:r>
             <w:r>
               <w:rPr>
@@ -5067,7 +5067,7 @@
               <w14:ligatures w14:val="standardContextual"/>
             </w:rPr>
           </w:pPr>
-          <w:hyperlink w:anchor="_Toc230621289" w:history="1">
+          <w:hyperlink w:anchor="_Toc232435213" w:history="1">
             <w:r>
               <w:rPr>
                 <w:rStyle w:val="a3"/>
@@ -5107,7 +5107,7 @@
                 <w:noProof/>
                 <w:webHidden/>
               </w:rPr>
-              <w:instrText>PAGEREF _Toc230621289 \h</w:instrText>
+              <w:instrText>PAGEREF _Toc232435213 \h</w:instrText>
             </w:r>
             <w:r>
               <w:rPr>
@@ -5165,7 +5165,7 @@
               <w14:ligatures w14:val="standardContextual"/>
             </w:rPr>
           </w:pPr>
-          <w:hyperlink w:anchor="_Toc230621290" w:history="1">
+          <w:hyperlink w:anchor="_Toc232435214" w:history="1">
             <w:r>
               <w:rPr>
                 <w:rStyle w:val="a3"/>
@@ -5205,7 +5205,7 @@
                 <w:noProof/>
                 <w:webHidden/>
               </w:rPr>
-              <w:instrText>PAGEREF _Toc230621290 \h</w:instrText>
+              <w:instrText>PAGEREF _Toc232435214 \h</w:instrText>
             </w:r>
             <w:r>
               <w:rPr>
@@ -5263,7 +5263,7 @@
               <w14:ligatures w14:val="standardContextual"/>
             </w:rPr>
           </w:pPr>
-          <w:hyperlink w:anchor="_Toc230621291" w:history="1">
+          <w:hyperlink w:anchor="_Toc232435215" w:history="1">
             <w:r>
               <w:rPr>
                 <w:rStyle w:val="a3"/>
@@ -5303,7 +5303,7 @@
                 <w:noProof/>
                 <w:webHidden/>
               </w:rPr>
-              <w:instrText>PAGEREF _Toc230621291 \h</w:instrText>
+              <w:instrText>PAGEREF _Toc232435215 \h</w:instrText>
             </w:r>
             <w:r>
               <w:rPr>
@@ -5361,7 +5361,7 @@
               <w14:ligatures w14:val="standardContextual"/>
             </w:rPr>
           </w:pPr>
-          <w:hyperlink w:anchor="_Toc230621292" w:history="1">
+          <w:hyperlink w:anchor="_Toc232435216" w:history="1">
             <w:r>
               <w:rPr>
                 <w:rStyle w:val="a3"/>
@@ -5401,7 +5401,7 @@
                 <w:noProof/>
                 <w:webHidden/>
               </w:rPr>
-              <w:instrText>PAGEREF _Toc230621292 \h</w:instrText>
+              <w:instrText>PAGEREF _Toc232435216 \h</w:instrText>
             </w:r>
             <w:r>
               <w:rPr>
@@ -5459,7 +5459,7 @@
               <w14:ligatures w14:val="standardContextual"/>
             </w:rPr>
           </w:pPr>
-          <w:hyperlink w:anchor="_Toc230621293" w:history="1">
+          <w:hyperlink w:anchor="_Toc232435217" w:history="1">
             <w:r>
               <w:rPr>
                 <w:rStyle w:val="a3"/>
@@ -5499,7 +5499,7 @@
                 <w:noProof/>
                 <w:webHidden/>
               </w:rPr>
-              <w:instrText>PAGEREF _Toc230621293 \h</w:instrText>
+              <w:instrText>PAGEREF _Toc232435217 \h</w:instrText>
             </w:r>
             <w:r>
               <w:rPr>
@@ -5557,7 +5557,7 @@
               <w14:ligatures w14:val="standardContextual"/>
             </w:rPr>
           </w:pPr>
-          <w:hyperlink w:anchor="_Toc230621294" w:history="1">
+          <w:hyperlink w:anchor="_Toc232435218" w:history="1">
             <w:r>
               <w:rPr>
                 <w:rStyle w:val="a3"/>
@@ -5597,7 +5597,7 @@
                 <w:noProof/>
                 <w:webHidden/>
               </w:rPr>
-              <w:instrText>PAGEREF _Toc230621294 \h</w:instrText>
+              <w:instrText>PAGEREF _Toc232435218 \h</w:instrText>
             </w:r>
             <w:r>
               <w:rPr>
@@ -5655,7 +5655,7 @@
               <w14:ligatures w14:val="standardContextual"/>
             </w:rPr>
           </w:pPr>
-          <w:hyperlink w:anchor="_Toc230621295" w:history="1">
+          <w:hyperlink w:anchor="_Toc232435219" w:history="1">
             <w:r>
               <w:rPr>
                 <w:rStyle w:val="a3"/>
@@ -5695,7 +5695,7 @@
                 <w:noProof/>
                 <w:webHidden/>
               </w:rPr>
-              <w:instrText>PAGEREF _Toc230621295 \h</w:instrText>
+              <w:instrText>PAGEREF _Toc232435219 \h</w:instrText>
             </w:r>
             <w:r>
               <w:rPr>
@@ -5753,7 +5753,7 @@
               <w14:ligatures w14:val="standardContextual"/>
             </w:rPr>
           </w:pPr>
-          <w:hyperlink w:anchor="_Toc230621296" w:history="1">
+          <w:hyperlink w:anchor="_Toc232435220" w:history="1">
             <w:r>
               <w:rPr>
                 <w:rStyle w:val="a3"/>
@@ -5793,7 +5793,7 @@
                 <w:noProof/>
                 <w:webHidden/>
               </w:rPr>
-              <w:instrText>PAGEREF _Toc230621296 \h</w:instrText>
+              <w:instrText>PAGEREF _Toc232435220 \h</w:instrText>
             </w:r>
             <w:r>
               <w:rPr>
@@ -5851,7 +5851,7 @@
               <w14:ligatures w14:val="standardContextual"/>
             </w:rPr>
           </w:pPr>
-          <w:hyperlink w:anchor="_Toc230621297" w:history="1">
+          <w:hyperlink w:anchor="_Toc232435221" w:history="1">
             <w:r>
               <w:rPr>
                 <w:rStyle w:val="a3"/>
@@ -5891,7 +5891,7 @@
                 <w:noProof/>
                 <w:webHidden/>
               </w:rPr>
-              <w:instrText>PAGEREF _Toc230621297 \h</w:instrText>
+              <w:instrText>PAGEREF _Toc232435221 \h</w:instrText>
             </w:r>
             <w:r>
               <w:rPr>
@@ -5949,7 +5949,7 @@
               <w14:ligatures w14:val="standardContextual"/>
             </w:rPr>
           </w:pPr>
-          <w:hyperlink w:anchor="_Toc230621298" w:history="1">
+          <w:hyperlink w:anchor="_Toc232435222" w:history="1">
             <w:r>
               <w:rPr>
                 <w:rStyle w:val="a3"/>
@@ -5989,7 +5989,7 @@
                 <w:noProof/>
                 <w:webHidden/>
               </w:rPr>
-              <w:instrText>PAGEREF _Toc230621298 \h</w:instrText>
+              <w:instrText>PAGEREF _Toc232435222 \h</w:instrText>
             </w:r>
             <w:r>
               <w:rPr>
@@ -6047,7 +6047,7 @@
               <w14:ligatures w14:val="standardContextual"/>
             </w:rPr>
           </w:pPr>
-          <w:hyperlink w:anchor="_Toc230621299" w:history="1">
+          <w:hyperlink w:anchor="_Toc232435223" w:history="1">
             <w:r>
               <w:rPr>
                 <w:rStyle w:val="a3"/>
@@ -6087,7 +6087,7 @@
                 <w:noProof/>
                 <w:webHidden/>
               </w:rPr>
-              <w:instrText>PAGEREF _Toc230621299 \h</w:instrText>
+              <w:instrText>PAGEREF _Toc232435223 \h</w:instrText>
             </w:r>
             <w:r>
               <w:rPr>
@@ -6145,7 +6145,7 @@
               <w14:ligatures w14:val="standardContextual"/>
             </w:rPr>
           </w:pPr>
-          <w:hyperlink w:anchor="_Toc230621300" w:history="1">
+          <w:hyperlink w:anchor="_Toc232435224" w:history="1">
             <w:r>
               <w:rPr>
                 <w:rStyle w:val="a3"/>
@@ -6185,7 +6185,7 @@
                 <w:noProof/>
                 <w:webHidden/>
               </w:rPr>
-              <w:instrText>PAGEREF _Toc230621300 \h</w:instrText>
+              <w:instrText>PAGEREF _Toc232435224 \h</w:instrText>
             </w:r>
             <w:r>
               <w:rPr>
@@ -6243,7 +6243,7 @@
               <w14:ligatures w14:val="standardContextual"/>
             </w:rPr>
           </w:pPr>
-          <w:hyperlink w:anchor="_Toc230621301" w:history="1">
+          <w:hyperlink w:anchor="_Toc232435225" w:history="1">
             <w:r>
               <w:rPr>
                 <w:rStyle w:val="a3"/>
@@ -6283,7 +6283,7 @@
                 <w:noProof/>
                 <w:webHidden/>
               </w:rPr>
-              <w:instrText>PAGEREF _Toc230621301 \h</w:instrText>
+              <w:instrText>PAGEREF _Toc232435225 \h</w:instrText>
             </w:r>
             <w:r>
               <w:rPr>
@@ -6341,7 +6341,7 @@
               <w14:ligatures w14:val="standardContextual"/>
             </w:rPr>
           </w:pPr>
-          <w:hyperlink w:anchor="_Toc230621302" w:history="1">
+          <w:hyperlink w:anchor="_Toc232435226" w:history="1">
             <w:r>
               <w:rPr>
                 <w:rStyle w:val="a3"/>
@@ -6381,7 +6381,7 @@
                 <w:noProof/>
                 <w:webHidden/>
               </w:rPr>
-              <w:instrText>PAGEREF _Toc230621302 \h</w:instrText>
+              <w:instrText>PAGEREF _Toc232435226 \h</w:instrText>
             </w:r>
             <w:r>
               <w:rPr>
@@ -6439,7 +6439,7 @@
               <w14:ligatures w14:val="standardContextual"/>
             </w:rPr>
           </w:pPr>
-          <w:hyperlink w:anchor="_Toc230621303" w:history="1">
+          <w:hyperlink w:anchor="_Toc232435227" w:history="1">
             <w:r>
               <w:rPr>
                 <w:rStyle w:val="a3"/>
@@ -6479,7 +6479,7 @@
                 <w:noProof/>
                 <w:webHidden/>
               </w:rPr>
-              <w:instrText>PAGEREF _Toc230621303 \h</w:instrText>
+              <w:instrText>PAGEREF _Toc232435227 \h</w:instrText>
             </w:r>
             <w:r>
               <w:rPr>
@@ -6537,7 +6537,7 @@
               <w14:ligatures w14:val="standardContextual"/>
             </w:rPr>
           </w:pPr>
-          <w:hyperlink w:anchor="_Toc230621304" w:history="1">
+          <w:hyperlink w:anchor="_Toc232435228" w:history="1">
             <w:r>
               <w:rPr>
                 <w:rStyle w:val="a3"/>
@@ -6577,7 +6577,7 @@
                 <w:noProof/>
                 <w:webHidden/>
               </w:rPr>
-              <w:instrText>PAGEREF _Toc230621304 \h</w:instrText>
+              <w:instrText>PAGEREF _Toc232435228 \h</w:instrText>
             </w:r>
             <w:r>
               <w:rPr>
@@ -6635,7 +6635,7 @@
               <w14:ligatures w14:val="standardContextual"/>
             </w:rPr>
           </w:pPr>
-          <w:hyperlink w:anchor="_Toc230621305" w:history="1">
+          <w:hyperlink w:anchor="_Toc232435229" w:history="1">
             <w:r>
               <w:rPr>
                 <w:rStyle w:val="a3"/>
@@ -6675,7 +6675,7 @@
                 <w:noProof/>
                 <w:webHidden/>
               </w:rPr>
-              <w:instrText>PAGEREF _Toc230621305 \h</w:instrText>
+              <w:instrText>PAGEREF _Toc232435229 \h</w:instrText>
             </w:r>
             <w:r>
               <w:rPr>
@@ -6733,7 +6733,7 @@
               <w14:ligatures w14:val="standardContextual"/>
             </w:rPr>
           </w:pPr>
-          <w:hyperlink w:anchor="_Toc230621306" w:history="1">
+          <w:hyperlink w:anchor="_Toc232435230" w:history="1">
             <w:r>
               <w:rPr>
                 <w:rStyle w:val="a3"/>
@@ -6773,7 +6773,7 @@
                 <w:noProof/>
                 <w:webHidden/>
               </w:rPr>
-              <w:instrText>PAGEREF _Toc230621306 \h</w:instrText>
+              <w:instrText>PAGEREF _Toc232435230 \h</w:instrText>
             </w:r>
             <w:r>
               <w:rPr>
@@ -6831,7 +6831,7 @@
               <w14:ligatures w14:val="standardContextual"/>
             </w:rPr>
           </w:pPr>
-          <w:hyperlink w:anchor="_Toc230621307" w:history="1">
+          <w:hyperlink w:anchor="_Toc232435231" w:history="1">
             <w:r>
               <w:rPr>
                 <w:rStyle w:val="a3"/>
@@ -6871,7 +6871,7 @@
                 <w:noProof/>
                 <w:webHidden/>
               </w:rPr>
-              <w:instrText>PAGEREF _Toc230621307 \h</w:instrText>
+              <w:instrText>PAGEREF _Toc232435231 \h</w:instrText>
             </w:r>
             <w:r>
               <w:rPr>
@@ -6929,7 +6929,7 @@
               <w14:ligatures w14:val="standardContextual"/>
             </w:rPr>
           </w:pPr>
-          <w:hyperlink w:anchor="_Toc230621308" w:history="1">
+          <w:hyperlink w:anchor="_Toc232435232" w:history="1">
             <w:r>
               <w:rPr>
                 <w:rStyle w:val="a3"/>
@@ -6969,7 +6969,7 @@
                 <w:noProof/>
                 <w:webHidden/>
               </w:rPr>
-              <w:instrText>PAGEREF _Toc230621308 \h</w:instrText>
+              <w:instrText>PAGEREF _Toc232435232 \h</w:instrText>
             </w:r>
             <w:r>
               <w:rPr>
@@ -7027,7 +7027,7 @@
               <w14:ligatures w14:val="standardContextual"/>
             </w:rPr>
           </w:pPr>
-          <w:hyperlink w:anchor="_Toc230621309" w:history="1">
+          <w:hyperlink w:anchor="_Toc232435233" w:history="1">
             <w:r>
               <w:rPr>
                 <w:rStyle w:val="a3"/>
@@ -7067,7 +7067,7 @@
                 <w:noProof/>
                 <w:webHidden/>
               </w:rPr>
-              <w:instrText>PAGEREF _Toc230621309 \h</w:instrText>
+              <w:instrText>PAGEREF _Toc232435233 \h</w:instrText>
             </w:r>
             <w:r>
               <w:rPr>
@@ -7125,7 +7125,7 @@
               <w14:ligatures w14:val="standardContextual"/>
             </w:rPr>
           </w:pPr>
-          <w:hyperlink w:anchor="_Toc230621310" w:history="1">
+          <w:hyperlink w:anchor="_Toc232435234" w:history="1">
             <w:r>
               <w:rPr>
                 <w:rStyle w:val="a3"/>
@@ -7165,7 +7165,7 @@
                 <w:noProof/>
                 <w:webHidden/>
               </w:rPr>
-              <w:instrText>PAGEREF _Toc230621310 \h</w:instrText>
+              <w:instrText>PAGEREF _Toc232435234 \h</w:instrText>
             </w:r>
             <w:r>
               <w:rPr>
@@ -7223,7 +7223,7 @@
               <w14:ligatures w14:val="standardContextual"/>
             </w:rPr>
           </w:pPr>
-          <w:hyperlink w:anchor="_Toc230621311" w:history="1">
+          <w:hyperlink w:anchor="_Toc232435235" w:history="1">
             <w:r>
               <w:rPr>
                 <w:rStyle w:val="a3"/>
@@ -7263,7 +7263,7 @@
                 <w:noProof/>
                 <w:webHidden/>
               </w:rPr>
-              <w:instrText>PAGEREF _Toc230621311 \h</w:instrText>
+              <w:instrText>PAGEREF _Toc232435235 \h</w:instrText>
             </w:r>
             <w:r>
               <w:rPr>
@@ -7321,7 +7321,7 @@
               <w14:ligatures w14:val="standardContextual"/>
             </w:rPr>
           </w:pPr>
-          <w:hyperlink w:anchor="_Toc230621312" w:history="1">
+          <w:hyperlink w:anchor="_Toc232435236" w:history="1">
             <w:r>
               <w:rPr>
                 <w:rStyle w:val="a3"/>
@@ -7361,7 +7361,7 @@
                 <w:noProof/>
                 <w:webHidden/>
               </w:rPr>
-              <w:instrText>PAGEREF _Toc230621312 \h</w:instrText>
+              <w:instrText>PAGEREF _Toc232435236 \h</w:instrText>
             </w:r>
             <w:r>
               <w:rPr>
@@ -7419,7 +7419,7 @@
               <w14:ligatures w14:val="standardContextual"/>
             </w:rPr>
           </w:pPr>
-          <w:hyperlink w:anchor="_Toc230621313" w:history="1">
+          <w:hyperlink w:anchor="_Toc232435237" w:history="1">
             <w:r>
               <w:rPr>
                 <w:rStyle w:val="a3"/>
@@ -7459,7 +7459,7 @@
                 <w:noProof/>
                 <w:webHidden/>
               </w:rPr>
-              <w:instrText>PAGEREF _Toc230621313 \h</w:instrText>
+              <w:instrText>PAGEREF _Toc232435237 \h</w:instrText>
             </w:r>
             <w:r>
               <w:rPr>
@@ -7517,7 +7517,7 @@
               <w14:ligatures w14:val="standardContextual"/>
             </w:rPr>
           </w:pPr>
-          <w:hyperlink w:anchor="_Toc230621314" w:history="1">
+          <w:hyperlink w:anchor="_Toc232435238" w:history="1">
             <w:r>
               <w:rPr>
                 <w:rStyle w:val="a3"/>
@@ -7557,7 +7557,7 @@
                 <w:noProof/>
                 <w:webHidden/>
               </w:rPr>
-              <w:instrText>PAGEREF _Toc230621314 \h</w:instrText>
+              <w:instrText>PAGEREF _Toc232435238 \h</w:instrText>
             </w:r>
             <w:r>
               <w:rPr>
@@ -7615,7 +7615,7 @@
               <w14:ligatures w14:val="standardContextual"/>
             </w:rPr>
           </w:pPr>
-          <w:hyperlink w:anchor="_Toc230621315" w:history="1">
+          <w:hyperlink w:anchor="_Toc232435239" w:history="1">
             <w:r>
               <w:rPr>
                 <w:rStyle w:val="a3"/>
@@ -7655,7 +7655,7 @@
                 <w:noProof/>
                 <w:webHidden/>
               </w:rPr>
-              <w:instrText>PAGEREF _Toc230621315 \h</w:instrText>
+              <w:instrText>PAGEREF _Toc232435239 \h</w:instrText>
             </w:r>
             <w:r>
               <w:rPr>
@@ -7713,7 +7713,7 @@
               <w14:ligatures w14:val="standardContextual"/>
             </w:rPr>
           </w:pPr>
-          <w:hyperlink w:anchor="_Toc230621316" w:history="1">
+          <w:hyperlink w:anchor="_Toc232435240" w:history="1">
             <w:r>
               <w:rPr>
                 <w:rStyle w:val="a3"/>
@@ -7753,7 +7753,7 @@
                 <w:noProof/>
                 <w:webHidden/>
               </w:rPr>
-              <w:instrText>PAGEREF _Toc230621316 \h</w:instrText>
+              <w:instrText>PAGEREF _Toc232435240 \h</w:instrText>
             </w:r>
             <w:r>
               <w:rPr>
@@ -7811,7 +7811,7 @@
               <w14:ligatures w14:val="standardContextual"/>
             </w:rPr>
           </w:pPr>
-          <w:hyperlink w:anchor="_Toc230621317" w:history="1">
+          <w:hyperlink w:anchor="_Toc232435241" w:history="1">
             <w:r>
               <w:rPr>
                 <w:rStyle w:val="a3"/>
@@ -7851,7 +7851,7 @@
                 <w:noProof/>
                 <w:webHidden/>
               </w:rPr>
-              <w:instrText>PAGEREF _Toc230621317 \h</w:instrText>
+              <w:instrText>PAGEREF _Toc232435241 \h</w:instrText>
             </w:r>
             <w:r>
               <w:rPr>
@@ -7909,7 +7909,7 @@
               <w14:ligatures w14:val="standardContextual"/>
             </w:rPr>
           </w:pPr>
-          <w:hyperlink w:anchor="_Toc230621318" w:history="1">
+          <w:hyperlink w:anchor="_Toc232435242" w:history="1">
             <w:r>
               <w:rPr>
                 <w:rStyle w:val="a3"/>
@@ -7949,7 +7949,7 @@
                 <w:noProof/>
                 <w:webHidden/>
               </w:rPr>
-              <w:instrText>PAGEREF _Toc230621318 \h</w:instrText>
+              <w:instrText>PAGEREF _Toc232435242 \h</w:instrText>
             </w:r>
             <w:r>
               <w:rPr>
@@ -8007,7 +8007,7 @@
               <w14:ligatures w14:val="standardContextual"/>
             </w:rPr>
           </w:pPr>
-          <w:hyperlink w:anchor="_Toc230621319" w:history="1">
+          <w:hyperlink w:anchor="_Toc232435243" w:history="1">
             <w:r>
               <w:rPr>
                 <w:rStyle w:val="a3"/>
@@ -8047,7 +8047,7 @@
                 <w:noProof/>
                 <w:webHidden/>
               </w:rPr>
-              <w:instrText>PAGEREF _Toc230621319 \h</w:instrText>
+              <w:instrText>PAGEREF _Toc232435243 \h</w:instrText>
             </w:r>
             <w:r>
               <w:rPr>
@@ -8105,7 +8105,7 @@
               <w14:ligatures w14:val="standardContextual"/>
             </w:rPr>
           </w:pPr>
-          <w:hyperlink w:anchor="_Toc230621320" w:history="1">
+          <w:hyperlink w:anchor="_Toc232435244" w:history="1">
             <w:r>
               <w:rPr>
                 <w:rStyle w:val="a3"/>
@@ -8145,7 +8145,7 @@
                 <w:noProof/>
                 <w:webHidden/>
               </w:rPr>
-              <w:instrText>PAGEREF _Toc230621320 \h</w:instrText>
+              <w:instrText>PAGEREF _Toc232435244 \h</w:instrText>
             </w:r>
             <w:r>
               <w:rPr>
@@ -8203,7 +8203,7 @@
               <w14:ligatures w14:val="standardContextual"/>
             </w:rPr>
           </w:pPr>
-          <w:hyperlink w:anchor="_Toc230621321" w:history="1">
+          <w:hyperlink w:anchor="_Toc232435245" w:history="1">
             <w:r>
               <w:rPr>
                 <w:rStyle w:val="a3"/>
@@ -8243,7 +8243,7 @@
                 <w:noProof/>
                 <w:webHidden/>
               </w:rPr>
-              <w:instrText>PAGEREF _Toc230621321 \h</w:instrText>
+              <w:instrText>PAGEREF _Toc232435245 \h</w:instrText>
             </w:r>
             <w:r>
               <w:rPr>
@@ -8301,7 +8301,7 @@
               <w14:ligatures w14:val="standardContextual"/>
             </w:rPr>
           </w:pPr>
-          <w:hyperlink w:anchor="_Toc230621322" w:history="1">
+          <w:hyperlink w:anchor="_Toc232435246" w:history="1">
             <w:r>
               <w:rPr>
                 <w:rStyle w:val="a3"/>
@@ -8341,7 +8341,7 @@
                 <w:noProof/>
                 <w:webHidden/>
               </w:rPr>
-              <w:instrText>PAGEREF _Toc230621322 \h</w:instrText>
+              <w:instrText>PAGEREF _Toc232435246 \h</w:instrText>
             </w:r>
             <w:r>
               <w:rPr>
@@ -8399,7 +8399,7 @@
               <w14:ligatures w14:val="standardContextual"/>
             </w:rPr>
           </w:pPr>
-          <w:hyperlink w:anchor="_Toc230621323" w:history="1">
+          <w:hyperlink w:anchor="_Toc232435247" w:history="1">
             <w:r>
               <w:rPr>
                 <w:rStyle w:val="a3"/>
@@ -8439,7 +8439,7 @@
                 <w:noProof/>
                 <w:webHidden/>
               </w:rPr>
-              <w:instrText>PAGEREF _Toc230621323 \h</w:instrText>
+              <w:instrText>PAGEREF _Toc232435247 \h</w:instrText>
             </w:r>
             <w:r>
               <w:rPr>
@@ -8497,7 +8497,7 @@
               <w14:ligatures w14:val="standardContextual"/>
             </w:rPr>
           </w:pPr>
-          <w:hyperlink w:anchor="_Toc230621324" w:history="1">
+          <w:hyperlink w:anchor="_Toc232435248" w:history="1">
             <w:r>
               <w:rPr>
                 <w:rStyle w:val="a3"/>
@@ -8505,7 +8505,25 @@
                 <w:noProof/>
                 <w:lang w:val="en-US"/>
               </w:rPr>
-              <w:t>二、预防性外交和维和行动</w:t>
+              <w:t>二、预防性外交和</w:t>
+            </w:r>
+            <w:r>
+              <w:rPr>
+                <w:rStyle w:val="a3"/>
+                <w:rFonts w:ascii="宋体" w:eastAsia="宋体" w:hAnsi="宋体"/>
+                <w:noProof/>
+                <w:lang w:val="en-US"/>
+              </w:rPr>
+              <w:t>维</w:t>
+            </w:r>
+            <w:r>
+              <w:rPr>
+                <w:rStyle w:val="a3"/>
+                <w:rFonts w:ascii="宋体" w:eastAsia="宋体" w:hAnsi="宋体"/>
+                <w:noProof/>
+                <w:lang w:val="en-US"/>
+              </w:rPr>
+              <w:t>和行动</w:t>
             </w:r>
             <w:r>
               <w:rPr>
@@ -8537,7 +8555,7 @@
                 <w:noProof/>
                 <w:webHidden/>
               </w:rPr>
-              <w:instrText>PAGEREF _Toc230621324 \h</w:instrText>
+              <w:instrText>PAGEREF _Toc232435248 \h</w:instrText>
             </w:r>
             <w:r>
               <w:rPr>
@@ -8595,7 +8613,7 @@
               <w14:ligatures w14:val="standardContextual"/>
             </w:rPr>
           </w:pPr>
-          <w:hyperlink w:anchor="_Toc230621325" w:history="1">
+          <w:hyperlink w:anchor="_Toc232435249" w:history="1">
             <w:r>
               <w:rPr>
                 <w:rStyle w:val="a3"/>
@@ -8635,7 +8653,7 @@
                 <w:noProof/>
                 <w:webHidden/>
               </w:rPr>
-              <w:instrText>PAGEREF _Toc230621325 \h</w:instrText>
+              <w:instrText>PAGEREF _Toc232435249 \h</w:instrText>
             </w:r>
             <w:r>
               <w:rPr>
@@ -8693,7 +8711,7 @@
               <w14:ligatures w14:val="standardContextual"/>
             </w:rPr>
           </w:pPr>
-          <w:hyperlink w:anchor="_Toc230621326" w:history="1">
+          <w:hyperlink w:anchor="_Toc232435250" w:history="1">
             <w:r>
               <w:rPr>
                 <w:rStyle w:val="a3"/>
@@ -8733,7 +8751,7 @@
                 <w:noProof/>
                 <w:webHidden/>
               </w:rPr>
-              <w:instrText>PAGEREF _Toc230621326 \h</w:instrText>
+              <w:instrText>PAGEREF _Toc232435250 \h</w:instrText>
             </w:r>
             <w:r>
               <w:rPr>
@@ -8791,7 +8809,7 @@
               <w14:ligatures w14:val="standardContextual"/>
             </w:rPr>
           </w:pPr>
-          <w:hyperlink w:anchor="_Toc230621327" w:history="1">
+          <w:hyperlink w:anchor="_Toc232435251" w:history="1">
             <w:r>
               <w:rPr>
                 <w:rStyle w:val="a3"/>
@@ -8831,7 +8849,7 @@
                 <w:noProof/>
                 <w:webHidden/>
               </w:rPr>
-              <w:instrText>PAGEREF _Toc230621327 \h</w:instrText>
+              <w:instrText>PAGEREF _Toc232435251 \h</w:instrText>
             </w:r>
             <w:r>
               <w:rPr>
@@ -8862,7 +8880,7 @@
                 <w:noProof/>
                 <w:webHidden/>
               </w:rPr>
-              <w:t>28</w:t>
+              <w:t>29</w:t>
             </w:r>
             <w:r>
               <w:rPr>
@@ -8889,7 +8907,7 @@
               <w14:ligatures w14:val="standardContextual"/>
             </w:rPr>
           </w:pPr>
-          <w:hyperlink w:anchor="_Toc230621328" w:history="1">
+          <w:hyperlink w:anchor="_Toc232435252" w:history="1">
             <w:r>
               <w:rPr>
                 <w:rStyle w:val="a3"/>
@@ -8929,7 +8947,7 @@
                 <w:noProof/>
                 <w:webHidden/>
               </w:rPr>
-              <w:instrText>PAGEREF _Toc230621328 \h</w:instrText>
+              <w:instrText>PAGEREF _Toc232435252 \h</w:instrText>
             </w:r>
             <w:r>
               <w:rPr>
@@ -8960,7 +8978,7 @@
                 <w:noProof/>
                 <w:webHidden/>
               </w:rPr>
-              <w:t>28</w:t>
+              <w:t>29</w:t>
             </w:r>
             <w:r>
               <w:rPr>
@@ -8987,7 +9005,7 @@
               <w14:ligatures w14:val="standardContextual"/>
             </w:rPr>
           </w:pPr>
-          <w:hyperlink w:anchor="_Toc230621329" w:history="1">
+          <w:hyperlink w:anchor="_Toc232435253" w:history="1">
             <w:r>
               <w:rPr>
                 <w:rStyle w:val="a3"/>
@@ -9027,7 +9045,7 @@
                 <w:noProof/>
                 <w:webHidden/>
               </w:rPr>
-              <w:instrText>PAGEREF _Toc230621329 \h</w:instrText>
+              <w:instrText>PAGEREF _Toc232435253 \h</w:instrText>
             </w:r>
             <w:r>
               <w:rPr>
@@ -9058,7 +9076,7 @@
                 <w:noProof/>
                 <w:webHidden/>
               </w:rPr>
-              <w:t>28</w:t>
+              <w:t>29</w:t>
             </w:r>
             <w:r>
               <w:rPr>
@@ -9085,7 +9103,7 @@
               <w14:ligatures w14:val="standardContextual"/>
             </w:rPr>
           </w:pPr>
-          <w:hyperlink w:anchor="_Toc230621330" w:history="1">
+          <w:hyperlink w:anchor="_Toc232435254" w:history="1">
             <w:r>
               <w:rPr>
                 <w:rStyle w:val="a3"/>
@@ -9125,7 +9143,7 @@
                 <w:noProof/>
                 <w:webHidden/>
               </w:rPr>
-              <w:instrText>PAGEREF _Toc230621330 \h</w:instrText>
+              <w:instrText>PAGEREF _Toc232435254 \h</w:instrText>
             </w:r>
             <w:r>
               <w:rPr>
@@ -9156,7 +9174,7 @@
                 <w:noProof/>
                 <w:webHidden/>
               </w:rPr>
-              <w:t>29</w:t>
+              <w:t>30</w:t>
             </w:r>
             <w:r>
               <w:rPr>
@@ -9183,7 +9201,7 @@
               <w14:ligatures w14:val="standardContextual"/>
             </w:rPr>
           </w:pPr>
-          <w:hyperlink w:anchor="_Toc230621331" w:history="1">
+          <w:hyperlink w:anchor="_Toc232435255" w:history="1">
             <w:r>
               <w:rPr>
                 <w:rStyle w:val="a3"/>
@@ -9223,7 +9241,7 @@
                 <w:noProof/>
                 <w:webHidden/>
               </w:rPr>
-              <w:instrText>PAGEREF _Toc230621331 \h</w:instrText>
+              <w:instrText>PAGEREF _Toc232435255 \h</w:instrText>
             </w:r>
             <w:r>
               <w:rPr>
@@ -9254,7 +9272,7 @@
                 <w:noProof/>
                 <w:webHidden/>
               </w:rPr>
-              <w:t>29</w:t>
+              <w:t>30</w:t>
             </w:r>
             <w:r>
               <w:rPr>
@@ -9281,7 +9299,7 @@
               <w14:ligatures w14:val="standardContextual"/>
             </w:rPr>
           </w:pPr>
-          <w:hyperlink w:anchor="_Toc230621332" w:history="1">
+          <w:hyperlink w:anchor="_Toc232435256" w:history="1">
             <w:r>
               <w:rPr>
                 <w:rStyle w:val="a3"/>
@@ -9321,7 +9339,7 @@
                 <w:noProof/>
                 <w:webHidden/>
               </w:rPr>
-              <w:instrText>PAGEREF _Toc230621332 \h</w:instrText>
+              <w:instrText>PAGEREF _Toc232435256 \h</w:instrText>
             </w:r>
             <w:r>
               <w:rPr>
@@ -9353,6 +9371,1378 @@
                 <w:webHidden/>
               </w:rPr>
               <w:t>30</w:t>
+            </w:r>
+            <w:r>
+              <w:rPr>
+                <w:rFonts w:ascii="宋体" w:eastAsia="宋体" w:hAnsi="宋体" w:hint="eastAsia"/>
+                <w:noProof/>
+                <w:webHidden/>
+              </w:rPr>
+              <w:fldChar w:fldCharType="end"/>
+            </w:r>
+          </w:hyperlink>
+        </w:p>
+        <w:p>
+          <w:pPr>
+            <w:pStyle w:val="TOC2"/>
+            <w:tabs>
+              <w:tab w:val="right" w:leader="dot" w:pos="8296"/>
+            </w:tabs>
+            <w:rPr>
+              <w:rFonts w:ascii="宋体" w:eastAsia="宋体" w:hAnsi="宋体" w:hint="eastAsia"/>
+              <w:noProof/>
+              <w:sz w:val="22"/>
+              <w:szCs w:val="24"/>
+              <w:lang w:val="en-US"/>
+              <w14:ligatures w14:val="standardContextual"/>
+            </w:rPr>
+          </w:pPr>
+          <w:hyperlink w:anchor="_Toc232435257" w:history="1">
+            <w:r>
+              <w:rPr>
+                <w:rStyle w:val="a3"/>
+                <w:rFonts w:ascii="宋体" w:eastAsia="宋体" w:hAnsi="宋体"/>
+                <w:noProof/>
+                <w:lang w:val="en-US"/>
+              </w:rPr>
+              <w:t>二、国际安全中的规范</w:t>
+            </w:r>
+            <w:r>
+              <w:rPr>
+                <w:rFonts w:ascii="宋体" w:eastAsia="宋体" w:hAnsi="宋体" w:hint="eastAsia"/>
+                <w:noProof/>
+                <w:webHidden/>
+              </w:rPr>
+              <w:tab/>
+            </w:r>
+            <w:r>
+              <w:rPr>
+                <w:rFonts w:ascii="宋体" w:eastAsia="宋体" w:hAnsi="宋体" w:hint="eastAsia"/>
+                <w:noProof/>
+                <w:webHidden/>
+              </w:rPr>
+              <w:fldChar w:fldCharType="begin"/>
+            </w:r>
+            <w:r>
+              <w:rPr>
+                <w:rFonts w:ascii="宋体" w:eastAsia="宋体" w:hAnsi="宋体" w:hint="eastAsia"/>
+                <w:noProof/>
+                <w:webHidden/>
+              </w:rPr>
+              <w:instrText xml:space="preserve"> </w:instrText>
+            </w:r>
+            <w:r>
+              <w:rPr>
+                <w:rFonts w:ascii="宋体" w:eastAsia="宋体" w:hAnsi="宋体"/>
+                <w:noProof/>
+                <w:webHidden/>
+              </w:rPr>
+              <w:instrText>PAGEREF _Toc232435257 \h</w:instrText>
+            </w:r>
+            <w:r>
+              <w:rPr>
+                <w:rFonts w:ascii="宋体" w:eastAsia="宋体" w:hAnsi="宋体" w:hint="eastAsia"/>
+                <w:noProof/>
+                <w:webHidden/>
+              </w:rPr>
+              <w:instrText xml:space="preserve"> </w:instrText>
+            </w:r>
+            <w:r>
+              <w:rPr>
+                <w:rFonts w:ascii="宋体" w:eastAsia="宋体" w:hAnsi="宋体" w:hint="eastAsia"/>
+                <w:noProof/>
+                <w:webHidden/>
+              </w:rPr>
+            </w:r>
+            <w:r>
+              <w:rPr>
+                <w:rFonts w:ascii="宋体" w:eastAsia="宋体" w:hAnsi="宋体" w:hint="eastAsia"/>
+                <w:noProof/>
+                <w:webHidden/>
+              </w:rPr>
+              <w:fldChar w:fldCharType="separate"/>
+            </w:r>
+            <w:r>
+              <w:rPr>
+                <w:rFonts w:ascii="宋体" w:eastAsia="宋体" w:hAnsi="宋体" w:hint="eastAsia"/>
+                <w:noProof/>
+                <w:webHidden/>
+              </w:rPr>
+              <w:t>31</w:t>
+            </w:r>
+            <w:r>
+              <w:rPr>
+                <w:rFonts w:ascii="宋体" w:eastAsia="宋体" w:hAnsi="宋体" w:hint="eastAsia"/>
+                <w:noProof/>
+                <w:webHidden/>
+              </w:rPr>
+              <w:fldChar w:fldCharType="end"/>
+            </w:r>
+          </w:hyperlink>
+        </w:p>
+        <w:p>
+          <w:pPr>
+            <w:pStyle w:val="TOC3"/>
+            <w:tabs>
+              <w:tab w:val="right" w:leader="dot" w:pos="8296"/>
+            </w:tabs>
+            <w:rPr>
+              <w:rFonts w:ascii="宋体" w:eastAsia="宋体" w:hAnsi="宋体" w:hint="eastAsia"/>
+              <w:noProof/>
+              <w:sz w:val="22"/>
+              <w:szCs w:val="24"/>
+              <w:lang w:val="en-US"/>
+              <w14:ligatures w14:val="standardContextual"/>
+            </w:rPr>
+          </w:pPr>
+          <w:hyperlink w:anchor="_Toc232435258" w:history="1">
+            <w:r>
+              <w:rPr>
+                <w:rStyle w:val="a3"/>
+                <w:rFonts w:ascii="宋体" w:eastAsia="宋体" w:hAnsi="宋体"/>
+                <w:noProof/>
+                <w:lang w:val="en-US"/>
+              </w:rPr>
+              <w:t>（一）规范</w:t>
+            </w:r>
+            <w:r>
+              <w:rPr>
+                <w:rFonts w:ascii="宋体" w:eastAsia="宋体" w:hAnsi="宋体" w:hint="eastAsia"/>
+                <w:noProof/>
+                <w:webHidden/>
+              </w:rPr>
+              <w:tab/>
+            </w:r>
+            <w:r>
+              <w:rPr>
+                <w:rFonts w:ascii="宋体" w:eastAsia="宋体" w:hAnsi="宋体" w:hint="eastAsia"/>
+                <w:noProof/>
+                <w:webHidden/>
+              </w:rPr>
+              <w:fldChar w:fldCharType="begin"/>
+            </w:r>
+            <w:r>
+              <w:rPr>
+                <w:rFonts w:ascii="宋体" w:eastAsia="宋体" w:hAnsi="宋体" w:hint="eastAsia"/>
+                <w:noProof/>
+                <w:webHidden/>
+              </w:rPr>
+              <w:instrText xml:space="preserve"> </w:instrText>
+            </w:r>
+            <w:r>
+              <w:rPr>
+                <w:rFonts w:ascii="宋体" w:eastAsia="宋体" w:hAnsi="宋体"/>
+                <w:noProof/>
+                <w:webHidden/>
+              </w:rPr>
+              <w:instrText>PAGEREF _Toc232435258 \h</w:instrText>
+            </w:r>
+            <w:r>
+              <w:rPr>
+                <w:rFonts w:ascii="宋体" w:eastAsia="宋体" w:hAnsi="宋体" w:hint="eastAsia"/>
+                <w:noProof/>
+                <w:webHidden/>
+              </w:rPr>
+              <w:instrText xml:space="preserve"> </w:instrText>
+            </w:r>
+            <w:r>
+              <w:rPr>
+                <w:rFonts w:ascii="宋体" w:eastAsia="宋体" w:hAnsi="宋体" w:hint="eastAsia"/>
+                <w:noProof/>
+                <w:webHidden/>
+              </w:rPr>
+            </w:r>
+            <w:r>
+              <w:rPr>
+                <w:rFonts w:ascii="宋体" w:eastAsia="宋体" w:hAnsi="宋体" w:hint="eastAsia"/>
+                <w:noProof/>
+                <w:webHidden/>
+              </w:rPr>
+              <w:fldChar w:fldCharType="separate"/>
+            </w:r>
+            <w:r>
+              <w:rPr>
+                <w:rFonts w:ascii="宋体" w:eastAsia="宋体" w:hAnsi="宋体" w:hint="eastAsia"/>
+                <w:noProof/>
+                <w:webHidden/>
+              </w:rPr>
+              <w:t>31</w:t>
+            </w:r>
+            <w:r>
+              <w:rPr>
+                <w:rFonts w:ascii="宋体" w:eastAsia="宋体" w:hAnsi="宋体" w:hint="eastAsia"/>
+                <w:noProof/>
+                <w:webHidden/>
+              </w:rPr>
+              <w:fldChar w:fldCharType="end"/>
+            </w:r>
+          </w:hyperlink>
+        </w:p>
+        <w:p>
+          <w:pPr>
+            <w:pStyle w:val="TOC3"/>
+            <w:tabs>
+              <w:tab w:val="right" w:leader="dot" w:pos="8296"/>
+            </w:tabs>
+            <w:rPr>
+              <w:rFonts w:ascii="宋体" w:eastAsia="宋体" w:hAnsi="宋体" w:hint="eastAsia"/>
+              <w:noProof/>
+              <w:sz w:val="22"/>
+              <w:szCs w:val="24"/>
+              <w:lang w:val="en-US"/>
+              <w14:ligatures w14:val="standardContextual"/>
+            </w:rPr>
+          </w:pPr>
+          <w:hyperlink w:anchor="_Toc232435259" w:history="1">
+            <w:r>
+              <w:rPr>
+                <w:rStyle w:val="a3"/>
+                <w:rFonts w:ascii="宋体" w:eastAsia="宋体" w:hAnsi="宋体"/>
+                <w:noProof/>
+                <w:lang w:val="en-US"/>
+              </w:rPr>
+              <w:t>（二）国际安全中的规范案例</w:t>
+            </w:r>
+            <w:r>
+              <w:rPr>
+                <w:rFonts w:ascii="宋体" w:eastAsia="宋体" w:hAnsi="宋体" w:hint="eastAsia"/>
+                <w:noProof/>
+                <w:webHidden/>
+              </w:rPr>
+              <w:tab/>
+            </w:r>
+            <w:r>
+              <w:rPr>
+                <w:rFonts w:ascii="宋体" w:eastAsia="宋体" w:hAnsi="宋体" w:hint="eastAsia"/>
+                <w:noProof/>
+                <w:webHidden/>
+              </w:rPr>
+              <w:fldChar w:fldCharType="begin"/>
+            </w:r>
+            <w:r>
+              <w:rPr>
+                <w:rFonts w:ascii="宋体" w:eastAsia="宋体" w:hAnsi="宋体" w:hint="eastAsia"/>
+                <w:noProof/>
+                <w:webHidden/>
+              </w:rPr>
+              <w:instrText xml:space="preserve"> </w:instrText>
+            </w:r>
+            <w:r>
+              <w:rPr>
+                <w:rFonts w:ascii="宋体" w:eastAsia="宋体" w:hAnsi="宋体"/>
+                <w:noProof/>
+                <w:webHidden/>
+              </w:rPr>
+              <w:instrText>PAGEREF _Toc232435259 \h</w:instrText>
+            </w:r>
+            <w:r>
+              <w:rPr>
+                <w:rFonts w:ascii="宋体" w:eastAsia="宋体" w:hAnsi="宋体" w:hint="eastAsia"/>
+                <w:noProof/>
+                <w:webHidden/>
+              </w:rPr>
+              <w:instrText xml:space="preserve"> </w:instrText>
+            </w:r>
+            <w:r>
+              <w:rPr>
+                <w:rFonts w:ascii="宋体" w:eastAsia="宋体" w:hAnsi="宋体" w:hint="eastAsia"/>
+                <w:noProof/>
+                <w:webHidden/>
+              </w:rPr>
+            </w:r>
+            <w:r>
+              <w:rPr>
+                <w:rFonts w:ascii="宋体" w:eastAsia="宋体" w:hAnsi="宋体" w:hint="eastAsia"/>
+                <w:noProof/>
+                <w:webHidden/>
+              </w:rPr>
+              <w:fldChar w:fldCharType="separate"/>
+            </w:r>
+            <w:r>
+              <w:rPr>
+                <w:rFonts w:ascii="宋体" w:eastAsia="宋体" w:hAnsi="宋体" w:hint="eastAsia"/>
+                <w:noProof/>
+                <w:webHidden/>
+              </w:rPr>
+              <w:t>31</w:t>
+            </w:r>
+            <w:r>
+              <w:rPr>
+                <w:rFonts w:ascii="宋体" w:eastAsia="宋体" w:hAnsi="宋体" w:hint="eastAsia"/>
+                <w:noProof/>
+                <w:webHidden/>
+              </w:rPr>
+              <w:fldChar w:fldCharType="end"/>
+            </w:r>
+          </w:hyperlink>
+        </w:p>
+        <w:p>
+          <w:pPr>
+            <w:pStyle w:val="TOC1"/>
+            <w:tabs>
+              <w:tab w:val="right" w:leader="dot" w:pos="8296"/>
+            </w:tabs>
+            <w:rPr>
+              <w:rFonts w:ascii="宋体" w:eastAsia="宋体" w:hAnsi="宋体" w:hint="eastAsia"/>
+              <w:noProof/>
+              <w:sz w:val="22"/>
+              <w:szCs w:val="24"/>
+              <w:lang w:val="en-US"/>
+              <w14:ligatures w14:val="standardContextual"/>
+            </w:rPr>
+          </w:pPr>
+          <w:hyperlink w:anchor="_Toc232435260" w:history="1">
+            <w:r>
+              <w:rPr>
+                <w:rStyle w:val="a3"/>
+                <w:rFonts w:ascii="宋体" w:eastAsia="宋体" w:hAnsi="宋体"/>
+                <w:noProof/>
+                <w:lang w:val="en-US"/>
+              </w:rPr>
+              <w:t>第九讲 总结：国际安全与国内政治</w:t>
+            </w:r>
+            <w:r>
+              <w:rPr>
+                <w:rFonts w:ascii="宋体" w:eastAsia="宋体" w:hAnsi="宋体" w:hint="eastAsia"/>
+                <w:noProof/>
+                <w:webHidden/>
+              </w:rPr>
+              <w:tab/>
+            </w:r>
+            <w:r>
+              <w:rPr>
+                <w:rFonts w:ascii="宋体" w:eastAsia="宋体" w:hAnsi="宋体" w:hint="eastAsia"/>
+                <w:noProof/>
+                <w:webHidden/>
+              </w:rPr>
+              <w:fldChar w:fldCharType="begin"/>
+            </w:r>
+            <w:r>
+              <w:rPr>
+                <w:rFonts w:ascii="宋体" w:eastAsia="宋体" w:hAnsi="宋体" w:hint="eastAsia"/>
+                <w:noProof/>
+                <w:webHidden/>
+              </w:rPr>
+              <w:instrText xml:space="preserve"> </w:instrText>
+            </w:r>
+            <w:r>
+              <w:rPr>
+                <w:rFonts w:ascii="宋体" w:eastAsia="宋体" w:hAnsi="宋体"/>
+                <w:noProof/>
+                <w:webHidden/>
+              </w:rPr>
+              <w:instrText>PAGEREF _Toc232435260 \h</w:instrText>
+            </w:r>
+            <w:r>
+              <w:rPr>
+                <w:rFonts w:ascii="宋体" w:eastAsia="宋体" w:hAnsi="宋体" w:hint="eastAsia"/>
+                <w:noProof/>
+                <w:webHidden/>
+              </w:rPr>
+              <w:instrText xml:space="preserve"> </w:instrText>
+            </w:r>
+            <w:r>
+              <w:rPr>
+                <w:rFonts w:ascii="宋体" w:eastAsia="宋体" w:hAnsi="宋体" w:hint="eastAsia"/>
+                <w:noProof/>
+                <w:webHidden/>
+              </w:rPr>
+            </w:r>
+            <w:r>
+              <w:rPr>
+                <w:rFonts w:ascii="宋体" w:eastAsia="宋体" w:hAnsi="宋体" w:hint="eastAsia"/>
+                <w:noProof/>
+                <w:webHidden/>
+              </w:rPr>
+              <w:fldChar w:fldCharType="separate"/>
+            </w:r>
+            <w:r>
+              <w:rPr>
+                <w:rFonts w:ascii="宋体" w:eastAsia="宋体" w:hAnsi="宋体" w:hint="eastAsia"/>
+                <w:noProof/>
+                <w:webHidden/>
+              </w:rPr>
+              <w:t>32</w:t>
+            </w:r>
+            <w:r>
+              <w:rPr>
+                <w:rFonts w:ascii="宋体" w:eastAsia="宋体" w:hAnsi="宋体" w:hint="eastAsia"/>
+                <w:noProof/>
+                <w:webHidden/>
+              </w:rPr>
+              <w:fldChar w:fldCharType="end"/>
+            </w:r>
+          </w:hyperlink>
+        </w:p>
+        <w:p>
+          <w:pPr>
+            <w:pStyle w:val="TOC2"/>
+            <w:tabs>
+              <w:tab w:val="right" w:leader="dot" w:pos="8296"/>
+            </w:tabs>
+            <w:rPr>
+              <w:rFonts w:ascii="宋体" w:eastAsia="宋体" w:hAnsi="宋体" w:hint="eastAsia"/>
+              <w:noProof/>
+              <w:sz w:val="22"/>
+              <w:szCs w:val="24"/>
+              <w:lang w:val="en-US"/>
+              <w14:ligatures w14:val="standardContextual"/>
+            </w:rPr>
+          </w:pPr>
+          <w:hyperlink w:anchor="_Toc232435261" w:history="1">
+            <w:r>
+              <w:rPr>
+                <w:rStyle w:val="a3"/>
+                <w:rFonts w:ascii="宋体" w:eastAsia="宋体" w:hAnsi="宋体"/>
+                <w:noProof/>
+                <w:lang w:val="en-US"/>
+              </w:rPr>
+              <w:t>一、国际安全真的（只）是“国际”的问题吗</w:t>
+            </w:r>
+            <w:r>
+              <w:rPr>
+                <w:rFonts w:ascii="宋体" w:eastAsia="宋体" w:hAnsi="宋体" w:hint="eastAsia"/>
+                <w:noProof/>
+                <w:webHidden/>
+              </w:rPr>
+              <w:tab/>
+            </w:r>
+            <w:r>
+              <w:rPr>
+                <w:rFonts w:ascii="宋体" w:eastAsia="宋体" w:hAnsi="宋体" w:hint="eastAsia"/>
+                <w:noProof/>
+                <w:webHidden/>
+              </w:rPr>
+              <w:fldChar w:fldCharType="begin"/>
+            </w:r>
+            <w:r>
+              <w:rPr>
+                <w:rFonts w:ascii="宋体" w:eastAsia="宋体" w:hAnsi="宋体" w:hint="eastAsia"/>
+                <w:noProof/>
+                <w:webHidden/>
+              </w:rPr>
+              <w:instrText xml:space="preserve"> </w:instrText>
+            </w:r>
+            <w:r>
+              <w:rPr>
+                <w:rFonts w:ascii="宋体" w:eastAsia="宋体" w:hAnsi="宋体"/>
+                <w:noProof/>
+                <w:webHidden/>
+              </w:rPr>
+              <w:instrText>PAGEREF _Toc232435261 \h</w:instrText>
+            </w:r>
+            <w:r>
+              <w:rPr>
+                <w:rFonts w:ascii="宋体" w:eastAsia="宋体" w:hAnsi="宋体" w:hint="eastAsia"/>
+                <w:noProof/>
+                <w:webHidden/>
+              </w:rPr>
+              <w:instrText xml:space="preserve"> </w:instrText>
+            </w:r>
+            <w:r>
+              <w:rPr>
+                <w:rFonts w:ascii="宋体" w:eastAsia="宋体" w:hAnsi="宋体" w:hint="eastAsia"/>
+                <w:noProof/>
+                <w:webHidden/>
+              </w:rPr>
+            </w:r>
+            <w:r>
+              <w:rPr>
+                <w:rFonts w:ascii="宋体" w:eastAsia="宋体" w:hAnsi="宋体" w:hint="eastAsia"/>
+                <w:noProof/>
+                <w:webHidden/>
+              </w:rPr>
+              <w:fldChar w:fldCharType="separate"/>
+            </w:r>
+            <w:r>
+              <w:rPr>
+                <w:rFonts w:ascii="宋体" w:eastAsia="宋体" w:hAnsi="宋体" w:hint="eastAsia"/>
+                <w:noProof/>
+                <w:webHidden/>
+              </w:rPr>
+              <w:t>32</w:t>
+            </w:r>
+            <w:r>
+              <w:rPr>
+                <w:rFonts w:ascii="宋体" w:eastAsia="宋体" w:hAnsi="宋体" w:hint="eastAsia"/>
+                <w:noProof/>
+                <w:webHidden/>
+              </w:rPr>
+              <w:fldChar w:fldCharType="end"/>
+            </w:r>
+          </w:hyperlink>
+        </w:p>
+        <w:p>
+          <w:pPr>
+            <w:pStyle w:val="TOC2"/>
+            <w:tabs>
+              <w:tab w:val="right" w:leader="dot" w:pos="8296"/>
+            </w:tabs>
+            <w:rPr>
+              <w:rFonts w:ascii="宋体" w:eastAsia="宋体" w:hAnsi="宋体" w:hint="eastAsia"/>
+              <w:noProof/>
+              <w:sz w:val="22"/>
+              <w:szCs w:val="24"/>
+              <w:lang w:val="en-US"/>
+              <w14:ligatures w14:val="standardContextual"/>
+            </w:rPr>
+          </w:pPr>
+          <w:hyperlink w:anchor="_Toc232435262" w:history="1">
+            <w:r>
+              <w:rPr>
+                <w:rStyle w:val="a3"/>
+                <w:rFonts w:ascii="宋体" w:eastAsia="宋体" w:hAnsi="宋体"/>
+                <w:noProof/>
+                <w:lang w:val="en-US"/>
+              </w:rPr>
+              <w:t>二、国内政治如何影响国际安全</w:t>
+            </w:r>
+            <w:r>
+              <w:rPr>
+                <w:rFonts w:ascii="宋体" w:eastAsia="宋体" w:hAnsi="宋体" w:hint="eastAsia"/>
+                <w:noProof/>
+                <w:webHidden/>
+              </w:rPr>
+              <w:tab/>
+            </w:r>
+            <w:r>
+              <w:rPr>
+                <w:rFonts w:ascii="宋体" w:eastAsia="宋体" w:hAnsi="宋体" w:hint="eastAsia"/>
+                <w:noProof/>
+                <w:webHidden/>
+              </w:rPr>
+              <w:fldChar w:fldCharType="begin"/>
+            </w:r>
+            <w:r>
+              <w:rPr>
+                <w:rFonts w:ascii="宋体" w:eastAsia="宋体" w:hAnsi="宋体" w:hint="eastAsia"/>
+                <w:noProof/>
+                <w:webHidden/>
+              </w:rPr>
+              <w:instrText xml:space="preserve"> </w:instrText>
+            </w:r>
+            <w:r>
+              <w:rPr>
+                <w:rFonts w:ascii="宋体" w:eastAsia="宋体" w:hAnsi="宋体"/>
+                <w:noProof/>
+                <w:webHidden/>
+              </w:rPr>
+              <w:instrText>PAGEREF _Toc232435262 \h</w:instrText>
+            </w:r>
+            <w:r>
+              <w:rPr>
+                <w:rFonts w:ascii="宋体" w:eastAsia="宋体" w:hAnsi="宋体" w:hint="eastAsia"/>
+                <w:noProof/>
+                <w:webHidden/>
+              </w:rPr>
+              <w:instrText xml:space="preserve"> </w:instrText>
+            </w:r>
+            <w:r>
+              <w:rPr>
+                <w:rFonts w:ascii="宋体" w:eastAsia="宋体" w:hAnsi="宋体" w:hint="eastAsia"/>
+                <w:noProof/>
+                <w:webHidden/>
+              </w:rPr>
+            </w:r>
+            <w:r>
+              <w:rPr>
+                <w:rFonts w:ascii="宋体" w:eastAsia="宋体" w:hAnsi="宋体" w:hint="eastAsia"/>
+                <w:noProof/>
+                <w:webHidden/>
+              </w:rPr>
+              <w:fldChar w:fldCharType="separate"/>
+            </w:r>
+            <w:r>
+              <w:rPr>
+                <w:rFonts w:ascii="宋体" w:eastAsia="宋体" w:hAnsi="宋体" w:hint="eastAsia"/>
+                <w:noProof/>
+                <w:webHidden/>
+              </w:rPr>
+              <w:t>32</w:t>
+            </w:r>
+            <w:r>
+              <w:rPr>
+                <w:rFonts w:ascii="宋体" w:eastAsia="宋体" w:hAnsi="宋体" w:hint="eastAsia"/>
+                <w:noProof/>
+                <w:webHidden/>
+              </w:rPr>
+              <w:fldChar w:fldCharType="end"/>
+            </w:r>
+          </w:hyperlink>
+        </w:p>
+        <w:p>
+          <w:pPr>
+            <w:pStyle w:val="TOC3"/>
+            <w:tabs>
+              <w:tab w:val="right" w:leader="dot" w:pos="8296"/>
+            </w:tabs>
+            <w:rPr>
+              <w:rFonts w:ascii="宋体" w:eastAsia="宋体" w:hAnsi="宋体" w:hint="eastAsia"/>
+              <w:noProof/>
+              <w:sz w:val="22"/>
+              <w:szCs w:val="24"/>
+              <w:lang w:val="en-US"/>
+              <w14:ligatures w14:val="standardContextual"/>
+            </w:rPr>
+          </w:pPr>
+          <w:hyperlink w:anchor="_Toc232435263" w:history="1">
+            <w:r>
+              <w:rPr>
+                <w:rStyle w:val="a3"/>
+                <w:rFonts w:ascii="宋体" w:eastAsia="宋体" w:hAnsi="宋体"/>
+                <w:noProof/>
+                <w:lang w:val="en-US"/>
+              </w:rPr>
+              <w:t>（一）民主和平论及其缺陷</w:t>
+            </w:r>
+            <w:r>
+              <w:rPr>
+                <w:rFonts w:ascii="宋体" w:eastAsia="宋体" w:hAnsi="宋体" w:hint="eastAsia"/>
+                <w:noProof/>
+                <w:webHidden/>
+              </w:rPr>
+              <w:tab/>
+            </w:r>
+            <w:r>
+              <w:rPr>
+                <w:rFonts w:ascii="宋体" w:eastAsia="宋体" w:hAnsi="宋体" w:hint="eastAsia"/>
+                <w:noProof/>
+                <w:webHidden/>
+              </w:rPr>
+              <w:fldChar w:fldCharType="begin"/>
+            </w:r>
+            <w:r>
+              <w:rPr>
+                <w:rFonts w:ascii="宋体" w:eastAsia="宋体" w:hAnsi="宋体" w:hint="eastAsia"/>
+                <w:noProof/>
+                <w:webHidden/>
+              </w:rPr>
+              <w:instrText xml:space="preserve"> </w:instrText>
+            </w:r>
+            <w:r>
+              <w:rPr>
+                <w:rFonts w:ascii="宋体" w:eastAsia="宋体" w:hAnsi="宋体"/>
+                <w:noProof/>
+                <w:webHidden/>
+              </w:rPr>
+              <w:instrText>PAGEREF _Toc232435263 \h</w:instrText>
+            </w:r>
+            <w:r>
+              <w:rPr>
+                <w:rFonts w:ascii="宋体" w:eastAsia="宋体" w:hAnsi="宋体" w:hint="eastAsia"/>
+                <w:noProof/>
+                <w:webHidden/>
+              </w:rPr>
+              <w:instrText xml:space="preserve"> </w:instrText>
+            </w:r>
+            <w:r>
+              <w:rPr>
+                <w:rFonts w:ascii="宋体" w:eastAsia="宋体" w:hAnsi="宋体" w:hint="eastAsia"/>
+                <w:noProof/>
+                <w:webHidden/>
+              </w:rPr>
+            </w:r>
+            <w:r>
+              <w:rPr>
+                <w:rFonts w:ascii="宋体" w:eastAsia="宋体" w:hAnsi="宋体" w:hint="eastAsia"/>
+                <w:noProof/>
+                <w:webHidden/>
+              </w:rPr>
+              <w:fldChar w:fldCharType="separate"/>
+            </w:r>
+            <w:r>
+              <w:rPr>
+                <w:rFonts w:ascii="宋体" w:eastAsia="宋体" w:hAnsi="宋体" w:hint="eastAsia"/>
+                <w:noProof/>
+                <w:webHidden/>
+              </w:rPr>
+              <w:t>32</w:t>
+            </w:r>
+            <w:r>
+              <w:rPr>
+                <w:rFonts w:ascii="宋体" w:eastAsia="宋体" w:hAnsi="宋体" w:hint="eastAsia"/>
+                <w:noProof/>
+                <w:webHidden/>
+              </w:rPr>
+              <w:fldChar w:fldCharType="end"/>
+            </w:r>
+          </w:hyperlink>
+        </w:p>
+        <w:p>
+          <w:pPr>
+            <w:pStyle w:val="TOC3"/>
+            <w:tabs>
+              <w:tab w:val="right" w:leader="dot" w:pos="8296"/>
+            </w:tabs>
+            <w:rPr>
+              <w:rFonts w:ascii="宋体" w:eastAsia="宋体" w:hAnsi="宋体" w:hint="eastAsia"/>
+              <w:noProof/>
+              <w:sz w:val="22"/>
+              <w:szCs w:val="24"/>
+              <w:lang w:val="en-US"/>
+              <w14:ligatures w14:val="standardContextual"/>
+            </w:rPr>
+          </w:pPr>
+          <w:hyperlink w:anchor="_Toc232435264" w:history="1">
+            <w:r>
+              <w:rPr>
+                <w:rStyle w:val="a3"/>
+                <w:rFonts w:ascii="宋体" w:eastAsia="宋体" w:hAnsi="宋体"/>
+                <w:noProof/>
+                <w:lang w:val="en-US"/>
+              </w:rPr>
+              <w:t>（二）转移视线战争</w:t>
+            </w:r>
+            <w:r>
+              <w:rPr>
+                <w:rFonts w:ascii="宋体" w:eastAsia="宋体" w:hAnsi="宋体" w:hint="eastAsia"/>
+                <w:noProof/>
+                <w:webHidden/>
+              </w:rPr>
+              <w:tab/>
+            </w:r>
+            <w:r>
+              <w:rPr>
+                <w:rFonts w:ascii="宋体" w:eastAsia="宋体" w:hAnsi="宋体" w:hint="eastAsia"/>
+                <w:noProof/>
+                <w:webHidden/>
+              </w:rPr>
+              <w:fldChar w:fldCharType="begin"/>
+            </w:r>
+            <w:r>
+              <w:rPr>
+                <w:rFonts w:ascii="宋体" w:eastAsia="宋体" w:hAnsi="宋体" w:hint="eastAsia"/>
+                <w:noProof/>
+                <w:webHidden/>
+              </w:rPr>
+              <w:instrText xml:space="preserve"> </w:instrText>
+            </w:r>
+            <w:r>
+              <w:rPr>
+                <w:rFonts w:ascii="宋体" w:eastAsia="宋体" w:hAnsi="宋体"/>
+                <w:noProof/>
+                <w:webHidden/>
+              </w:rPr>
+              <w:instrText>PAGEREF _Toc232435264 \h</w:instrText>
+            </w:r>
+            <w:r>
+              <w:rPr>
+                <w:rFonts w:ascii="宋体" w:eastAsia="宋体" w:hAnsi="宋体" w:hint="eastAsia"/>
+                <w:noProof/>
+                <w:webHidden/>
+              </w:rPr>
+              <w:instrText xml:space="preserve"> </w:instrText>
+            </w:r>
+            <w:r>
+              <w:rPr>
+                <w:rFonts w:ascii="宋体" w:eastAsia="宋体" w:hAnsi="宋体" w:hint="eastAsia"/>
+                <w:noProof/>
+                <w:webHidden/>
+              </w:rPr>
+            </w:r>
+            <w:r>
+              <w:rPr>
+                <w:rFonts w:ascii="宋体" w:eastAsia="宋体" w:hAnsi="宋体" w:hint="eastAsia"/>
+                <w:noProof/>
+                <w:webHidden/>
+              </w:rPr>
+              <w:fldChar w:fldCharType="separate"/>
+            </w:r>
+            <w:r>
+              <w:rPr>
+                <w:rFonts w:ascii="宋体" w:eastAsia="宋体" w:hAnsi="宋体" w:hint="eastAsia"/>
+                <w:noProof/>
+                <w:webHidden/>
+              </w:rPr>
+              <w:t>33</w:t>
+            </w:r>
+            <w:r>
+              <w:rPr>
+                <w:rFonts w:ascii="宋体" w:eastAsia="宋体" w:hAnsi="宋体" w:hint="eastAsia"/>
+                <w:noProof/>
+                <w:webHidden/>
+              </w:rPr>
+              <w:fldChar w:fldCharType="end"/>
+            </w:r>
+          </w:hyperlink>
+        </w:p>
+        <w:p>
+          <w:pPr>
+            <w:pStyle w:val="TOC3"/>
+            <w:tabs>
+              <w:tab w:val="right" w:leader="dot" w:pos="8296"/>
+            </w:tabs>
+            <w:rPr>
+              <w:rFonts w:ascii="宋体" w:eastAsia="宋体" w:hAnsi="宋体" w:hint="eastAsia"/>
+              <w:noProof/>
+              <w:sz w:val="22"/>
+              <w:szCs w:val="24"/>
+              <w:lang w:val="en-US"/>
+              <w14:ligatures w14:val="standardContextual"/>
+            </w:rPr>
+          </w:pPr>
+          <w:hyperlink w:anchor="_Toc232435265" w:history="1">
+            <w:r>
+              <w:rPr>
+                <w:rStyle w:val="a3"/>
+                <w:rFonts w:ascii="宋体" w:eastAsia="宋体" w:hAnsi="宋体"/>
+                <w:noProof/>
+                <w:lang w:val="en-US"/>
+              </w:rPr>
+              <w:t>（三）利益集团与安全政策</w:t>
+            </w:r>
+            <w:r>
+              <w:rPr>
+                <w:rFonts w:ascii="宋体" w:eastAsia="宋体" w:hAnsi="宋体" w:hint="eastAsia"/>
+                <w:noProof/>
+                <w:webHidden/>
+              </w:rPr>
+              <w:tab/>
+            </w:r>
+            <w:r>
+              <w:rPr>
+                <w:rFonts w:ascii="宋体" w:eastAsia="宋体" w:hAnsi="宋体" w:hint="eastAsia"/>
+                <w:noProof/>
+                <w:webHidden/>
+              </w:rPr>
+              <w:fldChar w:fldCharType="begin"/>
+            </w:r>
+            <w:r>
+              <w:rPr>
+                <w:rFonts w:ascii="宋体" w:eastAsia="宋体" w:hAnsi="宋体" w:hint="eastAsia"/>
+                <w:noProof/>
+                <w:webHidden/>
+              </w:rPr>
+              <w:instrText xml:space="preserve"> </w:instrText>
+            </w:r>
+            <w:r>
+              <w:rPr>
+                <w:rFonts w:ascii="宋体" w:eastAsia="宋体" w:hAnsi="宋体"/>
+                <w:noProof/>
+                <w:webHidden/>
+              </w:rPr>
+              <w:instrText>PAGEREF _Toc232435265 \h</w:instrText>
+            </w:r>
+            <w:r>
+              <w:rPr>
+                <w:rFonts w:ascii="宋体" w:eastAsia="宋体" w:hAnsi="宋体" w:hint="eastAsia"/>
+                <w:noProof/>
+                <w:webHidden/>
+              </w:rPr>
+              <w:instrText xml:space="preserve"> </w:instrText>
+            </w:r>
+            <w:r>
+              <w:rPr>
+                <w:rFonts w:ascii="宋体" w:eastAsia="宋体" w:hAnsi="宋体" w:hint="eastAsia"/>
+                <w:noProof/>
+                <w:webHidden/>
+              </w:rPr>
+            </w:r>
+            <w:r>
+              <w:rPr>
+                <w:rFonts w:ascii="宋体" w:eastAsia="宋体" w:hAnsi="宋体" w:hint="eastAsia"/>
+                <w:noProof/>
+                <w:webHidden/>
+              </w:rPr>
+              <w:fldChar w:fldCharType="separate"/>
+            </w:r>
+            <w:r>
+              <w:rPr>
+                <w:rFonts w:ascii="宋体" w:eastAsia="宋体" w:hAnsi="宋体" w:hint="eastAsia"/>
+                <w:noProof/>
+                <w:webHidden/>
+              </w:rPr>
+              <w:t>33</w:t>
+            </w:r>
+            <w:r>
+              <w:rPr>
+                <w:rFonts w:ascii="宋体" w:eastAsia="宋体" w:hAnsi="宋体" w:hint="eastAsia"/>
+                <w:noProof/>
+                <w:webHidden/>
+              </w:rPr>
+              <w:fldChar w:fldCharType="end"/>
+            </w:r>
+          </w:hyperlink>
+        </w:p>
+        <w:p>
+          <w:pPr>
+            <w:pStyle w:val="TOC3"/>
+            <w:tabs>
+              <w:tab w:val="right" w:leader="dot" w:pos="8296"/>
+            </w:tabs>
+            <w:rPr>
+              <w:rFonts w:ascii="宋体" w:eastAsia="宋体" w:hAnsi="宋体" w:hint="eastAsia"/>
+              <w:noProof/>
+              <w:sz w:val="22"/>
+              <w:szCs w:val="24"/>
+              <w:lang w:val="en-US"/>
+              <w14:ligatures w14:val="standardContextual"/>
+            </w:rPr>
+          </w:pPr>
+          <w:hyperlink w:anchor="_Toc232435266" w:history="1">
+            <w:r>
+              <w:rPr>
+                <w:rStyle w:val="a3"/>
+                <w:rFonts w:ascii="宋体" w:eastAsia="宋体" w:hAnsi="宋体"/>
+                <w:noProof/>
+                <w:lang w:val="en-US"/>
+              </w:rPr>
+              <w:t>（四）民族主义、身份政治与国际冲突</w:t>
+            </w:r>
+            <w:r>
+              <w:rPr>
+                <w:rFonts w:ascii="宋体" w:eastAsia="宋体" w:hAnsi="宋体" w:hint="eastAsia"/>
+                <w:noProof/>
+                <w:webHidden/>
+              </w:rPr>
+              <w:tab/>
+            </w:r>
+            <w:r>
+              <w:rPr>
+                <w:rFonts w:ascii="宋体" w:eastAsia="宋体" w:hAnsi="宋体" w:hint="eastAsia"/>
+                <w:noProof/>
+                <w:webHidden/>
+              </w:rPr>
+              <w:fldChar w:fldCharType="begin"/>
+            </w:r>
+            <w:r>
+              <w:rPr>
+                <w:rFonts w:ascii="宋体" w:eastAsia="宋体" w:hAnsi="宋体" w:hint="eastAsia"/>
+                <w:noProof/>
+                <w:webHidden/>
+              </w:rPr>
+              <w:instrText xml:space="preserve"> </w:instrText>
+            </w:r>
+            <w:r>
+              <w:rPr>
+                <w:rFonts w:ascii="宋体" w:eastAsia="宋体" w:hAnsi="宋体"/>
+                <w:noProof/>
+                <w:webHidden/>
+              </w:rPr>
+              <w:instrText>PAGEREF _Toc232435266 \h</w:instrText>
+            </w:r>
+            <w:r>
+              <w:rPr>
+                <w:rFonts w:ascii="宋体" w:eastAsia="宋体" w:hAnsi="宋体" w:hint="eastAsia"/>
+                <w:noProof/>
+                <w:webHidden/>
+              </w:rPr>
+              <w:instrText xml:space="preserve"> </w:instrText>
+            </w:r>
+            <w:r>
+              <w:rPr>
+                <w:rFonts w:ascii="宋体" w:eastAsia="宋体" w:hAnsi="宋体" w:hint="eastAsia"/>
+                <w:noProof/>
+                <w:webHidden/>
+              </w:rPr>
+            </w:r>
+            <w:r>
+              <w:rPr>
+                <w:rFonts w:ascii="宋体" w:eastAsia="宋体" w:hAnsi="宋体" w:hint="eastAsia"/>
+                <w:noProof/>
+                <w:webHidden/>
+              </w:rPr>
+              <w:fldChar w:fldCharType="separate"/>
+            </w:r>
+            <w:r>
+              <w:rPr>
+                <w:rFonts w:ascii="宋体" w:eastAsia="宋体" w:hAnsi="宋体" w:hint="eastAsia"/>
+                <w:noProof/>
+                <w:webHidden/>
+              </w:rPr>
+              <w:t>33</w:t>
+            </w:r>
+            <w:r>
+              <w:rPr>
+                <w:rFonts w:ascii="宋体" w:eastAsia="宋体" w:hAnsi="宋体" w:hint="eastAsia"/>
+                <w:noProof/>
+                <w:webHidden/>
+              </w:rPr>
+              <w:fldChar w:fldCharType="end"/>
+            </w:r>
+          </w:hyperlink>
+        </w:p>
+        <w:p>
+          <w:pPr>
+            <w:pStyle w:val="TOC2"/>
+            <w:tabs>
+              <w:tab w:val="right" w:leader="dot" w:pos="8296"/>
+            </w:tabs>
+            <w:rPr>
+              <w:rFonts w:ascii="宋体" w:eastAsia="宋体" w:hAnsi="宋体" w:hint="eastAsia"/>
+              <w:noProof/>
+              <w:sz w:val="22"/>
+              <w:szCs w:val="24"/>
+              <w:lang w:val="en-US"/>
+              <w14:ligatures w14:val="standardContextual"/>
+            </w:rPr>
+          </w:pPr>
+          <w:hyperlink w:anchor="_Toc232435267" w:history="1">
+            <w:r>
+              <w:rPr>
+                <w:rStyle w:val="a3"/>
+                <w:rFonts w:ascii="宋体" w:eastAsia="宋体" w:hAnsi="宋体"/>
+                <w:noProof/>
+                <w:lang w:val="en-US"/>
+              </w:rPr>
+              <w:t>三、国际安全如何影响国内政治</w:t>
+            </w:r>
+            <w:r>
+              <w:rPr>
+                <w:rFonts w:ascii="宋体" w:eastAsia="宋体" w:hAnsi="宋体" w:hint="eastAsia"/>
+                <w:noProof/>
+                <w:webHidden/>
+              </w:rPr>
+              <w:tab/>
+            </w:r>
+            <w:r>
+              <w:rPr>
+                <w:rFonts w:ascii="宋体" w:eastAsia="宋体" w:hAnsi="宋体" w:hint="eastAsia"/>
+                <w:noProof/>
+                <w:webHidden/>
+              </w:rPr>
+              <w:fldChar w:fldCharType="begin"/>
+            </w:r>
+            <w:r>
+              <w:rPr>
+                <w:rFonts w:ascii="宋体" w:eastAsia="宋体" w:hAnsi="宋体" w:hint="eastAsia"/>
+                <w:noProof/>
+                <w:webHidden/>
+              </w:rPr>
+              <w:instrText xml:space="preserve"> </w:instrText>
+            </w:r>
+            <w:r>
+              <w:rPr>
+                <w:rFonts w:ascii="宋体" w:eastAsia="宋体" w:hAnsi="宋体"/>
+                <w:noProof/>
+                <w:webHidden/>
+              </w:rPr>
+              <w:instrText>PAGEREF _Toc232435267 \h</w:instrText>
+            </w:r>
+            <w:r>
+              <w:rPr>
+                <w:rFonts w:ascii="宋体" w:eastAsia="宋体" w:hAnsi="宋体" w:hint="eastAsia"/>
+                <w:noProof/>
+                <w:webHidden/>
+              </w:rPr>
+              <w:instrText xml:space="preserve"> </w:instrText>
+            </w:r>
+            <w:r>
+              <w:rPr>
+                <w:rFonts w:ascii="宋体" w:eastAsia="宋体" w:hAnsi="宋体" w:hint="eastAsia"/>
+                <w:noProof/>
+                <w:webHidden/>
+              </w:rPr>
+            </w:r>
+            <w:r>
+              <w:rPr>
+                <w:rFonts w:ascii="宋体" w:eastAsia="宋体" w:hAnsi="宋体" w:hint="eastAsia"/>
+                <w:noProof/>
+                <w:webHidden/>
+              </w:rPr>
+              <w:fldChar w:fldCharType="separate"/>
+            </w:r>
+            <w:r>
+              <w:rPr>
+                <w:rFonts w:ascii="宋体" w:eastAsia="宋体" w:hAnsi="宋体" w:hint="eastAsia"/>
+                <w:noProof/>
+                <w:webHidden/>
+              </w:rPr>
+              <w:t>33</w:t>
+            </w:r>
+            <w:r>
+              <w:rPr>
+                <w:rFonts w:ascii="宋体" w:eastAsia="宋体" w:hAnsi="宋体" w:hint="eastAsia"/>
+                <w:noProof/>
+                <w:webHidden/>
+              </w:rPr>
+              <w:fldChar w:fldCharType="end"/>
+            </w:r>
+          </w:hyperlink>
+        </w:p>
+        <w:p>
+          <w:pPr>
+            <w:pStyle w:val="TOC3"/>
+            <w:tabs>
+              <w:tab w:val="right" w:leader="dot" w:pos="8296"/>
+            </w:tabs>
+            <w:rPr>
+              <w:rFonts w:ascii="宋体" w:eastAsia="宋体" w:hAnsi="宋体" w:hint="eastAsia"/>
+              <w:noProof/>
+              <w:sz w:val="22"/>
+              <w:szCs w:val="24"/>
+              <w:lang w:val="en-US"/>
+              <w14:ligatures w14:val="standardContextual"/>
+            </w:rPr>
+          </w:pPr>
+          <w:hyperlink w:anchor="_Toc232435268" w:history="1">
+            <w:r>
+              <w:rPr>
+                <w:rStyle w:val="a3"/>
+                <w:rFonts w:ascii="宋体" w:eastAsia="宋体" w:hAnsi="宋体"/>
+                <w:noProof/>
+                <w:lang w:val="en-US"/>
+              </w:rPr>
+              <w:t>（一）战争与国家建构</w:t>
+            </w:r>
+            <w:r>
+              <w:rPr>
+                <w:rFonts w:ascii="宋体" w:eastAsia="宋体" w:hAnsi="宋体" w:hint="eastAsia"/>
+                <w:noProof/>
+                <w:webHidden/>
+              </w:rPr>
+              <w:tab/>
+            </w:r>
+            <w:r>
+              <w:rPr>
+                <w:rFonts w:ascii="宋体" w:eastAsia="宋体" w:hAnsi="宋体" w:hint="eastAsia"/>
+                <w:noProof/>
+                <w:webHidden/>
+              </w:rPr>
+              <w:fldChar w:fldCharType="begin"/>
+            </w:r>
+            <w:r>
+              <w:rPr>
+                <w:rFonts w:ascii="宋体" w:eastAsia="宋体" w:hAnsi="宋体" w:hint="eastAsia"/>
+                <w:noProof/>
+                <w:webHidden/>
+              </w:rPr>
+              <w:instrText xml:space="preserve"> </w:instrText>
+            </w:r>
+            <w:r>
+              <w:rPr>
+                <w:rFonts w:ascii="宋体" w:eastAsia="宋体" w:hAnsi="宋体"/>
+                <w:noProof/>
+                <w:webHidden/>
+              </w:rPr>
+              <w:instrText>PAGEREF _Toc232435268 \h</w:instrText>
+            </w:r>
+            <w:r>
+              <w:rPr>
+                <w:rFonts w:ascii="宋体" w:eastAsia="宋体" w:hAnsi="宋体" w:hint="eastAsia"/>
+                <w:noProof/>
+                <w:webHidden/>
+              </w:rPr>
+              <w:instrText xml:space="preserve"> </w:instrText>
+            </w:r>
+            <w:r>
+              <w:rPr>
+                <w:rFonts w:ascii="宋体" w:eastAsia="宋体" w:hAnsi="宋体" w:hint="eastAsia"/>
+                <w:noProof/>
+                <w:webHidden/>
+              </w:rPr>
+            </w:r>
+            <w:r>
+              <w:rPr>
+                <w:rFonts w:ascii="宋体" w:eastAsia="宋体" w:hAnsi="宋体" w:hint="eastAsia"/>
+                <w:noProof/>
+                <w:webHidden/>
+              </w:rPr>
+              <w:fldChar w:fldCharType="separate"/>
+            </w:r>
+            <w:r>
+              <w:rPr>
+                <w:rFonts w:ascii="宋体" w:eastAsia="宋体" w:hAnsi="宋体" w:hint="eastAsia"/>
+                <w:noProof/>
+                <w:webHidden/>
+              </w:rPr>
+              <w:t>33</w:t>
+            </w:r>
+            <w:r>
+              <w:rPr>
+                <w:rFonts w:ascii="宋体" w:eastAsia="宋体" w:hAnsi="宋体" w:hint="eastAsia"/>
+                <w:noProof/>
+                <w:webHidden/>
+              </w:rPr>
+              <w:fldChar w:fldCharType="end"/>
+            </w:r>
+          </w:hyperlink>
+        </w:p>
+        <w:p>
+          <w:pPr>
+            <w:pStyle w:val="TOC3"/>
+            <w:tabs>
+              <w:tab w:val="right" w:leader="dot" w:pos="8296"/>
+            </w:tabs>
+            <w:rPr>
+              <w:rFonts w:ascii="宋体" w:eastAsia="宋体" w:hAnsi="宋体" w:hint="eastAsia"/>
+              <w:noProof/>
+              <w:sz w:val="22"/>
+              <w:szCs w:val="24"/>
+              <w:lang w:val="en-US"/>
+              <w14:ligatures w14:val="standardContextual"/>
+            </w:rPr>
+          </w:pPr>
+          <w:hyperlink w:anchor="_Toc232435269" w:history="1">
+            <w:r>
+              <w:rPr>
+                <w:rStyle w:val="a3"/>
+                <w:rFonts w:ascii="宋体" w:eastAsia="宋体" w:hAnsi="宋体"/>
+                <w:noProof/>
+                <w:lang w:val="en-US"/>
+              </w:rPr>
+              <w:t>（二）外部威胁与国内团结/分裂</w:t>
+            </w:r>
+            <w:r>
+              <w:rPr>
+                <w:rFonts w:ascii="宋体" w:eastAsia="宋体" w:hAnsi="宋体" w:hint="eastAsia"/>
+                <w:noProof/>
+                <w:webHidden/>
+              </w:rPr>
+              <w:tab/>
+            </w:r>
+            <w:r>
+              <w:rPr>
+                <w:rFonts w:ascii="宋体" w:eastAsia="宋体" w:hAnsi="宋体" w:hint="eastAsia"/>
+                <w:noProof/>
+                <w:webHidden/>
+              </w:rPr>
+              <w:fldChar w:fldCharType="begin"/>
+            </w:r>
+            <w:r>
+              <w:rPr>
+                <w:rFonts w:ascii="宋体" w:eastAsia="宋体" w:hAnsi="宋体" w:hint="eastAsia"/>
+                <w:noProof/>
+                <w:webHidden/>
+              </w:rPr>
+              <w:instrText xml:space="preserve"> </w:instrText>
+            </w:r>
+            <w:r>
+              <w:rPr>
+                <w:rFonts w:ascii="宋体" w:eastAsia="宋体" w:hAnsi="宋体"/>
+                <w:noProof/>
+                <w:webHidden/>
+              </w:rPr>
+              <w:instrText>PAGEREF _Toc232435269 \h</w:instrText>
+            </w:r>
+            <w:r>
+              <w:rPr>
+                <w:rFonts w:ascii="宋体" w:eastAsia="宋体" w:hAnsi="宋体" w:hint="eastAsia"/>
+                <w:noProof/>
+                <w:webHidden/>
+              </w:rPr>
+              <w:instrText xml:space="preserve"> </w:instrText>
+            </w:r>
+            <w:r>
+              <w:rPr>
+                <w:rFonts w:ascii="宋体" w:eastAsia="宋体" w:hAnsi="宋体" w:hint="eastAsia"/>
+                <w:noProof/>
+                <w:webHidden/>
+              </w:rPr>
+            </w:r>
+            <w:r>
+              <w:rPr>
+                <w:rFonts w:ascii="宋体" w:eastAsia="宋体" w:hAnsi="宋体" w:hint="eastAsia"/>
+                <w:noProof/>
+                <w:webHidden/>
+              </w:rPr>
+              <w:fldChar w:fldCharType="separate"/>
+            </w:r>
+            <w:r>
+              <w:rPr>
+                <w:rFonts w:ascii="宋体" w:eastAsia="宋体" w:hAnsi="宋体" w:hint="eastAsia"/>
+                <w:noProof/>
+                <w:webHidden/>
+              </w:rPr>
+              <w:t>33</w:t>
+            </w:r>
+            <w:r>
+              <w:rPr>
+                <w:rFonts w:ascii="宋体" w:eastAsia="宋体" w:hAnsi="宋体" w:hint="eastAsia"/>
+                <w:noProof/>
+                <w:webHidden/>
+              </w:rPr>
+              <w:fldChar w:fldCharType="end"/>
+            </w:r>
+          </w:hyperlink>
+        </w:p>
+        <w:p>
+          <w:pPr>
+            <w:pStyle w:val="TOC3"/>
+            <w:tabs>
+              <w:tab w:val="right" w:leader="dot" w:pos="8296"/>
+            </w:tabs>
+            <w:rPr>
+              <w:rFonts w:ascii="宋体" w:eastAsia="宋体" w:hAnsi="宋体" w:hint="eastAsia"/>
+              <w:noProof/>
+              <w:sz w:val="22"/>
+              <w:szCs w:val="24"/>
+              <w:lang w:val="en-US"/>
+              <w14:ligatures w14:val="standardContextual"/>
+            </w:rPr>
+          </w:pPr>
+          <w:hyperlink w:anchor="_Toc232435270" w:history="1">
+            <w:r>
+              <w:rPr>
+                <w:rStyle w:val="a3"/>
+                <w:rFonts w:ascii="宋体" w:eastAsia="宋体" w:hAnsi="宋体"/>
+                <w:noProof/>
+                <w:lang w:val="en-US"/>
+              </w:rPr>
+              <w:t>（三）安全化与国家权力的扩张</w:t>
+            </w:r>
+            <w:r>
+              <w:rPr>
+                <w:rFonts w:ascii="宋体" w:eastAsia="宋体" w:hAnsi="宋体" w:hint="eastAsia"/>
+                <w:noProof/>
+                <w:webHidden/>
+              </w:rPr>
+              <w:tab/>
+            </w:r>
+            <w:r>
+              <w:rPr>
+                <w:rFonts w:ascii="宋体" w:eastAsia="宋体" w:hAnsi="宋体" w:hint="eastAsia"/>
+                <w:noProof/>
+                <w:webHidden/>
+              </w:rPr>
+              <w:fldChar w:fldCharType="begin"/>
+            </w:r>
+            <w:r>
+              <w:rPr>
+                <w:rFonts w:ascii="宋体" w:eastAsia="宋体" w:hAnsi="宋体" w:hint="eastAsia"/>
+                <w:noProof/>
+                <w:webHidden/>
+              </w:rPr>
+              <w:instrText xml:space="preserve"> </w:instrText>
+            </w:r>
+            <w:r>
+              <w:rPr>
+                <w:rFonts w:ascii="宋体" w:eastAsia="宋体" w:hAnsi="宋体"/>
+                <w:noProof/>
+                <w:webHidden/>
+              </w:rPr>
+              <w:instrText>PAGEREF _Toc232435270 \h</w:instrText>
+            </w:r>
+            <w:r>
+              <w:rPr>
+                <w:rFonts w:ascii="宋体" w:eastAsia="宋体" w:hAnsi="宋体" w:hint="eastAsia"/>
+                <w:noProof/>
+                <w:webHidden/>
+              </w:rPr>
+              <w:instrText xml:space="preserve"> </w:instrText>
+            </w:r>
+            <w:r>
+              <w:rPr>
+                <w:rFonts w:ascii="宋体" w:eastAsia="宋体" w:hAnsi="宋体" w:hint="eastAsia"/>
+                <w:noProof/>
+                <w:webHidden/>
+              </w:rPr>
+            </w:r>
+            <w:r>
+              <w:rPr>
+                <w:rFonts w:ascii="宋体" w:eastAsia="宋体" w:hAnsi="宋体" w:hint="eastAsia"/>
+                <w:noProof/>
+                <w:webHidden/>
+              </w:rPr>
+              <w:fldChar w:fldCharType="separate"/>
+            </w:r>
+            <w:r>
+              <w:rPr>
+                <w:rFonts w:ascii="宋体" w:eastAsia="宋体" w:hAnsi="宋体" w:hint="eastAsia"/>
+                <w:noProof/>
+                <w:webHidden/>
+              </w:rPr>
+              <w:t>34</w:t>
             </w:r>
             <w:r>
               <w:rPr>
@@ -9407,7 +10797,7 @@
       <w:pPr>
         <w:pStyle w:val="a9"/>
       </w:pPr>
-      <w:bookmarkStart w:id="0" w:name="_Toc230621239"/>
+      <w:bookmarkStart w:id="0" w:name="_Toc232435163"/>
       <w:r>
         <w:rPr>
           <w:rFonts w:hint="eastAsia"/>
@@ -9485,7 +10875,7 @@
       <w:pPr>
         <w:pStyle w:val="ac"/>
       </w:pPr>
-      <w:bookmarkStart w:id="1" w:name="_Toc230621240"/>
+      <w:bookmarkStart w:id="1" w:name="_Toc232435164"/>
       <w:r>
         <w:rPr>
           <w:rFonts w:hint="eastAsia"/>
@@ -9786,7 +11176,7 @@
       <w:pPr>
         <w:pStyle w:val="ac"/>
       </w:pPr>
-      <w:bookmarkStart w:id="2" w:name="_Toc230621241"/>
+      <w:bookmarkStart w:id="2" w:name="_Toc232435165"/>
       <w:r>
         <w:rPr>
           <w:rFonts w:hint="eastAsia"/>
@@ -10176,7 +11566,7 @@
       <w:pPr>
         <w:pStyle w:val="ac"/>
       </w:pPr>
-      <w:bookmarkStart w:id="3" w:name="_Toc230621242"/>
+      <w:bookmarkStart w:id="3" w:name="_Toc232435166"/>
       <w:r>
         <w:rPr>
           <w:rFonts w:hint="eastAsia"/>
@@ -10189,7 +11579,7 @@
       <w:pPr>
         <w:pStyle w:val="ae"/>
       </w:pPr>
-      <w:bookmarkStart w:id="4" w:name="_Toc230621243"/>
+      <w:bookmarkStart w:id="4" w:name="_Toc232435167"/>
       <w:r>
         <w:rPr>
           <w:rFonts w:hint="eastAsia"/>
@@ -10575,7 +11965,7 @@
       <w:pPr>
         <w:pStyle w:val="ae"/>
       </w:pPr>
-      <w:bookmarkStart w:id="5" w:name="_Toc230621244"/>
+      <w:bookmarkStart w:id="5" w:name="_Toc232435168"/>
       <w:r>
         <w:rPr>
           <w:rFonts w:hint="eastAsia"/>
@@ -10997,7 +12387,7 @@
       <w:pPr>
         <w:pStyle w:val="a9"/>
       </w:pPr>
-      <w:bookmarkStart w:id="6" w:name="_Toc230621245"/>
+      <w:bookmarkStart w:id="6" w:name="_Toc232435169"/>
       <w:r>
         <w:rPr>
           <w:rFonts w:hint="eastAsia"/>
@@ -11041,7 +12431,7 @@
       <w:pPr>
         <w:pStyle w:val="ac"/>
       </w:pPr>
-      <w:bookmarkStart w:id="7" w:name="_Toc230621246"/>
+      <w:bookmarkStart w:id="7" w:name="_Toc232435170"/>
       <w:r>
         <w:rPr>
           <w:rFonts w:hint="eastAsia"/>
@@ -11067,7 +12457,7 @@
       <w:pPr>
         <w:pStyle w:val="ae"/>
       </w:pPr>
-      <w:bookmarkStart w:id="8" w:name="_Toc230621247"/>
+      <w:bookmarkStart w:id="8" w:name="_Toc232435171"/>
       <w:r>
         <w:rPr>
           <w:rFonts w:hint="eastAsia"/>
@@ -11155,7 +12545,7 @@
       <w:pPr>
         <w:pStyle w:val="ae"/>
       </w:pPr>
-      <w:bookmarkStart w:id="9" w:name="_Toc230621248"/>
+      <w:bookmarkStart w:id="9" w:name="_Toc232435172"/>
       <w:r>
         <w:rPr>
           <w:rFonts w:hint="eastAsia"/>
@@ -12010,7 +13400,7 @@
           <w:lang w:val="en-US"/>
         </w:rPr>
       </w:pPr>
-      <w:bookmarkStart w:id="10" w:name="_Toc230621249"/>
+      <w:bookmarkStart w:id="10" w:name="_Toc232435173"/>
       <w:r>
         <w:rPr>
           <w:rFonts w:hint="eastAsia"/>
@@ -12045,7 +13435,7 @@
       <w:pPr>
         <w:pStyle w:val="ac"/>
       </w:pPr>
-      <w:bookmarkStart w:id="11" w:name="_Toc230621250"/>
+      <w:bookmarkStart w:id="11" w:name="_Toc232435174"/>
       <w:r>
         <w:rPr>
           <w:rFonts w:hint="eastAsia"/>
@@ -12062,7 +13452,7 @@
           <w:lang w:val="en-US"/>
         </w:rPr>
       </w:pPr>
-      <w:bookmarkStart w:id="12" w:name="_Toc230621251"/>
+      <w:bookmarkStart w:id="12" w:name="_Toc232435175"/>
       <w:r>
         <w:rPr>
           <w:rFonts w:hint="eastAsia"/>
@@ -12205,7 +13595,7 @@
           <w:lang w:val="en-US"/>
         </w:rPr>
       </w:pPr>
-      <w:bookmarkStart w:id="13" w:name="_Toc230621252"/>
+      <w:bookmarkStart w:id="13" w:name="_Toc232435176"/>
       <w:r>
         <w:rPr>
           <w:rFonts w:hint="eastAsia"/>
@@ -12244,7 +13634,7 @@
       <w:pPr>
         <w:pStyle w:val="ae"/>
       </w:pPr>
-      <w:bookmarkStart w:id="14" w:name="_Toc230621253"/>
+      <w:bookmarkStart w:id="14" w:name="_Toc232435177"/>
       <w:r>
         <w:rPr>
           <w:rFonts w:hint="eastAsia"/>
@@ -12349,7 +13739,7 @@
       <w:pPr>
         <w:pStyle w:val="ac"/>
       </w:pPr>
-      <w:bookmarkStart w:id="15" w:name="_Toc230621254"/>
+      <w:bookmarkStart w:id="15" w:name="_Toc232435178"/>
       <w:r>
         <w:rPr>
           <w:rFonts w:hint="eastAsia"/>
@@ -12362,7 +13752,7 @@
       <w:pPr>
         <w:pStyle w:val="ae"/>
       </w:pPr>
-      <w:bookmarkStart w:id="16" w:name="_Toc230621255"/>
+      <w:bookmarkStart w:id="16" w:name="_Toc232435179"/>
       <w:r>
         <w:rPr>
           <w:rFonts w:hint="eastAsia"/>
@@ -12413,7 +13803,7 @@
       <w:pPr>
         <w:pStyle w:val="ae"/>
       </w:pPr>
-      <w:bookmarkStart w:id="17" w:name="_Toc230621256"/>
+      <w:bookmarkStart w:id="17" w:name="_Toc232435180"/>
       <w:r>
         <w:rPr>
           <w:rFonts w:hint="eastAsia"/>
@@ -13270,7 +14660,7 @@
       <w:pPr>
         <w:pStyle w:val="ac"/>
       </w:pPr>
-      <w:bookmarkStart w:id="18" w:name="_Toc230621257"/>
+      <w:bookmarkStart w:id="18" w:name="_Toc232435181"/>
       <w:r>
         <w:rPr>
           <w:rFonts w:hint="eastAsia"/>
@@ -13681,7 +15071,7 @@
       <w:pPr>
         <w:pStyle w:val="a9"/>
       </w:pPr>
-      <w:bookmarkStart w:id="19" w:name="_Toc230621258"/>
+      <w:bookmarkStart w:id="19" w:name="_Toc232435182"/>
       <w:r>
         <w:rPr>
           <w:rFonts w:hint="eastAsia"/>
@@ -13725,7 +15115,7 @@
       <w:pPr>
         <w:pStyle w:val="ac"/>
       </w:pPr>
-      <w:bookmarkStart w:id="20" w:name="_Toc230621259"/>
+      <w:bookmarkStart w:id="20" w:name="_Toc232435183"/>
       <w:r>
         <w:rPr>
           <w:rFonts w:hint="eastAsia"/>
@@ -13738,7 +15128,7 @@
       <w:pPr>
         <w:pStyle w:val="ae"/>
       </w:pPr>
-      <w:bookmarkStart w:id="21" w:name="_Toc230621260"/>
+      <w:bookmarkStart w:id="21" w:name="_Toc232435184"/>
       <w:r>
         <w:rPr>
           <w:rFonts w:hint="eastAsia"/>
@@ -13884,7 +15274,7 @@
       <w:pPr>
         <w:pStyle w:val="ae"/>
       </w:pPr>
-      <w:bookmarkStart w:id="22" w:name="_Toc230621261"/>
+      <w:bookmarkStart w:id="22" w:name="_Toc232435185"/>
       <w:r>
         <w:rPr>
           <w:rFonts w:hint="eastAsia"/>
@@ -14238,7 +15628,7 @@
       <w:pPr>
         <w:pStyle w:val="ae"/>
       </w:pPr>
-      <w:bookmarkStart w:id="23" w:name="_Toc230621262"/>
+      <w:bookmarkStart w:id="23" w:name="_Toc232435186"/>
       <w:r>
         <w:rPr>
           <w:rFonts w:hint="eastAsia"/>
@@ -14282,7 +15672,7 @@
       <w:pPr>
         <w:pStyle w:val="ac"/>
       </w:pPr>
-      <w:bookmarkStart w:id="24" w:name="_Toc230621263"/>
+      <w:bookmarkStart w:id="24" w:name="_Toc232435187"/>
       <w:r>
         <w:rPr>
           <w:rFonts w:hint="eastAsia"/>
@@ -14295,7 +15685,7 @@
       <w:pPr>
         <w:pStyle w:val="ae"/>
       </w:pPr>
-      <w:bookmarkStart w:id="25" w:name="_Toc230621264"/>
+      <w:bookmarkStart w:id="25" w:name="_Toc232435188"/>
       <w:r>
         <w:rPr>
           <w:rFonts w:hint="eastAsia"/>
@@ -14323,7 +15713,7 @@
       <w:pPr>
         <w:pStyle w:val="ae"/>
       </w:pPr>
-      <w:bookmarkStart w:id="26" w:name="_Toc230621265"/>
+      <w:bookmarkStart w:id="26" w:name="_Toc232435189"/>
       <w:r>
         <w:rPr>
           <w:rFonts w:hint="eastAsia"/>
@@ -14956,7 +16346,7 @@
       <w:pPr>
         <w:pStyle w:val="ae"/>
       </w:pPr>
-      <w:bookmarkStart w:id="27" w:name="_Toc230621266"/>
+      <w:bookmarkStart w:id="27" w:name="_Toc232435190"/>
       <w:r>
         <w:rPr>
           <w:rFonts w:hint="eastAsia"/>
@@ -15054,7 +16444,7 @@
       <w:pPr>
         <w:pStyle w:val="ae"/>
       </w:pPr>
-      <w:bookmarkStart w:id="28" w:name="_Toc230621267"/>
+      <w:bookmarkStart w:id="28" w:name="_Toc232435191"/>
       <w:r>
         <w:rPr>
           <w:rFonts w:hint="eastAsia"/>
@@ -15190,7 +16580,7 @@
       <w:pPr>
         <w:pStyle w:val="ac"/>
       </w:pPr>
-      <w:bookmarkStart w:id="29" w:name="_Toc230621268"/>
+      <w:bookmarkStart w:id="29" w:name="_Toc232435192"/>
       <w:r>
         <w:rPr>
           <w:rFonts w:hint="eastAsia"/>
@@ -15203,7 +16593,7 @@
       <w:pPr>
         <w:pStyle w:val="ae"/>
       </w:pPr>
-      <w:bookmarkStart w:id="30" w:name="_Toc230621269"/>
+      <w:bookmarkStart w:id="30" w:name="_Toc232435193"/>
       <w:r>
         <w:rPr>
           <w:rFonts w:hint="eastAsia"/>
@@ -15372,7 +16762,7 @@
           <w:lang w:val="en-US"/>
         </w:rPr>
       </w:pPr>
-      <w:bookmarkStart w:id="31" w:name="_Toc230621270"/>
+      <w:bookmarkStart w:id="31" w:name="_Toc232435194"/>
       <w:r>
         <w:rPr>
           <w:rFonts w:hint="eastAsia"/>
@@ -15541,7 +16931,7 @@
           <w:lang w:val="en-US"/>
         </w:rPr>
       </w:pPr>
-      <w:bookmarkStart w:id="32" w:name="_Toc230621271"/>
+      <w:bookmarkStart w:id="32" w:name="_Toc232435195"/>
       <w:r>
         <w:rPr>
           <w:rFonts w:hint="eastAsia"/>
@@ -15603,7 +16993,7 @@
           <w:lang w:val="en-US"/>
         </w:rPr>
       </w:pPr>
-      <w:bookmarkStart w:id="33" w:name="_Toc230621272"/>
+      <w:bookmarkStart w:id="33" w:name="_Toc232435196"/>
       <w:r>
         <w:rPr>
           <w:rFonts w:hint="eastAsia"/>
@@ -15620,7 +17010,7 @@
           <w:lang w:val="en-US"/>
         </w:rPr>
       </w:pPr>
-      <w:bookmarkStart w:id="34" w:name="_Toc230621273"/>
+      <w:bookmarkStart w:id="34" w:name="_Toc232435197"/>
       <w:r>
         <w:rPr>
           <w:rFonts w:hint="eastAsia"/>
@@ -16174,7 +17564,7 @@
           <w:lang w:val="en-US"/>
         </w:rPr>
       </w:pPr>
-      <w:bookmarkStart w:id="35" w:name="_Toc230621274"/>
+      <w:bookmarkStart w:id="35" w:name="_Toc232435198"/>
       <w:r>
         <w:rPr>
           <w:rFonts w:hint="eastAsia"/>
@@ -16297,7 +17687,7 @@
           <w:lang w:val="en-US"/>
         </w:rPr>
       </w:pPr>
-      <w:bookmarkStart w:id="36" w:name="_Toc230621275"/>
+      <w:bookmarkStart w:id="36" w:name="_Toc232435199"/>
       <w:r>
         <w:rPr>
           <w:rFonts w:hint="eastAsia"/>
@@ -16389,7 +17779,7 @@
           <w:lang w:val="en-US"/>
         </w:rPr>
       </w:pPr>
-      <w:bookmarkStart w:id="37" w:name="_Toc230621276"/>
+      <w:bookmarkStart w:id="37" w:name="_Toc232435200"/>
       <w:r>
         <w:rPr>
           <w:rFonts w:hint="eastAsia"/>
@@ -16407,7 +17797,7 @@
           <w:lang w:val="en-US"/>
         </w:rPr>
       </w:pPr>
-      <w:bookmarkStart w:id="38" w:name="_Toc230621277"/>
+      <w:bookmarkStart w:id="38" w:name="_Toc232435201"/>
       <w:r>
         <w:rPr>
           <w:rFonts w:hint="eastAsia"/>
@@ -16685,7 +18075,7 @@
           <w:lang w:val="en-US"/>
         </w:rPr>
       </w:pPr>
-      <w:bookmarkStart w:id="39" w:name="_Toc230621278"/>
+      <w:bookmarkStart w:id="39" w:name="_Toc232435202"/>
       <w:r>
         <w:rPr>
           <w:rFonts w:hint="eastAsia"/>
@@ -17125,7 +18515,7 @@
           <w:lang w:val="en-US"/>
         </w:rPr>
       </w:pPr>
-      <w:bookmarkStart w:id="40" w:name="_Toc230621279"/>
+      <w:bookmarkStart w:id="40" w:name="_Toc232435203"/>
       <w:r>
         <w:rPr>
           <w:rFonts w:hint="eastAsia"/>
@@ -17320,7 +18710,7 @@
           <w:lang w:val="en-US"/>
         </w:rPr>
       </w:pPr>
-      <w:bookmarkStart w:id="41" w:name="_Toc230621280"/>
+      <w:bookmarkStart w:id="41" w:name="_Toc232435204"/>
       <w:r>
         <w:rPr>
           <w:rFonts w:hint="eastAsia"/>
@@ -17540,7 +18930,7 @@
           <w:lang w:val="en-US"/>
         </w:rPr>
       </w:pPr>
-      <w:bookmarkStart w:id="42" w:name="_Toc230621281"/>
+      <w:bookmarkStart w:id="42" w:name="_Toc232435205"/>
       <w:r>
         <w:rPr>
           <w:rFonts w:hint="eastAsia"/>
@@ -17557,7 +18947,7 @@
           <w:lang w:val="en-US"/>
         </w:rPr>
       </w:pPr>
-      <w:bookmarkStart w:id="43" w:name="_Toc230621282"/>
+      <w:bookmarkStart w:id="43" w:name="_Toc232435206"/>
       <w:r>
         <w:rPr>
           <w:rFonts w:hint="eastAsia"/>
@@ -17675,7 +19065,7 @@
           <w:lang w:val="en-US"/>
         </w:rPr>
       </w:pPr>
-      <w:bookmarkStart w:id="44" w:name="_Toc230621283"/>
+      <w:bookmarkStart w:id="44" w:name="_Toc232435207"/>
       <w:r>
         <w:rPr>
           <w:rFonts w:hint="eastAsia"/>
@@ -18292,7 +19682,7 @@
           <w:lang w:val="en-US"/>
         </w:rPr>
       </w:pPr>
-      <w:bookmarkStart w:id="45" w:name="_Toc230621284"/>
+      <w:bookmarkStart w:id="45" w:name="_Toc232435208"/>
       <w:r>
         <w:rPr>
           <w:rFonts w:hint="eastAsia"/>
@@ -18774,7 +20164,7 @@
           <w:lang w:val="en-US"/>
         </w:rPr>
       </w:pPr>
-      <w:bookmarkStart w:id="46" w:name="_Toc230621285"/>
+      <w:bookmarkStart w:id="46" w:name="_Toc232435209"/>
       <w:r>
         <w:rPr>
           <w:rFonts w:hint="eastAsia"/>
@@ -19016,7 +20406,7 @@
           <w:lang w:val="en-US"/>
         </w:rPr>
       </w:pPr>
-      <w:bookmarkStart w:id="47" w:name="_Toc230621286"/>
+      <w:bookmarkStart w:id="47" w:name="_Toc232435210"/>
       <w:r>
         <w:rPr>
           <w:rFonts w:hint="eastAsia"/>
@@ -19033,7 +20423,7 @@
           <w:lang w:val="en-US"/>
         </w:rPr>
       </w:pPr>
-      <w:bookmarkStart w:id="48" w:name="_Toc230621287"/>
+      <w:bookmarkStart w:id="48" w:name="_Toc232435211"/>
       <w:r>
         <w:rPr>
           <w:rFonts w:hint="eastAsia"/>
@@ -19478,7 +20868,7 @@
           <w:lang w:val="en-US"/>
         </w:rPr>
       </w:pPr>
-      <w:bookmarkStart w:id="49" w:name="_Toc230621288"/>
+      <w:bookmarkStart w:id="49" w:name="_Toc232435212"/>
       <w:r>
         <w:rPr>
           <w:rFonts w:hint="eastAsia"/>
@@ -20363,7 +21753,7 @@
           <w:lang w:val="en-US"/>
         </w:rPr>
       </w:pPr>
-      <w:bookmarkStart w:id="50" w:name="_Toc230621289"/>
+      <w:bookmarkStart w:id="50" w:name="_Toc232435213"/>
       <w:r>
         <w:rPr>
           <w:rFonts w:hint="eastAsia"/>
@@ -20411,7 +21801,7 @@
           <w:lang w:val="en-US"/>
         </w:rPr>
       </w:pPr>
-      <w:bookmarkStart w:id="51" w:name="_Toc230621290"/>
+      <w:bookmarkStart w:id="51" w:name="_Toc232435214"/>
       <w:r>
         <w:rPr>
           <w:rFonts w:hint="eastAsia"/>
@@ -20428,7 +21818,7 @@
           <w:lang w:val="en-US"/>
         </w:rPr>
       </w:pPr>
-      <w:bookmarkStart w:id="52" w:name="_Toc230621291"/>
+      <w:bookmarkStart w:id="52" w:name="_Toc232435215"/>
       <w:r>
         <w:rPr>
           <w:rFonts w:hint="eastAsia"/>
@@ -20598,7 +21988,7 @@
           <w:lang w:val="en-US"/>
         </w:rPr>
       </w:pPr>
-      <w:bookmarkStart w:id="53" w:name="_Toc230621292"/>
+      <w:bookmarkStart w:id="53" w:name="_Toc232435216"/>
       <w:r>
         <w:rPr>
           <w:rFonts w:hint="eastAsia"/>
@@ -20713,7 +22103,7 @@
           <w:lang w:val="en-US"/>
         </w:rPr>
       </w:pPr>
-      <w:bookmarkStart w:id="54" w:name="_Toc230621293"/>
+      <w:bookmarkStart w:id="54" w:name="_Toc232435217"/>
       <w:r>
         <w:rPr>
           <w:rFonts w:hint="eastAsia"/>
@@ -20941,7 +22331,7 @@
           <w:lang w:val="en-US"/>
         </w:rPr>
       </w:pPr>
-      <w:bookmarkStart w:id="55" w:name="_Toc230621294"/>
+      <w:bookmarkStart w:id="55" w:name="_Toc232435218"/>
       <w:r>
         <w:rPr>
           <w:rFonts w:hint="eastAsia"/>
@@ -21248,7 +22638,7 @@
           <w:lang w:val="en-US"/>
         </w:rPr>
       </w:pPr>
-      <w:bookmarkStart w:id="56" w:name="_Toc230621295"/>
+      <w:bookmarkStart w:id="56" w:name="_Toc232435219"/>
       <w:r>
         <w:rPr>
           <w:rFonts w:hint="eastAsia"/>
@@ -21394,7 +22784,7 @@
           <w:lang w:val="en-US"/>
         </w:rPr>
       </w:pPr>
-      <w:bookmarkStart w:id="57" w:name="_Toc230621296"/>
+      <w:bookmarkStart w:id="57" w:name="_Toc232435220"/>
       <w:r>
         <w:rPr>
           <w:rFonts w:hint="eastAsia"/>
@@ -22195,7 +23585,7 @@
           <w:lang w:val="en-US"/>
         </w:rPr>
       </w:pPr>
-      <w:bookmarkStart w:id="58" w:name="_Toc230621297"/>
+      <w:bookmarkStart w:id="58" w:name="_Toc232435221"/>
       <w:r>
         <w:rPr>
           <w:rFonts w:hint="eastAsia"/>
@@ -22314,7 +23704,7 @@
           <w:lang w:val="en-US"/>
         </w:rPr>
       </w:pPr>
-      <w:bookmarkStart w:id="59" w:name="_Toc230621298"/>
+      <w:bookmarkStart w:id="59" w:name="_Toc232435222"/>
       <w:r>
         <w:rPr>
           <w:rFonts w:hint="eastAsia"/>
@@ -23011,7 +24401,7 @@
           <w:lang w:val="en-US"/>
         </w:rPr>
       </w:pPr>
-      <w:bookmarkStart w:id="60" w:name="_Toc230621299"/>
+      <w:bookmarkStart w:id="60" w:name="_Toc232435223"/>
       <w:r>
         <w:rPr>
           <w:rFonts w:hint="eastAsia"/>
@@ -23883,7 +25273,7 @@
           <w:lang w:val="en-US"/>
         </w:rPr>
       </w:pPr>
-      <w:bookmarkStart w:id="61" w:name="_Toc230621300"/>
+      <w:bookmarkStart w:id="61" w:name="_Toc232435224"/>
       <w:r>
         <w:rPr>
           <w:rFonts w:hint="eastAsia"/>
@@ -24407,7 +25797,7 @@
           <w:lang w:val="en-US"/>
         </w:rPr>
       </w:pPr>
-      <w:bookmarkStart w:id="62" w:name="_Toc230621301"/>
+      <w:bookmarkStart w:id="62" w:name="_Toc232435225"/>
       <w:r>
         <w:rPr>
           <w:rFonts w:hint="eastAsia"/>
@@ -24462,7 +25852,7 @@
           <w:lang w:val="en-US"/>
         </w:rPr>
       </w:pPr>
-      <w:bookmarkStart w:id="63" w:name="_Toc230621302"/>
+      <w:bookmarkStart w:id="63" w:name="_Toc232435226"/>
       <w:r>
         <w:rPr>
           <w:rFonts w:hint="eastAsia"/>
@@ -24479,7 +25869,7 @@
           <w:lang w:val="en-US"/>
         </w:rPr>
       </w:pPr>
-      <w:bookmarkStart w:id="64" w:name="_Toc230621303"/>
+      <w:bookmarkStart w:id="64" w:name="_Toc232435227"/>
       <w:r>
         <w:rPr>
           <w:rFonts w:hint="eastAsia"/>
@@ -24590,7 +25980,7 @@
           <w:lang w:val="en-US"/>
         </w:rPr>
       </w:pPr>
-      <w:bookmarkStart w:id="65" w:name="_Toc230621304"/>
+      <w:bookmarkStart w:id="65" w:name="_Toc232435228"/>
       <w:r>
         <w:rPr>
           <w:rFonts w:hint="eastAsia"/>
@@ -24689,7 +26079,7 @@
           <w:lang w:val="en-US"/>
         </w:rPr>
       </w:pPr>
-      <w:bookmarkStart w:id="66" w:name="_Toc230621305"/>
+      <w:bookmarkStart w:id="66" w:name="_Toc232435229"/>
       <w:r>
         <w:rPr>
           <w:rFonts w:hint="eastAsia"/>
@@ -25018,7 +26408,7 @@
           <w:lang w:val="en-US"/>
         </w:rPr>
       </w:pPr>
-      <w:bookmarkStart w:id="67" w:name="_Toc230621306"/>
+      <w:bookmarkStart w:id="67" w:name="_Toc232435230"/>
       <w:r>
         <w:rPr>
           <w:rFonts w:hint="eastAsia"/>
@@ -25035,7 +26425,7 @@
           <w:lang w:val="en-US"/>
         </w:rPr>
       </w:pPr>
-      <w:bookmarkStart w:id="68" w:name="_Toc230621307"/>
+      <w:bookmarkStart w:id="68" w:name="_Toc232435231"/>
       <w:r>
         <w:rPr>
           <w:rFonts w:hint="eastAsia"/>
@@ -25176,7 +26566,7 @@
           <w:lang w:val="en-US"/>
         </w:rPr>
       </w:pPr>
-      <w:bookmarkStart w:id="69" w:name="_Toc230621308"/>
+      <w:bookmarkStart w:id="69" w:name="_Toc232435232"/>
       <w:r>
         <w:rPr>
           <w:rFonts w:hint="eastAsia"/>
@@ -25222,7 +26612,7 @@
           <w:lang w:val="en-US"/>
         </w:rPr>
       </w:pPr>
-      <w:bookmarkStart w:id="70" w:name="_Toc230621309"/>
+      <w:bookmarkStart w:id="70" w:name="_Toc232435233"/>
       <w:r>
         <w:rPr>
           <w:rFonts w:hint="eastAsia"/>
@@ -25261,7 +26651,7 @@
           <w:lang w:val="en-US"/>
         </w:rPr>
       </w:pPr>
-      <w:bookmarkStart w:id="71" w:name="_Toc230621310"/>
+      <w:bookmarkStart w:id="71" w:name="_Toc232435234"/>
       <w:r>
         <w:rPr>
           <w:rFonts w:hint="eastAsia"/>
@@ -25383,7 +26773,7 @@
           <w:lang w:val="en-US"/>
         </w:rPr>
       </w:pPr>
-      <w:bookmarkStart w:id="72" w:name="_Toc230621311"/>
+      <w:bookmarkStart w:id="72" w:name="_Toc232435235"/>
       <w:r>
         <w:rPr>
           <w:rFonts w:hint="eastAsia"/>
@@ -25444,7 +26834,7 @@
           <w:lang w:val="en-US"/>
         </w:rPr>
       </w:pPr>
-      <w:bookmarkStart w:id="73" w:name="_Toc230621312"/>
+      <w:bookmarkStart w:id="73" w:name="_Toc232435236"/>
       <w:r>
         <w:rPr>
           <w:rFonts w:hint="eastAsia"/>
@@ -25900,7 +27290,7 @@
           <w:lang w:val="en-US"/>
         </w:rPr>
       </w:pPr>
-      <w:bookmarkStart w:id="74" w:name="_Toc230621313"/>
+      <w:bookmarkStart w:id="74" w:name="_Toc232435237"/>
       <w:r>
         <w:rPr>
           <w:rFonts w:hint="eastAsia"/>
@@ -25953,7 +27343,7 @@
           <w:lang w:val="en-US"/>
         </w:rPr>
       </w:pPr>
-      <w:bookmarkStart w:id="75" w:name="_Toc230621314"/>
+      <w:bookmarkStart w:id="75" w:name="_Toc232435238"/>
       <w:r>
         <w:rPr>
           <w:rFonts w:hint="eastAsia"/>
@@ -26076,7 +27466,7 @@
           <w:lang w:val="en-US"/>
         </w:rPr>
       </w:pPr>
-      <w:bookmarkStart w:id="76" w:name="_Toc230621315"/>
+      <w:bookmarkStart w:id="76" w:name="_Toc232435239"/>
       <w:r>
         <w:rPr>
           <w:rFonts w:hint="eastAsia"/>
@@ -26542,7 +27932,7 @@
           <w:lang w:val="en-US"/>
         </w:rPr>
       </w:pPr>
-      <w:bookmarkStart w:id="77" w:name="_Toc230621316"/>
+      <w:bookmarkStart w:id="77" w:name="_Toc232435240"/>
       <w:r>
         <w:rPr>
           <w:rFonts w:hint="eastAsia"/>
@@ -26670,7 +28060,7 @@
           <w:lang w:val="en-US"/>
         </w:rPr>
       </w:pPr>
-      <w:bookmarkStart w:id="78" w:name="_Toc230621317"/>
+      <w:bookmarkStart w:id="78" w:name="_Toc232435241"/>
       <w:r>
         <w:rPr>
           <w:rFonts w:hint="eastAsia"/>
@@ -26963,16 +28353,8 @@
         <w:rPr>
           <w:lang w:val="en-US"/>
         </w:rPr>
-        <w:t>在</w:t>
-      </w:r>
-      <w:proofErr w:type="gramStart"/>
-      <w:r>
-        <w:rPr>
-          <w:lang w:val="en-US"/>
-        </w:rPr>
-        <w:t>特朗普</w:t>
-      </w:r>
-      <w:proofErr w:type="gramEnd"/>
+        <w:t>在特朗普</w:t>
+      </w:r>
       <w:r>
         <w:rPr>
           <w:lang w:val="en-US"/>
@@ -27149,7 +28531,7 @@
           <w:lang w:val="en-US"/>
         </w:rPr>
       </w:pPr>
-      <w:bookmarkStart w:id="79" w:name="_Toc230621318"/>
+      <w:bookmarkStart w:id="79" w:name="_Toc232435242"/>
       <w:r>
         <w:rPr>
           <w:rFonts w:hint="eastAsia"/>
@@ -27188,7 +28570,6 @@
         <w:spacing w:before="78" w:after="78"/>
         <w:jc w:val="center"/>
         <w:rPr>
-          <w:rFonts w:hint="eastAsia"/>
           <w:lang w:val="en-US"/>
         </w:rPr>
       </w:pPr>
@@ -27214,7 +28595,7 @@
           <w:lang w:val="en-US"/>
         </w:rPr>
       </w:pPr>
-      <w:bookmarkStart w:id="80" w:name="_Toc230621319"/>
+      <w:bookmarkStart w:id="80" w:name="_Toc232435243"/>
       <w:r>
         <w:rPr>
           <w:rFonts w:hint="eastAsia"/>
@@ -27231,7 +28612,7 @@
           <w:lang w:val="en-US"/>
         </w:rPr>
       </w:pPr>
-      <w:bookmarkStart w:id="81" w:name="_Toc230621320"/>
+      <w:bookmarkStart w:id="81" w:name="_Toc232435244"/>
       <w:r>
         <w:rPr>
           <w:rFonts w:hint="eastAsia"/>
@@ -27270,7 +28651,7 @@
           <w:lang w:val="en-US"/>
         </w:rPr>
       </w:pPr>
-      <w:bookmarkStart w:id="82" w:name="_Toc230621321"/>
+      <w:bookmarkStart w:id="82" w:name="_Toc232435245"/>
       <w:r>
         <w:rPr>
           <w:rFonts w:hint="eastAsia"/>
@@ -27562,7 +28943,7 @@
           <w:lang w:val="en-US"/>
         </w:rPr>
       </w:pPr>
-      <w:bookmarkStart w:id="83" w:name="_Toc230621322"/>
+      <w:bookmarkStart w:id="83" w:name="_Toc232435246"/>
       <w:r>
         <w:rPr>
           <w:rFonts w:hint="eastAsia"/>
@@ -27697,7 +29078,7 @@
           <w:lang w:val="en-US"/>
         </w:rPr>
       </w:pPr>
-      <w:bookmarkStart w:id="84" w:name="_Toc230621323"/>
+      <w:bookmarkStart w:id="84" w:name="_Toc232435247"/>
       <w:r>
         <w:rPr>
           <w:rFonts w:hint="eastAsia"/>
@@ -27715,6 +29096,46 @@
           <w:lang w:val="en-US"/>
         </w:rPr>
       </w:pPr>
+      <w:r>
+        <w:rPr>
+          <w:noProof/>
+        </w:rPr>
+        <w:drawing>
+          <wp:inline distT="0" distB="0" distL="0" distR="0" wp14:anchorId="688AD50C" wp14:editId="0794D2EF">
+            <wp:extent cx="5274310" cy="2174240"/>
+            <wp:effectExtent l="0" t="0" r="2540" b="0"/>
+            <wp:docPr id="2014911504" name="图片 1"/>
+            <wp:cNvGraphicFramePr>
+              <a:graphicFrameLocks xmlns:a="http://schemas.openxmlformats.org/drawingml/2006/main" noChangeAspect="1"/>
+            </wp:cNvGraphicFramePr>
+            <a:graphic xmlns:a="http://schemas.openxmlformats.org/drawingml/2006/main">
+              <a:graphicData uri="http://schemas.openxmlformats.org/drawingml/2006/picture">
+                <pic:pic xmlns:pic="http://schemas.openxmlformats.org/drawingml/2006/picture">
+                  <pic:nvPicPr>
+                    <pic:cNvPr id="2014911504" name=""/>
+                    <pic:cNvPicPr/>
+                  </pic:nvPicPr>
+                  <pic:blipFill>
+                    <a:blip r:embed="rId9"/>
+                    <a:stretch>
+                      <a:fillRect/>
+                    </a:stretch>
+                  </pic:blipFill>
+                  <pic:spPr>
+                    <a:xfrm>
+                      <a:off x="0" y="0"/>
+                      <a:ext cx="5274310" cy="2174240"/>
+                    </a:xfrm>
+                    <a:prstGeom prst="rect">
+                      <a:avLst/>
+                    </a:prstGeom>
+                  </pic:spPr>
+                </pic:pic>
+              </a:graphicData>
+            </a:graphic>
+          </wp:inline>
+        </w:drawing>
+      </w:r>
     </w:p>
     <w:p>
       <w:pPr>
@@ -27732,7 +29153,7 @@
           <w:lang w:val="en-US"/>
         </w:rPr>
       </w:pPr>
-      <w:bookmarkStart w:id="85" w:name="_Toc230621324"/>
+      <w:bookmarkStart w:id="85" w:name="_Toc232435248"/>
       <w:r>
         <w:rPr>
           <w:rFonts w:hint="eastAsia"/>
@@ -27749,7 +29170,7 @@
           <w:lang w:val="en-US"/>
         </w:rPr>
       </w:pPr>
-      <w:bookmarkStart w:id="86" w:name="_Toc230621325"/>
+      <w:bookmarkStart w:id="86" w:name="_Toc232435249"/>
       <w:r>
         <w:rPr>
           <w:rFonts w:hint="eastAsia"/>
@@ -27853,7 +29274,7 @@
           <w:lang w:val="en-US"/>
         </w:rPr>
       </w:pPr>
-      <w:bookmarkStart w:id="87" w:name="_Toc230621326"/>
+      <w:bookmarkStart w:id="87" w:name="_Toc232435250"/>
       <w:r>
         <w:rPr>
           <w:rFonts w:hint="eastAsia"/>
@@ -27867,7 +29288,6 @@
       <w:pPr>
         <w:pStyle w:val="af1"/>
         <w:rPr>
-          <w:rFonts w:hint="eastAsia"/>
           <w:lang w:val="en-US"/>
         </w:rPr>
       </w:pPr>
@@ -27900,6 +29320,7 @@
           <w:rFonts w:hint="eastAsia"/>
           <w:lang w:val="en-US"/>
         </w:rPr>
+        <w:lastRenderedPageBreak/>
         <w:t>维和行动，就是</w:t>
       </w:r>
       <w:r>
@@ -27987,7 +29408,6 @@
         <w:pStyle w:val="aa"/>
         <w:spacing w:before="78" w:after="78"/>
         <w:rPr>
-          <w:rFonts w:hint="eastAsia"/>
           <w:lang w:val="en-US"/>
         </w:rPr>
       </w:pPr>
@@ -28025,7 +29445,6 @@
           <w:bCs/>
           <w:lang w:val="en-US"/>
         </w:rPr>
-        <w:lastRenderedPageBreak/>
         <w:t>维持和平（</w:t>
       </w:r>
       <w:r>
@@ -28192,7 +29611,6 @@
         <w:spacing w:beforeLines="0" w:before="0" w:afterLines="0" w:after="0"/>
         <w:ind w:left="442" w:hanging="442"/>
         <w:rPr>
-          <w:rFonts w:hint="eastAsia"/>
           <w:lang w:val="en-US"/>
         </w:rPr>
       </w:pPr>
@@ -28243,7 +29661,6 @@
         <w:spacing w:before="78" w:after="78"/>
         <w:ind w:firstLine="420"/>
         <w:rPr>
-          <w:rFonts w:hint="eastAsia"/>
           <w:lang w:val="en-US"/>
         </w:rPr>
       </w:pPr>
@@ -28259,7 +29676,6 @@
       <w:pPr>
         <w:pStyle w:val="af1"/>
         <w:rPr>
-          <w:rFonts w:hint="eastAsia"/>
           <w:lang w:val="en-US"/>
         </w:rPr>
       </w:pPr>
@@ -28532,7 +29948,6 @@
         <w:spacing w:before="78" w:after="78"/>
         <w:ind w:firstLine="420"/>
         <w:rPr>
-          <w:rFonts w:hint="eastAsia"/>
           <w:lang w:val="en-US"/>
         </w:rPr>
       </w:pPr>
@@ -28944,7 +30359,6 @@
         <w:pStyle w:val="aa"/>
         <w:spacing w:before="78" w:after="78"/>
         <w:rPr>
-          <w:rFonts w:hint="eastAsia"/>
           <w:lang w:val="en-US"/>
         </w:rPr>
       </w:pPr>
@@ -29010,7 +30424,7 @@
           <w:lang w:val="en-US"/>
         </w:rPr>
       </w:pPr>
-      <w:bookmarkStart w:id="88" w:name="_Toc230621327"/>
+      <w:bookmarkStart w:id="88" w:name="_Toc232435251"/>
       <w:r>
         <w:rPr>
           <w:rFonts w:hint="eastAsia"/>
@@ -29040,7 +30454,6 @@
         <w:spacing w:before="78" w:after="78"/>
         <w:jc w:val="center"/>
         <w:rPr>
-          <w:rFonts w:hint="eastAsia"/>
           <w:lang w:val="en-US"/>
         </w:rPr>
       </w:pPr>
@@ -29051,6 +30464,13 @@
         </w:rPr>
         <w:t>2026.5.25</w:t>
       </w:r>
+      <w:r>
+        <w:rPr>
+          <w:rFonts w:hint="eastAsia"/>
+          <w:lang w:val="en-US"/>
+        </w:rPr>
+        <w:t xml:space="preserve"> / 2026.6.15</w:t>
+      </w:r>
     </w:p>
     <w:p>
       <w:pPr>
@@ -29059,7 +30479,7 @@
           <w:lang w:val="en-US"/>
         </w:rPr>
       </w:pPr>
-      <w:bookmarkStart w:id="89" w:name="_Toc230621328"/>
+      <w:bookmarkStart w:id="89" w:name="_Toc232435252"/>
       <w:r>
         <w:rPr>
           <w:rFonts w:hint="eastAsia"/>
@@ -29076,7 +30496,7 @@
           <w:lang w:val="en-US"/>
         </w:rPr>
       </w:pPr>
-      <w:bookmarkStart w:id="90" w:name="_Toc230621329"/>
+      <w:bookmarkStart w:id="90" w:name="_Toc232435253"/>
       <w:r>
         <w:rPr>
           <w:rFonts w:hint="eastAsia"/>
@@ -29100,7 +30520,6 @@
           <w:rFonts w:hint="eastAsia"/>
           <w:lang w:val="en-US"/>
         </w:rPr>
-        <w:lastRenderedPageBreak/>
         <w:t>共同体，即</w:t>
       </w:r>
       <w:r>
@@ -29220,7 +30639,6 @@
       <w:pPr>
         <w:pStyle w:val="af1"/>
         <w:rPr>
-          <w:rFonts w:hint="eastAsia"/>
           <w:lang w:val="en-US"/>
         </w:rPr>
       </w:pPr>
@@ -29387,7 +30805,6 @@
         <w:spacing w:beforeLines="0" w:before="0" w:afterLines="0" w:after="0"/>
         <w:ind w:left="442" w:hanging="442"/>
         <w:rPr>
-          <w:rFonts w:hint="eastAsia"/>
           <w:lang w:val="en-US"/>
         </w:rPr>
       </w:pPr>
@@ -29416,7 +30833,6 @@
         <w:spacing w:beforeLines="0" w:before="0" w:afterLines="0" w:after="0"/>
         <w:ind w:left="442" w:hanging="442"/>
         <w:rPr>
-          <w:rFonts w:hint="eastAsia"/>
           <w:lang w:val="en-US"/>
         </w:rPr>
       </w:pPr>
@@ -29445,7 +30861,6 @@
         <w:spacing w:beforeLines="0" w:before="0" w:afterLines="0" w:after="0"/>
         <w:ind w:left="442" w:hanging="442"/>
         <w:rPr>
-          <w:rFonts w:hint="eastAsia"/>
           <w:lang w:val="en-US"/>
         </w:rPr>
       </w:pPr>
@@ -29488,7 +30903,6 @@
         <w:spacing w:beforeLines="0" w:before="0" w:afterLines="0" w:after="0"/>
         <w:ind w:left="442" w:hanging="442"/>
         <w:rPr>
-          <w:rFonts w:hint="eastAsia"/>
           <w:lang w:val="en-US"/>
         </w:rPr>
       </w:pPr>
@@ -29644,7 +31058,6 @@
         <w:spacing w:before="78" w:after="78"/>
         <w:ind w:firstLine="420"/>
         <w:rPr>
-          <w:rFonts w:hint="eastAsia"/>
           <w:lang w:val="en-US"/>
         </w:rPr>
       </w:pPr>
@@ -29683,7 +31096,6 @@
       <w:pPr>
         <w:pStyle w:val="af1"/>
         <w:rPr>
-          <w:rFonts w:hint="eastAsia"/>
           <w:lang w:val="en-US"/>
         </w:rPr>
       </w:pPr>
@@ -29699,23 +31111,7 @@
           <w:rFonts w:hint="eastAsia"/>
           <w:lang w:val="en-US"/>
         </w:rPr>
-        <w:t>阿德勒和巴</w:t>
-      </w:r>
-      <w:proofErr w:type="gramStart"/>
-      <w:r>
-        <w:rPr>
-          <w:rFonts w:hint="eastAsia"/>
-          <w:lang w:val="en-US"/>
-        </w:rPr>
-        <w:t>涅</w:t>
-      </w:r>
-      <w:proofErr w:type="gramEnd"/>
-      <w:r>
-        <w:rPr>
-          <w:rFonts w:hint="eastAsia"/>
-          <w:lang w:val="en-US"/>
-        </w:rPr>
-        <w:t>特的多元</w:t>
+        <w:t>阿德勒和巴涅特的多元</w:t>
       </w:r>
       <w:proofErr w:type="gramStart"/>
       <w:r>
@@ -29748,6 +31144,7 @@
           <w:noProof/>
           <w:lang w:val="en-US"/>
         </w:rPr>
+        <w:lastRenderedPageBreak/>
         <w:drawing>
           <wp:anchor distT="0" distB="0" distL="114300" distR="114300" simplePos="0" relativeHeight="251658240" behindDoc="0" locked="0" layoutInCell="1" allowOverlap="1" wp14:anchorId="075DFA17" wp14:editId="47B7F534">
             <wp:simplePos x="0" y="0"/>
@@ -29774,7 +31171,7 @@
                     </pic:cNvPicPr>
                   </pic:nvPicPr>
                   <pic:blipFill>
-                    <a:blip r:embed="rId9">
+                    <a:blip r:embed="rId10">
                       <a:extLst>
                         <a:ext uri="{28A0092B-C50C-407E-A947-70E740481C1C}">
                           <a14:useLocalDpi xmlns:a14="http://schemas.microsoft.com/office/drawing/2010/main" val="0"/>
@@ -29999,7 +31396,7 @@
           <w:lang w:val="en-US"/>
         </w:rPr>
       </w:pPr>
-      <w:bookmarkStart w:id="91" w:name="_Toc230621330"/>
+      <w:bookmarkStart w:id="91" w:name="_Toc232435254"/>
       <w:r>
         <w:rPr>
           <w:rFonts w:hint="eastAsia"/>
@@ -30074,11 +31471,10 @@
       <w:pPr>
         <w:pStyle w:val="ae"/>
         <w:rPr>
-          <w:rFonts w:hint="eastAsia"/>
-          <w:lang w:val="en-US"/>
-        </w:rPr>
-      </w:pPr>
-      <w:bookmarkStart w:id="92" w:name="_Toc230621331"/>
+          <w:lang w:val="en-US"/>
+        </w:rPr>
+      </w:pPr>
+      <w:bookmarkStart w:id="92" w:name="_Toc232435255"/>
       <w:r>
         <w:rPr>
           <w:rFonts w:hint="eastAsia"/>
@@ -30128,7 +31524,6 @@
         <w:spacing w:beforeLines="0" w:before="0" w:afterLines="0" w:after="0"/>
         <w:ind w:left="442" w:hanging="442"/>
         <w:rPr>
-          <w:rFonts w:hint="eastAsia"/>
           <w:lang w:val="en-US"/>
         </w:rPr>
       </w:pPr>
@@ -30139,7 +31534,6 @@
           <w:bCs/>
           <w:lang w:val="en-US"/>
         </w:rPr>
-        <w:lastRenderedPageBreak/>
         <w:t>阶段</w:t>
       </w:r>
       <w:r>
@@ -30158,16 +31552,7 @@
           <w:bCs/>
           <w:lang w:val="en-US"/>
         </w:rPr>
-        <w:t>：</w:t>
-      </w:r>
-      <w:r>
-        <w:rPr>
-          <w:rFonts w:hint="eastAsia"/>
-          <w:b/>
-          <w:bCs/>
-          <w:lang w:val="en-US"/>
-        </w:rPr>
-        <w:t>新生阶段。</w:t>
+        <w:t>：新生阶段。</w:t>
       </w:r>
       <w:r>
         <w:rPr>
@@ -30194,7 +31579,6 @@
         <w:spacing w:beforeLines="0" w:before="0" w:afterLines="0" w:after="0"/>
         <w:ind w:left="442" w:hanging="442"/>
         <w:rPr>
-          <w:rFonts w:hint="eastAsia"/>
           <w:lang w:val="en-US"/>
         </w:rPr>
       </w:pPr>
@@ -30223,16 +31607,7 @@
           <w:bCs/>
           <w:lang w:val="en-US"/>
         </w:rPr>
-        <w:t>：</w:t>
-      </w:r>
-      <w:r>
-        <w:rPr>
-          <w:rFonts w:hint="eastAsia"/>
-          <w:b/>
-          <w:bCs/>
-          <w:lang w:val="en-US"/>
-        </w:rPr>
-        <w:t>上升阶段。</w:t>
+        <w:t>：上升阶段。</w:t>
       </w:r>
       <w:r>
         <w:rPr>
@@ -30259,7 +31634,6 @@
         <w:spacing w:beforeLines="0" w:before="0" w:afterLines="0" w:after="0"/>
         <w:ind w:left="442" w:hanging="442"/>
         <w:rPr>
-          <w:rFonts w:hint="eastAsia"/>
           <w:lang w:val="en-US"/>
         </w:rPr>
       </w:pPr>
@@ -30288,16 +31662,7 @@
           <w:bCs/>
           <w:lang w:val="en-US"/>
         </w:rPr>
-        <w:t>：</w:t>
-      </w:r>
-      <w:r>
-        <w:rPr>
-          <w:rFonts w:hint="eastAsia"/>
-          <w:b/>
-          <w:bCs/>
-          <w:lang w:val="en-US"/>
-        </w:rPr>
-        <w:t>成熟阶段。</w:t>
+        <w:t>：成熟阶段。</w:t>
       </w:r>
       <w:r>
         <w:rPr>
@@ -30384,16 +31749,7 @@
           <w:bCs/>
           <w:lang w:val="en-US"/>
         </w:rPr>
-        <w:t>：</w:t>
-      </w:r>
-      <w:r>
-        <w:rPr>
-          <w:rFonts w:hint="eastAsia"/>
-          <w:b/>
-          <w:bCs/>
-          <w:lang w:val="en-US"/>
-        </w:rPr>
-        <w:t>瓦解。</w:t>
+        <w:t>：瓦解。</w:t>
       </w:r>
       <w:r>
         <w:rPr>
@@ -30414,11 +31770,10 @@
       <w:pPr>
         <w:pStyle w:val="ae"/>
         <w:rPr>
-          <w:rFonts w:hint="eastAsia"/>
-          <w:lang w:val="en-US"/>
-        </w:rPr>
-      </w:pPr>
-      <w:bookmarkStart w:id="93" w:name="_Toc230621332"/>
+          <w:lang w:val="en-US"/>
+        </w:rPr>
+      </w:pPr>
+      <w:bookmarkStart w:id="93" w:name="_Toc232435256"/>
       <w:r>
         <w:rPr>
           <w:rFonts w:hint="eastAsia"/>
@@ -30486,7 +31841,6 @@
         <w:spacing w:before="78" w:after="78"/>
         <w:ind w:firstLine="420"/>
         <w:rPr>
-          <w:rFonts w:hint="eastAsia"/>
           <w:lang w:val="en-US"/>
         </w:rPr>
       </w:pPr>
@@ -30553,7 +31907,6 @@
         <w:spacing w:before="78" w:after="78"/>
         <w:ind w:firstLine="420"/>
         <w:rPr>
-          <w:rFonts w:hint="eastAsia"/>
           <w:lang w:val="en-US"/>
         </w:rPr>
       </w:pPr>
@@ -30650,7 +32003,6 @@
         <w:spacing w:before="78" w:after="78"/>
         <w:ind w:firstLine="420"/>
         <w:rPr>
-          <w:rFonts w:hint="eastAsia"/>
           <w:lang w:val="en-US"/>
         </w:rPr>
       </w:pPr>
@@ -30687,7 +32039,6 @@
       <w:pPr>
         <w:pStyle w:val="af1"/>
         <w:rPr>
-          <w:rFonts w:hint="eastAsia"/>
           <w:lang w:val="en-US"/>
         </w:rPr>
       </w:pPr>
@@ -30712,7 +32063,6 @@
         <w:spacing w:before="78" w:after="78"/>
         <w:ind w:firstLine="420"/>
         <w:rPr>
-          <w:rFonts w:hint="eastAsia"/>
           <w:lang w:val="en-US"/>
         </w:rPr>
       </w:pPr>
@@ -30755,7 +32105,6 @@
         <w:spacing w:beforeLines="0" w:before="0" w:afterLines="0" w:after="0"/>
         <w:ind w:left="442" w:hanging="442"/>
         <w:rPr>
-          <w:rFonts w:hint="eastAsia"/>
           <w:lang w:val="en-US"/>
         </w:rPr>
       </w:pPr>
@@ -30784,7 +32133,6 @@
         <w:spacing w:beforeLines="0" w:before="0" w:afterLines="0" w:after="0"/>
         <w:ind w:left="442" w:hanging="442"/>
         <w:rPr>
-          <w:rFonts w:hint="eastAsia"/>
           <w:lang w:val="en-US"/>
         </w:rPr>
       </w:pPr>
@@ -30813,7 +32161,6 @@
         <w:spacing w:beforeLines="0" w:before="0" w:afterLines="0" w:after="0"/>
         <w:ind w:left="442" w:hanging="442"/>
         <w:rPr>
-          <w:rFonts w:hint="eastAsia"/>
           <w:lang w:val="en-US"/>
         </w:rPr>
       </w:pPr>
@@ -30866,7 +32213,6 @@
         <w:spacing w:before="78" w:after="78"/>
         <w:ind w:firstLine="420"/>
         <w:rPr>
-          <w:rFonts w:hint="eastAsia"/>
           <w:lang w:val="en-US"/>
         </w:rPr>
       </w:pPr>
@@ -30903,7 +32249,15 @@
           <w:rFonts w:hint="eastAsia"/>
           <w:lang w:val="en-US"/>
         </w:rPr>
-        <w:t>多边主义的实践（鼓励政治领导人在东盟的制度框架下社会化）</w:t>
+        <w:t>多边主义的实践（鼓励政</w:t>
+      </w:r>
+      <w:r>
+        <w:rPr>
+          <w:rFonts w:hint="eastAsia"/>
+          <w:lang w:val="en-US"/>
+        </w:rPr>
+        <w:lastRenderedPageBreak/>
+        <w:t>治领导人在东盟的制度框架下社会化）</w:t>
       </w:r>
       <w:r>
         <w:rPr>
@@ -31105,7 +32459,6 @@
         <w:pStyle w:val="aa"/>
         <w:spacing w:before="78" w:after="78"/>
         <w:rPr>
-          <w:rFonts w:hint="eastAsia"/>
           <w:lang w:val="en-US"/>
         </w:rPr>
       </w:pPr>
@@ -31206,13 +32559,1876 @@
         <w:pStyle w:val="aa"/>
         <w:spacing w:before="78" w:after="78"/>
         <w:rPr>
-          <w:rFonts w:hint="eastAsia"/>
+          <w:lang w:val="en-US"/>
+        </w:rPr>
+      </w:pPr>
+    </w:p>
+    <w:p>
+      <w:pPr>
+        <w:pStyle w:val="ac"/>
+        <w:rPr>
+          <w:lang w:val="en-US"/>
+        </w:rPr>
+      </w:pPr>
+      <w:bookmarkStart w:id="94" w:name="_Toc232435257"/>
+      <w:r>
+        <w:rPr>
+          <w:rFonts w:hint="eastAsia"/>
+          <w:lang w:val="en-US"/>
+        </w:rPr>
+        <w:t>二、国际安全中的规范</w:t>
+      </w:r>
+      <w:bookmarkEnd w:id="94"/>
+    </w:p>
+    <w:p>
+      <w:pPr>
+        <w:pStyle w:val="ae"/>
+        <w:rPr>
+          <w:lang w:val="en-US"/>
+        </w:rPr>
+      </w:pPr>
+      <w:bookmarkStart w:id="95" w:name="_Toc232435258"/>
+      <w:r>
+        <w:rPr>
+          <w:rFonts w:hint="eastAsia"/>
+          <w:lang w:val="en-US"/>
+        </w:rPr>
+        <w:t>（一）规范</w:t>
+      </w:r>
+      <w:bookmarkEnd w:id="95"/>
+    </w:p>
+    <w:p>
+      <w:pPr>
+        <w:pStyle w:val="aa"/>
+        <w:spacing w:before="78" w:after="78"/>
+        <w:ind w:firstLine="420"/>
+        <w:rPr>
+          <w:lang w:val="en-US"/>
+        </w:rPr>
+      </w:pPr>
+      <w:r>
+        <w:rPr>
+          <w:rFonts w:hint="eastAsia"/>
+          <w:lang w:val="en-US"/>
+        </w:rPr>
+        <w:t>规范是对恰当行为的认知观念，是有关行为体应如何行事的理念和规则</w:t>
+      </w:r>
+      <w:r>
+        <w:rPr>
+          <w:rFonts w:hint="eastAsia"/>
+          <w:lang w:val="en-US"/>
+        </w:rPr>
+        <w:t>。</w:t>
+      </w:r>
+      <w:r>
+        <w:rPr>
+          <w:rFonts w:hint="eastAsia"/>
+          <w:lang w:val="en-US"/>
+        </w:rPr>
+        <w:t>规范的生命周期</w:t>
+      </w:r>
+      <w:r>
+        <w:rPr>
+          <w:rFonts w:hint="eastAsia"/>
+          <w:lang w:val="en-US"/>
+        </w:rPr>
+        <w:t>如下：</w:t>
+      </w:r>
+    </w:p>
+    <w:p>
+      <w:pPr>
+        <w:pStyle w:val="aa"/>
+        <w:numPr>
+          <w:ilvl w:val="0"/>
+          <w:numId w:val="40"/>
+        </w:numPr>
+        <w:spacing w:beforeLines="0" w:before="0" w:afterLines="0" w:after="0"/>
+        <w:ind w:left="442" w:hanging="442"/>
+        <w:rPr>
+          <w:lang w:val="en-US"/>
+        </w:rPr>
+      </w:pPr>
+      <w:r>
+        <w:rPr>
+          <w:rFonts w:hint="eastAsia"/>
+          <w:lang w:val="en-US"/>
+        </w:rPr>
+        <w:t>规范的出现</w:t>
+      </w:r>
+      <w:r>
+        <w:rPr>
+          <w:rFonts w:hint="eastAsia"/>
+          <w:lang w:val="en-US"/>
+        </w:rPr>
+        <w:t>（</w:t>
+      </w:r>
+      <w:r>
+        <w:rPr>
+          <w:rFonts w:hint="eastAsia"/>
+          <w:lang w:val="en-US"/>
+        </w:rPr>
+        <w:t>emergence</w:t>
+      </w:r>
+      <w:r>
+        <w:rPr>
+          <w:rFonts w:hint="eastAsia"/>
+          <w:lang w:val="en-US"/>
+        </w:rPr>
+        <w:t>）</w:t>
+      </w:r>
+    </w:p>
+    <w:p>
+      <w:pPr>
+        <w:pStyle w:val="aa"/>
+        <w:numPr>
+          <w:ilvl w:val="0"/>
+          <w:numId w:val="40"/>
+        </w:numPr>
+        <w:spacing w:beforeLines="0" w:before="0" w:afterLines="0" w:after="0"/>
+        <w:ind w:left="442" w:hanging="442"/>
+        <w:rPr>
+          <w:lang w:val="en-US"/>
+        </w:rPr>
+      </w:pPr>
+      <w:r>
+        <w:rPr>
+          <w:rFonts w:hint="eastAsia"/>
+          <w:lang w:val="en-US"/>
+        </w:rPr>
+        <w:t>规范的普及</w:t>
+      </w:r>
+      <w:r>
+        <w:rPr>
+          <w:rFonts w:hint="eastAsia"/>
+          <w:lang w:val="en-US"/>
+        </w:rPr>
+        <w:t>（</w:t>
+      </w:r>
+      <w:r>
+        <w:rPr>
+          <w:rFonts w:hint="eastAsia"/>
+          <w:lang w:val="en-US"/>
+        </w:rPr>
+        <w:t>cascade</w:t>
+      </w:r>
+      <w:r>
+        <w:rPr>
+          <w:rFonts w:hint="eastAsia"/>
+          <w:lang w:val="en-US"/>
+        </w:rPr>
+        <w:t>）</w:t>
+      </w:r>
+    </w:p>
+    <w:p>
+      <w:pPr>
+        <w:pStyle w:val="aa"/>
+        <w:numPr>
+          <w:ilvl w:val="0"/>
+          <w:numId w:val="40"/>
+        </w:numPr>
+        <w:spacing w:beforeLines="0" w:before="0" w:afterLines="0" w:after="0"/>
+        <w:ind w:left="442" w:hanging="442"/>
+        <w:rPr>
+          <w:lang w:val="en-US"/>
+        </w:rPr>
+      </w:pPr>
+      <w:r>
+        <w:rPr>
+          <w:rFonts w:hint="eastAsia"/>
+          <w:lang w:val="en-US"/>
+        </w:rPr>
+        <w:t>规范的内化</w:t>
+      </w:r>
+      <w:r>
+        <w:rPr>
+          <w:rFonts w:hint="eastAsia"/>
+          <w:lang w:val="en-US"/>
+        </w:rPr>
+        <w:t>（</w:t>
+      </w:r>
+      <w:r>
+        <w:rPr>
+          <w:rFonts w:hint="eastAsia"/>
+          <w:lang w:val="en-US"/>
+        </w:rPr>
+        <w:t>internalization</w:t>
+      </w:r>
+      <w:r>
+        <w:rPr>
+          <w:rFonts w:hint="eastAsia"/>
+          <w:lang w:val="en-US"/>
+        </w:rPr>
+        <w:t>）</w:t>
+      </w:r>
+    </w:p>
+    <w:p>
+      <w:pPr>
+        <w:pStyle w:val="aa"/>
+        <w:numPr>
+          <w:ilvl w:val="0"/>
+          <w:numId w:val="40"/>
+        </w:numPr>
+        <w:spacing w:beforeLines="0" w:before="0" w:afterLines="0" w:after="0"/>
+        <w:ind w:left="442" w:hanging="442"/>
+        <w:rPr>
+          <w:lang w:val="en-US"/>
+        </w:rPr>
+      </w:pPr>
+      <w:r>
+        <w:rPr>
+          <w:rFonts w:hint="eastAsia"/>
+          <w:lang w:val="en-US"/>
+        </w:rPr>
+        <w:t>规范的消亡</w:t>
+      </w:r>
+      <w:r>
+        <w:rPr>
+          <w:rFonts w:hint="eastAsia"/>
+          <w:lang w:val="en-US"/>
+        </w:rPr>
+        <w:t>（</w:t>
+      </w:r>
+      <w:r>
+        <w:rPr>
+          <w:rFonts w:hint="eastAsia"/>
+          <w:lang w:val="en-US"/>
+        </w:rPr>
+        <w:t>death</w:t>
+      </w:r>
+      <w:r>
+        <w:rPr>
+          <w:rFonts w:hint="eastAsia"/>
+          <w:lang w:val="en-US"/>
+        </w:rPr>
+        <w:t>）</w:t>
+      </w:r>
+    </w:p>
+    <w:p>
+      <w:pPr>
+        <w:pStyle w:val="ae"/>
+        <w:rPr>
+          <w:lang w:val="en-US"/>
+        </w:rPr>
+      </w:pPr>
+      <w:bookmarkStart w:id="96" w:name="_Toc232435259"/>
+      <w:r>
+        <w:rPr>
+          <w:rFonts w:hint="eastAsia"/>
+          <w:lang w:val="en-US"/>
+        </w:rPr>
+        <w:t>（二）</w:t>
+      </w:r>
+      <w:r>
+        <w:rPr>
+          <w:rFonts w:hint="eastAsia"/>
+          <w:lang w:val="en-US"/>
+        </w:rPr>
+        <w:t>国际</w:t>
+      </w:r>
+      <w:r>
+        <w:rPr>
+          <w:rFonts w:hint="eastAsia"/>
+          <w:lang w:val="en-US"/>
+        </w:rPr>
+        <w:t>安全中的</w:t>
+      </w:r>
+      <w:r>
+        <w:rPr>
+          <w:rFonts w:hint="eastAsia"/>
+          <w:lang w:val="en-US"/>
+        </w:rPr>
+        <w:t>规范案例</w:t>
+      </w:r>
+      <w:bookmarkEnd w:id="96"/>
+    </w:p>
+    <w:p>
+      <w:pPr>
+        <w:pStyle w:val="af1"/>
+        <w:rPr>
+          <w:lang w:val="en-US"/>
+        </w:rPr>
+      </w:pPr>
+      <w:r>
+        <w:rPr>
+          <w:rFonts w:hint="eastAsia"/>
+          <w:lang w:val="en-US"/>
+        </w:rPr>
+        <w:t xml:space="preserve">1. </w:t>
+      </w:r>
+      <w:r>
+        <w:rPr>
+          <w:lang w:val="en-US"/>
+        </w:rPr>
+        <w:t>不干涉内政</w:t>
+      </w:r>
+      <w:r>
+        <w:rPr>
+          <w:rFonts w:hint="eastAsia"/>
+          <w:lang w:val="en-US"/>
+        </w:rPr>
+        <w:t>与</w:t>
+      </w:r>
+      <w:r>
+        <w:rPr>
+          <w:lang w:val="en-US"/>
+        </w:rPr>
+        <w:t>人道主义干涉</w:t>
+      </w:r>
+    </w:p>
+    <w:p>
+      <w:pPr>
+        <w:pStyle w:val="aa"/>
+        <w:spacing w:before="78" w:after="78"/>
+        <w:ind w:firstLine="420"/>
+        <w:rPr>
+          <w:lang w:val="en-US"/>
+        </w:rPr>
+      </w:pPr>
+      <w:r>
+        <w:rPr>
+          <w:rFonts w:hint="eastAsia"/>
+          <w:lang w:val="en-US"/>
+        </w:rPr>
+        <w:t>不干涉内政</w:t>
+      </w:r>
+      <w:r>
+        <w:rPr>
+          <w:rFonts w:hint="eastAsia"/>
+          <w:lang w:val="en-US"/>
+        </w:rPr>
+        <w:t>原则指出，</w:t>
+      </w:r>
+      <w:r>
+        <w:rPr>
+          <w:rFonts w:hint="eastAsia"/>
+          <w:lang w:val="en-US"/>
+        </w:rPr>
+        <w:t>每个国家都有平等的主权，每个民族都有决定自己命运的权利，任何国家或任何国际组织都无权以任何方式去干涉其他国家在本质上属于国内管辖的事务</w:t>
+      </w:r>
+      <w:r>
+        <w:rPr>
+          <w:rFonts w:hint="eastAsia"/>
+          <w:lang w:val="en-US"/>
+        </w:rPr>
+        <w:t>。</w:t>
+      </w:r>
+    </w:p>
+    <w:p>
+      <w:pPr>
+        <w:pStyle w:val="aa"/>
+        <w:spacing w:before="78" w:after="78"/>
+        <w:ind w:firstLine="420"/>
+        <w:rPr>
+          <w:lang w:val="en-US"/>
+        </w:rPr>
+      </w:pPr>
+      <w:r>
+        <w:rPr>
+          <w:rFonts w:hint="eastAsia"/>
+          <w:lang w:val="en-US"/>
+        </w:rPr>
+        <w:t>另一方面，也存在</w:t>
+      </w:r>
+      <w:r>
+        <w:rPr>
+          <w:rFonts w:hint="eastAsia"/>
+          <w:lang w:val="en-US"/>
+        </w:rPr>
+        <w:t>人道主义干涉</w:t>
+      </w:r>
+      <w:r>
+        <w:rPr>
+          <w:rFonts w:hint="eastAsia"/>
+          <w:lang w:val="en-US"/>
+        </w:rPr>
+        <w:t>/</w:t>
+      </w:r>
+      <w:r>
+        <w:rPr>
+          <w:rFonts w:hint="eastAsia"/>
+          <w:lang w:val="en-US"/>
+        </w:rPr>
+        <w:t>保护的责任</w:t>
+      </w:r>
+      <w:r>
+        <w:rPr>
+          <w:rFonts w:hint="eastAsia"/>
+          <w:lang w:val="en-US"/>
+        </w:rPr>
+        <w:t>。</w:t>
+      </w:r>
+      <w:r>
+        <w:rPr>
+          <w:rFonts w:hint="eastAsia"/>
+          <w:lang w:val="en-US"/>
+        </w:rPr>
+        <w:t>为了阻止或反对在他国境内发生对最基本人权的大规模侵犯（特别是大规模的屠杀和种族灭绝行为）而使用武力，尽管受害者并非属于</w:t>
+      </w:r>
+      <w:proofErr w:type="gramStart"/>
+      <w:r>
+        <w:rPr>
+          <w:rFonts w:hint="eastAsia"/>
+          <w:lang w:val="en-US"/>
+        </w:rPr>
+        <w:t>干预国</w:t>
+      </w:r>
+      <w:proofErr w:type="gramEnd"/>
+      <w:r>
+        <w:rPr>
+          <w:rFonts w:hint="eastAsia"/>
+          <w:lang w:val="en-US"/>
+        </w:rPr>
+        <w:t>的国民，同时也不存在权威国际组织、尤其是像联合国安理会的合法授权</w:t>
+      </w:r>
+      <w:r>
+        <w:rPr>
+          <w:rFonts w:hint="eastAsia"/>
+          <w:lang w:val="en-US"/>
+        </w:rPr>
+        <w:t>。</w:t>
+      </w:r>
+    </w:p>
+    <w:p>
+      <w:pPr>
+        <w:pStyle w:val="af1"/>
+        <w:rPr>
+          <w:lang w:val="en-US"/>
+        </w:rPr>
+      </w:pPr>
+      <w:r>
+        <w:rPr>
+          <w:rFonts w:hint="eastAsia"/>
+          <w:lang w:val="en-US"/>
+        </w:rPr>
+        <w:t xml:space="preserve">2. </w:t>
+      </w:r>
+      <w:r>
+        <w:rPr>
+          <w:rFonts w:hint="eastAsia"/>
+          <w:lang w:val="en-US"/>
+        </w:rPr>
+        <w:t>国家边界的固定（</w:t>
+      </w:r>
+      <w:r>
+        <w:rPr>
+          <w:rFonts w:hint="eastAsia"/>
+          <w:lang w:val="en-US"/>
+        </w:rPr>
+        <w:t>border fixity</w:t>
+      </w:r>
+      <w:r>
+        <w:rPr>
+          <w:rFonts w:hint="eastAsia"/>
+          <w:lang w:val="en-US"/>
+        </w:rPr>
+        <w:t>）</w:t>
+      </w:r>
+    </w:p>
+    <w:p>
+      <w:pPr>
+        <w:pStyle w:val="aa"/>
+        <w:spacing w:before="78" w:after="78"/>
+        <w:ind w:firstLine="420"/>
+        <w:rPr>
+          <w:lang w:val="en-US"/>
+        </w:rPr>
+      </w:pPr>
+      <w:r>
+        <w:rPr>
+          <w:rFonts w:hint="eastAsia"/>
+          <w:lang w:val="en-US"/>
+        </w:rPr>
+        <w:t>国家边界的固定规范</w:t>
+      </w:r>
+      <w:r>
+        <w:rPr>
+          <w:rFonts w:hint="eastAsia"/>
+          <w:lang w:val="en-US"/>
+        </w:rPr>
+        <w:t>禁止外国征服或者吞并一国的领土</w:t>
+      </w:r>
+      <w:r>
+        <w:rPr>
+          <w:rFonts w:hint="eastAsia"/>
+          <w:lang w:val="en-US"/>
+        </w:rPr>
+        <w:t>，</w:t>
+      </w:r>
+      <w:r>
+        <w:rPr>
+          <w:rFonts w:hint="eastAsia"/>
+          <w:lang w:val="en-US"/>
+        </w:rPr>
+        <w:t>尊重国家的主权和领土完整</w:t>
+      </w:r>
+      <w:r>
+        <w:rPr>
+          <w:rFonts w:hint="eastAsia"/>
+          <w:lang w:val="en-US"/>
+        </w:rPr>
+        <w:t>。其</w:t>
+      </w:r>
+      <w:r>
+        <w:rPr>
+          <w:rFonts w:hint="eastAsia"/>
+          <w:lang w:val="en-US"/>
+        </w:rPr>
+        <w:t>好处</w:t>
+      </w:r>
+      <w:r>
+        <w:rPr>
+          <w:rFonts w:hint="eastAsia"/>
+          <w:lang w:val="en-US"/>
+        </w:rPr>
+        <w:t>在于保障了</w:t>
+      </w:r>
+      <w:r>
+        <w:rPr>
+          <w:rFonts w:hint="eastAsia"/>
+          <w:lang w:val="en-US"/>
+        </w:rPr>
+        <w:t>小国的生存权</w:t>
+      </w:r>
+      <w:r>
+        <w:rPr>
+          <w:rFonts w:hint="eastAsia"/>
+          <w:lang w:val="en-US"/>
+        </w:rPr>
+        <w:t>。</w:t>
+      </w:r>
+      <w:r>
+        <w:rPr>
+          <w:rFonts w:hint="eastAsia"/>
+          <w:lang w:val="en-US"/>
+        </w:rPr>
+        <w:t>坏处</w:t>
+      </w:r>
+      <w:r>
+        <w:rPr>
+          <w:rFonts w:hint="eastAsia"/>
+          <w:lang w:val="en-US"/>
+        </w:rPr>
+        <w:t>在于，</w:t>
+      </w:r>
+      <w:r>
+        <w:rPr>
+          <w:rFonts w:hint="eastAsia"/>
+          <w:lang w:val="en-US"/>
+        </w:rPr>
+        <w:t>因为没有来自外部的领土压力，国家（尤其是失能国家）失去了进行国家建设</w:t>
+      </w:r>
+      <w:r>
+        <w:rPr>
+          <w:rFonts w:hint="eastAsia"/>
+          <w:lang w:val="en-US"/>
+        </w:rPr>
+        <w:t>（</w:t>
+      </w:r>
+      <w:r>
+        <w:rPr>
+          <w:rFonts w:hint="eastAsia"/>
+          <w:lang w:val="en-US"/>
+        </w:rPr>
+        <w:t>state building</w:t>
+      </w:r>
+      <w:r>
+        <w:rPr>
+          <w:rFonts w:hint="eastAsia"/>
+          <w:lang w:val="en-US"/>
+        </w:rPr>
+        <w:t>）</w:t>
+      </w:r>
+      <w:r>
+        <w:rPr>
+          <w:rFonts w:hint="eastAsia"/>
+          <w:lang w:val="en-US"/>
+        </w:rPr>
+        <w:t>的动力</w:t>
+      </w:r>
+      <w:r>
+        <w:rPr>
+          <w:rFonts w:hint="eastAsia"/>
+          <w:lang w:val="en-US"/>
+        </w:rPr>
+        <w:t>；</w:t>
+      </w:r>
+      <w:r>
+        <w:rPr>
+          <w:rFonts w:hint="eastAsia"/>
+          <w:lang w:val="en-US"/>
+        </w:rPr>
+        <w:t>殖民帝国划定的（不合理）边界不能改变</w:t>
+      </w:r>
+      <w:r>
+        <w:rPr>
+          <w:rFonts w:hint="eastAsia"/>
+          <w:lang w:val="en-US"/>
+        </w:rPr>
+        <w:t>，导致</w:t>
+      </w:r>
+      <w:r>
+        <w:rPr>
+          <w:rFonts w:hint="eastAsia"/>
+          <w:lang w:val="en-US"/>
+        </w:rPr>
+        <w:t>国内冲突外溢的可能性增加（族群的跨国分布）</w:t>
+      </w:r>
+      <w:r>
+        <w:rPr>
+          <w:rFonts w:hint="eastAsia"/>
+          <w:lang w:val="en-US"/>
+        </w:rPr>
+        <w:t>。</w:t>
+      </w:r>
+    </w:p>
+    <w:p>
+      <w:pPr>
+        <w:pStyle w:val="af1"/>
+        <w:rPr>
+          <w:lang w:val="en-US"/>
+        </w:rPr>
+      </w:pPr>
+      <w:r>
+        <w:rPr>
+          <w:rFonts w:hint="eastAsia"/>
+          <w:lang w:val="en-US"/>
+        </w:rPr>
+        <w:t xml:space="preserve">3. </w:t>
+      </w:r>
+      <w:r>
+        <w:rPr>
+          <w:rFonts w:hint="eastAsia"/>
+          <w:lang w:val="en-US"/>
+        </w:rPr>
+        <w:t>和平解决国际争端</w:t>
+      </w:r>
+    </w:p>
+    <w:p>
+      <w:pPr>
+        <w:pStyle w:val="aa"/>
+        <w:spacing w:before="78" w:after="78"/>
+        <w:ind w:firstLine="420"/>
+        <w:rPr>
+          <w:lang w:val="en-US"/>
+        </w:rPr>
+      </w:pPr>
+      <w:r>
+        <w:rPr>
+          <w:rFonts w:hint="eastAsia"/>
+          <w:lang w:val="en-US"/>
+        </w:rPr>
+        <w:t>和平解决国际争端原则指出，</w:t>
+      </w:r>
+      <w:r>
+        <w:rPr>
+          <w:rFonts w:hint="eastAsia"/>
+          <w:lang w:val="en-US"/>
+        </w:rPr>
+        <w:t>冲突的双方应当在自愿的基础上平等互利地解决争端</w:t>
+      </w:r>
+      <w:r>
+        <w:rPr>
+          <w:rFonts w:hint="eastAsia"/>
+          <w:lang w:val="en-US"/>
+        </w:rPr>
+        <w:t>。</w:t>
+      </w:r>
+      <w:r>
+        <w:rPr>
+          <w:rFonts w:hint="eastAsia"/>
+          <w:lang w:val="en-US"/>
+        </w:rPr>
+        <w:t>具体措施</w:t>
+      </w:r>
+      <w:r>
+        <w:rPr>
+          <w:rFonts w:hint="eastAsia"/>
+          <w:lang w:val="en-US"/>
+        </w:rPr>
+        <w:t>包括</w:t>
+      </w:r>
+      <w:r>
+        <w:rPr>
+          <w:rFonts w:hint="eastAsia"/>
+          <w:lang w:val="en-US"/>
+        </w:rPr>
+        <w:t>：</w:t>
+      </w:r>
+    </w:p>
+    <w:p>
+      <w:pPr>
+        <w:pStyle w:val="aa"/>
+        <w:numPr>
+          <w:ilvl w:val="0"/>
+          <w:numId w:val="41"/>
+        </w:numPr>
+        <w:spacing w:beforeLines="0" w:before="0" w:afterLines="0" w:after="0"/>
+        <w:ind w:left="442" w:hanging="442"/>
+        <w:rPr>
+          <w:lang w:val="en-US"/>
+        </w:rPr>
+      </w:pPr>
+      <w:r>
+        <w:rPr>
+          <w:rFonts w:hint="eastAsia"/>
+          <w:b/>
+          <w:bCs/>
+          <w:lang w:val="en-US"/>
+        </w:rPr>
+        <w:t>政治</w:t>
+      </w:r>
+      <w:r>
+        <w:rPr>
+          <w:rFonts w:hint="eastAsia"/>
+          <w:b/>
+          <w:bCs/>
+          <w:lang w:val="en-US"/>
+        </w:rPr>
+        <w:t>/</w:t>
+      </w:r>
+      <w:r>
+        <w:rPr>
+          <w:rFonts w:hint="eastAsia"/>
+          <w:b/>
+          <w:bCs/>
+          <w:lang w:val="en-US"/>
+        </w:rPr>
+        <w:t>外交方法：</w:t>
+      </w:r>
+      <w:r>
+        <w:rPr>
+          <w:rFonts w:hint="eastAsia"/>
+          <w:lang w:val="en-US"/>
+        </w:rPr>
+        <w:t>谈判和协商、调查、斡旋和调停、和解</w:t>
+      </w:r>
+      <w:r>
+        <w:rPr>
+          <w:rFonts w:hint="eastAsia"/>
+          <w:lang w:val="en-US"/>
+        </w:rPr>
+        <w:t>；</w:t>
+      </w:r>
+    </w:p>
+    <w:p>
+      <w:pPr>
+        <w:pStyle w:val="aa"/>
+        <w:numPr>
+          <w:ilvl w:val="0"/>
+          <w:numId w:val="41"/>
+        </w:numPr>
+        <w:spacing w:beforeLines="0" w:before="0" w:afterLines="0" w:after="0"/>
+        <w:ind w:left="442" w:hanging="442"/>
+        <w:rPr>
+          <w:lang w:val="en-US"/>
+        </w:rPr>
+      </w:pPr>
+      <w:r>
+        <w:rPr>
+          <w:rFonts w:hint="eastAsia"/>
+          <w:b/>
+          <w:bCs/>
+          <w:lang w:val="en-US"/>
+        </w:rPr>
+        <w:lastRenderedPageBreak/>
+        <w:t>法律方法：</w:t>
+      </w:r>
+      <w:r>
+        <w:rPr>
+          <w:rFonts w:hint="eastAsia"/>
+          <w:lang w:val="en-US"/>
+        </w:rPr>
+        <w:t>仲裁和司法解决</w:t>
+      </w:r>
+      <w:r>
+        <w:rPr>
+          <w:rFonts w:hint="eastAsia"/>
+          <w:lang w:val="en-US"/>
+        </w:rPr>
+        <w:t>；</w:t>
+      </w:r>
+    </w:p>
+    <w:p>
+      <w:pPr>
+        <w:pStyle w:val="aa"/>
+        <w:numPr>
+          <w:ilvl w:val="0"/>
+          <w:numId w:val="41"/>
+        </w:numPr>
+        <w:spacing w:beforeLines="0" w:before="0" w:afterLines="0" w:after="0"/>
+        <w:ind w:left="442" w:hanging="442"/>
+        <w:rPr>
+          <w:lang w:val="en-US"/>
+        </w:rPr>
+      </w:pPr>
+      <w:r>
+        <w:rPr>
+          <w:rFonts w:hint="eastAsia"/>
+          <w:b/>
+          <w:bCs/>
+          <w:lang w:val="en-US"/>
+        </w:rPr>
+        <w:t>国际和区域组织争端解决机制：</w:t>
+      </w:r>
+      <w:r>
+        <w:rPr>
+          <w:rFonts w:hint="eastAsia"/>
+          <w:lang w:val="en-US"/>
+        </w:rPr>
+        <w:t>联合国安理会、大会、秘书长</w:t>
+      </w:r>
+      <w:r>
+        <w:rPr>
+          <w:rFonts w:hint="eastAsia"/>
+          <w:lang w:val="en-US"/>
+        </w:rPr>
+        <w:t>；</w:t>
+      </w:r>
+      <w:r>
+        <w:rPr>
+          <w:rFonts w:hint="eastAsia"/>
+          <w:lang w:val="en-US"/>
+        </w:rPr>
+        <w:t>世贸组织</w:t>
+      </w:r>
+      <w:r>
+        <w:rPr>
+          <w:rFonts w:hint="eastAsia"/>
+          <w:lang w:val="en-US"/>
+        </w:rPr>
+        <w:t>；</w:t>
+      </w:r>
+      <w:r>
+        <w:rPr>
+          <w:rFonts w:hint="eastAsia"/>
+          <w:lang w:val="en-US"/>
+        </w:rPr>
+        <w:t>区域组织</w:t>
+      </w:r>
+      <w:r>
+        <w:rPr>
+          <w:rFonts w:hint="eastAsia"/>
+          <w:lang w:val="en-US"/>
+        </w:rPr>
+        <w:t>。</w:t>
+      </w:r>
+    </w:p>
+    <w:p>
+      <w:pPr>
+        <w:pStyle w:val="af1"/>
+        <w:rPr>
+          <w:lang w:val="en-US"/>
+        </w:rPr>
+      </w:pPr>
+      <w:r>
+        <w:rPr>
+          <w:rFonts w:hint="eastAsia"/>
+          <w:lang w:val="en-US"/>
+        </w:rPr>
+        <w:t xml:space="preserve">4. </w:t>
+      </w:r>
+      <w:r>
+        <w:rPr>
+          <w:rFonts w:hint="eastAsia"/>
+          <w:lang w:val="en-US"/>
+        </w:rPr>
+        <w:t>核武器（及其他</w:t>
+      </w:r>
+      <w:r>
+        <w:rPr>
+          <w:rFonts w:hint="eastAsia"/>
+          <w:lang w:val="en-US"/>
+        </w:rPr>
+        <w:t>WMD</w:t>
+      </w:r>
+      <w:r>
+        <w:rPr>
+          <w:rFonts w:hint="eastAsia"/>
+          <w:lang w:val="en-US"/>
+        </w:rPr>
+        <w:t>）禁忌</w:t>
+      </w:r>
+    </w:p>
+    <w:p>
+      <w:pPr>
+        <w:pStyle w:val="aa"/>
+        <w:spacing w:before="78" w:after="78"/>
+        <w:ind w:firstLine="420"/>
+        <w:rPr>
+          <w:lang w:val="en-US"/>
+        </w:rPr>
+      </w:pPr>
+      <w:r>
+        <w:rPr>
+          <w:rFonts w:hint="eastAsia"/>
+          <w:lang w:val="en-US"/>
+        </w:rPr>
+        <w:t>国际上已有的核武器禁忌即</w:t>
+      </w:r>
+      <w:r>
+        <w:rPr>
+          <w:rFonts w:hint="eastAsia"/>
+          <w:lang w:val="en-US"/>
+        </w:rPr>
+        <w:t>禁止使用及威胁使用核武器</w:t>
+      </w:r>
+      <w:r>
+        <w:rPr>
+          <w:rFonts w:hint="eastAsia"/>
+          <w:lang w:val="en-US"/>
+        </w:rPr>
+        <w:t>；</w:t>
+      </w:r>
+      <w:r>
+        <w:rPr>
+          <w:rFonts w:hint="eastAsia"/>
+          <w:lang w:val="en-US"/>
+        </w:rPr>
+        <w:t>没有人认为核武器只是“另外一种常规武器”</w:t>
+      </w:r>
+      <w:r>
+        <w:rPr>
+          <w:rFonts w:hint="eastAsia"/>
+          <w:lang w:val="en-US"/>
+        </w:rPr>
+        <w:t>。</w:t>
+      </w:r>
+      <w:r>
+        <w:rPr>
+          <w:rFonts w:hint="eastAsia"/>
+          <w:lang w:val="en-US"/>
+        </w:rPr>
+        <w:t>核禁忌的维持有赖于：</w:t>
+      </w:r>
+    </w:p>
+    <w:p>
+      <w:pPr>
+        <w:pStyle w:val="aa"/>
+        <w:numPr>
+          <w:ilvl w:val="0"/>
+          <w:numId w:val="42"/>
+        </w:numPr>
+        <w:spacing w:beforeLines="0" w:before="0" w:afterLines="0" w:after="0"/>
+        <w:ind w:left="442" w:hanging="442"/>
+        <w:rPr>
+          <w:lang w:val="en-US"/>
+        </w:rPr>
+      </w:pPr>
+      <w:r>
+        <w:rPr>
+          <w:rFonts w:hint="eastAsia"/>
+          <w:lang w:val="en-US"/>
+        </w:rPr>
+        <w:t>核武器的巨大破坏力</w:t>
+      </w:r>
+      <w:r>
+        <w:rPr>
+          <w:rFonts w:hint="eastAsia"/>
+          <w:lang w:val="en-US"/>
+        </w:rPr>
+        <w:t>；</w:t>
+      </w:r>
+    </w:p>
+    <w:p>
+      <w:pPr>
+        <w:pStyle w:val="aa"/>
+        <w:numPr>
+          <w:ilvl w:val="0"/>
+          <w:numId w:val="42"/>
+        </w:numPr>
+        <w:spacing w:beforeLines="0" w:before="0" w:afterLines="0" w:after="0"/>
+        <w:ind w:left="442" w:hanging="442"/>
+        <w:rPr>
+          <w:lang w:val="en-US"/>
+        </w:rPr>
+      </w:pPr>
+      <w:r>
+        <w:rPr>
+          <w:rFonts w:hint="eastAsia"/>
+          <w:lang w:val="en-US"/>
+        </w:rPr>
+        <w:t>核武器违反了区别原则和适度原则</w:t>
+      </w:r>
+      <w:r>
+        <w:rPr>
+          <w:rFonts w:hint="eastAsia"/>
+          <w:lang w:val="en-US"/>
+        </w:rPr>
+        <w:t>；</w:t>
+      </w:r>
+    </w:p>
+    <w:p>
+      <w:pPr>
+        <w:pStyle w:val="aa"/>
+        <w:numPr>
+          <w:ilvl w:val="0"/>
+          <w:numId w:val="42"/>
+        </w:numPr>
+        <w:spacing w:beforeLines="0" w:before="0" w:afterLines="0" w:after="0"/>
+        <w:ind w:left="442" w:hanging="442"/>
+        <w:rPr>
+          <w:lang w:val="en-US"/>
+        </w:rPr>
+      </w:pPr>
+      <w:r>
+        <w:rPr>
+          <w:rFonts w:hint="eastAsia"/>
+          <w:lang w:val="en-US"/>
+        </w:rPr>
+        <w:t>核武器是</w:t>
+      </w:r>
+      <w:proofErr w:type="gramStart"/>
+      <w:r>
+        <w:rPr>
+          <w:rFonts w:hint="eastAsia"/>
+          <w:lang w:val="en-US"/>
+        </w:rPr>
+        <w:t>不</w:t>
+      </w:r>
+      <w:proofErr w:type="gramEnd"/>
+      <w:r>
+        <w:rPr>
+          <w:rFonts w:hint="eastAsia"/>
+          <w:lang w:val="en-US"/>
+        </w:rPr>
+        <w:t>正义的</w:t>
+      </w:r>
+      <w:r>
+        <w:rPr>
+          <w:rFonts w:hint="eastAsia"/>
+          <w:lang w:val="en-US"/>
+        </w:rPr>
+        <w:t>。</w:t>
+      </w:r>
+    </w:p>
+    <w:p>
+      <w:pPr>
+        <w:pStyle w:val="aa"/>
+        <w:spacing w:before="78" w:after="78"/>
+        <w:ind w:firstLine="420"/>
+        <w:rPr>
+          <w:lang w:val="en-US"/>
+        </w:rPr>
+      </w:pPr>
+      <w:r>
+        <w:rPr>
+          <w:rFonts w:hint="eastAsia"/>
+          <w:lang w:val="en-US"/>
+        </w:rPr>
+        <w:t>核禁忌可能被侵蚀</w:t>
+      </w:r>
+      <w:r>
+        <w:rPr>
+          <w:rFonts w:hint="eastAsia"/>
+          <w:lang w:val="en-US"/>
+        </w:rPr>
+        <w:t>，</w:t>
+      </w:r>
+      <w:r>
+        <w:rPr>
+          <w:rFonts w:hint="eastAsia"/>
+          <w:lang w:val="en-US"/>
+        </w:rPr>
+        <w:t>如</w:t>
+      </w:r>
+      <w:r>
+        <w:rPr>
+          <w:rFonts w:hint="eastAsia"/>
+          <w:lang w:val="en-US"/>
+        </w:rPr>
+        <w:t>战术核武器、有限核战争、中子弹、</w:t>
+      </w:r>
+      <w:proofErr w:type="gramStart"/>
+      <w:r>
+        <w:rPr>
+          <w:rFonts w:hint="eastAsia"/>
+          <w:lang w:val="en-US"/>
+        </w:rPr>
+        <w:t>核钻地</w:t>
+      </w:r>
+      <w:proofErr w:type="gramEnd"/>
+      <w:r>
+        <w:rPr>
+          <w:rFonts w:hint="eastAsia"/>
+          <w:lang w:val="en-US"/>
+        </w:rPr>
+        <w:t>弹、和平核爆炸</w:t>
+      </w:r>
+      <w:r>
+        <w:rPr>
+          <w:rFonts w:hint="eastAsia"/>
+          <w:lang w:val="en-US"/>
+        </w:rPr>
+        <w:t>等。</w:t>
+      </w:r>
+    </w:p>
+    <w:p>
+      <w:pPr>
+        <w:pStyle w:val="af1"/>
+        <w:rPr>
+          <w:lang w:val="en-US"/>
+        </w:rPr>
+      </w:pPr>
+      <w:r>
+        <w:rPr>
+          <w:rFonts w:hint="eastAsia"/>
+          <w:lang w:val="en-US"/>
+        </w:rPr>
+        <w:t xml:space="preserve">5. </w:t>
+      </w:r>
+      <w:r>
+        <w:rPr>
+          <w:rFonts w:hint="eastAsia"/>
+          <w:lang w:val="en-US"/>
+        </w:rPr>
+        <w:t>禁止使用</w:t>
+      </w:r>
+      <w:proofErr w:type="gramStart"/>
+      <w:r>
+        <w:rPr>
+          <w:rFonts w:hint="eastAsia"/>
+          <w:lang w:val="en-US"/>
+        </w:rPr>
+        <w:t>反人员</w:t>
+      </w:r>
+      <w:proofErr w:type="gramEnd"/>
+      <w:r>
+        <w:rPr>
+          <w:rFonts w:hint="eastAsia"/>
+          <w:lang w:val="en-US"/>
+        </w:rPr>
+        <w:t>地雷</w:t>
+      </w:r>
+    </w:p>
+    <w:p>
+      <w:pPr>
+        <w:pStyle w:val="aa"/>
+        <w:spacing w:before="78" w:after="78"/>
+        <w:ind w:firstLine="420"/>
+        <w:rPr>
+          <w:lang w:val="en-US"/>
+        </w:rPr>
+      </w:pPr>
+      <w:r>
+        <w:rPr>
+          <w:rFonts w:hint="eastAsia"/>
+          <w:lang w:val="en-US"/>
+        </w:rPr>
+        <w:t>杀伤人员地雷是由“受害者引爆”的爆炸装置。杀伤人员地雷布设在地面之下、之上或附近，并设计成在人员出现、接近或接触时爆炸。</w:t>
+      </w:r>
+      <w:r>
+        <w:rPr>
+          <w:rFonts w:hint="eastAsia"/>
+          <w:lang w:val="en-US"/>
+        </w:rPr>
+        <w:t>国际上禁止使用</w:t>
+      </w:r>
+      <w:proofErr w:type="gramStart"/>
+      <w:r>
+        <w:rPr>
+          <w:rFonts w:hint="eastAsia"/>
+          <w:lang w:val="en-US"/>
+        </w:rPr>
+        <w:t>反人员</w:t>
+      </w:r>
+      <w:proofErr w:type="gramEnd"/>
+      <w:r>
+        <w:rPr>
+          <w:rFonts w:hint="eastAsia"/>
+          <w:lang w:val="en-US"/>
+        </w:rPr>
+        <w:t>地雷的规范即</w:t>
+      </w:r>
+      <w:r>
+        <w:rPr>
+          <w:rFonts w:hint="eastAsia"/>
+          <w:lang w:val="en-US"/>
+        </w:rPr>
+        <w:t>不使用、储存、生产、发展、获取和转让杀伤人员地雷</w:t>
+      </w:r>
+      <w:r>
+        <w:rPr>
+          <w:rFonts w:hint="eastAsia"/>
+          <w:lang w:val="en-US"/>
+        </w:rPr>
+        <w:t>。</w:t>
+      </w:r>
+      <w:r>
+        <w:rPr>
+          <w:rFonts w:hint="eastAsia"/>
+          <w:lang w:val="en-US"/>
+        </w:rPr>
+        <w:t>禁止使用杀伤人员地雷的理由</w:t>
+      </w:r>
+      <w:r>
+        <w:rPr>
+          <w:rFonts w:hint="eastAsia"/>
+          <w:lang w:val="en-US"/>
+        </w:rPr>
+        <w:t>是</w:t>
+      </w:r>
+      <w:r>
+        <w:rPr>
+          <w:rFonts w:hint="eastAsia"/>
+          <w:lang w:val="en-US"/>
+        </w:rPr>
+        <w:t>：杀伤人员地雷本质上不能区分平民和士兵，而区分原则是国际人道法的基本要求</w:t>
+      </w:r>
+      <w:r>
+        <w:rPr>
+          <w:rFonts w:hint="eastAsia"/>
+          <w:lang w:val="en-US"/>
+        </w:rPr>
+        <w:t>；</w:t>
+      </w:r>
+      <w:r>
+        <w:rPr>
+          <w:rFonts w:hint="eastAsia"/>
+          <w:lang w:val="en-US"/>
+        </w:rPr>
+        <w:t>杀伤人员地雷在冲突结束很长时间后仍在继续爆炸，大多是不分皂白地造成平民的死亡和残疾</w:t>
+      </w:r>
+      <w:r>
+        <w:rPr>
+          <w:rFonts w:hint="eastAsia"/>
+          <w:lang w:val="en-US"/>
+        </w:rPr>
+        <w:t>。</w:t>
+      </w:r>
+    </w:p>
+    <w:p>
+      <w:pPr>
+        <w:pStyle w:val="aa"/>
+        <w:spacing w:before="78" w:after="78"/>
+        <w:rPr>
+          <w:lang w:val="en-US"/>
+        </w:rPr>
+      </w:pPr>
+    </w:p>
+    <w:p>
+      <w:pPr>
+        <w:pStyle w:val="aa"/>
+        <w:spacing w:before="78" w:after="78"/>
+        <w:rPr>
+          <w:lang w:val="en-US"/>
+        </w:rPr>
+      </w:pPr>
+    </w:p>
+    <w:p>
+      <w:pPr>
+        <w:pStyle w:val="aa"/>
+        <w:spacing w:before="78" w:after="78"/>
+        <w:rPr>
+          <w:lang w:val="en-US"/>
+        </w:rPr>
+      </w:pPr>
+    </w:p>
+    <w:p>
+      <w:pPr>
+        <w:pStyle w:val="a9"/>
+        <w:rPr>
+          <w:lang w:val="en-US"/>
+        </w:rPr>
+      </w:pPr>
+      <w:bookmarkStart w:id="97" w:name="_Toc232435260"/>
+      <w:r>
+        <w:rPr>
+          <w:rFonts w:hint="eastAsia"/>
+          <w:lang w:val="en-US"/>
+        </w:rPr>
+        <w:t>第九讲</w:t>
+      </w:r>
+      <w:r>
+        <w:rPr>
+          <w:rFonts w:hint="eastAsia"/>
+          <w:lang w:val="en-US"/>
+        </w:rPr>
+        <w:t xml:space="preserve"> </w:t>
+      </w:r>
+      <w:r>
+        <w:rPr>
+          <w:rFonts w:hint="eastAsia"/>
+          <w:lang w:val="en-US"/>
+        </w:rPr>
+        <w:t>总结</w:t>
+      </w:r>
+      <w:r>
+        <w:rPr>
+          <w:rFonts w:hint="eastAsia"/>
+          <w:lang w:val="en-US"/>
+        </w:rPr>
+        <w:t>：国际安全与国内政治</w:t>
+      </w:r>
+      <w:bookmarkEnd w:id="97"/>
+    </w:p>
+    <w:p>
+      <w:pPr>
+        <w:pStyle w:val="aa"/>
+        <w:spacing w:before="78" w:after="78"/>
+        <w:jc w:val="center"/>
+        <w:rPr>
+          <w:lang w:val="en-US"/>
+        </w:rPr>
+      </w:pPr>
+      <w:r>
+        <w:rPr>
+          <w:rFonts w:hint="eastAsia"/>
+          <w:lang w:val="en-US"/>
+        </w:rPr>
+        <w:t>2026.6.15</w:t>
+      </w:r>
+    </w:p>
+    <w:p>
+      <w:pPr>
+        <w:pStyle w:val="ac"/>
+        <w:rPr>
+          <w:lang w:val="en-US"/>
+        </w:rPr>
+      </w:pPr>
+      <w:bookmarkStart w:id="98" w:name="_Toc232435261"/>
+      <w:r>
+        <w:rPr>
+          <w:rFonts w:hint="eastAsia"/>
+          <w:lang w:val="en-US"/>
+        </w:rPr>
+        <w:t>一、国际安全真的（只）是“国际”的问题吗</w:t>
+      </w:r>
+      <w:bookmarkEnd w:id="98"/>
+    </w:p>
+    <w:p>
+      <w:pPr>
+        <w:pStyle w:val="aa"/>
+        <w:spacing w:before="78" w:after="78"/>
+        <w:rPr>
+          <w:lang w:val="en-US"/>
+        </w:rPr>
+      </w:pPr>
+      <w:r>
+        <w:rPr>
+          <w:lang w:val="en-US"/>
+        </w:rPr>
+        <w:tab/>
+      </w:r>
+      <w:r>
+        <w:rPr>
+          <w:rFonts w:hint="eastAsia"/>
+          <w:lang w:val="en-US"/>
+        </w:rPr>
+        <w:t>面对同样的外部安全威胁，不同的国家可能会采取不同应对政策。就传统安全威胁方面，如在冷战时期，西欧国家将苏联视为军事威胁，其中一些国家选择结盟，即加入北约；另一些国家则选择了中立道路。就非传统安全威胁方面，如在当代的气候安全问题上，有的国家选择积极减排，有的国家强调约束他国气候政策，也有的国家无视气候变化。那么，哪些因素导致了不同国家用不同方式回应相似的威胁？哪一条理论路径回答这一问题更有说服力？</w:t>
+      </w:r>
+    </w:p>
+    <w:p>
+      <w:pPr>
+        <w:pStyle w:val="aa"/>
+        <w:spacing w:before="78" w:after="78"/>
+        <w:ind w:firstLine="420"/>
+        <w:rPr>
+          <w:lang w:val="en-US"/>
+        </w:rPr>
+      </w:pPr>
+      <w:r>
+        <w:rPr>
+          <w:rFonts w:hint="eastAsia"/>
+          <w:lang w:val="en-US"/>
+        </w:rPr>
+        <w:t>国内政治因素可能影响国际安全，如国家制度与政党竞争、领导人更替、利益集团、军人与文官关系、民族主义与公众舆论、经济结构、国家能力、政权合法性等。国际安全现象也会影响国内政治，如国家间战争、联盟政治、军备竞赛等因素。</w:t>
+      </w:r>
+    </w:p>
+    <w:p>
+      <w:pPr>
+        <w:pStyle w:val="aa"/>
+        <w:spacing w:before="78" w:after="78"/>
+        <w:rPr>
+          <w:lang w:val="en-US"/>
+        </w:rPr>
+      </w:pPr>
+    </w:p>
+    <w:p>
+      <w:pPr>
+        <w:pStyle w:val="ac"/>
+        <w:rPr>
+          <w:lang w:val="en-US"/>
+        </w:rPr>
+      </w:pPr>
+      <w:bookmarkStart w:id="99" w:name="_Toc232435262"/>
+      <w:r>
+        <w:rPr>
+          <w:rFonts w:hint="eastAsia"/>
+          <w:lang w:val="en-US"/>
+        </w:rPr>
+        <w:t>二、国内政治如何影响国际安全</w:t>
+      </w:r>
+      <w:bookmarkEnd w:id="99"/>
+    </w:p>
+    <w:p>
+      <w:pPr>
+        <w:pStyle w:val="ae"/>
+        <w:rPr>
+          <w:lang w:val="en-US"/>
+        </w:rPr>
+      </w:pPr>
+      <w:bookmarkStart w:id="100" w:name="_Toc232435263"/>
+      <w:r>
+        <w:rPr>
+          <w:rFonts w:hint="eastAsia"/>
+          <w:lang w:val="en-US"/>
+        </w:rPr>
+        <w:t>（一）民主和平论及其缺陷</w:t>
+      </w:r>
+      <w:bookmarkEnd w:id="100"/>
+    </w:p>
+    <w:p>
+      <w:pPr>
+        <w:pStyle w:val="aa"/>
+        <w:spacing w:before="78" w:after="78"/>
+        <w:ind w:firstLine="420"/>
+        <w:rPr>
+          <w:lang w:val="en-US"/>
+        </w:rPr>
+      </w:pPr>
+      <w:r>
+        <w:rPr>
+          <w:rFonts w:hint="eastAsia"/>
+          <w:lang w:val="en-US"/>
+        </w:rPr>
+        <w:t>民主和平论是关于国内政治如何影响国际安全的一个理论，其认为民主国家更爱好和平，民主国家之间不会发生战争。对于民主和平论的质疑之一在于，对“民主国家”的概念界定</w:t>
+      </w:r>
+      <w:r>
+        <w:rPr>
+          <w:rFonts w:hint="eastAsia"/>
+          <w:lang w:val="en-US"/>
+        </w:rPr>
+        <w:lastRenderedPageBreak/>
+        <w:t>主观性过强。也有观点认为，民主化转型过程中的国家的政治体制尚未成熟，因此更有可能发动战争。</w:t>
+      </w:r>
+    </w:p>
+    <w:p>
+      <w:pPr>
+        <w:pStyle w:val="ae"/>
+        <w:rPr>
+          <w:lang w:val="en-US"/>
+        </w:rPr>
+      </w:pPr>
+      <w:bookmarkStart w:id="101" w:name="_Toc232435264"/>
+      <w:r>
+        <w:rPr>
+          <w:rFonts w:hint="eastAsia"/>
+          <w:lang w:val="en-US"/>
+        </w:rPr>
+        <w:t>（二）转移视线战争</w:t>
+      </w:r>
+      <w:bookmarkEnd w:id="101"/>
+    </w:p>
+    <w:p>
+      <w:pPr>
+        <w:pStyle w:val="aa"/>
+        <w:spacing w:before="78" w:after="78"/>
+        <w:rPr>
+          <w:lang w:val="en-US"/>
+        </w:rPr>
+      </w:pPr>
+      <w:r>
+        <w:rPr>
+          <w:lang w:val="en-US"/>
+        </w:rPr>
+        <w:tab/>
+      </w:r>
+      <w:r>
+        <w:rPr>
+          <w:rFonts w:hint="eastAsia"/>
+          <w:lang w:val="en-US"/>
+        </w:rPr>
+        <w:t>当国内政治压力上升时，领导人可能通过对外制造危机或发动战争，转移公众注意力，激发民族主义情绪，从而巩固自身执政地位。其机制在于：第一，国内政治压力对领导人构成挑战时，领导人需要转移民众的注意力至与国内政治无关的议题上，其中一个选择就是外部安全威胁；第二，转移注意力后，进行民族主义动员；第三，动员之后，修复政权的合法性。这一机制提示我们，当一个国家的国内政治发生动荡时，应注意其是否会在其周边挑起事端、发动战争</w:t>
+      </w:r>
+      <w:r>
+        <w:rPr>
+          <w:rFonts w:hint="eastAsia"/>
+          <w:lang w:val="en-US"/>
+        </w:rPr>
+        <w:t>，产生外溢影响</w:t>
+      </w:r>
+      <w:r>
+        <w:rPr>
+          <w:rFonts w:hint="eastAsia"/>
+          <w:lang w:val="en-US"/>
+        </w:rPr>
+        <w:t>。</w:t>
+      </w:r>
+      <w:r>
+        <w:rPr>
+          <w:rFonts w:hint="eastAsia"/>
+          <w:lang w:val="en-US"/>
+        </w:rPr>
+        <w:t>当然，这一“转移视线战争”也有风险，例如若该国在挑起的危机中失败了，则局面对政治领导人而言可能会更加严峻；因此，发起“转移视线战争”时，应确保本国有能力应对外部安全威胁，且能充分回应国内民众的民族主义情绪。</w:t>
+      </w:r>
+    </w:p>
+    <w:p>
+      <w:pPr>
+        <w:pStyle w:val="aa"/>
+        <w:spacing w:before="78" w:after="78"/>
+        <w:ind w:firstLine="420"/>
+        <w:rPr>
+          <w:lang w:val="en-US"/>
+        </w:rPr>
+      </w:pPr>
+      <w:r>
+        <w:rPr>
+          <w:rFonts w:hint="eastAsia"/>
+          <w:lang w:val="en-US"/>
+        </w:rPr>
+        <w:t>“转移视线战争”的典例即为英阿马岛战争，这场战争对双方而言都是转移视线的助力，而在结果上，英国成功转移了视线，阿根廷军政府却失败了。此外，伊拉克入侵科威特，以及今年的美以伊战争，也都可以用“转移视线战争”的理论分析。</w:t>
+      </w:r>
+    </w:p>
+    <w:p>
+      <w:pPr>
+        <w:pStyle w:val="ae"/>
+        <w:rPr>
+          <w:lang w:val="en-US"/>
+        </w:rPr>
+      </w:pPr>
+      <w:bookmarkStart w:id="102" w:name="_Toc232435265"/>
+      <w:r>
+        <w:rPr>
+          <w:rFonts w:hint="eastAsia"/>
+          <w:lang w:val="en-US"/>
+        </w:rPr>
+        <w:t>（三）利益集团与安全政策</w:t>
+      </w:r>
+      <w:bookmarkEnd w:id="102"/>
+    </w:p>
+    <w:p>
+      <w:pPr>
+        <w:pStyle w:val="aa"/>
+        <w:spacing w:before="78" w:after="78"/>
+        <w:rPr>
+          <w:lang w:val="en-US"/>
+        </w:rPr>
+      </w:pPr>
+      <w:r>
+        <w:rPr>
+          <w:lang w:val="en-US"/>
+        </w:rPr>
+        <w:tab/>
+      </w:r>
+      <w:r>
+        <w:rPr>
+          <w:rFonts w:hint="eastAsia"/>
+          <w:lang w:val="en-US"/>
+        </w:rPr>
+        <w:t>国际安全政策并不总是由抽象的“国家利益”决定，也可能受国内利益联盟的塑造。军工复合体会影响国防开支；能源利益可能会影响一国对特定能源生产国或地区（如中东、俄罗斯）的政策；侨民政治可能会影响母国与居住国的外交，如以色列游说集团对美国中东政策的影响；边境产业利益可能会影响国家的移民和边境政策。</w:t>
+      </w:r>
+    </w:p>
+    <w:p>
+      <w:pPr>
+        <w:pStyle w:val="ae"/>
+        <w:rPr>
+          <w:lang w:val="en-US"/>
+        </w:rPr>
+      </w:pPr>
+      <w:bookmarkStart w:id="103" w:name="_Toc232435266"/>
+      <w:r>
+        <w:rPr>
+          <w:rFonts w:hint="eastAsia"/>
+          <w:lang w:val="en-US"/>
+        </w:rPr>
+        <w:t>（四）民族主义、身份政治与国际冲突</w:t>
+      </w:r>
+      <w:bookmarkEnd w:id="103"/>
+    </w:p>
+    <w:p>
+      <w:pPr>
+        <w:pStyle w:val="aa"/>
+        <w:spacing w:before="78" w:after="78"/>
+        <w:ind w:firstLine="420"/>
+        <w:rPr>
+          <w:lang w:val="en-US"/>
+        </w:rPr>
+      </w:pPr>
+      <w:r>
+        <w:rPr>
+          <w:rFonts w:hint="eastAsia"/>
+          <w:lang w:val="en-US"/>
+        </w:rPr>
+        <w:t>民族主义舆论限制了领导人的外交空间，尤其是领导人妥协的空间；在此情况下，领导人更可能用强硬的方式与对方交涉。另一方面，国家也可能有意识地利用民族主义情绪，从而显示本国的强硬态度，促使对方妥协。</w:t>
+      </w:r>
+    </w:p>
+    <w:p>
+      <w:pPr>
+        <w:pStyle w:val="aa"/>
+        <w:spacing w:before="78" w:after="78"/>
+        <w:ind w:firstLine="420"/>
+        <w:rPr>
+          <w:lang w:val="en-US"/>
+        </w:rPr>
+      </w:pPr>
+      <w:r>
+        <w:rPr>
+          <w:rFonts w:hint="eastAsia"/>
+          <w:lang w:val="en-US"/>
+        </w:rPr>
+        <w:t>历史的问题</w:t>
+      </w:r>
+      <w:r>
+        <w:rPr>
+          <w:rFonts w:hint="eastAsia"/>
+          <w:lang w:val="en-US"/>
+        </w:rPr>
+        <w:t>或历史记忆</w:t>
+      </w:r>
+      <w:r>
+        <w:rPr>
+          <w:rFonts w:hint="eastAsia"/>
+          <w:lang w:val="en-US"/>
+        </w:rPr>
+        <w:t>会影响到今时今日的两国间的互信，从而影响地区安全</w:t>
+      </w:r>
+      <w:r>
+        <w:rPr>
+          <w:rFonts w:hint="eastAsia"/>
+          <w:lang w:val="en-US"/>
+        </w:rPr>
+        <w:t>。有的国家甚至可能会因历史及族群问题而寻求复仇，形成历史复仇主义。</w:t>
+      </w:r>
+    </w:p>
+    <w:p>
+      <w:pPr>
+        <w:pStyle w:val="aa"/>
+        <w:spacing w:before="78" w:after="78"/>
+        <w:rPr>
+          <w:lang w:val="en-US"/>
+        </w:rPr>
+      </w:pPr>
+      <w:r>
+        <w:rPr>
+          <w:lang w:val="en-US"/>
+        </w:rPr>
+        <w:tab/>
+      </w:r>
+      <w:r>
+        <w:rPr>
+          <w:rFonts w:hint="eastAsia"/>
+          <w:lang w:val="en-US"/>
+        </w:rPr>
+        <w:t>身份政治加剧了“敌我”划分，其加强了对立，也强化了同盟内部的稳固性。强化“我们感”的重要方式就是树立“非我”的敌对者。</w:t>
+      </w:r>
+    </w:p>
+    <w:p>
+      <w:pPr>
+        <w:pStyle w:val="aa"/>
+        <w:spacing w:before="78" w:after="78"/>
+        <w:rPr>
+          <w:lang w:val="en-US"/>
+        </w:rPr>
+      </w:pPr>
+    </w:p>
+    <w:p>
+      <w:pPr>
+        <w:pStyle w:val="ac"/>
+        <w:rPr>
+          <w:lang w:val="en-US"/>
+        </w:rPr>
+      </w:pPr>
+      <w:bookmarkStart w:id="104" w:name="_Toc232435267"/>
+      <w:r>
+        <w:rPr>
+          <w:rFonts w:hint="eastAsia"/>
+          <w:lang w:val="en-US"/>
+        </w:rPr>
+        <w:t>三、国际安全如何影响国内政治</w:t>
+      </w:r>
+      <w:bookmarkEnd w:id="104"/>
+    </w:p>
+    <w:p>
+      <w:pPr>
+        <w:pStyle w:val="ae"/>
+        <w:rPr>
+          <w:lang w:val="en-US"/>
+        </w:rPr>
+      </w:pPr>
+      <w:bookmarkStart w:id="105" w:name="_Toc232435268"/>
+      <w:r>
+        <w:rPr>
+          <w:rFonts w:hint="eastAsia"/>
+          <w:lang w:val="en-US"/>
+        </w:rPr>
+        <w:t>（一）战争与国家建构</w:t>
+      </w:r>
+      <w:bookmarkEnd w:id="105"/>
+    </w:p>
+    <w:p>
+      <w:pPr>
+        <w:pStyle w:val="aa"/>
+        <w:spacing w:before="78" w:after="78"/>
+        <w:rPr>
+          <w:lang w:val="en-US"/>
+        </w:rPr>
+      </w:pPr>
+      <w:r>
+        <w:rPr>
+          <w:lang w:val="en-US"/>
+        </w:rPr>
+        <w:tab/>
+      </w:r>
+      <w:r>
+        <w:rPr>
+          <w:rFonts w:hint="eastAsia"/>
+          <w:lang w:val="en-US"/>
+        </w:rPr>
+        <w:t>“战争制造国家，国家制造战争。”战争常常推动现代国家能力的形成。为了应对战争，国家需要征税、征兵、建设官僚体系和强化中央权威。</w:t>
+      </w:r>
+    </w:p>
+    <w:p>
+      <w:pPr>
+        <w:pStyle w:val="ae"/>
+        <w:rPr>
+          <w:lang w:val="en-US"/>
+        </w:rPr>
+      </w:pPr>
+      <w:bookmarkStart w:id="106" w:name="_Toc232435269"/>
+      <w:r>
+        <w:rPr>
+          <w:rFonts w:hint="eastAsia"/>
+          <w:lang w:val="en-US"/>
+        </w:rPr>
+        <w:t>（二）外部威胁与国内团结</w:t>
+      </w:r>
+      <w:r>
+        <w:rPr>
+          <w:rFonts w:hint="eastAsia"/>
+          <w:lang w:val="en-US"/>
+        </w:rPr>
+        <w:t>/</w:t>
+      </w:r>
+      <w:r>
+        <w:rPr>
+          <w:rFonts w:hint="eastAsia"/>
+          <w:lang w:val="en-US"/>
+        </w:rPr>
+        <w:t>分裂</w:t>
+      </w:r>
+      <w:bookmarkEnd w:id="106"/>
+    </w:p>
+    <w:p>
+      <w:pPr>
+        <w:pStyle w:val="aa"/>
+        <w:spacing w:before="78" w:after="78"/>
+        <w:ind w:firstLine="420"/>
+        <w:rPr>
+          <w:lang w:val="en-US"/>
+        </w:rPr>
+      </w:pPr>
+      <w:r>
+        <w:rPr>
+          <w:rFonts w:hint="eastAsia"/>
+          <w:lang w:val="en-US"/>
+        </w:rPr>
+        <w:t>外部威胁可能会导致国内更团结——当社会对威胁认知一致时，外部压力可能带来团结，如将中国视作“威胁”是美国两党政治分歧加剧背景下少有的共识议题；当然，外部威胁也</w:t>
+      </w:r>
+      <w:r>
+        <w:rPr>
+          <w:rFonts w:hint="eastAsia"/>
+          <w:lang w:val="en-US"/>
+        </w:rPr>
+        <w:lastRenderedPageBreak/>
+        <w:t>可能使国内更分裂</w:t>
+      </w:r>
+      <w:r>
+        <w:rPr>
+          <w:rFonts w:hint="eastAsia"/>
+          <w:lang w:val="en-US"/>
+        </w:rPr>
+        <w:t>——当国内对威胁来源和应对方式分歧严重时，外部威胁可能引发政治对立，如越南战争（对外部的安全承诺）加剧了美国国内的政治分裂</w:t>
+      </w:r>
+      <w:r>
+        <w:rPr>
+          <w:rFonts w:hint="eastAsia"/>
+          <w:lang w:val="en-US"/>
+        </w:rPr>
+        <w:t>。</w:t>
+      </w:r>
+    </w:p>
+    <w:p>
+      <w:pPr>
+        <w:pStyle w:val="ae"/>
+        <w:rPr>
+          <w:lang w:val="en-US"/>
+        </w:rPr>
+      </w:pPr>
+      <w:bookmarkStart w:id="107" w:name="_Toc232435270"/>
+      <w:r>
+        <w:rPr>
+          <w:rFonts w:hint="eastAsia"/>
+          <w:lang w:val="en-US"/>
+        </w:rPr>
+        <w:t>（三）安全化与国家权力的扩张</w:t>
+      </w:r>
+      <w:bookmarkEnd w:id="107"/>
+    </w:p>
+    <w:p>
+      <w:pPr>
+        <w:pStyle w:val="aa"/>
+        <w:spacing w:before="78" w:after="78"/>
+        <w:rPr>
+          <w:lang w:val="en-US"/>
+        </w:rPr>
+      </w:pPr>
+      <w:r>
+        <w:rPr>
+          <w:lang w:val="en-US"/>
+        </w:rPr>
+        <w:tab/>
+      </w:r>
+      <w:r>
+        <w:rPr>
+          <w:rFonts w:hint="eastAsia"/>
+          <w:lang w:val="en-US"/>
+        </w:rPr>
+        <w:t>当某个问题被界定为国家安全问题后，政府往往更容易采取非常措施。反恐、战争、边境管控、网络安全、公共卫生危机等都可能推动国家权力扩张。由此产生的问题就是安全</w:t>
+      </w:r>
+      <w:proofErr w:type="gramStart"/>
+      <w:r>
+        <w:rPr>
+          <w:rFonts w:hint="eastAsia"/>
+          <w:lang w:val="en-US"/>
+        </w:rPr>
+        <w:t>化是否</w:t>
+      </w:r>
+      <w:proofErr w:type="gramEnd"/>
+      <w:r>
+        <w:rPr>
+          <w:rFonts w:hint="eastAsia"/>
+          <w:lang w:val="en-US"/>
+        </w:rPr>
+        <w:t>是必要的——有的议题被过度安全化或“泛安全化”的，其好处在于能得到更多资源与关注，坏处则在于可能把一些原先可能由合作解决的问题变为了国家间竞争的一部分，导致阵营化的扩大。另一个问题则是，安全</w:t>
+      </w:r>
+      <w:proofErr w:type="gramStart"/>
+      <w:r>
+        <w:rPr>
+          <w:rFonts w:hint="eastAsia"/>
+          <w:lang w:val="en-US"/>
+        </w:rPr>
+        <w:t>化是否</w:t>
+      </w:r>
+      <w:proofErr w:type="gramEnd"/>
+      <w:r>
+        <w:rPr>
+          <w:rFonts w:hint="eastAsia"/>
+          <w:lang w:val="en-US"/>
+        </w:rPr>
+        <w:t>会压缩社会权利，特别是在一国资源有限的情况下，到底要把有限资源投入到哪些议题上。此外，国家如何在安全和自由之间取得平衡，也是一个问题。</w:t>
+      </w:r>
+    </w:p>
+    <w:p>
+      <w:pPr>
+        <w:pStyle w:val="aa"/>
+        <w:spacing w:before="78" w:after="78"/>
+        <w:rPr>
           <w:lang w:val="en-US"/>
         </w:rPr>
       </w:pPr>
     </w:p>
     <w:sectPr>
-      <w:footerReference w:type="default" r:id="rId10"/>
+      <w:footerReference w:type="default" r:id="rId11"/>
       <w:pgSz w:w="11906" w:h="16838"/>
       <w:pgMar w:top="1440" w:right="1800" w:bottom="1440" w:left="1800" w:header="851" w:footer="992" w:gutter="0"/>
       <w:cols w:space="425"/>
@@ -31528,95 +34744,9 @@
     </w:lvl>
   </w:abstractNum>
   <w:abstractNum w:abstractNumId="1" w15:restartNumberingAfterBreak="0">
-    <w:nsid w:val="0DCE448F"/>
+    <w:nsid w:val="0A0512FF"/>
     <w:multiLevelType w:val="hybridMultilevel"/>
-    <w:tmpl w:val="C6008404"/>
-    <w:lvl w:ilvl="0" w:tplc="0409000F">
-      <w:start w:val="1"/>
-      <w:numFmt w:val="decimal"/>
-      <w:lvlText w:val="%1."/>
-      <w:lvlJc w:val="left"/>
-      <w:pPr>
-        <w:ind w:left="440" w:hanging="440"/>
-      </w:pPr>
-    </w:lvl>
-    <w:lvl w:ilvl="1" w:tplc="04090019" w:tentative="1">
-      <w:start w:val="1"/>
-      <w:numFmt w:val="lowerLetter"/>
-      <w:lvlText w:val="%2)"/>
-      <w:lvlJc w:val="left"/>
-      <w:pPr>
-        <w:ind w:left="880" w:hanging="440"/>
-      </w:pPr>
-    </w:lvl>
-    <w:lvl w:ilvl="2" w:tplc="0409001B" w:tentative="1">
-      <w:start w:val="1"/>
-      <w:numFmt w:val="lowerRoman"/>
-      <w:lvlText w:val="%3."/>
-      <w:lvlJc w:val="right"/>
-      <w:pPr>
-        <w:ind w:left="1320" w:hanging="440"/>
-      </w:pPr>
-    </w:lvl>
-    <w:lvl w:ilvl="3" w:tplc="0409000F" w:tentative="1">
-      <w:start w:val="1"/>
-      <w:numFmt w:val="decimal"/>
-      <w:lvlText w:val="%4."/>
-      <w:lvlJc w:val="left"/>
-      <w:pPr>
-        <w:ind w:left="1760" w:hanging="440"/>
-      </w:pPr>
-    </w:lvl>
-    <w:lvl w:ilvl="4" w:tplc="04090019" w:tentative="1">
-      <w:start w:val="1"/>
-      <w:numFmt w:val="lowerLetter"/>
-      <w:lvlText w:val="%5)"/>
-      <w:lvlJc w:val="left"/>
-      <w:pPr>
-        <w:ind w:left="2200" w:hanging="440"/>
-      </w:pPr>
-    </w:lvl>
-    <w:lvl w:ilvl="5" w:tplc="0409001B" w:tentative="1">
-      <w:start w:val="1"/>
-      <w:numFmt w:val="lowerRoman"/>
-      <w:lvlText w:val="%6."/>
-      <w:lvlJc w:val="right"/>
-      <w:pPr>
-        <w:ind w:left="2640" w:hanging="440"/>
-      </w:pPr>
-    </w:lvl>
-    <w:lvl w:ilvl="6" w:tplc="0409000F" w:tentative="1">
-      <w:start w:val="1"/>
-      <w:numFmt w:val="decimal"/>
-      <w:lvlText w:val="%7."/>
-      <w:lvlJc w:val="left"/>
-      <w:pPr>
-        <w:ind w:left="3080" w:hanging="440"/>
-      </w:pPr>
-    </w:lvl>
-    <w:lvl w:ilvl="7" w:tplc="04090019" w:tentative="1">
-      <w:start w:val="1"/>
-      <w:numFmt w:val="lowerLetter"/>
-      <w:lvlText w:val="%8)"/>
-      <w:lvlJc w:val="left"/>
-      <w:pPr>
-        <w:ind w:left="3520" w:hanging="440"/>
-      </w:pPr>
-    </w:lvl>
-    <w:lvl w:ilvl="8" w:tplc="0409001B" w:tentative="1">
-      <w:start w:val="1"/>
-      <w:numFmt w:val="lowerRoman"/>
-      <w:lvlText w:val="%9."/>
-      <w:lvlJc w:val="right"/>
-      <w:pPr>
-        <w:ind w:left="3960" w:hanging="440"/>
-      </w:pPr>
-    </w:lvl>
-  </w:abstractNum>
-  <w:abstractNum w:abstractNumId="2" w15:restartNumberingAfterBreak="0">
-    <w:nsid w:val="11E352F7"/>
-    <w:multiLevelType w:val="hybridMultilevel"/>
-    <w:tmpl w:val="2F9853C6"/>
+    <w:tmpl w:val="E0B4DFA0"/>
     <w:lvl w:ilvl="0" w:tplc="04090001">
       <w:start w:val="1"/>
       <w:numFmt w:val="bullet"/>
@@ -31726,10 +34856,10 @@
       </w:rPr>
     </w:lvl>
   </w:abstractNum>
-  <w:abstractNum w:abstractNumId="3" w15:restartNumberingAfterBreak="0">
-    <w:nsid w:val="13957271"/>
+  <w:abstractNum w:abstractNumId="2" w15:restartNumberingAfterBreak="0">
+    <w:nsid w:val="0DCE448F"/>
     <w:multiLevelType w:val="hybridMultilevel"/>
-    <w:tmpl w:val="6D3C1368"/>
+    <w:tmpl w:val="C6008404"/>
     <w:lvl w:ilvl="0" w:tplc="0409000F">
       <w:start w:val="1"/>
       <w:numFmt w:val="decimal"/>
@@ -31812,10 +34942,10 @@
       </w:pPr>
     </w:lvl>
   </w:abstractNum>
-  <w:abstractNum w:abstractNumId="4" w15:restartNumberingAfterBreak="0">
-    <w:nsid w:val="1AA8661A"/>
+  <w:abstractNum w:abstractNumId="3" w15:restartNumberingAfterBreak="0">
+    <w:nsid w:val="11E352F7"/>
     <w:multiLevelType w:val="hybridMultilevel"/>
-    <w:tmpl w:val="7ECAAE8A"/>
+    <w:tmpl w:val="2F9853C6"/>
     <w:lvl w:ilvl="0" w:tplc="04090001">
       <w:start w:val="1"/>
       <w:numFmt w:val="bullet"/>
@@ -31925,7 +35055,292 @@
       </w:rPr>
     </w:lvl>
   </w:abstractNum>
+  <w:abstractNum w:abstractNumId="4" w15:restartNumberingAfterBreak="0">
+    <w:nsid w:val="12E644E0"/>
+    <w:multiLevelType w:val="hybridMultilevel"/>
+    <w:tmpl w:val="35485ACC"/>
+    <w:lvl w:ilvl="0" w:tplc="0409000F">
+      <w:start w:val="1"/>
+      <w:numFmt w:val="decimal"/>
+      <w:lvlText w:val="%1."/>
+      <w:lvlJc w:val="left"/>
+      <w:pPr>
+        <w:ind w:left="440" w:hanging="440"/>
+      </w:pPr>
+    </w:lvl>
+    <w:lvl w:ilvl="1" w:tplc="04090019" w:tentative="1">
+      <w:start w:val="1"/>
+      <w:numFmt w:val="lowerLetter"/>
+      <w:lvlText w:val="%2)"/>
+      <w:lvlJc w:val="left"/>
+      <w:pPr>
+        <w:ind w:left="880" w:hanging="440"/>
+      </w:pPr>
+    </w:lvl>
+    <w:lvl w:ilvl="2" w:tplc="0409001B" w:tentative="1">
+      <w:start w:val="1"/>
+      <w:numFmt w:val="lowerRoman"/>
+      <w:lvlText w:val="%3."/>
+      <w:lvlJc w:val="right"/>
+      <w:pPr>
+        <w:ind w:left="1320" w:hanging="440"/>
+      </w:pPr>
+    </w:lvl>
+    <w:lvl w:ilvl="3" w:tplc="0409000F" w:tentative="1">
+      <w:start w:val="1"/>
+      <w:numFmt w:val="decimal"/>
+      <w:lvlText w:val="%4."/>
+      <w:lvlJc w:val="left"/>
+      <w:pPr>
+        <w:ind w:left="1760" w:hanging="440"/>
+      </w:pPr>
+    </w:lvl>
+    <w:lvl w:ilvl="4" w:tplc="04090019" w:tentative="1">
+      <w:start w:val="1"/>
+      <w:numFmt w:val="lowerLetter"/>
+      <w:lvlText w:val="%5)"/>
+      <w:lvlJc w:val="left"/>
+      <w:pPr>
+        <w:ind w:left="2200" w:hanging="440"/>
+      </w:pPr>
+    </w:lvl>
+    <w:lvl w:ilvl="5" w:tplc="0409001B" w:tentative="1">
+      <w:start w:val="1"/>
+      <w:numFmt w:val="lowerRoman"/>
+      <w:lvlText w:val="%6."/>
+      <w:lvlJc w:val="right"/>
+      <w:pPr>
+        <w:ind w:left="2640" w:hanging="440"/>
+      </w:pPr>
+    </w:lvl>
+    <w:lvl w:ilvl="6" w:tplc="0409000F" w:tentative="1">
+      <w:start w:val="1"/>
+      <w:numFmt w:val="decimal"/>
+      <w:lvlText w:val="%7."/>
+      <w:lvlJc w:val="left"/>
+      <w:pPr>
+        <w:ind w:left="3080" w:hanging="440"/>
+      </w:pPr>
+    </w:lvl>
+    <w:lvl w:ilvl="7" w:tplc="04090019" w:tentative="1">
+      <w:start w:val="1"/>
+      <w:numFmt w:val="lowerLetter"/>
+      <w:lvlText w:val="%8)"/>
+      <w:lvlJc w:val="left"/>
+      <w:pPr>
+        <w:ind w:left="3520" w:hanging="440"/>
+      </w:pPr>
+    </w:lvl>
+    <w:lvl w:ilvl="8" w:tplc="0409001B" w:tentative="1">
+      <w:start w:val="1"/>
+      <w:numFmt w:val="lowerRoman"/>
+      <w:lvlText w:val="%9."/>
+      <w:lvlJc w:val="right"/>
+      <w:pPr>
+        <w:ind w:left="3960" w:hanging="440"/>
+      </w:pPr>
+    </w:lvl>
+  </w:abstractNum>
   <w:abstractNum w:abstractNumId="5" w15:restartNumberingAfterBreak="0">
+    <w:nsid w:val="13957271"/>
+    <w:multiLevelType w:val="hybridMultilevel"/>
+    <w:tmpl w:val="6D3C1368"/>
+    <w:lvl w:ilvl="0" w:tplc="0409000F">
+      <w:start w:val="1"/>
+      <w:numFmt w:val="decimal"/>
+      <w:lvlText w:val="%1."/>
+      <w:lvlJc w:val="left"/>
+      <w:pPr>
+        <w:ind w:left="440" w:hanging="440"/>
+      </w:pPr>
+    </w:lvl>
+    <w:lvl w:ilvl="1" w:tplc="04090019" w:tentative="1">
+      <w:start w:val="1"/>
+      <w:numFmt w:val="lowerLetter"/>
+      <w:lvlText w:val="%2)"/>
+      <w:lvlJc w:val="left"/>
+      <w:pPr>
+        <w:ind w:left="880" w:hanging="440"/>
+      </w:pPr>
+    </w:lvl>
+    <w:lvl w:ilvl="2" w:tplc="0409001B" w:tentative="1">
+      <w:start w:val="1"/>
+      <w:numFmt w:val="lowerRoman"/>
+      <w:lvlText w:val="%3."/>
+      <w:lvlJc w:val="right"/>
+      <w:pPr>
+        <w:ind w:left="1320" w:hanging="440"/>
+      </w:pPr>
+    </w:lvl>
+    <w:lvl w:ilvl="3" w:tplc="0409000F" w:tentative="1">
+      <w:start w:val="1"/>
+      <w:numFmt w:val="decimal"/>
+      <w:lvlText w:val="%4."/>
+      <w:lvlJc w:val="left"/>
+      <w:pPr>
+        <w:ind w:left="1760" w:hanging="440"/>
+      </w:pPr>
+    </w:lvl>
+    <w:lvl w:ilvl="4" w:tplc="04090019" w:tentative="1">
+      <w:start w:val="1"/>
+      <w:numFmt w:val="lowerLetter"/>
+      <w:lvlText w:val="%5)"/>
+      <w:lvlJc w:val="left"/>
+      <w:pPr>
+        <w:ind w:left="2200" w:hanging="440"/>
+      </w:pPr>
+    </w:lvl>
+    <w:lvl w:ilvl="5" w:tplc="0409001B" w:tentative="1">
+      <w:start w:val="1"/>
+      <w:numFmt w:val="lowerRoman"/>
+      <w:lvlText w:val="%6."/>
+      <w:lvlJc w:val="right"/>
+      <w:pPr>
+        <w:ind w:left="2640" w:hanging="440"/>
+      </w:pPr>
+    </w:lvl>
+    <w:lvl w:ilvl="6" w:tplc="0409000F" w:tentative="1">
+      <w:start w:val="1"/>
+      <w:numFmt w:val="decimal"/>
+      <w:lvlText w:val="%7."/>
+      <w:lvlJc w:val="left"/>
+      <w:pPr>
+        <w:ind w:left="3080" w:hanging="440"/>
+      </w:pPr>
+    </w:lvl>
+    <w:lvl w:ilvl="7" w:tplc="04090019" w:tentative="1">
+      <w:start w:val="1"/>
+      <w:numFmt w:val="lowerLetter"/>
+      <w:lvlText w:val="%8)"/>
+      <w:lvlJc w:val="left"/>
+      <w:pPr>
+        <w:ind w:left="3520" w:hanging="440"/>
+      </w:pPr>
+    </w:lvl>
+    <w:lvl w:ilvl="8" w:tplc="0409001B" w:tentative="1">
+      <w:start w:val="1"/>
+      <w:numFmt w:val="lowerRoman"/>
+      <w:lvlText w:val="%9."/>
+      <w:lvlJc w:val="right"/>
+      <w:pPr>
+        <w:ind w:left="3960" w:hanging="440"/>
+      </w:pPr>
+    </w:lvl>
+  </w:abstractNum>
+  <w:abstractNum w:abstractNumId="6" w15:restartNumberingAfterBreak="0">
+    <w:nsid w:val="1AA8661A"/>
+    <w:multiLevelType w:val="hybridMultilevel"/>
+    <w:tmpl w:val="7ECAAE8A"/>
+    <w:lvl w:ilvl="0" w:tplc="04090001">
+      <w:start w:val="1"/>
+      <w:numFmt w:val="bullet"/>
+      <w:lvlText w:val=""/>
+      <w:lvlJc w:val="left"/>
+      <w:pPr>
+        <w:ind w:left="440" w:hanging="440"/>
+      </w:pPr>
+      <w:rPr>
+        <w:rFonts w:ascii="Wingdings" w:hAnsi="Wingdings" w:hint="default"/>
+      </w:rPr>
+    </w:lvl>
+    <w:lvl w:ilvl="1" w:tplc="04090003" w:tentative="1">
+      <w:start w:val="1"/>
+      <w:numFmt w:val="bullet"/>
+      <w:lvlText w:val=""/>
+      <w:lvlJc w:val="left"/>
+      <w:pPr>
+        <w:ind w:left="880" w:hanging="440"/>
+      </w:pPr>
+      <w:rPr>
+        <w:rFonts w:ascii="Wingdings" w:hAnsi="Wingdings" w:hint="default"/>
+      </w:rPr>
+    </w:lvl>
+    <w:lvl w:ilvl="2" w:tplc="04090005" w:tentative="1">
+      <w:start w:val="1"/>
+      <w:numFmt w:val="bullet"/>
+      <w:lvlText w:val=""/>
+      <w:lvlJc w:val="left"/>
+      <w:pPr>
+        <w:ind w:left="1320" w:hanging="440"/>
+      </w:pPr>
+      <w:rPr>
+        <w:rFonts w:ascii="Wingdings" w:hAnsi="Wingdings" w:hint="default"/>
+      </w:rPr>
+    </w:lvl>
+    <w:lvl w:ilvl="3" w:tplc="04090001" w:tentative="1">
+      <w:start w:val="1"/>
+      <w:numFmt w:val="bullet"/>
+      <w:lvlText w:val=""/>
+      <w:lvlJc w:val="left"/>
+      <w:pPr>
+        <w:ind w:left="1760" w:hanging="440"/>
+      </w:pPr>
+      <w:rPr>
+        <w:rFonts w:ascii="Wingdings" w:hAnsi="Wingdings" w:hint="default"/>
+      </w:rPr>
+    </w:lvl>
+    <w:lvl w:ilvl="4" w:tplc="04090003" w:tentative="1">
+      <w:start w:val="1"/>
+      <w:numFmt w:val="bullet"/>
+      <w:lvlText w:val=""/>
+      <w:lvlJc w:val="left"/>
+      <w:pPr>
+        <w:ind w:left="2200" w:hanging="440"/>
+      </w:pPr>
+      <w:rPr>
+        <w:rFonts w:ascii="Wingdings" w:hAnsi="Wingdings" w:hint="default"/>
+      </w:rPr>
+    </w:lvl>
+    <w:lvl w:ilvl="5" w:tplc="04090005" w:tentative="1">
+      <w:start w:val="1"/>
+      <w:numFmt w:val="bullet"/>
+      <w:lvlText w:val=""/>
+      <w:lvlJc w:val="left"/>
+      <w:pPr>
+        <w:ind w:left="2640" w:hanging="440"/>
+      </w:pPr>
+      <w:rPr>
+        <w:rFonts w:ascii="Wingdings" w:hAnsi="Wingdings" w:hint="default"/>
+      </w:rPr>
+    </w:lvl>
+    <w:lvl w:ilvl="6" w:tplc="04090001" w:tentative="1">
+      <w:start w:val="1"/>
+      <w:numFmt w:val="bullet"/>
+      <w:lvlText w:val=""/>
+      <w:lvlJc w:val="left"/>
+      <w:pPr>
+        <w:ind w:left="3080" w:hanging="440"/>
+      </w:pPr>
+      <w:rPr>
+        <w:rFonts w:ascii="Wingdings" w:hAnsi="Wingdings" w:hint="default"/>
+      </w:rPr>
+    </w:lvl>
+    <w:lvl w:ilvl="7" w:tplc="04090003" w:tentative="1">
+      <w:start w:val="1"/>
+      <w:numFmt w:val="bullet"/>
+      <w:lvlText w:val=""/>
+      <w:lvlJc w:val="left"/>
+      <w:pPr>
+        <w:ind w:left="3520" w:hanging="440"/>
+      </w:pPr>
+      <w:rPr>
+        <w:rFonts w:ascii="Wingdings" w:hAnsi="Wingdings" w:hint="default"/>
+      </w:rPr>
+    </w:lvl>
+    <w:lvl w:ilvl="8" w:tplc="04090005" w:tentative="1">
+      <w:start w:val="1"/>
+      <w:numFmt w:val="bullet"/>
+      <w:lvlText w:val=""/>
+      <w:lvlJc w:val="left"/>
+      <w:pPr>
+        <w:ind w:left="3960" w:hanging="440"/>
+      </w:pPr>
+      <w:rPr>
+        <w:rFonts w:ascii="Wingdings" w:hAnsi="Wingdings" w:hint="default"/>
+      </w:rPr>
+    </w:lvl>
+  </w:abstractNum>
+  <w:abstractNum w:abstractNumId="7" w15:restartNumberingAfterBreak="0">
     <w:nsid w:val="26456140"/>
     <w:multiLevelType w:val="hybridMultilevel"/>
     <w:tmpl w:val="D5465CD4"/>
@@ -32014,7 +35429,7 @@
       </w:pPr>
     </w:lvl>
   </w:abstractNum>
-  <w:abstractNum w:abstractNumId="6" w15:restartNumberingAfterBreak="0">
+  <w:abstractNum w:abstractNumId="8" w15:restartNumberingAfterBreak="0">
     <w:nsid w:val="285D3E79"/>
     <w:multiLevelType w:val="hybridMultilevel"/>
     <w:tmpl w:val="D0D63E56"/>
@@ -32127,7 +35542,7 @@
       </w:rPr>
     </w:lvl>
   </w:abstractNum>
-  <w:abstractNum w:abstractNumId="7" w15:restartNumberingAfterBreak="0">
+  <w:abstractNum w:abstractNumId="9" w15:restartNumberingAfterBreak="0">
     <w:nsid w:val="297F3A7D"/>
     <w:multiLevelType w:val="hybridMultilevel"/>
     <w:tmpl w:val="FA182A84"/>
@@ -32240,7 +35655,7 @@
       </w:rPr>
     </w:lvl>
   </w:abstractNum>
-  <w:abstractNum w:abstractNumId="8" w15:restartNumberingAfterBreak="0">
+  <w:abstractNum w:abstractNumId="10" w15:restartNumberingAfterBreak="0">
     <w:nsid w:val="29C821CC"/>
     <w:multiLevelType w:val="hybridMultilevel"/>
     <w:tmpl w:val="B28E7DDA"/>
@@ -32353,7 +35768,7 @@
       </w:rPr>
     </w:lvl>
   </w:abstractNum>
-  <w:abstractNum w:abstractNumId="9" w15:restartNumberingAfterBreak="0">
+  <w:abstractNum w:abstractNumId="11" w15:restartNumberingAfterBreak="0">
     <w:nsid w:val="2D926A25"/>
     <w:multiLevelType w:val="hybridMultilevel"/>
     <w:tmpl w:val="2ACE6FC6"/>
@@ -32466,7 +35881,7 @@
       </w:rPr>
     </w:lvl>
   </w:abstractNum>
-  <w:abstractNum w:abstractNumId="10" w15:restartNumberingAfterBreak="0">
+  <w:abstractNum w:abstractNumId="12" w15:restartNumberingAfterBreak="0">
     <w:nsid w:val="32214886"/>
     <w:multiLevelType w:val="hybridMultilevel"/>
     <w:tmpl w:val="22F0DA86"/>
@@ -32579,7 +35994,7 @@
       </w:rPr>
     </w:lvl>
   </w:abstractNum>
-  <w:abstractNum w:abstractNumId="11" w15:restartNumberingAfterBreak="0">
+  <w:abstractNum w:abstractNumId="13" w15:restartNumberingAfterBreak="0">
     <w:nsid w:val="345E37BB"/>
     <w:multiLevelType w:val="hybridMultilevel"/>
     <w:tmpl w:val="827C6608"/>
@@ -32665,7 +36080,7 @@
       </w:pPr>
     </w:lvl>
   </w:abstractNum>
-  <w:abstractNum w:abstractNumId="12" w15:restartNumberingAfterBreak="0">
+  <w:abstractNum w:abstractNumId="14" w15:restartNumberingAfterBreak="0">
     <w:nsid w:val="362A1918"/>
     <w:multiLevelType w:val="hybridMultilevel"/>
     <w:tmpl w:val="A9A228E4"/>
@@ -32751,7 +36166,7 @@
       </w:pPr>
     </w:lvl>
   </w:abstractNum>
-  <w:abstractNum w:abstractNumId="13" w15:restartNumberingAfterBreak="0">
+  <w:abstractNum w:abstractNumId="15" w15:restartNumberingAfterBreak="0">
     <w:nsid w:val="385433FF"/>
     <w:multiLevelType w:val="hybridMultilevel"/>
     <w:tmpl w:val="DA8CA9F4"/>
@@ -32864,7 +36279,7 @@
       </w:rPr>
     </w:lvl>
   </w:abstractNum>
-  <w:abstractNum w:abstractNumId="14" w15:restartNumberingAfterBreak="0">
+  <w:abstractNum w:abstractNumId="16" w15:restartNumberingAfterBreak="0">
     <w:nsid w:val="39535D16"/>
     <w:multiLevelType w:val="hybridMultilevel"/>
     <w:tmpl w:val="DA9896B2"/>
@@ -32977,7 +36392,7 @@
       </w:rPr>
     </w:lvl>
   </w:abstractNum>
-  <w:abstractNum w:abstractNumId="15" w15:restartNumberingAfterBreak="0">
+  <w:abstractNum w:abstractNumId="17" w15:restartNumberingAfterBreak="0">
     <w:nsid w:val="397E6041"/>
     <w:multiLevelType w:val="hybridMultilevel"/>
     <w:tmpl w:val="DB560BE8"/>
@@ -33063,7 +36478,7 @@
       </w:pPr>
     </w:lvl>
   </w:abstractNum>
-  <w:abstractNum w:abstractNumId="16" w15:restartNumberingAfterBreak="0">
+  <w:abstractNum w:abstractNumId="18" w15:restartNumberingAfterBreak="0">
     <w:nsid w:val="39DC79A5"/>
     <w:multiLevelType w:val="hybridMultilevel"/>
     <w:tmpl w:val="0054ECC4"/>
@@ -33176,7 +36591,7 @@
       </w:rPr>
     </w:lvl>
   </w:abstractNum>
-  <w:abstractNum w:abstractNumId="17" w15:restartNumberingAfterBreak="0">
+  <w:abstractNum w:abstractNumId="19" w15:restartNumberingAfterBreak="0">
     <w:nsid w:val="3F641816"/>
     <w:multiLevelType w:val="hybridMultilevel"/>
     <w:tmpl w:val="5D2E4152"/>
@@ -33262,7 +36677,7 @@
       </w:pPr>
     </w:lvl>
   </w:abstractNum>
-  <w:abstractNum w:abstractNumId="18" w15:restartNumberingAfterBreak="0">
+  <w:abstractNum w:abstractNumId="20" w15:restartNumberingAfterBreak="0">
     <w:nsid w:val="45FC1789"/>
     <w:multiLevelType w:val="hybridMultilevel"/>
     <w:tmpl w:val="1888805C"/>
@@ -33375,7 +36790,7 @@
       </w:rPr>
     </w:lvl>
   </w:abstractNum>
-  <w:abstractNum w:abstractNumId="19" w15:restartNumberingAfterBreak="0">
+  <w:abstractNum w:abstractNumId="21" w15:restartNumberingAfterBreak="0">
     <w:nsid w:val="47B2310E"/>
     <w:multiLevelType w:val="hybridMultilevel"/>
     <w:tmpl w:val="20BC4EE0"/>
@@ -33488,7 +36903,7 @@
       </w:rPr>
     </w:lvl>
   </w:abstractNum>
-  <w:abstractNum w:abstractNumId="20" w15:restartNumberingAfterBreak="0">
+  <w:abstractNum w:abstractNumId="22" w15:restartNumberingAfterBreak="0">
     <w:nsid w:val="4991170E"/>
     <w:multiLevelType w:val="hybridMultilevel"/>
     <w:tmpl w:val="360CDE50"/>
@@ -33601,7 +37016,7 @@
       </w:rPr>
     </w:lvl>
   </w:abstractNum>
-  <w:abstractNum w:abstractNumId="21" w15:restartNumberingAfterBreak="0">
+  <w:abstractNum w:abstractNumId="23" w15:restartNumberingAfterBreak="0">
     <w:nsid w:val="4D2E1D14"/>
     <w:multiLevelType w:val="hybridMultilevel"/>
     <w:tmpl w:val="73085918"/>
@@ -33714,7 +37129,7 @@
       </w:rPr>
     </w:lvl>
   </w:abstractNum>
-  <w:abstractNum w:abstractNumId="22" w15:restartNumberingAfterBreak="0">
+  <w:abstractNum w:abstractNumId="24" w15:restartNumberingAfterBreak="0">
     <w:nsid w:val="4E0146D1"/>
     <w:multiLevelType w:val="hybridMultilevel"/>
     <w:tmpl w:val="1ACA2846"/>
@@ -33827,7 +37242,7 @@
       </w:rPr>
     </w:lvl>
   </w:abstractNum>
-  <w:abstractNum w:abstractNumId="23" w15:restartNumberingAfterBreak="0">
+  <w:abstractNum w:abstractNumId="25" w15:restartNumberingAfterBreak="0">
     <w:nsid w:val="53150E4F"/>
     <w:multiLevelType w:val="hybridMultilevel"/>
     <w:tmpl w:val="22661810"/>
@@ -33940,7 +37355,7 @@
       </w:rPr>
     </w:lvl>
   </w:abstractNum>
-  <w:abstractNum w:abstractNumId="24" w15:restartNumberingAfterBreak="0">
+  <w:abstractNum w:abstractNumId="26" w15:restartNumberingAfterBreak="0">
     <w:nsid w:val="59BC3FB6"/>
     <w:multiLevelType w:val="hybridMultilevel"/>
     <w:tmpl w:val="EB22F6B0"/>
@@ -34053,7 +37468,7 @@
       </w:rPr>
     </w:lvl>
   </w:abstractNum>
-  <w:abstractNum w:abstractNumId="25" w15:restartNumberingAfterBreak="0">
+  <w:abstractNum w:abstractNumId="27" w15:restartNumberingAfterBreak="0">
     <w:nsid w:val="5BDC4818"/>
     <w:multiLevelType w:val="hybridMultilevel"/>
     <w:tmpl w:val="28E05ED2"/>
@@ -34166,7 +37581,7 @@
       </w:rPr>
     </w:lvl>
   </w:abstractNum>
-  <w:abstractNum w:abstractNumId="26" w15:restartNumberingAfterBreak="0">
+  <w:abstractNum w:abstractNumId="28" w15:restartNumberingAfterBreak="0">
     <w:nsid w:val="5F61611E"/>
     <w:multiLevelType w:val="hybridMultilevel"/>
     <w:tmpl w:val="F0B4ADC0"/>
@@ -34279,7 +37694,7 @@
       </w:rPr>
     </w:lvl>
   </w:abstractNum>
-  <w:abstractNum w:abstractNumId="27" w15:restartNumberingAfterBreak="0">
+  <w:abstractNum w:abstractNumId="29" w15:restartNumberingAfterBreak="0">
     <w:nsid w:val="60834FC2"/>
     <w:multiLevelType w:val="hybridMultilevel"/>
     <w:tmpl w:val="07FC8F94"/>
@@ -34365,7 +37780,7 @@
       </w:pPr>
     </w:lvl>
   </w:abstractNum>
-  <w:abstractNum w:abstractNumId="28" w15:restartNumberingAfterBreak="0">
+  <w:abstractNum w:abstractNumId="30" w15:restartNumberingAfterBreak="0">
     <w:nsid w:val="660C3916"/>
     <w:multiLevelType w:val="hybridMultilevel"/>
     <w:tmpl w:val="A5A4ECE2"/>
@@ -34478,7 +37893,7 @@
       </w:rPr>
     </w:lvl>
   </w:abstractNum>
-  <w:abstractNum w:abstractNumId="29" w15:restartNumberingAfterBreak="0">
+  <w:abstractNum w:abstractNumId="31" w15:restartNumberingAfterBreak="0">
     <w:nsid w:val="660F1A3F"/>
     <w:multiLevelType w:val="hybridMultilevel"/>
     <w:tmpl w:val="22FA14F4"/>
@@ -34591,7 +38006,7 @@
       </w:rPr>
     </w:lvl>
   </w:abstractNum>
-  <w:abstractNum w:abstractNumId="30" w15:restartNumberingAfterBreak="0">
+  <w:abstractNum w:abstractNumId="32" w15:restartNumberingAfterBreak="0">
     <w:nsid w:val="66370860"/>
     <w:multiLevelType w:val="hybridMultilevel"/>
     <w:tmpl w:val="13F0329C"/>
@@ -34704,7 +38119,7 @@
       </w:rPr>
     </w:lvl>
   </w:abstractNum>
-  <w:abstractNum w:abstractNumId="31" w15:restartNumberingAfterBreak="0">
+  <w:abstractNum w:abstractNumId="33" w15:restartNumberingAfterBreak="0">
     <w:nsid w:val="6B0F788B"/>
     <w:multiLevelType w:val="hybridMultilevel"/>
     <w:tmpl w:val="70AE25C4"/>
@@ -34817,7 +38232,7 @@
       </w:rPr>
     </w:lvl>
   </w:abstractNum>
-  <w:abstractNum w:abstractNumId="32" w15:restartNumberingAfterBreak="0">
+  <w:abstractNum w:abstractNumId="34" w15:restartNumberingAfterBreak="0">
     <w:nsid w:val="6CAC4CE3"/>
     <w:multiLevelType w:val="hybridMultilevel"/>
     <w:tmpl w:val="BC3259D0"/>
@@ -34930,7 +38345,7 @@
       </w:rPr>
     </w:lvl>
   </w:abstractNum>
-  <w:abstractNum w:abstractNumId="33" w15:restartNumberingAfterBreak="0">
+  <w:abstractNum w:abstractNumId="35" w15:restartNumberingAfterBreak="0">
     <w:nsid w:val="6F3814DD"/>
     <w:multiLevelType w:val="hybridMultilevel"/>
     <w:tmpl w:val="3348D810"/>
@@ -35016,7 +38431,7 @@
       </w:pPr>
     </w:lvl>
   </w:abstractNum>
-  <w:abstractNum w:abstractNumId="34" w15:restartNumberingAfterBreak="0">
+  <w:abstractNum w:abstractNumId="36" w15:restartNumberingAfterBreak="0">
     <w:nsid w:val="6F474CE6"/>
     <w:multiLevelType w:val="hybridMultilevel"/>
     <w:tmpl w:val="AB6A71A8"/>
@@ -35129,7 +38544,7 @@
       </w:rPr>
     </w:lvl>
   </w:abstractNum>
-  <w:abstractNum w:abstractNumId="35" w15:restartNumberingAfterBreak="0">
+  <w:abstractNum w:abstractNumId="37" w15:restartNumberingAfterBreak="0">
     <w:nsid w:val="7190796C"/>
     <w:multiLevelType w:val="hybridMultilevel"/>
     <w:tmpl w:val="F0965E76"/>
@@ -35215,7 +38630,7 @@
       </w:pPr>
     </w:lvl>
   </w:abstractNum>
-  <w:abstractNum w:abstractNumId="36" w15:restartNumberingAfterBreak="0">
+  <w:abstractNum w:abstractNumId="38" w15:restartNumberingAfterBreak="0">
     <w:nsid w:val="73320678"/>
     <w:multiLevelType w:val="hybridMultilevel"/>
     <w:tmpl w:val="CF32636A"/>
@@ -35301,10 +38716,10 @@
       </w:pPr>
     </w:lvl>
   </w:abstractNum>
-  <w:abstractNum w:abstractNumId="37" w15:restartNumberingAfterBreak="0">
-    <w:nsid w:val="78A53583"/>
+  <w:abstractNum w:abstractNumId="39" w15:restartNumberingAfterBreak="0">
+    <w:nsid w:val="735678C3"/>
     <w:multiLevelType w:val="hybridMultilevel"/>
-    <w:tmpl w:val="2C8E8EE2"/>
+    <w:tmpl w:val="64AEE86E"/>
     <w:lvl w:ilvl="0" w:tplc="04090001">
       <w:start w:val="1"/>
       <w:numFmt w:val="bullet"/>
@@ -35414,10 +38829,10 @@
       </w:rPr>
     </w:lvl>
   </w:abstractNum>
-  <w:abstractNum w:abstractNumId="38" w15:restartNumberingAfterBreak="0">
-    <w:nsid w:val="7FC57B4B"/>
+  <w:abstractNum w:abstractNumId="40" w15:restartNumberingAfterBreak="0">
+    <w:nsid w:val="78A53583"/>
     <w:multiLevelType w:val="hybridMultilevel"/>
-    <w:tmpl w:val="8CAE751C"/>
+    <w:tmpl w:val="2C8E8EE2"/>
     <w:lvl w:ilvl="0" w:tplc="04090001">
       <w:start w:val="1"/>
       <w:numFmt w:val="bullet"/>
@@ -35527,122 +38942,244 @@
       </w:rPr>
     </w:lvl>
   </w:abstractNum>
+  <w:abstractNum w:abstractNumId="41" w15:restartNumberingAfterBreak="0">
+    <w:nsid w:val="7FC57B4B"/>
+    <w:multiLevelType w:val="hybridMultilevel"/>
+    <w:tmpl w:val="8CAE751C"/>
+    <w:lvl w:ilvl="0" w:tplc="04090001">
+      <w:start w:val="1"/>
+      <w:numFmt w:val="bullet"/>
+      <w:lvlText w:val=""/>
+      <w:lvlJc w:val="left"/>
+      <w:pPr>
+        <w:ind w:left="440" w:hanging="440"/>
+      </w:pPr>
+      <w:rPr>
+        <w:rFonts w:ascii="Wingdings" w:hAnsi="Wingdings" w:hint="default"/>
+      </w:rPr>
+    </w:lvl>
+    <w:lvl w:ilvl="1" w:tplc="04090003" w:tentative="1">
+      <w:start w:val="1"/>
+      <w:numFmt w:val="bullet"/>
+      <w:lvlText w:val=""/>
+      <w:lvlJc w:val="left"/>
+      <w:pPr>
+        <w:ind w:left="880" w:hanging="440"/>
+      </w:pPr>
+      <w:rPr>
+        <w:rFonts w:ascii="Wingdings" w:hAnsi="Wingdings" w:hint="default"/>
+      </w:rPr>
+    </w:lvl>
+    <w:lvl w:ilvl="2" w:tplc="04090005" w:tentative="1">
+      <w:start w:val="1"/>
+      <w:numFmt w:val="bullet"/>
+      <w:lvlText w:val=""/>
+      <w:lvlJc w:val="left"/>
+      <w:pPr>
+        <w:ind w:left="1320" w:hanging="440"/>
+      </w:pPr>
+      <w:rPr>
+        <w:rFonts w:ascii="Wingdings" w:hAnsi="Wingdings" w:hint="default"/>
+      </w:rPr>
+    </w:lvl>
+    <w:lvl w:ilvl="3" w:tplc="04090001" w:tentative="1">
+      <w:start w:val="1"/>
+      <w:numFmt w:val="bullet"/>
+      <w:lvlText w:val=""/>
+      <w:lvlJc w:val="left"/>
+      <w:pPr>
+        <w:ind w:left="1760" w:hanging="440"/>
+      </w:pPr>
+      <w:rPr>
+        <w:rFonts w:ascii="Wingdings" w:hAnsi="Wingdings" w:hint="default"/>
+      </w:rPr>
+    </w:lvl>
+    <w:lvl w:ilvl="4" w:tplc="04090003" w:tentative="1">
+      <w:start w:val="1"/>
+      <w:numFmt w:val="bullet"/>
+      <w:lvlText w:val=""/>
+      <w:lvlJc w:val="left"/>
+      <w:pPr>
+        <w:ind w:left="2200" w:hanging="440"/>
+      </w:pPr>
+      <w:rPr>
+        <w:rFonts w:ascii="Wingdings" w:hAnsi="Wingdings" w:hint="default"/>
+      </w:rPr>
+    </w:lvl>
+    <w:lvl w:ilvl="5" w:tplc="04090005" w:tentative="1">
+      <w:start w:val="1"/>
+      <w:numFmt w:val="bullet"/>
+      <w:lvlText w:val=""/>
+      <w:lvlJc w:val="left"/>
+      <w:pPr>
+        <w:ind w:left="2640" w:hanging="440"/>
+      </w:pPr>
+      <w:rPr>
+        <w:rFonts w:ascii="Wingdings" w:hAnsi="Wingdings" w:hint="default"/>
+      </w:rPr>
+    </w:lvl>
+    <w:lvl w:ilvl="6" w:tplc="04090001" w:tentative="1">
+      <w:start w:val="1"/>
+      <w:numFmt w:val="bullet"/>
+      <w:lvlText w:val=""/>
+      <w:lvlJc w:val="left"/>
+      <w:pPr>
+        <w:ind w:left="3080" w:hanging="440"/>
+      </w:pPr>
+      <w:rPr>
+        <w:rFonts w:ascii="Wingdings" w:hAnsi="Wingdings" w:hint="default"/>
+      </w:rPr>
+    </w:lvl>
+    <w:lvl w:ilvl="7" w:tplc="04090003" w:tentative="1">
+      <w:start w:val="1"/>
+      <w:numFmt w:val="bullet"/>
+      <w:lvlText w:val=""/>
+      <w:lvlJc w:val="left"/>
+      <w:pPr>
+        <w:ind w:left="3520" w:hanging="440"/>
+      </w:pPr>
+      <w:rPr>
+        <w:rFonts w:ascii="Wingdings" w:hAnsi="Wingdings" w:hint="default"/>
+      </w:rPr>
+    </w:lvl>
+    <w:lvl w:ilvl="8" w:tplc="04090005" w:tentative="1">
+      <w:start w:val="1"/>
+      <w:numFmt w:val="bullet"/>
+      <w:lvlText w:val=""/>
+      <w:lvlJc w:val="left"/>
+      <w:pPr>
+        <w:ind w:left="3960" w:hanging="440"/>
+      </w:pPr>
+      <w:rPr>
+        <w:rFonts w:ascii="Wingdings" w:hAnsi="Wingdings" w:hint="default"/>
+      </w:rPr>
+    </w:lvl>
+  </w:abstractNum>
   <w:num w:numId="1" w16cid:durableId="1088893493">
-    <w:abstractNumId w:val="5"/>
+    <w:abstractNumId w:val="7"/>
   </w:num>
   <w:num w:numId="2" w16cid:durableId="1902130218">
-    <w:abstractNumId w:val="32"/>
+    <w:abstractNumId w:val="34"/>
   </w:num>
   <w:num w:numId="3" w16cid:durableId="825243067">
-    <w:abstractNumId w:val="38"/>
+    <w:abstractNumId w:val="41"/>
   </w:num>
   <w:num w:numId="4" w16cid:durableId="1650936333">
-    <w:abstractNumId w:val="1"/>
+    <w:abstractNumId w:val="2"/>
   </w:num>
   <w:num w:numId="5" w16cid:durableId="1210417113">
-    <w:abstractNumId w:val="34"/>
+    <w:abstractNumId w:val="36"/>
   </w:num>
   <w:num w:numId="6" w16cid:durableId="2106267987">
-    <w:abstractNumId w:val="11"/>
+    <w:abstractNumId w:val="13"/>
   </w:num>
   <w:num w:numId="7" w16cid:durableId="724573136">
-    <w:abstractNumId w:val="15"/>
+    <w:abstractNumId w:val="17"/>
   </w:num>
   <w:num w:numId="8" w16cid:durableId="138499036">
-    <w:abstractNumId w:val="36"/>
+    <w:abstractNumId w:val="38"/>
   </w:num>
   <w:num w:numId="9" w16cid:durableId="239291600">
     <w:abstractNumId w:val="0"/>
   </w:num>
   <w:num w:numId="10" w16cid:durableId="655229206">
+    <w:abstractNumId w:val="28"/>
+  </w:num>
+  <w:num w:numId="11" w16cid:durableId="1731422127">
+    <w:abstractNumId w:val="30"/>
+  </w:num>
+  <w:num w:numId="12" w16cid:durableId="2081126972">
+    <w:abstractNumId w:val="3"/>
+  </w:num>
+  <w:num w:numId="13" w16cid:durableId="418411872">
+    <w:abstractNumId w:val="18"/>
+  </w:num>
+  <w:num w:numId="14" w16cid:durableId="1300645266">
+    <w:abstractNumId w:val="9"/>
+  </w:num>
+  <w:num w:numId="15" w16cid:durableId="432015554">
+    <w:abstractNumId w:val="10"/>
+  </w:num>
+  <w:num w:numId="16" w16cid:durableId="1734038844">
+    <w:abstractNumId w:val="5"/>
+  </w:num>
+  <w:num w:numId="17" w16cid:durableId="1483690237">
+    <w:abstractNumId w:val="25"/>
+  </w:num>
+  <w:num w:numId="18" w16cid:durableId="915555186">
+    <w:abstractNumId w:val="12"/>
+  </w:num>
+  <w:num w:numId="19" w16cid:durableId="180625612">
+    <w:abstractNumId w:val="27"/>
+  </w:num>
+  <w:num w:numId="20" w16cid:durableId="1692603408">
+    <w:abstractNumId w:val="32"/>
+  </w:num>
+  <w:num w:numId="21" w16cid:durableId="1208951049">
+    <w:abstractNumId w:val="6"/>
+  </w:num>
+  <w:num w:numId="22" w16cid:durableId="679044347">
+    <w:abstractNumId w:val="21"/>
+  </w:num>
+  <w:num w:numId="23" w16cid:durableId="762990248">
+    <w:abstractNumId w:val="16"/>
+  </w:num>
+  <w:num w:numId="24" w16cid:durableId="1258061080">
+    <w:abstractNumId w:val="22"/>
+  </w:num>
+  <w:num w:numId="25" w16cid:durableId="1726249794">
+    <w:abstractNumId w:val="29"/>
+  </w:num>
+  <w:num w:numId="26" w16cid:durableId="397824403">
+    <w:abstractNumId w:val="14"/>
+  </w:num>
+  <w:num w:numId="27" w16cid:durableId="1526673573">
+    <w:abstractNumId w:val="35"/>
+  </w:num>
+  <w:num w:numId="28" w16cid:durableId="1628463096">
+    <w:abstractNumId w:val="40"/>
+  </w:num>
+  <w:num w:numId="29" w16cid:durableId="1287471671">
+    <w:abstractNumId w:val="37"/>
+  </w:num>
+  <w:num w:numId="30" w16cid:durableId="523397728">
+    <w:abstractNumId w:val="19"/>
+  </w:num>
+  <w:num w:numId="31" w16cid:durableId="761099290">
+    <w:abstractNumId w:val="33"/>
+  </w:num>
+  <w:num w:numId="32" w16cid:durableId="1047609953">
+    <w:abstractNumId w:val="20"/>
+  </w:num>
+  <w:num w:numId="33" w16cid:durableId="56320325">
     <w:abstractNumId w:val="26"/>
   </w:num>
-  <w:num w:numId="11" w16cid:durableId="1731422127">
-    <w:abstractNumId w:val="28"/>
+  <w:num w:numId="34" w16cid:durableId="1047024974">
+    <w:abstractNumId w:val="24"/>
   </w:num>
-  <w:num w:numId="12" w16cid:durableId="2081126972">
-    <w:abstractNumId w:val="2"/>
+  <w:num w:numId="35" w16cid:durableId="1480806689">
+    <w:abstractNumId w:val="11"/>
   </w:num>
-  <w:num w:numId="13" w16cid:durableId="418411872">
-    <w:abstractNumId w:val="16"/>
+  <w:num w:numId="36" w16cid:durableId="1227254602">
+    <w:abstractNumId w:val="23"/>
   </w:num>
-  <w:num w:numId="14" w16cid:durableId="1300645266">
-    <w:abstractNumId w:val="7"/>
-  </w:num>
-  <w:num w:numId="15" w16cid:durableId="432015554">
+  <w:num w:numId="37" w16cid:durableId="1774743530">
     <w:abstractNumId w:val="8"/>
   </w:num>
-  <w:num w:numId="16" w16cid:durableId="1734038844">
-    <w:abstractNumId w:val="3"/>
+  <w:num w:numId="38" w16cid:durableId="227767778">
+    <w:abstractNumId w:val="15"/>
   </w:num>
-  <w:num w:numId="17" w16cid:durableId="1483690237">
-    <w:abstractNumId w:val="23"/>
-  </w:num>
-  <w:num w:numId="18" w16cid:durableId="915555186">
-    <w:abstractNumId w:val="10"/>
-  </w:num>
-  <w:num w:numId="19" w16cid:durableId="180625612">
-    <w:abstractNumId w:val="25"/>
-  </w:num>
-  <w:num w:numId="20" w16cid:durableId="1692603408">
-    <w:abstractNumId w:val="30"/>
-  </w:num>
-  <w:num w:numId="21" w16cid:durableId="1208951049">
-    <w:abstractNumId w:val="4"/>
-  </w:num>
-  <w:num w:numId="22" w16cid:durableId="679044347">
-    <w:abstractNumId w:val="19"/>
-  </w:num>
-  <w:num w:numId="23" w16cid:durableId="762990248">
-    <w:abstractNumId w:val="14"/>
-  </w:num>
-  <w:num w:numId="24" w16cid:durableId="1258061080">
-    <w:abstractNumId w:val="20"/>
-  </w:num>
-  <w:num w:numId="25" w16cid:durableId="1726249794">
-    <w:abstractNumId w:val="27"/>
-  </w:num>
-  <w:num w:numId="26" w16cid:durableId="397824403">
-    <w:abstractNumId w:val="12"/>
-  </w:num>
-  <w:num w:numId="27" w16cid:durableId="1526673573">
-    <w:abstractNumId w:val="33"/>
-  </w:num>
-  <w:num w:numId="28" w16cid:durableId="1628463096">
-    <w:abstractNumId w:val="37"/>
-  </w:num>
-  <w:num w:numId="29" w16cid:durableId="1287471671">
-    <w:abstractNumId w:val="35"/>
-  </w:num>
-  <w:num w:numId="30" w16cid:durableId="523397728">
-    <w:abstractNumId w:val="17"/>
-  </w:num>
-  <w:num w:numId="31" w16cid:durableId="761099290">
+  <w:num w:numId="39" w16cid:durableId="1591818652">
     <w:abstractNumId w:val="31"/>
   </w:num>
-  <w:num w:numId="32" w16cid:durableId="1047609953">
-    <w:abstractNumId w:val="18"/>
+  <w:num w:numId="40" w16cid:durableId="1950233366">
+    <w:abstractNumId w:val="1"/>
   </w:num>
-  <w:num w:numId="33" w16cid:durableId="56320325">
-    <w:abstractNumId w:val="24"/>
+  <w:num w:numId="41" w16cid:durableId="1439376445">
+    <w:abstractNumId w:val="39"/>
   </w:num>
-  <w:num w:numId="34" w16cid:durableId="1047024974">
-    <w:abstractNumId w:val="22"/>
-  </w:num>
-  <w:num w:numId="35" w16cid:durableId="1480806689">
-    <w:abstractNumId w:val="9"/>
-  </w:num>
-  <w:num w:numId="36" w16cid:durableId="1227254602">
-    <w:abstractNumId w:val="21"/>
-  </w:num>
-  <w:num w:numId="37" w16cid:durableId="1774743530">
-    <w:abstractNumId w:val="6"/>
-  </w:num>
-  <w:num w:numId="38" w16cid:durableId="227767778">
-    <w:abstractNumId w:val="13"/>
-  </w:num>
-  <w:num w:numId="39" w16cid:durableId="1591818652">
-    <w:abstractNumId w:val="29"/>
+  <w:num w:numId="42" w16cid:durableId="1528907964">
+    <w:abstractNumId w:val="4"/>
   </w:num>
 </w:numbering>
 </file>
@@ -36077,6 +39614,7 @@
   <w:style w:type="character" w:default="1" w:styleId="a0">
     <w:name w:val="Default Paragraph Font"/>
     <w:uiPriority w:val="1"/>
+    <w:semiHidden/>
     <w:unhideWhenUsed/>
   </w:style>
   <w:style w:type="table" w:default="1" w:styleId="a1">
